--- a/CA1-Predicting_Full_Room_Occupancy_in_Small_Pub.docx
+++ b/CA1-Predicting_Full_Room_Occupancy_in_Small_Pub.docx
@@ -3,9 +3,309 @@
 <w:document xmlns:wpc="http://schemas.microsoft.com/office/word/2010/wordprocessingCanvas" xmlns:cx="http://schemas.microsoft.com/office/drawing/2014/chartex" xmlns:cx1="http://schemas.microsoft.com/office/drawing/2015/9/8/chartex" xmlns:cx2="http://schemas.microsoft.com/office/drawing/2015/10/21/chartex" xmlns:cx3="http://schemas.microsoft.com/office/drawing/2016/5/9/chartex" xmlns:cx4="http://schemas.microsoft.com/office/drawing/2016/5/10/chartex" xmlns:cx5="http://schemas.microsoft.com/office/drawing/2016/5/11/chartex" xmlns:cx6="http://schemas.microsoft.com/office/drawing/2016/5/12/chartex" xmlns:cx7="http://schemas.microsoft.com/office/drawing/2016/5/13/chartex" xmlns:cx8="http://schemas.microsoft.com/office/drawing/2016/5/14/chartex" xmlns:mc="http://schemas.openxmlformats.org/markup-compatibility/2006" xmlns:aink="http://schemas.microsoft.com/office/drawing/2016/ink" xmlns:am3d="http://schemas.microsoft.com/office/drawing/2017/model3d" xmlns:o="urn:schemas-microsoft-com:office:office" xmlns:oel="http://schemas.microsoft.com/office/2019/extlst" xmlns:r="http://schemas.openxmlformats.org/officeDocument/2006/relationships" xmlns:m="http://schemas.openxmlformats.org/officeDocument/2006/math" xmlns:v="urn:schemas-microsoft-com:vml" xmlns:wp14="http://schemas.microsoft.com/office/word/2010/wordprocessingDrawing" xmlns:wp="http://schemas.openxmlformats.org/drawingml/2006/wordprocessingDrawing" xmlns:w10="urn:schemas-microsoft-com:office:word" xmlns:w="http://schemas.openxmlformats.org/wordprocessingml/2006/main" xmlns:w14="http://schemas.microsoft.com/office/word/2010/wordml" xmlns:w15="http://schemas.microsoft.com/office/word/2012/wordml" xmlns:w16cex="http://schemas.microsoft.com/office/word/2018/wordml/cex" xmlns:w16cid="http://schemas.microsoft.com/office/word/2016/wordml/cid" xmlns:w16="http://schemas.microsoft.com/office/word/2018/wordml" xmlns:w16du="http://schemas.microsoft.com/office/word/2023/wordml/word16du" xmlns:w16sdtdh="http://schemas.microsoft.com/office/word/2020/wordml/sdtdatahash" xmlns:w16sdtfl="http://schemas.microsoft.com/office/word/2024/wordml/sdtformatlock" xmlns:w16se="http://schemas.microsoft.com/office/word/2015/wordml/symex" xmlns:wpg="http://schemas.microsoft.com/office/word/2010/wordprocessingGroup" xmlns:wpi="http://schemas.microsoft.com/office/word/2010/wordprocessingInk" xmlns:wne="http://schemas.microsoft.com/office/word/2006/wordml" xmlns:wps="http://schemas.microsoft.com/office/word/2010/wordprocessingShape" mc:Ignorable="w14 w15 w16se w16cid w16 w16cex w16sdtdh w16sdtfl w16du wp14">
   <w:body>
     <w:p>
+      <w:pPr>
+        <w:jc w:val="center"/>
+        <w:rPr>
+          <w:rFonts w:ascii="Arial" w:hAnsi="Arial" w:cs="Arial"/>
+          <w:b/>
+          <w:bCs/>
+          <w:sz w:val="28"/>
+          <w:szCs w:val="28"/>
+        </w:rPr>
+      </w:pPr>
       <w:r>
-        <w:t>Predicting-Full-Room-Occupancy-in-a-Small-Pub-Accommodation-During-the-Summer-Season-.git</w:t>
+        <w:rPr>
+          <w:rFonts w:ascii="Arial" w:hAnsi="Arial" w:cs="Arial"/>
+          <w:b/>
+          <w:bCs/>
+          <w:sz w:val="28"/>
+          <w:szCs w:val="28"/>
+        </w:rPr>
+        <w:t>Predicting Full Occupancy in a Six-Room Pub Accommodation During the Summer Season</w:t>
       </w:r>
+    </w:p>
+    <w:p>
+      <w:pPr>
+        <w:jc w:val="center"/>
+        <w:rPr>
+          <w:rFonts w:ascii="Arial" w:hAnsi="Arial" w:cs="Arial"/>
+          <w:b/>
+          <w:bCs/>
+          <w:sz w:val="28"/>
+          <w:szCs w:val="28"/>
+        </w:rPr>
+      </w:pPr>
+    </w:p>
+    <w:p>
+      <w:pPr>
+        <w:jc w:val="both"/>
+        <w:rPr>
+          <w:rFonts w:ascii="Arial" w:hAnsi="Arial" w:cs="Arial"/>
+        </w:rPr>
+      </w:pPr>
+      <w:r>
+        <w:rPr>
+          <w:rFonts w:ascii="Arial" w:hAnsi="Arial" w:cs="Arial"/>
+        </w:rPr>
+        <w:t>This project aims to predict whether a small accommodation/hotel with six rooms, located above a pub named The Merry Cobbler in Dublin 4, will reach full occupancy during the summer season by using historical data.</w:t>
+      </w:r>
+    </w:p>
+    <w:p>
+      <w:pPr>
+        <w:jc w:val="both"/>
+        <w:rPr>
+          <w:rFonts w:ascii="Arial" w:hAnsi="Arial" w:cs="Arial"/>
+        </w:rPr>
+      </w:pPr>
+      <w:r>
+        <w:rPr>
+          <w:rFonts w:ascii="Arial" w:hAnsi="Arial" w:cs="Arial"/>
+        </w:rPr>
+        <w:t>The Merry Cobbler is a pub and accommodation/hotel located in a prime location on Irish Town Road in Dublin 4. It has convenient and easy access to public transport to the city centre and the main attractions in Dublin. It is also within walking distance of Sandymount Beach, the Aviva Stadium and the 3Arena. The pub was purchased in 2016, while the accommodation was only opened last year.</w:t>
+      </w:r>
+    </w:p>
+    <w:p>
+      <w:pPr>
+        <w:jc w:val="both"/>
+        <w:rPr>
+          <w:rFonts w:ascii="Arial" w:hAnsi="Arial" w:cs="Arial"/>
+        </w:rPr>
+      </w:pPr>
+      <w:r>
+        <w:rPr>
+          <w:rFonts w:ascii="Arial" w:hAnsi="Arial" w:cs="Arial"/>
+        </w:rPr>
+        <w:t>For this project, historical booking data from the accommodation's first year of operation will be used and analysed to identify useful patterns associated with full occupancy. These patterns will help determine the factors that contribute to all six rooms being booked at a particular time during the summer season and may help the business identify and optimise opportunities to increase occupancy.</w:t>
+      </w:r>
+    </w:p>
+    <w:p>
+      <w:pPr>
+        <w:jc w:val="both"/>
+        <w:rPr>
+          <w:rFonts w:ascii="Arial" w:hAnsi="Arial" w:cs="Arial"/>
+        </w:rPr>
+      </w:pPr>
+      <w:r>
+        <w:rPr>
+          <w:rFonts w:ascii="Arial" w:hAnsi="Arial" w:cs="Arial"/>
+        </w:rPr>
+        <w:t>The project is relevant to the business because the accommodation is relatively new and operates in a competitive hospitality environment. The information collected and analysed will help the business identify opportunities</w:t>
+      </w:r>
+      <w:r>
+        <w:rPr>
+          <w:rFonts w:ascii="Arial" w:hAnsi="Arial" w:cs="Arial"/>
+        </w:rPr>
+        <w:t>,</w:t>
+      </w:r>
+      <w:r>
+        <w:rPr>
+          <w:rFonts w:ascii="Arial" w:hAnsi="Arial" w:cs="Arial"/>
+        </w:rPr>
+        <w:t xml:space="preserve"> improve the management and operation of the accommodation.</w:t>
+      </w:r>
+    </w:p>
+    <w:p>
+      <w:pPr>
+        <w:jc w:val="both"/>
+        <w:rPr>
+          <w:rFonts w:ascii="Arial" w:hAnsi="Arial" w:cs="Arial"/>
+        </w:rPr>
+      </w:pPr>
+    </w:p>
+    <w:p>
+      <w:pPr>
+        <w:jc w:val="both"/>
+        <w:rPr>
+          <w:rFonts w:ascii="Arial" w:hAnsi="Arial" w:cs="Arial"/>
+        </w:rPr>
+      </w:pPr>
+      <w:r>
+        <w:rPr>
+          <w:rFonts w:ascii="Arial" w:hAnsi="Arial" w:cs="Arial"/>
+        </w:rPr>
+        <w:t xml:space="preserve"> </w:t>
+      </w:r>
+    </w:p>
+    <w:p>
+      <w:pPr>
+        <w:jc w:val="center"/>
+        <w:rPr>
+          <w:rFonts w:ascii="Arial" w:hAnsi="Arial" w:cs="Arial"/>
+        </w:rPr>
+      </w:pPr>
+    </w:p>
+    <w:p>
+      <w:pPr>
+        <w:jc w:val="center"/>
+        <w:rPr>
+          <w:rFonts w:ascii="Arial" w:hAnsi="Arial" w:cs="Arial"/>
+        </w:rPr>
+      </w:pPr>
+    </w:p>
+    <w:p>
+      <w:pPr>
+        <w:jc w:val="center"/>
+        <w:rPr>
+          <w:rFonts w:ascii="Arial" w:hAnsi="Arial" w:cs="Arial"/>
+        </w:rPr>
+      </w:pPr>
+    </w:p>
+    <w:p>
+      <w:pPr>
+        <w:jc w:val="center"/>
+        <w:rPr>
+          <w:rFonts w:ascii="Arial" w:hAnsi="Arial" w:cs="Arial"/>
+        </w:rPr>
+      </w:pPr>
+    </w:p>
+    <w:p>
+      <w:pPr>
+        <w:jc w:val="center"/>
+        <w:rPr>
+          <w:rFonts w:ascii="Arial" w:hAnsi="Arial" w:cs="Arial"/>
+        </w:rPr>
+      </w:pPr>
+    </w:p>
+    <w:p>
+      <w:pPr>
+        <w:jc w:val="center"/>
+        <w:rPr>
+          <w:rFonts w:ascii="Arial" w:hAnsi="Arial" w:cs="Arial"/>
+        </w:rPr>
+      </w:pPr>
+    </w:p>
+    <w:p>
+      <w:pPr>
+        <w:jc w:val="center"/>
+        <w:rPr>
+          <w:rFonts w:ascii="Arial" w:hAnsi="Arial" w:cs="Arial"/>
+        </w:rPr>
+      </w:pPr>
+    </w:p>
+    <w:p>
+      <w:pPr>
+        <w:jc w:val="center"/>
+        <w:rPr>
+          <w:rFonts w:ascii="Arial" w:hAnsi="Arial" w:cs="Arial"/>
+        </w:rPr>
+      </w:pPr>
+    </w:p>
+    <w:p>
+      <w:pPr>
+        <w:jc w:val="center"/>
+        <w:rPr>
+          <w:rFonts w:ascii="Arial" w:hAnsi="Arial" w:cs="Arial"/>
+          <w:b/>
+          <w:bCs/>
+          <w:sz w:val="28"/>
+          <w:szCs w:val="28"/>
+        </w:rPr>
+      </w:pPr>
+    </w:p>
+    <w:p>
+      <w:pPr>
+        <w:jc w:val="center"/>
+        <w:rPr>
+          <w:rFonts w:ascii="Arial" w:hAnsi="Arial" w:cs="Arial"/>
+          <w:b/>
+          <w:bCs/>
+          <w:sz w:val="28"/>
+          <w:szCs w:val="28"/>
+        </w:rPr>
+      </w:pPr>
+    </w:p>
+    <w:p>
+      <w:pPr>
+        <w:jc w:val="center"/>
+        <w:rPr>
+          <w:rFonts w:ascii="Arial" w:hAnsi="Arial" w:cs="Arial"/>
+          <w:b/>
+          <w:bCs/>
+          <w:sz w:val="28"/>
+          <w:szCs w:val="28"/>
+        </w:rPr>
+      </w:pPr>
+    </w:p>
+    <w:p>
+      <w:pPr>
+        <w:jc w:val="center"/>
+        <w:rPr>
+          <w:rFonts w:ascii="Arial" w:hAnsi="Arial" w:cs="Arial"/>
+          <w:b/>
+          <w:bCs/>
+          <w:sz w:val="28"/>
+          <w:szCs w:val="28"/>
+        </w:rPr>
+      </w:pPr>
+      <w:r>
+        <w:rPr>
+          <w:rFonts w:ascii="Arial" w:hAnsi="Arial" w:cs="Arial"/>
+          <w:b/>
+          <w:bCs/>
+          <w:sz w:val="28"/>
+          <w:szCs w:val="28"/>
+        </w:rPr>
+        <w:lastRenderedPageBreak/>
+        <w:t>References</w:t>
+      </w:r>
+    </w:p>
+    <w:p>
+      <w:pPr>
+        <w:rPr>
+          <w:rFonts w:ascii="Arial" w:hAnsi="Arial" w:cs="Arial"/>
+          <w:b/>
+          <w:bCs/>
+        </w:rPr>
+      </w:pPr>
+      <w:hyperlink r:id="rId5" w:history="1">
+        <w:r>
+          <w:rPr>
+            <w:rFonts w:ascii="Arial" w:hAnsi="Arial" w:cs="Arial"/>
+            <w:b/>
+            <w:bCs/>
+          </w:rPr>
+          <w:t>What is Predictive Analytics? | IBM</w:t>
+        </w:r>
+      </w:hyperlink>
+      <w:r>
+        <w:rPr>
+          <w:rFonts w:ascii="Arial" w:hAnsi="Arial" w:cs="Arial"/>
+          <w:b/>
+          <w:bCs/>
+        </w:rPr>
+        <w:t xml:space="preserve"> </w:t>
+      </w:r>
+      <w:hyperlink r:id="rId6" w:history="1">
+        <w:r>
+          <w:rPr>
+            <w:rStyle w:val="Hyperlink"/>
+            <w:rFonts w:ascii="Arial" w:hAnsi="Arial" w:cs="Arial"/>
+            <w:b/>
+            <w:bCs/>
+          </w:rPr>
+          <w:t>https://www.ibm.com/think/topics/predictive-analytics</w:t>
+        </w:r>
+      </w:hyperlink>
+      <w:r>
+        <w:rPr>
+          <w:rFonts w:ascii="Arial" w:hAnsi="Arial" w:cs="Arial"/>
+          <w:b/>
+          <w:bCs/>
+        </w:rPr>
+        <w:t xml:space="preserve">  </w:t>
+      </w:r>
+    </w:p>
+    <w:p>
+      <w:pPr>
+        <w:jc w:val="center"/>
+        <w:rPr>
+          <w:rFonts w:ascii="Arial" w:hAnsi="Arial" w:cs="Arial"/>
+          <w:b/>
+          <w:bCs/>
+          <w:sz w:val="28"/>
+          <w:szCs w:val="28"/>
+        </w:rPr>
+      </w:pPr>
     </w:p>
     <w:sectPr>
       <w:pgSz w:w="11906" w:h="16838"/>
@@ -15,6 +315,128 @@
     </w:sectPr>
   </w:body>
 </w:document>
+</file>
+
+<file path=word/numbering.xml><?xml version="1.0" encoding="utf-8"?>
+<w:numbering xmlns:wpc="http://schemas.microsoft.com/office/word/2010/wordprocessingCanvas" xmlns:cx="http://schemas.microsoft.com/office/drawing/2014/chartex" xmlns:cx1="http://schemas.microsoft.com/office/drawing/2015/9/8/chartex" xmlns:cx2="http://schemas.microsoft.com/office/drawing/2015/10/21/chartex" xmlns:cx3="http://schemas.microsoft.com/office/drawing/2016/5/9/chartex" xmlns:cx4="http://schemas.microsoft.com/office/drawing/2016/5/10/chartex" xmlns:cx5="http://schemas.microsoft.com/office/drawing/2016/5/11/chartex" xmlns:cx6="http://schemas.microsoft.com/office/drawing/2016/5/12/chartex" xmlns:cx7="http://schemas.microsoft.com/office/drawing/2016/5/13/chartex" xmlns:cx8="http://schemas.microsoft.com/office/drawing/2016/5/14/chartex" xmlns:mc="http://schemas.openxmlformats.org/markup-compatibility/2006" xmlns:aink="http://schemas.microsoft.com/office/drawing/2016/ink" xmlns:am3d="http://schemas.microsoft.com/office/drawing/2017/model3d" xmlns:o="urn:schemas-microsoft-com:office:office" xmlns:oel="http://schemas.microsoft.com/office/2019/extlst" xmlns:r="http://schemas.openxmlformats.org/officeDocument/2006/relationships" xmlns:m="http://schemas.openxmlformats.org/officeDocument/2006/math" xmlns:v="urn:schemas-microsoft-com:vml" xmlns:wp14="http://schemas.microsoft.com/office/word/2010/wordprocessingDrawing" xmlns:wp="http://schemas.openxmlformats.org/drawingml/2006/wordprocessingDrawing" xmlns:w10="urn:schemas-microsoft-com:office:word" xmlns:w="http://schemas.openxmlformats.org/wordprocessingml/2006/main" xmlns:w14="http://schemas.microsoft.com/office/word/2010/wordml" xmlns:w15="http://schemas.microsoft.com/office/word/2012/wordml" xmlns:w16cex="http://schemas.microsoft.com/office/word/2018/wordml/cex" xmlns:w16cid="http://schemas.microsoft.com/office/word/2016/wordml/cid" xmlns:w16="http://schemas.microsoft.com/office/word/2018/wordml" xmlns:w16du="http://schemas.microsoft.com/office/word/2023/wordml/word16du" xmlns:w16sdtdh="http://schemas.microsoft.com/office/word/2020/wordml/sdtdatahash" xmlns:w16sdtfl="http://schemas.microsoft.com/office/word/2024/wordml/sdtformatlock" xmlns:w16se="http://schemas.microsoft.com/office/word/2015/wordml/symex" xmlns:wpg="http://schemas.microsoft.com/office/word/2010/wordprocessingGroup" xmlns:wpi="http://schemas.microsoft.com/office/word/2010/wordprocessingInk" xmlns:wne="http://schemas.microsoft.com/office/word/2006/wordml" xmlns:wps="http://schemas.microsoft.com/office/word/2010/wordprocessingShape" mc:Ignorable="w14 w15 w16se w16cid w16 w16cex w16sdtdh w16sdtfl w16du wp14">
+  <w:abstractNum w:abstractNumId="0" w15:restartNumberingAfterBreak="0">
+    <w:nsid w:val="37F14B0E"/>
+    <w:multiLevelType w:val="hybridMultilevel"/>
+    <w:tmpl w:val="E3060858"/>
+    <w:lvl w:ilvl="0" w:tplc="181AF79C">
+      <w:numFmt w:val="bullet"/>
+      <w:lvlText w:val="-"/>
+      <w:lvlJc w:val="left"/>
+      <w:pPr>
+        <w:ind w:left="720" w:hanging="360"/>
+      </w:pPr>
+      <w:rPr>
+        <w:rFonts w:ascii="Arial" w:eastAsiaTheme="minorHAnsi" w:hAnsi="Arial" w:cs="Arial" w:hint="default"/>
+        <w:color w:val="467886" w:themeColor="hyperlink"/>
+        <w:u w:val="single"/>
+      </w:rPr>
+    </w:lvl>
+    <w:lvl w:ilvl="1" w:tplc="18090003" w:tentative="1">
+      <w:start w:val="1"/>
+      <w:numFmt w:val="bullet"/>
+      <w:lvlText w:val="o"/>
+      <w:lvlJc w:val="left"/>
+      <w:pPr>
+        <w:ind w:left="1440" w:hanging="360"/>
+      </w:pPr>
+      <w:rPr>
+        <w:rFonts w:ascii="Courier New" w:hAnsi="Courier New" w:cs="Courier New" w:hint="default"/>
+      </w:rPr>
+    </w:lvl>
+    <w:lvl w:ilvl="2" w:tplc="18090005" w:tentative="1">
+      <w:start w:val="1"/>
+      <w:numFmt w:val="bullet"/>
+      <w:lvlText w:val=""/>
+      <w:lvlJc w:val="left"/>
+      <w:pPr>
+        <w:ind w:left="2160" w:hanging="360"/>
+      </w:pPr>
+      <w:rPr>
+        <w:rFonts w:ascii="Wingdings" w:hAnsi="Wingdings" w:hint="default"/>
+      </w:rPr>
+    </w:lvl>
+    <w:lvl w:ilvl="3" w:tplc="18090001" w:tentative="1">
+      <w:start w:val="1"/>
+      <w:numFmt w:val="bullet"/>
+      <w:lvlText w:val=""/>
+      <w:lvlJc w:val="left"/>
+      <w:pPr>
+        <w:ind w:left="2880" w:hanging="360"/>
+      </w:pPr>
+      <w:rPr>
+        <w:rFonts w:ascii="Symbol" w:hAnsi="Symbol" w:hint="default"/>
+      </w:rPr>
+    </w:lvl>
+    <w:lvl w:ilvl="4" w:tplc="18090003" w:tentative="1">
+      <w:start w:val="1"/>
+      <w:numFmt w:val="bullet"/>
+      <w:lvlText w:val="o"/>
+      <w:lvlJc w:val="left"/>
+      <w:pPr>
+        <w:ind w:left="3600" w:hanging="360"/>
+      </w:pPr>
+      <w:rPr>
+        <w:rFonts w:ascii="Courier New" w:hAnsi="Courier New" w:cs="Courier New" w:hint="default"/>
+      </w:rPr>
+    </w:lvl>
+    <w:lvl w:ilvl="5" w:tplc="18090005" w:tentative="1">
+      <w:start w:val="1"/>
+      <w:numFmt w:val="bullet"/>
+      <w:lvlText w:val=""/>
+      <w:lvlJc w:val="left"/>
+      <w:pPr>
+        <w:ind w:left="4320" w:hanging="360"/>
+      </w:pPr>
+      <w:rPr>
+        <w:rFonts w:ascii="Wingdings" w:hAnsi="Wingdings" w:hint="default"/>
+      </w:rPr>
+    </w:lvl>
+    <w:lvl w:ilvl="6" w:tplc="18090001" w:tentative="1">
+      <w:start w:val="1"/>
+      <w:numFmt w:val="bullet"/>
+      <w:lvlText w:val=""/>
+      <w:lvlJc w:val="left"/>
+      <w:pPr>
+        <w:ind w:left="5040" w:hanging="360"/>
+      </w:pPr>
+      <w:rPr>
+        <w:rFonts w:ascii="Symbol" w:hAnsi="Symbol" w:hint="default"/>
+      </w:rPr>
+    </w:lvl>
+    <w:lvl w:ilvl="7" w:tplc="18090003" w:tentative="1">
+      <w:start w:val="1"/>
+      <w:numFmt w:val="bullet"/>
+      <w:lvlText w:val="o"/>
+      <w:lvlJc w:val="left"/>
+      <w:pPr>
+        <w:ind w:left="5760" w:hanging="360"/>
+      </w:pPr>
+      <w:rPr>
+        <w:rFonts w:ascii="Courier New" w:hAnsi="Courier New" w:cs="Courier New" w:hint="default"/>
+      </w:rPr>
+    </w:lvl>
+    <w:lvl w:ilvl="8" w:tplc="18090005" w:tentative="1">
+      <w:start w:val="1"/>
+      <w:numFmt w:val="bullet"/>
+      <w:lvlText w:val=""/>
+      <w:lvlJc w:val="left"/>
+      <w:pPr>
+        <w:ind w:left="6480" w:hanging="360"/>
+      </w:pPr>
+      <w:rPr>
+        <w:rFonts w:ascii="Wingdings" w:hAnsi="Wingdings" w:hint="default"/>
+      </w:rPr>
+    </w:lvl>
+  </w:abstractNum>
+  <w:num w:numId="1" w16cid:durableId="1894853277">
+    <w:abstractNumId w:val="0"/>
+  </w:num>
+</w:numbering>
 </file>
 
 <file path=word/styles.xml><?xml version="1.0" encoding="utf-8"?>
@@ -620,7 +1042,6 @@
   <w:style w:type="character" w:default="1" w:styleId="DefaultParagraphFont">
     <w:name w:val="Default Paragraph Font"/>
     <w:uiPriority w:val="1"/>
-    <w:semiHidden/>
     <w:unhideWhenUsed/>
   </w:style>
   <w:style w:type="table" w:default="1" w:styleId="TableNormal">
@@ -932,6 +1353,57 @@
       <w:smallCaps/>
       <w:color w:val="0F4761" w:themeColor="accent1" w:themeShade="BF"/>
       <w:spacing w:val="5"/>
+    </w:rPr>
+  </w:style>
+  <w:style w:type="character" w:styleId="Strong">
+    <w:name w:val="Strong"/>
+    <w:basedOn w:val="DefaultParagraphFont"/>
+    <w:uiPriority w:val="22"/>
+    <w:qFormat/>
+    <w:rsid w:val="00701810"/>
+    <w:rPr>
+      <w:b/>
+      <w:bCs/>
+    </w:rPr>
+  </w:style>
+  <w:style w:type="paragraph" w:styleId="NormalWeb">
+    <w:name w:val="Normal (Web)"/>
+    <w:basedOn w:val="Normal"/>
+    <w:uiPriority w:val="99"/>
+    <w:semiHidden/>
+    <w:unhideWhenUsed/>
+    <w:rsid w:val="00701810"/>
+    <w:pPr>
+      <w:spacing w:before="100" w:beforeAutospacing="1" w:after="100" w:afterAutospacing="1" w:line="240" w:lineRule="auto"/>
+    </w:pPr>
+    <w:rPr>
+      <w:rFonts w:ascii="Times New Roman" w:eastAsia="Times New Roman" w:hAnsi="Times New Roman" w:cs="Times New Roman"/>
+      <w:kern w:val="0"/>
+      <w:lang w:eastAsia="en-GB"/>
+      <w14:ligatures w14:val="none"/>
+    </w:rPr>
+  </w:style>
+  <w:style w:type="character" w:styleId="Hyperlink">
+    <w:name w:val="Hyperlink"/>
+    <w:basedOn w:val="DefaultParagraphFont"/>
+    <w:uiPriority w:val="99"/>
+    <w:unhideWhenUsed/>
+    <w:rsid w:val="00AA7BB4"/>
+    <w:rPr>
+      <w:color w:val="467886" w:themeColor="hyperlink"/>
+      <w:u w:val="single"/>
+    </w:rPr>
+  </w:style>
+  <w:style w:type="character" w:styleId="UnresolvedMention">
+    <w:name w:val="Unresolved Mention"/>
+    <w:basedOn w:val="DefaultParagraphFont"/>
+    <w:uiPriority w:val="99"/>
+    <w:semiHidden/>
+    <w:unhideWhenUsed/>
+    <w:rsid w:val="00AA7BB4"/>
+    <w:rPr>
+      <w:color w:val="605E5C"/>
+      <w:shd w:val="clear" w:color="auto" w:fill="E1DFDD"/>
     </w:rPr>
   </w:style>
 </w:styles>

--- a/CA1-Predicting_Full_Room_Occupancy_in_Small_Pub.docx
+++ b/CA1-Predicting_Full_Room_Occupancy_in_Small_Pub.docx
@@ -1042,6 +1042,7 @@
   <w:style w:type="character" w:default="1" w:styleId="DefaultParagraphFont">
     <w:name w:val="Default Paragraph Font"/>
     <w:uiPriority w:val="1"/>
+    <w:semiHidden/>
     <w:unhideWhenUsed/>
   </w:style>
   <w:style w:type="table" w:default="1" w:styleId="TableNormal">

--- a/CA1-Predicting_Full_Room_Occupancy_in_Small_Pub.docx
+++ b/CA1-Predicting_Full_Room_Occupancy_in_Small_Pub.docx
@@ -117,6 +117,10 @@
         <w:jc w:val="both"/>
         <w:rPr>
           <w:rFonts w:ascii="Arial" w:hAnsi="Arial" w:cs="Arial"/>
+          <w:b/>
+          <w:bCs/>
+          <w:sz w:val="28"/>
+          <w:szCs w:val="28"/>
         </w:rPr>
       </w:pPr>
       <w:r>
@@ -131,8 +135,22 @@
         <w:jc w:val="center"/>
         <w:rPr>
           <w:rFonts w:ascii="Arial" w:hAnsi="Arial" w:cs="Arial"/>
-        </w:rPr>
-      </w:pPr>
+          <w:b/>
+          <w:bCs/>
+          <w:sz w:val="28"/>
+          <w:szCs w:val="28"/>
+        </w:rPr>
+      </w:pPr>
+      <w:r>
+        <w:rPr>
+          <w:rFonts w:cstheme="minorHAnsi"/>
+          <w:b/>
+          <w:bCs/>
+          <w:sz w:val="28"/>
+          <w:szCs w:val="28"/>
+        </w:rPr>
+        <w:t>Problem Definition</w:t>
+      </w:r>
     </w:p>
     <w:p>
       <w:pPr>

--- a/CA1-Predicting_Full_Room_Occupancy_in_Small_Pub.docx
+++ b/CA1-Predicting_Full_Room_Occupancy_in_Small_Pub.docx
@@ -132,6 +132,1749 @@
     </w:p>
     <w:p>
       <w:pPr>
+        <w:pStyle w:val="Heading3"/>
+        <w:rPr>
+          <w:rFonts w:cstheme="minorHAnsi"/>
+          <w:highlight w:val="yellow"/>
+        </w:rPr>
+      </w:pPr>
+      <w:r>
+        <w:rPr>
+          <w:rFonts w:cstheme="minorHAnsi"/>
+          <w:highlight w:val="yellow"/>
+        </w:rPr>
+        <w:t>3. Problem Definition</w:t>
+      </w:r>
+    </w:p>
+    <w:p>
+      <w:pPr>
+        <w:jc w:val="both"/>
+        <w:rPr>
+          <w:rFonts w:ascii="Arial" w:hAnsi="Arial" w:cs="Arial"/>
+        </w:rPr>
+      </w:pPr>
+      <w:r>
+        <w:rPr>
+          <w:rFonts w:ascii="Arial" w:hAnsi="Arial" w:cs="Arial"/>
+        </w:rPr>
+        <w:t>The business operates in a highly competitive environment, as it is relatively new to the market and has limited previous experience in the accommodation sector. The accommodation is located above a pub, which can be noisy on certain nights, potentially affecting the guest experience. In addition, it is located in an area with several competing accommodation options that may offer more amenities for a similar or higher price.</w:t>
+      </w:r>
+    </w:p>
+    <w:p>
+      <w:pPr>
+        <w:pStyle w:val="NormalWeb"/>
+        <w:rPr>
+          <w:rFonts w:ascii="Arial" w:eastAsiaTheme="minorHAnsi" w:hAnsi="Arial" w:cs="Arial"/>
+          <w:kern w:val="2"/>
+          <w:lang w:eastAsia="en-US"/>
+          <w14:ligatures w14:val="standardContextual"/>
+        </w:rPr>
+      </w:pPr>
+      <w:r>
+        <w:rPr>
+          <w:rFonts w:ascii="Arial" w:eastAsiaTheme="minorHAnsi" w:hAnsi="Arial" w:cs="Arial"/>
+          <w:kern w:val="2"/>
+          <w:lang w:eastAsia="en-US"/>
+          <w14:ligatures w14:val="standardContextual"/>
+        </w:rPr>
+        <w:t xml:space="preserve">The accommodation has relatively small rooms, limited storage space, no wardrobes, no hairdryers in the rooms, </w:t>
+      </w:r>
+      <w:r>
+        <w:rPr>
+          <w:rFonts w:ascii="Arial" w:eastAsiaTheme="minorHAnsi" w:hAnsi="Arial" w:cs="Arial"/>
+          <w:kern w:val="2"/>
+          <w:lang w:eastAsia="en-US"/>
+          <w14:ligatures w14:val="standardContextual"/>
+        </w:rPr>
+        <w:t>no air-conditioning</w:t>
+      </w:r>
+      <w:r>
+        <w:rPr>
+          <w:rFonts w:ascii="Arial" w:eastAsiaTheme="minorHAnsi" w:hAnsi="Arial" w:cs="Arial"/>
+          <w:kern w:val="2"/>
+          <w:lang w:eastAsia="en-US"/>
+          <w14:ligatures w14:val="standardContextual"/>
+        </w:rPr>
+        <w:t xml:space="preserve">, </w:t>
+      </w:r>
+      <w:r>
+        <w:rPr>
+          <w:rFonts w:ascii="Arial" w:eastAsiaTheme="minorHAnsi" w:hAnsi="Arial" w:cs="Arial"/>
+          <w:kern w:val="2"/>
+          <w:lang w:eastAsia="en-US"/>
+          <w14:ligatures w14:val="standardContextual"/>
+        </w:rPr>
+        <w:t>small bathrooms, only double beds, limited free parking, and no breakfast service</w:t>
+      </w:r>
+      <w:r>
+        <w:rPr>
+          <w:rFonts w:ascii="Arial" w:eastAsiaTheme="minorHAnsi" w:hAnsi="Arial" w:cs="Arial"/>
+          <w:kern w:val="2"/>
+          <w:lang w:eastAsia="en-US"/>
+          <w14:ligatures w14:val="standardContextual"/>
+        </w:rPr>
+        <w:t xml:space="preserve"> available as the </w:t>
+      </w:r>
+      <w:r>
+        <w:rPr>
+          <w:rFonts w:ascii="Arial" w:eastAsiaTheme="minorHAnsi" w:hAnsi="Arial" w:cs="Arial"/>
+          <w:kern w:val="2"/>
+          <w:lang w:eastAsia="en-US"/>
+          <w14:ligatures w14:val="standardContextual"/>
+        </w:rPr>
+        <w:t>pub just can open at 12:00 pm</w:t>
+      </w:r>
+      <w:r>
+        <w:rPr>
+          <w:rFonts w:ascii="Arial" w:eastAsiaTheme="minorHAnsi" w:hAnsi="Arial" w:cs="Arial"/>
+          <w:kern w:val="2"/>
+          <w:lang w:eastAsia="en-US"/>
+          <w14:ligatures w14:val="standardContextual"/>
+        </w:rPr>
+        <w:t>. These factors may affect its competitiveness and customers booking decisions, particularly when compared with alternative accommodation in the same area.</w:t>
+      </w:r>
+      <w:r>
+        <w:rPr>
+          <w:rFonts w:asciiTheme="minorHAnsi" w:eastAsiaTheme="minorHAnsi" w:hAnsiTheme="minorHAnsi" w:cstheme="minorBidi"/>
+          <w:kern w:val="2"/>
+          <w:lang w:eastAsia="en-US"/>
+          <w14:ligatures w14:val="standardContextual"/>
+        </w:rPr>
+        <w:t xml:space="preserve"> </w:t>
+      </w:r>
+    </w:p>
+    <w:p>
+      <w:pPr>
+        <w:spacing w:after="80" w:line="252" w:lineRule="auto"/>
+        <w:rPr>
+          <w:sz w:val="32"/>
+          <w:highlight w:val="cyan"/>
+          <w:lang w:val="en-US"/>
+        </w:rPr>
+      </w:pPr>
+      <w:r>
+        <w:rPr>
+          <w:rFonts w:cstheme="minorHAnsi"/>
+          <w:b/>
+          <w:bCs/>
+          <w:highlight w:val="cyan"/>
+        </w:rPr>
+        <w:t>Analyse customer behaviour, competitor offers, reasons for cancellation, costs and several possible retention approaches before choosing what to implement.</w:t>
+      </w:r>
+      <w:r>
+        <w:t xml:space="preserve"> </w:t>
+      </w:r>
+      <w:r>
+        <w:rPr>
+          <w:rFonts w:cstheme="minorHAnsi"/>
+          <w:b/>
+          <w:bCs/>
+          <w:highlight w:val="cyan"/>
+        </w:rPr>
+        <w:lastRenderedPageBreak/>
+        <w:t xml:space="preserve">Goal: improve customer retention. Strategic thinking: analyse cancellations, viewing patterns, pricing, competitors and content preferences. Strategy: improve content discovery and make targeted content </w:t>
+      </w:r>
+      <w:r>
+        <w:rPr>
+          <w:rFonts w:cstheme="minorHAnsi"/>
+          <w:b/>
+          <w:bCs/>
+          <w:highlight w:val="cyan"/>
+        </w:rPr>
+        <w:t>investments.</w:t>
+      </w:r>
+      <w:r>
+        <w:rPr>
+          <w:sz w:val="32"/>
+          <w:highlight w:val="cyan"/>
+        </w:rPr>
+        <w:t xml:space="preserve"> </w:t>
+      </w:r>
+      <w:r>
+        <w:rPr>
+          <w:sz w:val="32"/>
+          <w:highlight w:val="cyan"/>
+        </w:rPr>
+        <w:t xml:space="preserve">Goal: increase repeat customers. </w:t>
+      </w:r>
+      <w:r>
+        <w:rPr>
+          <w:sz w:val="32"/>
+          <w:highlight w:val="cyan"/>
+          <w:lang w:val="en-US"/>
+        </w:rPr>
+        <w:t>Concerned with how a business or business unit competes in a particular market. Example: Should it compete mainly through lower cost, differentiated service, convenience or another source of value?</w:t>
+      </w:r>
+    </w:p>
+    <w:p>
+      <w:pPr>
+        <w:spacing w:after="80" w:line="252" w:lineRule="auto"/>
+      </w:pPr>
+      <w:r>
+        <w:rPr>
+          <w:sz w:val="32"/>
+          <w:highlight w:val="cyan"/>
+        </w:rPr>
+        <w:t>Strategic thinking: compare a loyalty app, price changes, new products and faster service using customer and cost data. Strategy: introduce a digital loyalty programme if the evidence supports it.</w:t>
+      </w:r>
+      <w:r>
+        <w:rPr>
+          <w:sz w:val="32"/>
+          <w:highlight w:val="cyan"/>
+        </w:rPr>
+        <w:t xml:space="preserve"> </w:t>
+      </w:r>
+      <w:r>
+        <w:rPr>
+          <w:sz w:val="32"/>
+          <w:highlight w:val="cyan"/>
+        </w:rPr>
+        <w:t>Strategic thinking considers alternatives and trade-offs before committing resources</w:t>
+      </w:r>
+      <w:r>
+        <w:rPr>
+          <w:sz w:val="32"/>
+        </w:rPr>
+        <w:t>.</w:t>
+      </w:r>
+    </w:p>
+    <w:p>
+      <w:pPr>
+        <w:pStyle w:val="NormalWeb"/>
+        <w:rPr>
+          <w:rFonts w:cstheme="minorHAnsi"/>
+          <w:b/>
+          <w:bCs/>
+          <w:highlight w:val="cyan"/>
+        </w:rPr>
+      </w:pPr>
+      <w:r>
+        <w:rPr>
+          <w:rFonts w:cstheme="minorHAnsi"/>
+          <w:b/>
+          <w:bCs/>
+          <w:highlight w:val="cyan"/>
+        </w:rPr>
+        <w:t xml:space="preserve">within   the   tourism   and   hospitality   industry,   focusing   on   understanding   and </w:t>
+      </w:r>
+    </w:p>
+    <w:p>
+      <w:pPr>
+        <w:pStyle w:val="NormalWeb"/>
+        <w:rPr>
+          <w:rFonts w:cstheme="minorHAnsi"/>
+          <w:b/>
+          <w:bCs/>
+          <w:highlight w:val="cyan"/>
+        </w:rPr>
+      </w:pPr>
+      <w:r>
+        <w:rPr>
+          <w:rFonts w:cstheme="minorHAnsi"/>
+          <w:b/>
+          <w:bCs/>
+          <w:highlight w:val="cyan"/>
+        </w:rPr>
+        <w:t xml:space="preserve">anticipating visitor trends. This aim encompasses developing insights into how vast and complex </w:t>
+      </w:r>
+    </w:p>
+    <w:p>
+      <w:pPr>
+        <w:pStyle w:val="NormalWeb"/>
+        <w:rPr>
+          <w:rFonts w:cstheme="minorHAnsi"/>
+          <w:b/>
+          <w:bCs/>
+          <w:highlight w:val="cyan"/>
+        </w:rPr>
+      </w:pPr>
+      <w:r>
+        <w:rPr>
+          <w:rFonts w:cstheme="minorHAnsi"/>
+          <w:b/>
+          <w:bCs/>
+          <w:highlight w:val="cyan"/>
+        </w:rPr>
+        <w:t>datasets  can  be  leveraged  to improve  strategic decision</w:t>
+      </w:r>
+    </w:p>
+    <w:p>
+      <w:pPr>
+        <w:pStyle w:val="NormalWeb"/>
+        <w:rPr>
+          <w:rFonts w:cstheme="minorHAnsi"/>
+          <w:b/>
+          <w:bCs/>
+          <w:highlight w:val="cyan"/>
+        </w:rPr>
+      </w:pPr>
+      <w:r>
+        <w:rPr>
+          <w:rFonts w:cstheme="minorHAnsi"/>
+          <w:b/>
+          <w:bCs/>
+          <w:highlight w:val="cyan"/>
+        </w:rPr>
+        <w:t>-</w:t>
+      </w:r>
+    </w:p>
+    <w:p>
+      <w:pPr>
+        <w:pStyle w:val="NormalWeb"/>
+        <w:rPr>
+          <w:rFonts w:cstheme="minorHAnsi"/>
+          <w:b/>
+          <w:bCs/>
+          <w:highlight w:val="cyan"/>
+        </w:rPr>
+      </w:pPr>
+      <w:r>
+        <w:rPr>
+          <w:rFonts w:cstheme="minorHAnsi"/>
+          <w:b/>
+          <w:bCs/>
+          <w:highlight w:val="cyan"/>
+        </w:rPr>
+        <w:t xml:space="preserve">making,  optimize  operational  efficiency, </w:t>
+      </w:r>
+    </w:p>
+    <w:p>
+      <w:pPr>
+        <w:pStyle w:val="NormalWeb"/>
+        <w:rPr>
+          <w:rFonts w:cstheme="minorHAnsi"/>
+          <w:b/>
+          <w:bCs/>
+          <w:highlight w:val="cyan"/>
+        </w:rPr>
+      </w:pPr>
+      <w:r>
+        <w:rPr>
+          <w:rFonts w:cstheme="minorHAnsi"/>
+          <w:b/>
+          <w:bCs/>
+          <w:highlight w:val="cyan"/>
+        </w:rPr>
+        <w:t>and  deliver  tailored  consumer  experiences.</w:t>
+      </w:r>
+    </w:p>
+    <w:p>
+      <w:pPr>
+        <w:pStyle w:val="NormalWeb"/>
+        <w:rPr>
+          <w:rFonts w:ascii="Arial" w:hAnsi="Arial" w:cs="Arial"/>
+          <w:sz w:val="22"/>
+          <w:szCs w:val="22"/>
+          <w:lang w:eastAsia="en-IE"/>
+        </w:rPr>
+      </w:pPr>
+      <w:r>
+        <w:rPr>
+          <w:rFonts w:asciiTheme="minorHAnsi" w:hAnsiTheme="minorHAnsi" w:cstheme="minorHAnsi"/>
+          <w:b/>
+          <w:bCs/>
+          <w:highlight w:val="cyan"/>
+        </w:rPr>
+        <w:t>”</w:t>
+      </w:r>
+      <w:r>
+        <w:rPr>
+          <w:rFonts w:ascii="Arial" w:hAnsi="Arial" w:cs="Arial"/>
+          <w:sz w:val="22"/>
+          <w:szCs w:val="22"/>
+          <w:lang w:eastAsia="en-IE"/>
+        </w:rPr>
+        <w:t xml:space="preserve"> </w:t>
+      </w:r>
+    </w:p>
+    <w:p>
+      <w:pPr>
+        <w:pStyle w:val="NormalWeb"/>
+        <w:rPr>
+          <w:rFonts w:cstheme="minorHAnsi"/>
+          <w:b/>
+          <w:bCs/>
+          <w:highlight w:val="cyan"/>
+        </w:rPr>
+      </w:pPr>
+      <w:r>
+        <w:rPr>
+          <w:rFonts w:cstheme="minorHAnsi"/>
+          <w:b/>
+          <w:bCs/>
+          <w:highlight w:val="cyan"/>
+        </w:rPr>
+        <w:t xml:space="preserve">identifies   patterns   and   relationships   influencing   room   preferences   and </w:t>
+      </w:r>
+    </w:p>
+    <w:p>
+      <w:pPr>
+        <w:pStyle w:val="NormalWeb"/>
+        <w:rPr>
+          <w:rFonts w:cstheme="minorHAnsi"/>
+          <w:b/>
+          <w:bCs/>
+          <w:highlight w:val="cyan"/>
+        </w:rPr>
+      </w:pPr>
+      <w:r>
+        <w:rPr>
+          <w:rFonts w:cstheme="minorHAnsi"/>
+          <w:b/>
+          <w:bCs/>
+          <w:highlight w:val="cyan"/>
+        </w:rPr>
+        <w:t>occupancy  trends  by  incorporating  diverse  features  such  as  guest  metadata,</w:t>
+      </w:r>
+    </w:p>
+    <w:p>
+      <w:pPr>
+        <w:pStyle w:val="NormalWeb"/>
+        <w:rPr>
+          <w:rFonts w:cstheme="minorHAnsi"/>
+          <w:b/>
+          <w:bCs/>
+          <w:highlight w:val="cyan"/>
+        </w:rPr>
+      </w:pPr>
+      <w:r>
+        <w:rPr>
+          <w:rFonts w:cstheme="minorHAnsi"/>
+          <w:b/>
+          <w:bCs/>
+          <w:highlight w:val="cyan"/>
+        </w:rPr>
+        <w:t xml:space="preserve">room  ratings,  and </w:t>
+      </w:r>
+      <w:r>
+        <w:rPr>
+          <w:rFonts w:cstheme="minorHAnsi"/>
+          <w:b/>
+          <w:bCs/>
+          <w:highlight w:val="cyan"/>
+        </w:rPr>
+        <w:t xml:space="preserve">’s high predictive accuracy also supports segmentation </w:t>
+      </w:r>
+    </w:p>
+    <w:p>
+      <w:pPr>
+        <w:pStyle w:val="NormalWeb"/>
+        <w:rPr>
+          <w:rFonts w:cstheme="minorHAnsi"/>
+          <w:b/>
+          <w:bCs/>
+          <w:highlight w:val="cyan"/>
+        </w:rPr>
+      </w:pPr>
+      <w:r>
+        <w:rPr>
+          <w:rFonts w:cstheme="minorHAnsi"/>
+          <w:b/>
+          <w:bCs/>
+          <w:highlight w:val="cyan"/>
+        </w:rPr>
+        <w:t xml:space="preserve">analysis, enabling hotels to tailor services to specific customer groups, such as business </w:t>
+      </w:r>
+    </w:p>
+    <w:p>
+      <w:pPr>
+        <w:pStyle w:val="NormalWeb"/>
+        <w:rPr>
+          <w:rFonts w:cstheme="minorHAnsi"/>
+          <w:b/>
+          <w:bCs/>
+          <w:highlight w:val="cyan"/>
+        </w:rPr>
+      </w:pPr>
+      <w:r>
+        <w:rPr>
+          <w:rFonts w:cstheme="minorHAnsi"/>
+          <w:b/>
+          <w:bCs/>
+          <w:highlight w:val="cyan"/>
+        </w:rPr>
+        <w:t>travellers</w:t>
+      </w:r>
+      <w:r>
+        <w:rPr>
+          <w:rFonts w:ascii="Arial" w:hAnsi="Arial" w:cs="Arial"/>
+          <w:sz w:val="22"/>
+          <w:szCs w:val="22"/>
+          <w:lang w:eastAsia="en-IE"/>
+        </w:rPr>
+        <w:t xml:space="preserve"> </w:t>
+      </w:r>
+      <w:r>
+        <w:rPr>
+          <w:rFonts w:cstheme="minorHAnsi"/>
+          <w:b/>
+          <w:bCs/>
+          <w:highlight w:val="cyan"/>
+        </w:rPr>
+        <w:t xml:space="preserve">tool  for  enhancing  </w:t>
+      </w:r>
+      <w:proofErr w:type="spellStart"/>
+      <w:r>
+        <w:rPr>
+          <w:rFonts w:cstheme="minorHAnsi"/>
+          <w:b/>
+          <w:bCs/>
+          <w:highlight w:val="cyan"/>
+        </w:rPr>
+        <w:t>oper</w:t>
+      </w:r>
+      <w:proofErr w:type="spellEnd"/>
+    </w:p>
+    <w:p>
+      <w:pPr>
+        <w:pStyle w:val="NormalWeb"/>
+        <w:rPr>
+          <w:rFonts w:cstheme="minorHAnsi"/>
+          <w:b/>
+          <w:bCs/>
+          <w:highlight w:val="cyan"/>
+        </w:rPr>
+      </w:pPr>
+      <w:proofErr w:type="spellStart"/>
+      <w:r>
+        <w:rPr>
+          <w:rFonts w:cstheme="minorHAnsi"/>
+          <w:b/>
+          <w:bCs/>
+          <w:highlight w:val="cyan"/>
+        </w:rPr>
+        <w:t>ational</w:t>
+      </w:r>
+      <w:proofErr w:type="spellEnd"/>
+      <w:r>
+        <w:rPr>
+          <w:rFonts w:cstheme="minorHAnsi"/>
+          <w:b/>
+          <w:bCs/>
+          <w:highlight w:val="cyan"/>
+        </w:rPr>
+        <w:t xml:space="preserve"> </w:t>
+      </w:r>
+    </w:p>
+    <w:p>
+      <w:pPr>
+        <w:pStyle w:val="NormalWeb"/>
+        <w:rPr>
+          <w:rFonts w:cstheme="minorHAnsi"/>
+          <w:b/>
+          <w:bCs/>
+          <w:highlight w:val="cyan"/>
+        </w:rPr>
+      </w:pPr>
+      <w:r>
+        <w:rPr>
+          <w:rFonts w:cstheme="minorHAnsi"/>
+          <w:b/>
+          <w:bCs/>
+          <w:highlight w:val="cyan"/>
+        </w:rPr>
+        <w:t xml:space="preserve">efficiency,  maximizing  revenue,  and  improving  customer  satisfaction  within  the  competitive </w:t>
+      </w:r>
+    </w:p>
+    <w:p>
+      <w:pPr>
+        <w:pStyle w:val="NormalWeb"/>
+        <w:rPr>
+          <w:rFonts w:cstheme="minorHAnsi"/>
+          <w:b/>
+          <w:bCs/>
+          <w:highlight w:val="cyan"/>
+        </w:rPr>
+      </w:pPr>
+      <w:r>
+        <w:rPr>
+          <w:rFonts w:cstheme="minorHAnsi"/>
+          <w:b/>
+          <w:bCs/>
+          <w:highlight w:val="cyan"/>
+        </w:rPr>
+        <w:t>hospitality sector.</w:t>
+      </w:r>
+    </w:p>
+    <w:p>
+      <w:pPr>
+        <w:pStyle w:val="NormalWeb"/>
+        <w:rPr>
+          <w:rFonts w:cstheme="minorHAnsi"/>
+          <w:b/>
+          <w:bCs/>
+          <w:highlight w:val="cyan"/>
+        </w:rPr>
+      </w:pPr>
+    </w:p>
+    <w:p>
+      <w:pPr>
+        <w:pStyle w:val="NormalWeb"/>
+        <w:rPr>
+          <w:rFonts w:cstheme="minorHAnsi"/>
+          <w:b/>
+          <w:bCs/>
+          <w:highlight w:val="cyan"/>
+        </w:rPr>
+      </w:pPr>
+      <w:r>
+        <w:rPr>
+          <w:rFonts w:cstheme="minorHAnsi"/>
+          <w:b/>
+          <w:bCs/>
+          <w:highlight w:val="cyan"/>
+        </w:rPr>
+        <w:t xml:space="preserve">, </w:t>
+      </w:r>
+    </w:p>
+    <w:p>
+      <w:pPr>
+        <w:pStyle w:val="NormalWeb"/>
+        <w:rPr>
+          <w:rFonts w:cstheme="minorHAnsi"/>
+          <w:b/>
+          <w:bCs/>
+          <w:highlight w:val="cyan"/>
+        </w:rPr>
+      </w:pPr>
+      <w:r>
+        <w:rPr>
+          <w:rFonts w:cstheme="minorHAnsi"/>
+          <w:b/>
+          <w:bCs/>
+          <w:highlight w:val="cyan"/>
+        </w:rPr>
+        <w:t>families,  or  intern</w:t>
+      </w:r>
+    </w:p>
+    <w:p>
+      <w:pPr>
+        <w:pStyle w:val="NormalWeb"/>
+        <w:rPr>
+          <w:rFonts w:cstheme="minorHAnsi"/>
+          <w:b/>
+          <w:bCs/>
+          <w:highlight w:val="cyan"/>
+        </w:rPr>
+      </w:pPr>
+      <w:proofErr w:type="spellStart"/>
+      <w:r>
+        <w:rPr>
+          <w:rFonts w:cstheme="minorHAnsi"/>
+          <w:b/>
+          <w:bCs/>
+          <w:highlight w:val="cyan"/>
+        </w:rPr>
+        <w:t>ational</w:t>
+      </w:r>
+      <w:proofErr w:type="spellEnd"/>
+      <w:r>
+        <w:rPr>
+          <w:rFonts w:cstheme="minorHAnsi"/>
+          <w:b/>
+          <w:bCs/>
+          <w:highlight w:val="cyan"/>
+        </w:rPr>
+        <w:t xml:space="preserve"> guests</w:t>
+      </w:r>
+    </w:p>
+    <w:p>
+      <w:pPr>
+        <w:pStyle w:val="NormalWeb"/>
+        <w:rPr>
+          <w:rFonts w:cstheme="minorHAnsi"/>
+          <w:b/>
+          <w:bCs/>
+          <w:highlight w:val="cyan"/>
+        </w:rPr>
+      </w:pPr>
+    </w:p>
+    <w:p>
+      <w:pPr>
+        <w:pStyle w:val="NormalWeb"/>
+        <w:rPr>
+          <w:rFonts w:cstheme="minorHAnsi"/>
+          <w:b/>
+          <w:bCs/>
+          <w:highlight w:val="cyan"/>
+        </w:rPr>
+      </w:pPr>
+      <w:r>
+        <w:rPr>
+          <w:rFonts w:cstheme="minorHAnsi"/>
+          <w:b/>
+          <w:bCs/>
+          <w:highlight w:val="cyan"/>
+        </w:rPr>
+        <w:t>review  sentiments</w:t>
+      </w:r>
+      <w:r>
+        <w:rPr>
+          <w:rFonts w:ascii="Arial" w:hAnsi="Arial" w:cs="Arial"/>
+          <w:sz w:val="22"/>
+          <w:szCs w:val="22"/>
+          <w:lang w:eastAsia="en-IE"/>
+        </w:rPr>
+        <w:t xml:space="preserve"> </w:t>
+      </w:r>
+      <w:r>
+        <w:rPr>
+          <w:rFonts w:cstheme="minorHAnsi"/>
+          <w:b/>
+          <w:bCs/>
+          <w:highlight w:val="cyan"/>
+        </w:rPr>
+        <w:t xml:space="preserve">his analysis highlights the model’s </w:t>
+      </w:r>
+    </w:p>
+    <w:p>
+      <w:pPr>
+        <w:pStyle w:val="NormalWeb"/>
+        <w:rPr>
+          <w:rFonts w:cstheme="minorHAnsi"/>
+          <w:b/>
+          <w:bCs/>
+          <w:highlight w:val="cyan"/>
+        </w:rPr>
+      </w:pPr>
+      <w:r>
+        <w:rPr>
+          <w:rFonts w:cstheme="minorHAnsi"/>
+          <w:b/>
+          <w:bCs/>
+          <w:highlight w:val="cyan"/>
+        </w:rPr>
+        <w:t>potential  to  enable  strategic  decision</w:t>
+      </w:r>
+      <w:r>
+        <w:rPr>
+          <w:rFonts w:ascii="Arial" w:hAnsi="Arial" w:cs="Arial"/>
+          <w:sz w:val="22"/>
+          <w:szCs w:val="22"/>
+          <w:lang w:eastAsia="en-IE"/>
+        </w:rPr>
+        <w:t xml:space="preserve"> </w:t>
+      </w:r>
+      <w:r>
+        <w:rPr>
+          <w:rFonts w:cstheme="minorHAnsi"/>
+          <w:b/>
+          <w:bCs/>
+          <w:highlight w:val="cyan"/>
+        </w:rPr>
+        <w:t xml:space="preserve">an  predict  trends  in </w:t>
+      </w:r>
+    </w:p>
+    <w:p>
+      <w:pPr>
+        <w:pStyle w:val="NormalWeb"/>
+        <w:rPr>
+          <w:rFonts w:cstheme="minorHAnsi"/>
+          <w:b/>
+          <w:bCs/>
+          <w:highlight w:val="cyan"/>
+        </w:rPr>
+      </w:pPr>
+      <w:r>
+        <w:rPr>
+          <w:rFonts w:cstheme="minorHAnsi"/>
+          <w:b/>
+          <w:bCs/>
+          <w:highlight w:val="cyan"/>
+        </w:rPr>
+        <w:t xml:space="preserve">room  demand,  helping  hotels  anticipate  occupancy  rates,  seasonal  variations,  and  customer </w:t>
+      </w:r>
+    </w:p>
+    <w:p>
+      <w:pPr>
+        <w:pStyle w:val="NormalWeb"/>
+        <w:rPr>
+          <w:rFonts w:cstheme="minorHAnsi"/>
+          <w:b/>
+          <w:bCs/>
+          <w:highlight w:val="cyan"/>
+        </w:rPr>
+      </w:pPr>
+      <w:r>
+        <w:rPr>
+          <w:rFonts w:cstheme="minorHAnsi"/>
+          <w:b/>
+          <w:bCs/>
+          <w:highlight w:val="cyan"/>
+        </w:rPr>
+        <w:t>preferences</w:t>
+      </w:r>
+    </w:p>
+    <w:p>
+      <w:pPr>
+        <w:pStyle w:val="NormalWeb"/>
+        <w:rPr>
+          <w:rFonts w:cstheme="minorHAnsi"/>
+          <w:b/>
+          <w:bCs/>
+          <w:highlight w:val="cyan"/>
+        </w:rPr>
+      </w:pPr>
+    </w:p>
+    <w:p>
+      <w:pPr>
+        <w:pStyle w:val="NormalWeb"/>
+        <w:rPr>
+          <w:rFonts w:cstheme="minorHAnsi"/>
+          <w:b/>
+          <w:bCs/>
+          <w:highlight w:val="cyan"/>
+        </w:rPr>
+      </w:pPr>
+      <w:r>
+        <w:rPr>
+          <w:rFonts w:cstheme="minorHAnsi"/>
+          <w:b/>
+          <w:bCs/>
+          <w:highlight w:val="cyan"/>
+        </w:rPr>
+        <w:t>-</w:t>
+      </w:r>
+      <w:r>
+        <w:rPr>
+          <w:rFonts w:eastAsiaTheme="minorEastAsia" w:hAnsi="Gill Sans MT"/>
+          <w:color w:val="262626" w:themeColor="text1" w:themeTint="D9"/>
+          <w:kern w:val="24"/>
+          <w:sz w:val="52"/>
+          <w:szCs w:val="52"/>
+          <w:lang w:eastAsia="en-IE"/>
+        </w:rPr>
+        <w:t xml:space="preserve"> </w:t>
+      </w:r>
+      <w:r>
+        <w:rPr>
+          <w:rFonts w:cstheme="minorHAnsi"/>
+          <w:b/>
+          <w:bCs/>
+          <w:highlight w:val="cyan"/>
+        </w:rPr>
+        <w:t>Using predictive models, we can estimate how many customers will come and what they will order using historical sales, time, day, weather, and events. This reduces waste and improves profit.</w:t>
+      </w:r>
+      <w:r>
+        <w:rPr>
+          <w:rFonts w:eastAsiaTheme="minorEastAsia" w:hAnsi="Gill Sans MT"/>
+          <w:color w:val="262626" w:themeColor="text1" w:themeTint="D9"/>
+          <w:kern w:val="24"/>
+          <w:sz w:val="44"/>
+          <w:szCs w:val="44"/>
+          <w:lang w:eastAsia="en-IE"/>
+        </w:rPr>
+        <w:t xml:space="preserve"> </w:t>
+      </w:r>
+      <w:r>
+        <w:rPr>
+          <w:rFonts w:cstheme="minorHAnsi"/>
+          <w:b/>
+          <w:bCs/>
+          <w:highlight w:val="cyan"/>
+        </w:rPr>
+        <w:t>Using predictive models, demand can be forecast using sales history, seasonal trends, promotions, and delivery schedules.</w:t>
+      </w:r>
+    </w:p>
+    <w:p>
+      <w:pPr>
+        <w:pStyle w:val="NormalWeb"/>
+        <w:numPr>
+          <w:ilvl w:val="0"/>
+          <w:numId w:val="2"/>
+        </w:numPr>
+        <w:rPr>
+          <w:rFonts w:cstheme="minorHAnsi"/>
+          <w:b/>
+          <w:bCs/>
+          <w:highlight w:val="cyan"/>
+        </w:rPr>
+      </w:pPr>
+      <w:r>
+        <w:rPr>
+          <w:rFonts w:cstheme="minorHAnsi"/>
+          <w:b/>
+          <w:bCs/>
+          <w:highlight w:val="cyan"/>
+        </w:rPr>
+        <w:t>Predictive models can identify high demand areas using past delivery data, time, weather, and events.</w:t>
+      </w:r>
+    </w:p>
+    <w:p>
+      <w:pPr>
+        <w:pStyle w:val="NormalWeb"/>
+        <w:numPr>
+          <w:ilvl w:val="0"/>
+          <w:numId w:val="2"/>
+        </w:numPr>
+        <w:rPr>
+          <w:rFonts w:cstheme="minorHAnsi"/>
+          <w:b/>
+          <w:bCs/>
+          <w:highlight w:val="cyan"/>
+        </w:rPr>
+      </w:pPr>
+      <w:r>
+        <w:rPr>
+          <w:rFonts w:cstheme="minorHAnsi"/>
+          <w:b/>
+          <w:bCs/>
+          <w:highlight w:val="cyan"/>
+        </w:rPr>
+        <w:t>Predictive models can identify customers likely to become unhappy using call logs, complaint history, and response data.</w:t>
+      </w:r>
+    </w:p>
+    <w:p>
+      <w:pPr>
+        <w:pStyle w:val="NormalWeb"/>
+        <w:numPr>
+          <w:ilvl w:val="0"/>
+          <w:numId w:val="2"/>
+        </w:numPr>
+        <w:rPr>
+          <w:rFonts w:cstheme="minorHAnsi"/>
+          <w:b/>
+          <w:bCs/>
+          <w:highlight w:val="cyan"/>
+        </w:rPr>
+      </w:pPr>
+      <w:r>
+        <w:rPr>
+          <w:rFonts w:cstheme="minorHAnsi"/>
+          <w:b/>
+          <w:bCs/>
+          <w:highlight w:val="cyan"/>
+        </w:rPr>
+        <w:t>Predictive models can forecast bookings using historical data, seasonality, pricing, and events.</w:t>
+      </w:r>
+    </w:p>
+    <w:p>
+      <w:pPr>
+        <w:pStyle w:val="NormalWeb"/>
+        <w:rPr>
+          <w:rFonts w:cstheme="minorHAnsi"/>
+          <w:b/>
+          <w:bCs/>
+          <w:highlight w:val="cyan"/>
+        </w:rPr>
+      </w:pPr>
+    </w:p>
+    <w:p>
+      <w:pPr>
+        <w:pStyle w:val="NormalWeb"/>
+        <w:rPr>
+          <w:rFonts w:cstheme="minorHAnsi"/>
+          <w:b/>
+          <w:bCs/>
+          <w:highlight w:val="cyan"/>
+        </w:rPr>
+      </w:pPr>
+      <w:r>
+        <w:rPr>
+          <w:rFonts w:cstheme="minorHAnsi"/>
+          <w:b/>
+          <w:bCs/>
+          <w:highlight w:val="cyan"/>
+        </w:rPr>
+        <w:t xml:space="preserve">making  in  resource  allocation,  pricing  strategies,  and </w:t>
+      </w:r>
+    </w:p>
+    <w:p>
+      <w:pPr>
+        <w:pStyle w:val="NormalWeb"/>
+        <w:rPr>
+          <w:rFonts w:cstheme="minorHAnsi"/>
+          <w:b/>
+          <w:bCs/>
+          <w:highlight w:val="cyan"/>
+        </w:rPr>
+      </w:pPr>
+      <w:r>
+        <w:rPr>
+          <w:rFonts w:cstheme="minorHAnsi"/>
+          <w:b/>
+          <w:bCs/>
+          <w:highlight w:val="cyan"/>
+        </w:rPr>
+        <w:t>personalized  marketing</w:t>
+      </w:r>
+      <w:r>
+        <w:rPr>
+          <w:rFonts w:ascii="Arial" w:hAnsi="Arial" w:cs="Arial"/>
+          <w:sz w:val="22"/>
+          <w:szCs w:val="22"/>
+          <w:lang w:eastAsia="en-IE"/>
+        </w:rPr>
+        <w:t xml:space="preserve"> </w:t>
+      </w:r>
+      <w:r>
+        <w:rPr>
+          <w:rFonts w:cstheme="minorHAnsi"/>
+          <w:b/>
+          <w:bCs/>
+          <w:highlight w:val="cyan"/>
+        </w:rPr>
+        <w:t>,  positioning  it  as  an  asset  for  enhancing  operational  efficiency  and</w:t>
+      </w:r>
+    </w:p>
+    <w:p>
+      <w:pPr>
+        <w:pStyle w:val="NormalWeb"/>
+        <w:rPr>
+          <w:rFonts w:cstheme="minorHAnsi"/>
+          <w:b/>
+          <w:bCs/>
+          <w:highlight w:val="cyan"/>
+        </w:rPr>
+      </w:pPr>
+      <w:r>
+        <w:rPr>
+          <w:rFonts w:cstheme="minorHAnsi"/>
+          <w:b/>
+          <w:bCs/>
+          <w:highlight w:val="cyan"/>
+        </w:rPr>
+        <w:t>customer satisfaction.</w:t>
+      </w:r>
+    </w:p>
+    <w:p>
+      <w:pPr>
+        <w:pStyle w:val="NormalWeb"/>
+        <w:rPr>
+          <w:rFonts w:cstheme="minorHAnsi"/>
+          <w:b/>
+          <w:bCs/>
+          <w:highlight w:val="cyan"/>
+        </w:rPr>
+      </w:pPr>
+    </w:p>
+    <w:p>
+      <w:pPr>
+        <w:pStyle w:val="NormalWeb"/>
+        <w:rPr>
+          <w:rFonts w:cstheme="minorHAnsi"/>
+          <w:b/>
+          <w:bCs/>
+          <w:highlight w:val="cyan"/>
+        </w:rPr>
+      </w:pPr>
+    </w:p>
+    <w:p>
+      <w:pPr>
+        <w:pStyle w:val="NormalWeb"/>
+        <w:rPr>
+          <w:rFonts w:asciiTheme="minorHAnsi" w:hAnsiTheme="minorHAnsi" w:cstheme="minorHAnsi"/>
+          <w:b/>
+          <w:bCs/>
+          <w:highlight w:val="cyan"/>
+        </w:rPr>
+      </w:pPr>
+    </w:p>
+    <w:p>
+      <w:pPr>
+        <w:pStyle w:val="NormalWeb"/>
+        <w:rPr>
+          <w:rFonts w:asciiTheme="minorHAnsi" w:hAnsiTheme="minorHAnsi" w:cstheme="minorHAnsi"/>
+          <w:highlight w:val="yellow"/>
+        </w:rPr>
+      </w:pPr>
+    </w:p>
+    <w:p>
+      <w:pPr>
+        <w:pStyle w:val="NormalWeb"/>
+        <w:rPr>
+          <w:rFonts w:asciiTheme="minorHAnsi" w:hAnsiTheme="minorHAnsi" w:cstheme="minorHAnsi"/>
+          <w:highlight w:val="yellow"/>
+        </w:rPr>
+      </w:pPr>
+    </w:p>
+    <w:p>
+      <w:pPr>
+        <w:pStyle w:val="NormalWeb"/>
+        <w:rPr>
+          <w:rFonts w:asciiTheme="minorHAnsi" w:hAnsiTheme="minorHAnsi" w:cstheme="minorHAnsi"/>
+          <w:highlight w:val="yellow"/>
+        </w:rPr>
+      </w:pPr>
+      <w:r>
+        <w:rPr>
+          <w:rFonts w:asciiTheme="minorHAnsi" w:hAnsiTheme="minorHAnsi" w:cstheme="minorHAnsi"/>
+          <w:highlight w:val="yellow"/>
+        </w:rPr>
+        <w:t xml:space="preserve">Clearly define the business problem or challenge you intend to address. Explain its impact and </w:t>
+      </w:r>
+      <w:r>
+        <w:rPr>
+          <w:rFonts w:asciiTheme="minorHAnsi" w:hAnsiTheme="minorHAnsi" w:cstheme="minorHAnsi"/>
+          <w:color w:val="EE0000"/>
+          <w:highlight w:val="yellow"/>
+        </w:rPr>
+        <w:t>how data analytics and predictive modelling can contribute towards addressing the problem</w:t>
+      </w:r>
+      <w:r>
+        <w:rPr>
+          <w:rFonts w:asciiTheme="minorHAnsi" w:hAnsiTheme="minorHAnsi" w:cstheme="minorHAnsi"/>
+          <w:highlight w:val="yellow"/>
+        </w:rPr>
+        <w:t>.</w:t>
+      </w:r>
+    </w:p>
+    <w:p>
+      <w:pPr>
+        <w:pStyle w:val="Heading3"/>
+        <w:rPr>
+          <w:rFonts w:cstheme="minorHAnsi"/>
+          <w:highlight w:val="yellow"/>
+        </w:rPr>
+      </w:pPr>
+      <w:r>
+        <w:rPr>
+          <w:rFonts w:cstheme="minorHAnsi"/>
+          <w:highlight w:val="yellow"/>
+        </w:rPr>
+        <w:t>4. Aim and Objectives</w:t>
+      </w:r>
+    </w:p>
+    <w:p>
+      <w:pPr>
+        <w:pStyle w:val="NormalWeb"/>
+        <w:rPr>
+          <w:rFonts w:ascii="Arial" w:hAnsi="Arial" w:cs="Arial"/>
+        </w:rPr>
+      </w:pPr>
+      <w:r>
+        <w:rPr>
+          <w:rFonts w:ascii="Arial" w:hAnsi="Arial" w:cs="Arial"/>
+        </w:rPr>
+        <w:t xml:space="preserve">The </w:t>
+      </w:r>
+      <w:r>
+        <w:rPr>
+          <w:rFonts w:ascii="Arial" w:hAnsi="Arial" w:cs="Arial"/>
+        </w:rPr>
+        <w:t xml:space="preserve">main </w:t>
+      </w:r>
+      <w:r>
+        <w:rPr>
+          <w:rFonts w:ascii="Arial" w:hAnsi="Arial" w:cs="Arial"/>
+        </w:rPr>
+        <w:t xml:space="preserve">aim of </w:t>
+      </w:r>
+      <w:r>
+        <w:rPr>
+          <w:rFonts w:ascii="Arial" w:hAnsi="Arial" w:cs="Arial"/>
+        </w:rPr>
+        <w:t>this</w:t>
+      </w:r>
+      <w:r>
+        <w:rPr>
+          <w:rFonts w:ascii="Arial" w:hAnsi="Arial" w:cs="Arial"/>
+        </w:rPr>
+        <w:t xml:space="preserve"> project </w:t>
+      </w:r>
+      <w:r>
+        <w:rPr>
+          <w:rFonts w:ascii="Arial" w:hAnsi="Arial" w:cs="Arial"/>
+        </w:rPr>
+        <w:t xml:space="preserve">is to </w:t>
+      </w:r>
+      <w:r>
+        <w:rPr>
+          <w:rFonts w:ascii="Arial" w:hAnsi="Arial" w:cs="Arial"/>
+        </w:rPr>
+        <w:t xml:space="preserve">predict whether </w:t>
+      </w:r>
+      <w:r>
+        <w:rPr>
+          <w:rFonts w:ascii="Arial" w:hAnsi="Arial" w:cs="Arial"/>
+        </w:rPr>
+        <w:t>the small hotel</w:t>
+      </w:r>
+      <w:r>
+        <w:rPr>
+          <w:rFonts w:ascii="Arial" w:hAnsi="Arial" w:cs="Arial"/>
+        </w:rPr>
+        <w:t>, will reach full occupancy during the summer season.</w:t>
+      </w:r>
+      <w:r>
+        <w:rPr>
+          <w:rFonts w:ascii="Arial" w:hAnsi="Arial" w:cs="Arial"/>
+        </w:rPr>
+        <w:t xml:space="preserve"> Although, for that happen we have some </w:t>
+      </w:r>
+      <w:r>
+        <w:rPr>
+          <w:rFonts w:ascii="Arial" w:hAnsi="Arial" w:cs="Arial"/>
+        </w:rPr>
+        <w:t>objectives</w:t>
+      </w:r>
+      <w:r>
+        <w:rPr>
+          <w:rFonts w:ascii="Arial" w:hAnsi="Arial" w:cs="Arial"/>
+        </w:rPr>
+        <w:t xml:space="preserve"> that need to be</w:t>
+      </w:r>
+      <w:r>
+        <w:rPr>
+          <w:rFonts w:ascii="Arial" w:hAnsi="Arial" w:cs="Arial"/>
+        </w:rPr>
+        <w:t xml:space="preserve"> achieved as </w:t>
+      </w:r>
+      <w:proofErr w:type="spellStart"/>
+      <w:r>
+        <w:rPr>
+          <w:rFonts w:ascii="Arial" w:hAnsi="Arial" w:cs="Arial"/>
+        </w:rPr>
+        <w:t>qe</w:t>
+      </w:r>
+      <w:proofErr w:type="spellEnd"/>
+      <w:r>
+        <w:rPr>
+          <w:rFonts w:ascii="Arial" w:hAnsi="Arial" w:cs="Arial"/>
+        </w:rPr>
+        <w:t xml:space="preserve"> have several problems that can be addressed</w:t>
+      </w:r>
+      <w:r>
+        <w:rPr>
+          <w:rFonts w:ascii="Arial" w:hAnsi="Arial" w:cs="Arial"/>
+        </w:rPr>
+        <w:t xml:space="preserve"> as:</w:t>
+      </w:r>
+    </w:p>
+    <w:p>
+      <w:pPr>
+        <w:pStyle w:val="NormalWeb"/>
+        <w:rPr>
+          <w:rFonts w:ascii="Arial" w:hAnsi="Arial" w:cs="Arial"/>
+        </w:rPr>
+      </w:pPr>
+    </w:p>
+    <w:p>
+      <w:pPr>
+        <w:pStyle w:val="NormalWeb"/>
+        <w:rPr>
+          <w:rFonts w:asciiTheme="minorHAnsi" w:hAnsiTheme="minorHAnsi" w:cstheme="minorHAnsi"/>
+          <w:highlight w:val="yellow"/>
+        </w:rPr>
+      </w:pPr>
+    </w:p>
+    <w:p>
+      <w:pPr>
+        <w:pStyle w:val="NormalWeb"/>
+        <w:rPr>
+          <w:rFonts w:asciiTheme="minorHAnsi" w:hAnsiTheme="minorHAnsi" w:cstheme="minorHAnsi"/>
+          <w:highlight w:val="yellow"/>
+        </w:rPr>
+      </w:pPr>
+      <w:r>
+        <w:rPr>
+          <w:rFonts w:asciiTheme="minorHAnsi" w:hAnsiTheme="minorHAnsi" w:cstheme="minorHAnsi"/>
+          <w:highlight w:val="yellow"/>
+        </w:rPr>
+        <w:t xml:space="preserve">State the overall aim of the project and provide </w:t>
+      </w:r>
+      <w:r>
+        <w:rPr>
+          <w:rStyle w:val="Strong"/>
+          <w:rFonts w:asciiTheme="minorHAnsi" w:hAnsiTheme="minorHAnsi" w:cstheme="minorHAnsi"/>
+          <w:highlight w:val="yellow"/>
+        </w:rPr>
+        <w:t>3–5 clear and achievable objectives</w:t>
+      </w:r>
+      <w:r>
+        <w:rPr>
+          <w:rFonts w:asciiTheme="minorHAnsi" w:hAnsiTheme="minorHAnsi" w:cstheme="minorHAnsi"/>
+          <w:highlight w:val="yellow"/>
+        </w:rPr>
+        <w:t>. Include an appropriate business objective or hypothesis that will be explored through the project.</w:t>
+      </w:r>
+    </w:p>
+    <w:p>
+      <w:pPr>
+        <w:pStyle w:val="Heading3"/>
+        <w:rPr>
+          <w:rFonts w:cstheme="minorHAnsi"/>
+          <w:highlight w:val="yellow"/>
+        </w:rPr>
+      </w:pPr>
+      <w:r>
+        <w:rPr>
+          <w:rFonts w:cstheme="minorHAnsi"/>
+          <w:highlight w:val="yellow"/>
+        </w:rPr>
+        <w:t>5. Scope</w:t>
+      </w:r>
+    </w:p>
+    <w:p>
+      <w:pPr>
+        <w:pStyle w:val="NormalWeb"/>
+        <w:rPr>
+          <w:rFonts w:asciiTheme="minorHAnsi" w:hAnsiTheme="minorHAnsi" w:cstheme="minorHAnsi"/>
+          <w:highlight w:val="yellow"/>
+        </w:rPr>
+      </w:pPr>
+      <w:r>
+        <w:rPr>
+          <w:rFonts w:asciiTheme="minorHAnsi" w:hAnsiTheme="minorHAnsi" w:cstheme="minorHAnsi"/>
+          <w:highlight w:val="yellow"/>
+        </w:rPr>
+        <w:t xml:space="preserve">Clearly define what will be </w:t>
+      </w:r>
+      <w:r>
+        <w:rPr>
+          <w:rStyle w:val="Strong"/>
+          <w:rFonts w:asciiTheme="minorHAnsi" w:hAnsiTheme="minorHAnsi" w:cstheme="minorHAnsi"/>
+          <w:highlight w:val="yellow"/>
+        </w:rPr>
+        <w:t>included and excluded</w:t>
+      </w:r>
+      <w:r>
+        <w:rPr>
+          <w:rFonts w:asciiTheme="minorHAnsi" w:hAnsiTheme="minorHAnsi" w:cstheme="minorHAnsi"/>
+          <w:highlight w:val="yellow"/>
+        </w:rPr>
+        <w:t xml:space="preserve"> from the project. The proposed work should have sufficient scope for investigation and development across two semesters.</w:t>
+      </w:r>
+    </w:p>
+    <w:p>
+      <w:pPr>
+        <w:pStyle w:val="Heading3"/>
+        <w:rPr>
+          <w:rFonts w:cstheme="minorHAnsi"/>
+          <w:highlight w:val="yellow"/>
+        </w:rPr>
+      </w:pPr>
+      <w:r>
+        <w:rPr>
+          <w:rFonts w:cstheme="minorHAnsi"/>
+          <w:highlight w:val="yellow"/>
+        </w:rPr>
+        <w:t>6. Methodology</w:t>
+      </w:r>
+    </w:p>
+    <w:p>
+      <w:pPr>
+        <w:pStyle w:val="NormalWeb"/>
+        <w:rPr>
+          <w:rFonts w:asciiTheme="minorHAnsi" w:hAnsiTheme="minorHAnsi" w:cstheme="minorHAnsi"/>
+          <w:highlight w:val="yellow"/>
+        </w:rPr>
+      </w:pPr>
+      <w:r>
+        <w:rPr>
+          <w:rFonts w:asciiTheme="minorHAnsi" w:hAnsiTheme="minorHAnsi" w:cstheme="minorHAnsi"/>
+          <w:highlight w:val="yellow"/>
+        </w:rPr>
+        <w:t>Describe how you plan to carry out the project. Explain the proposed data analytics methods, predictive modelling techniques, technologies and tools, and briefly justify your choices.</w:t>
+      </w:r>
+    </w:p>
+    <w:p>
+      <w:pPr>
+        <w:pStyle w:val="NormalWeb"/>
+        <w:rPr>
+          <w:rFonts w:asciiTheme="minorHAnsi" w:hAnsiTheme="minorHAnsi" w:cstheme="minorHAnsi"/>
+          <w:highlight w:val="yellow"/>
+        </w:rPr>
+      </w:pPr>
+      <w:r>
+        <w:rPr>
+          <w:rFonts w:asciiTheme="minorHAnsi" w:hAnsiTheme="minorHAnsi" w:cstheme="minorHAnsi"/>
+          <w:highlight w:val="yellow"/>
+        </w:rPr>
+        <w:t xml:space="preserve">Include a </w:t>
+      </w:r>
+      <w:r>
+        <w:rPr>
+          <w:rStyle w:val="Strong"/>
+          <w:rFonts w:asciiTheme="minorHAnsi" w:hAnsiTheme="minorHAnsi" w:cstheme="minorHAnsi"/>
+          <w:highlight w:val="yellow"/>
+        </w:rPr>
+        <w:t>high-level architectural diagram</w:t>
+      </w:r>
+      <w:r>
+        <w:rPr>
+          <w:rFonts w:asciiTheme="minorHAnsi" w:hAnsiTheme="minorHAnsi" w:cstheme="minorHAnsi"/>
+          <w:highlight w:val="yellow"/>
+        </w:rPr>
+        <w:t xml:space="preserve"> showing the proposed workflow or system architecture and how the main components are connected. Briefly explain the main components and overall workflow.</w:t>
+      </w:r>
+    </w:p>
+    <w:p>
+      <w:pPr>
+        <w:pStyle w:val="Heading3"/>
+        <w:rPr>
+          <w:rFonts w:cstheme="minorHAnsi"/>
+        </w:rPr>
+      </w:pPr>
+      <w:r>
+        <w:rPr>
+          <w:rFonts w:cstheme="minorHAnsi"/>
+        </w:rPr>
+        <w:t>7. Data Sources</w:t>
+      </w:r>
+    </w:p>
+    <w:p/>
+    <w:p>
+      <w:pPr>
+        <w:pStyle w:val="NormalWeb"/>
+        <w:rPr>
+          <w:rFonts w:ascii="Arial" w:hAnsi="Arial" w:cs="Arial"/>
+        </w:rPr>
+      </w:pPr>
+      <w:r>
+        <w:rPr>
+          <w:rFonts w:ascii="Arial" w:hAnsi="Arial" w:cs="Arial"/>
+        </w:rPr>
+        <w:t>For this project, the dataset will consist of historical reservation and occupancy data from The Merry Cobbler's Booking.com Pulse account, which is used by the owners to manage the accommodation. The data may include:</w:t>
+      </w:r>
+    </w:p>
+    <w:p>
+      <w:pPr>
+        <w:pStyle w:val="NormalWeb"/>
+        <w:numPr>
+          <w:ilvl w:val="0"/>
+          <w:numId w:val="5"/>
+        </w:numPr>
+        <w:rPr>
+          <w:rFonts w:ascii="Arial" w:hAnsi="Arial" w:cs="Arial"/>
+        </w:rPr>
+      </w:pPr>
+      <w:r>
+        <w:rPr>
+          <w:rFonts w:ascii="Arial" w:hAnsi="Arial" w:cs="Arial"/>
+        </w:rPr>
+        <w:t>Reservations</w:t>
+      </w:r>
+    </w:p>
+    <w:p>
+      <w:pPr>
+        <w:pStyle w:val="NormalWeb"/>
+        <w:numPr>
+          <w:ilvl w:val="0"/>
+          <w:numId w:val="5"/>
+        </w:numPr>
+        <w:rPr>
+          <w:rFonts w:ascii="Arial" w:hAnsi="Arial" w:cs="Arial"/>
+        </w:rPr>
+      </w:pPr>
+      <w:r>
+        <w:rPr>
+          <w:rFonts w:ascii="Arial" w:hAnsi="Arial" w:cs="Arial"/>
+        </w:rPr>
+        <w:t>Occupancy</w:t>
+      </w:r>
+    </w:p>
+    <w:p>
+      <w:pPr>
+        <w:pStyle w:val="NormalWeb"/>
+        <w:numPr>
+          <w:ilvl w:val="0"/>
+          <w:numId w:val="5"/>
+        </w:numPr>
+        <w:rPr>
+          <w:rFonts w:ascii="Arial" w:hAnsi="Arial" w:cs="Arial"/>
+        </w:rPr>
+      </w:pPr>
+      <w:r>
+        <w:rPr>
+          <w:rFonts w:ascii="Arial" w:hAnsi="Arial" w:cs="Arial"/>
+        </w:rPr>
+        <w:t>Availability</w:t>
+      </w:r>
+    </w:p>
+    <w:p>
+      <w:pPr>
+        <w:pStyle w:val="NormalWeb"/>
+        <w:numPr>
+          <w:ilvl w:val="0"/>
+          <w:numId w:val="5"/>
+        </w:numPr>
+        <w:rPr>
+          <w:rFonts w:ascii="Arial" w:hAnsi="Arial" w:cs="Arial"/>
+        </w:rPr>
+      </w:pPr>
+      <w:r>
+        <w:rPr>
+          <w:rFonts w:ascii="Arial" w:hAnsi="Arial" w:cs="Arial"/>
+        </w:rPr>
+        <w:lastRenderedPageBreak/>
+        <w:t>Room prices</w:t>
+      </w:r>
+    </w:p>
+    <w:p>
+      <w:pPr>
+        <w:pStyle w:val="NormalWeb"/>
+        <w:numPr>
+          <w:ilvl w:val="0"/>
+          <w:numId w:val="5"/>
+        </w:numPr>
+        <w:rPr>
+          <w:rFonts w:ascii="Arial" w:hAnsi="Arial" w:cs="Arial"/>
+        </w:rPr>
+      </w:pPr>
+      <w:r>
+        <w:rPr>
+          <w:rFonts w:ascii="Arial" w:hAnsi="Arial" w:cs="Arial"/>
+        </w:rPr>
+        <w:t>Booking dates</w:t>
+      </w:r>
+    </w:p>
+    <w:p>
+      <w:pPr>
+        <w:pStyle w:val="NormalWeb"/>
+        <w:numPr>
+          <w:ilvl w:val="0"/>
+          <w:numId w:val="5"/>
+        </w:numPr>
+        <w:rPr>
+          <w:rFonts w:ascii="Arial" w:hAnsi="Arial" w:cs="Arial"/>
+        </w:rPr>
+      </w:pPr>
+      <w:r>
+        <w:rPr>
+          <w:rFonts w:ascii="Arial" w:hAnsi="Arial" w:cs="Arial"/>
+        </w:rPr>
+        <w:t>Guest confirmations</w:t>
+      </w:r>
+    </w:p>
+    <w:p>
+      <w:pPr>
+        <w:pStyle w:val="NormalWeb"/>
+        <w:numPr>
+          <w:ilvl w:val="0"/>
+          <w:numId w:val="5"/>
+        </w:numPr>
+        <w:rPr>
+          <w:rFonts w:ascii="Arial" w:hAnsi="Arial" w:cs="Arial"/>
+        </w:rPr>
+      </w:pPr>
+      <w:r>
+        <w:rPr>
+          <w:rFonts w:ascii="Arial" w:hAnsi="Arial" w:cs="Arial"/>
+        </w:rPr>
+        <w:t>Property performance</w:t>
+      </w:r>
+    </w:p>
+    <w:p>
+      <w:pPr>
+        <w:pStyle w:val="NormalWeb"/>
+        <w:rPr>
+          <w:rFonts w:ascii="Arial" w:hAnsi="Arial" w:cs="Arial"/>
+        </w:rPr>
+      </w:pPr>
+      <w:r>
+        <w:rPr>
+          <w:rFonts w:ascii="Arial" w:hAnsi="Arial" w:cs="Arial"/>
+        </w:rPr>
+        <w:t>The data sources will therefore include The Merry Cobbler's Booking.com Pulse account, Booking.com, and other publicly available sources.</w:t>
+      </w:r>
+    </w:p>
+    <w:p>
+      <w:pPr>
+        <w:pStyle w:val="NormalWeb"/>
+        <w:rPr>
+          <w:rFonts w:ascii="Arial" w:hAnsi="Arial" w:cs="Arial"/>
+        </w:rPr>
+      </w:pPr>
+      <w:r>
+        <w:rPr>
+          <w:rFonts w:ascii="Arial" w:hAnsi="Arial" w:cs="Arial"/>
+        </w:rPr>
+        <w:t xml:space="preserve">The data will be analysed to identify patterns in historical bookings and occupancy and to develop a predictive model to determine whether the accommodation is likely to reach full occupancy on a given date. </w:t>
+      </w:r>
+    </w:p>
+    <w:p>
+      <w:pPr>
+        <w:pStyle w:val="NormalWeb"/>
+        <w:rPr>
+          <w:rFonts w:asciiTheme="minorHAnsi" w:hAnsiTheme="minorHAnsi" w:cstheme="minorHAnsi"/>
+          <w:highlight w:val="yellow"/>
+        </w:rPr>
+      </w:pPr>
+      <w:r>
+        <w:rPr>
+          <w:rFonts w:ascii="Arial" w:hAnsi="Arial" w:cs="Arial"/>
+        </w:rPr>
+        <w:t>In accordance with the General Data Protection Regulation (GDPR), consent to use the data was provided by the owner. The owner was informed that the data would be processed solely for academic purposes and that its security, integrity, and confidentiality would be maintained throughout the project.</w:t>
+      </w:r>
+    </w:p>
+    <w:p>
+      <w:pPr>
+        <w:pStyle w:val="NormalWeb"/>
+        <w:rPr>
+          <w:rFonts w:asciiTheme="minorHAnsi" w:hAnsiTheme="minorHAnsi" w:cstheme="minorHAnsi"/>
+          <w:highlight w:val="yellow"/>
+        </w:rPr>
+      </w:pPr>
+    </w:p>
+    <w:p>
+      <w:pPr>
+        <w:pStyle w:val="Heading3"/>
+        <w:rPr>
+          <w:rFonts w:cstheme="minorHAnsi"/>
+          <w:highlight w:val="yellow"/>
+        </w:rPr>
+      </w:pPr>
+      <w:r>
+        <w:rPr>
+          <w:rFonts w:cstheme="minorHAnsi"/>
+          <w:highlight w:val="yellow"/>
+        </w:rPr>
+        <w:t>8. Expected Deliverables</w:t>
+      </w:r>
+    </w:p>
+    <w:p>
+      <w:pPr>
+        <w:pStyle w:val="NormalWeb"/>
+        <w:rPr>
+          <w:rFonts w:asciiTheme="minorHAnsi" w:hAnsiTheme="minorHAnsi" w:cstheme="minorHAnsi"/>
+          <w:highlight w:val="yellow"/>
+        </w:rPr>
+      </w:pPr>
+      <w:r>
+        <w:rPr>
+          <w:rFonts w:asciiTheme="minorHAnsi" w:hAnsiTheme="minorHAnsi" w:cstheme="minorHAnsi"/>
+          <w:highlight w:val="yellow"/>
+        </w:rPr>
+        <w:t>Clearly state what you expect to produce by the end of Semester 2, including the expected analytical and predictive modelling outputs and any relevant dashboard, application, system or other project deliverables.</w:t>
+      </w:r>
+    </w:p>
+    <w:p>
+      <w:pPr>
+        <w:pStyle w:val="Heading3"/>
+        <w:rPr>
+          <w:rFonts w:cstheme="minorHAnsi"/>
+          <w:highlight w:val="yellow"/>
+        </w:rPr>
+      </w:pPr>
+      <w:r>
+        <w:rPr>
+          <w:rFonts w:cstheme="minorHAnsi"/>
+          <w:highlight w:val="yellow"/>
+        </w:rPr>
+        <w:t>9. Project Timeline</w:t>
+      </w:r>
+    </w:p>
+    <w:p>
+      <w:pPr>
+        <w:pStyle w:val="NormalWeb"/>
+        <w:rPr>
+          <w:rFonts w:asciiTheme="minorHAnsi" w:hAnsiTheme="minorHAnsi" w:cstheme="minorHAnsi"/>
+          <w:highlight w:val="yellow"/>
+        </w:rPr>
+      </w:pPr>
+      <w:r>
+        <w:rPr>
+          <w:rFonts w:asciiTheme="minorHAnsi" w:hAnsiTheme="minorHAnsi" w:cstheme="minorHAnsi"/>
+          <w:highlight w:val="yellow"/>
+        </w:rPr>
+        <w:t xml:space="preserve">Provide a </w:t>
+      </w:r>
+      <w:r>
+        <w:rPr>
+          <w:rStyle w:val="Strong"/>
+          <w:rFonts w:asciiTheme="minorHAnsi" w:hAnsiTheme="minorHAnsi" w:cstheme="minorHAnsi"/>
+          <w:highlight w:val="yellow"/>
+        </w:rPr>
+        <w:t>high-level project timeline diagram (e.g., a Gantt chart)</w:t>
+      </w:r>
+      <w:r>
+        <w:rPr>
+          <w:rFonts w:asciiTheme="minorHAnsi" w:hAnsiTheme="minorHAnsi" w:cstheme="minorHAnsi"/>
+          <w:highlight w:val="yellow"/>
+        </w:rPr>
+        <w:t xml:space="preserve"> covering both semesters. Clearly show the main project phases, key activities, milestones and expected completion periods.</w:t>
+      </w:r>
+    </w:p>
+    <w:p>
+      <w:pPr>
+        <w:pStyle w:val="Heading3"/>
+        <w:rPr>
+          <w:rFonts w:cstheme="minorHAnsi"/>
+          <w:highlight w:val="yellow"/>
+        </w:rPr>
+      </w:pPr>
+      <w:r>
+        <w:rPr>
+          <w:rFonts w:cstheme="minorHAnsi"/>
+          <w:highlight w:val="yellow"/>
+        </w:rPr>
+        <w:t>10. Ethical and Legal Considerations</w:t>
+      </w:r>
+    </w:p>
+    <w:p>
+      <w:pPr>
+        <w:pStyle w:val="NormalWeb"/>
+        <w:rPr>
+          <w:rFonts w:asciiTheme="minorHAnsi" w:hAnsiTheme="minorHAnsi" w:cstheme="minorHAnsi"/>
+        </w:rPr>
+      </w:pPr>
+      <w:r>
+        <w:rPr>
+          <w:rFonts w:asciiTheme="minorHAnsi" w:hAnsiTheme="minorHAnsi" w:cstheme="minorHAnsi"/>
+          <w:highlight w:val="yellow"/>
+        </w:rPr>
+        <w:t>Identify relevant ethical, privacy, data protection, security and data-use considerations associated with the project. Explain how these will be appropriately addressed, including permissions for accessing and using the selected data.</w:t>
+      </w:r>
+    </w:p>
+    <w:p>
+      <w:pPr>
+        <w:jc w:val="center"/>
+        <w:rPr>
+          <w:rFonts w:ascii="Arial" w:hAnsi="Arial" w:cs="Arial"/>
+        </w:rPr>
+      </w:pPr>
+    </w:p>
+    <w:p>
+      <w:pPr>
+        <w:jc w:val="center"/>
+        <w:rPr>
+          <w:rFonts w:ascii="Arial" w:hAnsi="Arial" w:cs="Arial"/>
+        </w:rPr>
+      </w:pPr>
+    </w:p>
+    <w:p>
+      <w:pPr>
+        <w:jc w:val="center"/>
+        <w:rPr>
+          <w:rFonts w:ascii="Arial" w:hAnsi="Arial" w:cs="Arial"/>
+        </w:rPr>
+      </w:pPr>
+    </w:p>
+    <w:p>
+      <w:pPr>
+        <w:jc w:val="center"/>
+        <w:rPr>
+          <w:rFonts w:ascii="Arial" w:hAnsi="Arial" w:cs="Arial"/>
+        </w:rPr>
+      </w:pPr>
+    </w:p>
+    <w:p>
+      <w:pPr>
+        <w:jc w:val="center"/>
+        <w:rPr>
+          <w:rFonts w:ascii="Arial" w:hAnsi="Arial" w:cs="Arial"/>
+        </w:rPr>
+      </w:pPr>
+    </w:p>
+    <w:p>
+      <w:pPr>
+        <w:jc w:val="center"/>
+        <w:rPr>
+          <w:rFonts w:ascii="Arial" w:hAnsi="Arial" w:cs="Arial"/>
+        </w:rPr>
+      </w:pPr>
+    </w:p>
+    <w:p>
+      <w:pPr>
+        <w:jc w:val="center"/>
+        <w:rPr>
+          <w:rFonts w:ascii="Arial" w:hAnsi="Arial" w:cs="Arial"/>
+        </w:rPr>
+      </w:pPr>
+    </w:p>
+    <w:p>
+      <w:pPr>
         <w:jc w:val="center"/>
         <w:rPr>
           <w:rFonts w:ascii="Arial" w:hAnsi="Arial" w:cs="Arial"/>
@@ -141,71 +1884,17 @@
           <w:szCs w:val="28"/>
         </w:rPr>
       </w:pPr>
-      <w:r>
-        <w:rPr>
-          <w:rFonts w:cstheme="minorHAnsi"/>
+    </w:p>
+    <w:p>
+      <w:pPr>
+        <w:jc w:val="center"/>
+        <w:rPr>
+          <w:rFonts w:ascii="Arial" w:hAnsi="Arial" w:cs="Arial"/>
           <w:b/>
           <w:bCs/>
           <w:sz w:val="28"/>
           <w:szCs w:val="28"/>
         </w:rPr>
-        <w:t>Problem Definition</w:t>
-      </w:r>
-    </w:p>
-    <w:p>
-      <w:pPr>
-        <w:jc w:val="center"/>
-        <w:rPr>
-          <w:rFonts w:ascii="Arial" w:hAnsi="Arial" w:cs="Arial"/>
-        </w:rPr>
-      </w:pPr>
-    </w:p>
-    <w:p>
-      <w:pPr>
-        <w:jc w:val="center"/>
-        <w:rPr>
-          <w:rFonts w:ascii="Arial" w:hAnsi="Arial" w:cs="Arial"/>
-        </w:rPr>
-      </w:pPr>
-    </w:p>
-    <w:p>
-      <w:pPr>
-        <w:jc w:val="center"/>
-        <w:rPr>
-          <w:rFonts w:ascii="Arial" w:hAnsi="Arial" w:cs="Arial"/>
-        </w:rPr>
-      </w:pPr>
-    </w:p>
-    <w:p>
-      <w:pPr>
-        <w:jc w:val="center"/>
-        <w:rPr>
-          <w:rFonts w:ascii="Arial" w:hAnsi="Arial" w:cs="Arial"/>
-        </w:rPr>
-      </w:pPr>
-    </w:p>
-    <w:p>
-      <w:pPr>
-        <w:jc w:val="center"/>
-        <w:rPr>
-          <w:rFonts w:ascii="Arial" w:hAnsi="Arial" w:cs="Arial"/>
-        </w:rPr>
-      </w:pPr>
-    </w:p>
-    <w:p>
-      <w:pPr>
-        <w:jc w:val="center"/>
-        <w:rPr>
-          <w:rFonts w:ascii="Arial" w:hAnsi="Arial" w:cs="Arial"/>
-        </w:rPr>
-      </w:pPr>
-    </w:p>
-    <w:p>
-      <w:pPr>
-        <w:jc w:val="center"/>
-        <w:rPr>
-          <w:rFonts w:ascii="Arial" w:hAnsi="Arial" w:cs="Arial"/>
-        </w:rPr>
       </w:pPr>
     </w:p>
     <w:p>
@@ -231,10 +1920,7 @@
           <w:szCs w:val="28"/>
         </w:rPr>
       </w:pPr>
-    </w:p>
-    <w:p>
-      <w:pPr>
-        <w:jc w:val="center"/>
+      <w:r>
         <w:rPr>
           <w:rFonts w:ascii="Arial" w:hAnsi="Arial" w:cs="Arial"/>
           <w:b/>
@@ -242,28 +1928,6 @@
           <w:sz w:val="28"/>
           <w:szCs w:val="28"/>
         </w:rPr>
-      </w:pPr>
-    </w:p>
-    <w:p>
-      <w:pPr>
-        <w:jc w:val="center"/>
-        <w:rPr>
-          <w:rFonts w:ascii="Arial" w:hAnsi="Arial" w:cs="Arial"/>
-          <w:b/>
-          <w:bCs/>
-          <w:sz w:val="28"/>
-          <w:szCs w:val="28"/>
-        </w:rPr>
-      </w:pPr>
-      <w:r>
-        <w:rPr>
-          <w:rFonts w:ascii="Arial" w:hAnsi="Arial" w:cs="Arial"/>
-          <w:b/>
-          <w:bCs/>
-          <w:sz w:val="28"/>
-          <w:szCs w:val="28"/>
-        </w:rPr>
-        <w:lastRenderedPageBreak/>
         <w:t>References</w:t>
       </w:r>
     </w:p>
@@ -271,59 +1935,212 @@
       <w:pPr>
         <w:rPr>
           <w:rFonts w:ascii="Arial" w:hAnsi="Arial" w:cs="Arial"/>
-          <w:b/>
-          <w:bCs/>
-        </w:rPr>
-      </w:pPr>
+        </w:rPr>
+      </w:pPr>
+      <w:r>
+        <w:rPr>
+          <w:rFonts w:ascii="Arial" w:hAnsi="Arial" w:cs="Arial"/>
+        </w:rPr>
+        <w:t xml:space="preserve">Finn, T. and Smalley, I. (2024) </w:t>
+      </w:r>
+      <w:r>
+        <w:rPr>
+          <w:rFonts w:ascii="Arial" w:hAnsi="Arial" w:cs="Arial"/>
+          <w:i/>
+          <w:iCs/>
+        </w:rPr>
+        <w:t>What is predictive analytics?</w:t>
+      </w:r>
+      <w:r>
+        <w:rPr>
+          <w:rFonts w:ascii="Arial" w:hAnsi="Arial" w:cs="Arial"/>
+        </w:rPr>
+        <w:t xml:space="preserve"> Available at: </w:t>
+      </w:r>
       <w:hyperlink r:id="rId5" w:history="1">
         <w:r>
           <w:rPr>
+            <w:rStyle w:val="Hyperlink"/>
             <w:rFonts w:ascii="Arial" w:hAnsi="Arial" w:cs="Arial"/>
-            <w:b/>
-            <w:bCs/>
           </w:rPr>
-          <w:t>What is Predictive Analytics? | IBM</w:t>
+          <w:t>https://www.ibm.com/think/topics/predictive-analytics</w:t>
         </w:r>
       </w:hyperlink>
       <w:r>
         <w:rPr>
           <w:rFonts w:ascii="Arial" w:hAnsi="Arial" w:cs="Arial"/>
-          <w:b/>
-          <w:bCs/>
-        </w:rPr>
-        <w:t xml:space="preserve"> </w:t>
+        </w:rPr>
+        <w:t xml:space="preserve"> (Accessed: </w:t>
+      </w:r>
+      <w:r>
+        <w:rPr>
+          <w:rFonts w:ascii="Arial" w:hAnsi="Arial" w:cs="Arial"/>
+        </w:rPr>
+        <w:t xml:space="preserve">28 </w:t>
+      </w:r>
+      <w:proofErr w:type="spellStart"/>
+      <w:r>
+        <w:rPr>
+          <w:rFonts w:ascii="Arial" w:hAnsi="Arial" w:cs="Arial"/>
+        </w:rPr>
+        <w:t>september</w:t>
+      </w:r>
+      <w:proofErr w:type="spellEnd"/>
+      <w:r>
+        <w:rPr>
+          <w:rFonts w:ascii="Arial" w:hAnsi="Arial" w:cs="Arial"/>
+        </w:rPr>
+        <w:t xml:space="preserve"> 2026).</w:t>
+      </w:r>
+    </w:p>
+    <w:p>
+      <w:pPr>
+        <w:jc w:val="both"/>
+        <w:rPr>
+          <w:rFonts w:ascii="Arial" w:hAnsi="Arial" w:cs="Arial"/>
+        </w:rPr>
+      </w:pPr>
+    </w:p>
+    <w:p>
+      <w:pPr>
+        <w:jc w:val="both"/>
+        <w:rPr>
+          <w:rFonts w:ascii="Arial" w:hAnsi="Arial" w:cs="Arial"/>
+        </w:rPr>
+      </w:pPr>
+      <w:r>
+        <w:rPr>
+          <w:rFonts w:ascii="Arial" w:hAnsi="Arial" w:cs="Arial"/>
+        </w:rPr>
+        <w:t xml:space="preserve">Booking.com (no date) </w:t>
+      </w:r>
+      <w:r>
+        <w:rPr>
+          <w:rFonts w:ascii="Arial" w:hAnsi="Arial" w:cs="Arial"/>
+          <w:i/>
+          <w:iCs/>
+        </w:rPr>
+        <w:t>The Merry Cobbler, Dublin: guest reviews</w:t>
+      </w:r>
+      <w:r>
+        <w:rPr>
+          <w:rFonts w:ascii="Arial" w:hAnsi="Arial" w:cs="Arial"/>
+        </w:rPr>
+        <w:t xml:space="preserve">. Available at: </w:t>
       </w:r>
       <w:hyperlink r:id="rId6" w:history="1">
         <w:r>
           <w:rPr>
             <w:rStyle w:val="Hyperlink"/>
             <w:rFonts w:ascii="Arial" w:hAnsi="Arial" w:cs="Arial"/>
-            <w:b/>
-            <w:bCs/>
           </w:rPr>
-          <w:t>https://www.ibm.com/think/topics/predictive-analytics</w:t>
+          <w:t>https://www.booking.com/hotel/ie/the-merry-cobbler.html</w:t>
         </w:r>
       </w:hyperlink>
       <w:r>
         <w:rPr>
           <w:rFonts w:ascii="Arial" w:hAnsi="Arial" w:cs="Arial"/>
-          <w:b/>
-          <w:bCs/>
-        </w:rPr>
-        <w:t xml:space="preserve">  </w:t>
-      </w:r>
-    </w:p>
-    <w:p>
-      <w:pPr>
-        <w:jc w:val="center"/>
-        <w:rPr>
-          <w:rFonts w:ascii="Arial" w:hAnsi="Arial" w:cs="Arial"/>
-          <w:b/>
-          <w:bCs/>
-          <w:sz w:val="28"/>
-          <w:szCs w:val="28"/>
-        </w:rPr>
-      </w:pPr>
+        </w:rPr>
+        <w:t xml:space="preserve"> (Accessed: 1 October 2026).</w:t>
+      </w:r>
+    </w:p>
+    <w:p>
+      <w:pPr>
+        <w:jc w:val="both"/>
+        <w:rPr>
+          <w:rFonts w:ascii="Arial" w:hAnsi="Arial" w:cs="Arial"/>
+        </w:rPr>
+      </w:pPr>
+    </w:p>
+    <w:p>
+      <w:pPr>
+        <w:jc w:val="both"/>
+        <w:rPr>
+          <w:rFonts w:ascii="Arial" w:hAnsi="Arial" w:cs="Arial"/>
+        </w:rPr>
+      </w:pPr>
+      <w:r>
+        <w:rPr>
+          <w:rFonts w:ascii="Arial" w:hAnsi="Arial" w:cs="Arial"/>
+        </w:rPr>
+        <w:t>Identifying a Business Problem</w:t>
+      </w:r>
+    </w:p>
+    <w:p>
+      <w:pPr>
+        <w:jc w:val="both"/>
+        <w:rPr>
+          <w:rFonts w:ascii="Arial" w:hAnsi="Arial" w:cs="Arial"/>
+          <w:i/>
+          <w:iCs/>
+        </w:rPr>
+      </w:pPr>
+      <w:r>
+        <w:rPr>
+          <w:rFonts w:ascii="Arial" w:hAnsi="Arial" w:cs="Arial"/>
+          <w:i/>
+          <w:iCs/>
+        </w:rPr>
+        <w:t>Ahmed</w:t>
+      </w:r>
+      <w:r>
+        <w:rPr>
+          <w:rFonts w:ascii="Arial" w:hAnsi="Arial" w:cs="Arial"/>
+          <w:i/>
+          <w:iCs/>
+        </w:rPr>
+        <w:t xml:space="preserve">, </w:t>
+      </w:r>
+      <w:proofErr w:type="spellStart"/>
+      <w:r>
+        <w:rPr>
+          <w:rFonts w:ascii="Arial" w:hAnsi="Arial" w:cs="Arial"/>
+          <w:i/>
+          <w:iCs/>
+        </w:rPr>
+        <w:t>Taufique</w:t>
+      </w:r>
+      <w:proofErr w:type="spellEnd"/>
+      <w:r>
+        <w:rPr>
+          <w:rFonts w:ascii="Arial" w:hAnsi="Arial" w:cs="Arial"/>
+          <w:i/>
+          <w:iCs/>
+        </w:rPr>
+        <w:t xml:space="preserve">. (2026) Identifying a business problem. Data Analytics for Business. </w:t>
+      </w:r>
+      <w:r>
+        <w:rPr>
+          <w:rFonts w:ascii="Arial" w:hAnsi="Arial" w:cs="Arial"/>
+          <w:i/>
+          <w:iCs/>
+        </w:rPr>
+        <w:t>CCT College Dublin</w:t>
+      </w:r>
+      <w:r>
+        <w:rPr>
+          <w:rFonts w:ascii="Arial" w:hAnsi="Arial" w:cs="Arial"/>
+          <w:i/>
+          <w:iCs/>
+        </w:rPr>
+        <w:t xml:space="preserve">. Available at: </w:t>
+      </w:r>
+      <w:r>
+        <w:rPr>
+          <w:rFonts w:ascii="Arial" w:hAnsi="Arial" w:cs="Arial"/>
+          <w:i/>
+          <w:iCs/>
+        </w:rPr>
+        <w:t>https://moodle.cct.ie/my</w:t>
+      </w:r>
+      <w:r>
+        <w:rPr>
+          <w:rFonts w:ascii="Arial" w:hAnsi="Arial" w:cs="Arial"/>
+          <w:i/>
+          <w:iCs/>
+        </w:rPr>
+        <w:t>(Accessed: 1 October 2026).</w:t>
+      </w:r>
     </w:p>
     <w:sectPr>
       <w:pgSz w:w="11906" w:h="16838"/>
@@ -338,6 +2155,426 @@
 <file path=word/numbering.xml><?xml version="1.0" encoding="utf-8"?>
 <w:numbering xmlns:wpc="http://schemas.microsoft.com/office/word/2010/wordprocessingCanvas" xmlns:cx="http://schemas.microsoft.com/office/drawing/2014/chartex" xmlns:cx1="http://schemas.microsoft.com/office/drawing/2015/9/8/chartex" xmlns:cx2="http://schemas.microsoft.com/office/drawing/2015/10/21/chartex" xmlns:cx3="http://schemas.microsoft.com/office/drawing/2016/5/9/chartex" xmlns:cx4="http://schemas.microsoft.com/office/drawing/2016/5/10/chartex" xmlns:cx5="http://schemas.microsoft.com/office/drawing/2016/5/11/chartex" xmlns:cx6="http://schemas.microsoft.com/office/drawing/2016/5/12/chartex" xmlns:cx7="http://schemas.microsoft.com/office/drawing/2016/5/13/chartex" xmlns:cx8="http://schemas.microsoft.com/office/drawing/2016/5/14/chartex" xmlns:mc="http://schemas.openxmlformats.org/markup-compatibility/2006" xmlns:aink="http://schemas.microsoft.com/office/drawing/2016/ink" xmlns:am3d="http://schemas.microsoft.com/office/drawing/2017/model3d" xmlns:o="urn:schemas-microsoft-com:office:office" xmlns:oel="http://schemas.microsoft.com/office/2019/extlst" xmlns:r="http://schemas.openxmlformats.org/officeDocument/2006/relationships" xmlns:m="http://schemas.openxmlformats.org/officeDocument/2006/math" xmlns:v="urn:schemas-microsoft-com:vml" xmlns:wp14="http://schemas.microsoft.com/office/word/2010/wordprocessingDrawing" xmlns:wp="http://schemas.openxmlformats.org/drawingml/2006/wordprocessingDrawing" xmlns:w10="urn:schemas-microsoft-com:office:word" xmlns:w="http://schemas.openxmlformats.org/wordprocessingml/2006/main" xmlns:w14="http://schemas.microsoft.com/office/word/2010/wordml" xmlns:w15="http://schemas.microsoft.com/office/word/2012/wordml" xmlns:w16cex="http://schemas.microsoft.com/office/word/2018/wordml/cex" xmlns:w16cid="http://schemas.microsoft.com/office/word/2016/wordml/cid" xmlns:w16="http://schemas.microsoft.com/office/word/2018/wordml" xmlns:w16du="http://schemas.microsoft.com/office/word/2023/wordml/word16du" xmlns:w16sdtdh="http://schemas.microsoft.com/office/word/2020/wordml/sdtdatahash" xmlns:w16sdtfl="http://schemas.microsoft.com/office/word/2024/wordml/sdtformatlock" xmlns:w16se="http://schemas.microsoft.com/office/word/2015/wordml/symex" xmlns:wpg="http://schemas.microsoft.com/office/word/2010/wordprocessingGroup" xmlns:wpi="http://schemas.microsoft.com/office/word/2010/wordprocessingInk" xmlns:wne="http://schemas.microsoft.com/office/word/2006/wordml" xmlns:wps="http://schemas.microsoft.com/office/word/2010/wordprocessingShape" mc:Ignorable="w14 w15 w16se w16cid w16 w16cex w16sdtdh w16sdtfl w16du wp14">
   <w:abstractNum w:abstractNumId="0" w15:restartNumberingAfterBreak="0">
+    <w:nsid w:val="00764D84"/>
+    <w:multiLevelType w:val="hybridMultilevel"/>
+    <w:tmpl w:val="ED42A7EE"/>
+    <w:lvl w:ilvl="0" w:tplc="D9CC1182">
+      <w:start w:val="1"/>
+      <w:numFmt w:val="bullet"/>
+      <w:lvlText w:val="•"/>
+      <w:lvlJc w:val="left"/>
+      <w:pPr>
+        <w:tabs>
+          <w:tab w:val="num" w:pos="720"/>
+        </w:tabs>
+        <w:ind w:left="720" w:hanging="360"/>
+      </w:pPr>
+      <w:rPr>
+        <w:rFonts w:ascii="Arial" w:hAnsi="Arial" w:hint="default"/>
+      </w:rPr>
+    </w:lvl>
+    <w:lvl w:ilvl="1" w:tplc="FB70C0DE" w:tentative="1">
+      <w:start w:val="1"/>
+      <w:numFmt w:val="bullet"/>
+      <w:lvlText w:val="•"/>
+      <w:lvlJc w:val="left"/>
+      <w:pPr>
+        <w:tabs>
+          <w:tab w:val="num" w:pos="1440"/>
+        </w:tabs>
+        <w:ind w:left="1440" w:hanging="360"/>
+      </w:pPr>
+      <w:rPr>
+        <w:rFonts w:ascii="Arial" w:hAnsi="Arial" w:hint="default"/>
+      </w:rPr>
+    </w:lvl>
+    <w:lvl w:ilvl="2" w:tplc="9A4E4B96" w:tentative="1">
+      <w:start w:val="1"/>
+      <w:numFmt w:val="bullet"/>
+      <w:lvlText w:val="•"/>
+      <w:lvlJc w:val="left"/>
+      <w:pPr>
+        <w:tabs>
+          <w:tab w:val="num" w:pos="2160"/>
+        </w:tabs>
+        <w:ind w:left="2160" w:hanging="360"/>
+      </w:pPr>
+      <w:rPr>
+        <w:rFonts w:ascii="Arial" w:hAnsi="Arial" w:hint="default"/>
+      </w:rPr>
+    </w:lvl>
+    <w:lvl w:ilvl="3" w:tplc="32A09670" w:tentative="1">
+      <w:start w:val="1"/>
+      <w:numFmt w:val="bullet"/>
+      <w:lvlText w:val="•"/>
+      <w:lvlJc w:val="left"/>
+      <w:pPr>
+        <w:tabs>
+          <w:tab w:val="num" w:pos="2880"/>
+        </w:tabs>
+        <w:ind w:left="2880" w:hanging="360"/>
+      </w:pPr>
+      <w:rPr>
+        <w:rFonts w:ascii="Arial" w:hAnsi="Arial" w:hint="default"/>
+      </w:rPr>
+    </w:lvl>
+    <w:lvl w:ilvl="4" w:tplc="ED709ACC" w:tentative="1">
+      <w:start w:val="1"/>
+      <w:numFmt w:val="bullet"/>
+      <w:lvlText w:val="•"/>
+      <w:lvlJc w:val="left"/>
+      <w:pPr>
+        <w:tabs>
+          <w:tab w:val="num" w:pos="3600"/>
+        </w:tabs>
+        <w:ind w:left="3600" w:hanging="360"/>
+      </w:pPr>
+      <w:rPr>
+        <w:rFonts w:ascii="Arial" w:hAnsi="Arial" w:hint="default"/>
+      </w:rPr>
+    </w:lvl>
+    <w:lvl w:ilvl="5" w:tplc="304C25D4" w:tentative="1">
+      <w:start w:val="1"/>
+      <w:numFmt w:val="bullet"/>
+      <w:lvlText w:val="•"/>
+      <w:lvlJc w:val="left"/>
+      <w:pPr>
+        <w:tabs>
+          <w:tab w:val="num" w:pos="4320"/>
+        </w:tabs>
+        <w:ind w:left="4320" w:hanging="360"/>
+      </w:pPr>
+      <w:rPr>
+        <w:rFonts w:ascii="Arial" w:hAnsi="Arial" w:hint="default"/>
+      </w:rPr>
+    </w:lvl>
+    <w:lvl w:ilvl="6" w:tplc="BD84F790" w:tentative="1">
+      <w:start w:val="1"/>
+      <w:numFmt w:val="bullet"/>
+      <w:lvlText w:val="•"/>
+      <w:lvlJc w:val="left"/>
+      <w:pPr>
+        <w:tabs>
+          <w:tab w:val="num" w:pos="5040"/>
+        </w:tabs>
+        <w:ind w:left="5040" w:hanging="360"/>
+      </w:pPr>
+      <w:rPr>
+        <w:rFonts w:ascii="Arial" w:hAnsi="Arial" w:hint="default"/>
+      </w:rPr>
+    </w:lvl>
+    <w:lvl w:ilvl="7" w:tplc="17AC962E" w:tentative="1">
+      <w:start w:val="1"/>
+      <w:numFmt w:val="bullet"/>
+      <w:lvlText w:val="•"/>
+      <w:lvlJc w:val="left"/>
+      <w:pPr>
+        <w:tabs>
+          <w:tab w:val="num" w:pos="5760"/>
+        </w:tabs>
+        <w:ind w:left="5760" w:hanging="360"/>
+      </w:pPr>
+      <w:rPr>
+        <w:rFonts w:ascii="Arial" w:hAnsi="Arial" w:hint="default"/>
+      </w:rPr>
+    </w:lvl>
+    <w:lvl w:ilvl="8" w:tplc="D9C4B544" w:tentative="1">
+      <w:start w:val="1"/>
+      <w:numFmt w:val="bullet"/>
+      <w:lvlText w:val="•"/>
+      <w:lvlJc w:val="left"/>
+      <w:pPr>
+        <w:tabs>
+          <w:tab w:val="num" w:pos="6480"/>
+        </w:tabs>
+        <w:ind w:left="6480" w:hanging="360"/>
+      </w:pPr>
+      <w:rPr>
+        <w:rFonts w:ascii="Arial" w:hAnsi="Arial" w:hint="default"/>
+      </w:rPr>
+    </w:lvl>
+  </w:abstractNum>
+  <w:abstractNum w:abstractNumId="1" w15:restartNumberingAfterBreak="0">
+    <w:nsid w:val="1A5C6A52"/>
+    <w:multiLevelType w:val="hybridMultilevel"/>
+    <w:tmpl w:val="548E58DE"/>
+    <w:lvl w:ilvl="0" w:tplc="9E5CCF02">
+      <w:start w:val="1"/>
+      <w:numFmt w:val="bullet"/>
+      <w:lvlText w:val="•"/>
+      <w:lvlJc w:val="left"/>
+      <w:pPr>
+        <w:tabs>
+          <w:tab w:val="num" w:pos="720"/>
+        </w:tabs>
+        <w:ind w:left="720" w:hanging="360"/>
+      </w:pPr>
+      <w:rPr>
+        <w:rFonts w:ascii="Arial" w:hAnsi="Arial" w:hint="default"/>
+      </w:rPr>
+    </w:lvl>
+    <w:lvl w:ilvl="1" w:tplc="0152FBA2" w:tentative="1">
+      <w:start w:val="1"/>
+      <w:numFmt w:val="bullet"/>
+      <w:lvlText w:val="•"/>
+      <w:lvlJc w:val="left"/>
+      <w:pPr>
+        <w:tabs>
+          <w:tab w:val="num" w:pos="1440"/>
+        </w:tabs>
+        <w:ind w:left="1440" w:hanging="360"/>
+      </w:pPr>
+      <w:rPr>
+        <w:rFonts w:ascii="Arial" w:hAnsi="Arial" w:hint="default"/>
+      </w:rPr>
+    </w:lvl>
+    <w:lvl w:ilvl="2" w:tplc="28E2CCFC" w:tentative="1">
+      <w:start w:val="1"/>
+      <w:numFmt w:val="bullet"/>
+      <w:lvlText w:val="•"/>
+      <w:lvlJc w:val="left"/>
+      <w:pPr>
+        <w:tabs>
+          <w:tab w:val="num" w:pos="2160"/>
+        </w:tabs>
+        <w:ind w:left="2160" w:hanging="360"/>
+      </w:pPr>
+      <w:rPr>
+        <w:rFonts w:ascii="Arial" w:hAnsi="Arial" w:hint="default"/>
+      </w:rPr>
+    </w:lvl>
+    <w:lvl w:ilvl="3" w:tplc="5C34B2DE" w:tentative="1">
+      <w:start w:val="1"/>
+      <w:numFmt w:val="bullet"/>
+      <w:lvlText w:val="•"/>
+      <w:lvlJc w:val="left"/>
+      <w:pPr>
+        <w:tabs>
+          <w:tab w:val="num" w:pos="2880"/>
+        </w:tabs>
+        <w:ind w:left="2880" w:hanging="360"/>
+      </w:pPr>
+      <w:rPr>
+        <w:rFonts w:ascii="Arial" w:hAnsi="Arial" w:hint="default"/>
+      </w:rPr>
+    </w:lvl>
+    <w:lvl w:ilvl="4" w:tplc="80FA7890" w:tentative="1">
+      <w:start w:val="1"/>
+      <w:numFmt w:val="bullet"/>
+      <w:lvlText w:val="•"/>
+      <w:lvlJc w:val="left"/>
+      <w:pPr>
+        <w:tabs>
+          <w:tab w:val="num" w:pos="3600"/>
+        </w:tabs>
+        <w:ind w:left="3600" w:hanging="360"/>
+      </w:pPr>
+      <w:rPr>
+        <w:rFonts w:ascii="Arial" w:hAnsi="Arial" w:hint="default"/>
+      </w:rPr>
+    </w:lvl>
+    <w:lvl w:ilvl="5" w:tplc="A85690D4" w:tentative="1">
+      <w:start w:val="1"/>
+      <w:numFmt w:val="bullet"/>
+      <w:lvlText w:val="•"/>
+      <w:lvlJc w:val="left"/>
+      <w:pPr>
+        <w:tabs>
+          <w:tab w:val="num" w:pos="4320"/>
+        </w:tabs>
+        <w:ind w:left="4320" w:hanging="360"/>
+      </w:pPr>
+      <w:rPr>
+        <w:rFonts w:ascii="Arial" w:hAnsi="Arial" w:hint="default"/>
+      </w:rPr>
+    </w:lvl>
+    <w:lvl w:ilvl="6" w:tplc="76FC1E72" w:tentative="1">
+      <w:start w:val="1"/>
+      <w:numFmt w:val="bullet"/>
+      <w:lvlText w:val="•"/>
+      <w:lvlJc w:val="left"/>
+      <w:pPr>
+        <w:tabs>
+          <w:tab w:val="num" w:pos="5040"/>
+        </w:tabs>
+        <w:ind w:left="5040" w:hanging="360"/>
+      </w:pPr>
+      <w:rPr>
+        <w:rFonts w:ascii="Arial" w:hAnsi="Arial" w:hint="default"/>
+      </w:rPr>
+    </w:lvl>
+    <w:lvl w:ilvl="7" w:tplc="529EF26E" w:tentative="1">
+      <w:start w:val="1"/>
+      <w:numFmt w:val="bullet"/>
+      <w:lvlText w:val="•"/>
+      <w:lvlJc w:val="left"/>
+      <w:pPr>
+        <w:tabs>
+          <w:tab w:val="num" w:pos="5760"/>
+        </w:tabs>
+        <w:ind w:left="5760" w:hanging="360"/>
+      </w:pPr>
+      <w:rPr>
+        <w:rFonts w:ascii="Arial" w:hAnsi="Arial" w:hint="default"/>
+      </w:rPr>
+    </w:lvl>
+    <w:lvl w:ilvl="8" w:tplc="1A42DDF4" w:tentative="1">
+      <w:start w:val="1"/>
+      <w:numFmt w:val="bullet"/>
+      <w:lvlText w:val="•"/>
+      <w:lvlJc w:val="left"/>
+      <w:pPr>
+        <w:tabs>
+          <w:tab w:val="num" w:pos="6480"/>
+        </w:tabs>
+        <w:ind w:left="6480" w:hanging="360"/>
+      </w:pPr>
+      <w:rPr>
+        <w:rFonts w:ascii="Arial" w:hAnsi="Arial" w:hint="default"/>
+      </w:rPr>
+    </w:lvl>
+  </w:abstractNum>
+  <w:abstractNum w:abstractNumId="2" w15:restartNumberingAfterBreak="0">
+    <w:nsid w:val="1BCD3A30"/>
+    <w:multiLevelType w:val="hybridMultilevel"/>
+    <w:tmpl w:val="034E0CDE"/>
+    <w:lvl w:ilvl="0" w:tplc="0ED2EB92">
+      <w:start w:val="1"/>
+      <w:numFmt w:val="bullet"/>
+      <w:lvlText w:val="•"/>
+      <w:lvlJc w:val="left"/>
+      <w:pPr>
+        <w:tabs>
+          <w:tab w:val="num" w:pos="720"/>
+        </w:tabs>
+        <w:ind w:left="720" w:hanging="360"/>
+      </w:pPr>
+      <w:rPr>
+        <w:rFonts w:ascii="Arial" w:hAnsi="Arial" w:hint="default"/>
+      </w:rPr>
+    </w:lvl>
+    <w:lvl w:ilvl="1" w:tplc="BDB67366" w:tentative="1">
+      <w:start w:val="1"/>
+      <w:numFmt w:val="bullet"/>
+      <w:lvlText w:val="•"/>
+      <w:lvlJc w:val="left"/>
+      <w:pPr>
+        <w:tabs>
+          <w:tab w:val="num" w:pos="1440"/>
+        </w:tabs>
+        <w:ind w:left="1440" w:hanging="360"/>
+      </w:pPr>
+      <w:rPr>
+        <w:rFonts w:ascii="Arial" w:hAnsi="Arial" w:hint="default"/>
+      </w:rPr>
+    </w:lvl>
+    <w:lvl w:ilvl="2" w:tplc="8C8C7F96" w:tentative="1">
+      <w:start w:val="1"/>
+      <w:numFmt w:val="bullet"/>
+      <w:lvlText w:val="•"/>
+      <w:lvlJc w:val="left"/>
+      <w:pPr>
+        <w:tabs>
+          <w:tab w:val="num" w:pos="2160"/>
+        </w:tabs>
+        <w:ind w:left="2160" w:hanging="360"/>
+      </w:pPr>
+      <w:rPr>
+        <w:rFonts w:ascii="Arial" w:hAnsi="Arial" w:hint="default"/>
+      </w:rPr>
+    </w:lvl>
+    <w:lvl w:ilvl="3" w:tplc="1BD29EBE" w:tentative="1">
+      <w:start w:val="1"/>
+      <w:numFmt w:val="bullet"/>
+      <w:lvlText w:val="•"/>
+      <w:lvlJc w:val="left"/>
+      <w:pPr>
+        <w:tabs>
+          <w:tab w:val="num" w:pos="2880"/>
+        </w:tabs>
+        <w:ind w:left="2880" w:hanging="360"/>
+      </w:pPr>
+      <w:rPr>
+        <w:rFonts w:ascii="Arial" w:hAnsi="Arial" w:hint="default"/>
+      </w:rPr>
+    </w:lvl>
+    <w:lvl w:ilvl="4" w:tplc="5B007FF0" w:tentative="1">
+      <w:start w:val="1"/>
+      <w:numFmt w:val="bullet"/>
+      <w:lvlText w:val="•"/>
+      <w:lvlJc w:val="left"/>
+      <w:pPr>
+        <w:tabs>
+          <w:tab w:val="num" w:pos="3600"/>
+        </w:tabs>
+        <w:ind w:left="3600" w:hanging="360"/>
+      </w:pPr>
+      <w:rPr>
+        <w:rFonts w:ascii="Arial" w:hAnsi="Arial" w:hint="default"/>
+      </w:rPr>
+    </w:lvl>
+    <w:lvl w:ilvl="5" w:tplc="7F403076" w:tentative="1">
+      <w:start w:val="1"/>
+      <w:numFmt w:val="bullet"/>
+      <w:lvlText w:val="•"/>
+      <w:lvlJc w:val="left"/>
+      <w:pPr>
+        <w:tabs>
+          <w:tab w:val="num" w:pos="4320"/>
+        </w:tabs>
+        <w:ind w:left="4320" w:hanging="360"/>
+      </w:pPr>
+      <w:rPr>
+        <w:rFonts w:ascii="Arial" w:hAnsi="Arial" w:hint="default"/>
+      </w:rPr>
+    </w:lvl>
+    <w:lvl w:ilvl="6" w:tplc="8210027A" w:tentative="1">
+      <w:start w:val="1"/>
+      <w:numFmt w:val="bullet"/>
+      <w:lvlText w:val="•"/>
+      <w:lvlJc w:val="left"/>
+      <w:pPr>
+        <w:tabs>
+          <w:tab w:val="num" w:pos="5040"/>
+        </w:tabs>
+        <w:ind w:left="5040" w:hanging="360"/>
+      </w:pPr>
+      <w:rPr>
+        <w:rFonts w:ascii="Arial" w:hAnsi="Arial" w:hint="default"/>
+      </w:rPr>
+    </w:lvl>
+    <w:lvl w:ilvl="7" w:tplc="4EB29B4C" w:tentative="1">
+      <w:start w:val="1"/>
+      <w:numFmt w:val="bullet"/>
+      <w:lvlText w:val="•"/>
+      <w:lvlJc w:val="left"/>
+      <w:pPr>
+        <w:tabs>
+          <w:tab w:val="num" w:pos="5760"/>
+        </w:tabs>
+        <w:ind w:left="5760" w:hanging="360"/>
+      </w:pPr>
+      <w:rPr>
+        <w:rFonts w:ascii="Arial" w:hAnsi="Arial" w:hint="default"/>
+      </w:rPr>
+    </w:lvl>
+    <w:lvl w:ilvl="8" w:tplc="589CD2DC" w:tentative="1">
+      <w:start w:val="1"/>
+      <w:numFmt w:val="bullet"/>
+      <w:lvlText w:val="•"/>
+      <w:lvlJc w:val="left"/>
+      <w:pPr>
+        <w:tabs>
+          <w:tab w:val="num" w:pos="6480"/>
+        </w:tabs>
+        <w:ind w:left="6480" w:hanging="360"/>
+      </w:pPr>
+      <w:rPr>
+        <w:rFonts w:ascii="Arial" w:hAnsi="Arial" w:hint="default"/>
+      </w:rPr>
+    </w:lvl>
+  </w:abstractNum>
+  <w:abstractNum w:abstractNumId="3" w15:restartNumberingAfterBreak="0">
     <w:nsid w:val="37F14B0E"/>
     <w:multiLevelType w:val="hybridMultilevel"/>
     <w:tmpl w:val="E3060858"/>
@@ -451,8 +2688,133 @@
       </w:rPr>
     </w:lvl>
   </w:abstractNum>
+  <w:abstractNum w:abstractNumId="4" w15:restartNumberingAfterBreak="0">
+    <w:nsid w:val="6721352A"/>
+    <w:multiLevelType w:val="hybridMultilevel"/>
+    <w:tmpl w:val="ABD6C7F8"/>
+    <w:lvl w:ilvl="0" w:tplc="18090001">
+      <w:start w:val="1"/>
+      <w:numFmt w:val="bullet"/>
+      <w:lvlText w:val=""/>
+      <w:lvlJc w:val="left"/>
+      <w:pPr>
+        <w:ind w:left="720" w:hanging="360"/>
+      </w:pPr>
+      <w:rPr>
+        <w:rFonts w:ascii="Symbol" w:hAnsi="Symbol" w:hint="default"/>
+      </w:rPr>
+    </w:lvl>
+    <w:lvl w:ilvl="1" w:tplc="18090003" w:tentative="1">
+      <w:start w:val="1"/>
+      <w:numFmt w:val="bullet"/>
+      <w:lvlText w:val="o"/>
+      <w:lvlJc w:val="left"/>
+      <w:pPr>
+        <w:ind w:left="1440" w:hanging="360"/>
+      </w:pPr>
+      <w:rPr>
+        <w:rFonts w:ascii="Courier New" w:hAnsi="Courier New" w:cs="Courier New" w:hint="default"/>
+      </w:rPr>
+    </w:lvl>
+    <w:lvl w:ilvl="2" w:tplc="18090005" w:tentative="1">
+      <w:start w:val="1"/>
+      <w:numFmt w:val="bullet"/>
+      <w:lvlText w:val=""/>
+      <w:lvlJc w:val="left"/>
+      <w:pPr>
+        <w:ind w:left="2160" w:hanging="360"/>
+      </w:pPr>
+      <w:rPr>
+        <w:rFonts w:ascii="Wingdings" w:hAnsi="Wingdings" w:hint="default"/>
+      </w:rPr>
+    </w:lvl>
+    <w:lvl w:ilvl="3" w:tplc="18090001" w:tentative="1">
+      <w:start w:val="1"/>
+      <w:numFmt w:val="bullet"/>
+      <w:lvlText w:val=""/>
+      <w:lvlJc w:val="left"/>
+      <w:pPr>
+        <w:ind w:left="2880" w:hanging="360"/>
+      </w:pPr>
+      <w:rPr>
+        <w:rFonts w:ascii="Symbol" w:hAnsi="Symbol" w:hint="default"/>
+      </w:rPr>
+    </w:lvl>
+    <w:lvl w:ilvl="4" w:tplc="18090003" w:tentative="1">
+      <w:start w:val="1"/>
+      <w:numFmt w:val="bullet"/>
+      <w:lvlText w:val="o"/>
+      <w:lvlJc w:val="left"/>
+      <w:pPr>
+        <w:ind w:left="3600" w:hanging="360"/>
+      </w:pPr>
+      <w:rPr>
+        <w:rFonts w:ascii="Courier New" w:hAnsi="Courier New" w:cs="Courier New" w:hint="default"/>
+      </w:rPr>
+    </w:lvl>
+    <w:lvl w:ilvl="5" w:tplc="18090005" w:tentative="1">
+      <w:start w:val="1"/>
+      <w:numFmt w:val="bullet"/>
+      <w:lvlText w:val=""/>
+      <w:lvlJc w:val="left"/>
+      <w:pPr>
+        <w:ind w:left="4320" w:hanging="360"/>
+      </w:pPr>
+      <w:rPr>
+        <w:rFonts w:ascii="Wingdings" w:hAnsi="Wingdings" w:hint="default"/>
+      </w:rPr>
+    </w:lvl>
+    <w:lvl w:ilvl="6" w:tplc="18090001" w:tentative="1">
+      <w:start w:val="1"/>
+      <w:numFmt w:val="bullet"/>
+      <w:lvlText w:val=""/>
+      <w:lvlJc w:val="left"/>
+      <w:pPr>
+        <w:ind w:left="5040" w:hanging="360"/>
+      </w:pPr>
+      <w:rPr>
+        <w:rFonts w:ascii="Symbol" w:hAnsi="Symbol" w:hint="default"/>
+      </w:rPr>
+    </w:lvl>
+    <w:lvl w:ilvl="7" w:tplc="18090003" w:tentative="1">
+      <w:start w:val="1"/>
+      <w:numFmt w:val="bullet"/>
+      <w:lvlText w:val="o"/>
+      <w:lvlJc w:val="left"/>
+      <w:pPr>
+        <w:ind w:left="5760" w:hanging="360"/>
+      </w:pPr>
+      <w:rPr>
+        <w:rFonts w:ascii="Courier New" w:hAnsi="Courier New" w:cs="Courier New" w:hint="default"/>
+      </w:rPr>
+    </w:lvl>
+    <w:lvl w:ilvl="8" w:tplc="18090005" w:tentative="1">
+      <w:start w:val="1"/>
+      <w:numFmt w:val="bullet"/>
+      <w:lvlText w:val=""/>
+      <w:lvlJc w:val="left"/>
+      <w:pPr>
+        <w:ind w:left="6480" w:hanging="360"/>
+      </w:pPr>
+      <w:rPr>
+        <w:rFonts w:ascii="Wingdings" w:hAnsi="Wingdings" w:hint="default"/>
+      </w:rPr>
+    </w:lvl>
+  </w:abstractNum>
   <w:num w:numId="1" w16cid:durableId="1894853277">
+    <w:abstractNumId w:val="3"/>
+  </w:num>
+  <w:num w:numId="2" w16cid:durableId="868028385">
+    <w:abstractNumId w:val="1"/>
+  </w:num>
+  <w:num w:numId="3" w16cid:durableId="1058821722">
     <w:abstractNumId w:val="0"/>
+  </w:num>
+  <w:num w:numId="4" w16cid:durableId="2028479826">
+    <w:abstractNumId w:val="2"/>
+  </w:num>
+  <w:num w:numId="5" w16cid:durableId="1990087424">
+    <w:abstractNumId w:val="4"/>
   </w:num>
 </w:numbering>
 </file>
@@ -631,7 +2993,7 @@
     <w:lsdException w:name="Table Web 2" w:semiHidden="1" w:unhideWhenUsed="1"/>
     <w:lsdException w:name="Table Web 3" w:semiHidden="1" w:unhideWhenUsed="1"/>
     <w:lsdException w:name="Balloon Text" w:semiHidden="1" w:unhideWhenUsed="1"/>
-    <w:lsdException w:name="Table Grid" w:uiPriority="39"/>
+    <w:lsdException w:name="Table Grid" w:uiPriority="59"/>
     <w:lsdException w:name="Table Theme" w:semiHidden="1" w:unhideWhenUsed="1"/>
     <w:lsdException w:name="Placeholder Text" w:semiHidden="1"/>
     <w:lsdException w:name="No Spacing" w:uiPriority="1" w:qFormat="1"/>
@@ -1060,7 +3422,6 @@
   <w:style w:type="character" w:default="1" w:styleId="DefaultParagraphFont">
     <w:name w:val="Default Paragraph Font"/>
     <w:uiPriority w:val="1"/>
-    <w:semiHidden/>
     <w:unhideWhenUsed/>
   </w:style>
   <w:style w:type="table" w:default="1" w:styleId="TableNormal">
@@ -1425,6 +3786,34 @@
       <w:shd w:val="clear" w:color="auto" w:fill="E1DFDD"/>
     </w:rPr>
   </w:style>
+  <w:style w:type="table" w:styleId="TableGrid">
+    <w:name w:val="Table Grid"/>
+    <w:basedOn w:val="TableNormal"/>
+    <w:uiPriority w:val="59"/>
+    <w:rsid w:val="00CE314B"/>
+    <w:pPr>
+      <w:spacing w:after="0" w:line="240" w:lineRule="auto"/>
+    </w:pPr>
+    <w:rPr>
+      <w:rFonts w:eastAsiaTheme="minorEastAsia"/>
+      <w:kern w:val="0"/>
+      <w:sz w:val="22"/>
+      <w:szCs w:val="22"/>
+      <w:lang w:val="en-US"/>
+      <w14:ligatures w14:val="none"/>
+    </w:rPr>
+    <w:tblPr>
+      <w:tblInd w:w="0" w:type="nil"/>
+      <w:tblBorders>
+        <w:top w:val="single" w:sz="4" w:space="0" w:color="auto"/>
+        <w:left w:val="single" w:sz="4" w:space="0" w:color="auto"/>
+        <w:bottom w:val="single" w:sz="4" w:space="0" w:color="auto"/>
+        <w:right w:val="single" w:sz="4" w:space="0" w:color="auto"/>
+        <w:insideH w:val="single" w:sz="4" w:space="0" w:color="auto"/>
+        <w:insideV w:val="single" w:sz="4" w:space="0" w:color="auto"/>
+      </w:tblBorders>
+    </w:tblPr>
+  </w:style>
 </w:styles>
 </file>
 

--- a/CA1-Predicting_Full_Room_Occupancy_in_Small_Pub.docx
+++ b/CA1-Predicting_Full_Room_Occupancy_in_Small_Pub.docx
@@ -135,34 +135,19 @@
         <w:pStyle w:val="Heading3"/>
         <w:rPr>
           <w:rFonts w:cstheme="minorHAnsi"/>
-          <w:highlight w:val="yellow"/>
-        </w:rPr>
-      </w:pPr>
-      <w:r>
-        <w:rPr>
-          <w:rFonts w:cstheme="minorHAnsi"/>
-          <w:highlight w:val="yellow"/>
+        </w:rPr>
+      </w:pPr>
+      <w:r>
+        <w:rPr>
+          <w:rFonts w:cstheme="minorHAnsi"/>
         </w:rPr>
         <w:t>3. Problem Definition</w:t>
       </w:r>
     </w:p>
     <w:p>
       <w:pPr>
+        <w:pStyle w:val="NormalWeb"/>
         <w:jc w:val="both"/>
-        <w:rPr>
-          <w:rFonts w:ascii="Arial" w:hAnsi="Arial" w:cs="Arial"/>
-        </w:rPr>
-      </w:pPr>
-      <w:r>
-        <w:rPr>
-          <w:rFonts w:ascii="Arial" w:hAnsi="Arial" w:cs="Arial"/>
-        </w:rPr>
-        <w:t>The business operates in a highly competitive environment, as it is relatively new to the market and has limited previous experience in the accommodation sector. The accommodation is located above a pub, which can be noisy on certain nights, potentially affecting the guest experience. In addition, it is located in an area with several competing accommodation options that may offer more amenities for a similar or higher price.</w:t>
-      </w:r>
-    </w:p>
-    <w:p>
-      <w:pPr>
-        <w:pStyle w:val="NormalWeb"/>
         <w:rPr>
           <w:rFonts w:ascii="Arial" w:eastAsiaTheme="minorHAnsi" w:hAnsi="Arial" w:cs="Arial"/>
           <w:kern w:val="2"/>
@@ -177,26 +162,32 @@
           <w:lang w:eastAsia="en-US"/>
           <w14:ligatures w14:val="standardContextual"/>
         </w:rPr>
-        <w:t xml:space="preserve">The accommodation has relatively small rooms, limited storage space, no wardrobes, no hairdryers in the rooms, </w:t>
-      </w:r>
-      <w:r>
+        <w:t>The business operates in a highly competitive environment, as it is relatively new to the market, has limited amenities to offer, and has limited previous experience in the accommodation sector. The accommodation is located above a pub, which can be noisy on certain nights and may potentially affect the guest experience. In addition, it is located in an area with several competing accommodation options that may offer more amenities at a similar or higher price. These factors may affect its competitiveness and customers’ booking decisions, particularly when compared with alternative accommodation in the same area.</w:t>
+      </w:r>
+    </w:p>
+    <w:p>
+      <w:pPr>
+        <w:pStyle w:val="NormalWeb"/>
+        <w:jc w:val="both"/>
         <w:rPr>
           <w:rFonts w:ascii="Arial" w:eastAsiaTheme="minorHAnsi" w:hAnsi="Arial" w:cs="Arial"/>
           <w:kern w:val="2"/>
           <w:lang w:eastAsia="en-US"/>
           <w14:ligatures w14:val="standardContextual"/>
         </w:rPr>
-        <w:t>no air-conditioning</w:t>
-      </w:r>
-      <w:r>
+      </w:pPr>
+    </w:p>
+    <w:p>
+      <w:pPr>
+        <w:pStyle w:val="NormalWeb"/>
+        <w:jc w:val="both"/>
         <w:rPr>
           <w:rFonts w:ascii="Arial" w:eastAsiaTheme="minorHAnsi" w:hAnsi="Arial" w:cs="Arial"/>
           <w:kern w:val="2"/>
           <w:lang w:eastAsia="en-US"/>
           <w14:ligatures w14:val="standardContextual"/>
         </w:rPr>
-        <w:t xml:space="preserve">, </w:t>
-      </w:r>
+      </w:pPr>
       <w:r>
         <w:rPr>
           <w:rFonts w:ascii="Arial" w:eastAsiaTheme="minorHAnsi" w:hAnsi="Arial" w:cs="Arial"/>
@@ -204,7 +195,7 @@
           <w:lang w:eastAsia="en-US"/>
           <w14:ligatures w14:val="standardContextual"/>
         </w:rPr>
-        <w:t>small bathrooms, only double beds, limited free parking, and no breakfast service</w:t>
+        <w:t>After collecting, organising, analysing, and interpreting historical data (Data Analytics), such as past occupancy and reservation patterns, predictive modelling can be used to forecast future outcomes. This may include predicting cancellations and no-shows, as well as demand forecasting, such as estimating the probability of achieving full occupancy, which is the main aim of this project.</w:t>
       </w:r>
       <w:r>
         <w:rPr>
@@ -213,7 +204,7 @@
           <w:lang w:eastAsia="en-US"/>
           <w14:ligatures w14:val="standardContextual"/>
         </w:rPr>
-        <w:t xml:space="preserve"> available as the </w:t>
+        <w:t xml:space="preserve"> </w:t>
       </w:r>
       <w:r>
         <w:rPr>
@@ -222,58 +213,1494 @@
           <w:lang w:eastAsia="en-US"/>
           <w14:ligatures w14:val="standardContextual"/>
         </w:rPr>
-        <w:t>pub just can open at 12:00 pm</w:t>
-      </w:r>
-      <w:r>
-        <w:rPr>
-          <w:rFonts w:ascii="Arial" w:eastAsiaTheme="minorHAnsi" w:hAnsi="Arial" w:cs="Arial"/>
-          <w:kern w:val="2"/>
-          <w:lang w:eastAsia="en-US"/>
-          <w14:ligatures w14:val="standardContextual"/>
-        </w:rPr>
-        <w:t>. These factors may affect its competitiveness and customers booking decisions, particularly when compared with alternative accommodation in the same area.</w:t>
-      </w:r>
-      <w:r>
-        <w:rPr>
-          <w:rFonts w:asciiTheme="minorHAnsi" w:eastAsiaTheme="minorHAnsi" w:hAnsiTheme="minorHAnsi" w:cstheme="minorBidi"/>
-          <w:kern w:val="2"/>
-          <w:lang w:eastAsia="en-US"/>
-          <w14:ligatures w14:val="standardContextual"/>
-        </w:rPr>
         <w:t xml:space="preserve"> </w:t>
       </w:r>
     </w:p>
     <w:p>
       <w:pPr>
-        <w:spacing w:after="80" w:line="252" w:lineRule="auto"/>
-        <w:rPr>
-          <w:sz w:val="32"/>
-          <w:highlight w:val="cyan"/>
-          <w:lang w:val="en-US"/>
-        </w:rPr>
-      </w:pPr>
-      <w:r>
+        <w:pStyle w:val="Heading3"/>
+        <w:rPr>
+          <w:rFonts w:cstheme="minorHAnsi"/>
+        </w:rPr>
+      </w:pPr>
+      <w:r>
+        <w:rPr>
+          <w:rFonts w:cstheme="minorHAnsi"/>
+        </w:rPr>
+        <w:lastRenderedPageBreak/>
+        <w:t>4. Aim and Objectives</w:t>
+      </w:r>
+    </w:p>
+    <w:p>
+      <w:pPr>
+        <w:pStyle w:val="NormalWeb"/>
+        <w:ind w:left="360"/>
+        <w:rPr>
+          <w:rFonts w:ascii="Arial" w:hAnsi="Arial" w:cs="Arial"/>
+        </w:rPr>
+      </w:pPr>
+      <w:r>
+        <w:rPr>
+          <w:rFonts w:ascii="Arial" w:hAnsi="Arial" w:cs="Arial"/>
+        </w:rPr>
+        <w:t>The main aim of this project is to analyse historical booking and occupancy data and develop a predictive model to estimate the probability that the small hotel will reach full occupancy during the summer season. Estimating the occupancy rate is a fundamental and critical activity for hotel management because it has a major impact on hotel revenue. Therefore, this project</w:t>
+      </w:r>
+      <w:r>
+        <w:rPr>
+          <w:rFonts w:ascii="Arial" w:hAnsi="Arial" w:cs="Arial"/>
+        </w:rPr>
+        <w:t xml:space="preserve"> also</w:t>
+      </w:r>
+      <w:r>
+        <w:rPr>
+          <w:rFonts w:ascii="Arial" w:hAnsi="Arial" w:cs="Arial"/>
+        </w:rPr>
+        <w:t xml:space="preserve"> aims to help increase operational efficiency, support marketing planning, improve pricing strategies, support strategic decision-making, and gain a competitive advantage. To achieve this, the following main objectives need to be reached:</w:t>
+      </w:r>
+    </w:p>
+    <w:p>
+      <w:pPr>
+        <w:pStyle w:val="NormalWeb"/>
+        <w:ind w:left="360"/>
+        <w:rPr>
+          <w:rFonts w:ascii="Arial" w:hAnsi="Arial" w:cs="Arial"/>
+        </w:rPr>
+      </w:pPr>
+    </w:p>
+    <w:p>
+      <w:pPr>
+        <w:pStyle w:val="NormalWeb"/>
+        <w:numPr>
+          <w:ilvl w:val="0"/>
+          <w:numId w:val="9"/>
+        </w:numPr>
+        <w:rPr>
+          <w:rFonts w:ascii="Arial" w:hAnsi="Arial" w:cs="Arial"/>
+        </w:rPr>
+      </w:pPr>
+      <w:r>
+        <w:rPr>
+          <w:rFonts w:ascii="Arial" w:hAnsi="Arial" w:cs="Arial"/>
+        </w:rPr>
+        <w:t>Collect, organise, analyse, and interpret historical data to identify patterns and relationships that influence occupancy trends.</w:t>
+      </w:r>
+    </w:p>
+    <w:p>
+      <w:pPr>
+        <w:pStyle w:val="NormalWeb"/>
+        <w:numPr>
+          <w:ilvl w:val="0"/>
+          <w:numId w:val="9"/>
+        </w:numPr>
+        <w:rPr>
+          <w:rFonts w:ascii="Arial" w:hAnsi="Arial" w:cs="Arial"/>
+        </w:rPr>
+      </w:pPr>
+      <w:r>
+        <w:rPr>
+          <w:rFonts w:ascii="Arial" w:hAnsi="Arial" w:cs="Arial"/>
+        </w:rPr>
+        <w:t xml:space="preserve">Using the preprocessed dataset, develop a predictive classification model to estimate the probability of the hotel reaching full occupancy and provide </w:t>
+      </w:r>
+      <w:r>
+        <w:rPr>
+          <w:rFonts w:ascii="Arial" w:hAnsi="Arial" w:cs="Arial"/>
+        </w:rPr>
+        <w:t>business insights and recommendations that could help improve customer satisfaction.</w:t>
+      </w:r>
+    </w:p>
+    <w:p>
+      <w:pPr>
+        <w:pStyle w:val="NormalWeb"/>
+        <w:numPr>
+          <w:ilvl w:val="0"/>
+          <w:numId w:val="9"/>
+        </w:numPr>
+        <w:rPr>
+          <w:rFonts w:asciiTheme="minorHAnsi" w:hAnsiTheme="minorHAnsi" w:cstheme="minorHAnsi"/>
+        </w:rPr>
+      </w:pPr>
+      <w:r>
+        <w:rPr>
+          <w:rFonts w:ascii="Arial" w:hAnsi="Arial" w:cs="Arial"/>
+        </w:rPr>
+        <w:t>Analyse customer behaviour, competitor offers, and possible retention strategies to better understand factors that may influence customers' booking decisions and occupancy levels.</w:t>
+      </w:r>
+    </w:p>
+    <w:p>
+      <w:pPr>
+        <w:pStyle w:val="NormalWeb"/>
+        <w:rPr>
+          <w:rFonts w:asciiTheme="minorHAnsi" w:hAnsiTheme="minorHAnsi" w:cstheme="minorHAnsi"/>
+          <w:highlight w:val="yellow"/>
+        </w:rPr>
+      </w:pPr>
+    </w:p>
+    <w:p>
+      <w:pPr>
+        <w:pStyle w:val="Heading3"/>
+        <w:rPr>
+          <w:rFonts w:cstheme="minorHAnsi"/>
+          <w:highlight w:val="yellow"/>
+        </w:rPr>
+      </w:pPr>
+      <w:r>
+        <w:rPr>
+          <w:rFonts w:cstheme="minorHAnsi"/>
+          <w:highlight w:val="yellow"/>
+        </w:rPr>
+        <w:t>5. Scope</w:t>
+      </w:r>
+    </w:p>
+    <w:p>
+      <w:pPr>
+        <w:pStyle w:val="NormalWeb"/>
+        <w:rPr>
+          <w:rFonts w:asciiTheme="minorHAnsi" w:hAnsiTheme="minorHAnsi" w:cstheme="minorHAnsi"/>
+          <w:highlight w:val="yellow"/>
+        </w:rPr>
+      </w:pPr>
+      <w:r>
+        <w:rPr>
+          <w:rFonts w:asciiTheme="minorHAnsi" w:hAnsiTheme="minorHAnsi" w:cstheme="minorHAnsi"/>
+          <w:highlight w:val="yellow"/>
+        </w:rPr>
+        <w:t xml:space="preserve">Clearly define what will be </w:t>
+      </w:r>
+      <w:r>
+        <w:rPr>
+          <w:rStyle w:val="Strong"/>
+          <w:rFonts w:asciiTheme="minorHAnsi" w:hAnsiTheme="minorHAnsi" w:cstheme="minorHAnsi"/>
+          <w:highlight w:val="yellow"/>
+        </w:rPr>
+        <w:t>included and excluded</w:t>
+      </w:r>
+      <w:r>
+        <w:rPr>
+          <w:rFonts w:asciiTheme="minorHAnsi" w:hAnsiTheme="minorHAnsi" w:cstheme="minorHAnsi"/>
+          <w:highlight w:val="yellow"/>
+        </w:rPr>
+        <w:t xml:space="preserve"> from the project. The proposed work should have sufficient scope for investigation and development across two semesters.</w:t>
+      </w:r>
+    </w:p>
+    <w:p>
+      <w:pPr>
+        <w:pStyle w:val="Heading3"/>
+        <w:rPr>
+          <w:rFonts w:cstheme="minorHAnsi"/>
+          <w:highlight w:val="yellow"/>
+        </w:rPr>
+      </w:pPr>
+      <w:r>
+        <w:rPr>
+          <w:rFonts w:cstheme="minorHAnsi"/>
+          <w:highlight w:val="yellow"/>
+        </w:rPr>
+        <w:t>6. Methodology</w:t>
+      </w:r>
+    </w:p>
+    <w:p>
+      <w:pPr>
+        <w:pStyle w:val="NormalWeb"/>
+        <w:rPr>
+          <w:rFonts w:asciiTheme="minorHAnsi" w:hAnsiTheme="minorHAnsi" w:cstheme="minorHAnsi"/>
+          <w:highlight w:val="yellow"/>
+        </w:rPr>
+      </w:pPr>
+      <w:r>
+        <w:rPr>
+          <w:rFonts w:asciiTheme="minorHAnsi" w:hAnsiTheme="minorHAnsi" w:cstheme="minorHAnsi"/>
+          <w:highlight w:val="yellow"/>
+        </w:rPr>
+        <w:t>Describe how you plan to carry out the project. Explain the proposed data analytics methods, predictive modelling techniques, technologies and tools, and briefly justify your choices.</w:t>
+      </w:r>
+    </w:p>
+    <w:p>
+      <w:pPr>
+        <w:pStyle w:val="NormalWeb"/>
+        <w:rPr>
+          <w:rFonts w:asciiTheme="minorHAnsi" w:hAnsiTheme="minorHAnsi" w:cstheme="minorHAnsi"/>
+          <w:highlight w:val="yellow"/>
+        </w:rPr>
+      </w:pPr>
+      <w:r>
+        <w:rPr>
+          <w:rFonts w:asciiTheme="minorHAnsi" w:hAnsiTheme="minorHAnsi" w:cstheme="minorHAnsi"/>
+          <w:highlight w:val="yellow"/>
+        </w:rPr>
+        <w:t xml:space="preserve">Include a </w:t>
+      </w:r>
+      <w:r>
+        <w:rPr>
+          <w:rStyle w:val="Strong"/>
+          <w:rFonts w:asciiTheme="minorHAnsi" w:hAnsiTheme="minorHAnsi" w:cstheme="minorHAnsi"/>
+          <w:highlight w:val="yellow"/>
+        </w:rPr>
+        <w:t>high-level architectural diagram</w:t>
+      </w:r>
+      <w:r>
+        <w:rPr>
+          <w:rFonts w:asciiTheme="minorHAnsi" w:hAnsiTheme="minorHAnsi" w:cstheme="minorHAnsi"/>
+          <w:highlight w:val="yellow"/>
+        </w:rPr>
+        <w:t xml:space="preserve"> showing the proposed workflow or system architecture and how the main components are connected. Briefly explain the main components and overall workflow.</w:t>
+      </w:r>
+    </w:p>
+    <w:p>
+      <w:pPr>
+        <w:pStyle w:val="NormalWeb"/>
+        <w:rPr>
+          <w:rFonts w:asciiTheme="minorHAnsi" w:hAnsiTheme="minorHAnsi" w:cstheme="minorHAnsi"/>
+          <w:highlight w:val="yellow"/>
+        </w:rPr>
+      </w:pPr>
+    </w:p>
+    <w:p>
+      <w:pPr>
+        <w:pStyle w:val="NormalWeb"/>
+        <w:numPr>
+          <w:ilvl w:val="0"/>
+          <w:numId w:val="6"/>
+        </w:numPr>
+        <w:rPr>
+          <w:rFonts w:cstheme="minorHAnsi"/>
+          <w:highlight w:val="cyan"/>
+        </w:rPr>
+      </w:pPr>
+      <w:r>
+        <w:rPr>
+          <w:rFonts w:cstheme="minorHAnsi"/>
+          <w:i/>
+          <w:iCs/>
+          <w:highlight w:val="cyan"/>
+        </w:rPr>
+        <w:t xml:space="preserve">Descriptive </w:t>
+      </w:r>
+      <w:r>
+        <w:rPr>
+          <w:rFonts w:cstheme="minorHAnsi"/>
+          <w:highlight w:val="cyan"/>
+        </w:rPr>
+        <w:t xml:space="preserve">analytics, the foundational step in data analysis for most firms, entails </w:t>
+      </w:r>
+      <w:r>
+        <w:rPr>
+          <w:rFonts w:cstheme="minorHAnsi"/>
+          <w:i/>
+          <w:iCs/>
+          <w:highlight w:val="cyan"/>
+        </w:rPr>
+        <w:t xml:space="preserve">summarizing </w:t>
+      </w:r>
+      <w:r>
+        <w:rPr>
+          <w:rFonts w:cstheme="minorHAnsi"/>
+          <w:highlight w:val="cyan"/>
+        </w:rPr>
+        <w:t xml:space="preserve">and </w:t>
+      </w:r>
+      <w:r>
+        <w:rPr>
+          <w:rFonts w:cstheme="minorHAnsi"/>
+          <w:i/>
+          <w:iCs/>
+          <w:highlight w:val="cyan"/>
+        </w:rPr>
+        <w:t xml:space="preserve">reporting </w:t>
+      </w:r>
+      <w:r>
+        <w:rPr>
+          <w:rFonts w:cstheme="minorHAnsi"/>
+          <w:highlight w:val="cyan"/>
+        </w:rPr>
+        <w:t xml:space="preserve">historical or existing data (e.g., </w:t>
+      </w:r>
+      <w:r>
+        <w:rPr>
+          <w:rFonts w:cstheme="minorHAnsi"/>
+          <w:i/>
+          <w:iCs/>
+          <w:highlight w:val="cyan"/>
+        </w:rPr>
+        <w:t xml:space="preserve">average </w:t>
+      </w:r>
+      <w:r>
+        <w:rPr>
+          <w:rFonts w:cstheme="minorHAnsi"/>
+          <w:highlight w:val="cyan"/>
+        </w:rPr>
+        <w:t xml:space="preserve">, </w:t>
+      </w:r>
+      <w:r>
+        <w:rPr>
+          <w:rFonts w:cstheme="minorHAnsi"/>
+          <w:i/>
+          <w:iCs/>
+          <w:highlight w:val="cyan"/>
+        </w:rPr>
+        <w:t xml:space="preserve">count </w:t>
+      </w:r>
+      <w:r>
+        <w:rPr>
+          <w:rFonts w:cstheme="minorHAnsi"/>
+          <w:highlight w:val="cyan"/>
+        </w:rPr>
+        <w:t xml:space="preserve">, </w:t>
+      </w:r>
+      <w:r>
+        <w:rPr>
+          <w:rFonts w:cstheme="minorHAnsi"/>
+          <w:i/>
+          <w:iCs/>
+          <w:highlight w:val="cyan"/>
+        </w:rPr>
+        <w:t xml:space="preserve">median </w:t>
+      </w:r>
+      <w:r>
+        <w:rPr>
+          <w:rFonts w:cstheme="minorHAnsi"/>
+          <w:highlight w:val="cyan"/>
+        </w:rPr>
+        <w:t xml:space="preserve">, and </w:t>
+      </w:r>
+      <w:r>
+        <w:rPr>
+          <w:rFonts w:cstheme="minorHAnsi"/>
+          <w:i/>
+          <w:iCs/>
+          <w:highlight w:val="cyan"/>
+        </w:rPr>
+        <w:t xml:space="preserve">correlation </w:t>
+      </w:r>
+      <w:r>
+        <w:rPr>
+          <w:rFonts w:cstheme="minorHAnsi"/>
+          <w:highlight w:val="cyan"/>
+        </w:rPr>
+        <w:t>, etc.) to determine past events. For example, industries such as U.S. retail and GPS-based services have progressively embraced descriptive analytics to report and monitor consumers, employees, historical regional sales, and assets across various segments, aiming to improve operational efficiency ([17]).</w:t>
+      </w:r>
+    </w:p>
+    <w:p>
+      <w:pPr>
+        <w:pStyle w:val="NormalWeb"/>
+        <w:numPr>
+          <w:ilvl w:val="0"/>
+          <w:numId w:val="6"/>
+        </w:numPr>
+        <w:rPr>
+          <w:rFonts w:cstheme="minorHAnsi"/>
+          <w:highlight w:val="cyan"/>
+        </w:rPr>
+      </w:pPr>
+      <w:r>
+        <w:rPr>
+          <w:rFonts w:cstheme="minorHAnsi"/>
+          <w:i/>
+          <w:iCs/>
+          <w:highlight w:val="cyan"/>
+        </w:rPr>
+        <w:lastRenderedPageBreak/>
+        <w:t xml:space="preserve">Diagnostic </w:t>
+      </w:r>
+      <w:r>
+        <w:rPr>
+          <w:rFonts w:cstheme="minorHAnsi"/>
+          <w:highlight w:val="cyan"/>
+        </w:rPr>
+        <w:t xml:space="preserve">analytics delves into current data to discern the reasons behind events, comparing data to established benchmarks, including </w:t>
+      </w:r>
+      <w:r>
+        <w:rPr>
+          <w:rFonts w:cstheme="minorHAnsi"/>
+          <w:i/>
+          <w:iCs/>
+          <w:highlight w:val="cyan"/>
+        </w:rPr>
+        <w:t xml:space="preserve">clustering </w:t>
+      </w:r>
+      <w:r>
+        <w:rPr>
+          <w:rFonts w:cstheme="minorHAnsi"/>
+          <w:highlight w:val="cyan"/>
+        </w:rPr>
+        <w:t xml:space="preserve">, </w:t>
+      </w:r>
+      <w:r>
+        <w:rPr>
+          <w:rFonts w:cstheme="minorHAnsi"/>
+          <w:i/>
+          <w:iCs/>
+          <w:highlight w:val="cyan"/>
+        </w:rPr>
+        <w:t xml:space="preserve">drill-down </w:t>
+      </w:r>
+      <w:r>
+        <w:rPr>
+          <w:rFonts w:cstheme="minorHAnsi"/>
+          <w:highlight w:val="cyan"/>
+        </w:rPr>
+        <w:t xml:space="preserve">, </w:t>
+      </w:r>
+      <w:r>
+        <w:rPr>
+          <w:rFonts w:cstheme="minorHAnsi"/>
+          <w:i/>
+          <w:iCs/>
+          <w:highlight w:val="cyan"/>
+        </w:rPr>
+        <w:t xml:space="preserve">profiling </w:t>
+      </w:r>
+      <w:r>
+        <w:rPr>
+          <w:rFonts w:cstheme="minorHAnsi"/>
+          <w:highlight w:val="cyan"/>
+        </w:rPr>
+        <w:t xml:space="preserve">, </w:t>
+      </w:r>
+      <w:r>
+        <w:rPr>
+          <w:rFonts w:cstheme="minorHAnsi"/>
+          <w:i/>
+          <w:iCs/>
+          <w:highlight w:val="cyan"/>
+        </w:rPr>
+        <w:t xml:space="preserve">similarity matching </w:t>
+      </w:r>
+      <w:r>
+        <w:rPr>
+          <w:rFonts w:cstheme="minorHAnsi"/>
+          <w:highlight w:val="cyan"/>
+        </w:rPr>
+        <w:t xml:space="preserve">, and </w:t>
+      </w:r>
+      <w:r>
+        <w:rPr>
+          <w:rFonts w:cstheme="minorHAnsi"/>
+          <w:i/>
+          <w:iCs/>
+          <w:highlight w:val="cyan"/>
+        </w:rPr>
+        <w:t xml:space="preserve">root-cause analytics </w:t>
+      </w:r>
+      <w:r>
+        <w:rPr>
+          <w:rFonts w:cstheme="minorHAnsi"/>
+          <w:highlight w:val="cyan"/>
+        </w:rPr>
+        <w:t xml:space="preserve">. For instance, Sisense's DA has assisted clients in analyzing employees' quarterly performance and identifying cybersecurity issues ([ </w:t>
+      </w:r>
+      <w:hyperlink r:id="rId7" w:anchor="bib3" w:tgtFrame="_self" w:history="1">
+        <w:r>
+          <w:rPr>
+            <w:rStyle w:val="Hyperlink"/>
+            <w:rFonts w:cstheme="minorHAnsi"/>
+            <w:highlight w:val="cyan"/>
+          </w:rPr>
+          <w:t>3</w:t>
+        </w:r>
+      </w:hyperlink>
+      <w:r>
+        <w:rPr>
+          <w:rFonts w:cstheme="minorHAnsi"/>
+          <w:highlight w:val="cyan"/>
+        </w:rPr>
+        <w:t xml:space="preserve"> ]).</w:t>
+      </w:r>
+    </w:p>
+    <w:p>
+      <w:pPr>
+        <w:pStyle w:val="NormalWeb"/>
+        <w:numPr>
+          <w:ilvl w:val="0"/>
+          <w:numId w:val="6"/>
+        </w:numPr>
+        <w:rPr>
+          <w:rFonts w:cstheme="minorHAnsi"/>
+          <w:highlight w:val="cyan"/>
+        </w:rPr>
+      </w:pPr>
+      <w:r>
+        <w:rPr>
+          <w:rFonts w:cstheme="minorHAnsi"/>
+          <w:i/>
+          <w:iCs/>
+          <w:highlight w:val="cyan"/>
+        </w:rPr>
+        <w:t xml:space="preserve">Predictive </w:t>
+      </w:r>
+      <w:r>
+        <w:rPr>
+          <w:rFonts w:cstheme="minorHAnsi"/>
+          <w:highlight w:val="cyan"/>
+        </w:rPr>
+        <w:t xml:space="preserve">analytics adopts a forward-looking approach to anticipate future occurrences, including </w:t>
+      </w:r>
+      <w:r>
+        <w:rPr>
+          <w:rFonts w:cstheme="minorHAnsi"/>
+          <w:i/>
+          <w:iCs/>
+          <w:highlight w:val="cyan"/>
+        </w:rPr>
+        <w:t xml:space="preserve">regression </w:t>
+      </w:r>
+      <w:r>
+        <w:rPr>
+          <w:rFonts w:cstheme="minorHAnsi"/>
+          <w:highlight w:val="cyan"/>
+        </w:rPr>
+        <w:t xml:space="preserve">, </w:t>
+      </w:r>
+      <w:r>
+        <w:rPr>
+          <w:rFonts w:cstheme="minorHAnsi"/>
+          <w:i/>
+          <w:iCs/>
+          <w:highlight w:val="cyan"/>
+        </w:rPr>
+        <w:t xml:space="preserve">forecasting </w:t>
+      </w:r>
+      <w:r>
+        <w:rPr>
+          <w:rFonts w:cstheme="minorHAnsi"/>
+          <w:highlight w:val="cyan"/>
+        </w:rPr>
+        <w:t xml:space="preserve">, </w:t>
+      </w:r>
+      <w:r>
+        <w:rPr>
+          <w:rFonts w:cstheme="minorHAnsi"/>
+          <w:i/>
+          <w:iCs/>
+          <w:highlight w:val="cyan"/>
+        </w:rPr>
+        <w:t xml:space="preserve">classification </w:t>
+      </w:r>
+      <w:r>
+        <w:rPr>
+          <w:rFonts w:cstheme="minorHAnsi"/>
+          <w:highlight w:val="cyan"/>
+        </w:rPr>
+        <w:t xml:space="preserve">, </w:t>
+      </w:r>
+      <w:r>
+        <w:rPr>
+          <w:rFonts w:cstheme="minorHAnsi"/>
+          <w:i/>
+          <w:iCs/>
+          <w:highlight w:val="cyan"/>
+        </w:rPr>
+        <w:t xml:space="preserve">data- </w:t>
+      </w:r>
+      <w:r>
+        <w:rPr>
+          <w:rFonts w:cstheme="minorHAnsi"/>
+          <w:highlight w:val="cyan"/>
+        </w:rPr>
+        <w:t xml:space="preserve">, </w:t>
+      </w:r>
+      <w:r>
+        <w:rPr>
+          <w:rFonts w:cstheme="minorHAnsi"/>
+          <w:i/>
+          <w:iCs/>
+          <w:highlight w:val="cyan"/>
+        </w:rPr>
+        <w:t xml:space="preserve">text- </w:t>
+      </w:r>
+      <w:r>
+        <w:rPr>
+          <w:rFonts w:cstheme="minorHAnsi"/>
+          <w:highlight w:val="cyan"/>
+        </w:rPr>
+        <w:t xml:space="preserve">, </w:t>
+      </w:r>
+      <w:r>
+        <w:rPr>
+          <w:rFonts w:cstheme="minorHAnsi"/>
+          <w:i/>
+          <w:iCs/>
+          <w:highlight w:val="cyan"/>
+        </w:rPr>
+        <w:t xml:space="preserve">web-mining </w:t>
+      </w:r>
+      <w:r>
+        <w:rPr>
+          <w:rFonts w:cstheme="minorHAnsi"/>
+          <w:highlight w:val="cyan"/>
+        </w:rPr>
+        <w:t xml:space="preserve">, </w:t>
+      </w:r>
+      <w:r>
+        <w:rPr>
+          <w:rFonts w:cstheme="minorHAnsi"/>
+          <w:i/>
+          <w:iCs/>
+          <w:highlight w:val="cyan"/>
+        </w:rPr>
+        <w:t xml:space="preserve">link prediction </w:t>
+      </w:r>
+      <w:r>
+        <w:rPr>
+          <w:rFonts w:cstheme="minorHAnsi"/>
+          <w:highlight w:val="cyan"/>
+        </w:rPr>
+        <w:t xml:space="preserve">, and other </w:t>
+      </w:r>
+      <w:r>
+        <w:rPr>
+          <w:rFonts w:cstheme="minorHAnsi"/>
+          <w:i/>
+          <w:iCs/>
+          <w:highlight w:val="cyan"/>
+        </w:rPr>
+        <w:t xml:space="preserve">predictive modeling </w:t>
+      </w:r>
+      <w:r>
+        <w:rPr>
+          <w:rFonts w:cstheme="minorHAnsi"/>
+          <w:highlight w:val="cyan"/>
+        </w:rPr>
+        <w:t>. Illustrative instances of predictive analytics encompass Amazon's personalized consumer recommendations, Google Flu Trends, Microsoft's Bing Prediction system (applied in contexts like singing contests, U.S. House and Senate races, or the World Cup), and weather forecasting ([41]).</w:t>
+      </w:r>
+    </w:p>
+    <w:p>
+      <w:pPr>
+        <w:pStyle w:val="NormalWeb"/>
+        <w:numPr>
+          <w:ilvl w:val="0"/>
+          <w:numId w:val="6"/>
+        </w:numPr>
+        <w:rPr>
+          <w:rFonts w:cstheme="minorHAnsi"/>
+          <w:highlight w:val="cyan"/>
+        </w:rPr>
+      </w:pPr>
+      <w:r>
+        <w:rPr>
+          <w:rFonts w:cstheme="minorHAnsi"/>
+          <w:i/>
+          <w:iCs/>
+          <w:highlight w:val="cyan"/>
+        </w:rPr>
+        <w:t xml:space="preserve">Prescriptive </w:t>
+      </w:r>
+      <w:r>
+        <w:rPr>
+          <w:rFonts w:cstheme="minorHAnsi"/>
+          <w:highlight w:val="cyan"/>
+        </w:rPr>
+        <w:t xml:space="preserve">analytics employs </w:t>
+      </w:r>
+      <w:r>
+        <w:rPr>
+          <w:rFonts w:cstheme="minorHAnsi"/>
+          <w:i/>
+          <w:iCs/>
+          <w:highlight w:val="cyan"/>
+        </w:rPr>
+        <w:t xml:space="preserve">advanced machine learning </w:t>
+      </w:r>
+      <w:r>
+        <w:rPr>
+          <w:rFonts w:cstheme="minorHAnsi"/>
+          <w:highlight w:val="cyan"/>
+        </w:rPr>
+        <w:t xml:space="preserve">and </w:t>
+      </w:r>
+      <w:r>
+        <w:rPr>
+          <w:rFonts w:cstheme="minorHAnsi"/>
+          <w:i/>
+          <w:iCs/>
+          <w:highlight w:val="cyan"/>
+        </w:rPr>
+        <w:t xml:space="preserve">artificial intelligence </w:t>
+      </w:r>
+      <w:r>
+        <w:rPr>
+          <w:rFonts w:cstheme="minorHAnsi"/>
+          <w:highlight w:val="cyan"/>
+        </w:rPr>
+        <w:t xml:space="preserve">models to provide recommendations on what actions should be taken, including </w:t>
+      </w:r>
+      <w:r>
+        <w:rPr>
+          <w:rFonts w:cstheme="minorHAnsi"/>
+          <w:i/>
+          <w:iCs/>
+          <w:highlight w:val="cyan"/>
+        </w:rPr>
+        <w:t xml:space="preserve">optimization </w:t>
+      </w:r>
+      <w:r>
+        <w:rPr>
+          <w:rFonts w:cstheme="minorHAnsi"/>
+          <w:highlight w:val="cyan"/>
+        </w:rPr>
+        <w:t xml:space="preserve">, </w:t>
+      </w:r>
+      <w:r>
+        <w:rPr>
+          <w:rFonts w:cstheme="minorHAnsi"/>
+          <w:i/>
+          <w:iCs/>
+          <w:highlight w:val="cyan"/>
+        </w:rPr>
+        <w:t xml:space="preserve">simulation </w:t>
+      </w:r>
+      <w:r>
+        <w:rPr>
+          <w:rFonts w:cstheme="minorHAnsi"/>
+          <w:highlight w:val="cyan"/>
+        </w:rPr>
+        <w:t xml:space="preserve">, and </w:t>
+      </w:r>
+      <w:r>
+        <w:rPr>
+          <w:rFonts w:cstheme="minorHAnsi"/>
+          <w:i/>
+          <w:iCs/>
+          <w:highlight w:val="cyan"/>
+        </w:rPr>
+        <w:t xml:space="preserve">heuristic analytics </w:t>
+      </w:r>
+      <w:r>
+        <w:rPr>
+          <w:rFonts w:cstheme="minorHAnsi"/>
+          <w:highlight w:val="cyan"/>
+        </w:rPr>
+        <w:t>. Notable examples include the use of prescriptive analytics by companies such as Google, Tesla, and Waymo in the development of self-driving cars ([35]; [53]).</w:t>
+      </w:r>
+    </w:p>
+    <w:p>
+      <w:pPr>
+        <w:pStyle w:val="NormalWeb"/>
+        <w:rPr>
+          <w:rFonts w:asciiTheme="minorHAnsi" w:hAnsiTheme="minorHAnsi" w:cstheme="minorHAnsi"/>
+          <w:highlight w:val="yellow"/>
+        </w:rPr>
+      </w:pPr>
+    </w:p>
+    <w:p>
+      <w:pPr>
+        <w:pStyle w:val="Heading3"/>
+        <w:rPr>
+          <w:rFonts w:cstheme="minorHAnsi"/>
+        </w:rPr>
+      </w:pPr>
+      <w:r>
+        <w:rPr>
+          <w:rFonts w:cstheme="minorHAnsi"/>
+        </w:rPr>
+        <w:t>7. Data Sources</w:t>
+      </w:r>
+    </w:p>
+    <w:p/>
+    <w:p>
+      <w:pPr>
+        <w:pStyle w:val="NormalWeb"/>
+        <w:rPr>
+          <w:rFonts w:ascii="Arial" w:hAnsi="Arial" w:cs="Arial"/>
+        </w:rPr>
+      </w:pPr>
+      <w:r>
+        <w:rPr>
+          <w:rFonts w:ascii="Arial" w:hAnsi="Arial" w:cs="Arial"/>
+        </w:rPr>
+        <w:t>For this project, the dataset will consist of historical reservation and occupancy data from The Merry Cobbler's Booking.com Pulse account, which is used by the owners to manage the accommodation. The data may include:</w:t>
+      </w:r>
+    </w:p>
+    <w:p>
+      <w:pPr>
+        <w:pStyle w:val="NormalWeb"/>
+        <w:numPr>
+          <w:ilvl w:val="0"/>
+          <w:numId w:val="5"/>
+        </w:numPr>
+        <w:rPr>
+          <w:rFonts w:ascii="Arial" w:hAnsi="Arial" w:cs="Arial"/>
+        </w:rPr>
+      </w:pPr>
+      <w:r>
+        <w:rPr>
+          <w:rFonts w:ascii="Arial" w:hAnsi="Arial" w:cs="Arial"/>
+        </w:rPr>
+        <w:t>Reservations</w:t>
+      </w:r>
+    </w:p>
+    <w:p>
+      <w:pPr>
+        <w:pStyle w:val="NormalWeb"/>
+        <w:numPr>
+          <w:ilvl w:val="0"/>
+          <w:numId w:val="5"/>
+        </w:numPr>
+        <w:rPr>
+          <w:rFonts w:ascii="Arial" w:hAnsi="Arial" w:cs="Arial"/>
+        </w:rPr>
+      </w:pPr>
+      <w:r>
+        <w:rPr>
+          <w:rFonts w:ascii="Arial" w:hAnsi="Arial" w:cs="Arial"/>
+        </w:rPr>
+        <w:t>Occupancy</w:t>
+      </w:r>
+    </w:p>
+    <w:p>
+      <w:pPr>
+        <w:pStyle w:val="NormalWeb"/>
+        <w:numPr>
+          <w:ilvl w:val="0"/>
+          <w:numId w:val="5"/>
+        </w:numPr>
+        <w:rPr>
+          <w:rFonts w:ascii="Arial" w:hAnsi="Arial" w:cs="Arial"/>
+        </w:rPr>
+      </w:pPr>
+      <w:r>
+        <w:rPr>
+          <w:rFonts w:ascii="Arial" w:hAnsi="Arial" w:cs="Arial"/>
+        </w:rPr>
+        <w:t>Availability</w:t>
+      </w:r>
+    </w:p>
+    <w:p>
+      <w:pPr>
+        <w:pStyle w:val="NormalWeb"/>
+        <w:numPr>
+          <w:ilvl w:val="0"/>
+          <w:numId w:val="5"/>
+        </w:numPr>
+        <w:rPr>
+          <w:rFonts w:ascii="Arial" w:hAnsi="Arial" w:cs="Arial"/>
+        </w:rPr>
+      </w:pPr>
+      <w:r>
+        <w:rPr>
+          <w:rFonts w:ascii="Arial" w:hAnsi="Arial" w:cs="Arial"/>
+        </w:rPr>
+        <w:t>Room prices</w:t>
+      </w:r>
+    </w:p>
+    <w:p>
+      <w:pPr>
+        <w:pStyle w:val="NormalWeb"/>
+        <w:numPr>
+          <w:ilvl w:val="0"/>
+          <w:numId w:val="5"/>
+        </w:numPr>
+        <w:rPr>
+          <w:rFonts w:ascii="Arial" w:hAnsi="Arial" w:cs="Arial"/>
+        </w:rPr>
+      </w:pPr>
+      <w:r>
+        <w:rPr>
+          <w:rFonts w:ascii="Arial" w:hAnsi="Arial" w:cs="Arial"/>
+        </w:rPr>
+        <w:t>Booking dates</w:t>
+      </w:r>
+    </w:p>
+    <w:p>
+      <w:pPr>
+        <w:pStyle w:val="NormalWeb"/>
+        <w:numPr>
+          <w:ilvl w:val="0"/>
+          <w:numId w:val="5"/>
+        </w:numPr>
+        <w:rPr>
+          <w:rFonts w:ascii="Arial" w:hAnsi="Arial" w:cs="Arial"/>
+        </w:rPr>
+      </w:pPr>
+      <w:r>
+        <w:rPr>
+          <w:rFonts w:ascii="Arial" w:hAnsi="Arial" w:cs="Arial"/>
+        </w:rPr>
+        <w:t>Guest confirmations</w:t>
+      </w:r>
+    </w:p>
+    <w:p>
+      <w:pPr>
+        <w:pStyle w:val="NormalWeb"/>
+        <w:numPr>
+          <w:ilvl w:val="0"/>
+          <w:numId w:val="5"/>
+        </w:numPr>
+        <w:rPr>
+          <w:rFonts w:ascii="Arial" w:hAnsi="Arial" w:cs="Arial"/>
+        </w:rPr>
+      </w:pPr>
+      <w:r>
+        <w:rPr>
+          <w:rFonts w:ascii="Arial" w:hAnsi="Arial" w:cs="Arial"/>
+        </w:rPr>
+        <w:t>Property performance</w:t>
+      </w:r>
+    </w:p>
+    <w:p>
+      <w:pPr>
+        <w:pStyle w:val="NormalWeb"/>
+        <w:rPr>
+          <w:rFonts w:ascii="Arial" w:hAnsi="Arial" w:cs="Arial"/>
+        </w:rPr>
+      </w:pPr>
+      <w:r>
+        <w:rPr>
+          <w:rFonts w:ascii="Arial" w:hAnsi="Arial" w:cs="Arial"/>
+        </w:rPr>
+        <w:t>The data sources will therefore include The Merry Cobbler's Booking.com Pulse account, Booking.com, and other publicly available sources.</w:t>
+      </w:r>
+    </w:p>
+    <w:p>
+      <w:pPr>
+        <w:pStyle w:val="NormalWeb"/>
+        <w:rPr>
+          <w:rFonts w:ascii="Arial" w:hAnsi="Arial" w:cs="Arial"/>
+        </w:rPr>
+      </w:pPr>
+      <w:r>
+        <w:rPr>
+          <w:rFonts w:ascii="Arial" w:hAnsi="Arial" w:cs="Arial"/>
+        </w:rPr>
+        <w:t xml:space="preserve">The data will be analysed to identify patterns in historical bookings and occupancy and to develop a predictive model to determine whether the accommodation is likely to reach full occupancy on a given date. </w:t>
+      </w:r>
+    </w:p>
+    <w:p>
+      <w:pPr>
+        <w:pStyle w:val="NormalWeb"/>
+        <w:rPr>
+          <w:rFonts w:asciiTheme="minorHAnsi" w:hAnsiTheme="minorHAnsi" w:cstheme="minorHAnsi"/>
+          <w:highlight w:val="yellow"/>
+        </w:rPr>
+      </w:pPr>
+      <w:r>
+        <w:rPr>
+          <w:rFonts w:ascii="Arial" w:hAnsi="Arial" w:cs="Arial"/>
+        </w:rPr>
+        <w:t>In accordance with the General Data Protection Regulation (GDPR), consent to use the data was provided by the owner. The owner was informed that the data would be processed solely for academic purposes and that its security, integrity, and confidentiality would be maintained throughout the project.</w:t>
+      </w:r>
+    </w:p>
+    <w:p>
+      <w:pPr>
+        <w:pStyle w:val="NormalWeb"/>
+        <w:rPr>
+          <w:rFonts w:asciiTheme="minorHAnsi" w:hAnsiTheme="minorHAnsi" w:cstheme="minorHAnsi"/>
+          <w:highlight w:val="yellow"/>
+        </w:rPr>
+      </w:pPr>
+    </w:p>
+    <w:p>
+      <w:pPr>
+        <w:pStyle w:val="Heading3"/>
+        <w:rPr>
+          <w:rFonts w:cstheme="minorHAnsi"/>
+          <w:highlight w:val="yellow"/>
+        </w:rPr>
+      </w:pPr>
+      <w:r>
+        <w:rPr>
+          <w:rFonts w:cstheme="minorHAnsi"/>
+          <w:highlight w:val="yellow"/>
+        </w:rPr>
+        <w:lastRenderedPageBreak/>
+        <w:t>8. Expected Deliverables</w:t>
+      </w:r>
+    </w:p>
+    <w:p>
+      <w:pPr>
+        <w:pStyle w:val="NormalWeb"/>
+        <w:rPr>
+          <w:rFonts w:asciiTheme="minorHAnsi" w:hAnsiTheme="minorHAnsi" w:cstheme="minorHAnsi"/>
+          <w:highlight w:val="yellow"/>
+        </w:rPr>
+      </w:pPr>
+      <w:r>
+        <w:rPr>
+          <w:rFonts w:asciiTheme="minorHAnsi" w:hAnsiTheme="minorHAnsi" w:cstheme="minorHAnsi"/>
+          <w:highlight w:val="yellow"/>
+        </w:rPr>
+        <w:t>Clearly state what you expect to produce by the end of Semester 2, including the expected analytical and predictive modelling outputs and any relevant dashboard, application, system or other project deliverables.</w:t>
+      </w:r>
+    </w:p>
+    <w:p>
+      <w:pPr>
+        <w:pStyle w:val="NormalWeb"/>
+        <w:rPr>
+          <w:rFonts w:asciiTheme="minorHAnsi" w:hAnsiTheme="minorHAnsi" w:cstheme="minorHAnsi"/>
+          <w:highlight w:val="cyan"/>
+        </w:rPr>
+      </w:pPr>
+    </w:p>
+    <w:p>
+      <w:pPr>
+        <w:pStyle w:val="NormalWeb"/>
+        <w:rPr>
+          <w:rFonts w:cstheme="minorHAnsi"/>
+          <w:highlight w:val="cyan"/>
+        </w:rPr>
+      </w:pPr>
+      <w:r>
+        <w:rPr>
+          <w:rFonts w:cstheme="minorHAnsi"/>
+          <w:highlight w:val="cyan"/>
+        </w:rPr>
+        <w:t xml:space="preserve">This  research  employs  big  data  analytics  using  the  XGBoost  model  to  predict  hotel  room </w:t>
+      </w:r>
+    </w:p>
+    <w:p>
+      <w:pPr>
+        <w:pStyle w:val="NormalWeb"/>
+        <w:rPr>
+          <w:rFonts w:cstheme="minorHAnsi"/>
+          <w:highlight w:val="cyan"/>
+        </w:rPr>
+      </w:pPr>
+      <w:r>
+        <w:rPr>
+          <w:rFonts w:cstheme="minorHAnsi"/>
+          <w:highlight w:val="cyan"/>
+        </w:rPr>
+        <w:t>dynamics, enabling precise and efficient decision</w:t>
+      </w:r>
+    </w:p>
+    <w:p>
+      <w:pPr>
+        <w:pStyle w:val="NormalWeb"/>
+        <w:rPr>
+          <w:rFonts w:cstheme="minorHAnsi"/>
+          <w:highlight w:val="cyan"/>
+        </w:rPr>
+      </w:pPr>
+      <w:r>
+        <w:rPr>
+          <w:rFonts w:cstheme="minorHAnsi"/>
+          <w:highlight w:val="cyan"/>
+        </w:rPr>
+        <w:t>-</w:t>
+      </w:r>
+    </w:p>
+    <w:p>
+      <w:pPr>
+        <w:pStyle w:val="NormalWeb"/>
+        <w:rPr>
+          <w:rFonts w:cstheme="minorHAnsi"/>
+          <w:highlight w:val="cyan"/>
+        </w:rPr>
+      </w:pPr>
+      <w:r>
+        <w:rPr>
+          <w:rFonts w:cstheme="minorHAnsi"/>
+          <w:highlight w:val="cyan"/>
+        </w:rPr>
+        <w:t xml:space="preserve">making processes. Adopting XGBoost, a highly </w:t>
+      </w:r>
+    </w:p>
+    <w:p>
+      <w:pPr>
+        <w:pStyle w:val="NormalWeb"/>
+        <w:rPr>
+          <w:rFonts w:cstheme="minorHAnsi"/>
+          <w:highlight w:val="cyan"/>
+        </w:rPr>
+      </w:pPr>
+      <w:r>
+        <w:rPr>
+          <w:rFonts w:cstheme="minorHAnsi"/>
+          <w:highlight w:val="cyan"/>
+        </w:rPr>
+        <w:t>efficient  gradient  boosting  algorithm,  allows  fo</w:t>
+      </w:r>
+    </w:p>
+    <w:p>
+      <w:pPr>
+        <w:pStyle w:val="NormalWeb"/>
+        <w:rPr>
+          <w:rFonts w:cstheme="minorHAnsi"/>
+          <w:highlight w:val="cyan"/>
+        </w:rPr>
+      </w:pPr>
+      <w:r>
+        <w:rPr>
+          <w:rFonts w:cstheme="minorHAnsi"/>
+          <w:highlight w:val="cyan"/>
+        </w:rPr>
+        <w:t xml:space="preserve">r  identifying  complex  patterns  within  large  and </w:t>
+      </w:r>
+    </w:p>
+    <w:p>
+      <w:pPr>
+        <w:pStyle w:val="NormalWeb"/>
+        <w:rPr>
+          <w:rFonts w:cstheme="minorHAnsi"/>
+          <w:highlight w:val="cyan"/>
+        </w:rPr>
+      </w:pPr>
+      <w:r>
+        <w:rPr>
+          <w:rFonts w:cstheme="minorHAnsi"/>
+          <w:highlight w:val="cyan"/>
+        </w:rPr>
+        <w:t xml:space="preserve">diverse datasets, such as booking trends, seasonal fluctuations, and customer preferences </w:t>
+      </w:r>
+    </w:p>
+    <w:p>
+      <w:pPr>
+        <w:pStyle w:val="NormalWeb"/>
+        <w:rPr>
+          <w:rFonts w:cstheme="minorHAnsi"/>
+          <w:highlight w:val="cyan"/>
+        </w:rPr>
+      </w:pPr>
+      <w:r>
+        <w:rPr>
+          <w:rFonts w:cstheme="minorHAnsi"/>
+          <w:highlight w:val="cyan"/>
+        </w:rPr>
+        <w:t xml:space="preserve">(Wang </w:t>
+      </w:r>
+    </w:p>
+    <w:p>
+      <w:pPr>
+        <w:pStyle w:val="NormalWeb"/>
+        <w:rPr>
+          <w:rFonts w:cstheme="minorHAnsi"/>
+          <w:highlight w:val="cyan"/>
+        </w:rPr>
+      </w:pPr>
+      <w:r>
+        <w:rPr>
+          <w:rFonts w:cstheme="minorHAnsi"/>
+          <w:highlight w:val="cyan"/>
+        </w:rPr>
+        <w:t>et  al.,  2024)</w:t>
+      </w:r>
+    </w:p>
+    <w:p>
+      <w:pPr>
+        <w:pStyle w:val="NormalWeb"/>
+        <w:rPr>
+          <w:rFonts w:cstheme="minorHAnsi"/>
+          <w:highlight w:val="cyan"/>
+        </w:rPr>
+      </w:pPr>
+      <w:r>
+        <w:rPr>
+          <w:rFonts w:cstheme="minorHAnsi"/>
+          <w:highlight w:val="cyan"/>
+        </w:rPr>
+        <w:t>.  By  leveraging  its  ability  to  handle  high</w:t>
+      </w:r>
+    </w:p>
+    <w:p>
+      <w:pPr>
+        <w:pStyle w:val="NormalWeb"/>
+        <w:rPr>
+          <w:rFonts w:cstheme="minorHAnsi"/>
+          <w:highlight w:val="cyan"/>
+        </w:rPr>
+      </w:pPr>
+      <w:r>
+        <w:rPr>
+          <w:rFonts w:cstheme="minorHAnsi"/>
+          <w:highlight w:val="cyan"/>
+        </w:rPr>
+        <w:t>-</w:t>
+      </w:r>
+    </w:p>
+    <w:p>
+      <w:pPr>
+        <w:pStyle w:val="NormalWeb"/>
+        <w:rPr>
+          <w:rFonts w:cstheme="minorHAnsi"/>
+          <w:highlight w:val="cyan"/>
+        </w:rPr>
+      </w:pPr>
+      <w:r>
+        <w:rPr>
+          <w:rFonts w:cstheme="minorHAnsi"/>
+          <w:highlight w:val="cyan"/>
+        </w:rPr>
+        <w:t>dim</w:t>
+      </w:r>
+    </w:p>
+    <w:p>
+      <w:pPr>
+        <w:pStyle w:val="NormalWeb"/>
+        <w:rPr>
+          <w:rFonts w:cstheme="minorHAnsi"/>
+          <w:highlight w:val="cyan"/>
+        </w:rPr>
+      </w:pPr>
+      <w:r>
+        <w:rPr>
+          <w:rFonts w:cstheme="minorHAnsi"/>
+          <w:highlight w:val="cyan"/>
+        </w:rPr>
+        <w:t xml:space="preserve">ensional  data  and  optimize  predictive </w:t>
+      </w:r>
+    </w:p>
+    <w:p>
+      <w:pPr>
+        <w:pStyle w:val="NormalWeb"/>
+        <w:rPr>
+          <w:rFonts w:cstheme="minorHAnsi"/>
+          <w:highlight w:val="cyan"/>
+        </w:rPr>
+      </w:pPr>
+      <w:r>
+        <w:rPr>
+          <w:rFonts w:cstheme="minorHAnsi"/>
+          <w:highlight w:val="cyan"/>
+        </w:rPr>
+        <w:t xml:space="preserve">accuracy,  this  method  provides  a  robust  framework  for  anticipating  demand  and  enhancing </w:t>
+      </w:r>
+    </w:p>
+    <w:p>
+      <w:pPr>
+        <w:pStyle w:val="NormalWeb"/>
+        <w:rPr>
+          <w:rFonts w:cstheme="minorHAnsi"/>
+          <w:highlight w:val="cyan"/>
+        </w:rPr>
+      </w:pPr>
+      <w:r>
+        <w:rPr>
+          <w:rFonts w:cstheme="minorHAnsi"/>
+          <w:highlight w:val="cyan"/>
+        </w:rPr>
+        <w:t xml:space="preserve">resource  allocation  in  the  hospitality  sector </w:t>
+      </w:r>
+    </w:p>
+    <w:p>
+      <w:pPr>
+        <w:pStyle w:val="NormalWeb"/>
+        <w:rPr>
+          <w:rFonts w:cstheme="minorHAnsi"/>
+          <w:highlight w:val="cyan"/>
+        </w:rPr>
+      </w:pPr>
+      <w:r>
+        <w:rPr>
+          <w:rFonts w:cstheme="minorHAnsi"/>
+          <w:highlight w:val="cyan"/>
+        </w:rPr>
+        <w:t xml:space="preserve">(Reddy,  Prathima,  Jaladi,  Dinesh,  &amp;  Arun  Kumar, </w:t>
+      </w:r>
+    </w:p>
+    <w:p>
+      <w:pPr>
+        <w:pStyle w:val="NormalWeb"/>
+        <w:rPr>
+          <w:rFonts w:cstheme="minorHAnsi"/>
+          <w:highlight w:val="cyan"/>
+        </w:rPr>
+      </w:pPr>
+      <w:r>
+        <w:rPr>
+          <w:rFonts w:cstheme="minorHAnsi"/>
+          <w:highlight w:val="cyan"/>
+        </w:rPr>
+        <w:t>2023)</w:t>
+      </w:r>
+    </w:p>
+    <w:p>
+      <w:pPr>
+        <w:pStyle w:val="NormalWeb"/>
+        <w:rPr>
+          <w:rFonts w:cstheme="minorHAnsi"/>
+          <w:highlight w:val="cyan"/>
+        </w:rPr>
+      </w:pPr>
+      <w:r>
+        <w:rPr>
+          <w:rFonts w:cstheme="minorHAnsi"/>
+          <w:highlight w:val="cyan"/>
+        </w:rPr>
+        <w:t xml:space="preserve">. The model’s superior performance in handling classification and regression tasks makes it </w:t>
+      </w:r>
+    </w:p>
+    <w:p>
+      <w:pPr>
+        <w:pStyle w:val="NormalWeb"/>
+        <w:rPr>
+          <w:rFonts w:cstheme="minorHAnsi"/>
+          <w:highlight w:val="cyan"/>
+        </w:rPr>
+      </w:pPr>
+      <w:r>
+        <w:rPr>
+          <w:rFonts w:cstheme="minorHAnsi"/>
+          <w:highlight w:val="cyan"/>
+        </w:rPr>
+        <w:t xml:space="preserve">particularly   suitable   for   forecasting  hotel   room   occupancy   and   pricing   strategies,   offering </w:t>
+      </w:r>
+    </w:p>
+    <w:p>
+      <w:pPr>
+        <w:pStyle w:val="NormalWeb"/>
+        <w:rPr>
+          <w:rFonts w:cstheme="minorHAnsi"/>
+          <w:highlight w:val="cyan"/>
+        </w:rPr>
+      </w:pPr>
+      <w:r>
+        <w:rPr>
+          <w:rFonts w:cstheme="minorHAnsi"/>
+          <w:highlight w:val="cyan"/>
+        </w:rPr>
+        <w:lastRenderedPageBreak/>
+        <w:t>acti</w:t>
+      </w:r>
+    </w:p>
+    <w:p>
+      <w:pPr>
+        <w:pStyle w:val="NormalWeb"/>
+        <w:rPr>
+          <w:rFonts w:cstheme="minorHAnsi"/>
+          <w:highlight w:val="cyan"/>
+        </w:rPr>
+      </w:pPr>
+      <w:r>
+        <w:rPr>
+          <w:rFonts w:cstheme="minorHAnsi"/>
+          <w:highlight w:val="cyan"/>
+        </w:rPr>
+        <w:t xml:space="preserve">onable  insights  for  operational and  strategic planning.  This approach  improves the  accuracy </w:t>
+      </w:r>
+    </w:p>
+    <w:p>
+      <w:pPr>
+        <w:pStyle w:val="NormalWeb"/>
+        <w:rPr>
+          <w:rFonts w:cstheme="minorHAnsi"/>
+          <w:highlight w:val="cyan"/>
+        </w:rPr>
+      </w:pPr>
+      <w:r>
+        <w:rPr>
+          <w:rFonts w:cstheme="minorHAnsi"/>
+          <w:highlight w:val="cyan"/>
+        </w:rPr>
+        <w:t>of  predictions  and  demonstrates  the  transformative  potential  of  integrating  advanced  machine</w:t>
+      </w:r>
+    </w:p>
+    <w:p>
+      <w:pPr>
+        <w:pStyle w:val="NormalWeb"/>
+        <w:rPr>
+          <w:rFonts w:cstheme="minorHAnsi"/>
+          <w:highlight w:val="cyan"/>
+        </w:rPr>
+      </w:pPr>
+      <w:r>
+        <w:rPr>
+          <w:rFonts w:cstheme="minorHAnsi"/>
+          <w:highlight w:val="cyan"/>
+        </w:rPr>
+        <w:t>-</w:t>
+      </w:r>
+    </w:p>
+    <w:p>
+      <w:pPr>
+        <w:pStyle w:val="NormalWeb"/>
+        <w:rPr>
+          <w:rFonts w:cstheme="minorHAnsi"/>
+          <w:highlight w:val="cyan"/>
+        </w:rPr>
+      </w:pPr>
+      <w:r>
+        <w:rPr>
+          <w:rFonts w:cstheme="minorHAnsi"/>
+          <w:highlight w:val="cyan"/>
+        </w:rPr>
+        <w:t>learning techniques into traditional practices. Implementing such predi</w:t>
+      </w:r>
+    </w:p>
+    <w:p>
+      <w:pPr>
+        <w:pStyle w:val="NormalWeb"/>
+        <w:rPr>
+          <w:rFonts w:cstheme="minorHAnsi"/>
+          <w:highlight w:val="cyan"/>
+        </w:rPr>
+      </w:pPr>
+      <w:r>
+        <w:rPr>
+          <w:rFonts w:cstheme="minorHAnsi"/>
+          <w:highlight w:val="cyan"/>
+        </w:rPr>
+        <w:t xml:space="preserve">ctive analytics underscores </w:t>
+      </w:r>
+    </w:p>
+    <w:p>
+      <w:pPr>
+        <w:pStyle w:val="NormalWeb"/>
+        <w:rPr>
+          <w:rFonts w:cstheme="minorHAnsi"/>
+          <w:highlight w:val="cyan"/>
+        </w:rPr>
+      </w:pPr>
+      <w:r>
+        <w:rPr>
+          <w:rFonts w:cstheme="minorHAnsi"/>
+          <w:highlight w:val="cyan"/>
+        </w:rPr>
+        <w:t xml:space="preserve">the critical role of technology in driving efficiency and adaptability in the competitive hospitality </w:t>
+      </w:r>
+    </w:p>
+    <w:p>
+      <w:pPr>
+        <w:pStyle w:val="NormalWeb"/>
+        <w:rPr>
+          <w:rFonts w:cstheme="minorHAnsi"/>
+          <w:highlight w:val="cyan"/>
+        </w:rPr>
+      </w:pPr>
+      <w:r>
+        <w:rPr>
+          <w:rFonts w:cstheme="minorHAnsi"/>
+          <w:highlight w:val="cyan"/>
+        </w:rPr>
+        <w:t>industry.</w:t>
+      </w:r>
+    </w:p>
+    <w:p>
+      <w:pPr>
+        <w:pStyle w:val="NormalWeb"/>
+        <w:ind w:left="360"/>
+        <w:rPr>
+          <w:rFonts w:asciiTheme="minorHAnsi" w:hAnsiTheme="minorHAnsi" w:cstheme="minorHAnsi"/>
+          <w:highlight w:val="yellow"/>
+        </w:rPr>
+      </w:pPr>
+      <w:r>
+        <w:rPr>
+          <w:rFonts w:asciiTheme="minorHAnsi" w:hAnsiTheme="minorHAnsi" w:cstheme="minorHAnsi"/>
+        </w:rPr>
+        <w:t>Predicting hotel occupancy rates is important in helping hotel management optimize resource management, such as staff, inventory,and facilities. Thus, hotels can reduce waste, increase operational efﬁciency, and provide better services to guests. In addition, ithelps with marketing planning, proper pricing, and strategic decision-making to increase hotel revenue. If the predicted occupancyis high, the hotel can adjust its prices by increasing room prices. Hotels can also optimize services by ensuring that hotel staff areready to face increased workloads, that services remain optimal, and that hotel supplies and facilities are adequate to respond tosurges in demand, including food supplies, cleanliness, and staff availability. Hotels can also carry out additional promotions byencouraging additional sales, such as promotional packages, additional services, or special offers, such as honeymoon packages andfamily vacation packages. Collaboration with local partners can also be considered to meet additional guest needs or to provide extraservices. However, if the predicted occupancy is low, the hotel can adjust prices with price reductions or special offers to increasethe attractiveness of the rooms. Hotels can also conduct geo-targeting marketing, focusing on targeted marketing through digitaladvertising, online promotions, or local partnerships. Hotels can create attractive promotional packages such as discounts for longerbookings or inclusive package offers with added value for service quality. On this occasion, the hotel can also plan maintenance andrenovations to remain attractive and meet standards. Hotels can maximize their capacity to obtain the best revenue by maximizingtheir business strategies based on predicted occupancy rates.</w:t>
+      </w:r>
+    </w:p>
+    <w:p>
+      <w:pPr>
+        <w:pStyle w:val="NormalWeb"/>
         <w:rPr>
           <w:rFonts w:cstheme="minorHAnsi"/>
           <w:b/>
           <w:bCs/>
           <w:highlight w:val="cyan"/>
         </w:rPr>
-        <w:t>Analyse customer behaviour, competitor offers, reasons for cancellation, costs and several possible retention approaches before choosing what to implement.</w:t>
-      </w:r>
-      <w:r>
-        <w:t xml:space="preserve"> </w:t>
-      </w:r>
-      <w:r>
+      </w:pPr>
+    </w:p>
+    <w:p>
+      <w:pPr>
+        <w:pStyle w:val="NormalWeb"/>
         <w:rPr>
           <w:rFonts w:cstheme="minorHAnsi"/>
           <w:b/>
           <w:bCs/>
           <w:highlight w:val="cyan"/>
         </w:rPr>
-        <w:lastRenderedPageBreak/>
-        <w:t xml:space="preserve">Goal: improve customer retention. Strategic thinking: analyse cancellations, viewing patterns, pricing, competitors and content preferences. Strategy: improve content discovery and make targeted content </w:t>
-      </w:r>
+      </w:pPr>
       <w:r>
         <w:rPr>
           <w:rFonts w:cstheme="minorHAnsi"/>
@@ -281,61 +1708,7 @@
           <w:bCs/>
           <w:highlight w:val="cyan"/>
         </w:rPr>
-        <w:t>investments.</w:t>
-      </w:r>
-      <w:r>
-        <w:rPr>
-          <w:sz w:val="32"/>
-          <w:highlight w:val="cyan"/>
-        </w:rPr>
-        <w:t xml:space="preserve"> </w:t>
-      </w:r>
-      <w:r>
-        <w:rPr>
-          <w:sz w:val="32"/>
-          <w:highlight w:val="cyan"/>
-        </w:rPr>
-        <w:t xml:space="preserve">Goal: increase repeat customers. </w:t>
-      </w:r>
-      <w:r>
-        <w:rPr>
-          <w:sz w:val="32"/>
-          <w:highlight w:val="cyan"/>
-          <w:lang w:val="en-US"/>
-        </w:rPr>
-        <w:t>Concerned with how a business or business unit competes in a particular market. Example: Should it compete mainly through lower cost, differentiated service, convenience or another source of value?</w:t>
-      </w:r>
-    </w:p>
-    <w:p>
-      <w:pPr>
-        <w:spacing w:after="80" w:line="252" w:lineRule="auto"/>
-      </w:pPr>
-      <w:r>
-        <w:rPr>
-          <w:sz w:val="32"/>
-          <w:highlight w:val="cyan"/>
-        </w:rPr>
-        <w:t>Strategic thinking: compare a loyalty app, price changes, new products and faster service using customer and cost data. Strategy: introduce a digital loyalty programme if the evidence supports it.</w:t>
-      </w:r>
-      <w:r>
-        <w:rPr>
-          <w:sz w:val="32"/>
-          <w:highlight w:val="cyan"/>
-        </w:rPr>
-        <w:t xml:space="preserve"> </w:t>
-      </w:r>
-      <w:r>
-        <w:rPr>
-          <w:sz w:val="32"/>
-          <w:highlight w:val="cyan"/>
-        </w:rPr>
-        <w:t>Strategic thinking considers alternatives and trade-offs before committing resources</w:t>
-      </w:r>
-      <w:r>
-        <w:rPr>
-          <w:sz w:val="32"/>
-        </w:rPr>
-        <w:t>.</w:t>
+        <w:t xml:space="preserve">, </w:t>
       </w:r>
     </w:p>
     <w:p>
@@ -355,7 +1728,7 @@
           <w:bCs/>
           <w:highlight w:val="cyan"/>
         </w:rPr>
-        <w:t xml:space="preserve">within   the   tourism   and   hospitality   industry,   focusing   on   understanding   and </w:t>
+        <w:t>families,  or  intern</w:t>
       </w:r>
     </w:p>
     <w:p>
@@ -375,7 +1748,8 @@
           <w:bCs/>
           <w:highlight w:val="cyan"/>
         </w:rPr>
-        <w:t xml:space="preserve">anticipating visitor trends. This aim encompasses developing insights into how vast and complex </w:t>
+        <w:lastRenderedPageBreak/>
+        <w:t>ational guests</w:t>
       </w:r>
     </w:p>
     <w:p>
@@ -388,94 +1762,63 @@
           <w:highlight w:val="cyan"/>
         </w:rPr>
       </w:pPr>
-      <w:r>
+    </w:p>
+    <w:p>
+      <w:pPr>
+        <w:pStyle w:val="NormalWeb"/>
         <w:rPr>
           <w:rFonts w:cstheme="minorHAnsi"/>
           <w:b/>
           <w:bCs/>
           <w:highlight w:val="cyan"/>
         </w:rPr>
-        <w:t>datasets  can  be  leveraged  to improve  strategic decision</w:t>
-      </w:r>
-    </w:p>
-    <w:p>
-      <w:pPr>
-        <w:pStyle w:val="NormalWeb"/>
+      </w:pPr>
+      <w:r>
         <w:rPr>
           <w:rFonts w:cstheme="minorHAnsi"/>
           <w:b/>
           <w:bCs/>
           <w:highlight w:val="cyan"/>
         </w:rPr>
-      </w:pPr>
-      <w:r>
-        <w:rPr>
-          <w:rFonts w:cstheme="minorHAnsi"/>
-          <w:b/>
-          <w:bCs/>
-          <w:highlight w:val="cyan"/>
-        </w:rPr>
-        <w:t>-</w:t>
-      </w:r>
-    </w:p>
-    <w:p>
-      <w:pPr>
-        <w:pStyle w:val="NormalWeb"/>
-        <w:rPr>
-          <w:rFonts w:cstheme="minorHAnsi"/>
-          <w:b/>
-          <w:bCs/>
-          <w:highlight w:val="cyan"/>
-        </w:rPr>
-      </w:pPr>
-      <w:r>
-        <w:rPr>
-          <w:rFonts w:cstheme="minorHAnsi"/>
-          <w:b/>
-          <w:bCs/>
-          <w:highlight w:val="cyan"/>
-        </w:rPr>
-        <w:t xml:space="preserve">making,  optimize  operational  efficiency, </w:t>
-      </w:r>
-    </w:p>
-    <w:p>
-      <w:pPr>
-        <w:pStyle w:val="NormalWeb"/>
-        <w:rPr>
-          <w:rFonts w:cstheme="minorHAnsi"/>
-          <w:b/>
-          <w:bCs/>
-          <w:highlight w:val="cyan"/>
-        </w:rPr>
-      </w:pPr>
-      <w:r>
-        <w:rPr>
-          <w:rFonts w:cstheme="minorHAnsi"/>
-          <w:b/>
-          <w:bCs/>
-          <w:highlight w:val="cyan"/>
-        </w:rPr>
-        <w:t>and  deliver  tailored  consumer  experiences.</w:t>
-      </w:r>
-    </w:p>
-    <w:p>
-      <w:pPr>
-        <w:pStyle w:val="NormalWeb"/>
+        <w:t>review  sentiments</w:t>
+      </w:r>
+      <w:r>
         <w:rPr>
           <w:rFonts w:ascii="Arial" w:hAnsi="Arial" w:cs="Arial"/>
           <w:sz w:val="22"/>
           <w:szCs w:val="22"/>
           <w:lang w:eastAsia="en-IE"/>
         </w:rPr>
-      </w:pPr>
-      <w:r>
-        <w:rPr>
-          <w:rFonts w:asciiTheme="minorHAnsi" w:hAnsiTheme="minorHAnsi" w:cstheme="minorHAnsi"/>
+        <w:t xml:space="preserve"> </w:t>
+      </w:r>
+      <w:r>
+        <w:rPr>
+          <w:rFonts w:cstheme="minorHAnsi"/>
           <w:b/>
           <w:bCs/>
           <w:highlight w:val="cyan"/>
         </w:rPr>
-        <w:t>”</w:t>
+        <w:t xml:space="preserve">his analysis highlights the model’s </w:t>
+      </w:r>
+    </w:p>
+    <w:p>
+      <w:pPr>
+        <w:pStyle w:val="NormalWeb"/>
+        <w:rPr>
+          <w:rFonts w:cstheme="minorHAnsi"/>
+          <w:b/>
+          <w:bCs/>
+          <w:highlight w:val="cyan"/>
+        </w:rPr>
+      </w:pPr>
+      <w:r>
+        <w:rPr>
+          <w:rFonts w:cstheme="minorHAnsi"/>
+          <w:b/>
+          <w:bCs/>
+          <w:highlight w:val="cyan"/>
+        </w:rPr>
+        <w:t>potential  to  enable  strategic  decision</w:t>
       </w:r>
       <w:r>
         <w:rPr>
@@ -486,435 +1829,55 @@
         </w:rPr>
         <w:t xml:space="preserve"> </w:t>
       </w:r>
-    </w:p>
-    <w:p>
-      <w:pPr>
-        <w:pStyle w:val="NormalWeb"/>
+      <w:r>
         <w:rPr>
           <w:rFonts w:cstheme="minorHAnsi"/>
           <w:b/>
           <w:bCs/>
           <w:highlight w:val="cyan"/>
         </w:rPr>
-      </w:pPr>
-      <w:r>
+        <w:t xml:space="preserve">an  predict  trends  in </w:t>
+      </w:r>
+    </w:p>
+    <w:p>
+      <w:pPr>
+        <w:pStyle w:val="NormalWeb"/>
         <w:rPr>
           <w:rFonts w:cstheme="minorHAnsi"/>
           <w:b/>
           <w:bCs/>
           <w:highlight w:val="cyan"/>
         </w:rPr>
-        <w:t xml:space="preserve">identifies   patterns   and   relationships   influencing   room   preferences   and </w:t>
-      </w:r>
-    </w:p>
-    <w:p>
-      <w:pPr>
-        <w:pStyle w:val="NormalWeb"/>
+      </w:pPr>
+      <w:r>
         <w:rPr>
           <w:rFonts w:cstheme="minorHAnsi"/>
           <w:b/>
           <w:bCs/>
           <w:highlight w:val="cyan"/>
         </w:rPr>
-      </w:pPr>
-      <w:r>
+        <w:t xml:space="preserve">room  demand,  helping  hotels  anticipate  occupancy  rates,  seasonal  variations,  and  customer </w:t>
+      </w:r>
+    </w:p>
+    <w:p>
+      <w:pPr>
+        <w:pStyle w:val="NormalWeb"/>
         <w:rPr>
           <w:rFonts w:cstheme="minorHAnsi"/>
           <w:b/>
           <w:bCs/>
           <w:highlight w:val="cyan"/>
         </w:rPr>
-        <w:t>occupancy  trends  by  incorporating  diverse  features  such  as  guest  metadata,</w:t>
-      </w:r>
-    </w:p>
-    <w:p>
-      <w:pPr>
-        <w:pStyle w:val="NormalWeb"/>
+      </w:pPr>
+      <w:r>
         <w:rPr>
           <w:rFonts w:cstheme="minorHAnsi"/>
           <w:b/>
           <w:bCs/>
           <w:highlight w:val="cyan"/>
         </w:rPr>
-      </w:pPr>
-      <w:r>
-        <w:rPr>
-          <w:rFonts w:cstheme="minorHAnsi"/>
-          <w:b/>
-          <w:bCs/>
-          <w:highlight w:val="cyan"/>
-        </w:rPr>
-        <w:t xml:space="preserve">room  ratings,  and </w:t>
-      </w:r>
-      <w:r>
-        <w:rPr>
-          <w:rFonts w:cstheme="minorHAnsi"/>
-          <w:b/>
-          <w:bCs/>
-          <w:highlight w:val="cyan"/>
-        </w:rPr>
-        <w:t xml:space="preserve">’s high predictive accuracy also supports segmentation </w:t>
-      </w:r>
-    </w:p>
-    <w:p>
-      <w:pPr>
-        <w:pStyle w:val="NormalWeb"/>
-        <w:rPr>
-          <w:rFonts w:cstheme="minorHAnsi"/>
-          <w:b/>
-          <w:bCs/>
-          <w:highlight w:val="cyan"/>
-        </w:rPr>
-      </w:pPr>
-      <w:r>
-        <w:rPr>
-          <w:rFonts w:cstheme="minorHAnsi"/>
-          <w:b/>
-          <w:bCs/>
-          <w:highlight w:val="cyan"/>
-        </w:rPr>
-        <w:t xml:space="preserve">analysis, enabling hotels to tailor services to specific customer groups, such as business </w:t>
-      </w:r>
-    </w:p>
-    <w:p>
-      <w:pPr>
-        <w:pStyle w:val="NormalWeb"/>
-        <w:rPr>
-          <w:rFonts w:cstheme="minorHAnsi"/>
-          <w:b/>
-          <w:bCs/>
-          <w:highlight w:val="cyan"/>
-        </w:rPr>
-      </w:pPr>
-      <w:r>
-        <w:rPr>
-          <w:rFonts w:cstheme="minorHAnsi"/>
-          <w:b/>
-          <w:bCs/>
-          <w:highlight w:val="cyan"/>
-        </w:rPr>
-        <w:t>travellers</w:t>
-      </w:r>
-      <w:r>
-        <w:rPr>
-          <w:rFonts w:ascii="Arial" w:hAnsi="Arial" w:cs="Arial"/>
-          <w:sz w:val="22"/>
-          <w:szCs w:val="22"/>
-          <w:lang w:eastAsia="en-IE"/>
-        </w:rPr>
-        <w:t xml:space="preserve"> </w:t>
-      </w:r>
-      <w:r>
-        <w:rPr>
-          <w:rFonts w:cstheme="minorHAnsi"/>
-          <w:b/>
-          <w:bCs/>
-          <w:highlight w:val="cyan"/>
-        </w:rPr>
-        <w:t xml:space="preserve">tool  for  enhancing  </w:t>
-      </w:r>
-      <w:proofErr w:type="spellStart"/>
-      <w:r>
-        <w:rPr>
-          <w:rFonts w:cstheme="minorHAnsi"/>
-          <w:b/>
-          <w:bCs/>
-          <w:highlight w:val="cyan"/>
-        </w:rPr>
-        <w:t>oper</w:t>
-      </w:r>
-      <w:proofErr w:type="spellEnd"/>
-    </w:p>
-    <w:p>
-      <w:pPr>
-        <w:pStyle w:val="NormalWeb"/>
-        <w:rPr>
-          <w:rFonts w:cstheme="minorHAnsi"/>
-          <w:b/>
-          <w:bCs/>
-          <w:highlight w:val="cyan"/>
-        </w:rPr>
-      </w:pPr>
-      <w:proofErr w:type="spellStart"/>
-      <w:r>
-        <w:rPr>
-          <w:rFonts w:cstheme="minorHAnsi"/>
-          <w:b/>
-          <w:bCs/>
-          <w:highlight w:val="cyan"/>
-        </w:rPr>
-        <w:t>ational</w:t>
-      </w:r>
-      <w:proofErr w:type="spellEnd"/>
-      <w:r>
-        <w:rPr>
-          <w:rFonts w:cstheme="minorHAnsi"/>
-          <w:b/>
-          <w:bCs/>
-          <w:highlight w:val="cyan"/>
-        </w:rPr>
-        <w:t xml:space="preserve"> </w:t>
-      </w:r>
-    </w:p>
-    <w:p>
-      <w:pPr>
-        <w:pStyle w:val="NormalWeb"/>
-        <w:rPr>
-          <w:rFonts w:cstheme="minorHAnsi"/>
-          <w:b/>
-          <w:bCs/>
-          <w:highlight w:val="cyan"/>
-        </w:rPr>
-      </w:pPr>
-      <w:r>
-        <w:rPr>
-          <w:rFonts w:cstheme="minorHAnsi"/>
-          <w:b/>
-          <w:bCs/>
-          <w:highlight w:val="cyan"/>
-        </w:rPr>
-        <w:t xml:space="preserve">efficiency,  maximizing  revenue,  and  improving  customer  satisfaction  within  the  competitive </w:t>
-      </w:r>
-    </w:p>
-    <w:p>
-      <w:pPr>
-        <w:pStyle w:val="NormalWeb"/>
-        <w:rPr>
-          <w:rFonts w:cstheme="minorHAnsi"/>
-          <w:b/>
-          <w:bCs/>
-          <w:highlight w:val="cyan"/>
-        </w:rPr>
-      </w:pPr>
-      <w:r>
-        <w:rPr>
-          <w:rFonts w:cstheme="minorHAnsi"/>
-          <w:b/>
-          <w:bCs/>
-          <w:highlight w:val="cyan"/>
-        </w:rPr>
-        <w:t>hospitality sector.</w:t>
-      </w:r>
-    </w:p>
-    <w:p>
-      <w:pPr>
-        <w:pStyle w:val="NormalWeb"/>
-        <w:rPr>
-          <w:rFonts w:cstheme="minorHAnsi"/>
-          <w:b/>
-          <w:bCs/>
-          <w:highlight w:val="cyan"/>
-        </w:rPr>
-      </w:pPr>
-    </w:p>
-    <w:p>
-      <w:pPr>
-        <w:pStyle w:val="NormalWeb"/>
-        <w:rPr>
-          <w:rFonts w:cstheme="minorHAnsi"/>
-          <w:b/>
-          <w:bCs/>
-          <w:highlight w:val="cyan"/>
-        </w:rPr>
-      </w:pPr>
-      <w:r>
-        <w:rPr>
-          <w:rFonts w:cstheme="minorHAnsi"/>
-          <w:b/>
-          <w:bCs/>
-          <w:highlight w:val="cyan"/>
-        </w:rPr>
-        <w:t xml:space="preserve">, </w:t>
-      </w:r>
-    </w:p>
-    <w:p>
-      <w:pPr>
-        <w:pStyle w:val="NormalWeb"/>
-        <w:rPr>
-          <w:rFonts w:cstheme="minorHAnsi"/>
-          <w:b/>
-          <w:bCs/>
-          <w:highlight w:val="cyan"/>
-        </w:rPr>
-      </w:pPr>
-      <w:r>
-        <w:rPr>
-          <w:rFonts w:cstheme="minorHAnsi"/>
-          <w:b/>
-          <w:bCs/>
-          <w:highlight w:val="cyan"/>
-        </w:rPr>
-        <w:t>families,  or  intern</w:t>
-      </w:r>
-    </w:p>
-    <w:p>
-      <w:pPr>
-        <w:pStyle w:val="NormalWeb"/>
-        <w:rPr>
-          <w:rFonts w:cstheme="minorHAnsi"/>
-          <w:b/>
-          <w:bCs/>
-          <w:highlight w:val="cyan"/>
-        </w:rPr>
-      </w:pPr>
-      <w:proofErr w:type="spellStart"/>
-      <w:r>
-        <w:rPr>
-          <w:rFonts w:cstheme="minorHAnsi"/>
-          <w:b/>
-          <w:bCs/>
-          <w:highlight w:val="cyan"/>
-        </w:rPr>
-        <w:t>ational</w:t>
-      </w:r>
-      <w:proofErr w:type="spellEnd"/>
-      <w:r>
-        <w:rPr>
-          <w:rFonts w:cstheme="minorHAnsi"/>
-          <w:b/>
-          <w:bCs/>
-          <w:highlight w:val="cyan"/>
-        </w:rPr>
-        <w:t xml:space="preserve"> guests</w:t>
-      </w:r>
-    </w:p>
-    <w:p>
-      <w:pPr>
-        <w:pStyle w:val="NormalWeb"/>
-        <w:rPr>
-          <w:rFonts w:cstheme="minorHAnsi"/>
-          <w:b/>
-          <w:bCs/>
-          <w:highlight w:val="cyan"/>
-        </w:rPr>
-      </w:pPr>
-    </w:p>
-    <w:p>
-      <w:pPr>
-        <w:pStyle w:val="NormalWeb"/>
-        <w:rPr>
-          <w:rFonts w:cstheme="minorHAnsi"/>
-          <w:b/>
-          <w:bCs/>
-          <w:highlight w:val="cyan"/>
-        </w:rPr>
-      </w:pPr>
-      <w:r>
-        <w:rPr>
-          <w:rFonts w:cstheme="minorHAnsi"/>
-          <w:b/>
-          <w:bCs/>
-          <w:highlight w:val="cyan"/>
-        </w:rPr>
-        <w:t>review  sentiments</w:t>
-      </w:r>
-      <w:r>
-        <w:rPr>
-          <w:rFonts w:ascii="Arial" w:hAnsi="Arial" w:cs="Arial"/>
-          <w:sz w:val="22"/>
-          <w:szCs w:val="22"/>
-          <w:lang w:eastAsia="en-IE"/>
-        </w:rPr>
-        <w:t xml:space="preserve"> </w:t>
-      </w:r>
-      <w:r>
-        <w:rPr>
-          <w:rFonts w:cstheme="minorHAnsi"/>
-          <w:b/>
-          <w:bCs/>
-          <w:highlight w:val="cyan"/>
-        </w:rPr>
-        <w:t xml:space="preserve">his analysis highlights the model’s </w:t>
-      </w:r>
-    </w:p>
-    <w:p>
-      <w:pPr>
-        <w:pStyle w:val="NormalWeb"/>
-        <w:rPr>
-          <w:rFonts w:cstheme="minorHAnsi"/>
-          <w:b/>
-          <w:bCs/>
-          <w:highlight w:val="cyan"/>
-        </w:rPr>
-      </w:pPr>
-      <w:r>
-        <w:rPr>
-          <w:rFonts w:cstheme="minorHAnsi"/>
-          <w:b/>
-          <w:bCs/>
-          <w:highlight w:val="cyan"/>
-        </w:rPr>
-        <w:t>potential  to  enable  strategic  decision</w:t>
-      </w:r>
-      <w:r>
-        <w:rPr>
-          <w:rFonts w:ascii="Arial" w:hAnsi="Arial" w:cs="Arial"/>
-          <w:sz w:val="22"/>
-          <w:szCs w:val="22"/>
-          <w:lang w:eastAsia="en-IE"/>
-        </w:rPr>
-        <w:t xml:space="preserve"> </w:t>
-      </w:r>
-      <w:r>
-        <w:rPr>
-          <w:rFonts w:cstheme="minorHAnsi"/>
-          <w:b/>
-          <w:bCs/>
-          <w:highlight w:val="cyan"/>
-        </w:rPr>
-        <w:t xml:space="preserve">an  predict  trends  in </w:t>
-      </w:r>
-    </w:p>
-    <w:p>
-      <w:pPr>
-        <w:pStyle w:val="NormalWeb"/>
-        <w:rPr>
-          <w:rFonts w:cstheme="minorHAnsi"/>
-          <w:b/>
-          <w:bCs/>
-          <w:highlight w:val="cyan"/>
-        </w:rPr>
-      </w:pPr>
-      <w:r>
-        <w:rPr>
-          <w:rFonts w:cstheme="minorHAnsi"/>
-          <w:b/>
-          <w:bCs/>
-          <w:highlight w:val="cyan"/>
-        </w:rPr>
-        <w:t xml:space="preserve">room  demand,  helping  hotels  anticipate  occupancy  rates,  seasonal  variations,  and  customer </w:t>
-      </w:r>
-    </w:p>
-    <w:p>
-      <w:pPr>
-        <w:pStyle w:val="NormalWeb"/>
-        <w:rPr>
-          <w:rFonts w:cstheme="minorHAnsi"/>
-          <w:b/>
-          <w:bCs/>
-          <w:highlight w:val="cyan"/>
-        </w:rPr>
-      </w:pPr>
-      <w:r>
-        <w:rPr>
-          <w:rFonts w:cstheme="minorHAnsi"/>
-          <w:b/>
-          <w:bCs/>
-          <w:highlight w:val="cyan"/>
-        </w:rPr>
         <w:t>preferences</w:t>
       </w:r>
-    </w:p>
-    <w:p>
-      <w:pPr>
-        <w:pStyle w:val="NormalWeb"/>
-        <w:rPr>
-          <w:rFonts w:cstheme="minorHAnsi"/>
-          <w:b/>
-          <w:bCs/>
-          <w:highlight w:val="cyan"/>
-        </w:rPr>
-      </w:pPr>
     </w:p>
     <w:p>
       <w:pPr>
@@ -1190,632 +2153,346 @@
     </w:p>
     <w:p>
       <w:pPr>
-        <w:pStyle w:val="NormalWeb"/>
-        <w:rPr>
-          <w:rFonts w:asciiTheme="minorHAnsi" w:hAnsiTheme="minorHAnsi" w:cstheme="minorHAnsi"/>
+        <w:pStyle w:val="Heading3"/>
+        <w:rPr>
+          <w:rFonts w:cstheme="minorHAnsi"/>
           <w:highlight w:val="yellow"/>
         </w:rPr>
       </w:pPr>
       <w:r>
         <w:rPr>
-          <w:rFonts w:asciiTheme="minorHAnsi" w:hAnsiTheme="minorHAnsi" w:cstheme="minorHAnsi"/>
+          <w:rFonts w:cstheme="minorHAnsi"/>
           <w:highlight w:val="yellow"/>
         </w:rPr>
-        <w:t xml:space="preserve">Clearly define the business problem or challenge you intend to address. Explain its impact and </w:t>
-      </w:r>
-      <w:r>
-        <w:rPr>
-          <w:rFonts w:asciiTheme="minorHAnsi" w:hAnsiTheme="minorHAnsi" w:cstheme="minorHAnsi"/>
-          <w:color w:val="EE0000"/>
-          <w:highlight w:val="yellow"/>
-        </w:rPr>
-        <w:t>how data analytics and predictive modelling can contribute towards addressing the problem</w:t>
-      </w:r>
-      <w:r>
-        <w:rPr>
-          <w:rFonts w:asciiTheme="minorHAnsi" w:hAnsiTheme="minorHAnsi" w:cstheme="minorHAnsi"/>
-          <w:highlight w:val="yellow"/>
-        </w:rPr>
-        <w:t>.</w:t>
-      </w:r>
-    </w:p>
-    <w:p>
-      <w:pPr>
-        <w:pStyle w:val="Heading3"/>
-        <w:rPr>
-          <w:rFonts w:cstheme="minorHAnsi"/>
-          <w:highlight w:val="yellow"/>
-        </w:rPr>
-      </w:pPr>
-      <w:r>
-        <w:rPr>
-          <w:rFonts w:cstheme="minorHAnsi"/>
-          <w:highlight w:val="yellow"/>
-        </w:rPr>
-        <w:t>4. Aim and Objectives</w:t>
-      </w:r>
-    </w:p>
-    <w:p>
-      <w:pPr>
-        <w:pStyle w:val="NormalWeb"/>
-        <w:rPr>
-          <w:rFonts w:ascii="Arial" w:hAnsi="Arial" w:cs="Arial"/>
-        </w:rPr>
-      </w:pPr>
-      <w:r>
-        <w:rPr>
-          <w:rFonts w:ascii="Arial" w:hAnsi="Arial" w:cs="Arial"/>
-        </w:rPr>
-        <w:t xml:space="preserve">The </w:t>
-      </w:r>
-      <w:r>
-        <w:rPr>
-          <w:rFonts w:ascii="Arial" w:hAnsi="Arial" w:cs="Arial"/>
-        </w:rPr>
-        <w:t xml:space="preserve">main </w:t>
-      </w:r>
-      <w:r>
-        <w:rPr>
-          <w:rFonts w:ascii="Arial" w:hAnsi="Arial" w:cs="Arial"/>
-        </w:rPr>
-        <w:t xml:space="preserve">aim of </w:t>
-      </w:r>
-      <w:r>
-        <w:rPr>
-          <w:rFonts w:ascii="Arial" w:hAnsi="Arial" w:cs="Arial"/>
-        </w:rPr>
-        <w:t>this</w:t>
-      </w:r>
-      <w:r>
-        <w:rPr>
-          <w:rFonts w:ascii="Arial" w:hAnsi="Arial" w:cs="Arial"/>
-        </w:rPr>
-        <w:t xml:space="preserve"> project </w:t>
-      </w:r>
-      <w:r>
-        <w:rPr>
-          <w:rFonts w:ascii="Arial" w:hAnsi="Arial" w:cs="Arial"/>
-        </w:rPr>
-        <w:t xml:space="preserve">is to </w:t>
-      </w:r>
-      <w:r>
-        <w:rPr>
-          <w:rFonts w:ascii="Arial" w:hAnsi="Arial" w:cs="Arial"/>
-        </w:rPr>
-        <w:t xml:space="preserve">predict whether </w:t>
-      </w:r>
-      <w:r>
-        <w:rPr>
-          <w:rFonts w:ascii="Arial" w:hAnsi="Arial" w:cs="Arial"/>
-        </w:rPr>
-        <w:t>the small hotel</w:t>
-      </w:r>
-      <w:r>
-        <w:rPr>
-          <w:rFonts w:ascii="Arial" w:hAnsi="Arial" w:cs="Arial"/>
-        </w:rPr>
-        <w:t>, will reach full occupancy during the summer season.</w:t>
-      </w:r>
-      <w:r>
-        <w:rPr>
-          <w:rFonts w:ascii="Arial" w:hAnsi="Arial" w:cs="Arial"/>
-        </w:rPr>
-        <w:t xml:space="preserve"> Although, for that happen we have some </w:t>
-      </w:r>
-      <w:r>
-        <w:rPr>
-          <w:rFonts w:ascii="Arial" w:hAnsi="Arial" w:cs="Arial"/>
-        </w:rPr>
-        <w:t>objectives</w:t>
-      </w:r>
-      <w:r>
-        <w:rPr>
-          <w:rFonts w:ascii="Arial" w:hAnsi="Arial" w:cs="Arial"/>
-        </w:rPr>
-        <w:t xml:space="preserve"> that need to be</w:t>
-      </w:r>
-      <w:r>
-        <w:rPr>
-          <w:rFonts w:ascii="Arial" w:hAnsi="Arial" w:cs="Arial"/>
-        </w:rPr>
-        <w:t xml:space="preserve"> achieved as </w:t>
-      </w:r>
-      <w:proofErr w:type="spellStart"/>
-      <w:r>
-        <w:rPr>
-          <w:rFonts w:ascii="Arial" w:hAnsi="Arial" w:cs="Arial"/>
-        </w:rPr>
-        <w:t>qe</w:t>
-      </w:r>
-      <w:proofErr w:type="spellEnd"/>
-      <w:r>
-        <w:rPr>
-          <w:rFonts w:ascii="Arial" w:hAnsi="Arial" w:cs="Arial"/>
-        </w:rPr>
-        <w:t xml:space="preserve"> have several problems that can be addressed</w:t>
-      </w:r>
-      <w:r>
-        <w:rPr>
-          <w:rFonts w:ascii="Arial" w:hAnsi="Arial" w:cs="Arial"/>
-        </w:rPr>
-        <w:t xml:space="preserve"> as:</w:t>
-      </w:r>
-    </w:p>
-    <w:p>
-      <w:pPr>
-        <w:pStyle w:val="NormalWeb"/>
-        <w:rPr>
-          <w:rFonts w:ascii="Arial" w:hAnsi="Arial" w:cs="Arial"/>
-        </w:rPr>
-      </w:pPr>
-    </w:p>
-    <w:p>
-      <w:pPr>
-        <w:pStyle w:val="NormalWeb"/>
-        <w:rPr>
-          <w:rFonts w:asciiTheme="minorHAnsi" w:hAnsiTheme="minorHAnsi" w:cstheme="minorHAnsi"/>
-          <w:highlight w:val="yellow"/>
-        </w:rPr>
-      </w:pPr>
-    </w:p>
-    <w:p>
-      <w:pPr>
-        <w:pStyle w:val="NormalWeb"/>
-        <w:rPr>
-          <w:rFonts w:asciiTheme="minorHAnsi" w:hAnsiTheme="minorHAnsi" w:cstheme="minorHAnsi"/>
-          <w:highlight w:val="yellow"/>
-        </w:rPr>
-      </w:pPr>
-      <w:r>
-        <w:rPr>
-          <w:rFonts w:asciiTheme="minorHAnsi" w:hAnsiTheme="minorHAnsi" w:cstheme="minorHAnsi"/>
-          <w:highlight w:val="yellow"/>
-        </w:rPr>
-        <w:t xml:space="preserve">State the overall aim of the project and provide </w:t>
-      </w:r>
-      <w:r>
-        <w:rPr>
-          <w:rStyle w:val="Strong"/>
-          <w:rFonts w:asciiTheme="minorHAnsi" w:hAnsiTheme="minorHAnsi" w:cstheme="minorHAnsi"/>
-          <w:highlight w:val="yellow"/>
-        </w:rPr>
-        <w:t>3–5 clear and achievable objectives</w:t>
-      </w:r>
-      <w:r>
-        <w:rPr>
-          <w:rFonts w:asciiTheme="minorHAnsi" w:hAnsiTheme="minorHAnsi" w:cstheme="minorHAnsi"/>
-          <w:highlight w:val="yellow"/>
-        </w:rPr>
-        <w:t>. Include an appropriate business objective or hypothesis that will be explored through the project.</w:t>
-      </w:r>
-    </w:p>
-    <w:p>
-      <w:pPr>
-        <w:pStyle w:val="Heading3"/>
-        <w:rPr>
-          <w:rFonts w:cstheme="minorHAnsi"/>
-          <w:highlight w:val="yellow"/>
-        </w:rPr>
-      </w:pPr>
-      <w:r>
-        <w:rPr>
-          <w:rFonts w:cstheme="minorHAnsi"/>
-          <w:highlight w:val="yellow"/>
-        </w:rPr>
-        <w:t>5. Scope</w:t>
-      </w:r>
-    </w:p>
-    <w:p>
-      <w:pPr>
-        <w:pStyle w:val="NormalWeb"/>
-        <w:rPr>
-          <w:rFonts w:asciiTheme="minorHAnsi" w:hAnsiTheme="minorHAnsi" w:cstheme="minorHAnsi"/>
-          <w:highlight w:val="yellow"/>
-        </w:rPr>
-      </w:pPr>
-      <w:r>
-        <w:rPr>
-          <w:rFonts w:asciiTheme="minorHAnsi" w:hAnsiTheme="minorHAnsi" w:cstheme="minorHAnsi"/>
-          <w:highlight w:val="yellow"/>
-        </w:rPr>
-        <w:t xml:space="preserve">Clearly define what will be </w:t>
-      </w:r>
-      <w:r>
-        <w:rPr>
-          <w:rStyle w:val="Strong"/>
-          <w:rFonts w:asciiTheme="minorHAnsi" w:hAnsiTheme="minorHAnsi" w:cstheme="minorHAnsi"/>
-          <w:highlight w:val="yellow"/>
-        </w:rPr>
-        <w:t>included and excluded</w:t>
-      </w:r>
-      <w:r>
-        <w:rPr>
-          <w:rFonts w:asciiTheme="minorHAnsi" w:hAnsiTheme="minorHAnsi" w:cstheme="minorHAnsi"/>
-          <w:highlight w:val="yellow"/>
-        </w:rPr>
-        <w:t xml:space="preserve"> from the project. The proposed work should have sufficient scope for investigation and development across two semesters.</w:t>
-      </w:r>
-    </w:p>
-    <w:p>
-      <w:pPr>
-        <w:pStyle w:val="Heading3"/>
-        <w:rPr>
-          <w:rFonts w:cstheme="minorHAnsi"/>
-          <w:highlight w:val="yellow"/>
-        </w:rPr>
-      </w:pPr>
-      <w:r>
-        <w:rPr>
-          <w:rFonts w:cstheme="minorHAnsi"/>
-          <w:highlight w:val="yellow"/>
-        </w:rPr>
-        <w:t>6. Methodology</w:t>
-      </w:r>
-    </w:p>
-    <w:p>
-      <w:pPr>
-        <w:pStyle w:val="NormalWeb"/>
-        <w:rPr>
-          <w:rFonts w:asciiTheme="minorHAnsi" w:hAnsiTheme="minorHAnsi" w:cstheme="minorHAnsi"/>
-          <w:highlight w:val="yellow"/>
-        </w:rPr>
-      </w:pPr>
-      <w:r>
-        <w:rPr>
-          <w:rFonts w:asciiTheme="minorHAnsi" w:hAnsiTheme="minorHAnsi" w:cstheme="minorHAnsi"/>
-          <w:highlight w:val="yellow"/>
-        </w:rPr>
-        <w:t>Describe how you plan to carry out the project. Explain the proposed data analytics methods, predictive modelling techniques, technologies and tools, and briefly justify your choices.</w:t>
-      </w:r>
-    </w:p>
-    <w:p>
-      <w:pPr>
-        <w:pStyle w:val="NormalWeb"/>
-        <w:rPr>
-          <w:rFonts w:asciiTheme="minorHAnsi" w:hAnsiTheme="minorHAnsi" w:cstheme="minorHAnsi"/>
-          <w:highlight w:val="yellow"/>
-        </w:rPr>
-      </w:pPr>
-      <w:r>
-        <w:rPr>
-          <w:rFonts w:asciiTheme="minorHAnsi" w:hAnsiTheme="minorHAnsi" w:cstheme="minorHAnsi"/>
-          <w:highlight w:val="yellow"/>
-        </w:rPr>
-        <w:t xml:space="preserve">Include a </w:t>
-      </w:r>
-      <w:r>
-        <w:rPr>
-          <w:rStyle w:val="Strong"/>
-          <w:rFonts w:asciiTheme="minorHAnsi" w:hAnsiTheme="minorHAnsi" w:cstheme="minorHAnsi"/>
-          <w:highlight w:val="yellow"/>
-        </w:rPr>
-        <w:t>high-level architectural diagram</w:t>
-      </w:r>
-      <w:r>
-        <w:rPr>
-          <w:rFonts w:asciiTheme="minorHAnsi" w:hAnsiTheme="minorHAnsi" w:cstheme="minorHAnsi"/>
-          <w:highlight w:val="yellow"/>
-        </w:rPr>
-        <w:t xml:space="preserve"> showing the proposed workflow or system architecture and how the main components are connected. Briefly explain the main components and overall workflow.</w:t>
-      </w:r>
-    </w:p>
-    <w:p>
-      <w:pPr>
-        <w:pStyle w:val="Heading3"/>
-        <w:rPr>
-          <w:rFonts w:cstheme="minorHAnsi"/>
-        </w:rPr>
-      </w:pPr>
-      <w:r>
-        <w:rPr>
-          <w:rFonts w:cstheme="minorHAnsi"/>
-        </w:rPr>
-        <w:t>7. Data Sources</w:t>
-      </w:r>
-    </w:p>
-    <w:p/>
-    <w:p>
-      <w:pPr>
-        <w:pStyle w:val="NormalWeb"/>
-        <w:rPr>
-          <w:rFonts w:ascii="Arial" w:hAnsi="Arial" w:cs="Arial"/>
-        </w:rPr>
-      </w:pPr>
-      <w:r>
-        <w:rPr>
-          <w:rFonts w:ascii="Arial" w:hAnsi="Arial" w:cs="Arial"/>
-        </w:rPr>
-        <w:t>For this project, the dataset will consist of historical reservation and occupancy data from The Merry Cobbler's Booking.com Pulse account, which is used by the owners to manage the accommodation. The data may include:</w:t>
-      </w:r>
-    </w:p>
-    <w:p>
-      <w:pPr>
-        <w:pStyle w:val="NormalWeb"/>
-        <w:numPr>
-          <w:ilvl w:val="0"/>
-          <w:numId w:val="5"/>
-        </w:numPr>
-        <w:rPr>
-          <w:rFonts w:ascii="Arial" w:hAnsi="Arial" w:cs="Arial"/>
-        </w:rPr>
-      </w:pPr>
-      <w:r>
-        <w:rPr>
-          <w:rFonts w:ascii="Arial" w:hAnsi="Arial" w:cs="Arial"/>
-        </w:rPr>
-        <w:t>Reservations</w:t>
-      </w:r>
-    </w:p>
-    <w:p>
-      <w:pPr>
-        <w:pStyle w:val="NormalWeb"/>
-        <w:numPr>
-          <w:ilvl w:val="0"/>
-          <w:numId w:val="5"/>
-        </w:numPr>
-        <w:rPr>
-          <w:rFonts w:ascii="Arial" w:hAnsi="Arial" w:cs="Arial"/>
-        </w:rPr>
-      </w:pPr>
-      <w:r>
-        <w:rPr>
-          <w:rFonts w:ascii="Arial" w:hAnsi="Arial" w:cs="Arial"/>
-        </w:rPr>
-        <w:t>Occupancy</w:t>
-      </w:r>
-    </w:p>
-    <w:p>
-      <w:pPr>
-        <w:pStyle w:val="NormalWeb"/>
-        <w:numPr>
-          <w:ilvl w:val="0"/>
-          <w:numId w:val="5"/>
-        </w:numPr>
-        <w:rPr>
-          <w:rFonts w:ascii="Arial" w:hAnsi="Arial" w:cs="Arial"/>
-        </w:rPr>
-      </w:pPr>
-      <w:r>
-        <w:rPr>
-          <w:rFonts w:ascii="Arial" w:hAnsi="Arial" w:cs="Arial"/>
-        </w:rPr>
-        <w:t>Availability</w:t>
-      </w:r>
-    </w:p>
-    <w:p>
-      <w:pPr>
-        <w:pStyle w:val="NormalWeb"/>
-        <w:numPr>
-          <w:ilvl w:val="0"/>
-          <w:numId w:val="5"/>
-        </w:numPr>
-        <w:rPr>
-          <w:rFonts w:ascii="Arial" w:hAnsi="Arial" w:cs="Arial"/>
-        </w:rPr>
-      </w:pPr>
-      <w:r>
-        <w:rPr>
-          <w:rFonts w:ascii="Arial" w:hAnsi="Arial" w:cs="Arial"/>
+        <w:t>10. Ethical and Legal Considerations</w:t>
+      </w:r>
+    </w:p>
+    <w:p>
+      <w:pPr>
+        <w:rPr>
+          <w:rFonts w:eastAsia="Times New Roman" w:cstheme="minorHAnsi"/>
+          <w:kern w:val="0"/>
+          <w:lang w:eastAsia="en-GB"/>
+          <w14:ligatures w14:val="none"/>
+        </w:rPr>
+      </w:pPr>
+      <w:r>
+        <w:rPr>
+          <w:rFonts w:eastAsia="Times New Roman" w:cstheme="minorHAnsi"/>
+          <w:kern w:val="0"/>
+          <w:lang w:eastAsia="en-GB"/>
+          <w14:ligatures w14:val="none"/>
+        </w:rPr>
+        <w:t>The project will follow the principles of the General Data Protection Regulation (GDPR), particularly regarding the legitimate purpose of data processing. The data will be used only for the purpose of the Strategic Thinking CA</w:t>
+      </w:r>
+      <w:r>
+        <w:rPr>
+          <w:rFonts w:eastAsia="Times New Roman" w:cstheme="minorHAnsi"/>
+          <w:kern w:val="0"/>
+          <w:lang w:eastAsia="en-GB"/>
+          <w14:ligatures w14:val="none"/>
+        </w:rPr>
+        <w:t>’s</w:t>
+      </w:r>
+      <w:r>
+        <w:rPr>
+          <w:rFonts w:eastAsia="Times New Roman" w:cstheme="minorHAnsi"/>
+          <w:kern w:val="0"/>
+          <w:lang w:eastAsia="en-GB"/>
+          <w14:ligatures w14:val="none"/>
+        </w:rPr>
+        <w:t xml:space="preserve">. Only the data necessary to make </w:t>
+      </w:r>
+      <w:r>
+        <w:rPr>
+          <w:rFonts w:eastAsia="Times New Roman" w:cstheme="minorHAnsi"/>
+          <w:kern w:val="0"/>
+          <w:lang w:eastAsia="en-GB"/>
+          <w14:ligatures w14:val="none"/>
         </w:rPr>
         <w:lastRenderedPageBreak/>
-        <w:t>Room prices</w:t>
-      </w:r>
-    </w:p>
-    <w:p>
-      <w:pPr>
-        <w:pStyle w:val="NormalWeb"/>
-        <w:numPr>
-          <w:ilvl w:val="0"/>
-          <w:numId w:val="5"/>
-        </w:numPr>
-        <w:rPr>
-          <w:rFonts w:ascii="Arial" w:hAnsi="Arial" w:cs="Arial"/>
-        </w:rPr>
-      </w:pPr>
-      <w:r>
-        <w:rPr>
-          <w:rFonts w:ascii="Arial" w:hAnsi="Arial" w:cs="Arial"/>
-        </w:rPr>
-        <w:t>Booking dates</w:t>
-      </w:r>
-    </w:p>
-    <w:p>
-      <w:pPr>
-        <w:pStyle w:val="NormalWeb"/>
-        <w:numPr>
-          <w:ilvl w:val="0"/>
-          <w:numId w:val="5"/>
-        </w:numPr>
-        <w:rPr>
-          <w:rFonts w:ascii="Arial" w:hAnsi="Arial" w:cs="Arial"/>
-        </w:rPr>
-      </w:pPr>
-      <w:r>
-        <w:rPr>
-          <w:rFonts w:ascii="Arial" w:hAnsi="Arial" w:cs="Arial"/>
-        </w:rPr>
-        <w:t>Guest confirmations</w:t>
-      </w:r>
-    </w:p>
-    <w:p>
-      <w:pPr>
-        <w:pStyle w:val="NormalWeb"/>
-        <w:numPr>
-          <w:ilvl w:val="0"/>
-          <w:numId w:val="5"/>
-        </w:numPr>
-        <w:rPr>
-          <w:rFonts w:ascii="Arial" w:hAnsi="Arial" w:cs="Arial"/>
-        </w:rPr>
-      </w:pPr>
-      <w:r>
-        <w:rPr>
-          <w:rFonts w:ascii="Arial" w:hAnsi="Arial" w:cs="Arial"/>
-        </w:rPr>
-        <w:t>Property performance</w:t>
-      </w:r>
-    </w:p>
-    <w:p>
-      <w:pPr>
-        <w:pStyle w:val="NormalWeb"/>
-        <w:rPr>
-          <w:rFonts w:ascii="Arial" w:hAnsi="Arial" w:cs="Arial"/>
-        </w:rPr>
-      </w:pPr>
-      <w:r>
-        <w:rPr>
-          <w:rFonts w:ascii="Arial" w:hAnsi="Arial" w:cs="Arial"/>
-        </w:rPr>
-        <w:t>The data sources will therefore include The Merry Cobbler's Booking.com Pulse account, Booking.com, and other publicly available sources.</w:t>
-      </w:r>
-    </w:p>
-    <w:p>
-      <w:pPr>
-        <w:pStyle w:val="NormalWeb"/>
-        <w:rPr>
-          <w:rFonts w:ascii="Arial" w:hAnsi="Arial" w:cs="Arial"/>
-        </w:rPr>
-      </w:pPr>
-      <w:r>
-        <w:rPr>
-          <w:rFonts w:ascii="Arial" w:hAnsi="Arial" w:cs="Arial"/>
-        </w:rPr>
-        <w:t xml:space="preserve">The data will be analysed to identify patterns in historical bookings and occupancy and to develop a predictive model to determine whether the accommodation is likely to reach full occupancy on a given date. </w:t>
-      </w:r>
-    </w:p>
-    <w:p>
-      <w:pPr>
-        <w:pStyle w:val="NormalWeb"/>
-        <w:rPr>
-          <w:rFonts w:asciiTheme="minorHAnsi" w:hAnsiTheme="minorHAnsi" w:cstheme="minorHAnsi"/>
-          <w:highlight w:val="yellow"/>
-        </w:rPr>
-      </w:pPr>
-      <w:r>
-        <w:rPr>
-          <w:rFonts w:ascii="Arial" w:hAnsi="Arial" w:cs="Arial"/>
-        </w:rPr>
-        <w:t>In accordance with the General Data Protection Regulation (GDPR), consent to use the data was provided by the owner. The owner was informed that the data would be processed solely for academic purposes and that its security, integrity, and confidentiality would be maintained throughout the project.</w:t>
-      </w:r>
-    </w:p>
-    <w:p>
-      <w:pPr>
-        <w:pStyle w:val="NormalWeb"/>
-        <w:rPr>
-          <w:rFonts w:asciiTheme="minorHAnsi" w:hAnsiTheme="minorHAnsi" w:cstheme="minorHAnsi"/>
-          <w:highlight w:val="yellow"/>
-        </w:rPr>
-      </w:pPr>
-    </w:p>
-    <w:p>
-      <w:pPr>
-        <w:pStyle w:val="Heading3"/>
-        <w:rPr>
-          <w:rFonts w:cstheme="minorHAnsi"/>
-          <w:highlight w:val="yellow"/>
-        </w:rPr>
-      </w:pPr>
-      <w:r>
-        <w:rPr>
-          <w:rFonts w:cstheme="minorHAnsi"/>
-          <w:highlight w:val="yellow"/>
-        </w:rPr>
-        <w:t>8. Expected Deliverables</w:t>
-      </w:r>
-    </w:p>
-    <w:p>
-      <w:pPr>
-        <w:pStyle w:val="NormalWeb"/>
-        <w:rPr>
-          <w:rFonts w:asciiTheme="minorHAnsi" w:hAnsiTheme="minorHAnsi" w:cstheme="minorHAnsi"/>
-          <w:highlight w:val="yellow"/>
-        </w:rPr>
-      </w:pPr>
-      <w:r>
-        <w:rPr>
-          <w:rFonts w:asciiTheme="minorHAnsi" w:hAnsiTheme="minorHAnsi" w:cstheme="minorHAnsi"/>
-          <w:highlight w:val="yellow"/>
-        </w:rPr>
-        <w:t>Clearly state what you expect to produce by the end of Semester 2, including the expected analytical and predictive modelling outputs and any relevant dashboard, application, system or other project deliverables.</w:t>
-      </w:r>
-    </w:p>
-    <w:p>
-      <w:pPr>
-        <w:pStyle w:val="Heading3"/>
-        <w:rPr>
-          <w:rFonts w:cstheme="minorHAnsi"/>
-          <w:highlight w:val="yellow"/>
-        </w:rPr>
-      </w:pPr>
-      <w:r>
-        <w:rPr>
-          <w:rFonts w:cstheme="minorHAnsi"/>
-          <w:highlight w:val="yellow"/>
-        </w:rPr>
-        <w:t>9. Project Timeline</w:t>
-      </w:r>
-    </w:p>
-    <w:p>
-      <w:pPr>
-        <w:pStyle w:val="NormalWeb"/>
-        <w:rPr>
-          <w:rFonts w:asciiTheme="minorHAnsi" w:hAnsiTheme="minorHAnsi" w:cstheme="minorHAnsi"/>
-          <w:highlight w:val="yellow"/>
-        </w:rPr>
-      </w:pPr>
-      <w:r>
-        <w:rPr>
-          <w:rFonts w:asciiTheme="minorHAnsi" w:hAnsiTheme="minorHAnsi" w:cstheme="minorHAnsi"/>
-          <w:highlight w:val="yellow"/>
-        </w:rPr>
-        <w:t xml:space="preserve">Provide a </w:t>
-      </w:r>
-      <w:r>
-        <w:rPr>
-          <w:rStyle w:val="Strong"/>
-          <w:rFonts w:asciiTheme="minorHAnsi" w:hAnsiTheme="minorHAnsi" w:cstheme="minorHAnsi"/>
-          <w:highlight w:val="yellow"/>
-        </w:rPr>
-        <w:t>high-level project timeline diagram (e.g., a Gantt chart)</w:t>
-      </w:r>
-      <w:r>
-        <w:rPr>
-          <w:rFonts w:asciiTheme="minorHAnsi" w:hAnsiTheme="minorHAnsi" w:cstheme="minorHAnsi"/>
-          <w:highlight w:val="yellow"/>
-        </w:rPr>
-        <w:t xml:space="preserve"> covering both semesters. Clearly show the main project phases, key activities, milestones and expected completion periods.</w:t>
-      </w:r>
-    </w:p>
-    <w:p>
-      <w:pPr>
-        <w:pStyle w:val="Heading3"/>
-        <w:rPr>
-          <w:rFonts w:cstheme="minorHAnsi"/>
-          <w:highlight w:val="yellow"/>
-        </w:rPr>
-      </w:pPr>
-      <w:r>
-        <w:rPr>
-          <w:rFonts w:cstheme="minorHAnsi"/>
-          <w:highlight w:val="yellow"/>
-        </w:rPr>
-        <w:t>10. Ethical and Legal Considerations</w:t>
-      </w:r>
-    </w:p>
-    <w:p>
-      <w:pPr>
-        <w:pStyle w:val="NormalWeb"/>
-        <w:rPr>
-          <w:rFonts w:asciiTheme="minorHAnsi" w:hAnsiTheme="minorHAnsi" w:cstheme="minorHAnsi"/>
-        </w:rPr>
-      </w:pPr>
-      <w:r>
-        <w:rPr>
-          <w:rFonts w:asciiTheme="minorHAnsi" w:hAnsiTheme="minorHAnsi" w:cstheme="minorHAnsi"/>
-          <w:highlight w:val="yellow"/>
-        </w:rPr>
-        <w:t>Identify relevant ethical, privacy, data protection, security and data-use considerations associated with the project. Explain how these will be appropriately addressed, including permissions for accessing and using the selected data.</w:t>
-      </w:r>
+        <w:t>this project possible will be collected and processed. Personal data such as guests' names, dates of birth, email addresses, phone numbers, and other identifying information will not be necessary for this project. However, all data collected from the company will be handled securely, ensuring its security, integrity, and confidentiality.</w:t>
+      </w:r>
+    </w:p>
+    <w:p>
+      <w:pPr>
+        <w:rPr>
+          <w:rFonts w:eastAsia="Times New Roman" w:cstheme="minorHAnsi"/>
+          <w:kern w:val="0"/>
+          <w:lang w:eastAsia="en-GB"/>
+          <w14:ligatures w14:val="none"/>
+        </w:rPr>
+      </w:pPr>
+    </w:p>
+    <w:p>
+      <w:pPr>
+        <w:rPr>
+          <w:rFonts w:ascii="Arial" w:hAnsi="Arial" w:cs="Arial"/>
+        </w:rPr>
+      </w:pPr>
+      <w:r>
+        <w:rPr>
+          <w:rFonts w:eastAsia="Times New Roman" w:cstheme="minorHAnsi"/>
+          <w:kern w:val="0"/>
+          <w:lang w:eastAsia="en-GB"/>
+          <w14:ligatures w14:val="none"/>
+        </w:rPr>
+        <w:t>Permission to access and use the business data has been obtained from the owner/manager.</w:t>
+      </w:r>
+    </w:p>
+    <w:p>
+      <w:pPr>
+        <w:jc w:val="center"/>
+        <w:rPr>
+          <w:rFonts w:ascii="Arial" w:hAnsi="Arial" w:cs="Arial"/>
+        </w:rPr>
+      </w:pPr>
+    </w:p>
+    <w:p>
+      <w:pPr>
+        <w:jc w:val="center"/>
+        <w:rPr>
+          <w:rFonts w:ascii="Arial" w:hAnsi="Arial" w:cs="Arial"/>
+        </w:rPr>
+      </w:pPr>
+    </w:p>
+    <w:p>
+      <w:pPr>
+        <w:jc w:val="center"/>
+        <w:rPr>
+          <w:rFonts w:ascii="Arial" w:hAnsi="Arial" w:cs="Arial"/>
+        </w:rPr>
+      </w:pPr>
+    </w:p>
+    <w:p>
+      <w:pPr>
+        <w:jc w:val="center"/>
+        <w:rPr>
+          <w:rFonts w:ascii="Arial" w:hAnsi="Arial" w:cs="Arial"/>
+        </w:rPr>
+      </w:pPr>
+    </w:p>
+    <w:p>
+      <w:pPr>
+        <w:jc w:val="center"/>
+        <w:rPr>
+          <w:rFonts w:ascii="Arial" w:hAnsi="Arial" w:cs="Arial"/>
+        </w:rPr>
+      </w:pPr>
+    </w:p>
+    <w:p>
+      <w:pPr>
+        <w:jc w:val="center"/>
+        <w:rPr>
+          <w:rFonts w:ascii="Arial" w:hAnsi="Arial" w:cs="Arial"/>
+        </w:rPr>
+        <w:sectPr>
+          <w:pgSz w:w="11906" w:h="16838"/>
+          <w:pgMar w:top="1440" w:right="1440" w:bottom="1440" w:left="1440" w:header="708" w:footer="708" w:gutter="0"/>
+          <w:cols w:space="708"/>
+          <w:docGrid w:linePitch="360"/>
+        </w:sectPr>
+      </w:pPr>
+      <w:r>
+        <w:rPr>
+          <w:rFonts w:ascii="Arial" w:hAnsi="Arial" w:cs="Arial"/>
+        </w:rPr>
+        <w:br w:type="page"/>
+      </w:r>
+    </w:p>
+    <w:p>
+      <w:pPr>
+        <w:jc w:val="center"/>
+        <w:rPr>
+          <w:rFonts w:ascii="Arial" w:hAnsi="Arial" w:cs="Arial"/>
+        </w:rPr>
+        <w:sectPr>
+          <w:pgSz w:w="11906" w:h="16838"/>
+          <w:pgMar w:top="1440" w:right="1440" w:bottom="1440" w:left="1440" w:header="708" w:footer="708" w:gutter="0"/>
+          <w:cols w:space="708"/>
+          <w:docGrid w:linePitch="360"/>
+        </w:sectPr>
+      </w:pPr>
+    </w:p>
+    <w:p>
+      <w:pPr>
+        <w:jc w:val="center"/>
+        <w:rPr>
+          <w:rFonts w:ascii="Arial" w:hAnsi="Arial" w:cs="Arial"/>
+        </w:rPr>
+      </w:pPr>
+    </w:p>
+    <w:p>
+      <w:pPr>
+        <w:jc w:val="center"/>
+        <w:rPr>
+          <w:rFonts w:ascii="Arial" w:hAnsi="Arial" w:cs="Arial"/>
+        </w:rPr>
+      </w:pPr>
+    </w:p>
+    <w:p>
+      <w:pPr>
+        <w:jc w:val="center"/>
+        <w:rPr>
+          <w:rFonts w:ascii="Arial" w:hAnsi="Arial" w:cs="Arial"/>
+        </w:rPr>
+      </w:pPr>
+    </w:p>
+    <w:p>
+      <w:pPr>
+        <w:jc w:val="center"/>
+        <w:rPr>
+          <w:rFonts w:ascii="Arial" w:hAnsi="Arial" w:cs="Arial"/>
+        </w:rPr>
+      </w:pPr>
+    </w:p>
+    <w:p>
+      <w:pPr>
+        <w:jc w:val="center"/>
+        <w:rPr>
+          <w:rFonts w:ascii="Arial" w:hAnsi="Arial" w:cs="Arial"/>
+        </w:rPr>
+      </w:pPr>
+    </w:p>
+    <w:p>
+      <w:pPr>
+        <w:jc w:val="center"/>
+        <w:rPr>
+          <w:rFonts w:ascii="Arial" w:hAnsi="Arial" w:cs="Arial"/>
+        </w:rPr>
+        <w:sectPr>
+          <w:pgSz w:w="11906" w:h="16838"/>
+          <w:pgMar w:top="1440" w:right="1440" w:bottom="1440" w:left="1440" w:header="708" w:footer="708" w:gutter="0"/>
+          <w:cols w:space="708"/>
+          <w:docGrid w:linePitch="360"/>
+        </w:sectPr>
+      </w:pPr>
+    </w:p>
+    <w:tbl>
+      <w:tblPr>
+        <w:tblStyle w:val="TableGrid"/>
+        <w:tblW w:w="0" w:type="auto"/>
+        <w:tblInd w:w="0" w:type="dxa"/>
+        <w:tblLook w:val="04A0" w:firstRow="1" w:lastRow="0" w:firstColumn="1" w:lastColumn="0" w:noHBand="0" w:noVBand="1"/>
+      </w:tblPr>
+      <w:tblGrid>
+        <w:gridCol w:w="12726"/>
+      </w:tblGrid>
+      <w:tr>
+        <w:tc>
+          <w:tcPr>
+            <w:tcW w:w="12469" w:type="dxa"/>
+          </w:tcPr>
+          <w:p>
+            <w:pPr>
+              <w:jc w:val="center"/>
+              <w:rPr>
+                <w:rFonts w:ascii="Arial" w:hAnsi="Arial" w:cs="Arial"/>
+              </w:rPr>
+            </w:pPr>
+            <w:r>
+              <w:rPr>
+                <w:rFonts w:ascii="Arial" w:hAnsi="Arial" w:cs="Arial"/>
+                <w:noProof/>
+              </w:rPr>
+              <w:lastRenderedPageBreak/>
+              <w:drawing>
+                <wp:anchor distT="0" distB="0" distL="114300" distR="114300" simplePos="0" relativeHeight="251659264" behindDoc="1" locked="0" layoutInCell="1" allowOverlap="1" wp14:anchorId="3FFCD239" wp14:editId="09C00AAB">
+                  <wp:simplePos x="0" y="0"/>
+                  <wp:positionH relativeFrom="column">
+                    <wp:posOffset>-20955</wp:posOffset>
+                  </wp:positionH>
+                  <wp:positionV relativeFrom="paragraph">
+                    <wp:posOffset>19050</wp:posOffset>
+                  </wp:positionV>
+                  <wp:extent cx="7943850" cy="5010150"/>
+                  <wp:effectExtent l="0" t="0" r="0" b="0"/>
+                  <wp:wrapSquare wrapText="bothSides"/>
+                  <wp:docPr id="1430484572" name="Picture 1" descr="CA-1 Capstone Project.&#10;&#10;AI-generated content may be incorrect."/>
+                  <wp:cNvGraphicFramePr>
+                    <a:graphicFrameLocks xmlns:a="http://schemas.openxmlformats.org/drawingml/2006/main" noChangeAspect="1"/>
+                  </wp:cNvGraphicFramePr>
+                  <a:graphic xmlns:a="http://schemas.openxmlformats.org/drawingml/2006/main">
+                    <a:graphicData uri="http://schemas.openxmlformats.org/drawingml/2006/picture">
+                      <pic:pic xmlns:pic="http://schemas.openxmlformats.org/drawingml/2006/picture">
+                        <pic:nvPicPr>
+                          <pic:cNvPr id="1430484572" name="Picture 1" descr="CA-1 Capstone Project.&#10;&#10;AI-generated content may be incorrect."/>
+                          <pic:cNvPicPr/>
+                        </pic:nvPicPr>
+                        <pic:blipFill>
+                          <a:blip r:embed="rId8">
+                            <a:extLst>
+                              <a:ext uri="{28A0092B-C50C-407E-A947-70E740481C1C}">
+                                <a14:useLocalDpi xmlns:a14="http://schemas.microsoft.com/office/drawing/2010/main" val="0"/>
+                              </a:ext>
+                            </a:extLst>
+                          </a:blip>
+                          <a:stretch>
+                            <a:fillRect/>
+                          </a:stretch>
+                        </pic:blipFill>
+                        <pic:spPr>
+                          <a:xfrm>
+                            <a:off x="0" y="0"/>
+                            <a:ext cx="7943850" cy="5010150"/>
+                          </a:xfrm>
+                          <a:prstGeom prst="rect">
+                            <a:avLst/>
+                          </a:prstGeom>
+                        </pic:spPr>
+                      </pic:pic>
+                    </a:graphicData>
+                  </a:graphic>
+                  <wp14:sizeRelH relativeFrom="margin">
+                    <wp14:pctWidth>0</wp14:pctWidth>
+                  </wp14:sizeRelH>
+                  <wp14:sizeRelV relativeFrom="margin">
+                    <wp14:pctHeight>0</wp14:pctHeight>
+                  </wp14:sizeRelV>
+                </wp:anchor>
+              </w:drawing>
+            </w:r>
+          </w:p>
+        </w:tc>
+      </w:tr>
+    </w:tbl>
+    <w:p>
+      <w:pPr>
+        <w:jc w:val="center"/>
+        <w:rPr>
+          <w:rFonts w:ascii="Arial" w:hAnsi="Arial" w:cs="Arial"/>
+        </w:rPr>
+      </w:pPr>
+    </w:p>
+    <w:p>
+      <w:pPr>
+        <w:jc w:val="center"/>
+        <w:rPr>
+          <w:rFonts w:ascii="Arial" w:hAnsi="Arial" w:cs="Arial"/>
+        </w:rPr>
+      </w:pPr>
+    </w:p>
+    <w:p>
+      <w:pPr>
+        <w:jc w:val="center"/>
+        <w:rPr>
+          <w:rFonts w:ascii="Arial" w:hAnsi="Arial" w:cs="Arial"/>
+        </w:rPr>
+        <w:sectPr>
+          <w:pgSz w:w="16838" w:h="11906" w:orient="landscape"/>
+          <w:pgMar w:top="1440" w:right="1440" w:bottom="1440" w:left="1440" w:header="708" w:footer="708" w:gutter="0"/>
+          <w:cols w:space="708"/>
+          <w:docGrid w:linePitch="360"/>
+        </w:sectPr>
+      </w:pPr>
+    </w:p>
+    <w:p>
+      <w:pPr>
+        <w:jc w:val="center"/>
+        <w:rPr>
+          <w:rFonts w:ascii="Arial" w:hAnsi="Arial" w:cs="Arial"/>
+        </w:rPr>
+      </w:pPr>
     </w:p>
     <w:p>
       <w:pPr>
@@ -1908,10 +2585,7 @@
           <w:szCs w:val="28"/>
         </w:rPr>
       </w:pPr>
-    </w:p>
-    <w:p>
-      <w:pPr>
-        <w:jc w:val="center"/>
+      <w:r>
         <w:rPr>
           <w:rFonts w:ascii="Arial" w:hAnsi="Arial" w:cs="Arial"/>
           <w:b/>
@@ -1919,8 +2593,12 @@
           <w:sz w:val="28"/>
           <w:szCs w:val="28"/>
         </w:rPr>
-      </w:pPr>
-      <w:r>
+        <w:br w:type="page"/>
+      </w:r>
+    </w:p>
+    <w:p>
+      <w:pPr>
+        <w:jc w:val="center"/>
         <w:rPr>
           <w:rFonts w:ascii="Arial" w:hAnsi="Arial" w:cs="Arial"/>
           <w:b/>
@@ -1928,6 +2606,27 @@
           <w:sz w:val="28"/>
           <w:szCs w:val="28"/>
         </w:rPr>
+      </w:pPr>
+    </w:p>
+    <w:p>
+      <w:pPr>
+        <w:jc w:val="center"/>
+        <w:rPr>
+          <w:rFonts w:ascii="Arial" w:hAnsi="Arial" w:cs="Arial"/>
+          <w:b/>
+          <w:bCs/>
+          <w:sz w:val="28"/>
+          <w:szCs w:val="28"/>
+        </w:rPr>
+      </w:pPr>
+      <w:r>
+        <w:rPr>
+          <w:rFonts w:ascii="Arial" w:hAnsi="Arial" w:cs="Arial"/>
+          <w:b/>
+          <w:bCs/>
+          <w:sz w:val="28"/>
+          <w:szCs w:val="28"/>
+        </w:rPr>
         <w:t>References</w:t>
       </w:r>
     </w:p>
@@ -1957,7 +2656,7 @@
         </w:rPr>
         <w:t xml:space="preserve"> Available at: </w:t>
       </w:r>
-      <w:hyperlink r:id="rId5" w:history="1">
+      <w:hyperlink r:id="rId9" w:history="1">
         <w:r>
           <w:rPr>
             <w:rStyle w:val="Hyperlink"/>
@@ -1976,16 +2675,8 @@
         <w:rPr>
           <w:rFonts w:ascii="Arial" w:hAnsi="Arial" w:cs="Arial"/>
         </w:rPr>
-        <w:t xml:space="preserve">28 </w:t>
-      </w:r>
-      <w:proofErr w:type="spellStart"/>
-      <w:r>
-        <w:rPr>
-          <w:rFonts w:ascii="Arial" w:hAnsi="Arial" w:cs="Arial"/>
-        </w:rPr>
-        <w:t>september</w:t>
-      </w:r>
-      <w:proofErr w:type="spellEnd"/>
+        <w:t>28 september</w:t>
+      </w:r>
       <w:r>
         <w:rPr>
           <w:rFonts w:ascii="Arial" w:hAnsi="Arial" w:cs="Arial"/>
@@ -2028,7 +2719,7 @@
         </w:rPr>
         <w:t xml:space="preserve">. Available at: </w:t>
       </w:r>
-      <w:hyperlink r:id="rId6" w:history="1">
+      <w:hyperlink r:id="rId10" w:history="1">
         <w:r>
           <w:rPr>
             <w:rStyle w:val="Hyperlink"/>
@@ -2063,7 +2754,55 @@
         <w:rPr>
           <w:rFonts w:ascii="Arial" w:hAnsi="Arial" w:cs="Arial"/>
         </w:rPr>
-        <w:t>Identifying a Business Problem</w:t>
+        <w:t>Steps of Data Analysis for Predictive Analytics &amp; Business Insights</w:t>
+      </w:r>
+      <w:r>
+        <w:rPr>
+          <w:rFonts w:ascii="Arial" w:hAnsi="Arial" w:cs="Arial"/>
+        </w:rPr>
+        <w:t>.</w:t>
+      </w:r>
+      <w:r>
+        <w:rPr>
+          <w:rFonts w:ascii="Arial" w:hAnsi="Arial" w:cs="Arial"/>
+        </w:rPr>
+        <w:t xml:space="preserve"> </w:t>
+      </w:r>
+      <w:r>
+        <w:rPr>
+          <w:rFonts w:ascii="Arial" w:hAnsi="Arial" w:cs="Arial"/>
+        </w:rPr>
+        <w:t xml:space="preserve">Available at: </w:t>
+      </w:r>
+      <w:r>
+        <w:rPr>
+          <w:rFonts w:ascii="Arial" w:hAnsi="Arial" w:cs="Arial"/>
+        </w:rPr>
+        <w:t xml:space="preserve"> </w:t>
+      </w:r>
+      <w:hyperlink r:id="rId11" w:history="1">
+        <w:r>
+          <w:rPr>
+            <w:rStyle w:val="Hyperlink"/>
+            <w:rFonts w:ascii="Arial" w:hAnsi="Arial" w:cs="Arial"/>
+          </w:rPr>
+          <w:t>Identifying a Business Problem</w:t>
+        </w:r>
+      </w:hyperlink>
+      <w:hyperlink r:id="rId12" w:history="1">
+        <w:r>
+          <w:rPr>
+            <w:rStyle w:val="Hyperlink"/>
+            <w:rFonts w:ascii="Arial" w:hAnsi="Arial" w:cs="Arial"/>
+          </w:rPr>
+          <w:t>https://thevistaacademy.com/data-analysis-process-steps/</w:t>
+        </w:r>
+      </w:hyperlink>
+      <w:r>
+        <w:rPr>
+          <w:rFonts w:ascii="Arial" w:hAnsi="Arial" w:cs="Arial"/>
+        </w:rPr>
+        <w:t>(Accessed: 1 October 2026).</w:t>
       </w:r>
     </w:p>
     <w:p>
@@ -2081,26 +2820,8 @@
           <w:i/>
           <w:iCs/>
         </w:rPr>
-        <w:t>Ahmed</w:t>
-      </w:r>
-      <w:r>
-        <w:rPr>
-          <w:rFonts w:ascii="Arial" w:hAnsi="Arial" w:cs="Arial"/>
-          <w:i/>
-          <w:iCs/>
-        </w:rPr>
-        <w:t xml:space="preserve">, </w:t>
-      </w:r>
-      <w:proofErr w:type="spellStart"/>
-      <w:r>
-        <w:rPr>
-          <w:rFonts w:ascii="Arial" w:hAnsi="Arial" w:cs="Arial"/>
-          <w:i/>
-          <w:iCs/>
-        </w:rPr>
-        <w:t>Taufique</w:t>
-      </w:r>
-      <w:proofErr w:type="spellEnd"/>
+        <w:t>Ahmed, Taufique</w:t>
+      </w:r>
       <w:r>
         <w:rPr>
           <w:rFonts w:ascii="Arial" w:hAnsi="Arial" w:cs="Arial"/>
@@ -2141,6 +2862,216 @@
         </w:rPr>
         <w:t>(Accessed: 1 October 2026).</w:t>
       </w:r>
+    </w:p>
+    <w:p>
+      <w:pPr>
+        <w:jc w:val="both"/>
+        <w:rPr>
+          <w:rFonts w:ascii="Arial" w:hAnsi="Arial" w:cs="Arial"/>
+          <w:i/>
+          <w:iCs/>
+        </w:rPr>
+      </w:pPr>
+    </w:p>
+    <w:p>
+      <w:pPr>
+        <w:jc w:val="both"/>
+        <w:rPr>
+          <w:rFonts w:ascii="Arial" w:hAnsi="Arial" w:cs="Arial"/>
+          <w:i/>
+          <w:iCs/>
+        </w:rPr>
+      </w:pPr>
+      <w:r>
+        <w:rPr>
+          <w:rFonts w:ascii="Arial" w:hAnsi="Arial" w:cs="Arial"/>
+          <w:i/>
+          <w:iCs/>
+        </w:rPr>
+        <w:t xml:space="preserve">Carneiro T, Picoto WN, Pinto I. Big Data Analytics and Firm Performance in the Hotel Sector. Tourism and Hospitality. 2023; 4(2):244-256. </w:t>
+      </w:r>
+      <w:hyperlink r:id="rId13" w:history="1">
+        <w:r>
+          <w:rPr>
+            <w:rStyle w:val="Hyperlink"/>
+            <w:rFonts w:ascii="Arial" w:hAnsi="Arial" w:cs="Arial"/>
+            <w:i/>
+            <w:iCs/>
+          </w:rPr>
+          <w:t>https://doi.org/10.3390/tourhosp4020015</w:t>
+        </w:r>
+      </w:hyperlink>
+    </w:p>
+    <w:p>
+      <w:pPr>
+        <w:jc w:val="both"/>
+        <w:rPr>
+          <w:rFonts w:ascii="Arial" w:hAnsi="Arial" w:cs="Arial"/>
+          <w:i/>
+          <w:iCs/>
+        </w:rPr>
+      </w:pPr>
+    </w:p>
+    <w:p>
+      <w:pPr>
+        <w:jc w:val="both"/>
+        <w:rPr>
+          <w:rFonts w:ascii="Arial" w:hAnsi="Arial" w:cs="Arial"/>
+          <w:i/>
+          <w:iCs/>
+        </w:rPr>
+      </w:pPr>
+      <w:r>
+        <w:rPr>
+          <w:rFonts w:ascii="Arial" w:hAnsi="Arial" w:cs="Arial"/>
+          <w:i/>
+          <w:iCs/>
+        </w:rPr>
+        <w:t>D. Pramita, N. W. Saraswati, I. P. Sandana, P. Pirozmand, and I. K. Bisena, ”Optimizing Hotel Room Occupancy Prediction Using an</w:t>
+      </w:r>
+      <w:r>
+        <w:rPr>
+          <w:rFonts w:ascii="Arial" w:hAnsi="Arial" w:cs="Arial"/>
+          <w:i/>
+          <w:iCs/>
+        </w:rPr>
+        <w:t xml:space="preserve"> </w:t>
+      </w:r>
+      <w:r>
+        <w:rPr>
+          <w:rFonts w:ascii="Arial" w:hAnsi="Arial" w:cs="Arial"/>
+          <w:i/>
+          <w:iCs/>
+        </w:rPr>
+        <w:t>Enhanced Linear Regression Algorithms”, MATRIK: Jurnal Manajemen, Teknik Informatika, dan Rekayasa Komputer, Vol. 24, No.1, pp. 95-104, November, 2024.This is an open access article under the CC BY-SA license (</w:t>
+      </w:r>
+      <w:hyperlink r:id="rId14" w:history="1">
+        <w:r>
+          <w:rPr>
+            <w:rStyle w:val="Hyperlink"/>
+            <w:rFonts w:ascii="Arial" w:hAnsi="Arial" w:cs="Arial"/>
+            <w:i/>
+            <w:iCs/>
+          </w:rPr>
+          <w:t>https://creativecommons.org/licenses/by-sa/4.0/</w:t>
+        </w:r>
+      </w:hyperlink>
+      <w:r>
+        <w:rPr>
+          <w:rFonts w:ascii="Arial" w:hAnsi="Arial" w:cs="Arial"/>
+          <w:i/>
+          <w:iCs/>
+        </w:rPr>
+        <w:t>)</w:t>
+      </w:r>
+    </w:p>
+    <w:p>
+      <w:pPr>
+        <w:jc w:val="both"/>
+        <w:rPr>
+          <w:rFonts w:ascii="Arial" w:hAnsi="Arial" w:cs="Arial"/>
+          <w:i/>
+          <w:iCs/>
+        </w:rPr>
+      </w:pPr>
+      <w:r>
+        <w:rPr>
+          <w:rFonts w:ascii="Arial" w:hAnsi="Arial" w:cs="Arial"/>
+          <w:i/>
+          <w:iCs/>
+        </w:rPr>
+        <w:t xml:space="preserve">Ahmed, Taufique. (2026) </w:t>
+      </w:r>
+      <w:r>
+        <w:rPr>
+          <w:rFonts w:ascii="Arial" w:hAnsi="Arial" w:cs="Arial"/>
+          <w:i/>
+          <w:iCs/>
+        </w:rPr>
+        <w:t>Strategic Business &amp;</w:t>
+      </w:r>
+      <w:r>
+        <w:rPr>
+          <w:rFonts w:ascii="Arial" w:hAnsi="Arial" w:cs="Arial"/>
+          <w:i/>
+          <w:iCs/>
+        </w:rPr>
+        <w:t xml:space="preserve"> </w:t>
+      </w:r>
+      <w:r>
+        <w:rPr>
+          <w:rFonts w:ascii="Arial" w:hAnsi="Arial" w:cs="Arial"/>
+          <w:i/>
+          <w:iCs/>
+        </w:rPr>
+        <w:t>Professional Development</w:t>
+      </w:r>
+      <w:r>
+        <w:rPr>
+          <w:rFonts w:ascii="Arial" w:hAnsi="Arial" w:cs="Arial"/>
+          <w:i/>
+          <w:iCs/>
+        </w:rPr>
+        <w:t xml:space="preserve">. </w:t>
+      </w:r>
+      <w:r>
+        <w:rPr>
+          <w:rFonts w:ascii="Arial" w:hAnsi="Arial" w:cs="Arial"/>
+          <w:i/>
+          <w:iCs/>
+        </w:rPr>
+        <w:t>CCT College Dublin</w:t>
+      </w:r>
+      <w:r>
+        <w:rPr>
+          <w:rFonts w:ascii="Arial" w:hAnsi="Arial" w:cs="Arial"/>
+          <w:i/>
+          <w:iCs/>
+        </w:rPr>
+        <w:t xml:space="preserve">. Available at: </w:t>
+      </w:r>
+      <w:r>
+        <w:rPr>
+          <w:rFonts w:ascii="Arial" w:hAnsi="Arial" w:cs="Arial"/>
+          <w:i/>
+          <w:iCs/>
+        </w:rPr>
+        <w:t>https://moodle.cct.ie/my</w:t>
+      </w:r>
+      <w:r>
+        <w:rPr>
+          <w:rFonts w:ascii="Arial" w:hAnsi="Arial" w:cs="Arial"/>
+          <w:i/>
+          <w:iCs/>
+        </w:rPr>
+        <w:t xml:space="preserve">(Accessed: </w:t>
+      </w:r>
+      <w:r>
+        <w:rPr>
+          <w:rFonts w:ascii="Arial" w:hAnsi="Arial" w:cs="Arial"/>
+          <w:i/>
+          <w:iCs/>
+        </w:rPr>
+        <w:t>5</w:t>
+      </w:r>
+      <w:r>
+        <w:rPr>
+          <w:rFonts w:ascii="Arial" w:hAnsi="Arial" w:cs="Arial"/>
+          <w:i/>
+          <w:iCs/>
+        </w:rPr>
+        <w:t xml:space="preserve"> October 2026).</w:t>
+      </w:r>
+    </w:p>
+    <w:p>
+      <w:pPr>
+        <w:jc w:val="both"/>
+        <w:rPr>
+          <w:rFonts w:ascii="Arial" w:hAnsi="Arial" w:cs="Arial"/>
+          <w:i/>
+          <w:iCs/>
+        </w:rPr>
+      </w:pPr>
     </w:p>
     <w:sectPr>
       <w:pgSz w:w="11906" w:h="16838"/>
@@ -2152,6 +3083,56 @@
 </w:document>
 </file>
 
+<file path=word/endnotes.xml><?xml version="1.0" encoding="utf-8"?>
+<w:endnotes xmlns:wpc="http://schemas.microsoft.com/office/word/2010/wordprocessingCanvas" xmlns:cx="http://schemas.microsoft.com/office/drawing/2014/chartex" xmlns:cx1="http://schemas.microsoft.com/office/drawing/2015/9/8/chartex" xmlns:cx2="http://schemas.microsoft.com/office/drawing/2015/10/21/chartex" xmlns:cx3="http://schemas.microsoft.com/office/drawing/2016/5/9/chartex" xmlns:cx4="http://schemas.microsoft.com/office/drawing/2016/5/10/chartex" xmlns:cx5="http://schemas.microsoft.com/office/drawing/2016/5/11/chartex" xmlns:cx6="http://schemas.microsoft.com/office/drawing/2016/5/12/chartex" xmlns:cx7="http://schemas.microsoft.com/office/drawing/2016/5/13/chartex" xmlns:cx8="http://schemas.microsoft.com/office/drawing/2016/5/14/chartex" xmlns:mc="http://schemas.openxmlformats.org/markup-compatibility/2006" xmlns:aink="http://schemas.microsoft.com/office/drawing/2016/ink" xmlns:am3d="http://schemas.microsoft.com/office/drawing/2017/model3d" xmlns:o="urn:schemas-microsoft-com:office:office" xmlns:oel="http://schemas.microsoft.com/office/2019/extlst" xmlns:r="http://schemas.openxmlformats.org/officeDocument/2006/relationships" xmlns:m="http://schemas.openxmlformats.org/officeDocument/2006/math" xmlns:v="urn:schemas-microsoft-com:vml" xmlns:wp14="http://schemas.microsoft.com/office/word/2010/wordprocessingDrawing" xmlns:wp="http://schemas.openxmlformats.org/drawingml/2006/wordprocessingDrawing" xmlns:w10="urn:schemas-microsoft-com:office:word" xmlns:w="http://schemas.openxmlformats.org/wordprocessingml/2006/main" xmlns:w14="http://schemas.microsoft.com/office/word/2010/wordml" xmlns:w15="http://schemas.microsoft.com/office/word/2012/wordml" xmlns:w16cex="http://schemas.microsoft.com/office/word/2018/wordml/cex" xmlns:w16cid="http://schemas.microsoft.com/office/word/2016/wordml/cid" xmlns:w16="http://schemas.microsoft.com/office/word/2018/wordml" xmlns:w16du="http://schemas.microsoft.com/office/word/2023/wordml/word16du" xmlns:w16sdtdh="http://schemas.microsoft.com/office/word/2020/wordml/sdtdatahash" xmlns:w16sdtfl="http://schemas.microsoft.com/office/word/2024/wordml/sdtformatlock" xmlns:w16se="http://schemas.microsoft.com/office/word/2015/wordml/symex" xmlns:wpg="http://schemas.microsoft.com/office/word/2010/wordprocessingGroup" xmlns:wpi="http://schemas.microsoft.com/office/word/2010/wordprocessingInk" xmlns:wne="http://schemas.microsoft.com/office/word/2006/wordml" xmlns:wps="http://schemas.microsoft.com/office/word/2010/wordprocessingShape" mc:Ignorable="w14 w15 w16se w16cid w16 w16cex w16sdtdh w16sdtfl w16du wp14">
+  <w:endnote w:type="separator" w:id="-1">
+    <w:p>
+      <w:pPr>
+        <w:spacing w:after="0" w:line="240" w:lineRule="auto"/>
+      </w:pPr>
+      <w:r>
+        <w:separator/>
+      </w:r>
+    </w:p>
+  </w:endnote>
+  <w:endnote w:type="continuationSeparator" w:id="0">
+    <w:p>
+      <w:pPr>
+        <w:spacing w:after="0" w:line="240" w:lineRule="auto"/>
+      </w:pPr>
+      <w:r>
+        <w:continuationSeparator/>
+      </w:r>
+    </w:p>
+  </w:endnote>
+</w:endnotes>
+</file>
+
+<file path=word/footnotes.xml><?xml version="1.0" encoding="utf-8"?>
+<w:footnotes xmlns:wpc="http://schemas.microsoft.com/office/word/2010/wordprocessingCanvas" xmlns:cx="http://schemas.microsoft.com/office/drawing/2014/chartex" xmlns:cx1="http://schemas.microsoft.com/office/drawing/2015/9/8/chartex" xmlns:cx2="http://schemas.microsoft.com/office/drawing/2015/10/21/chartex" xmlns:cx3="http://schemas.microsoft.com/office/drawing/2016/5/9/chartex" xmlns:cx4="http://schemas.microsoft.com/office/drawing/2016/5/10/chartex" xmlns:cx5="http://schemas.microsoft.com/office/drawing/2016/5/11/chartex" xmlns:cx6="http://schemas.microsoft.com/office/drawing/2016/5/12/chartex" xmlns:cx7="http://schemas.microsoft.com/office/drawing/2016/5/13/chartex" xmlns:cx8="http://schemas.microsoft.com/office/drawing/2016/5/14/chartex" xmlns:mc="http://schemas.openxmlformats.org/markup-compatibility/2006" xmlns:aink="http://schemas.microsoft.com/office/drawing/2016/ink" xmlns:am3d="http://schemas.microsoft.com/office/drawing/2017/model3d" xmlns:o="urn:schemas-microsoft-com:office:office" xmlns:oel="http://schemas.microsoft.com/office/2019/extlst" xmlns:r="http://schemas.openxmlformats.org/officeDocument/2006/relationships" xmlns:m="http://schemas.openxmlformats.org/officeDocument/2006/math" xmlns:v="urn:schemas-microsoft-com:vml" xmlns:wp14="http://schemas.microsoft.com/office/word/2010/wordprocessingDrawing" xmlns:wp="http://schemas.openxmlformats.org/drawingml/2006/wordprocessingDrawing" xmlns:w10="urn:schemas-microsoft-com:office:word" xmlns:w="http://schemas.openxmlformats.org/wordprocessingml/2006/main" xmlns:w14="http://schemas.microsoft.com/office/word/2010/wordml" xmlns:w15="http://schemas.microsoft.com/office/word/2012/wordml" xmlns:w16cex="http://schemas.microsoft.com/office/word/2018/wordml/cex" xmlns:w16cid="http://schemas.microsoft.com/office/word/2016/wordml/cid" xmlns:w16="http://schemas.microsoft.com/office/word/2018/wordml" xmlns:w16du="http://schemas.microsoft.com/office/word/2023/wordml/word16du" xmlns:w16sdtdh="http://schemas.microsoft.com/office/word/2020/wordml/sdtdatahash" xmlns:w16sdtfl="http://schemas.microsoft.com/office/word/2024/wordml/sdtformatlock" xmlns:w16se="http://schemas.microsoft.com/office/word/2015/wordml/symex" xmlns:wpg="http://schemas.microsoft.com/office/word/2010/wordprocessingGroup" xmlns:wpi="http://schemas.microsoft.com/office/word/2010/wordprocessingInk" xmlns:wne="http://schemas.microsoft.com/office/word/2006/wordml" xmlns:wps="http://schemas.microsoft.com/office/word/2010/wordprocessingShape" mc:Ignorable="w14 w15 w16se w16cid w16 w16cex w16sdtdh w16sdtfl w16du wp14">
+  <w:footnote w:type="separator" w:id="-1">
+    <w:p>
+      <w:pPr>
+        <w:spacing w:after="0" w:line="240" w:lineRule="auto"/>
+      </w:pPr>
+      <w:r>
+        <w:separator/>
+      </w:r>
+    </w:p>
+  </w:footnote>
+  <w:footnote w:type="continuationSeparator" w:id="0">
+    <w:p>
+      <w:pPr>
+        <w:spacing w:after="0" w:line="240" w:lineRule="auto"/>
+      </w:pPr>
+      <w:r>
+        <w:continuationSeparator/>
+      </w:r>
+    </w:p>
+  </w:footnote>
+</w:footnotes>
+</file>
+
 <file path=word/numbering.xml><?xml version="1.0" encoding="utf-8"?>
 <w:numbering xmlns:wpc="http://schemas.microsoft.com/office/word/2010/wordprocessingCanvas" xmlns:cx="http://schemas.microsoft.com/office/drawing/2014/chartex" xmlns:cx1="http://schemas.microsoft.com/office/drawing/2015/9/8/chartex" xmlns:cx2="http://schemas.microsoft.com/office/drawing/2015/10/21/chartex" xmlns:cx3="http://schemas.microsoft.com/office/drawing/2016/5/9/chartex" xmlns:cx4="http://schemas.microsoft.com/office/drawing/2016/5/10/chartex" xmlns:cx5="http://schemas.microsoft.com/office/drawing/2016/5/11/chartex" xmlns:cx6="http://schemas.microsoft.com/office/drawing/2016/5/12/chartex" xmlns:cx7="http://schemas.microsoft.com/office/drawing/2016/5/13/chartex" xmlns:cx8="http://schemas.microsoft.com/office/drawing/2016/5/14/chartex" xmlns:mc="http://schemas.openxmlformats.org/markup-compatibility/2006" xmlns:aink="http://schemas.microsoft.com/office/drawing/2016/ink" xmlns:am3d="http://schemas.microsoft.com/office/drawing/2017/model3d" xmlns:o="urn:schemas-microsoft-com:office:office" xmlns:oel="http://schemas.microsoft.com/office/2019/extlst" xmlns:r="http://schemas.openxmlformats.org/officeDocument/2006/relationships" xmlns:m="http://schemas.openxmlformats.org/officeDocument/2006/math" xmlns:v="urn:schemas-microsoft-com:vml" xmlns:wp14="http://schemas.microsoft.com/office/word/2010/wordprocessingDrawing" xmlns:wp="http://schemas.openxmlformats.org/drawingml/2006/wordprocessingDrawing" xmlns:w10="urn:schemas-microsoft-com:office:word" xmlns:w="http://schemas.openxmlformats.org/wordprocessingml/2006/main" xmlns:w14="http://schemas.microsoft.com/office/word/2010/wordml" xmlns:w15="http://schemas.microsoft.com/office/word/2012/wordml" xmlns:w16cex="http://schemas.microsoft.com/office/word/2018/wordml/cex" xmlns:w16cid="http://schemas.microsoft.com/office/word/2016/wordml/cid" xmlns:w16="http://schemas.microsoft.com/office/word/2018/wordml" xmlns:w16du="http://schemas.microsoft.com/office/word/2023/wordml/word16du" xmlns:w16sdtdh="http://schemas.microsoft.com/office/word/2020/wordml/sdtdatahash" xmlns:w16sdtfl="http://schemas.microsoft.com/office/word/2024/wordml/sdtformatlock" xmlns:w16se="http://schemas.microsoft.com/office/word/2015/wordml/symex" xmlns:wpg="http://schemas.microsoft.com/office/word/2010/wordprocessingGroup" xmlns:wpi="http://schemas.microsoft.com/office/word/2010/wordprocessingInk" xmlns:wne="http://schemas.microsoft.com/office/word/2006/wordml" xmlns:wps="http://schemas.microsoft.com/office/word/2010/wordprocessingShape" mc:Ignorable="w14 w15 w16se w16cid w16 w16cex w16sdtdh w16sdtfl w16du wp14">
   <w:abstractNum w:abstractNumId="0" w15:restartNumberingAfterBreak="0">
@@ -2575,6 +3556,304 @@
     </w:lvl>
   </w:abstractNum>
   <w:abstractNum w:abstractNumId="3" w15:restartNumberingAfterBreak="0">
+    <w:nsid w:val="201862CB"/>
+    <w:multiLevelType w:val="multilevel"/>
+    <w:tmpl w:val="BA76F102"/>
+    <w:lvl w:ilvl="0">
+      <w:start w:val="1"/>
+      <w:numFmt w:val="bullet"/>
+      <w:lvlText w:val=""/>
+      <w:lvlJc w:val="left"/>
+      <w:pPr>
+        <w:tabs>
+          <w:tab w:val="num" w:pos="720"/>
+        </w:tabs>
+        <w:ind w:left="720" w:hanging="360"/>
+      </w:pPr>
+      <w:rPr>
+        <w:rFonts w:ascii="Symbol" w:hAnsi="Symbol" w:hint="default"/>
+        <w:sz w:val="20"/>
+      </w:rPr>
+    </w:lvl>
+    <w:lvl w:ilvl="1" w:tentative="1">
+      <w:start w:val="1"/>
+      <w:numFmt w:val="bullet"/>
+      <w:lvlText w:val="o"/>
+      <w:lvlJc w:val="left"/>
+      <w:pPr>
+        <w:tabs>
+          <w:tab w:val="num" w:pos="1440"/>
+        </w:tabs>
+        <w:ind w:left="1440" w:hanging="360"/>
+      </w:pPr>
+      <w:rPr>
+        <w:rFonts w:ascii="Courier New" w:hAnsi="Courier New" w:hint="default"/>
+        <w:sz w:val="20"/>
+      </w:rPr>
+    </w:lvl>
+    <w:lvl w:ilvl="2" w:tentative="1">
+      <w:start w:val="1"/>
+      <w:numFmt w:val="bullet"/>
+      <w:lvlText w:val=""/>
+      <w:lvlJc w:val="left"/>
+      <w:pPr>
+        <w:tabs>
+          <w:tab w:val="num" w:pos="2160"/>
+        </w:tabs>
+        <w:ind w:left="2160" w:hanging="360"/>
+      </w:pPr>
+      <w:rPr>
+        <w:rFonts w:ascii="Wingdings" w:hAnsi="Wingdings" w:hint="default"/>
+        <w:sz w:val="20"/>
+      </w:rPr>
+    </w:lvl>
+    <w:lvl w:ilvl="3" w:tentative="1">
+      <w:start w:val="1"/>
+      <w:numFmt w:val="bullet"/>
+      <w:lvlText w:val=""/>
+      <w:lvlJc w:val="left"/>
+      <w:pPr>
+        <w:tabs>
+          <w:tab w:val="num" w:pos="2880"/>
+        </w:tabs>
+        <w:ind w:left="2880" w:hanging="360"/>
+      </w:pPr>
+      <w:rPr>
+        <w:rFonts w:ascii="Wingdings" w:hAnsi="Wingdings" w:hint="default"/>
+        <w:sz w:val="20"/>
+      </w:rPr>
+    </w:lvl>
+    <w:lvl w:ilvl="4" w:tentative="1">
+      <w:start w:val="1"/>
+      <w:numFmt w:val="bullet"/>
+      <w:lvlText w:val=""/>
+      <w:lvlJc w:val="left"/>
+      <w:pPr>
+        <w:tabs>
+          <w:tab w:val="num" w:pos="3600"/>
+        </w:tabs>
+        <w:ind w:left="3600" w:hanging="360"/>
+      </w:pPr>
+      <w:rPr>
+        <w:rFonts w:ascii="Wingdings" w:hAnsi="Wingdings" w:hint="default"/>
+        <w:sz w:val="20"/>
+      </w:rPr>
+    </w:lvl>
+    <w:lvl w:ilvl="5" w:tentative="1">
+      <w:start w:val="1"/>
+      <w:numFmt w:val="bullet"/>
+      <w:lvlText w:val=""/>
+      <w:lvlJc w:val="left"/>
+      <w:pPr>
+        <w:tabs>
+          <w:tab w:val="num" w:pos="4320"/>
+        </w:tabs>
+        <w:ind w:left="4320" w:hanging="360"/>
+      </w:pPr>
+      <w:rPr>
+        <w:rFonts w:ascii="Wingdings" w:hAnsi="Wingdings" w:hint="default"/>
+        <w:sz w:val="20"/>
+      </w:rPr>
+    </w:lvl>
+    <w:lvl w:ilvl="6" w:tentative="1">
+      <w:start w:val="1"/>
+      <w:numFmt w:val="bullet"/>
+      <w:lvlText w:val=""/>
+      <w:lvlJc w:val="left"/>
+      <w:pPr>
+        <w:tabs>
+          <w:tab w:val="num" w:pos="5040"/>
+        </w:tabs>
+        <w:ind w:left="5040" w:hanging="360"/>
+      </w:pPr>
+      <w:rPr>
+        <w:rFonts w:ascii="Wingdings" w:hAnsi="Wingdings" w:hint="default"/>
+        <w:sz w:val="20"/>
+      </w:rPr>
+    </w:lvl>
+    <w:lvl w:ilvl="7" w:tentative="1">
+      <w:start w:val="1"/>
+      <w:numFmt w:val="bullet"/>
+      <w:lvlText w:val=""/>
+      <w:lvlJc w:val="left"/>
+      <w:pPr>
+        <w:tabs>
+          <w:tab w:val="num" w:pos="5760"/>
+        </w:tabs>
+        <w:ind w:left="5760" w:hanging="360"/>
+      </w:pPr>
+      <w:rPr>
+        <w:rFonts w:ascii="Wingdings" w:hAnsi="Wingdings" w:hint="default"/>
+        <w:sz w:val="20"/>
+      </w:rPr>
+    </w:lvl>
+    <w:lvl w:ilvl="8" w:tentative="1">
+      <w:start w:val="1"/>
+      <w:numFmt w:val="bullet"/>
+      <w:lvlText w:val=""/>
+      <w:lvlJc w:val="left"/>
+      <w:pPr>
+        <w:tabs>
+          <w:tab w:val="num" w:pos="6480"/>
+        </w:tabs>
+        <w:ind w:left="6480" w:hanging="360"/>
+      </w:pPr>
+      <w:rPr>
+        <w:rFonts w:ascii="Wingdings" w:hAnsi="Wingdings" w:hint="default"/>
+        <w:sz w:val="20"/>
+      </w:rPr>
+    </w:lvl>
+  </w:abstractNum>
+  <w:abstractNum w:abstractNumId="4" w15:restartNumberingAfterBreak="0">
+    <w:nsid w:val="32616D0A"/>
+    <w:multiLevelType w:val="multilevel"/>
+    <w:tmpl w:val="C7E04E72"/>
+    <w:lvl w:ilvl="0">
+      <w:start w:val="1"/>
+      <w:numFmt w:val="bullet"/>
+      <w:lvlText w:val=""/>
+      <w:lvlJc w:val="left"/>
+      <w:pPr>
+        <w:tabs>
+          <w:tab w:val="num" w:pos="720"/>
+        </w:tabs>
+        <w:ind w:left="720" w:hanging="360"/>
+      </w:pPr>
+      <w:rPr>
+        <w:rFonts w:ascii="Symbol" w:hAnsi="Symbol" w:hint="default"/>
+        <w:sz w:val="20"/>
+      </w:rPr>
+    </w:lvl>
+    <w:lvl w:ilvl="1" w:tentative="1">
+      <w:start w:val="1"/>
+      <w:numFmt w:val="bullet"/>
+      <w:lvlText w:val="o"/>
+      <w:lvlJc w:val="left"/>
+      <w:pPr>
+        <w:tabs>
+          <w:tab w:val="num" w:pos="1440"/>
+        </w:tabs>
+        <w:ind w:left="1440" w:hanging="360"/>
+      </w:pPr>
+      <w:rPr>
+        <w:rFonts w:ascii="Courier New" w:hAnsi="Courier New" w:hint="default"/>
+        <w:sz w:val="20"/>
+      </w:rPr>
+    </w:lvl>
+    <w:lvl w:ilvl="2" w:tentative="1">
+      <w:start w:val="1"/>
+      <w:numFmt w:val="bullet"/>
+      <w:lvlText w:val=""/>
+      <w:lvlJc w:val="left"/>
+      <w:pPr>
+        <w:tabs>
+          <w:tab w:val="num" w:pos="2160"/>
+        </w:tabs>
+        <w:ind w:left="2160" w:hanging="360"/>
+      </w:pPr>
+      <w:rPr>
+        <w:rFonts w:ascii="Wingdings" w:hAnsi="Wingdings" w:hint="default"/>
+        <w:sz w:val="20"/>
+      </w:rPr>
+    </w:lvl>
+    <w:lvl w:ilvl="3" w:tentative="1">
+      <w:start w:val="1"/>
+      <w:numFmt w:val="bullet"/>
+      <w:lvlText w:val=""/>
+      <w:lvlJc w:val="left"/>
+      <w:pPr>
+        <w:tabs>
+          <w:tab w:val="num" w:pos="2880"/>
+        </w:tabs>
+        <w:ind w:left="2880" w:hanging="360"/>
+      </w:pPr>
+      <w:rPr>
+        <w:rFonts w:ascii="Wingdings" w:hAnsi="Wingdings" w:hint="default"/>
+        <w:sz w:val="20"/>
+      </w:rPr>
+    </w:lvl>
+    <w:lvl w:ilvl="4" w:tentative="1">
+      <w:start w:val="1"/>
+      <w:numFmt w:val="bullet"/>
+      <w:lvlText w:val=""/>
+      <w:lvlJc w:val="left"/>
+      <w:pPr>
+        <w:tabs>
+          <w:tab w:val="num" w:pos="3600"/>
+        </w:tabs>
+        <w:ind w:left="3600" w:hanging="360"/>
+      </w:pPr>
+      <w:rPr>
+        <w:rFonts w:ascii="Wingdings" w:hAnsi="Wingdings" w:hint="default"/>
+        <w:sz w:val="20"/>
+      </w:rPr>
+    </w:lvl>
+    <w:lvl w:ilvl="5" w:tentative="1">
+      <w:start w:val="1"/>
+      <w:numFmt w:val="bullet"/>
+      <w:lvlText w:val=""/>
+      <w:lvlJc w:val="left"/>
+      <w:pPr>
+        <w:tabs>
+          <w:tab w:val="num" w:pos="4320"/>
+        </w:tabs>
+        <w:ind w:left="4320" w:hanging="360"/>
+      </w:pPr>
+      <w:rPr>
+        <w:rFonts w:ascii="Wingdings" w:hAnsi="Wingdings" w:hint="default"/>
+        <w:sz w:val="20"/>
+      </w:rPr>
+    </w:lvl>
+    <w:lvl w:ilvl="6" w:tentative="1">
+      <w:start w:val="1"/>
+      <w:numFmt w:val="bullet"/>
+      <w:lvlText w:val=""/>
+      <w:lvlJc w:val="left"/>
+      <w:pPr>
+        <w:tabs>
+          <w:tab w:val="num" w:pos="5040"/>
+        </w:tabs>
+        <w:ind w:left="5040" w:hanging="360"/>
+      </w:pPr>
+      <w:rPr>
+        <w:rFonts w:ascii="Wingdings" w:hAnsi="Wingdings" w:hint="default"/>
+        <w:sz w:val="20"/>
+      </w:rPr>
+    </w:lvl>
+    <w:lvl w:ilvl="7" w:tentative="1">
+      <w:start w:val="1"/>
+      <w:numFmt w:val="bullet"/>
+      <w:lvlText w:val=""/>
+      <w:lvlJc w:val="left"/>
+      <w:pPr>
+        <w:tabs>
+          <w:tab w:val="num" w:pos="5760"/>
+        </w:tabs>
+        <w:ind w:left="5760" w:hanging="360"/>
+      </w:pPr>
+      <w:rPr>
+        <w:rFonts w:ascii="Wingdings" w:hAnsi="Wingdings" w:hint="default"/>
+        <w:sz w:val="20"/>
+      </w:rPr>
+    </w:lvl>
+    <w:lvl w:ilvl="8" w:tentative="1">
+      <w:start w:val="1"/>
+      <w:numFmt w:val="bullet"/>
+      <w:lvlText w:val=""/>
+      <w:lvlJc w:val="left"/>
+      <w:pPr>
+        <w:tabs>
+          <w:tab w:val="num" w:pos="6480"/>
+        </w:tabs>
+        <w:ind w:left="6480" w:hanging="360"/>
+      </w:pPr>
+      <w:rPr>
+        <w:rFonts w:ascii="Wingdings" w:hAnsi="Wingdings" w:hint="default"/>
+        <w:sz w:val="20"/>
+      </w:rPr>
+    </w:lvl>
+  </w:abstractNum>
+  <w:abstractNum w:abstractNumId="5" w15:restartNumberingAfterBreak="0">
     <w:nsid w:val="37F14B0E"/>
     <w:multiLevelType w:val="hybridMultilevel"/>
     <w:tmpl w:val="E3060858"/>
@@ -2688,7 +3967,233 @@
       </w:rPr>
     </w:lvl>
   </w:abstractNum>
-  <w:abstractNum w:abstractNumId="4" w15:restartNumberingAfterBreak="0">
+  <w:abstractNum w:abstractNumId="6" w15:restartNumberingAfterBreak="0">
+    <w:nsid w:val="50D07E1F"/>
+    <w:multiLevelType w:val="hybridMultilevel"/>
+    <w:tmpl w:val="B6CAED0A"/>
+    <w:lvl w:ilvl="0" w:tplc="18090001">
+      <w:start w:val="1"/>
+      <w:numFmt w:val="bullet"/>
+      <w:lvlText w:val=""/>
+      <w:lvlJc w:val="left"/>
+      <w:pPr>
+        <w:ind w:left="1080" w:hanging="360"/>
+      </w:pPr>
+      <w:rPr>
+        <w:rFonts w:ascii="Symbol" w:hAnsi="Symbol" w:hint="default"/>
+      </w:rPr>
+    </w:lvl>
+    <w:lvl w:ilvl="1" w:tplc="18090003" w:tentative="1">
+      <w:start w:val="1"/>
+      <w:numFmt w:val="bullet"/>
+      <w:lvlText w:val="o"/>
+      <w:lvlJc w:val="left"/>
+      <w:pPr>
+        <w:ind w:left="1800" w:hanging="360"/>
+      </w:pPr>
+      <w:rPr>
+        <w:rFonts w:ascii="Courier New" w:hAnsi="Courier New" w:cs="Courier New" w:hint="default"/>
+      </w:rPr>
+    </w:lvl>
+    <w:lvl w:ilvl="2" w:tplc="18090005" w:tentative="1">
+      <w:start w:val="1"/>
+      <w:numFmt w:val="bullet"/>
+      <w:lvlText w:val=""/>
+      <w:lvlJc w:val="left"/>
+      <w:pPr>
+        <w:ind w:left="2520" w:hanging="360"/>
+      </w:pPr>
+      <w:rPr>
+        <w:rFonts w:ascii="Wingdings" w:hAnsi="Wingdings" w:hint="default"/>
+      </w:rPr>
+    </w:lvl>
+    <w:lvl w:ilvl="3" w:tplc="18090001" w:tentative="1">
+      <w:start w:val="1"/>
+      <w:numFmt w:val="bullet"/>
+      <w:lvlText w:val=""/>
+      <w:lvlJc w:val="left"/>
+      <w:pPr>
+        <w:ind w:left="3240" w:hanging="360"/>
+      </w:pPr>
+      <w:rPr>
+        <w:rFonts w:ascii="Symbol" w:hAnsi="Symbol" w:hint="default"/>
+      </w:rPr>
+    </w:lvl>
+    <w:lvl w:ilvl="4" w:tplc="18090003" w:tentative="1">
+      <w:start w:val="1"/>
+      <w:numFmt w:val="bullet"/>
+      <w:lvlText w:val="o"/>
+      <w:lvlJc w:val="left"/>
+      <w:pPr>
+        <w:ind w:left="3960" w:hanging="360"/>
+      </w:pPr>
+      <w:rPr>
+        <w:rFonts w:ascii="Courier New" w:hAnsi="Courier New" w:cs="Courier New" w:hint="default"/>
+      </w:rPr>
+    </w:lvl>
+    <w:lvl w:ilvl="5" w:tplc="18090005" w:tentative="1">
+      <w:start w:val="1"/>
+      <w:numFmt w:val="bullet"/>
+      <w:lvlText w:val=""/>
+      <w:lvlJc w:val="left"/>
+      <w:pPr>
+        <w:ind w:left="4680" w:hanging="360"/>
+      </w:pPr>
+      <w:rPr>
+        <w:rFonts w:ascii="Wingdings" w:hAnsi="Wingdings" w:hint="default"/>
+      </w:rPr>
+    </w:lvl>
+    <w:lvl w:ilvl="6" w:tplc="18090001" w:tentative="1">
+      <w:start w:val="1"/>
+      <w:numFmt w:val="bullet"/>
+      <w:lvlText w:val=""/>
+      <w:lvlJc w:val="left"/>
+      <w:pPr>
+        <w:ind w:left="5400" w:hanging="360"/>
+      </w:pPr>
+      <w:rPr>
+        <w:rFonts w:ascii="Symbol" w:hAnsi="Symbol" w:hint="default"/>
+      </w:rPr>
+    </w:lvl>
+    <w:lvl w:ilvl="7" w:tplc="18090003" w:tentative="1">
+      <w:start w:val="1"/>
+      <w:numFmt w:val="bullet"/>
+      <w:lvlText w:val="o"/>
+      <w:lvlJc w:val="left"/>
+      <w:pPr>
+        <w:ind w:left="6120" w:hanging="360"/>
+      </w:pPr>
+      <w:rPr>
+        <w:rFonts w:ascii="Courier New" w:hAnsi="Courier New" w:cs="Courier New" w:hint="default"/>
+      </w:rPr>
+    </w:lvl>
+    <w:lvl w:ilvl="8" w:tplc="18090005" w:tentative="1">
+      <w:start w:val="1"/>
+      <w:numFmt w:val="bullet"/>
+      <w:lvlText w:val=""/>
+      <w:lvlJc w:val="left"/>
+      <w:pPr>
+        <w:ind w:left="6840" w:hanging="360"/>
+      </w:pPr>
+      <w:rPr>
+        <w:rFonts w:ascii="Wingdings" w:hAnsi="Wingdings" w:hint="default"/>
+      </w:rPr>
+    </w:lvl>
+  </w:abstractNum>
+  <w:abstractNum w:abstractNumId="7" w15:restartNumberingAfterBreak="0">
+    <w:nsid w:val="598D4A85"/>
+    <w:multiLevelType w:val="hybridMultilevel"/>
+    <w:tmpl w:val="4D1CB6B2"/>
+    <w:lvl w:ilvl="0" w:tplc="18090001">
+      <w:start w:val="1"/>
+      <w:numFmt w:val="bullet"/>
+      <w:lvlText w:val=""/>
+      <w:lvlJc w:val="left"/>
+      <w:pPr>
+        <w:ind w:left="720" w:hanging="360"/>
+      </w:pPr>
+      <w:rPr>
+        <w:rFonts w:ascii="Symbol" w:hAnsi="Symbol" w:hint="default"/>
+      </w:rPr>
+    </w:lvl>
+    <w:lvl w:ilvl="1" w:tplc="18090003" w:tentative="1">
+      <w:start w:val="1"/>
+      <w:numFmt w:val="bullet"/>
+      <w:lvlText w:val="o"/>
+      <w:lvlJc w:val="left"/>
+      <w:pPr>
+        <w:ind w:left="1440" w:hanging="360"/>
+      </w:pPr>
+      <w:rPr>
+        <w:rFonts w:ascii="Courier New" w:hAnsi="Courier New" w:cs="Courier New" w:hint="default"/>
+      </w:rPr>
+    </w:lvl>
+    <w:lvl w:ilvl="2" w:tplc="18090005" w:tentative="1">
+      <w:start w:val="1"/>
+      <w:numFmt w:val="bullet"/>
+      <w:lvlText w:val=""/>
+      <w:lvlJc w:val="left"/>
+      <w:pPr>
+        <w:ind w:left="2160" w:hanging="360"/>
+      </w:pPr>
+      <w:rPr>
+        <w:rFonts w:ascii="Wingdings" w:hAnsi="Wingdings" w:hint="default"/>
+      </w:rPr>
+    </w:lvl>
+    <w:lvl w:ilvl="3" w:tplc="18090001" w:tentative="1">
+      <w:start w:val="1"/>
+      <w:numFmt w:val="bullet"/>
+      <w:lvlText w:val=""/>
+      <w:lvlJc w:val="left"/>
+      <w:pPr>
+        <w:ind w:left="2880" w:hanging="360"/>
+      </w:pPr>
+      <w:rPr>
+        <w:rFonts w:ascii="Symbol" w:hAnsi="Symbol" w:hint="default"/>
+      </w:rPr>
+    </w:lvl>
+    <w:lvl w:ilvl="4" w:tplc="18090003" w:tentative="1">
+      <w:start w:val="1"/>
+      <w:numFmt w:val="bullet"/>
+      <w:lvlText w:val="o"/>
+      <w:lvlJc w:val="left"/>
+      <w:pPr>
+        <w:ind w:left="3600" w:hanging="360"/>
+      </w:pPr>
+      <w:rPr>
+        <w:rFonts w:ascii="Courier New" w:hAnsi="Courier New" w:cs="Courier New" w:hint="default"/>
+      </w:rPr>
+    </w:lvl>
+    <w:lvl w:ilvl="5" w:tplc="18090005" w:tentative="1">
+      <w:start w:val="1"/>
+      <w:numFmt w:val="bullet"/>
+      <w:lvlText w:val=""/>
+      <w:lvlJc w:val="left"/>
+      <w:pPr>
+        <w:ind w:left="4320" w:hanging="360"/>
+      </w:pPr>
+      <w:rPr>
+        <w:rFonts w:ascii="Wingdings" w:hAnsi="Wingdings" w:hint="default"/>
+      </w:rPr>
+    </w:lvl>
+    <w:lvl w:ilvl="6" w:tplc="18090001" w:tentative="1">
+      <w:start w:val="1"/>
+      <w:numFmt w:val="bullet"/>
+      <w:lvlText w:val=""/>
+      <w:lvlJc w:val="left"/>
+      <w:pPr>
+        <w:ind w:left="5040" w:hanging="360"/>
+      </w:pPr>
+      <w:rPr>
+        <w:rFonts w:ascii="Symbol" w:hAnsi="Symbol" w:hint="default"/>
+      </w:rPr>
+    </w:lvl>
+    <w:lvl w:ilvl="7" w:tplc="18090003" w:tentative="1">
+      <w:start w:val="1"/>
+      <w:numFmt w:val="bullet"/>
+      <w:lvlText w:val="o"/>
+      <w:lvlJc w:val="left"/>
+      <w:pPr>
+        <w:ind w:left="5760" w:hanging="360"/>
+      </w:pPr>
+      <w:rPr>
+        <w:rFonts w:ascii="Courier New" w:hAnsi="Courier New" w:cs="Courier New" w:hint="default"/>
+      </w:rPr>
+    </w:lvl>
+    <w:lvl w:ilvl="8" w:tplc="18090005" w:tentative="1">
+      <w:start w:val="1"/>
+      <w:numFmt w:val="bullet"/>
+      <w:lvlText w:val=""/>
+      <w:lvlJc w:val="left"/>
+      <w:pPr>
+        <w:ind w:left="6480" w:hanging="360"/>
+      </w:pPr>
+      <w:rPr>
+        <w:rFonts w:ascii="Wingdings" w:hAnsi="Wingdings" w:hint="default"/>
+      </w:rPr>
+    </w:lvl>
+  </w:abstractNum>
+  <w:abstractNum w:abstractNumId="8" w15:restartNumberingAfterBreak="0">
     <w:nsid w:val="6721352A"/>
     <w:multiLevelType w:val="hybridMultilevel"/>
     <w:tmpl w:val="ABD6C7F8"/>
@@ -2802,7 +4307,7 @@
     </w:lvl>
   </w:abstractNum>
   <w:num w:numId="1" w16cid:durableId="1894853277">
-    <w:abstractNumId w:val="3"/>
+    <w:abstractNumId w:val="5"/>
   </w:num>
   <w:num w:numId="2" w16cid:durableId="868028385">
     <w:abstractNumId w:val="1"/>
@@ -2814,7 +4319,19 @@
     <w:abstractNumId w:val="2"/>
   </w:num>
   <w:num w:numId="5" w16cid:durableId="1990087424">
+    <w:abstractNumId w:val="8"/>
+  </w:num>
+  <w:num w:numId="6" w16cid:durableId="772435312">
+    <w:abstractNumId w:val="3"/>
+  </w:num>
+  <w:num w:numId="7" w16cid:durableId="1704936356">
     <w:abstractNumId w:val="4"/>
+  </w:num>
+  <w:num w:numId="8" w16cid:durableId="1271475097">
+    <w:abstractNumId w:val="7"/>
+  </w:num>
+  <w:num w:numId="9" w16cid:durableId="1019166445">
+    <w:abstractNumId w:val="6"/>
   </w:num>
 </w:numbering>
 </file>
@@ -3750,7 +5267,6 @@
     <w:name w:val="Normal (Web)"/>
     <w:basedOn w:val="Normal"/>
     <w:uiPriority w:val="99"/>
-    <w:semiHidden/>
     <w:unhideWhenUsed/>
     <w:rsid w:val="00701810"/>
     <w:pPr>
@@ -3813,6 +5329,50 @@
         <w:insideV w:val="single" w:sz="4" w:space="0" w:color="auto"/>
       </w:tblBorders>
     </w:tblPr>
+  </w:style>
+  <w:style w:type="paragraph" w:styleId="Header">
+    <w:name w:val="header"/>
+    <w:basedOn w:val="Normal"/>
+    <w:link w:val="HeaderChar"/>
+    <w:uiPriority w:val="99"/>
+    <w:unhideWhenUsed/>
+    <w:rsid w:val="001E367B"/>
+    <w:pPr>
+      <w:tabs>
+        <w:tab w:val="center" w:pos="4513"/>
+        <w:tab w:val="right" w:pos="9026"/>
+      </w:tabs>
+      <w:spacing w:after="0" w:line="240" w:lineRule="auto"/>
+    </w:pPr>
+  </w:style>
+  <w:style w:type="character" w:customStyle="1" w:styleId="HeaderChar">
+    <w:name w:val="Header Char"/>
+    <w:basedOn w:val="DefaultParagraphFont"/>
+    <w:link w:val="Header"/>
+    <w:uiPriority w:val="99"/>
+    <w:rsid w:val="001E367B"/>
+  </w:style>
+  <w:style w:type="paragraph" w:styleId="Footer">
+    <w:name w:val="footer"/>
+    <w:basedOn w:val="Normal"/>
+    <w:link w:val="FooterChar"/>
+    <w:uiPriority w:val="99"/>
+    <w:unhideWhenUsed/>
+    <w:rsid w:val="001E367B"/>
+    <w:pPr>
+      <w:tabs>
+        <w:tab w:val="center" w:pos="4513"/>
+        <w:tab w:val="right" w:pos="9026"/>
+      </w:tabs>
+      <w:spacing w:after="0" w:line="240" w:lineRule="auto"/>
+    </w:pPr>
+  </w:style>
+  <w:style w:type="character" w:customStyle="1" w:styleId="FooterChar">
+    <w:name w:val="Footer Char"/>
+    <w:basedOn w:val="DefaultParagraphFont"/>
+    <w:link w:val="Footer"/>
+    <w:uiPriority w:val="99"/>
+    <w:rsid w:val="001E367B"/>
   </w:style>
 </w:styles>
 </file>

--- a/CA1-Predicting_Full_Room_Occupancy_in_Small_Pub.docx
+++ b/CA1-Predicting_Full_Room_Occupancy_in_Small_Pub.docx
@@ -75,7 +75,19 @@
         <w:rPr>
           <w:rFonts w:ascii="Arial" w:hAnsi="Arial" w:cs="Arial"/>
         </w:rPr>
-        <w:t>For this project, historical booking data from the accommodation's first year of operation will be used and analysed to identify useful patterns associated with full occupancy. These patterns will help determine the factors that contribute to all six rooms being booked at a particular time during the summer season and may help the business identify and optimise opportunities to increase occupancy.</w:t>
+        <w:t xml:space="preserve">For this project, historical booking data from the accommodation's first year of operation will be used and analysed to identify useful patterns associated with full occupancy. </w:t>
+      </w:r>
+      <w:r>
+        <w:rPr>
+          <w:rFonts w:ascii="Arial" w:hAnsi="Arial" w:cs="Arial"/>
+        </w:rPr>
+        <w:t>These patterns will help determine the factors that contribute to all six rooms being booked at a particular time during the summer season and may help the business identify and optimise opportunities to increase occupancy.</w:t>
+      </w:r>
+      <w:r>
+        <w:rPr>
+          <w:rFonts w:ascii="Arial" w:hAnsi="Arial" w:cs="Arial"/>
+        </w:rPr>
+        <w:t xml:space="preserve"> </w:t>
       </w:r>
     </w:p>
     <w:p>
@@ -162,50 +174,52 @@
           <w:lang w:eastAsia="en-US"/>
           <w14:ligatures w14:val="standardContextual"/>
         </w:rPr>
-        <w:t>The business operates in a highly competitive environment, as it is relatively new to the market, has limited amenities to offer, and has limited previous experience in the accommodation sector. The accommodation is located above a pub, which can be noisy on certain nights and may potentially affect the guest experience. In addition, it is located in an area with several competing accommodation options that may offer more amenities at a similar or higher price. These factors may affect its competitiveness and customers’ booking decisions, particularly when compared with alternative accommodation in the same area.</w:t>
-      </w:r>
-    </w:p>
-    <w:p>
-      <w:pPr>
-        <w:pStyle w:val="NormalWeb"/>
-        <w:jc w:val="both"/>
+        <w:t xml:space="preserve">The business operates in a highly competitive environment, as it is relatively new to the market, has limited amenities to offer, and has limited previous experience in the accommodation sector. The accommodation is located above a pub, which can be noisy on certain nights and may potentially affect the guest experience. In addition, it </w:t>
+      </w:r>
+      <w:proofErr w:type="gramStart"/>
+      <w:r>
         <w:rPr>
           <w:rFonts w:ascii="Arial" w:eastAsiaTheme="minorHAnsi" w:hAnsi="Arial" w:cs="Arial"/>
           <w:kern w:val="2"/>
           <w:lang w:eastAsia="en-US"/>
           <w14:ligatures w14:val="standardContextual"/>
         </w:rPr>
-      </w:pPr>
-    </w:p>
-    <w:p>
-      <w:pPr>
-        <w:pStyle w:val="NormalWeb"/>
-        <w:jc w:val="both"/>
+        <w:t>is located in</w:t>
+      </w:r>
+      <w:proofErr w:type="gramEnd"/>
+      <w:r>
         <w:rPr>
           <w:rFonts w:ascii="Arial" w:eastAsiaTheme="minorHAnsi" w:hAnsi="Arial" w:cs="Arial"/>
           <w:kern w:val="2"/>
           <w:lang w:eastAsia="en-US"/>
           <w14:ligatures w14:val="standardContextual"/>
         </w:rPr>
-      </w:pPr>
-      <w:r>
+        <w:t xml:space="preserve"> an area with several competing accommodation options that may offer more amenities at a similar or higher price. These factors may affect its competitiveness and customers’ booking decisions, particularly when compared with alternative accommodation in the same area.</w:t>
+      </w:r>
+    </w:p>
+    <w:p>
+      <w:pPr>
+        <w:pStyle w:val="NormalWeb"/>
+        <w:jc w:val="both"/>
         <w:rPr>
           <w:rFonts w:ascii="Arial" w:eastAsiaTheme="minorHAnsi" w:hAnsi="Arial" w:cs="Arial"/>
           <w:kern w:val="2"/>
           <w:lang w:eastAsia="en-US"/>
           <w14:ligatures w14:val="standardContextual"/>
         </w:rPr>
-        <w:t>After collecting, organising, analysing, and interpreting historical data (Data Analytics), such as past occupancy and reservation patterns, predictive modelling can be used to forecast future outcomes. This may include predicting cancellations and no-shows, as well as demand forecasting, such as estimating the probability of achieving full occupancy, which is the main aim of this project.</w:t>
-      </w:r>
-      <w:r>
+      </w:pPr>
+    </w:p>
+    <w:p>
+      <w:pPr>
+        <w:pStyle w:val="NormalWeb"/>
+        <w:jc w:val="both"/>
         <w:rPr>
           <w:rFonts w:ascii="Arial" w:eastAsiaTheme="minorHAnsi" w:hAnsi="Arial" w:cs="Arial"/>
           <w:kern w:val="2"/>
           <w:lang w:eastAsia="en-US"/>
           <w14:ligatures w14:val="standardContextual"/>
         </w:rPr>
-        <w:t xml:space="preserve"> </w:t>
-      </w:r>
+      </w:pPr>
       <w:r>
         <w:rPr>
           <w:rFonts w:ascii="Arial" w:eastAsiaTheme="minorHAnsi" w:hAnsi="Arial" w:cs="Arial"/>
@@ -213,8 +227,26 @@
           <w:lang w:eastAsia="en-US"/>
           <w14:ligatures w14:val="standardContextual"/>
         </w:rPr>
+        <w:t>After collecting, organising, analysing, and interpreting historical data (Data Analytics), such as past occupancy and reservation patterns, predictive modelling can be used to forecast future outcomes. This may include predicting cancellations and no-shows, as well as demand forecasting, such as estimating the probability of achieving full occupancy, which is the main aim of this project.</w:t>
+      </w:r>
+      <w:r>
+        <w:rPr>
+          <w:rFonts w:ascii="Arial" w:eastAsiaTheme="minorHAnsi" w:hAnsi="Arial" w:cs="Arial"/>
+          <w:kern w:val="2"/>
+          <w:lang w:eastAsia="en-US"/>
+          <w14:ligatures w14:val="standardContextual"/>
+        </w:rPr>
         <w:t xml:space="preserve"> </w:t>
       </w:r>
+      <w:r>
+        <w:rPr>
+          <w:rFonts w:ascii="Arial" w:eastAsiaTheme="minorHAnsi" w:hAnsi="Arial" w:cs="Arial"/>
+          <w:kern w:val="2"/>
+          <w:lang w:eastAsia="en-US"/>
+          <w14:ligatures w14:val="standardContextual"/>
+        </w:rPr>
+        <w:t xml:space="preserve"> </w:t>
+      </w:r>
     </w:p>
     <w:p>
       <w:pPr>
@@ -228,61 +260,422 @@
           <w:rFonts w:cstheme="minorHAnsi"/>
         </w:rPr>
         <w:lastRenderedPageBreak/>
-        <w:t>4. Aim and Objectives</w:t>
-      </w:r>
-    </w:p>
-    <w:p>
-      <w:pPr>
-        <w:pStyle w:val="NormalWeb"/>
-        <w:ind w:left="360"/>
-        <w:rPr>
-          <w:rFonts w:ascii="Arial" w:hAnsi="Arial" w:cs="Arial"/>
-        </w:rPr>
-      </w:pPr>
-      <w:r>
-        <w:rPr>
-          <w:rFonts w:ascii="Arial" w:hAnsi="Arial" w:cs="Arial"/>
-        </w:rPr>
-        <w:t>The main aim of this project is to analyse historical booking and occupancy data and develop a predictive model to estimate the probability that the small hotel will reach full occupancy during the summer season. Estimating the occupancy rate is a fundamental and critical activity for hotel management because it has a major impact on hotel revenue. Therefore, this project</w:t>
-      </w:r>
-      <w:r>
-        <w:rPr>
-          <w:rFonts w:ascii="Arial" w:hAnsi="Arial" w:cs="Arial"/>
-        </w:rPr>
-        <w:t xml:space="preserve"> also</w:t>
-      </w:r>
-      <w:r>
-        <w:rPr>
-          <w:rFonts w:ascii="Arial" w:hAnsi="Arial" w:cs="Arial"/>
-        </w:rPr>
-        <w:t xml:space="preserve"> aims to help increase operational efficiency, support marketing planning, improve pricing strategies, support strategic decision-making, and gain a competitive advantage. To achieve this, the following main objectives need to be reached:</w:t>
-      </w:r>
-    </w:p>
-    <w:p>
-      <w:pPr>
-        <w:pStyle w:val="NormalWeb"/>
-        <w:ind w:left="360"/>
-        <w:rPr>
-          <w:rFonts w:ascii="Arial" w:hAnsi="Arial" w:cs="Arial"/>
-        </w:rPr>
-      </w:pPr>
+        <w:t>4</w:t>
+      </w:r>
+      <w:r>
+        <w:rPr>
+          <w:rFonts w:cstheme="minorHAnsi"/>
+        </w:rPr>
+        <w:t>. Aim and Objectives</w:t>
+      </w:r>
+    </w:p>
+    <w:p>
+      <w:pPr>
+        <w:pStyle w:val="NormalWeb"/>
+        <w:jc w:val="both"/>
+        <w:rPr>
+          <w:rFonts w:ascii="Arial" w:eastAsiaTheme="minorHAnsi" w:hAnsi="Arial" w:cs="Arial"/>
+          <w:kern w:val="2"/>
+          <w:lang w:eastAsia="en-US"/>
+          <w14:ligatures w14:val="standardContextual"/>
+        </w:rPr>
+      </w:pPr>
+      <w:r>
+        <w:rPr>
+          <w:rFonts w:ascii="Arial" w:eastAsiaTheme="minorHAnsi" w:hAnsi="Arial" w:cs="Arial"/>
+          <w:kern w:val="2"/>
+          <w:lang w:eastAsia="en-US"/>
+          <w14:ligatures w14:val="standardContextual"/>
+        </w:rPr>
+        <w:t xml:space="preserve">The primary goal of this project is to </w:t>
+      </w:r>
+      <w:proofErr w:type="spellStart"/>
+      <w:r>
+        <w:rPr>
+          <w:rFonts w:ascii="Arial" w:eastAsiaTheme="minorHAnsi" w:hAnsi="Arial" w:cs="Arial"/>
+          <w:kern w:val="2"/>
+          <w:lang w:eastAsia="en-US"/>
+          <w14:ligatures w14:val="standardContextual"/>
+        </w:rPr>
+        <w:t>analyze</w:t>
+      </w:r>
+      <w:proofErr w:type="spellEnd"/>
+      <w:r>
+        <w:rPr>
+          <w:rFonts w:ascii="Arial" w:eastAsiaTheme="minorHAnsi" w:hAnsi="Arial" w:cs="Arial"/>
+          <w:kern w:val="2"/>
+          <w:lang w:eastAsia="en-US"/>
+          <w14:ligatures w14:val="standardContextual"/>
+        </w:rPr>
+        <w:t xml:space="preserve"> historical booking and occupancy data and develop a predictive model to estimate the probability of the small hotel reaching full occupancy during the summer season.</w:t>
+      </w:r>
+      <w:r>
+        <w:rPr>
+          <w:rFonts w:ascii="Arial" w:eastAsiaTheme="minorHAnsi" w:hAnsi="Arial" w:cs="Arial"/>
+          <w:kern w:val="2"/>
+          <w:lang w:eastAsia="en-US"/>
+          <w14:ligatures w14:val="standardContextual"/>
+        </w:rPr>
+        <w:t xml:space="preserve"> It is a fundamental and essential task for the hotel management to estimate the occupancy rate as it greatly influences the hotel revenue.</w:t>
+      </w:r>
+    </w:p>
+    <w:p>
+      <w:pPr>
+        <w:pStyle w:val="NormalWeb"/>
+        <w:jc w:val="both"/>
+        <w:rPr>
+          <w:rFonts w:ascii="Arial" w:eastAsiaTheme="minorHAnsi" w:hAnsi="Arial" w:cs="Arial"/>
+          <w:kern w:val="2"/>
+          <w:lang w:eastAsia="en-US"/>
+          <w14:ligatures w14:val="standardContextual"/>
+        </w:rPr>
+      </w:pPr>
+      <w:r>
+        <w:rPr>
+          <w:rFonts w:ascii="Arial" w:eastAsiaTheme="minorHAnsi" w:hAnsi="Arial" w:cs="Arial"/>
+          <w:kern w:val="2"/>
+          <w:lang w:eastAsia="en-US"/>
+          <w14:ligatures w14:val="standardContextual"/>
+        </w:rPr>
+        <w:t>Therefore, this project also aims to contribute to operational efficiency, to support marketing planning, to improve pricing strategies, to support making strategic choices and to gain a competitive advantage. The main objectives that must be met to be able to achieve this are as follows:</w:t>
+      </w:r>
+    </w:p>
+    <w:p>
+      <w:pPr>
+        <w:pStyle w:val="NormalWeb"/>
+        <w:jc w:val="both"/>
+        <w:rPr>
+          <w:rFonts w:ascii="Arial" w:eastAsiaTheme="minorHAnsi" w:hAnsi="Arial" w:cs="Arial"/>
+          <w:kern w:val="2"/>
+          <w:lang w:eastAsia="en-US"/>
+          <w14:ligatures w14:val="standardContextual"/>
+        </w:rPr>
+      </w:pPr>
+      <w:r>
+        <w:rPr>
+          <w:rFonts w:ascii="Arial" w:eastAsiaTheme="minorHAnsi" w:hAnsi="Arial" w:cs="Arial"/>
+          <w:kern w:val="2"/>
+          <w:lang w:eastAsia="en-US"/>
+          <w14:ligatures w14:val="standardContextual"/>
+        </w:rPr>
+        <w:t xml:space="preserve">• </w:t>
+      </w:r>
+      <w:r>
+        <w:rPr>
+          <w:rFonts w:ascii="Arial" w:eastAsiaTheme="minorHAnsi" w:hAnsi="Arial" w:cs="Arial"/>
+          <w:kern w:val="2"/>
+          <w:lang w:eastAsia="en-US"/>
+          <w14:ligatures w14:val="standardContextual"/>
+        </w:rPr>
+        <w:t>Collect</w:t>
+      </w:r>
+      <w:r>
+        <w:rPr>
+          <w:rFonts w:ascii="Arial" w:eastAsiaTheme="minorHAnsi" w:hAnsi="Arial" w:cs="Arial"/>
+          <w:kern w:val="2"/>
+          <w:lang w:eastAsia="en-US"/>
+          <w14:ligatures w14:val="standardContextual"/>
+        </w:rPr>
+        <w:t xml:space="preserve">, </w:t>
+      </w:r>
+      <w:r>
+        <w:rPr>
+          <w:rFonts w:ascii="Arial" w:eastAsiaTheme="minorHAnsi" w:hAnsi="Arial" w:cs="Arial"/>
+          <w:kern w:val="2"/>
+          <w:lang w:eastAsia="en-US"/>
+          <w14:ligatures w14:val="standardContextual"/>
+        </w:rPr>
+        <w:t>organize</w:t>
+      </w:r>
+      <w:r>
+        <w:rPr>
+          <w:rFonts w:ascii="Arial" w:eastAsiaTheme="minorHAnsi" w:hAnsi="Arial" w:cs="Arial"/>
+          <w:kern w:val="2"/>
+          <w:lang w:eastAsia="en-US"/>
+          <w14:ligatures w14:val="standardContextual"/>
+        </w:rPr>
+        <w:t xml:space="preserve">, </w:t>
+      </w:r>
+      <w:proofErr w:type="spellStart"/>
+      <w:r>
+        <w:rPr>
+          <w:rFonts w:ascii="Arial" w:eastAsiaTheme="minorHAnsi" w:hAnsi="Arial" w:cs="Arial"/>
+          <w:kern w:val="2"/>
+          <w:lang w:eastAsia="en-US"/>
+          <w14:ligatures w14:val="standardContextual"/>
+        </w:rPr>
+        <w:t>analyze</w:t>
+      </w:r>
+      <w:proofErr w:type="spellEnd"/>
+      <w:r>
+        <w:rPr>
+          <w:rFonts w:ascii="Arial" w:eastAsiaTheme="minorHAnsi" w:hAnsi="Arial" w:cs="Arial"/>
+          <w:kern w:val="2"/>
+          <w:lang w:eastAsia="en-US"/>
+          <w14:ligatures w14:val="standardContextual"/>
+        </w:rPr>
+        <w:t xml:space="preserve"> and interpret </w:t>
+      </w:r>
+      <w:r>
+        <w:rPr>
+          <w:rFonts w:ascii="Arial" w:eastAsiaTheme="minorHAnsi" w:hAnsi="Arial" w:cs="Arial"/>
+          <w:kern w:val="2"/>
+          <w:lang w:eastAsia="en-US"/>
+          <w14:ligatures w14:val="standardContextual"/>
+        </w:rPr>
+        <w:t>historical data to identify relationships and trends that influence occupancy trends.</w:t>
+      </w:r>
+    </w:p>
+    <w:p>
+      <w:pPr>
+        <w:pStyle w:val="NormalWeb"/>
+        <w:jc w:val="both"/>
+        <w:rPr>
+          <w:rFonts w:ascii="Arial" w:eastAsiaTheme="minorHAnsi" w:hAnsi="Arial" w:cs="Arial"/>
+          <w:kern w:val="2"/>
+          <w:lang w:eastAsia="en-US"/>
+          <w14:ligatures w14:val="standardContextual"/>
+        </w:rPr>
+      </w:pPr>
+      <w:r>
+        <w:rPr>
+          <w:rFonts w:ascii="Arial" w:eastAsiaTheme="minorHAnsi" w:hAnsi="Arial" w:cs="Arial"/>
+          <w:kern w:val="2"/>
+          <w:lang w:eastAsia="en-US"/>
+          <w14:ligatures w14:val="standardContextual"/>
+        </w:rPr>
+        <w:t xml:space="preserve">• </w:t>
+      </w:r>
+      <w:r>
+        <w:rPr>
+          <w:rFonts w:ascii="Arial" w:eastAsiaTheme="minorHAnsi" w:hAnsi="Arial" w:cs="Arial"/>
+          <w:kern w:val="2"/>
+          <w:lang w:eastAsia="en-US"/>
+          <w14:ligatures w14:val="standardContextual"/>
+        </w:rPr>
+        <w:t xml:space="preserve">Build a predictive classification model to predict the probability of the hotel reaching full occupancy on the </w:t>
+      </w:r>
+      <w:proofErr w:type="spellStart"/>
+      <w:r>
+        <w:rPr>
+          <w:rFonts w:ascii="Arial" w:eastAsiaTheme="minorHAnsi" w:hAnsi="Arial" w:cs="Arial"/>
+          <w:kern w:val="2"/>
+          <w:lang w:eastAsia="en-US"/>
+          <w14:ligatures w14:val="standardContextual"/>
+        </w:rPr>
+        <w:t>preprocessed</w:t>
+      </w:r>
+      <w:proofErr w:type="spellEnd"/>
+      <w:r>
+        <w:rPr>
+          <w:rFonts w:ascii="Arial" w:eastAsiaTheme="minorHAnsi" w:hAnsi="Arial" w:cs="Arial"/>
+          <w:kern w:val="2"/>
+          <w:lang w:eastAsia="en-US"/>
+          <w14:ligatures w14:val="standardContextual"/>
+        </w:rPr>
+        <w:t xml:space="preserve"> data set and provide business insights and recommendations that could help in improving customer satisfaction.</w:t>
+      </w:r>
+    </w:p>
+    <w:p>
+      <w:pPr>
+        <w:pStyle w:val="NormalWeb"/>
+        <w:jc w:val="both"/>
+        <w:rPr>
+          <w:rFonts w:ascii="Arial" w:hAnsi="Arial" w:cs="Arial"/>
+        </w:rPr>
+      </w:pPr>
+      <w:r>
+        <w:rPr>
+          <w:rFonts w:ascii="Arial" w:eastAsiaTheme="minorHAnsi" w:hAnsi="Arial" w:cs="Arial"/>
+          <w:kern w:val="2"/>
+          <w:lang w:eastAsia="en-US"/>
+          <w14:ligatures w14:val="standardContextual"/>
+        </w:rPr>
+        <w:t xml:space="preserve">• </w:t>
+      </w:r>
+      <w:proofErr w:type="spellStart"/>
+      <w:r>
+        <w:rPr>
+          <w:rFonts w:ascii="Arial" w:eastAsiaTheme="minorHAnsi" w:hAnsi="Arial" w:cs="Arial"/>
+          <w:kern w:val="2"/>
+          <w:lang w:eastAsia="en-US"/>
+          <w14:ligatures w14:val="standardContextual"/>
+        </w:rPr>
+        <w:t>A</w:t>
+      </w:r>
+      <w:r>
+        <w:rPr>
+          <w:rFonts w:ascii="Arial" w:eastAsiaTheme="minorHAnsi" w:hAnsi="Arial" w:cs="Arial"/>
+          <w:kern w:val="2"/>
+          <w:lang w:eastAsia="en-US"/>
+          <w14:ligatures w14:val="standardContextual"/>
+        </w:rPr>
+        <w:t>nalyze</w:t>
+      </w:r>
+      <w:proofErr w:type="spellEnd"/>
+      <w:r>
+        <w:rPr>
+          <w:rFonts w:ascii="Arial" w:eastAsiaTheme="minorHAnsi" w:hAnsi="Arial" w:cs="Arial"/>
+          <w:kern w:val="2"/>
+          <w:lang w:eastAsia="en-US"/>
+          <w14:ligatures w14:val="standardContextual"/>
+        </w:rPr>
+        <w:t xml:space="preserve"> customer </w:t>
+      </w:r>
+      <w:proofErr w:type="spellStart"/>
+      <w:r>
+        <w:rPr>
+          <w:rFonts w:ascii="Arial" w:eastAsiaTheme="minorHAnsi" w:hAnsi="Arial" w:cs="Arial"/>
+          <w:kern w:val="2"/>
+          <w:lang w:eastAsia="en-US"/>
+          <w14:ligatures w14:val="standardContextual"/>
+        </w:rPr>
+        <w:t>behavior</w:t>
+      </w:r>
+      <w:proofErr w:type="spellEnd"/>
+      <w:r>
+        <w:rPr>
+          <w:rFonts w:ascii="Arial" w:eastAsiaTheme="minorHAnsi" w:hAnsi="Arial" w:cs="Arial"/>
+          <w:kern w:val="2"/>
+          <w:lang w:eastAsia="en-US"/>
+          <w14:ligatures w14:val="standardContextual"/>
+        </w:rPr>
+        <w:t xml:space="preserve">, competitor offers and retention strategies to know about </w:t>
+      </w:r>
+      <w:r>
+        <w:rPr>
+          <w:rFonts w:ascii="Arial" w:eastAsiaTheme="minorHAnsi" w:hAnsi="Arial" w:cs="Arial"/>
+          <w:kern w:val="2"/>
+          <w:lang w:eastAsia="en-US"/>
+          <w14:ligatures w14:val="standardContextual"/>
+        </w:rPr>
+        <w:t>factors that may influence customers’ booking decisions and occupancy levels.</w:t>
+      </w:r>
+    </w:p>
+    <w:p>
+      <w:pPr>
+        <w:pStyle w:val="Heading3"/>
+        <w:rPr>
+          <w:rFonts w:cstheme="minorHAnsi"/>
+        </w:rPr>
+      </w:pPr>
+      <w:r>
+        <w:rPr>
+          <w:rFonts w:cstheme="minorHAnsi"/>
+        </w:rPr>
+        <w:t>5. Scope</w:t>
+      </w:r>
+    </w:p>
+    <w:p>
+      <w:pPr>
+        <w:pStyle w:val="NormalWeb"/>
+        <w:jc w:val="both"/>
+        <w:rPr>
+          <w:rFonts w:ascii="Arial" w:hAnsi="Arial" w:cs="Arial"/>
+        </w:rPr>
+      </w:pPr>
+      <w:r>
+        <w:rPr>
+          <w:rFonts w:ascii="Arial" w:hAnsi="Arial" w:cs="Arial"/>
+        </w:rPr>
+        <w:t>The project will focus on developing a model to predict whether a small accommodation establishment, consisting of six rooms, will reach full occupancy during the summer season using historical data.</w:t>
+      </w:r>
+    </w:p>
+    <w:p>
+      <w:pPr>
+        <w:pStyle w:val="NormalWeb"/>
+        <w:jc w:val="both"/>
+        <w:rPr>
+          <w:rFonts w:ascii="Arial" w:hAnsi="Arial" w:cs="Arial"/>
+        </w:rPr>
+      </w:pPr>
+      <w:r>
+        <w:rPr>
+          <w:rFonts w:ascii="Arial" w:hAnsi="Arial" w:cs="Arial"/>
+        </w:rPr>
+        <w:t xml:space="preserve">The project will primarily use historical data from the accommodation establishment. However, if the available data </w:t>
+      </w:r>
+      <w:r>
+        <w:rPr>
+          <w:rFonts w:ascii="Arial" w:hAnsi="Arial" w:cs="Arial"/>
+        </w:rPr>
+        <w:t xml:space="preserve">from pulse website </w:t>
+      </w:r>
+      <w:r>
+        <w:rPr>
+          <w:rFonts w:ascii="Arial" w:hAnsi="Arial" w:cs="Arial"/>
+        </w:rPr>
+        <w:t xml:space="preserve">is </w:t>
+      </w:r>
+      <w:r>
+        <w:rPr>
+          <w:rFonts w:ascii="Arial" w:hAnsi="Arial" w:cs="Arial"/>
+        </w:rPr>
+        <w:t>not sufficient</w:t>
+      </w:r>
+      <w:r>
+        <w:rPr>
+          <w:rFonts w:ascii="Arial" w:hAnsi="Arial" w:cs="Arial"/>
+        </w:rPr>
+        <w:t xml:space="preserve">, additional data from the accommodation market </w:t>
+      </w:r>
+      <w:r>
+        <w:rPr>
+          <w:rFonts w:ascii="Arial" w:hAnsi="Arial" w:cs="Arial"/>
+        </w:rPr>
+        <w:t>will</w:t>
+      </w:r>
+      <w:r>
+        <w:rPr>
+          <w:rFonts w:ascii="Arial" w:hAnsi="Arial" w:cs="Arial"/>
+        </w:rPr>
+        <w:t xml:space="preserve"> be used to complement the analysis.</w:t>
+      </w:r>
+    </w:p>
+    <w:p>
+      <w:pPr>
+        <w:pStyle w:val="NormalWeb"/>
+        <w:jc w:val="both"/>
+        <w:rPr>
+          <w:rFonts w:ascii="Arial" w:hAnsi="Arial" w:cs="Arial"/>
+          <w:b/>
+          <w:bCs/>
+        </w:rPr>
+      </w:pPr>
+      <w:r>
+        <w:rPr>
+          <w:rFonts w:ascii="Arial" w:hAnsi="Arial" w:cs="Arial"/>
+          <w:b/>
+          <w:bCs/>
+        </w:rPr>
+        <w:t>Included</w:t>
+      </w:r>
     </w:p>
     <w:p>
       <w:pPr>
         <w:pStyle w:val="NormalWeb"/>
         <w:numPr>
           <w:ilvl w:val="0"/>
-          <w:numId w:val="9"/>
+          <w:numId w:val="12"/>
         </w:numPr>
-        <w:rPr>
-          <w:rFonts w:ascii="Arial" w:hAnsi="Arial" w:cs="Arial"/>
-        </w:rPr>
-      </w:pPr>
-      <w:r>
-        <w:rPr>
-          <w:rFonts w:ascii="Arial" w:hAnsi="Arial" w:cs="Arial"/>
-        </w:rPr>
-        <w:t>Collect, organise, analyse, and interpret historical data to identify patterns and relationships that influence occupancy trends.</w:t>
+        <w:jc w:val="both"/>
+        <w:rPr>
+          <w:rFonts w:ascii="Arial" w:hAnsi="Arial" w:cs="Arial"/>
+        </w:rPr>
+      </w:pPr>
+      <w:r>
+        <w:rPr>
+          <w:rFonts w:ascii="Arial" w:hAnsi="Arial" w:cs="Arial"/>
+          <w:b/>
+          <w:bCs/>
+        </w:rPr>
+        <w:t xml:space="preserve">Capstone Project: </w:t>
+      </w:r>
+      <w:r>
+        <w:rPr>
+          <w:rFonts w:ascii="Arial" w:hAnsi="Arial" w:cs="Arial"/>
+        </w:rPr>
+        <w:t>Select and specify the project to be presented in the capstone, including the problem definition, goals, methodology, data sources, and anticipated deliverables.</w:t>
       </w:r>
     </w:p>
     <w:p>
@@ -290,23 +683,32 @@
         <w:pStyle w:val="NormalWeb"/>
         <w:numPr>
           <w:ilvl w:val="0"/>
-          <w:numId w:val="9"/>
+          <w:numId w:val="12"/>
         </w:numPr>
-        <w:rPr>
-          <w:rFonts w:ascii="Arial" w:hAnsi="Arial" w:cs="Arial"/>
-        </w:rPr>
-      </w:pPr>
-      <w:r>
-        <w:rPr>
-          <w:rFonts w:ascii="Arial" w:hAnsi="Arial" w:cs="Arial"/>
-        </w:rPr>
-        <w:t xml:space="preserve">Using the preprocessed dataset, develop a predictive classification model to estimate the probability of the hotel reaching full occupancy and provide </w:t>
-      </w:r>
-      <w:r>
-        <w:rPr>
-          <w:rFonts w:ascii="Arial" w:hAnsi="Arial" w:cs="Arial"/>
-        </w:rPr>
-        <w:t>business insights and recommendations that could help improve customer satisfaction.</w:t>
+        <w:jc w:val="both"/>
+        <w:rPr>
+          <w:rFonts w:ascii="Arial" w:hAnsi="Arial" w:cs="Arial"/>
+        </w:rPr>
+      </w:pPr>
+      <w:r>
+        <w:rPr>
+          <w:rFonts w:ascii="Arial" w:hAnsi="Arial" w:cs="Arial"/>
+          <w:b/>
+          <w:bCs/>
+        </w:rPr>
+        <w:t>Problem Understanding and Definition:</w:t>
+      </w:r>
+      <w:r>
+        <w:rPr>
+          <w:rFonts w:ascii="Arial" w:hAnsi="Arial" w:cs="Arial"/>
+        </w:rPr>
+        <w:t xml:space="preserve"> </w:t>
+      </w:r>
+      <w:r>
+        <w:rPr>
+          <w:rFonts w:ascii="Arial" w:hAnsi="Arial" w:cs="Arial"/>
+        </w:rPr>
+        <w:t>Problem Definition and Understanding: The project's main goal is to forecast a six-room pub's summertime full occupancy.</w:t>
       </w:r>
     </w:p>
     <w:p>
@@ -314,17 +716,288 @@
         <w:pStyle w:val="NormalWeb"/>
         <w:numPr>
           <w:ilvl w:val="0"/>
-          <w:numId w:val="9"/>
+          <w:numId w:val="12"/>
         </w:numPr>
-        <w:rPr>
-          <w:rFonts w:asciiTheme="minorHAnsi" w:hAnsiTheme="minorHAnsi" w:cstheme="minorHAnsi"/>
-        </w:rPr>
-      </w:pPr>
-      <w:r>
-        <w:rPr>
-          <w:rFonts w:ascii="Arial" w:hAnsi="Arial" w:cs="Arial"/>
-        </w:rPr>
-        <w:t>Analyse customer behaviour, competitor offers, and possible retention strategies to better understand factors that may influence customers' booking decisions and occupancy levels.</w:t>
+        <w:jc w:val="both"/>
+        <w:rPr>
+          <w:rFonts w:ascii="Arial" w:hAnsi="Arial" w:cs="Arial"/>
+        </w:rPr>
+      </w:pPr>
+      <w:r>
+        <w:rPr>
+          <w:rFonts w:ascii="Arial" w:hAnsi="Arial" w:cs="Arial"/>
+          <w:b/>
+          <w:bCs/>
+        </w:rPr>
+        <w:t>Data Collection:</w:t>
+      </w:r>
+      <w:r>
+        <w:rPr>
+          <w:rFonts w:ascii="Arial" w:hAnsi="Arial" w:cs="Arial"/>
+        </w:rPr>
+        <w:t xml:space="preserve"> </w:t>
+      </w:r>
+      <w:r>
+        <w:rPr>
+          <w:rFonts w:ascii="Arial" w:hAnsi="Arial" w:cs="Arial"/>
+        </w:rPr>
+        <w:t>collect</w:t>
+      </w:r>
+      <w:r>
+        <w:rPr>
+          <w:rFonts w:ascii="Arial" w:hAnsi="Arial" w:cs="Arial"/>
+        </w:rPr>
+        <w:t xml:space="preserve">, </w:t>
+      </w:r>
+      <w:r>
+        <w:rPr>
+          <w:rFonts w:ascii="Arial" w:hAnsi="Arial" w:cs="Arial"/>
+        </w:rPr>
+        <w:t>organize</w:t>
+      </w:r>
+      <w:r>
+        <w:rPr>
+          <w:rFonts w:ascii="Arial" w:hAnsi="Arial" w:cs="Arial"/>
+        </w:rPr>
+        <w:t>, and clean up both past and present lodging information, such as reservations, occupancy, availability, room rates, booking dates, and more.</w:t>
+      </w:r>
+    </w:p>
+    <w:p>
+      <w:pPr>
+        <w:pStyle w:val="NormalWeb"/>
+        <w:numPr>
+          <w:ilvl w:val="0"/>
+          <w:numId w:val="12"/>
+        </w:numPr>
+        <w:jc w:val="both"/>
+        <w:rPr>
+          <w:rFonts w:ascii="Arial" w:hAnsi="Arial" w:cs="Arial"/>
+        </w:rPr>
+      </w:pPr>
+      <w:r>
+        <w:rPr>
+          <w:rFonts w:ascii="Arial" w:hAnsi="Arial" w:cs="Arial"/>
+          <w:b/>
+          <w:bCs/>
+        </w:rPr>
+        <w:t>Model Building:</w:t>
+      </w:r>
+      <w:r>
+        <w:rPr>
+          <w:rFonts w:ascii="Arial" w:hAnsi="Arial" w:cs="Arial"/>
+        </w:rPr>
+        <w:t xml:space="preserve"> Select an appropriate machine learning model and build, train, and test it. Several models may be compared; however, as this is a classification problem, the Random Forest Classifier will initially be used.</w:t>
+      </w:r>
+    </w:p>
+    <w:p>
+      <w:pPr>
+        <w:pStyle w:val="NormalWeb"/>
+        <w:numPr>
+          <w:ilvl w:val="0"/>
+          <w:numId w:val="12"/>
+        </w:numPr>
+        <w:jc w:val="both"/>
+        <w:rPr>
+          <w:rFonts w:ascii="Arial" w:hAnsi="Arial" w:cs="Arial"/>
+          <w:b/>
+          <w:bCs/>
+        </w:rPr>
+      </w:pPr>
+      <w:r>
+        <w:rPr>
+          <w:rFonts w:ascii="Arial" w:hAnsi="Arial" w:cs="Arial"/>
+          <w:b/>
+          <w:bCs/>
+        </w:rPr>
+        <w:t>Model Evaluation:</w:t>
+      </w:r>
+      <w:r>
+        <w:rPr>
+          <w:rFonts w:ascii="Arial" w:hAnsi="Arial" w:cs="Arial"/>
+        </w:rPr>
+        <w:t xml:space="preserve"> Use suitable evaluation measures, such as a confusion matrix and recall, to assess the model's accuracy and performance.</w:t>
+      </w:r>
+    </w:p>
+    <w:p>
+      <w:pPr>
+        <w:pStyle w:val="NormalWeb"/>
+        <w:numPr>
+          <w:ilvl w:val="0"/>
+          <w:numId w:val="12"/>
+        </w:numPr>
+        <w:jc w:val="both"/>
+        <w:rPr>
+          <w:rFonts w:ascii="Arial" w:hAnsi="Arial" w:cs="Arial"/>
+          <w:b/>
+          <w:bCs/>
+        </w:rPr>
+      </w:pPr>
+      <w:r>
+        <w:rPr>
+          <w:rFonts w:ascii="Arial" w:hAnsi="Arial" w:cs="Arial"/>
+          <w:b/>
+          <w:bCs/>
+        </w:rPr>
+        <w:lastRenderedPageBreak/>
+        <w:t xml:space="preserve">Results Communication: </w:t>
+      </w:r>
+      <w:r>
+        <w:rPr>
+          <w:rFonts w:ascii="Arial" w:hAnsi="Arial" w:cs="Arial"/>
+        </w:rPr>
+        <w:t>Share the model's findings and offer insights that can help with decision-making and lead to better business outcomes.</w:t>
+      </w:r>
+    </w:p>
+    <w:p>
+      <w:pPr>
+        <w:pStyle w:val="NormalWeb"/>
+        <w:numPr>
+          <w:ilvl w:val="0"/>
+          <w:numId w:val="12"/>
+        </w:numPr>
+        <w:jc w:val="both"/>
+        <w:rPr>
+          <w:rFonts w:ascii="Arial" w:hAnsi="Arial" w:cs="Arial"/>
+          <w:b/>
+          <w:bCs/>
+        </w:rPr>
+      </w:pPr>
+      <w:r>
+        <w:rPr>
+          <w:rFonts w:ascii="Arial" w:hAnsi="Arial" w:cs="Arial"/>
+          <w:b/>
+          <w:bCs/>
+        </w:rPr>
+        <w:t>Model Monitoring and Updating:</w:t>
+      </w:r>
+      <w:r>
+        <w:rPr>
+          <w:rFonts w:ascii="Arial" w:hAnsi="Arial" w:cs="Arial"/>
+        </w:rPr>
+        <w:t xml:space="preserve"> Depending on the model's performance and the availability of fresh data, review and update it as needed.</w:t>
+      </w:r>
+    </w:p>
+    <w:p>
+      <w:pPr>
+        <w:pStyle w:val="NormalWeb"/>
+        <w:jc w:val="both"/>
+        <w:rPr>
+          <w:rFonts w:ascii="Arial" w:hAnsi="Arial" w:cs="Arial"/>
+          <w:b/>
+          <w:bCs/>
+        </w:rPr>
+      </w:pPr>
+      <w:r>
+        <w:rPr>
+          <w:rFonts w:ascii="Arial" w:hAnsi="Arial" w:cs="Arial"/>
+          <w:b/>
+          <w:bCs/>
+        </w:rPr>
+        <w:t>Not included</w:t>
+      </w:r>
+    </w:p>
+    <w:p>
+      <w:pPr>
+        <w:pStyle w:val="NormalWeb"/>
+        <w:jc w:val="both"/>
+        <w:rPr>
+          <w:rFonts w:ascii="Arial" w:hAnsi="Arial" w:cs="Arial"/>
+        </w:rPr>
+      </w:pPr>
+      <w:r>
+        <w:rPr>
+          <w:rFonts w:ascii="Arial" w:hAnsi="Arial" w:cs="Arial"/>
+        </w:rPr>
+        <w:t xml:space="preserve">The following data will not be </w:t>
+      </w:r>
+      <w:proofErr w:type="spellStart"/>
+      <w:r>
+        <w:rPr>
+          <w:rFonts w:ascii="Arial" w:hAnsi="Arial" w:cs="Arial"/>
+        </w:rPr>
+        <w:t>analyzed</w:t>
+      </w:r>
+      <w:proofErr w:type="spellEnd"/>
+      <w:r>
+        <w:rPr>
+          <w:rFonts w:ascii="Arial" w:hAnsi="Arial" w:cs="Arial"/>
+        </w:rPr>
+        <w:t>:</w:t>
+      </w:r>
+    </w:p>
+    <w:p>
+      <w:pPr>
+        <w:pStyle w:val="NormalWeb"/>
+        <w:numPr>
+          <w:ilvl w:val="0"/>
+          <w:numId w:val="13"/>
+        </w:numPr>
+        <w:jc w:val="both"/>
+        <w:rPr>
+          <w:rFonts w:ascii="Arial" w:hAnsi="Arial" w:cs="Arial"/>
+        </w:rPr>
+      </w:pPr>
+      <w:r>
+        <w:rPr>
+          <w:rFonts w:ascii="Arial" w:hAnsi="Arial" w:cs="Arial"/>
+        </w:rPr>
+        <w:t xml:space="preserve">Names, phone numbers, and email addresses that are specific to the </w:t>
+      </w:r>
+      <w:r>
+        <w:rPr>
+          <w:rFonts w:ascii="Arial" w:hAnsi="Arial" w:cs="Arial"/>
+        </w:rPr>
+        <w:t>owner</w:t>
+      </w:r>
+      <w:r>
+        <w:rPr>
+          <w:rFonts w:ascii="Arial" w:hAnsi="Arial" w:cs="Arial"/>
+        </w:rPr>
+        <w:t xml:space="preserve"> or visitors</w:t>
+      </w:r>
+      <w:r>
+        <w:rPr>
+          <w:rFonts w:ascii="Arial" w:hAnsi="Arial" w:cs="Arial"/>
+        </w:rPr>
+        <w:t>.</w:t>
+      </w:r>
+    </w:p>
+    <w:p>
+      <w:pPr>
+        <w:pStyle w:val="NormalWeb"/>
+        <w:numPr>
+          <w:ilvl w:val="0"/>
+          <w:numId w:val="13"/>
+        </w:numPr>
+        <w:jc w:val="both"/>
+        <w:rPr>
+          <w:rFonts w:ascii="Arial" w:hAnsi="Arial" w:cs="Arial"/>
+        </w:rPr>
+      </w:pPr>
+      <w:r>
+        <w:rPr>
+          <w:rFonts w:ascii="Arial" w:hAnsi="Arial" w:cs="Arial"/>
+        </w:rPr>
+        <w:t>Sensitive personal data.</w:t>
+      </w:r>
+    </w:p>
+    <w:p>
+      <w:pPr>
+        <w:pStyle w:val="NormalWeb"/>
+        <w:numPr>
+          <w:ilvl w:val="0"/>
+          <w:numId w:val="13"/>
+        </w:numPr>
+        <w:jc w:val="both"/>
+        <w:rPr>
+          <w:rFonts w:ascii="Arial" w:hAnsi="Arial" w:cs="Arial"/>
+        </w:rPr>
+      </w:pPr>
+      <w:r>
+        <w:rPr>
+          <w:rFonts w:ascii="Arial" w:hAnsi="Arial" w:cs="Arial"/>
+        </w:rPr>
+        <w:t>Information unrelated to the accommodation analysis or the objectives of the project.</w:t>
       </w:r>
     </w:p>
     <w:p>
@@ -335,22 +1008,6 @@
           <w:highlight w:val="yellow"/>
         </w:rPr>
       </w:pPr>
-    </w:p>
-    <w:p>
-      <w:pPr>
-        <w:pStyle w:val="Heading3"/>
-        <w:rPr>
-          <w:rFonts w:cstheme="minorHAnsi"/>
-          <w:highlight w:val="yellow"/>
-        </w:rPr>
-      </w:pPr>
-      <w:r>
-        <w:rPr>
-          <w:rFonts w:cstheme="minorHAnsi"/>
-          <w:highlight w:val="yellow"/>
-        </w:rPr>
-        <w:t>5. Scope</w:t>
-      </w:r>
     </w:p>
     <w:p>
       <w:pPr>
@@ -515,6 +1172,7 @@
         </w:rPr>
         <w:t xml:space="preserve">historical or existing data (e.g., </w:t>
       </w:r>
+      <w:proofErr w:type="gramStart"/>
       <w:r>
         <w:rPr>
           <w:rFonts w:cstheme="minorHAnsi"/>
@@ -529,8 +1187,17 @@
           <w:rFonts w:cstheme="minorHAnsi"/>
           <w:highlight w:val="cyan"/>
         </w:rPr>
-        <w:t xml:space="preserve">, </w:t>
-      </w:r>
+        <w:t>,</w:t>
+      </w:r>
+      <w:proofErr w:type="gramEnd"/>
+      <w:r>
+        <w:rPr>
+          <w:rFonts w:cstheme="minorHAnsi"/>
+          <w:highlight w:val="cyan"/>
+        </w:rPr>
+        <w:t xml:space="preserve"> </w:t>
+      </w:r>
+      <w:proofErr w:type="gramStart"/>
       <w:r>
         <w:rPr>
           <w:rFonts w:cstheme="minorHAnsi"/>
@@ -545,8 +1212,17 @@
           <w:rFonts w:cstheme="minorHAnsi"/>
           <w:highlight w:val="cyan"/>
         </w:rPr>
-        <w:t xml:space="preserve">, </w:t>
-      </w:r>
+        <w:t>,</w:t>
+      </w:r>
+      <w:proofErr w:type="gramEnd"/>
+      <w:r>
+        <w:rPr>
+          <w:rFonts w:cstheme="minorHAnsi"/>
+          <w:highlight w:val="cyan"/>
+        </w:rPr>
+        <w:t xml:space="preserve"> </w:t>
+      </w:r>
+      <w:proofErr w:type="gramStart"/>
       <w:r>
         <w:rPr>
           <w:rFonts w:cstheme="minorHAnsi"/>
@@ -561,8 +1237,17 @@
           <w:rFonts w:cstheme="minorHAnsi"/>
           <w:highlight w:val="cyan"/>
         </w:rPr>
-        <w:t xml:space="preserve">, and </w:t>
-      </w:r>
+        <w:t>,</w:t>
+      </w:r>
+      <w:proofErr w:type="gramEnd"/>
+      <w:r>
+        <w:rPr>
+          <w:rFonts w:cstheme="minorHAnsi"/>
+          <w:highlight w:val="cyan"/>
+        </w:rPr>
+        <w:t xml:space="preserve"> and </w:t>
+      </w:r>
+      <w:proofErr w:type="gramStart"/>
       <w:r>
         <w:rPr>
           <w:rFonts w:cstheme="minorHAnsi"/>
@@ -577,7 +1262,15 @@
           <w:rFonts w:cstheme="minorHAnsi"/>
           <w:highlight w:val="cyan"/>
         </w:rPr>
-        <w:t>, etc.) to determine past events. For example, industries such as U.S. retail and GPS-based services have progressively embraced descriptive analytics to report and monitor consumers, employees, historical regional sales, and assets across various segments, aiming to improve operational efficiency ([17]).</w:t>
+        <w:t>,</w:t>
+      </w:r>
+      <w:proofErr w:type="gramEnd"/>
+      <w:r>
+        <w:rPr>
+          <w:rFonts w:cstheme="minorHAnsi"/>
+          <w:highlight w:val="cyan"/>
+        </w:rPr>
+        <w:t xml:space="preserve"> etc.) to determine past events. For example, industries such as U.S. retail and GPS-based services have progressively embraced descriptive analytics to report and monitor consumers, employees, historical regional sales, and assets across various segments, aiming to improve operational efficiency ([17]).</w:t>
       </w:r>
     </w:p>
     <w:p>
@@ -599,7 +1292,6 @@
           <w:iCs/>
           <w:highlight w:val="cyan"/>
         </w:rPr>
-        <w:lastRenderedPageBreak/>
         <w:t xml:space="preserve">Diagnostic </w:t>
       </w:r>
       <w:r>
@@ -609,6 +1301,7 @@
         </w:rPr>
         <w:t xml:space="preserve">analytics delves into current data to discern the reasons behind events, comparing data to established benchmarks, including </w:t>
       </w:r>
+      <w:proofErr w:type="gramStart"/>
       <w:r>
         <w:rPr>
           <w:rFonts w:cstheme="minorHAnsi"/>
@@ -623,24 +1316,51 @@
           <w:rFonts w:cstheme="minorHAnsi"/>
           <w:highlight w:val="cyan"/>
         </w:rPr>
-        <w:t xml:space="preserve">, </w:t>
-      </w:r>
-      <w:r>
-        <w:rPr>
-          <w:rFonts w:cstheme="minorHAnsi"/>
-          <w:i/>
-          <w:iCs/>
-          <w:highlight w:val="cyan"/>
-        </w:rPr>
-        <w:t xml:space="preserve">drill-down </w:t>
-      </w:r>
-      <w:r>
-        <w:rPr>
-          <w:rFonts w:cstheme="minorHAnsi"/>
-          <w:highlight w:val="cyan"/>
-        </w:rPr>
-        <w:t xml:space="preserve">, </w:t>
-      </w:r>
+        <w:t>,</w:t>
+      </w:r>
+      <w:proofErr w:type="gramEnd"/>
+      <w:r>
+        <w:rPr>
+          <w:rFonts w:cstheme="minorHAnsi"/>
+          <w:highlight w:val="cyan"/>
+        </w:rPr>
+        <w:t xml:space="preserve"> </w:t>
+      </w:r>
+      <w:r>
+        <w:rPr>
+          <w:rFonts w:cstheme="minorHAnsi"/>
+          <w:i/>
+          <w:iCs/>
+          <w:highlight w:val="cyan"/>
+        </w:rPr>
+        <w:t>drill-</w:t>
+      </w:r>
+      <w:proofErr w:type="gramStart"/>
+      <w:r>
+        <w:rPr>
+          <w:rFonts w:cstheme="minorHAnsi"/>
+          <w:i/>
+          <w:iCs/>
+          <w:highlight w:val="cyan"/>
+        </w:rPr>
+        <w:t xml:space="preserve">down </w:t>
+      </w:r>
+      <w:r>
+        <w:rPr>
+          <w:rFonts w:cstheme="minorHAnsi"/>
+          <w:highlight w:val="cyan"/>
+        </w:rPr>
+        <w:t>,</w:t>
+      </w:r>
+      <w:proofErr w:type="gramEnd"/>
+      <w:r>
+        <w:rPr>
+          <w:rFonts w:cstheme="minorHAnsi"/>
+          <w:highlight w:val="cyan"/>
+        </w:rPr>
+        <w:t xml:space="preserve"> </w:t>
+      </w:r>
+      <w:proofErr w:type="gramStart"/>
       <w:r>
         <w:rPr>
           <w:rFonts w:cstheme="minorHAnsi"/>
@@ -655,39 +1375,99 @@
           <w:rFonts w:cstheme="minorHAnsi"/>
           <w:highlight w:val="cyan"/>
         </w:rPr>
-        <w:t xml:space="preserve">, </w:t>
-      </w:r>
-      <w:r>
-        <w:rPr>
-          <w:rFonts w:cstheme="minorHAnsi"/>
-          <w:i/>
-          <w:iCs/>
-          <w:highlight w:val="cyan"/>
-        </w:rPr>
-        <w:t xml:space="preserve">similarity matching </w:t>
-      </w:r>
-      <w:r>
-        <w:rPr>
-          <w:rFonts w:cstheme="minorHAnsi"/>
-          <w:highlight w:val="cyan"/>
-        </w:rPr>
-        <w:t xml:space="preserve">, and </w:t>
-      </w:r>
-      <w:r>
-        <w:rPr>
-          <w:rFonts w:cstheme="minorHAnsi"/>
-          <w:i/>
-          <w:iCs/>
-          <w:highlight w:val="cyan"/>
-        </w:rPr>
-        <w:t xml:space="preserve">root-cause analytics </w:t>
-      </w:r>
-      <w:r>
-        <w:rPr>
-          <w:rFonts w:cstheme="minorHAnsi"/>
-          <w:highlight w:val="cyan"/>
-        </w:rPr>
-        <w:t xml:space="preserve">. For instance, Sisense's DA has assisted clients in analyzing employees' quarterly performance and identifying cybersecurity issues ([ </w:t>
+        <w:t>,</w:t>
+      </w:r>
+      <w:proofErr w:type="gramEnd"/>
+      <w:r>
+        <w:rPr>
+          <w:rFonts w:cstheme="minorHAnsi"/>
+          <w:highlight w:val="cyan"/>
+        </w:rPr>
+        <w:t xml:space="preserve"> </w:t>
+      </w:r>
+      <w:r>
+        <w:rPr>
+          <w:rFonts w:cstheme="minorHAnsi"/>
+          <w:i/>
+          <w:iCs/>
+          <w:highlight w:val="cyan"/>
+        </w:rPr>
+        <w:t xml:space="preserve">similarity </w:t>
+      </w:r>
+      <w:proofErr w:type="gramStart"/>
+      <w:r>
+        <w:rPr>
+          <w:rFonts w:cstheme="minorHAnsi"/>
+          <w:i/>
+          <w:iCs/>
+          <w:highlight w:val="cyan"/>
+        </w:rPr>
+        <w:t xml:space="preserve">matching </w:t>
+      </w:r>
+      <w:r>
+        <w:rPr>
+          <w:rFonts w:cstheme="minorHAnsi"/>
+          <w:highlight w:val="cyan"/>
+        </w:rPr>
+        <w:t>,</w:t>
+      </w:r>
+      <w:proofErr w:type="gramEnd"/>
+      <w:r>
+        <w:rPr>
+          <w:rFonts w:cstheme="minorHAnsi"/>
+          <w:highlight w:val="cyan"/>
+        </w:rPr>
+        <w:t xml:space="preserve"> and </w:t>
+      </w:r>
+      <w:r>
+        <w:rPr>
+          <w:rFonts w:cstheme="minorHAnsi"/>
+          <w:i/>
+          <w:iCs/>
+          <w:highlight w:val="cyan"/>
+        </w:rPr>
+        <w:t xml:space="preserve">root-cause </w:t>
+      </w:r>
+      <w:proofErr w:type="gramStart"/>
+      <w:r>
+        <w:rPr>
+          <w:rFonts w:cstheme="minorHAnsi"/>
+          <w:i/>
+          <w:iCs/>
+          <w:highlight w:val="cyan"/>
+        </w:rPr>
+        <w:t xml:space="preserve">analytics </w:t>
+      </w:r>
+      <w:r>
+        <w:rPr>
+          <w:rFonts w:cstheme="minorHAnsi"/>
+          <w:highlight w:val="cyan"/>
+        </w:rPr>
+        <w:t>.</w:t>
+      </w:r>
+      <w:proofErr w:type="gramEnd"/>
+      <w:r>
+        <w:rPr>
+          <w:rFonts w:cstheme="minorHAnsi"/>
+          <w:highlight w:val="cyan"/>
+        </w:rPr>
+        <w:t xml:space="preserve"> For instance, Sisense's DA has assisted clients in </w:t>
+      </w:r>
+      <w:proofErr w:type="spellStart"/>
+      <w:r>
+        <w:rPr>
+          <w:rFonts w:cstheme="minorHAnsi"/>
+          <w:highlight w:val="cyan"/>
+        </w:rPr>
+        <w:t>analyzing</w:t>
+      </w:r>
+      <w:proofErr w:type="spellEnd"/>
+      <w:r>
+        <w:rPr>
+          <w:rFonts w:cstheme="minorHAnsi"/>
+          <w:highlight w:val="cyan"/>
+        </w:rPr>
+        <w:t xml:space="preserve"> employees' quarterly performance and identifying cybersecurity issues ([ </w:t>
       </w:r>
       <w:hyperlink r:id="rId7" w:anchor="bib3" w:tgtFrame="_self" w:history="1">
         <w:r>
@@ -735,6 +1515,7 @@
         </w:rPr>
         <w:t xml:space="preserve">analytics adopts a forward-looking approach to anticipate future occurrences, including </w:t>
       </w:r>
+      <w:proofErr w:type="gramStart"/>
       <w:r>
         <w:rPr>
           <w:rFonts w:cstheme="minorHAnsi"/>
@@ -749,8 +1530,17 @@
           <w:rFonts w:cstheme="minorHAnsi"/>
           <w:highlight w:val="cyan"/>
         </w:rPr>
-        <w:t xml:space="preserve">, </w:t>
-      </w:r>
+        <w:t>,</w:t>
+      </w:r>
+      <w:proofErr w:type="gramEnd"/>
+      <w:r>
+        <w:rPr>
+          <w:rFonts w:cstheme="minorHAnsi"/>
+          <w:highlight w:val="cyan"/>
+        </w:rPr>
+        <w:t xml:space="preserve"> </w:t>
+      </w:r>
+      <w:proofErr w:type="gramStart"/>
       <w:r>
         <w:rPr>
           <w:rFonts w:cstheme="minorHAnsi"/>
@@ -765,8 +1555,17 @@
           <w:rFonts w:cstheme="minorHAnsi"/>
           <w:highlight w:val="cyan"/>
         </w:rPr>
-        <w:t xml:space="preserve">, </w:t>
-      </w:r>
+        <w:t>,</w:t>
+      </w:r>
+      <w:proofErr w:type="gramEnd"/>
+      <w:r>
+        <w:rPr>
+          <w:rFonts w:cstheme="minorHAnsi"/>
+          <w:highlight w:val="cyan"/>
+        </w:rPr>
+        <w:t xml:space="preserve"> </w:t>
+      </w:r>
+      <w:proofErr w:type="gramStart"/>
       <w:r>
         <w:rPr>
           <w:rFonts w:cstheme="minorHAnsi"/>
@@ -781,87 +1580,204 @@
           <w:rFonts w:cstheme="minorHAnsi"/>
           <w:highlight w:val="cyan"/>
         </w:rPr>
-        <w:t xml:space="preserve">, </w:t>
-      </w:r>
-      <w:r>
-        <w:rPr>
-          <w:rFonts w:cstheme="minorHAnsi"/>
-          <w:i/>
-          <w:iCs/>
-          <w:highlight w:val="cyan"/>
-        </w:rPr>
-        <w:t xml:space="preserve">data- </w:t>
-      </w:r>
-      <w:r>
-        <w:rPr>
-          <w:rFonts w:cstheme="minorHAnsi"/>
-          <w:highlight w:val="cyan"/>
-        </w:rPr>
-        <w:t xml:space="preserve">, </w:t>
-      </w:r>
-      <w:r>
-        <w:rPr>
-          <w:rFonts w:cstheme="minorHAnsi"/>
-          <w:i/>
-          <w:iCs/>
-          <w:highlight w:val="cyan"/>
-        </w:rPr>
-        <w:t xml:space="preserve">text- </w:t>
-      </w:r>
-      <w:r>
-        <w:rPr>
-          <w:rFonts w:cstheme="minorHAnsi"/>
-          <w:highlight w:val="cyan"/>
-        </w:rPr>
-        <w:t xml:space="preserve">, </w:t>
-      </w:r>
-      <w:r>
-        <w:rPr>
-          <w:rFonts w:cstheme="minorHAnsi"/>
-          <w:i/>
-          <w:iCs/>
-          <w:highlight w:val="cyan"/>
-        </w:rPr>
-        <w:t xml:space="preserve">web-mining </w:t>
-      </w:r>
-      <w:r>
-        <w:rPr>
-          <w:rFonts w:cstheme="minorHAnsi"/>
-          <w:highlight w:val="cyan"/>
-        </w:rPr>
-        <w:t xml:space="preserve">, </w:t>
-      </w:r>
-      <w:r>
-        <w:rPr>
-          <w:rFonts w:cstheme="minorHAnsi"/>
-          <w:i/>
-          <w:iCs/>
-          <w:highlight w:val="cyan"/>
-        </w:rPr>
-        <w:t xml:space="preserve">link prediction </w:t>
-      </w:r>
-      <w:r>
-        <w:rPr>
-          <w:rFonts w:cstheme="minorHAnsi"/>
-          <w:highlight w:val="cyan"/>
-        </w:rPr>
-        <w:t xml:space="preserve">, and other </w:t>
-      </w:r>
-      <w:r>
-        <w:rPr>
-          <w:rFonts w:cstheme="minorHAnsi"/>
-          <w:i/>
-          <w:iCs/>
-          <w:highlight w:val="cyan"/>
-        </w:rPr>
-        <w:t xml:space="preserve">predictive modeling </w:t>
-      </w:r>
-      <w:r>
-        <w:rPr>
-          <w:rFonts w:cstheme="minorHAnsi"/>
-          <w:highlight w:val="cyan"/>
-        </w:rPr>
-        <w:t>. Illustrative instances of predictive analytics encompass Amazon's personalized consumer recommendations, Google Flu Trends, Microsoft's Bing Prediction system (applied in contexts like singing contests, U.S. House and Senate races, or the World Cup), and weather forecasting ([41]).</w:t>
+        <w:t>,</w:t>
+      </w:r>
+      <w:proofErr w:type="gramEnd"/>
+      <w:r>
+        <w:rPr>
+          <w:rFonts w:cstheme="minorHAnsi"/>
+          <w:highlight w:val="cyan"/>
+        </w:rPr>
+        <w:t xml:space="preserve"> </w:t>
+      </w:r>
+      <w:r>
+        <w:rPr>
+          <w:rFonts w:cstheme="minorHAnsi"/>
+          <w:i/>
+          <w:iCs/>
+          <w:highlight w:val="cyan"/>
+        </w:rPr>
+        <w:t>data</w:t>
+      </w:r>
+      <w:proofErr w:type="gramStart"/>
+      <w:r>
+        <w:rPr>
+          <w:rFonts w:cstheme="minorHAnsi"/>
+          <w:i/>
+          <w:iCs/>
+          <w:highlight w:val="cyan"/>
+        </w:rPr>
+        <w:t xml:space="preserve">- </w:t>
+      </w:r>
+      <w:r>
+        <w:rPr>
+          <w:rFonts w:cstheme="minorHAnsi"/>
+          <w:highlight w:val="cyan"/>
+        </w:rPr>
+        <w:t>,</w:t>
+      </w:r>
+      <w:proofErr w:type="gramEnd"/>
+      <w:r>
+        <w:rPr>
+          <w:rFonts w:cstheme="minorHAnsi"/>
+          <w:highlight w:val="cyan"/>
+        </w:rPr>
+        <w:t xml:space="preserve"> </w:t>
+      </w:r>
+      <w:r>
+        <w:rPr>
+          <w:rFonts w:cstheme="minorHAnsi"/>
+          <w:i/>
+          <w:iCs/>
+          <w:highlight w:val="cyan"/>
+        </w:rPr>
+        <w:t>text</w:t>
+      </w:r>
+      <w:proofErr w:type="gramStart"/>
+      <w:r>
+        <w:rPr>
+          <w:rFonts w:cstheme="minorHAnsi"/>
+          <w:i/>
+          <w:iCs/>
+          <w:highlight w:val="cyan"/>
+        </w:rPr>
+        <w:t xml:space="preserve">- </w:t>
+      </w:r>
+      <w:r>
+        <w:rPr>
+          <w:rFonts w:cstheme="minorHAnsi"/>
+          <w:highlight w:val="cyan"/>
+        </w:rPr>
+        <w:t>,</w:t>
+      </w:r>
+      <w:proofErr w:type="gramEnd"/>
+      <w:r>
+        <w:rPr>
+          <w:rFonts w:cstheme="minorHAnsi"/>
+          <w:highlight w:val="cyan"/>
+        </w:rPr>
+        <w:t xml:space="preserve"> </w:t>
+      </w:r>
+      <w:r>
+        <w:rPr>
+          <w:rFonts w:cstheme="minorHAnsi"/>
+          <w:i/>
+          <w:iCs/>
+          <w:highlight w:val="cyan"/>
+        </w:rPr>
+        <w:t>web-</w:t>
+      </w:r>
+      <w:proofErr w:type="gramStart"/>
+      <w:r>
+        <w:rPr>
+          <w:rFonts w:cstheme="minorHAnsi"/>
+          <w:i/>
+          <w:iCs/>
+          <w:highlight w:val="cyan"/>
+        </w:rPr>
+        <w:t xml:space="preserve">mining </w:t>
+      </w:r>
+      <w:r>
+        <w:rPr>
+          <w:rFonts w:cstheme="minorHAnsi"/>
+          <w:highlight w:val="cyan"/>
+        </w:rPr>
+        <w:t>,</w:t>
+      </w:r>
+      <w:proofErr w:type="gramEnd"/>
+      <w:r>
+        <w:rPr>
+          <w:rFonts w:cstheme="minorHAnsi"/>
+          <w:highlight w:val="cyan"/>
+        </w:rPr>
+        <w:t xml:space="preserve"> </w:t>
+      </w:r>
+      <w:r>
+        <w:rPr>
+          <w:rFonts w:cstheme="minorHAnsi"/>
+          <w:i/>
+          <w:iCs/>
+          <w:highlight w:val="cyan"/>
+        </w:rPr>
+        <w:t xml:space="preserve">link </w:t>
+      </w:r>
+      <w:proofErr w:type="gramStart"/>
+      <w:r>
+        <w:rPr>
+          <w:rFonts w:cstheme="minorHAnsi"/>
+          <w:i/>
+          <w:iCs/>
+          <w:highlight w:val="cyan"/>
+        </w:rPr>
+        <w:t xml:space="preserve">prediction </w:t>
+      </w:r>
+      <w:r>
+        <w:rPr>
+          <w:rFonts w:cstheme="minorHAnsi"/>
+          <w:highlight w:val="cyan"/>
+        </w:rPr>
+        <w:t>,</w:t>
+      </w:r>
+      <w:proofErr w:type="gramEnd"/>
+      <w:r>
+        <w:rPr>
+          <w:rFonts w:cstheme="minorHAnsi"/>
+          <w:highlight w:val="cyan"/>
+        </w:rPr>
+        <w:t xml:space="preserve"> and other </w:t>
+      </w:r>
+      <w:r>
+        <w:rPr>
+          <w:rFonts w:cstheme="minorHAnsi"/>
+          <w:i/>
+          <w:iCs/>
+          <w:highlight w:val="cyan"/>
+        </w:rPr>
+        <w:t xml:space="preserve">predictive </w:t>
+      </w:r>
+      <w:proofErr w:type="spellStart"/>
+      <w:proofErr w:type="gramStart"/>
+      <w:r>
+        <w:rPr>
+          <w:rFonts w:cstheme="minorHAnsi"/>
+          <w:i/>
+          <w:iCs/>
+          <w:highlight w:val="cyan"/>
+        </w:rPr>
+        <w:t>modeling</w:t>
+      </w:r>
+      <w:proofErr w:type="spellEnd"/>
+      <w:r>
+        <w:rPr>
+          <w:rFonts w:cstheme="minorHAnsi"/>
+          <w:i/>
+          <w:iCs/>
+          <w:highlight w:val="cyan"/>
+        </w:rPr>
+        <w:t xml:space="preserve"> </w:t>
+      </w:r>
+      <w:r>
+        <w:rPr>
+          <w:rFonts w:cstheme="minorHAnsi"/>
+          <w:highlight w:val="cyan"/>
+        </w:rPr>
+        <w:t>.</w:t>
+      </w:r>
+      <w:proofErr w:type="gramEnd"/>
+      <w:r>
+        <w:rPr>
+          <w:rFonts w:cstheme="minorHAnsi"/>
+          <w:highlight w:val="cyan"/>
+        </w:rPr>
+        <w:t xml:space="preserve"> Illustrative instances of predictive analytics encompass Amazon's personalized consumer recommendations, Google Flu Trends, Microsoft's Bing Prediction system (applied in contexts like </w:t>
+      </w:r>
+      <w:r>
+        <w:rPr>
+          <w:rFonts w:cstheme="minorHAnsi"/>
+          <w:highlight w:val="cyan"/>
+        </w:rPr>
+        <w:lastRenderedPageBreak/>
+        <w:t>singing contests, U.S. House and Senate races, or the World Cup), and weather forecasting ([41]).</w:t>
       </w:r>
     </w:p>
     <w:p>
@@ -924,6 +1840,7 @@
         </w:rPr>
         <w:t xml:space="preserve">models to provide recommendations on what actions should be taken, including </w:t>
       </w:r>
+      <w:proofErr w:type="gramStart"/>
       <w:r>
         <w:rPr>
           <w:rFonts w:cstheme="minorHAnsi"/>
@@ -938,8 +1855,17 @@
           <w:rFonts w:cstheme="minorHAnsi"/>
           <w:highlight w:val="cyan"/>
         </w:rPr>
-        <w:t xml:space="preserve">, </w:t>
-      </w:r>
+        <w:t>,</w:t>
+      </w:r>
+      <w:proofErr w:type="gramEnd"/>
+      <w:r>
+        <w:rPr>
+          <w:rFonts w:cstheme="minorHAnsi"/>
+          <w:highlight w:val="cyan"/>
+        </w:rPr>
+        <w:t xml:space="preserve"> </w:t>
+      </w:r>
+      <w:proofErr w:type="gramStart"/>
       <w:r>
         <w:rPr>
           <w:rFonts w:cstheme="minorHAnsi"/>
@@ -954,23 +1880,49 @@
           <w:rFonts w:cstheme="minorHAnsi"/>
           <w:highlight w:val="cyan"/>
         </w:rPr>
-        <w:t xml:space="preserve">, and </w:t>
-      </w:r>
-      <w:r>
-        <w:rPr>
-          <w:rFonts w:cstheme="minorHAnsi"/>
-          <w:i/>
-          <w:iCs/>
-          <w:highlight w:val="cyan"/>
-        </w:rPr>
-        <w:t xml:space="preserve">heuristic analytics </w:t>
-      </w:r>
-      <w:r>
-        <w:rPr>
-          <w:rFonts w:cstheme="minorHAnsi"/>
-          <w:highlight w:val="cyan"/>
-        </w:rPr>
-        <w:t>. Notable examples include the use of prescriptive analytics by companies such as Google, Tesla, and Waymo in the development of self-driving cars ([35]; [53]).</w:t>
+        <w:t>,</w:t>
+      </w:r>
+      <w:proofErr w:type="gramEnd"/>
+      <w:r>
+        <w:rPr>
+          <w:rFonts w:cstheme="minorHAnsi"/>
+          <w:highlight w:val="cyan"/>
+        </w:rPr>
+        <w:t xml:space="preserve"> and </w:t>
+      </w:r>
+      <w:r>
+        <w:rPr>
+          <w:rFonts w:cstheme="minorHAnsi"/>
+          <w:i/>
+          <w:iCs/>
+          <w:highlight w:val="cyan"/>
+        </w:rPr>
+        <w:t xml:space="preserve">heuristic </w:t>
+      </w:r>
+      <w:proofErr w:type="gramStart"/>
+      <w:r>
+        <w:rPr>
+          <w:rFonts w:cstheme="minorHAnsi"/>
+          <w:i/>
+          <w:iCs/>
+          <w:highlight w:val="cyan"/>
+        </w:rPr>
+        <w:t xml:space="preserve">analytics </w:t>
+      </w:r>
+      <w:r>
+        <w:rPr>
+          <w:rFonts w:cstheme="minorHAnsi"/>
+          <w:highlight w:val="cyan"/>
+        </w:rPr>
+        <w:t>.</w:t>
+      </w:r>
+      <w:proofErr w:type="gramEnd"/>
+      <w:r>
+        <w:rPr>
+          <w:rFonts w:cstheme="minorHAnsi"/>
+          <w:highlight w:val="cyan"/>
+        </w:rPr>
+        <w:t xml:space="preserve"> Notable examples include the use of prescriptive analytics by companies such as Google, Tesla, and Waymo in the development of self-driving cars ([35]; [53]).</w:t>
       </w:r>
     </w:p>
     <w:p>
@@ -1169,15 +2121,39 @@
       <w:pPr>
         <w:pStyle w:val="NormalWeb"/>
         <w:rPr>
+          <w:rFonts w:ascii="Arial" w:hAnsi="Arial" w:cs="Arial"/>
+        </w:rPr>
+      </w:pPr>
+      <w:r>
+        <w:rPr>
+          <w:rFonts w:ascii="Arial" w:hAnsi="Arial" w:cs="Arial"/>
+        </w:rPr>
+        <w:t>The owner consented to the use of the data under the General Data Protection Regulation (GDPR). The owner was assured that the data would be used solely for academic purposes and that the security, integrity and confidentiality of the data would be maintained throughout the project.</w:t>
+      </w:r>
+    </w:p>
+    <w:p>
+      <w:pPr>
+        <w:pStyle w:val="NormalWeb"/>
+        <w:rPr>
           <w:rFonts w:asciiTheme="minorHAnsi" w:hAnsiTheme="minorHAnsi" w:cstheme="minorHAnsi"/>
           <w:highlight w:val="yellow"/>
         </w:rPr>
       </w:pPr>
-      <w:r>
-        <w:rPr>
-          <w:rFonts w:ascii="Arial" w:hAnsi="Arial" w:cs="Arial"/>
-        </w:rPr>
-        <w:t>In accordance with the General Data Protection Regulation (GDPR), consent to use the data was provided by the owner. The owner was informed that the data would be processed solely for academic purposes and that its security, integrity, and confidentiality would be maintained throughout the project.</w:t>
+    </w:p>
+    <w:p>
+      <w:pPr>
+        <w:pStyle w:val="Heading3"/>
+        <w:rPr>
+          <w:rFonts w:cstheme="minorHAnsi"/>
+          <w:highlight w:val="yellow"/>
+        </w:rPr>
+      </w:pPr>
+      <w:r>
+        <w:rPr>
+          <w:rFonts w:cstheme="minorHAnsi"/>
+          <w:highlight w:val="yellow"/>
+        </w:rPr>
+        <w:t>8. Expected Deliverables</w:t>
       </w:r>
     </w:p>
     <w:p>
@@ -1188,496 +2164,1336 @@
           <w:highlight w:val="yellow"/>
         </w:rPr>
       </w:pPr>
-    </w:p>
-    <w:p>
-      <w:pPr>
-        <w:pStyle w:val="Heading3"/>
-        <w:rPr>
-          <w:rFonts w:cstheme="minorHAnsi"/>
-          <w:highlight w:val="yellow"/>
-        </w:rPr>
-      </w:pPr>
-      <w:r>
-        <w:rPr>
-          <w:rFonts w:cstheme="minorHAnsi"/>
-          <w:highlight w:val="yellow"/>
-        </w:rPr>
-        <w:lastRenderedPageBreak/>
-        <w:t>8. Expected Deliverables</w:t>
-      </w:r>
-    </w:p>
-    <w:p>
-      <w:pPr>
-        <w:pStyle w:val="NormalWeb"/>
+      <w:r>
         <w:rPr>
           <w:rFonts w:asciiTheme="minorHAnsi" w:hAnsiTheme="minorHAnsi" w:cstheme="minorHAnsi"/>
           <w:highlight w:val="yellow"/>
         </w:rPr>
-      </w:pPr>
-      <w:r>
+        <w:t>Clearly state what you expect to produce by the end of Semester 2, including the expected analytical and predictive modelling outputs and any relevant dashboard, application, system or other project deliverables.</w:t>
+      </w:r>
+    </w:p>
+    <w:p>
+      <w:pPr>
+        <w:pStyle w:val="NormalWeb"/>
+        <w:rPr>
+          <w:rFonts w:asciiTheme="minorHAnsi" w:hAnsiTheme="minorHAnsi" w:cstheme="minorHAnsi"/>
+          <w:highlight w:val="cyan"/>
+        </w:rPr>
+      </w:pPr>
+    </w:p>
+    <w:p>
+      <w:pPr>
+        <w:pStyle w:val="NormalWeb"/>
+        <w:rPr>
+          <w:rFonts w:cstheme="minorHAnsi"/>
+          <w:highlight w:val="cyan"/>
+        </w:rPr>
+      </w:pPr>
+      <w:proofErr w:type="gramStart"/>
+      <w:r>
+        <w:rPr>
+          <w:rFonts w:cstheme="minorHAnsi"/>
+          <w:highlight w:val="cyan"/>
+        </w:rPr>
+        <w:lastRenderedPageBreak/>
+        <w:t>This  research</w:t>
+      </w:r>
+      <w:proofErr w:type="gramEnd"/>
+      <w:r>
+        <w:rPr>
+          <w:rFonts w:cstheme="minorHAnsi"/>
+          <w:highlight w:val="cyan"/>
+        </w:rPr>
+        <w:t xml:space="preserve">  </w:t>
+      </w:r>
+      <w:proofErr w:type="gramStart"/>
+      <w:r>
+        <w:rPr>
+          <w:rFonts w:cstheme="minorHAnsi"/>
+          <w:highlight w:val="cyan"/>
+        </w:rPr>
+        <w:t>employs  big</w:t>
+      </w:r>
+      <w:proofErr w:type="gramEnd"/>
+      <w:r>
+        <w:rPr>
+          <w:rFonts w:cstheme="minorHAnsi"/>
+          <w:highlight w:val="cyan"/>
+        </w:rPr>
+        <w:t xml:space="preserve">  </w:t>
+      </w:r>
+      <w:proofErr w:type="gramStart"/>
+      <w:r>
+        <w:rPr>
+          <w:rFonts w:cstheme="minorHAnsi"/>
+          <w:highlight w:val="cyan"/>
+        </w:rPr>
+        <w:t>data  analytics</w:t>
+      </w:r>
+      <w:proofErr w:type="gramEnd"/>
+      <w:r>
+        <w:rPr>
+          <w:rFonts w:cstheme="minorHAnsi"/>
+          <w:highlight w:val="cyan"/>
+        </w:rPr>
+        <w:t xml:space="preserve">  </w:t>
+      </w:r>
+      <w:proofErr w:type="gramStart"/>
+      <w:r>
+        <w:rPr>
+          <w:rFonts w:cstheme="minorHAnsi"/>
+          <w:highlight w:val="cyan"/>
+        </w:rPr>
+        <w:t>using  the</w:t>
+      </w:r>
+      <w:proofErr w:type="gramEnd"/>
+      <w:r>
+        <w:rPr>
+          <w:rFonts w:cstheme="minorHAnsi"/>
+          <w:highlight w:val="cyan"/>
+        </w:rPr>
+        <w:t xml:space="preserve">  </w:t>
+      </w:r>
+      <w:proofErr w:type="spellStart"/>
+      <w:proofErr w:type="gramStart"/>
+      <w:r>
+        <w:rPr>
+          <w:rFonts w:cstheme="minorHAnsi"/>
+          <w:highlight w:val="cyan"/>
+        </w:rPr>
+        <w:t>XGBoost</w:t>
+      </w:r>
+      <w:proofErr w:type="spellEnd"/>
+      <w:r>
+        <w:rPr>
+          <w:rFonts w:cstheme="minorHAnsi"/>
+          <w:highlight w:val="cyan"/>
+        </w:rPr>
+        <w:t xml:space="preserve">  model</w:t>
+      </w:r>
+      <w:proofErr w:type="gramEnd"/>
+      <w:r>
+        <w:rPr>
+          <w:rFonts w:cstheme="minorHAnsi"/>
+          <w:highlight w:val="cyan"/>
+        </w:rPr>
+        <w:t xml:space="preserve">  </w:t>
+      </w:r>
+      <w:proofErr w:type="gramStart"/>
+      <w:r>
+        <w:rPr>
+          <w:rFonts w:cstheme="minorHAnsi"/>
+          <w:highlight w:val="cyan"/>
+        </w:rPr>
+        <w:t>to  predict</w:t>
+      </w:r>
+      <w:proofErr w:type="gramEnd"/>
+      <w:r>
+        <w:rPr>
+          <w:rFonts w:cstheme="minorHAnsi"/>
+          <w:highlight w:val="cyan"/>
+        </w:rPr>
+        <w:t xml:space="preserve">  </w:t>
+      </w:r>
+      <w:proofErr w:type="gramStart"/>
+      <w:r>
+        <w:rPr>
+          <w:rFonts w:cstheme="minorHAnsi"/>
+          <w:highlight w:val="cyan"/>
+        </w:rPr>
+        <w:t>hotel  room</w:t>
+      </w:r>
+      <w:proofErr w:type="gramEnd"/>
+      <w:r>
+        <w:rPr>
+          <w:rFonts w:cstheme="minorHAnsi"/>
+          <w:highlight w:val="cyan"/>
+        </w:rPr>
+        <w:t xml:space="preserve"> </w:t>
+      </w:r>
+    </w:p>
+    <w:p>
+      <w:pPr>
+        <w:pStyle w:val="NormalWeb"/>
+        <w:rPr>
+          <w:rFonts w:cstheme="minorHAnsi"/>
+          <w:highlight w:val="cyan"/>
+        </w:rPr>
+      </w:pPr>
+      <w:r>
+        <w:rPr>
+          <w:rFonts w:cstheme="minorHAnsi"/>
+          <w:highlight w:val="cyan"/>
+        </w:rPr>
+        <w:t>dynamics, enabling precise and efficient decision</w:t>
+      </w:r>
+    </w:p>
+    <w:p>
+      <w:pPr>
+        <w:pStyle w:val="NormalWeb"/>
+        <w:rPr>
+          <w:rFonts w:cstheme="minorHAnsi"/>
+          <w:highlight w:val="cyan"/>
+        </w:rPr>
+      </w:pPr>
+      <w:r>
+        <w:rPr>
+          <w:rFonts w:cstheme="minorHAnsi"/>
+          <w:highlight w:val="cyan"/>
+        </w:rPr>
+        <w:t>-</w:t>
+      </w:r>
+    </w:p>
+    <w:p>
+      <w:pPr>
+        <w:pStyle w:val="NormalWeb"/>
+        <w:rPr>
+          <w:rFonts w:cstheme="minorHAnsi"/>
+          <w:highlight w:val="cyan"/>
+        </w:rPr>
+      </w:pPr>
+      <w:r>
+        <w:rPr>
+          <w:rFonts w:cstheme="minorHAnsi"/>
+          <w:highlight w:val="cyan"/>
+        </w:rPr>
+        <w:t xml:space="preserve">making processes. Adopting </w:t>
+      </w:r>
+      <w:proofErr w:type="spellStart"/>
+      <w:r>
+        <w:rPr>
+          <w:rFonts w:cstheme="minorHAnsi"/>
+          <w:highlight w:val="cyan"/>
+        </w:rPr>
+        <w:t>XGBoost</w:t>
+      </w:r>
+      <w:proofErr w:type="spellEnd"/>
+      <w:r>
+        <w:rPr>
+          <w:rFonts w:cstheme="minorHAnsi"/>
+          <w:highlight w:val="cyan"/>
+        </w:rPr>
+        <w:t xml:space="preserve">, a highly </w:t>
+      </w:r>
+    </w:p>
+    <w:p>
+      <w:pPr>
+        <w:pStyle w:val="NormalWeb"/>
+        <w:rPr>
+          <w:rFonts w:cstheme="minorHAnsi"/>
+          <w:highlight w:val="cyan"/>
+        </w:rPr>
+      </w:pPr>
+      <w:proofErr w:type="gramStart"/>
+      <w:r>
+        <w:rPr>
+          <w:rFonts w:cstheme="minorHAnsi"/>
+          <w:highlight w:val="cyan"/>
+        </w:rPr>
+        <w:t>efficient  gradient</w:t>
+      </w:r>
+      <w:proofErr w:type="gramEnd"/>
+      <w:r>
+        <w:rPr>
+          <w:rFonts w:cstheme="minorHAnsi"/>
+          <w:highlight w:val="cyan"/>
+        </w:rPr>
+        <w:t xml:space="preserve">  </w:t>
+      </w:r>
+      <w:proofErr w:type="gramStart"/>
+      <w:r>
+        <w:rPr>
+          <w:rFonts w:cstheme="minorHAnsi"/>
+          <w:highlight w:val="cyan"/>
+        </w:rPr>
+        <w:t>boosting  algorithm,  allows</w:t>
+      </w:r>
+      <w:proofErr w:type="gramEnd"/>
+      <w:r>
+        <w:rPr>
+          <w:rFonts w:cstheme="minorHAnsi"/>
+          <w:highlight w:val="cyan"/>
+        </w:rPr>
+        <w:t xml:space="preserve">  </w:t>
+      </w:r>
+      <w:proofErr w:type="spellStart"/>
+      <w:r>
+        <w:rPr>
+          <w:rFonts w:cstheme="minorHAnsi"/>
+          <w:highlight w:val="cyan"/>
+        </w:rPr>
+        <w:t>fo</w:t>
+      </w:r>
+      <w:proofErr w:type="spellEnd"/>
+    </w:p>
+    <w:p>
+      <w:pPr>
+        <w:pStyle w:val="NormalWeb"/>
+        <w:rPr>
+          <w:rFonts w:cstheme="minorHAnsi"/>
+          <w:highlight w:val="cyan"/>
+        </w:rPr>
+      </w:pPr>
+      <w:proofErr w:type="gramStart"/>
+      <w:r>
+        <w:rPr>
+          <w:rFonts w:cstheme="minorHAnsi"/>
+          <w:highlight w:val="cyan"/>
+        </w:rPr>
+        <w:t>r  identifying</w:t>
+      </w:r>
+      <w:proofErr w:type="gramEnd"/>
+      <w:r>
+        <w:rPr>
+          <w:rFonts w:cstheme="minorHAnsi"/>
+          <w:highlight w:val="cyan"/>
+        </w:rPr>
+        <w:t xml:space="preserve">  </w:t>
+      </w:r>
+      <w:proofErr w:type="gramStart"/>
+      <w:r>
+        <w:rPr>
+          <w:rFonts w:cstheme="minorHAnsi"/>
+          <w:highlight w:val="cyan"/>
+        </w:rPr>
+        <w:t>complex  patterns</w:t>
+      </w:r>
+      <w:proofErr w:type="gramEnd"/>
+      <w:r>
+        <w:rPr>
+          <w:rFonts w:cstheme="minorHAnsi"/>
+          <w:highlight w:val="cyan"/>
+        </w:rPr>
+        <w:t xml:space="preserve">  </w:t>
+      </w:r>
+      <w:proofErr w:type="gramStart"/>
+      <w:r>
+        <w:rPr>
+          <w:rFonts w:cstheme="minorHAnsi"/>
+          <w:highlight w:val="cyan"/>
+        </w:rPr>
+        <w:t>within  large</w:t>
+      </w:r>
+      <w:proofErr w:type="gramEnd"/>
+      <w:r>
+        <w:rPr>
+          <w:rFonts w:cstheme="minorHAnsi"/>
+          <w:highlight w:val="cyan"/>
+        </w:rPr>
+        <w:t xml:space="preserve">  and </w:t>
+      </w:r>
+    </w:p>
+    <w:p>
+      <w:pPr>
+        <w:pStyle w:val="NormalWeb"/>
+        <w:rPr>
+          <w:rFonts w:cstheme="minorHAnsi"/>
+          <w:highlight w:val="cyan"/>
+        </w:rPr>
+      </w:pPr>
+      <w:r>
+        <w:rPr>
+          <w:rFonts w:cstheme="minorHAnsi"/>
+          <w:highlight w:val="cyan"/>
+        </w:rPr>
+        <w:t xml:space="preserve">diverse datasets, such as booking trends, seasonal fluctuations, and customer preferences </w:t>
+      </w:r>
+    </w:p>
+    <w:p>
+      <w:pPr>
+        <w:pStyle w:val="NormalWeb"/>
+        <w:rPr>
+          <w:rFonts w:cstheme="minorHAnsi"/>
+          <w:highlight w:val="cyan"/>
+        </w:rPr>
+      </w:pPr>
+      <w:r>
+        <w:rPr>
+          <w:rFonts w:cstheme="minorHAnsi"/>
+          <w:highlight w:val="cyan"/>
+        </w:rPr>
+        <w:t xml:space="preserve">(Wang </w:t>
+      </w:r>
+    </w:p>
+    <w:p>
+      <w:pPr>
+        <w:pStyle w:val="NormalWeb"/>
+        <w:rPr>
+          <w:rFonts w:cstheme="minorHAnsi"/>
+          <w:highlight w:val="cyan"/>
+        </w:rPr>
+      </w:pPr>
+      <w:proofErr w:type="gramStart"/>
+      <w:r>
+        <w:rPr>
+          <w:rFonts w:cstheme="minorHAnsi"/>
+          <w:highlight w:val="cyan"/>
+        </w:rPr>
+        <w:t>et  al.,  2024</w:t>
+      </w:r>
+      <w:proofErr w:type="gramEnd"/>
+      <w:r>
+        <w:rPr>
+          <w:rFonts w:cstheme="minorHAnsi"/>
+          <w:highlight w:val="cyan"/>
+        </w:rPr>
+        <w:t>)</w:t>
+      </w:r>
+    </w:p>
+    <w:p>
+      <w:pPr>
+        <w:pStyle w:val="NormalWeb"/>
+        <w:rPr>
+          <w:rFonts w:cstheme="minorHAnsi"/>
+          <w:highlight w:val="cyan"/>
+        </w:rPr>
+      </w:pPr>
+      <w:r>
+        <w:rPr>
+          <w:rFonts w:cstheme="minorHAnsi"/>
+          <w:highlight w:val="cyan"/>
+        </w:rPr>
+        <w:t xml:space="preserve">.  </w:t>
+      </w:r>
+      <w:proofErr w:type="gramStart"/>
+      <w:r>
+        <w:rPr>
+          <w:rFonts w:cstheme="minorHAnsi"/>
+          <w:highlight w:val="cyan"/>
+        </w:rPr>
+        <w:t>By  leveraging</w:t>
+      </w:r>
+      <w:proofErr w:type="gramEnd"/>
+      <w:r>
+        <w:rPr>
+          <w:rFonts w:cstheme="minorHAnsi"/>
+          <w:highlight w:val="cyan"/>
+        </w:rPr>
+        <w:t xml:space="preserve">  </w:t>
+      </w:r>
+      <w:proofErr w:type="gramStart"/>
+      <w:r>
+        <w:rPr>
+          <w:rFonts w:cstheme="minorHAnsi"/>
+          <w:highlight w:val="cyan"/>
+        </w:rPr>
+        <w:t>its  ability</w:t>
+      </w:r>
+      <w:proofErr w:type="gramEnd"/>
+      <w:r>
+        <w:rPr>
+          <w:rFonts w:cstheme="minorHAnsi"/>
+          <w:highlight w:val="cyan"/>
+        </w:rPr>
+        <w:t xml:space="preserve">  </w:t>
+      </w:r>
+      <w:proofErr w:type="gramStart"/>
+      <w:r>
+        <w:rPr>
+          <w:rFonts w:cstheme="minorHAnsi"/>
+          <w:highlight w:val="cyan"/>
+        </w:rPr>
+        <w:t>to  handle</w:t>
+      </w:r>
+      <w:proofErr w:type="gramEnd"/>
+      <w:r>
+        <w:rPr>
+          <w:rFonts w:cstheme="minorHAnsi"/>
+          <w:highlight w:val="cyan"/>
+        </w:rPr>
+        <w:t xml:space="preserve">  high</w:t>
+      </w:r>
+    </w:p>
+    <w:p>
+      <w:pPr>
+        <w:pStyle w:val="NormalWeb"/>
+        <w:rPr>
+          <w:rFonts w:cstheme="minorHAnsi"/>
+          <w:highlight w:val="cyan"/>
+        </w:rPr>
+      </w:pPr>
+      <w:r>
+        <w:rPr>
+          <w:rFonts w:cstheme="minorHAnsi"/>
+          <w:highlight w:val="cyan"/>
+        </w:rPr>
+        <w:t>-</w:t>
+      </w:r>
+    </w:p>
+    <w:p>
+      <w:pPr>
+        <w:pStyle w:val="NormalWeb"/>
+        <w:rPr>
+          <w:rFonts w:cstheme="minorHAnsi"/>
+          <w:highlight w:val="cyan"/>
+        </w:rPr>
+      </w:pPr>
+      <w:r>
+        <w:rPr>
+          <w:rFonts w:cstheme="minorHAnsi"/>
+          <w:highlight w:val="cyan"/>
+        </w:rPr>
+        <w:t>dim</w:t>
+      </w:r>
+    </w:p>
+    <w:p>
+      <w:pPr>
+        <w:pStyle w:val="NormalWeb"/>
+        <w:rPr>
+          <w:rFonts w:cstheme="minorHAnsi"/>
+          <w:highlight w:val="cyan"/>
+        </w:rPr>
+      </w:pPr>
+      <w:proofErr w:type="spellStart"/>
+      <w:proofErr w:type="gramStart"/>
+      <w:r>
+        <w:rPr>
+          <w:rFonts w:cstheme="minorHAnsi"/>
+          <w:highlight w:val="cyan"/>
+        </w:rPr>
+        <w:t>ensional</w:t>
+      </w:r>
+      <w:proofErr w:type="spellEnd"/>
+      <w:r>
+        <w:rPr>
+          <w:rFonts w:cstheme="minorHAnsi"/>
+          <w:highlight w:val="cyan"/>
+        </w:rPr>
+        <w:t xml:space="preserve">  data</w:t>
+      </w:r>
+      <w:proofErr w:type="gramEnd"/>
+      <w:r>
+        <w:rPr>
+          <w:rFonts w:cstheme="minorHAnsi"/>
+          <w:highlight w:val="cyan"/>
+        </w:rPr>
+        <w:t xml:space="preserve">  </w:t>
+      </w:r>
+      <w:proofErr w:type="gramStart"/>
+      <w:r>
+        <w:rPr>
+          <w:rFonts w:cstheme="minorHAnsi"/>
+          <w:highlight w:val="cyan"/>
+        </w:rPr>
+        <w:t>and  optimize</w:t>
+      </w:r>
+      <w:proofErr w:type="gramEnd"/>
+      <w:r>
+        <w:rPr>
+          <w:rFonts w:cstheme="minorHAnsi"/>
+          <w:highlight w:val="cyan"/>
+        </w:rPr>
+        <w:t xml:space="preserve">  predictive </w:t>
+      </w:r>
+    </w:p>
+    <w:p>
+      <w:pPr>
+        <w:pStyle w:val="NormalWeb"/>
+        <w:rPr>
+          <w:rFonts w:cstheme="minorHAnsi"/>
+          <w:highlight w:val="cyan"/>
+        </w:rPr>
+      </w:pPr>
+      <w:proofErr w:type="gramStart"/>
+      <w:r>
+        <w:rPr>
+          <w:rFonts w:cstheme="minorHAnsi"/>
+          <w:highlight w:val="cyan"/>
+        </w:rPr>
+        <w:t>accuracy,  this</w:t>
+      </w:r>
+      <w:proofErr w:type="gramEnd"/>
+      <w:r>
+        <w:rPr>
+          <w:rFonts w:cstheme="minorHAnsi"/>
+          <w:highlight w:val="cyan"/>
+        </w:rPr>
+        <w:t xml:space="preserve">  </w:t>
+      </w:r>
+      <w:proofErr w:type="gramStart"/>
+      <w:r>
+        <w:rPr>
+          <w:rFonts w:cstheme="minorHAnsi"/>
+          <w:highlight w:val="cyan"/>
+        </w:rPr>
+        <w:t>method  provides</w:t>
+      </w:r>
+      <w:proofErr w:type="gramEnd"/>
+      <w:r>
+        <w:rPr>
+          <w:rFonts w:cstheme="minorHAnsi"/>
+          <w:highlight w:val="cyan"/>
+        </w:rPr>
+        <w:t xml:space="preserve">  </w:t>
+      </w:r>
+      <w:proofErr w:type="gramStart"/>
+      <w:r>
+        <w:rPr>
+          <w:rFonts w:cstheme="minorHAnsi"/>
+          <w:highlight w:val="cyan"/>
+        </w:rPr>
+        <w:t>a  robust</w:t>
+      </w:r>
+      <w:proofErr w:type="gramEnd"/>
+      <w:r>
+        <w:rPr>
+          <w:rFonts w:cstheme="minorHAnsi"/>
+          <w:highlight w:val="cyan"/>
+        </w:rPr>
+        <w:t xml:space="preserve">  </w:t>
+      </w:r>
+      <w:proofErr w:type="gramStart"/>
+      <w:r>
+        <w:rPr>
+          <w:rFonts w:cstheme="minorHAnsi"/>
+          <w:highlight w:val="cyan"/>
+        </w:rPr>
+        <w:t>framework  for</w:t>
+      </w:r>
+      <w:proofErr w:type="gramEnd"/>
+      <w:r>
+        <w:rPr>
+          <w:rFonts w:cstheme="minorHAnsi"/>
+          <w:highlight w:val="cyan"/>
+        </w:rPr>
+        <w:t xml:space="preserve">  </w:t>
+      </w:r>
+      <w:proofErr w:type="gramStart"/>
+      <w:r>
+        <w:rPr>
+          <w:rFonts w:cstheme="minorHAnsi"/>
+          <w:highlight w:val="cyan"/>
+        </w:rPr>
+        <w:t>anticipating  demand</w:t>
+      </w:r>
+      <w:proofErr w:type="gramEnd"/>
+      <w:r>
+        <w:rPr>
+          <w:rFonts w:cstheme="minorHAnsi"/>
+          <w:highlight w:val="cyan"/>
+        </w:rPr>
+        <w:t xml:space="preserve">  </w:t>
+      </w:r>
+      <w:proofErr w:type="gramStart"/>
+      <w:r>
+        <w:rPr>
+          <w:rFonts w:cstheme="minorHAnsi"/>
+          <w:highlight w:val="cyan"/>
+        </w:rPr>
+        <w:t>and  enhancing</w:t>
+      </w:r>
+      <w:proofErr w:type="gramEnd"/>
+      <w:r>
+        <w:rPr>
+          <w:rFonts w:cstheme="minorHAnsi"/>
+          <w:highlight w:val="cyan"/>
+        </w:rPr>
+        <w:t xml:space="preserve"> </w:t>
+      </w:r>
+    </w:p>
+    <w:p>
+      <w:pPr>
+        <w:pStyle w:val="NormalWeb"/>
+        <w:rPr>
+          <w:rFonts w:cstheme="minorHAnsi"/>
+          <w:highlight w:val="cyan"/>
+        </w:rPr>
+      </w:pPr>
+      <w:proofErr w:type="gramStart"/>
+      <w:r>
+        <w:rPr>
+          <w:rFonts w:cstheme="minorHAnsi"/>
+          <w:highlight w:val="cyan"/>
+        </w:rPr>
+        <w:t>resource  allocation</w:t>
+      </w:r>
+      <w:proofErr w:type="gramEnd"/>
+      <w:r>
+        <w:rPr>
+          <w:rFonts w:cstheme="minorHAnsi"/>
+          <w:highlight w:val="cyan"/>
+        </w:rPr>
+        <w:t xml:space="preserve">  </w:t>
+      </w:r>
+      <w:proofErr w:type="gramStart"/>
+      <w:r>
+        <w:rPr>
+          <w:rFonts w:cstheme="minorHAnsi"/>
+          <w:highlight w:val="cyan"/>
+        </w:rPr>
+        <w:t>in  the</w:t>
+      </w:r>
+      <w:proofErr w:type="gramEnd"/>
+      <w:r>
+        <w:rPr>
+          <w:rFonts w:cstheme="minorHAnsi"/>
+          <w:highlight w:val="cyan"/>
+        </w:rPr>
+        <w:t xml:space="preserve">  </w:t>
+      </w:r>
+      <w:proofErr w:type="gramStart"/>
+      <w:r>
+        <w:rPr>
+          <w:rFonts w:cstheme="minorHAnsi"/>
+          <w:highlight w:val="cyan"/>
+        </w:rPr>
+        <w:t>hospitality  sector</w:t>
+      </w:r>
+      <w:proofErr w:type="gramEnd"/>
+      <w:r>
+        <w:rPr>
+          <w:rFonts w:cstheme="minorHAnsi"/>
+          <w:highlight w:val="cyan"/>
+        </w:rPr>
+        <w:t xml:space="preserve"> </w:t>
+      </w:r>
+    </w:p>
+    <w:p>
+      <w:pPr>
+        <w:pStyle w:val="NormalWeb"/>
+        <w:rPr>
+          <w:rFonts w:cstheme="minorHAnsi"/>
+          <w:highlight w:val="cyan"/>
+        </w:rPr>
+      </w:pPr>
+      <w:r>
+        <w:rPr>
+          <w:rFonts w:cstheme="minorHAnsi"/>
+          <w:highlight w:val="cyan"/>
+        </w:rPr>
+        <w:t>(</w:t>
+      </w:r>
+      <w:proofErr w:type="gramStart"/>
+      <w:r>
+        <w:rPr>
+          <w:rFonts w:cstheme="minorHAnsi"/>
+          <w:highlight w:val="cyan"/>
+        </w:rPr>
+        <w:t xml:space="preserve">Reddy,  Prathima,  </w:t>
+      </w:r>
+      <w:proofErr w:type="spellStart"/>
+      <w:r>
+        <w:rPr>
+          <w:rFonts w:cstheme="minorHAnsi"/>
+          <w:highlight w:val="cyan"/>
+        </w:rPr>
+        <w:t>Jaladi</w:t>
+      </w:r>
+      <w:proofErr w:type="spellEnd"/>
+      <w:r>
+        <w:rPr>
+          <w:rFonts w:cstheme="minorHAnsi"/>
+          <w:highlight w:val="cyan"/>
+        </w:rPr>
+        <w:t>,  Dinesh,  &amp;</w:t>
+      </w:r>
+      <w:proofErr w:type="gramEnd"/>
+      <w:r>
+        <w:rPr>
+          <w:rFonts w:cstheme="minorHAnsi"/>
+          <w:highlight w:val="cyan"/>
+        </w:rPr>
+        <w:t xml:space="preserve">  </w:t>
+      </w:r>
+      <w:proofErr w:type="gramStart"/>
+      <w:r>
+        <w:rPr>
+          <w:rFonts w:cstheme="minorHAnsi"/>
+          <w:highlight w:val="cyan"/>
+        </w:rPr>
+        <w:t>Arun  Kumar</w:t>
+      </w:r>
+      <w:proofErr w:type="gramEnd"/>
+      <w:r>
+        <w:rPr>
+          <w:rFonts w:cstheme="minorHAnsi"/>
+          <w:highlight w:val="cyan"/>
+        </w:rPr>
+        <w:t xml:space="preserve">, </w:t>
+      </w:r>
+    </w:p>
+    <w:p>
+      <w:pPr>
+        <w:pStyle w:val="NormalWeb"/>
+        <w:rPr>
+          <w:rFonts w:cstheme="minorHAnsi"/>
+          <w:highlight w:val="cyan"/>
+        </w:rPr>
+      </w:pPr>
+      <w:r>
+        <w:rPr>
+          <w:rFonts w:cstheme="minorHAnsi"/>
+          <w:highlight w:val="cyan"/>
+        </w:rPr>
+        <w:t>2023)</w:t>
+      </w:r>
+    </w:p>
+    <w:p>
+      <w:pPr>
+        <w:pStyle w:val="NormalWeb"/>
+        <w:rPr>
+          <w:rFonts w:cstheme="minorHAnsi"/>
+          <w:highlight w:val="cyan"/>
+        </w:rPr>
+      </w:pPr>
+      <w:r>
+        <w:rPr>
+          <w:rFonts w:cstheme="minorHAnsi"/>
+          <w:highlight w:val="cyan"/>
+        </w:rPr>
+        <w:t xml:space="preserve">. The model’s superior performance in handling classification and regression tasks makes it </w:t>
+      </w:r>
+    </w:p>
+    <w:p>
+      <w:pPr>
+        <w:pStyle w:val="NormalWeb"/>
+        <w:rPr>
+          <w:rFonts w:cstheme="minorHAnsi"/>
+          <w:highlight w:val="cyan"/>
+        </w:rPr>
+      </w:pPr>
+      <w:r>
+        <w:rPr>
+          <w:rFonts w:cstheme="minorHAnsi"/>
+          <w:highlight w:val="cyan"/>
+        </w:rPr>
+        <w:t xml:space="preserve">particularly   suitable   for   </w:t>
+      </w:r>
+      <w:proofErr w:type="gramStart"/>
+      <w:r>
+        <w:rPr>
+          <w:rFonts w:cstheme="minorHAnsi"/>
+          <w:highlight w:val="cyan"/>
+        </w:rPr>
+        <w:t>forecasting  hotel</w:t>
+      </w:r>
+      <w:proofErr w:type="gramEnd"/>
+      <w:r>
+        <w:rPr>
+          <w:rFonts w:cstheme="minorHAnsi"/>
+          <w:highlight w:val="cyan"/>
+        </w:rPr>
+        <w:t xml:space="preserve">   room   occupancy   and   pricing   </w:t>
+      </w:r>
+      <w:proofErr w:type="gramStart"/>
+      <w:r>
+        <w:rPr>
+          <w:rFonts w:cstheme="minorHAnsi"/>
+          <w:highlight w:val="cyan"/>
+        </w:rPr>
+        <w:t xml:space="preserve">strategies,   </w:t>
+      </w:r>
+      <w:proofErr w:type="gramEnd"/>
+      <w:r>
+        <w:rPr>
+          <w:rFonts w:cstheme="minorHAnsi"/>
+          <w:highlight w:val="cyan"/>
+        </w:rPr>
+        <w:t xml:space="preserve">offering </w:t>
+      </w:r>
+    </w:p>
+    <w:p>
+      <w:pPr>
+        <w:pStyle w:val="NormalWeb"/>
+        <w:rPr>
+          <w:rFonts w:cstheme="minorHAnsi"/>
+          <w:highlight w:val="cyan"/>
+        </w:rPr>
+      </w:pPr>
+      <w:r>
+        <w:rPr>
+          <w:rFonts w:cstheme="minorHAnsi"/>
+          <w:highlight w:val="cyan"/>
+        </w:rPr>
+        <w:t>acti</w:t>
+      </w:r>
+    </w:p>
+    <w:p>
+      <w:pPr>
+        <w:pStyle w:val="NormalWeb"/>
+        <w:rPr>
+          <w:rFonts w:cstheme="minorHAnsi"/>
+          <w:highlight w:val="cyan"/>
+        </w:rPr>
+      </w:pPr>
+      <w:proofErr w:type="spellStart"/>
+      <w:proofErr w:type="gramStart"/>
+      <w:r>
+        <w:rPr>
+          <w:rFonts w:cstheme="minorHAnsi"/>
+          <w:highlight w:val="cyan"/>
+        </w:rPr>
+        <w:t>onable</w:t>
+      </w:r>
+      <w:proofErr w:type="spellEnd"/>
+      <w:r>
+        <w:rPr>
+          <w:rFonts w:cstheme="minorHAnsi"/>
+          <w:highlight w:val="cyan"/>
+        </w:rPr>
+        <w:t xml:space="preserve">  insights</w:t>
+      </w:r>
+      <w:proofErr w:type="gramEnd"/>
+      <w:r>
+        <w:rPr>
+          <w:rFonts w:cstheme="minorHAnsi"/>
+          <w:highlight w:val="cyan"/>
+        </w:rPr>
+        <w:t xml:space="preserve">  </w:t>
+      </w:r>
+      <w:proofErr w:type="gramStart"/>
+      <w:r>
+        <w:rPr>
+          <w:rFonts w:cstheme="minorHAnsi"/>
+          <w:highlight w:val="cyan"/>
+        </w:rPr>
+        <w:t>for  operational</w:t>
+      </w:r>
+      <w:proofErr w:type="gramEnd"/>
+      <w:r>
+        <w:rPr>
+          <w:rFonts w:cstheme="minorHAnsi"/>
+          <w:highlight w:val="cyan"/>
+        </w:rPr>
+        <w:t xml:space="preserve"> </w:t>
+      </w:r>
+      <w:proofErr w:type="gramStart"/>
+      <w:r>
+        <w:rPr>
+          <w:rFonts w:cstheme="minorHAnsi"/>
+          <w:highlight w:val="cyan"/>
+        </w:rPr>
+        <w:t>and  strategic</w:t>
+      </w:r>
+      <w:proofErr w:type="gramEnd"/>
+      <w:r>
+        <w:rPr>
+          <w:rFonts w:cstheme="minorHAnsi"/>
+          <w:highlight w:val="cyan"/>
+        </w:rPr>
+        <w:t xml:space="preserve"> planning.  This </w:t>
+      </w:r>
+      <w:proofErr w:type="gramStart"/>
+      <w:r>
+        <w:rPr>
+          <w:rFonts w:cstheme="minorHAnsi"/>
+          <w:highlight w:val="cyan"/>
+        </w:rPr>
+        <w:t>approach  improves</w:t>
+      </w:r>
+      <w:proofErr w:type="gramEnd"/>
+      <w:r>
+        <w:rPr>
+          <w:rFonts w:cstheme="minorHAnsi"/>
+          <w:highlight w:val="cyan"/>
+        </w:rPr>
+        <w:t xml:space="preserve"> </w:t>
+      </w:r>
+      <w:proofErr w:type="gramStart"/>
+      <w:r>
+        <w:rPr>
+          <w:rFonts w:cstheme="minorHAnsi"/>
+          <w:highlight w:val="cyan"/>
+        </w:rPr>
+        <w:t>the  accuracy</w:t>
+      </w:r>
+      <w:proofErr w:type="gramEnd"/>
+      <w:r>
+        <w:rPr>
+          <w:rFonts w:cstheme="minorHAnsi"/>
+          <w:highlight w:val="cyan"/>
+        </w:rPr>
+        <w:t xml:space="preserve"> </w:t>
+      </w:r>
+    </w:p>
+    <w:p>
+      <w:pPr>
+        <w:pStyle w:val="NormalWeb"/>
+        <w:rPr>
+          <w:rFonts w:cstheme="minorHAnsi"/>
+          <w:highlight w:val="cyan"/>
+        </w:rPr>
+      </w:pPr>
+      <w:proofErr w:type="gramStart"/>
+      <w:r>
+        <w:rPr>
+          <w:rFonts w:cstheme="minorHAnsi"/>
+          <w:highlight w:val="cyan"/>
+        </w:rPr>
+        <w:t>of  predictions</w:t>
+      </w:r>
+      <w:proofErr w:type="gramEnd"/>
+      <w:r>
+        <w:rPr>
+          <w:rFonts w:cstheme="minorHAnsi"/>
+          <w:highlight w:val="cyan"/>
+        </w:rPr>
+        <w:t xml:space="preserve">  </w:t>
+      </w:r>
+      <w:proofErr w:type="gramStart"/>
+      <w:r>
+        <w:rPr>
+          <w:rFonts w:cstheme="minorHAnsi"/>
+          <w:highlight w:val="cyan"/>
+        </w:rPr>
+        <w:t>and  demonstrates</w:t>
+      </w:r>
+      <w:proofErr w:type="gramEnd"/>
+      <w:r>
+        <w:rPr>
+          <w:rFonts w:cstheme="minorHAnsi"/>
+          <w:highlight w:val="cyan"/>
+        </w:rPr>
+        <w:t xml:space="preserve">  </w:t>
+      </w:r>
+      <w:proofErr w:type="gramStart"/>
+      <w:r>
+        <w:rPr>
+          <w:rFonts w:cstheme="minorHAnsi"/>
+          <w:highlight w:val="cyan"/>
+        </w:rPr>
+        <w:t>the  transformative</w:t>
+      </w:r>
+      <w:proofErr w:type="gramEnd"/>
+      <w:r>
+        <w:rPr>
+          <w:rFonts w:cstheme="minorHAnsi"/>
+          <w:highlight w:val="cyan"/>
+        </w:rPr>
+        <w:t xml:space="preserve">  </w:t>
+      </w:r>
+      <w:proofErr w:type="gramStart"/>
+      <w:r>
+        <w:rPr>
+          <w:rFonts w:cstheme="minorHAnsi"/>
+          <w:highlight w:val="cyan"/>
+        </w:rPr>
+        <w:t>potential  of</w:t>
+      </w:r>
+      <w:proofErr w:type="gramEnd"/>
+      <w:r>
+        <w:rPr>
+          <w:rFonts w:cstheme="minorHAnsi"/>
+          <w:highlight w:val="cyan"/>
+        </w:rPr>
+        <w:t xml:space="preserve">  </w:t>
+      </w:r>
+      <w:proofErr w:type="gramStart"/>
+      <w:r>
+        <w:rPr>
+          <w:rFonts w:cstheme="minorHAnsi"/>
+          <w:highlight w:val="cyan"/>
+        </w:rPr>
+        <w:t>integrating  advanced</w:t>
+      </w:r>
+      <w:proofErr w:type="gramEnd"/>
+      <w:r>
+        <w:rPr>
+          <w:rFonts w:cstheme="minorHAnsi"/>
+          <w:highlight w:val="cyan"/>
+        </w:rPr>
+        <w:t xml:space="preserve">  machine</w:t>
+      </w:r>
+    </w:p>
+    <w:p>
+      <w:pPr>
+        <w:pStyle w:val="NormalWeb"/>
+        <w:rPr>
+          <w:rFonts w:cstheme="minorHAnsi"/>
+          <w:highlight w:val="cyan"/>
+        </w:rPr>
+      </w:pPr>
+      <w:r>
+        <w:rPr>
+          <w:rFonts w:cstheme="minorHAnsi"/>
+          <w:highlight w:val="cyan"/>
+        </w:rPr>
+        <w:t>-</w:t>
+      </w:r>
+    </w:p>
+    <w:p>
+      <w:pPr>
+        <w:pStyle w:val="NormalWeb"/>
+        <w:rPr>
+          <w:rFonts w:cstheme="minorHAnsi"/>
+          <w:highlight w:val="cyan"/>
+        </w:rPr>
+      </w:pPr>
+      <w:r>
+        <w:rPr>
+          <w:rFonts w:cstheme="minorHAnsi"/>
+          <w:highlight w:val="cyan"/>
+        </w:rPr>
+        <w:lastRenderedPageBreak/>
+        <w:t xml:space="preserve">learning techniques into traditional practices. Implementing such </w:t>
+      </w:r>
+      <w:proofErr w:type="spellStart"/>
+      <w:r>
+        <w:rPr>
+          <w:rFonts w:cstheme="minorHAnsi"/>
+          <w:highlight w:val="cyan"/>
+        </w:rPr>
+        <w:t>predi</w:t>
+      </w:r>
+      <w:proofErr w:type="spellEnd"/>
+    </w:p>
+    <w:p>
+      <w:pPr>
+        <w:pStyle w:val="NormalWeb"/>
+        <w:rPr>
+          <w:rFonts w:cstheme="minorHAnsi"/>
+          <w:highlight w:val="cyan"/>
+        </w:rPr>
+      </w:pPr>
+      <w:proofErr w:type="spellStart"/>
+      <w:r>
+        <w:rPr>
+          <w:rFonts w:cstheme="minorHAnsi"/>
+          <w:highlight w:val="cyan"/>
+        </w:rPr>
+        <w:t>ctive</w:t>
+      </w:r>
+      <w:proofErr w:type="spellEnd"/>
+      <w:r>
+        <w:rPr>
+          <w:rFonts w:cstheme="minorHAnsi"/>
+          <w:highlight w:val="cyan"/>
+        </w:rPr>
+        <w:t xml:space="preserve"> analytics underscores </w:t>
+      </w:r>
+    </w:p>
+    <w:p>
+      <w:pPr>
+        <w:pStyle w:val="NormalWeb"/>
+        <w:rPr>
+          <w:rFonts w:cstheme="minorHAnsi"/>
+          <w:highlight w:val="cyan"/>
+        </w:rPr>
+      </w:pPr>
+      <w:r>
+        <w:rPr>
+          <w:rFonts w:cstheme="minorHAnsi"/>
+          <w:highlight w:val="cyan"/>
+        </w:rPr>
+        <w:t xml:space="preserve">the critical role of technology in driving efficiency and adaptability in the competitive hospitality </w:t>
+      </w:r>
+    </w:p>
+    <w:p>
+      <w:pPr>
+        <w:pStyle w:val="NormalWeb"/>
+        <w:rPr>
+          <w:rFonts w:cstheme="minorHAnsi"/>
+          <w:highlight w:val="cyan"/>
+        </w:rPr>
+      </w:pPr>
+      <w:r>
+        <w:rPr>
+          <w:rFonts w:cstheme="minorHAnsi"/>
+          <w:highlight w:val="cyan"/>
+        </w:rPr>
+        <w:t>industry.</w:t>
+      </w:r>
+    </w:p>
+    <w:p>
+      <w:pPr>
+        <w:pStyle w:val="NormalWeb"/>
+        <w:ind w:left="360"/>
         <w:rPr>
           <w:rFonts w:asciiTheme="minorHAnsi" w:hAnsiTheme="minorHAnsi" w:cstheme="minorHAnsi"/>
           <w:highlight w:val="yellow"/>
         </w:rPr>
-        <w:t>Clearly state what you expect to produce by the end of Semester 2, including the expected analytical and predictive modelling outputs and any relevant dashboard, application, system or other project deliverables.</w:t>
-      </w:r>
-    </w:p>
-    <w:p>
-      <w:pPr>
-        <w:pStyle w:val="NormalWeb"/>
+      </w:pPr>
+      <w:r>
         <w:rPr>
           <w:rFonts w:asciiTheme="minorHAnsi" w:hAnsiTheme="minorHAnsi" w:cstheme="minorHAnsi"/>
-          <w:highlight w:val="cyan"/>
-        </w:rPr>
-      </w:pPr>
-    </w:p>
-    <w:p>
-      <w:pPr>
-        <w:pStyle w:val="NormalWeb"/>
-        <w:rPr>
-          <w:rFonts w:cstheme="minorHAnsi"/>
-          <w:highlight w:val="cyan"/>
-        </w:rPr>
-      </w:pPr>
-      <w:r>
-        <w:rPr>
-          <w:rFonts w:cstheme="minorHAnsi"/>
-          <w:highlight w:val="cyan"/>
-        </w:rPr>
-        <w:t xml:space="preserve">This  research  employs  big  data  analytics  using  the  XGBoost  model  to  predict  hotel  room </w:t>
-      </w:r>
-    </w:p>
-    <w:p>
-      <w:pPr>
-        <w:pStyle w:val="NormalWeb"/>
-        <w:rPr>
-          <w:rFonts w:cstheme="minorHAnsi"/>
-          <w:highlight w:val="cyan"/>
-        </w:rPr>
-      </w:pPr>
-      <w:r>
-        <w:rPr>
-          <w:rFonts w:cstheme="minorHAnsi"/>
-          <w:highlight w:val="cyan"/>
-        </w:rPr>
-        <w:t>dynamics, enabling precise and efficient decision</w:t>
-      </w:r>
-    </w:p>
-    <w:p>
-      <w:pPr>
-        <w:pStyle w:val="NormalWeb"/>
-        <w:rPr>
-          <w:rFonts w:cstheme="minorHAnsi"/>
-          <w:highlight w:val="cyan"/>
-        </w:rPr>
-      </w:pPr>
-      <w:r>
-        <w:rPr>
-          <w:rFonts w:cstheme="minorHAnsi"/>
-          <w:highlight w:val="cyan"/>
-        </w:rPr>
-        <w:t>-</w:t>
-      </w:r>
-    </w:p>
-    <w:p>
-      <w:pPr>
-        <w:pStyle w:val="NormalWeb"/>
-        <w:rPr>
-          <w:rFonts w:cstheme="minorHAnsi"/>
-          <w:highlight w:val="cyan"/>
-        </w:rPr>
-      </w:pPr>
-      <w:r>
-        <w:rPr>
-          <w:rFonts w:cstheme="minorHAnsi"/>
-          <w:highlight w:val="cyan"/>
-        </w:rPr>
-        <w:t xml:space="preserve">making processes. Adopting XGBoost, a highly </w:t>
-      </w:r>
-    </w:p>
-    <w:p>
-      <w:pPr>
-        <w:pStyle w:val="NormalWeb"/>
-        <w:rPr>
-          <w:rFonts w:cstheme="minorHAnsi"/>
-          <w:highlight w:val="cyan"/>
-        </w:rPr>
-      </w:pPr>
-      <w:r>
-        <w:rPr>
-          <w:rFonts w:cstheme="minorHAnsi"/>
-          <w:highlight w:val="cyan"/>
-        </w:rPr>
-        <w:t>efficient  gradient  boosting  algorithm,  allows  fo</w:t>
-      </w:r>
-    </w:p>
-    <w:p>
-      <w:pPr>
-        <w:pStyle w:val="NormalWeb"/>
-        <w:rPr>
-          <w:rFonts w:cstheme="minorHAnsi"/>
-          <w:highlight w:val="cyan"/>
-        </w:rPr>
-      </w:pPr>
-      <w:r>
-        <w:rPr>
-          <w:rFonts w:cstheme="minorHAnsi"/>
-          <w:highlight w:val="cyan"/>
-        </w:rPr>
-        <w:t xml:space="preserve">r  identifying  complex  patterns  within  large  and </w:t>
-      </w:r>
-    </w:p>
-    <w:p>
-      <w:pPr>
-        <w:pStyle w:val="NormalWeb"/>
-        <w:rPr>
-          <w:rFonts w:cstheme="minorHAnsi"/>
-          <w:highlight w:val="cyan"/>
-        </w:rPr>
-      </w:pPr>
-      <w:r>
-        <w:rPr>
-          <w:rFonts w:cstheme="minorHAnsi"/>
-          <w:highlight w:val="cyan"/>
-        </w:rPr>
-        <w:t xml:space="preserve">diverse datasets, such as booking trends, seasonal fluctuations, and customer preferences </w:t>
-      </w:r>
-    </w:p>
-    <w:p>
-      <w:pPr>
-        <w:pStyle w:val="NormalWeb"/>
-        <w:rPr>
-          <w:rFonts w:cstheme="minorHAnsi"/>
-          <w:highlight w:val="cyan"/>
-        </w:rPr>
-      </w:pPr>
-      <w:r>
-        <w:rPr>
-          <w:rFonts w:cstheme="minorHAnsi"/>
-          <w:highlight w:val="cyan"/>
-        </w:rPr>
-        <w:t xml:space="preserve">(Wang </w:t>
-      </w:r>
-    </w:p>
-    <w:p>
-      <w:pPr>
-        <w:pStyle w:val="NormalWeb"/>
-        <w:rPr>
-          <w:rFonts w:cstheme="minorHAnsi"/>
-          <w:highlight w:val="cyan"/>
-        </w:rPr>
-      </w:pPr>
-      <w:r>
-        <w:rPr>
-          <w:rFonts w:cstheme="minorHAnsi"/>
-          <w:highlight w:val="cyan"/>
-        </w:rPr>
-        <w:t>et  al.,  2024)</w:t>
-      </w:r>
-    </w:p>
-    <w:p>
-      <w:pPr>
-        <w:pStyle w:val="NormalWeb"/>
-        <w:rPr>
-          <w:rFonts w:cstheme="minorHAnsi"/>
-          <w:highlight w:val="cyan"/>
-        </w:rPr>
-      </w:pPr>
-      <w:r>
-        <w:rPr>
-          <w:rFonts w:cstheme="minorHAnsi"/>
-          <w:highlight w:val="cyan"/>
-        </w:rPr>
-        <w:t>.  By  leveraging  its  ability  to  handle  high</w:t>
-      </w:r>
-    </w:p>
-    <w:p>
-      <w:pPr>
-        <w:pStyle w:val="NormalWeb"/>
-        <w:rPr>
-          <w:rFonts w:cstheme="minorHAnsi"/>
-          <w:highlight w:val="cyan"/>
-        </w:rPr>
-      </w:pPr>
-      <w:r>
-        <w:rPr>
-          <w:rFonts w:cstheme="minorHAnsi"/>
-          <w:highlight w:val="cyan"/>
-        </w:rPr>
-        <w:t>-</w:t>
-      </w:r>
-    </w:p>
-    <w:p>
-      <w:pPr>
-        <w:pStyle w:val="NormalWeb"/>
-        <w:rPr>
-          <w:rFonts w:cstheme="minorHAnsi"/>
-          <w:highlight w:val="cyan"/>
-        </w:rPr>
-      </w:pPr>
-      <w:r>
-        <w:rPr>
-          <w:rFonts w:cstheme="minorHAnsi"/>
-          <w:highlight w:val="cyan"/>
-        </w:rPr>
-        <w:t>dim</w:t>
-      </w:r>
-    </w:p>
-    <w:p>
-      <w:pPr>
-        <w:pStyle w:val="NormalWeb"/>
-        <w:rPr>
-          <w:rFonts w:cstheme="minorHAnsi"/>
-          <w:highlight w:val="cyan"/>
-        </w:rPr>
-      </w:pPr>
-      <w:r>
-        <w:rPr>
-          <w:rFonts w:cstheme="minorHAnsi"/>
-          <w:highlight w:val="cyan"/>
-        </w:rPr>
-        <w:t xml:space="preserve">ensional  data  and  optimize  predictive </w:t>
-      </w:r>
-    </w:p>
-    <w:p>
-      <w:pPr>
-        <w:pStyle w:val="NormalWeb"/>
-        <w:rPr>
-          <w:rFonts w:cstheme="minorHAnsi"/>
-          <w:highlight w:val="cyan"/>
-        </w:rPr>
-      </w:pPr>
-      <w:r>
-        <w:rPr>
-          <w:rFonts w:cstheme="minorHAnsi"/>
-          <w:highlight w:val="cyan"/>
-        </w:rPr>
-        <w:t xml:space="preserve">accuracy,  this  method  provides  a  robust  framework  for  anticipating  demand  and  enhancing </w:t>
-      </w:r>
-    </w:p>
-    <w:p>
-      <w:pPr>
-        <w:pStyle w:val="NormalWeb"/>
-        <w:rPr>
-          <w:rFonts w:cstheme="minorHAnsi"/>
-          <w:highlight w:val="cyan"/>
-        </w:rPr>
-      </w:pPr>
-      <w:r>
-        <w:rPr>
-          <w:rFonts w:cstheme="minorHAnsi"/>
-          <w:highlight w:val="cyan"/>
-        </w:rPr>
-        <w:t xml:space="preserve">resource  allocation  in  the  hospitality  sector </w:t>
-      </w:r>
-    </w:p>
-    <w:p>
-      <w:pPr>
-        <w:pStyle w:val="NormalWeb"/>
-        <w:rPr>
-          <w:rFonts w:cstheme="minorHAnsi"/>
-          <w:highlight w:val="cyan"/>
-        </w:rPr>
-      </w:pPr>
-      <w:r>
-        <w:rPr>
-          <w:rFonts w:cstheme="minorHAnsi"/>
-          <w:highlight w:val="cyan"/>
-        </w:rPr>
-        <w:t xml:space="preserve">(Reddy,  Prathima,  Jaladi,  Dinesh,  &amp;  Arun  Kumar, </w:t>
-      </w:r>
-    </w:p>
-    <w:p>
-      <w:pPr>
-        <w:pStyle w:val="NormalWeb"/>
-        <w:rPr>
-          <w:rFonts w:cstheme="minorHAnsi"/>
-          <w:highlight w:val="cyan"/>
-        </w:rPr>
-      </w:pPr>
-      <w:r>
-        <w:rPr>
-          <w:rFonts w:cstheme="minorHAnsi"/>
-          <w:highlight w:val="cyan"/>
-        </w:rPr>
-        <w:t>2023)</w:t>
-      </w:r>
-    </w:p>
-    <w:p>
-      <w:pPr>
-        <w:pStyle w:val="NormalWeb"/>
-        <w:rPr>
-          <w:rFonts w:cstheme="minorHAnsi"/>
-          <w:highlight w:val="cyan"/>
-        </w:rPr>
-      </w:pPr>
-      <w:r>
-        <w:rPr>
-          <w:rFonts w:cstheme="minorHAnsi"/>
-          <w:highlight w:val="cyan"/>
-        </w:rPr>
-        <w:t xml:space="preserve">. The model’s superior performance in handling classification and regression tasks makes it </w:t>
-      </w:r>
-    </w:p>
-    <w:p>
-      <w:pPr>
-        <w:pStyle w:val="NormalWeb"/>
-        <w:rPr>
-          <w:rFonts w:cstheme="minorHAnsi"/>
-          <w:highlight w:val="cyan"/>
-        </w:rPr>
-      </w:pPr>
-      <w:r>
-        <w:rPr>
-          <w:rFonts w:cstheme="minorHAnsi"/>
-          <w:highlight w:val="cyan"/>
-        </w:rPr>
-        <w:t xml:space="preserve">particularly   suitable   for   forecasting  hotel   room   occupancy   and   pricing   strategies,   offering </w:t>
-      </w:r>
-    </w:p>
-    <w:p>
-      <w:pPr>
-        <w:pStyle w:val="NormalWeb"/>
-        <w:rPr>
-          <w:rFonts w:cstheme="minorHAnsi"/>
-          <w:highlight w:val="cyan"/>
-        </w:rPr>
-      </w:pPr>
-      <w:r>
-        <w:rPr>
-          <w:rFonts w:cstheme="minorHAnsi"/>
-          <w:highlight w:val="cyan"/>
-        </w:rPr>
-        <w:lastRenderedPageBreak/>
-        <w:t>acti</w:t>
-      </w:r>
-    </w:p>
-    <w:p>
-      <w:pPr>
-        <w:pStyle w:val="NormalWeb"/>
-        <w:rPr>
-          <w:rFonts w:cstheme="minorHAnsi"/>
-          <w:highlight w:val="cyan"/>
-        </w:rPr>
-      </w:pPr>
-      <w:r>
-        <w:rPr>
-          <w:rFonts w:cstheme="minorHAnsi"/>
-          <w:highlight w:val="cyan"/>
-        </w:rPr>
-        <w:t xml:space="preserve">onable  insights  for  operational and  strategic planning.  This approach  improves the  accuracy </w:t>
-      </w:r>
-    </w:p>
-    <w:p>
-      <w:pPr>
-        <w:pStyle w:val="NormalWeb"/>
-        <w:rPr>
-          <w:rFonts w:cstheme="minorHAnsi"/>
-          <w:highlight w:val="cyan"/>
-        </w:rPr>
-      </w:pPr>
-      <w:r>
-        <w:rPr>
-          <w:rFonts w:cstheme="minorHAnsi"/>
-          <w:highlight w:val="cyan"/>
-        </w:rPr>
-        <w:t>of  predictions  and  demonstrates  the  transformative  potential  of  integrating  advanced  machine</w:t>
-      </w:r>
-    </w:p>
-    <w:p>
-      <w:pPr>
-        <w:pStyle w:val="NormalWeb"/>
-        <w:rPr>
-          <w:rFonts w:cstheme="minorHAnsi"/>
-          <w:highlight w:val="cyan"/>
-        </w:rPr>
-      </w:pPr>
-      <w:r>
-        <w:rPr>
-          <w:rFonts w:cstheme="minorHAnsi"/>
-          <w:highlight w:val="cyan"/>
-        </w:rPr>
-        <w:t>-</w:t>
-      </w:r>
-    </w:p>
-    <w:p>
-      <w:pPr>
-        <w:pStyle w:val="NormalWeb"/>
-        <w:rPr>
-          <w:rFonts w:cstheme="minorHAnsi"/>
-          <w:highlight w:val="cyan"/>
-        </w:rPr>
-      </w:pPr>
-      <w:r>
-        <w:rPr>
-          <w:rFonts w:cstheme="minorHAnsi"/>
-          <w:highlight w:val="cyan"/>
-        </w:rPr>
-        <w:t>learning techniques into traditional practices. Implementing such predi</w:t>
-      </w:r>
-    </w:p>
-    <w:p>
-      <w:pPr>
-        <w:pStyle w:val="NormalWeb"/>
-        <w:rPr>
-          <w:rFonts w:cstheme="minorHAnsi"/>
-          <w:highlight w:val="cyan"/>
-        </w:rPr>
-      </w:pPr>
-      <w:r>
-        <w:rPr>
-          <w:rFonts w:cstheme="minorHAnsi"/>
-          <w:highlight w:val="cyan"/>
-        </w:rPr>
-        <w:t xml:space="preserve">ctive analytics underscores </w:t>
-      </w:r>
-    </w:p>
-    <w:p>
-      <w:pPr>
-        <w:pStyle w:val="NormalWeb"/>
-        <w:rPr>
-          <w:rFonts w:cstheme="minorHAnsi"/>
-          <w:highlight w:val="cyan"/>
-        </w:rPr>
-      </w:pPr>
-      <w:r>
-        <w:rPr>
-          <w:rFonts w:cstheme="minorHAnsi"/>
-          <w:highlight w:val="cyan"/>
-        </w:rPr>
-        <w:t xml:space="preserve">the critical role of technology in driving efficiency and adaptability in the competitive hospitality </w:t>
-      </w:r>
-    </w:p>
-    <w:p>
-      <w:pPr>
-        <w:pStyle w:val="NormalWeb"/>
-        <w:rPr>
-          <w:rFonts w:cstheme="minorHAnsi"/>
-          <w:highlight w:val="cyan"/>
-        </w:rPr>
-      </w:pPr>
-      <w:r>
-        <w:rPr>
-          <w:rFonts w:cstheme="minorHAnsi"/>
-          <w:highlight w:val="cyan"/>
-        </w:rPr>
-        <w:t>industry.</w:t>
-      </w:r>
-    </w:p>
-    <w:p>
-      <w:pPr>
-        <w:pStyle w:val="NormalWeb"/>
-        <w:ind w:left="360"/>
+        </w:rPr>
+        <w:t xml:space="preserve">Predicting hotel occupancy rates is important in helping hotel management optimize resource management, such as staff, </w:t>
+      </w:r>
+      <w:proofErr w:type="spellStart"/>
+      <w:proofErr w:type="gramStart"/>
+      <w:r>
         <w:rPr>
           <w:rFonts w:asciiTheme="minorHAnsi" w:hAnsiTheme="minorHAnsi" w:cstheme="minorHAnsi"/>
-          <w:highlight w:val="yellow"/>
-        </w:rPr>
-      </w:pPr>
+        </w:rPr>
+        <w:t>inventory,and</w:t>
+      </w:r>
+      <w:proofErr w:type="spellEnd"/>
+      <w:proofErr w:type="gramEnd"/>
       <w:r>
         <w:rPr>
           <w:rFonts w:asciiTheme="minorHAnsi" w:hAnsiTheme="minorHAnsi" w:cstheme="minorHAnsi"/>
         </w:rPr>
-        <w:t>Predicting hotel occupancy rates is important in helping hotel management optimize resource management, such as staff, inventory,and facilities. Thus, hotels can reduce waste, increase operational efﬁciency, and provide better services to guests. In addition, ithelps with marketing planning, proper pricing, and strategic decision-making to increase hotel revenue. If the predicted occupancyis high, the hotel can adjust its prices by increasing room prices. Hotels can also optimize services by ensuring that hotel staff areready to face increased workloads, that services remain optimal, and that hotel supplies and facilities are adequate to respond tosurges in demand, including food supplies, cleanliness, and staff availability. Hotels can also carry out additional promotions byencouraging additional sales, such as promotional packages, additional services, or special offers, such as honeymoon packages andfamily vacation packages. Collaboration with local partners can also be considered to meet additional guest needs or to provide extraservices. However, if the predicted occupancy is low, the hotel can adjust prices with price reductions or special offers to increasethe attractiveness of the rooms. Hotels can also conduct geo-targeting marketing, focusing on targeted marketing through digitaladvertising, online promotions, or local partnerships. Hotels can create attractive promotional packages such as discounts for longerbookings or inclusive package offers with added value for service quality. On this occasion, the hotel can also plan maintenance andrenovations to remain attractive and meet standards. Hotels can maximize their capacity to obtain the best revenue by maximizingtheir business strategies based on predicted occupancy rates.</w:t>
+        <w:t xml:space="preserve"> facilities. Thus, hotels can reduce waste, increase operational efﬁciency, and provide better services to guests. In addition, </w:t>
+      </w:r>
+      <w:proofErr w:type="spellStart"/>
+      <w:r>
+        <w:rPr>
+          <w:rFonts w:asciiTheme="minorHAnsi" w:hAnsiTheme="minorHAnsi" w:cstheme="minorHAnsi"/>
+        </w:rPr>
+        <w:t>ithelps</w:t>
+      </w:r>
+      <w:proofErr w:type="spellEnd"/>
+      <w:r>
+        <w:rPr>
+          <w:rFonts w:asciiTheme="minorHAnsi" w:hAnsiTheme="minorHAnsi" w:cstheme="minorHAnsi"/>
+        </w:rPr>
+        <w:t xml:space="preserve"> with marketing planning, proper pricing, and strategic decision-making to increase hotel revenue. If the predicted </w:t>
+      </w:r>
+      <w:proofErr w:type="spellStart"/>
+      <w:r>
+        <w:rPr>
+          <w:rFonts w:asciiTheme="minorHAnsi" w:hAnsiTheme="minorHAnsi" w:cstheme="minorHAnsi"/>
+        </w:rPr>
+        <w:t>occupancyis</w:t>
+      </w:r>
+      <w:proofErr w:type="spellEnd"/>
+      <w:r>
+        <w:rPr>
+          <w:rFonts w:asciiTheme="minorHAnsi" w:hAnsiTheme="minorHAnsi" w:cstheme="minorHAnsi"/>
+        </w:rPr>
+        <w:t xml:space="preserve"> high, the hotel can adjust its prices by increasing room prices. Hotels can also optimize services by ensuring that hotel staff </w:t>
+      </w:r>
+      <w:proofErr w:type="spellStart"/>
+      <w:r>
+        <w:rPr>
+          <w:rFonts w:asciiTheme="minorHAnsi" w:hAnsiTheme="minorHAnsi" w:cstheme="minorHAnsi"/>
+        </w:rPr>
+        <w:t>areready</w:t>
+      </w:r>
+      <w:proofErr w:type="spellEnd"/>
+      <w:r>
+        <w:rPr>
+          <w:rFonts w:asciiTheme="minorHAnsi" w:hAnsiTheme="minorHAnsi" w:cstheme="minorHAnsi"/>
+        </w:rPr>
+        <w:t xml:space="preserve"> to face increased workloads, that services remain optimal, and that hotel supplies and facilities are adequate to respond </w:t>
+      </w:r>
+      <w:proofErr w:type="spellStart"/>
+      <w:r>
+        <w:rPr>
+          <w:rFonts w:asciiTheme="minorHAnsi" w:hAnsiTheme="minorHAnsi" w:cstheme="minorHAnsi"/>
+        </w:rPr>
+        <w:t>tosurges</w:t>
+      </w:r>
+      <w:proofErr w:type="spellEnd"/>
+      <w:r>
+        <w:rPr>
+          <w:rFonts w:asciiTheme="minorHAnsi" w:hAnsiTheme="minorHAnsi" w:cstheme="minorHAnsi"/>
+        </w:rPr>
+        <w:t xml:space="preserve"> in demand, including food supplies, cleanliness, and staff availability. Hotels can also carry out additional promotions </w:t>
+      </w:r>
+      <w:proofErr w:type="spellStart"/>
+      <w:r>
+        <w:rPr>
+          <w:rFonts w:asciiTheme="minorHAnsi" w:hAnsiTheme="minorHAnsi" w:cstheme="minorHAnsi"/>
+        </w:rPr>
+        <w:t>byencouraging</w:t>
+      </w:r>
+      <w:proofErr w:type="spellEnd"/>
+      <w:r>
+        <w:rPr>
+          <w:rFonts w:asciiTheme="minorHAnsi" w:hAnsiTheme="minorHAnsi" w:cstheme="minorHAnsi"/>
+        </w:rPr>
+        <w:t xml:space="preserve"> additional sales, such as promotional packages, additional services, or special offers, such as honeymoon packages </w:t>
+      </w:r>
+      <w:proofErr w:type="spellStart"/>
+      <w:r>
+        <w:rPr>
+          <w:rFonts w:asciiTheme="minorHAnsi" w:hAnsiTheme="minorHAnsi" w:cstheme="minorHAnsi"/>
+        </w:rPr>
+        <w:t>andfamily</w:t>
+      </w:r>
+      <w:proofErr w:type="spellEnd"/>
+      <w:r>
+        <w:rPr>
+          <w:rFonts w:asciiTheme="minorHAnsi" w:hAnsiTheme="minorHAnsi" w:cstheme="minorHAnsi"/>
+        </w:rPr>
+        <w:t xml:space="preserve"> vacation packages. Collaboration with local partners can also be considered to meet additional guest needs or to provide </w:t>
+      </w:r>
+      <w:proofErr w:type="spellStart"/>
+      <w:r>
+        <w:rPr>
+          <w:rFonts w:asciiTheme="minorHAnsi" w:hAnsiTheme="minorHAnsi" w:cstheme="minorHAnsi"/>
+        </w:rPr>
+        <w:t>extraservices</w:t>
+      </w:r>
+      <w:proofErr w:type="spellEnd"/>
+      <w:r>
+        <w:rPr>
+          <w:rFonts w:asciiTheme="minorHAnsi" w:hAnsiTheme="minorHAnsi" w:cstheme="minorHAnsi"/>
+        </w:rPr>
+        <w:t xml:space="preserve">. However, if the predicted occupancy is low, the hotel can adjust prices with price reductions or special offers to </w:t>
+      </w:r>
+      <w:proofErr w:type="spellStart"/>
+      <w:r>
+        <w:rPr>
+          <w:rFonts w:asciiTheme="minorHAnsi" w:hAnsiTheme="minorHAnsi" w:cstheme="minorHAnsi"/>
+        </w:rPr>
+        <w:t>increasethe</w:t>
+      </w:r>
+      <w:proofErr w:type="spellEnd"/>
+      <w:r>
+        <w:rPr>
+          <w:rFonts w:asciiTheme="minorHAnsi" w:hAnsiTheme="minorHAnsi" w:cstheme="minorHAnsi"/>
+        </w:rPr>
+        <w:t xml:space="preserve"> attractiveness of the rooms. Hotels can also conduct geo-targeting marketing, focusing on targeted marketing through </w:t>
+      </w:r>
+      <w:proofErr w:type="spellStart"/>
+      <w:r>
+        <w:rPr>
+          <w:rFonts w:asciiTheme="minorHAnsi" w:hAnsiTheme="minorHAnsi" w:cstheme="minorHAnsi"/>
+        </w:rPr>
+        <w:t>digitaladvertising</w:t>
+      </w:r>
+      <w:proofErr w:type="spellEnd"/>
+      <w:r>
+        <w:rPr>
+          <w:rFonts w:asciiTheme="minorHAnsi" w:hAnsiTheme="minorHAnsi" w:cstheme="minorHAnsi"/>
+        </w:rPr>
+        <w:t xml:space="preserve">, online promotions, or local partnerships. Hotels can create attractive promotional packages such as discounts for </w:t>
+      </w:r>
+      <w:proofErr w:type="spellStart"/>
+      <w:proofErr w:type="gramStart"/>
+      <w:r>
+        <w:rPr>
+          <w:rFonts w:asciiTheme="minorHAnsi" w:hAnsiTheme="minorHAnsi" w:cstheme="minorHAnsi"/>
+        </w:rPr>
+        <w:t>longerbookings</w:t>
+      </w:r>
+      <w:proofErr w:type="spellEnd"/>
+      <w:proofErr w:type="gramEnd"/>
+      <w:r>
+        <w:rPr>
+          <w:rFonts w:asciiTheme="minorHAnsi" w:hAnsiTheme="minorHAnsi" w:cstheme="minorHAnsi"/>
+        </w:rPr>
+        <w:t xml:space="preserve"> or inclusive package offers with added value for service quality. On this occasion, the hotel can also plan maintenance </w:t>
+      </w:r>
+      <w:proofErr w:type="spellStart"/>
+      <w:r>
+        <w:rPr>
+          <w:rFonts w:asciiTheme="minorHAnsi" w:hAnsiTheme="minorHAnsi" w:cstheme="minorHAnsi"/>
+        </w:rPr>
+        <w:t>andrenovations</w:t>
+      </w:r>
+      <w:proofErr w:type="spellEnd"/>
+      <w:r>
+        <w:rPr>
+          <w:rFonts w:asciiTheme="minorHAnsi" w:hAnsiTheme="minorHAnsi" w:cstheme="minorHAnsi"/>
+        </w:rPr>
+        <w:t xml:space="preserve"> to remain attractive and meet standards. Hotels can maximize their capacity to obtain the best revenue by </w:t>
+      </w:r>
+      <w:proofErr w:type="spellStart"/>
+      <w:r>
+        <w:rPr>
+          <w:rFonts w:asciiTheme="minorHAnsi" w:hAnsiTheme="minorHAnsi" w:cstheme="minorHAnsi"/>
+        </w:rPr>
+        <w:t>maximizingtheir</w:t>
+      </w:r>
+      <w:proofErr w:type="spellEnd"/>
+      <w:r>
+        <w:rPr>
+          <w:rFonts w:asciiTheme="minorHAnsi" w:hAnsiTheme="minorHAnsi" w:cstheme="minorHAnsi"/>
+        </w:rPr>
+        <w:t xml:space="preserve"> business strategies based on predicted occupancy rates.</w:t>
       </w:r>
     </w:p>
     <w:p>
@@ -1721,58 +3537,80 @@
           <w:highlight w:val="cyan"/>
         </w:rPr>
       </w:pPr>
-      <w:r>
-        <w:rPr>
-          <w:rFonts w:cstheme="minorHAnsi"/>
-          <w:b/>
-          <w:bCs/>
-          <w:highlight w:val="cyan"/>
-        </w:rPr>
-        <w:t>families,  or  intern</w:t>
-      </w:r>
-    </w:p>
-    <w:p>
-      <w:pPr>
-        <w:pStyle w:val="NormalWeb"/>
-        <w:rPr>
-          <w:rFonts w:cstheme="minorHAnsi"/>
-          <w:b/>
-          <w:bCs/>
-          <w:highlight w:val="cyan"/>
-        </w:rPr>
-      </w:pPr>
-      <w:r>
-        <w:rPr>
-          <w:rFonts w:cstheme="minorHAnsi"/>
-          <w:b/>
-          <w:bCs/>
-          <w:highlight w:val="cyan"/>
-        </w:rPr>
-        <w:lastRenderedPageBreak/>
-        <w:t>ational guests</w:t>
-      </w:r>
-    </w:p>
-    <w:p>
-      <w:pPr>
-        <w:pStyle w:val="NormalWeb"/>
-        <w:rPr>
-          <w:rFonts w:cstheme="minorHAnsi"/>
-          <w:b/>
-          <w:bCs/>
-          <w:highlight w:val="cyan"/>
-        </w:rPr>
-      </w:pPr>
-    </w:p>
-    <w:p>
-      <w:pPr>
-        <w:pStyle w:val="NormalWeb"/>
-        <w:rPr>
-          <w:rFonts w:cstheme="minorHAnsi"/>
-          <w:b/>
-          <w:bCs/>
-          <w:highlight w:val="cyan"/>
-        </w:rPr>
-      </w:pPr>
+      <w:proofErr w:type="gramStart"/>
+      <w:r>
+        <w:rPr>
+          <w:rFonts w:cstheme="minorHAnsi"/>
+          <w:b/>
+          <w:bCs/>
+          <w:highlight w:val="cyan"/>
+        </w:rPr>
+        <w:t>families,  or</w:t>
+      </w:r>
+      <w:proofErr w:type="gramEnd"/>
+      <w:r>
+        <w:rPr>
+          <w:rFonts w:cstheme="minorHAnsi"/>
+          <w:b/>
+          <w:bCs/>
+          <w:highlight w:val="cyan"/>
+        </w:rPr>
+        <w:t xml:space="preserve">  intern</w:t>
+      </w:r>
+    </w:p>
+    <w:p>
+      <w:pPr>
+        <w:pStyle w:val="NormalWeb"/>
+        <w:rPr>
+          <w:rFonts w:cstheme="minorHAnsi"/>
+          <w:b/>
+          <w:bCs/>
+          <w:highlight w:val="cyan"/>
+        </w:rPr>
+      </w:pPr>
+      <w:proofErr w:type="spellStart"/>
+      <w:r>
+        <w:rPr>
+          <w:rFonts w:cstheme="minorHAnsi"/>
+          <w:b/>
+          <w:bCs/>
+          <w:highlight w:val="cyan"/>
+        </w:rPr>
+        <w:t>ational</w:t>
+      </w:r>
+      <w:proofErr w:type="spellEnd"/>
+      <w:r>
+        <w:rPr>
+          <w:rFonts w:cstheme="minorHAnsi"/>
+          <w:b/>
+          <w:bCs/>
+          <w:highlight w:val="cyan"/>
+        </w:rPr>
+        <w:t xml:space="preserve"> guests</w:t>
+      </w:r>
+    </w:p>
+    <w:p>
+      <w:pPr>
+        <w:pStyle w:val="NormalWeb"/>
+        <w:rPr>
+          <w:rFonts w:cstheme="minorHAnsi"/>
+          <w:b/>
+          <w:bCs/>
+          <w:highlight w:val="cyan"/>
+        </w:rPr>
+      </w:pPr>
+    </w:p>
+    <w:p>
+      <w:pPr>
+        <w:pStyle w:val="NormalWeb"/>
+        <w:rPr>
+          <w:rFonts w:cstheme="minorHAnsi"/>
+          <w:b/>
+          <w:bCs/>
+          <w:highlight w:val="cyan"/>
+        </w:rPr>
+      </w:pPr>
+      <w:proofErr w:type="gramStart"/>
       <w:r>
         <w:rPr>
           <w:rFonts w:cstheme="minorHAnsi"/>
@@ -1782,6 +3620,7 @@
         </w:rPr>
         <w:t>review  sentiments</w:t>
       </w:r>
+      <w:proofErr w:type="gramEnd"/>
       <w:r>
         <w:rPr>
           <w:rFonts w:ascii="Arial" w:hAnsi="Arial" w:cs="Arial"/>
@@ -1811,14 +3650,45 @@
           <w:highlight w:val="cyan"/>
         </w:rPr>
       </w:pPr>
-      <w:r>
-        <w:rPr>
-          <w:rFonts w:cstheme="minorHAnsi"/>
-          <w:b/>
-          <w:bCs/>
-          <w:highlight w:val="cyan"/>
-        </w:rPr>
-        <w:t>potential  to  enable  strategic  decision</w:t>
+      <w:proofErr w:type="gramStart"/>
+      <w:r>
+        <w:rPr>
+          <w:rFonts w:cstheme="minorHAnsi"/>
+          <w:b/>
+          <w:bCs/>
+          <w:highlight w:val="cyan"/>
+        </w:rPr>
+        <w:t>potential  to</w:t>
+      </w:r>
+      <w:proofErr w:type="gramEnd"/>
+      <w:r>
+        <w:rPr>
+          <w:rFonts w:cstheme="minorHAnsi"/>
+          <w:b/>
+          <w:bCs/>
+          <w:highlight w:val="cyan"/>
+        </w:rPr>
+        <w:t xml:space="preserve">  </w:t>
+      </w:r>
+      <w:proofErr w:type="gramStart"/>
+      <w:r>
+        <w:rPr>
+          <w:rFonts w:cstheme="minorHAnsi"/>
+          <w:b/>
+          <w:bCs/>
+          <w:highlight w:val="cyan"/>
+        </w:rPr>
+        <w:t>enable  strategic</w:t>
+      </w:r>
+      <w:proofErr w:type="gramEnd"/>
+      <w:r>
+        <w:rPr>
+          <w:rFonts w:cstheme="minorHAnsi"/>
+          <w:b/>
+          <w:bCs/>
+          <w:highlight w:val="cyan"/>
+        </w:rPr>
+        <w:t xml:space="preserve">  decision</w:t>
       </w:r>
       <w:r>
         <w:rPr>
@@ -1829,34 +3699,137 @@
         </w:rPr>
         <w:t xml:space="preserve"> </w:t>
       </w:r>
-      <w:r>
-        <w:rPr>
-          <w:rFonts w:cstheme="minorHAnsi"/>
-          <w:b/>
-          <w:bCs/>
-          <w:highlight w:val="cyan"/>
-        </w:rPr>
-        <w:t xml:space="preserve">an  predict  trends  in </w:t>
-      </w:r>
-    </w:p>
-    <w:p>
-      <w:pPr>
-        <w:pStyle w:val="NormalWeb"/>
-        <w:rPr>
-          <w:rFonts w:cstheme="minorHAnsi"/>
-          <w:b/>
-          <w:bCs/>
-          <w:highlight w:val="cyan"/>
-        </w:rPr>
-      </w:pPr>
-      <w:r>
-        <w:rPr>
-          <w:rFonts w:cstheme="minorHAnsi"/>
-          <w:b/>
-          <w:bCs/>
-          <w:highlight w:val="cyan"/>
-        </w:rPr>
-        <w:t xml:space="preserve">room  demand,  helping  hotels  anticipate  occupancy  rates,  seasonal  variations,  and  customer </w:t>
+      <w:proofErr w:type="gramStart"/>
+      <w:r>
+        <w:rPr>
+          <w:rFonts w:cstheme="minorHAnsi"/>
+          <w:b/>
+          <w:bCs/>
+          <w:highlight w:val="cyan"/>
+        </w:rPr>
+        <w:t>an  predict</w:t>
+      </w:r>
+      <w:proofErr w:type="gramEnd"/>
+      <w:r>
+        <w:rPr>
+          <w:rFonts w:cstheme="minorHAnsi"/>
+          <w:b/>
+          <w:bCs/>
+          <w:highlight w:val="cyan"/>
+        </w:rPr>
+        <w:t xml:space="preserve">  </w:t>
+      </w:r>
+      <w:proofErr w:type="gramStart"/>
+      <w:r>
+        <w:rPr>
+          <w:rFonts w:cstheme="minorHAnsi"/>
+          <w:b/>
+          <w:bCs/>
+          <w:highlight w:val="cyan"/>
+        </w:rPr>
+        <w:t>trends  in</w:t>
+      </w:r>
+      <w:proofErr w:type="gramEnd"/>
+      <w:r>
+        <w:rPr>
+          <w:rFonts w:cstheme="minorHAnsi"/>
+          <w:b/>
+          <w:bCs/>
+          <w:highlight w:val="cyan"/>
+        </w:rPr>
+        <w:t xml:space="preserve"> </w:t>
+      </w:r>
+    </w:p>
+    <w:p>
+      <w:pPr>
+        <w:pStyle w:val="NormalWeb"/>
+        <w:rPr>
+          <w:rFonts w:cstheme="minorHAnsi"/>
+          <w:b/>
+          <w:bCs/>
+          <w:highlight w:val="cyan"/>
+        </w:rPr>
+      </w:pPr>
+      <w:proofErr w:type="gramStart"/>
+      <w:r>
+        <w:rPr>
+          <w:rFonts w:cstheme="minorHAnsi"/>
+          <w:b/>
+          <w:bCs/>
+          <w:highlight w:val="cyan"/>
+        </w:rPr>
+        <w:lastRenderedPageBreak/>
+        <w:t>room  demand,  helping</w:t>
+      </w:r>
+      <w:proofErr w:type="gramEnd"/>
+      <w:r>
+        <w:rPr>
+          <w:rFonts w:cstheme="minorHAnsi"/>
+          <w:b/>
+          <w:bCs/>
+          <w:highlight w:val="cyan"/>
+        </w:rPr>
+        <w:t xml:space="preserve">  </w:t>
+      </w:r>
+      <w:proofErr w:type="gramStart"/>
+      <w:r>
+        <w:rPr>
+          <w:rFonts w:cstheme="minorHAnsi"/>
+          <w:b/>
+          <w:bCs/>
+          <w:highlight w:val="cyan"/>
+        </w:rPr>
+        <w:t>hotels  anticipate</w:t>
+      </w:r>
+      <w:proofErr w:type="gramEnd"/>
+      <w:r>
+        <w:rPr>
+          <w:rFonts w:cstheme="minorHAnsi"/>
+          <w:b/>
+          <w:bCs/>
+          <w:highlight w:val="cyan"/>
+        </w:rPr>
+        <w:t xml:space="preserve">  </w:t>
+      </w:r>
+      <w:proofErr w:type="gramStart"/>
+      <w:r>
+        <w:rPr>
+          <w:rFonts w:cstheme="minorHAnsi"/>
+          <w:b/>
+          <w:bCs/>
+          <w:highlight w:val="cyan"/>
+        </w:rPr>
+        <w:t>occupancy  rates,  seasonal</w:t>
+      </w:r>
+      <w:proofErr w:type="gramEnd"/>
+      <w:r>
+        <w:rPr>
+          <w:rFonts w:cstheme="minorHAnsi"/>
+          <w:b/>
+          <w:bCs/>
+          <w:highlight w:val="cyan"/>
+        </w:rPr>
+        <w:t xml:space="preserve">  </w:t>
+      </w:r>
+      <w:proofErr w:type="gramStart"/>
+      <w:r>
+        <w:rPr>
+          <w:rFonts w:cstheme="minorHAnsi"/>
+          <w:b/>
+          <w:bCs/>
+          <w:highlight w:val="cyan"/>
+        </w:rPr>
+        <w:t>variations,  and</w:t>
+      </w:r>
+      <w:proofErr w:type="gramEnd"/>
+      <w:r>
+        <w:rPr>
+          <w:rFonts w:cstheme="minorHAnsi"/>
+          <w:b/>
+          <w:bCs/>
+          <w:highlight w:val="cyan"/>
+        </w:rPr>
+        <w:t xml:space="preserve">  customer </w:t>
       </w:r>
     </w:p>
     <w:p>
@@ -2032,26 +4005,78 @@
           <w:highlight w:val="cyan"/>
         </w:rPr>
       </w:pPr>
-      <w:r>
-        <w:rPr>
-          <w:rFonts w:cstheme="minorHAnsi"/>
-          <w:b/>
-          <w:bCs/>
-          <w:highlight w:val="cyan"/>
-        </w:rPr>
-        <w:t xml:space="preserve">making  in  resource  allocation,  pricing  strategies,  and </w:t>
-      </w:r>
-    </w:p>
-    <w:p>
-      <w:pPr>
-        <w:pStyle w:val="NormalWeb"/>
-        <w:rPr>
-          <w:rFonts w:cstheme="minorHAnsi"/>
-          <w:b/>
-          <w:bCs/>
-          <w:highlight w:val="cyan"/>
-        </w:rPr>
-      </w:pPr>
+      <w:proofErr w:type="gramStart"/>
+      <w:r>
+        <w:rPr>
+          <w:rFonts w:cstheme="minorHAnsi"/>
+          <w:b/>
+          <w:bCs/>
+          <w:highlight w:val="cyan"/>
+        </w:rPr>
+        <w:t>making  in</w:t>
+      </w:r>
+      <w:proofErr w:type="gramEnd"/>
+      <w:r>
+        <w:rPr>
+          <w:rFonts w:cstheme="minorHAnsi"/>
+          <w:b/>
+          <w:bCs/>
+          <w:highlight w:val="cyan"/>
+        </w:rPr>
+        <w:t xml:space="preserve">  </w:t>
+      </w:r>
+      <w:proofErr w:type="gramStart"/>
+      <w:r>
+        <w:rPr>
+          <w:rFonts w:cstheme="minorHAnsi"/>
+          <w:b/>
+          <w:bCs/>
+          <w:highlight w:val="cyan"/>
+        </w:rPr>
+        <w:t>resource  allocation,  pricing</w:t>
+      </w:r>
+      <w:proofErr w:type="gramEnd"/>
+      <w:r>
+        <w:rPr>
+          <w:rFonts w:cstheme="minorHAnsi"/>
+          <w:b/>
+          <w:bCs/>
+          <w:highlight w:val="cyan"/>
+        </w:rPr>
+        <w:t xml:space="preserve">  </w:t>
+      </w:r>
+      <w:proofErr w:type="gramStart"/>
+      <w:r>
+        <w:rPr>
+          <w:rFonts w:cstheme="minorHAnsi"/>
+          <w:b/>
+          <w:bCs/>
+          <w:highlight w:val="cyan"/>
+        </w:rPr>
+        <w:t>strategies,  and</w:t>
+      </w:r>
+      <w:proofErr w:type="gramEnd"/>
+      <w:r>
+        <w:rPr>
+          <w:rFonts w:cstheme="minorHAnsi"/>
+          <w:b/>
+          <w:bCs/>
+          <w:highlight w:val="cyan"/>
+        </w:rPr>
+        <w:t xml:space="preserve"> </w:t>
+      </w:r>
+    </w:p>
+    <w:p>
+      <w:pPr>
+        <w:pStyle w:val="NormalWeb"/>
+        <w:rPr>
+          <w:rFonts w:cstheme="minorHAnsi"/>
+          <w:b/>
+          <w:bCs/>
+          <w:highlight w:val="cyan"/>
+        </w:rPr>
+      </w:pPr>
+      <w:proofErr w:type="gramStart"/>
       <w:r>
         <w:rPr>
           <w:rFonts w:cstheme="minorHAnsi"/>
@@ -2061,6 +4086,7 @@
         </w:rPr>
         <w:t>personalized  marketing</w:t>
       </w:r>
+      <w:proofErr w:type="gramEnd"/>
       <w:r>
         <w:rPr>
           <w:rFonts w:ascii="Arial" w:hAnsi="Arial" w:cs="Arial"/>
@@ -2070,14 +4096,105 @@
         </w:rPr>
         <w:t xml:space="preserve"> </w:t>
       </w:r>
-      <w:r>
-        <w:rPr>
-          <w:rFonts w:cstheme="minorHAnsi"/>
-          <w:b/>
-          <w:bCs/>
-          <w:highlight w:val="cyan"/>
-        </w:rPr>
-        <w:t>,  positioning  it  as  an  asset  for  enhancing  operational  efficiency  and</w:t>
+      <w:proofErr w:type="gramStart"/>
+      <w:r>
+        <w:rPr>
+          <w:rFonts w:cstheme="minorHAnsi"/>
+          <w:b/>
+          <w:bCs/>
+          <w:highlight w:val="cyan"/>
+        </w:rPr>
+        <w:t>,  positioning</w:t>
+      </w:r>
+      <w:proofErr w:type="gramEnd"/>
+      <w:r>
+        <w:rPr>
+          <w:rFonts w:cstheme="minorHAnsi"/>
+          <w:b/>
+          <w:bCs/>
+          <w:highlight w:val="cyan"/>
+        </w:rPr>
+        <w:t xml:space="preserve">  </w:t>
+      </w:r>
+      <w:proofErr w:type="gramStart"/>
+      <w:r>
+        <w:rPr>
+          <w:rFonts w:cstheme="minorHAnsi"/>
+          <w:b/>
+          <w:bCs/>
+          <w:highlight w:val="cyan"/>
+        </w:rPr>
+        <w:t>it  as</w:t>
+      </w:r>
+      <w:proofErr w:type="gramEnd"/>
+      <w:r>
+        <w:rPr>
+          <w:rFonts w:cstheme="minorHAnsi"/>
+          <w:b/>
+          <w:bCs/>
+          <w:highlight w:val="cyan"/>
+        </w:rPr>
+        <w:t xml:space="preserve">  </w:t>
+      </w:r>
+      <w:proofErr w:type="gramStart"/>
+      <w:r>
+        <w:rPr>
+          <w:rFonts w:cstheme="minorHAnsi"/>
+          <w:b/>
+          <w:bCs/>
+          <w:highlight w:val="cyan"/>
+        </w:rPr>
+        <w:t>an  asset</w:t>
+      </w:r>
+      <w:proofErr w:type="gramEnd"/>
+      <w:r>
+        <w:rPr>
+          <w:rFonts w:cstheme="minorHAnsi"/>
+          <w:b/>
+          <w:bCs/>
+          <w:highlight w:val="cyan"/>
+        </w:rPr>
+        <w:t xml:space="preserve">  </w:t>
+      </w:r>
+      <w:proofErr w:type="gramStart"/>
+      <w:r>
+        <w:rPr>
+          <w:rFonts w:cstheme="minorHAnsi"/>
+          <w:b/>
+          <w:bCs/>
+          <w:highlight w:val="cyan"/>
+        </w:rPr>
+        <w:t>for  enhancing</w:t>
+      </w:r>
+      <w:proofErr w:type="gramEnd"/>
+      <w:r>
+        <w:rPr>
+          <w:rFonts w:cstheme="minorHAnsi"/>
+          <w:b/>
+          <w:bCs/>
+          <w:highlight w:val="cyan"/>
+        </w:rPr>
+        <w:t xml:space="preserve">  </w:t>
+      </w:r>
+      <w:proofErr w:type="gramStart"/>
+      <w:r>
+        <w:rPr>
+          <w:rFonts w:cstheme="minorHAnsi"/>
+          <w:b/>
+          <w:bCs/>
+          <w:highlight w:val="cyan"/>
+        </w:rPr>
+        <w:t>operational  efficiency</w:t>
+      </w:r>
+      <w:proofErr w:type="gramEnd"/>
+      <w:r>
+        <w:rPr>
+          <w:rFonts w:cstheme="minorHAnsi"/>
+          <w:b/>
+          <w:bCs/>
+          <w:highlight w:val="cyan"/>
+        </w:rPr>
+        <w:t xml:space="preserve">  and</w:t>
       </w:r>
     </w:p>
     <w:p>
@@ -2135,20 +4252,65 @@
     </w:p>
     <w:p>
       <w:pPr>
-        <w:pStyle w:val="NormalWeb"/>
+        <w:pStyle w:val="Heading3"/>
+        <w:rPr>
+          <w:rFonts w:cstheme="minorHAnsi"/>
+          <w:highlight w:val="yellow"/>
+        </w:rPr>
+      </w:pPr>
+      <w:r>
+        <w:rPr>
+          <w:rFonts w:cstheme="minorHAnsi"/>
+          <w:highlight w:val="yellow"/>
+        </w:rPr>
+        <w:t>9. Project Timeline</w:t>
+      </w:r>
+    </w:p>
+    <w:p>
+      <w:pPr>
+        <w:pStyle w:val="NormalWeb"/>
+        <w:rPr>
+          <w:rFonts w:asciiTheme="minorHAnsi" w:hAnsiTheme="minorHAnsi" w:cstheme="minorHAnsi"/>
+        </w:rPr>
+      </w:pPr>
+      <w:r>
         <w:rPr>
           <w:rFonts w:asciiTheme="minorHAnsi" w:hAnsiTheme="minorHAnsi" w:cstheme="minorHAnsi"/>
           <w:highlight w:val="yellow"/>
         </w:rPr>
-      </w:pPr>
-    </w:p>
-    <w:p>
-      <w:pPr>
-        <w:pStyle w:val="NormalWeb"/>
-        <w:rPr>
+        <w:t xml:space="preserve">Provide a </w:t>
+      </w:r>
+      <w:r>
+        <w:rPr>
+          <w:rStyle w:val="Strong"/>
           <w:rFonts w:asciiTheme="minorHAnsi" w:hAnsiTheme="minorHAnsi" w:cstheme="minorHAnsi"/>
           <w:highlight w:val="yellow"/>
         </w:rPr>
+        <w:t>high-level project timeline diagram (e.g., a Gantt chart)</w:t>
+      </w:r>
+      <w:r>
+        <w:rPr>
+          <w:rFonts w:asciiTheme="minorHAnsi" w:hAnsiTheme="minorHAnsi" w:cstheme="minorHAnsi"/>
+          <w:highlight w:val="yellow"/>
+        </w:rPr>
+        <w:t xml:space="preserve"> covering both semesters. Clearly show the main project phases, key activities, milestones and expected completion periods.</w:t>
+      </w:r>
+    </w:p>
+    <w:p>
+      <w:pPr>
+        <w:pStyle w:val="NormalWeb"/>
+        <w:rPr>
+          <w:rFonts w:asciiTheme="minorHAnsi" w:hAnsiTheme="minorHAnsi" w:cstheme="minorHAnsi"/>
+          <w:highlight w:val="yellow"/>
+        </w:rPr>
+      </w:pPr>
+    </w:p>
+    <w:p>
+      <w:pPr>
+        <w:pStyle w:val="NormalWeb"/>
+        <w:rPr>
+          <w:rFonts w:asciiTheme="minorHAnsi" w:hAnsiTheme="minorHAnsi" w:cstheme="minorHAnsi"/>
+        </w:rPr>
       </w:pPr>
     </w:p>
     <w:p>
@@ -2156,13 +4318,11 @@
         <w:pStyle w:val="Heading3"/>
         <w:rPr>
           <w:rFonts w:cstheme="minorHAnsi"/>
-          <w:highlight w:val="yellow"/>
-        </w:rPr>
-      </w:pPr>
-      <w:r>
-        <w:rPr>
-          <w:rFonts w:cstheme="minorHAnsi"/>
-          <w:highlight w:val="yellow"/>
+        </w:rPr>
+      </w:pPr>
+      <w:r>
+        <w:rPr>
+          <w:rFonts w:cstheme="minorHAnsi"/>
         </w:rPr>
         <w:t>10. Ethical and Legal Considerations</w:t>
       </w:r>
@@ -2183,8 +4343,9 @@
           <w:lang w:eastAsia="en-GB"/>
           <w14:ligatures w14:val="none"/>
         </w:rPr>
-        <w:t>The project will follow the principles of the General Data Protection Regulation (GDPR), particularly regarding the legitimate purpose of data processing. The data will be used only for the purpose of the Strategic Thinking CA</w:t>
-      </w:r>
+        <w:t xml:space="preserve">The project will follow the principles of the General Data Protection Regulation (GDPR), particularly regarding the legitimate purpose of data processing. The data will be used only for the purpose of the Strategic Thinking </w:t>
+      </w:r>
+      <w:proofErr w:type="gramStart"/>
       <w:r>
         <w:rPr>
           <w:rFonts w:eastAsia="Times New Roman" w:cstheme="minorHAnsi"/>
@@ -2192,7 +4353,7 @@
           <w:lang w:eastAsia="en-GB"/>
           <w14:ligatures w14:val="none"/>
         </w:rPr>
-        <w:t>’s</w:t>
+        <w:t>CA</w:t>
       </w:r>
       <w:r>
         <w:rPr>
@@ -2201,8 +4362,9 @@
           <w:lang w:eastAsia="en-GB"/>
           <w14:ligatures w14:val="none"/>
         </w:rPr>
-        <w:t xml:space="preserve">. Only the data necessary to make </w:t>
-      </w:r>
+        <w:t>’s</w:t>
+      </w:r>
+      <w:proofErr w:type="gramEnd"/>
       <w:r>
         <w:rPr>
           <w:rFonts w:eastAsia="Times New Roman" w:cstheme="minorHAnsi"/>
@@ -2210,8 +4372,17 @@
           <w:lang w:eastAsia="en-GB"/>
           <w14:ligatures w14:val="none"/>
         </w:rPr>
+        <w:t xml:space="preserve">. Only the data necessary to make this project possible will be collected and processed. Personal data such as guests' </w:t>
+      </w:r>
+      <w:r>
+        <w:rPr>
+          <w:rFonts w:eastAsia="Times New Roman" w:cstheme="minorHAnsi"/>
+          <w:kern w:val="0"/>
+          <w:lang w:eastAsia="en-GB"/>
+          <w14:ligatures w14:val="none"/>
+        </w:rPr>
         <w:lastRenderedPageBreak/>
-        <w:t>this project possible will be collected and processed. Personal data such as guests' names, dates of birth, email addresses, phone numbers, and other identifying information will not be necessary for this project. However, all data collected from the company will be handled securely, ensuring its security, integrity, and confidentiality.</w:t>
+        <w:t>names, dates of birth, email addresses, phone numbers, and other identifying information will not be necessary for this project. However, all data collected from the company will be handled securely, ensuring its security, integrity, and confidentiality.</w:t>
       </w:r>
     </w:p>
     <w:p>
@@ -2675,8 +4846,16 @@
         <w:rPr>
           <w:rFonts w:ascii="Arial" w:hAnsi="Arial" w:cs="Arial"/>
         </w:rPr>
-        <w:t>28 september</w:t>
-      </w:r>
+        <w:t xml:space="preserve">28 </w:t>
+      </w:r>
+      <w:proofErr w:type="spellStart"/>
+      <w:r>
+        <w:rPr>
+          <w:rFonts w:ascii="Arial" w:hAnsi="Arial" w:cs="Arial"/>
+        </w:rPr>
+        <w:t>september</w:t>
+      </w:r>
+      <w:proofErr w:type="spellEnd"/>
       <w:r>
         <w:rPr>
           <w:rFonts w:ascii="Arial" w:hAnsi="Arial" w:cs="Arial"/>
@@ -2820,8 +4999,18 @@
           <w:i/>
           <w:iCs/>
         </w:rPr>
-        <w:t>Ahmed, Taufique</w:t>
-      </w:r>
+        <w:t xml:space="preserve">Ahmed, </w:t>
+      </w:r>
+      <w:proofErr w:type="spellStart"/>
+      <w:r>
+        <w:rPr>
+          <w:rFonts w:ascii="Arial" w:hAnsi="Arial" w:cs="Arial"/>
+          <w:i/>
+          <w:iCs/>
+        </w:rPr>
+        <w:t>Taufique</w:t>
+      </w:r>
+      <w:proofErr w:type="spellEnd"/>
       <w:r>
         <w:rPr>
           <w:rFonts w:ascii="Arial" w:hAnsi="Arial" w:cs="Arial"/>
@@ -2888,7 +5077,25 @@
           <w:i/>
           <w:iCs/>
         </w:rPr>
-        <w:t xml:space="preserve">Carneiro T, Picoto WN, Pinto I. Big Data Analytics and Firm Performance in the Hotel Sector. Tourism and Hospitality. 2023; 4(2):244-256. </w:t>
+        <w:t xml:space="preserve">Carneiro T, </w:t>
+      </w:r>
+      <w:proofErr w:type="spellStart"/>
+      <w:r>
+        <w:rPr>
+          <w:rFonts w:ascii="Arial" w:hAnsi="Arial" w:cs="Arial"/>
+          <w:i/>
+          <w:iCs/>
+        </w:rPr>
+        <w:t>Picoto</w:t>
+      </w:r>
+      <w:proofErr w:type="spellEnd"/>
+      <w:r>
+        <w:rPr>
+          <w:rFonts w:ascii="Arial" w:hAnsi="Arial" w:cs="Arial"/>
+          <w:i/>
+          <w:iCs/>
+        </w:rPr>
+        <w:t xml:space="preserve"> WN, Pinto I. Big Data Analytics and Firm Performance in the Hotel Sector. Tourism and Hospitality. 2023; 4(2):244-256. </w:t>
       </w:r>
       <w:hyperlink r:id="rId13" w:history="1">
         <w:r>
@@ -2927,7 +5134,43 @@
           <w:i/>
           <w:iCs/>
         </w:rPr>
-        <w:t>D. Pramita, N. W. Saraswati, I. P. Sandana, P. Pirozmand, and I. K. Bisena, ”Optimizing Hotel Room Occupancy Prediction Using an</w:t>
+        <w:t xml:space="preserve">D. Pramita, N. W. Saraswati, I. P. Sandana, P. </w:t>
+      </w:r>
+      <w:proofErr w:type="spellStart"/>
+      <w:r>
+        <w:rPr>
+          <w:rFonts w:ascii="Arial" w:hAnsi="Arial" w:cs="Arial"/>
+          <w:i/>
+          <w:iCs/>
+        </w:rPr>
+        <w:t>Pirozmand</w:t>
+      </w:r>
+      <w:proofErr w:type="spellEnd"/>
+      <w:r>
+        <w:rPr>
+          <w:rFonts w:ascii="Arial" w:hAnsi="Arial" w:cs="Arial"/>
+          <w:i/>
+          <w:iCs/>
+        </w:rPr>
+        <w:t>, and I. K. Bisena</w:t>
+      </w:r>
+      <w:proofErr w:type="gramStart"/>
+      <w:r>
+        <w:rPr>
+          <w:rFonts w:ascii="Arial" w:hAnsi="Arial" w:cs="Arial"/>
+          <w:i/>
+          <w:iCs/>
+        </w:rPr>
+        <w:t>, ”Optimizing</w:t>
+      </w:r>
+      <w:proofErr w:type="gramEnd"/>
+      <w:r>
+        <w:rPr>
+          <w:rFonts w:ascii="Arial" w:hAnsi="Arial" w:cs="Arial"/>
+          <w:i/>
+          <w:iCs/>
+        </w:rPr>
+        <w:t xml:space="preserve"> Hotel Room Occupancy Prediction Using an</w:t>
       </w:r>
       <w:r>
         <w:rPr>
@@ -2943,7 +5186,97 @@
           <w:i/>
           <w:iCs/>
         </w:rPr>
-        <w:t>Enhanced Linear Regression Algorithms”, MATRIK: Jurnal Manajemen, Teknik Informatika, dan Rekayasa Komputer, Vol. 24, No.1, pp. 95-104, November, 2024.This is an open access article under the CC BY-SA license (</w:t>
+        <w:t xml:space="preserve">Enhanced Linear Regression Algorithms”, MATRIK: </w:t>
+      </w:r>
+      <w:proofErr w:type="spellStart"/>
+      <w:r>
+        <w:rPr>
+          <w:rFonts w:ascii="Arial" w:hAnsi="Arial" w:cs="Arial"/>
+          <w:i/>
+          <w:iCs/>
+        </w:rPr>
+        <w:t>Jurnal</w:t>
+      </w:r>
+      <w:proofErr w:type="spellEnd"/>
+      <w:r>
+        <w:rPr>
+          <w:rFonts w:ascii="Arial" w:hAnsi="Arial" w:cs="Arial"/>
+          <w:i/>
+          <w:iCs/>
+        </w:rPr>
+        <w:t xml:space="preserve"> </w:t>
+      </w:r>
+      <w:proofErr w:type="spellStart"/>
+      <w:r>
+        <w:rPr>
+          <w:rFonts w:ascii="Arial" w:hAnsi="Arial" w:cs="Arial"/>
+          <w:i/>
+          <w:iCs/>
+        </w:rPr>
+        <w:t>Manajemen</w:t>
+      </w:r>
+      <w:proofErr w:type="spellEnd"/>
+      <w:r>
+        <w:rPr>
+          <w:rFonts w:ascii="Arial" w:hAnsi="Arial" w:cs="Arial"/>
+          <w:i/>
+          <w:iCs/>
+        </w:rPr>
+        <w:t xml:space="preserve">, Teknik </w:t>
+      </w:r>
+      <w:proofErr w:type="spellStart"/>
+      <w:r>
+        <w:rPr>
+          <w:rFonts w:ascii="Arial" w:hAnsi="Arial" w:cs="Arial"/>
+          <w:i/>
+          <w:iCs/>
+        </w:rPr>
+        <w:t>Informatika</w:t>
+      </w:r>
+      <w:proofErr w:type="spellEnd"/>
+      <w:r>
+        <w:rPr>
+          <w:rFonts w:ascii="Arial" w:hAnsi="Arial" w:cs="Arial"/>
+          <w:i/>
+          <w:iCs/>
+        </w:rPr>
+        <w:t xml:space="preserve">, dan </w:t>
+      </w:r>
+      <w:proofErr w:type="spellStart"/>
+      <w:r>
+        <w:rPr>
+          <w:rFonts w:ascii="Arial" w:hAnsi="Arial" w:cs="Arial"/>
+          <w:i/>
+          <w:iCs/>
+        </w:rPr>
+        <w:t>Rekayasa</w:t>
+      </w:r>
+      <w:proofErr w:type="spellEnd"/>
+      <w:r>
+        <w:rPr>
+          <w:rFonts w:ascii="Arial" w:hAnsi="Arial" w:cs="Arial"/>
+          <w:i/>
+          <w:iCs/>
+        </w:rPr>
+        <w:t xml:space="preserve"> Komputer, Vol. 24, No.1, pp. 95-104, </w:t>
+      </w:r>
+      <w:proofErr w:type="gramStart"/>
+      <w:r>
+        <w:rPr>
+          <w:rFonts w:ascii="Arial" w:hAnsi="Arial" w:cs="Arial"/>
+          <w:i/>
+          <w:iCs/>
+        </w:rPr>
+        <w:t>November,</w:t>
+      </w:r>
+      <w:proofErr w:type="gramEnd"/>
+      <w:r>
+        <w:rPr>
+          <w:rFonts w:ascii="Arial" w:hAnsi="Arial" w:cs="Arial"/>
+          <w:i/>
+          <w:iCs/>
+        </w:rPr>
+        <w:t xml:space="preserve"> 2024.This is an open access article under the CC BY-SA license (</w:t>
       </w:r>
       <w:hyperlink r:id="rId14" w:history="1">
         <w:r>
@@ -2980,7 +5313,25 @@
           <w:i/>
           <w:iCs/>
         </w:rPr>
-        <w:t xml:space="preserve">Ahmed, Taufique. (2026) </w:t>
+        <w:t xml:space="preserve">Ahmed, </w:t>
+      </w:r>
+      <w:proofErr w:type="spellStart"/>
+      <w:r>
+        <w:rPr>
+          <w:rFonts w:ascii="Arial" w:hAnsi="Arial" w:cs="Arial"/>
+          <w:i/>
+          <w:iCs/>
+        </w:rPr>
+        <w:t>Taufique</w:t>
+      </w:r>
+      <w:proofErr w:type="spellEnd"/>
+      <w:r>
+        <w:rPr>
+          <w:rFonts w:ascii="Arial" w:hAnsi="Arial" w:cs="Arial"/>
+          <w:i/>
+          <w:iCs/>
+        </w:rPr>
+        <w:t xml:space="preserve">. (2026) </w:t>
       </w:r>
       <w:r>
         <w:rPr>
@@ -3062,6 +5413,214 @@
         </w:rPr>
         <w:t xml:space="preserve"> October 2026).</w:t>
       </w:r>
+    </w:p>
+    <w:p>
+      <w:pPr>
+        <w:jc w:val="both"/>
+        <w:rPr>
+          <w:rFonts w:ascii="Arial" w:hAnsi="Arial" w:cs="Arial"/>
+          <w:i/>
+          <w:iCs/>
+        </w:rPr>
+      </w:pPr>
+    </w:p>
+    <w:p>
+      <w:pPr>
+        <w:jc w:val="both"/>
+        <w:rPr>
+          <w:rFonts w:ascii="Arial" w:hAnsi="Arial" w:cs="Arial"/>
+          <w:i/>
+          <w:iCs/>
+        </w:rPr>
+      </w:pPr>
+      <w:r>
+        <w:rPr>
+          <w:rFonts w:ascii="Arial" w:hAnsi="Arial" w:cs="Arial"/>
+          <w:i/>
+          <w:iCs/>
+        </w:rPr>
+        <w:t>Alex Carter</w:t>
+      </w:r>
+      <w:r>
+        <w:rPr>
+          <w:rFonts w:ascii="Arial" w:hAnsi="Arial" w:cs="Arial"/>
+          <w:i/>
+          <w:iCs/>
+        </w:rPr>
+        <w:t>, (</w:t>
+      </w:r>
+      <w:r>
+        <w:rPr>
+          <w:rFonts w:ascii="Arial" w:hAnsi="Arial" w:cs="Arial"/>
+          <w:i/>
+          <w:iCs/>
+        </w:rPr>
+        <w:t>Oct 1, 2024</w:t>
+      </w:r>
+      <w:r>
+        <w:rPr>
+          <w:rFonts w:ascii="Arial" w:hAnsi="Arial" w:cs="Arial"/>
+          <w:i/>
+          <w:iCs/>
+        </w:rPr>
+        <w:t xml:space="preserve">) </w:t>
+      </w:r>
+      <w:r>
+        <w:rPr>
+          <w:rFonts w:ascii="Arial" w:hAnsi="Arial" w:cs="Arial"/>
+          <w:i/>
+          <w:iCs/>
+        </w:rPr>
+        <w:t>Predictive Analytics in Project Management: Guide</w:t>
+      </w:r>
+      <w:r>
+        <w:rPr>
+          <w:rFonts w:ascii="Arial" w:hAnsi="Arial" w:cs="Arial"/>
+          <w:i/>
+          <w:iCs/>
+        </w:rPr>
+        <w:t>.</w:t>
+      </w:r>
+      <w:r>
+        <w:rPr>
+          <w:rFonts w:ascii="Arial" w:hAnsi="Arial" w:cs="Arial"/>
+        </w:rPr>
+        <w:t xml:space="preserve"> </w:t>
+      </w:r>
+      <w:r>
+        <w:rPr>
+          <w:rFonts w:ascii="Arial" w:hAnsi="Arial" w:cs="Arial"/>
+        </w:rPr>
+        <w:t>Available at</w:t>
+      </w:r>
+      <w:r>
+        <w:rPr>
+          <w:rFonts w:ascii="Arial" w:hAnsi="Arial" w:cs="Arial"/>
+        </w:rPr>
+        <w:t xml:space="preserve"> </w:t>
+      </w:r>
+      <w:r>
+        <w:rPr>
+          <w:rFonts w:ascii="Arial" w:hAnsi="Arial" w:cs="Arial"/>
+        </w:rPr>
+        <w:t>https://daily.dev/blog/predictive-analytics-in-project-management-guide/</w:t>
+      </w:r>
+    </w:p>
+    <w:p>
+      <w:pPr>
+        <w:jc w:val="both"/>
+        <w:rPr>
+          <w:rFonts w:ascii="Arial" w:hAnsi="Arial" w:cs="Arial"/>
+          <w:i/>
+          <w:iCs/>
+        </w:rPr>
+      </w:pPr>
+      <w:hyperlink r:id="rId15" w:history="1">
+        <w:r>
+          <w:rPr>
+            <w:rStyle w:val="Hyperlink"/>
+            <w:rFonts w:ascii="Arial" w:hAnsi="Arial" w:cs="Arial"/>
+            <w:i/>
+            <w:iCs/>
+          </w:rPr>
+          <w:t xml:space="preserve"> Hassan</w:t>
+        </w:r>
+      </w:hyperlink>
+      <w:r>
+        <w:rPr>
+          <w:rFonts w:ascii="Arial" w:hAnsi="Arial" w:cs="Arial"/>
+          <w:i/>
+          <w:iCs/>
+        </w:rPr>
+        <w:t>,</w:t>
+      </w:r>
+      <w:r>
+        <w:t xml:space="preserve"> </w:t>
+      </w:r>
+      <w:proofErr w:type="gramStart"/>
+      <w:r>
+        <w:rPr>
+          <w:rFonts w:ascii="Arial" w:hAnsi="Arial" w:cs="Arial"/>
+          <w:i/>
+          <w:iCs/>
+        </w:rPr>
+        <w:t>Muhammad</w:t>
+      </w:r>
+      <w:r>
+        <w:rPr>
+          <w:rFonts w:ascii="Arial" w:hAnsi="Arial" w:cs="Arial"/>
+          <w:i/>
+          <w:iCs/>
+        </w:rPr>
+        <w:t xml:space="preserve"> ,</w:t>
+      </w:r>
+      <w:r>
+        <w:rPr>
+          <w:rFonts w:ascii="Arial" w:hAnsi="Arial" w:cs="Arial"/>
+          <w:i/>
+          <w:iCs/>
+        </w:rPr>
+        <w:t>Updated</w:t>
+      </w:r>
+      <w:proofErr w:type="gramEnd"/>
+      <w:r>
+        <w:rPr>
+          <w:rFonts w:ascii="Arial" w:hAnsi="Arial" w:cs="Arial"/>
+          <w:i/>
+          <w:iCs/>
+        </w:rPr>
+        <w:t xml:space="preserve"> on: June 28, 2026</w:t>
+      </w:r>
+      <w:r>
+        <w:rPr>
+          <w:rFonts w:ascii="Arial" w:hAnsi="Arial" w:cs="Arial"/>
+          <w:i/>
+          <w:iCs/>
+        </w:rPr>
+        <w:t xml:space="preserve">. </w:t>
+      </w:r>
+      <w:r>
+        <w:rPr>
+          <w:rFonts w:ascii="Arial" w:hAnsi="Arial" w:cs="Arial"/>
+          <w:i/>
+          <w:iCs/>
+        </w:rPr>
+        <w:t>Predictive Analytics – Methods, Models, Examples, and Uses</w:t>
+      </w:r>
+      <w:r>
+        <w:rPr>
+          <w:rFonts w:ascii="Arial" w:hAnsi="Arial" w:cs="Arial"/>
+        </w:rPr>
+        <w:t xml:space="preserve"> </w:t>
+      </w:r>
+      <w:r>
+        <w:rPr>
+          <w:rFonts w:ascii="Arial" w:hAnsi="Arial" w:cs="Arial"/>
+        </w:rPr>
+        <w:t>Available at</w:t>
+      </w:r>
+      <w:r>
+        <w:rPr>
+          <w:rFonts w:ascii="Arial" w:hAnsi="Arial" w:cs="Arial"/>
+        </w:rPr>
+        <w:t xml:space="preserve"> </w:t>
+      </w:r>
+      <w:r>
+        <w:rPr>
+          <w:rFonts w:ascii="Arial" w:hAnsi="Arial" w:cs="Arial"/>
+        </w:rPr>
+        <w:t>https://researchmethod.net/predictive-analytics/</w:t>
+      </w:r>
+    </w:p>
+    <w:p>
+      <w:pPr>
+        <w:jc w:val="both"/>
+        <w:rPr>
+          <w:rFonts w:ascii="Arial" w:hAnsi="Arial" w:cs="Arial"/>
+          <w:i/>
+          <w:iCs/>
+        </w:rPr>
+      </w:pPr>
     </w:p>
     <w:p>
       <w:pPr>
@@ -3276,6 +5835,155 @@
     </w:lvl>
   </w:abstractNum>
   <w:abstractNum w:abstractNumId="1" w15:restartNumberingAfterBreak="0">
+    <w:nsid w:val="0D42590B"/>
+    <w:multiLevelType w:val="multilevel"/>
+    <w:tmpl w:val="9E8A9142"/>
+    <w:lvl w:ilvl="0">
+      <w:start w:val="1"/>
+      <w:numFmt w:val="bullet"/>
+      <w:lvlText w:val=""/>
+      <w:lvlJc w:val="left"/>
+      <w:pPr>
+        <w:tabs>
+          <w:tab w:val="num" w:pos="720"/>
+        </w:tabs>
+        <w:ind w:left="720" w:hanging="360"/>
+      </w:pPr>
+      <w:rPr>
+        <w:rFonts w:ascii="Symbol" w:hAnsi="Symbol" w:hint="default"/>
+        <w:sz w:val="20"/>
+      </w:rPr>
+    </w:lvl>
+    <w:lvl w:ilvl="1" w:tentative="1">
+      <w:start w:val="1"/>
+      <w:numFmt w:val="bullet"/>
+      <w:lvlText w:val="o"/>
+      <w:lvlJc w:val="left"/>
+      <w:pPr>
+        <w:tabs>
+          <w:tab w:val="num" w:pos="1440"/>
+        </w:tabs>
+        <w:ind w:left="1440" w:hanging="360"/>
+      </w:pPr>
+      <w:rPr>
+        <w:rFonts w:ascii="Courier New" w:hAnsi="Courier New" w:hint="default"/>
+        <w:sz w:val="20"/>
+      </w:rPr>
+    </w:lvl>
+    <w:lvl w:ilvl="2" w:tentative="1">
+      <w:start w:val="1"/>
+      <w:numFmt w:val="bullet"/>
+      <w:lvlText w:val=""/>
+      <w:lvlJc w:val="left"/>
+      <w:pPr>
+        <w:tabs>
+          <w:tab w:val="num" w:pos="2160"/>
+        </w:tabs>
+        <w:ind w:left="2160" w:hanging="360"/>
+      </w:pPr>
+      <w:rPr>
+        <w:rFonts w:ascii="Wingdings" w:hAnsi="Wingdings" w:hint="default"/>
+        <w:sz w:val="20"/>
+      </w:rPr>
+    </w:lvl>
+    <w:lvl w:ilvl="3" w:tentative="1">
+      <w:start w:val="1"/>
+      <w:numFmt w:val="bullet"/>
+      <w:lvlText w:val=""/>
+      <w:lvlJc w:val="left"/>
+      <w:pPr>
+        <w:tabs>
+          <w:tab w:val="num" w:pos="2880"/>
+        </w:tabs>
+        <w:ind w:left="2880" w:hanging="360"/>
+      </w:pPr>
+      <w:rPr>
+        <w:rFonts w:ascii="Wingdings" w:hAnsi="Wingdings" w:hint="default"/>
+        <w:sz w:val="20"/>
+      </w:rPr>
+    </w:lvl>
+    <w:lvl w:ilvl="4" w:tentative="1">
+      <w:start w:val="1"/>
+      <w:numFmt w:val="bullet"/>
+      <w:lvlText w:val=""/>
+      <w:lvlJc w:val="left"/>
+      <w:pPr>
+        <w:tabs>
+          <w:tab w:val="num" w:pos="3600"/>
+        </w:tabs>
+        <w:ind w:left="3600" w:hanging="360"/>
+      </w:pPr>
+      <w:rPr>
+        <w:rFonts w:ascii="Wingdings" w:hAnsi="Wingdings" w:hint="default"/>
+        <w:sz w:val="20"/>
+      </w:rPr>
+    </w:lvl>
+    <w:lvl w:ilvl="5" w:tentative="1">
+      <w:start w:val="1"/>
+      <w:numFmt w:val="bullet"/>
+      <w:lvlText w:val=""/>
+      <w:lvlJc w:val="left"/>
+      <w:pPr>
+        <w:tabs>
+          <w:tab w:val="num" w:pos="4320"/>
+        </w:tabs>
+        <w:ind w:left="4320" w:hanging="360"/>
+      </w:pPr>
+      <w:rPr>
+        <w:rFonts w:ascii="Wingdings" w:hAnsi="Wingdings" w:hint="default"/>
+        <w:sz w:val="20"/>
+      </w:rPr>
+    </w:lvl>
+    <w:lvl w:ilvl="6" w:tentative="1">
+      <w:start w:val="1"/>
+      <w:numFmt w:val="bullet"/>
+      <w:lvlText w:val=""/>
+      <w:lvlJc w:val="left"/>
+      <w:pPr>
+        <w:tabs>
+          <w:tab w:val="num" w:pos="5040"/>
+        </w:tabs>
+        <w:ind w:left="5040" w:hanging="360"/>
+      </w:pPr>
+      <w:rPr>
+        <w:rFonts w:ascii="Wingdings" w:hAnsi="Wingdings" w:hint="default"/>
+        <w:sz w:val="20"/>
+      </w:rPr>
+    </w:lvl>
+    <w:lvl w:ilvl="7" w:tentative="1">
+      <w:start w:val="1"/>
+      <w:numFmt w:val="bullet"/>
+      <w:lvlText w:val=""/>
+      <w:lvlJc w:val="left"/>
+      <w:pPr>
+        <w:tabs>
+          <w:tab w:val="num" w:pos="5760"/>
+        </w:tabs>
+        <w:ind w:left="5760" w:hanging="360"/>
+      </w:pPr>
+      <w:rPr>
+        <w:rFonts w:ascii="Wingdings" w:hAnsi="Wingdings" w:hint="default"/>
+        <w:sz w:val="20"/>
+      </w:rPr>
+    </w:lvl>
+    <w:lvl w:ilvl="8" w:tentative="1">
+      <w:start w:val="1"/>
+      <w:numFmt w:val="bullet"/>
+      <w:lvlText w:val=""/>
+      <w:lvlJc w:val="left"/>
+      <w:pPr>
+        <w:tabs>
+          <w:tab w:val="num" w:pos="6480"/>
+        </w:tabs>
+        <w:ind w:left="6480" w:hanging="360"/>
+      </w:pPr>
+      <w:rPr>
+        <w:rFonts w:ascii="Wingdings" w:hAnsi="Wingdings" w:hint="default"/>
+        <w:sz w:val="20"/>
+      </w:rPr>
+    </w:lvl>
+  </w:abstractNum>
+  <w:abstractNum w:abstractNumId="2" w15:restartNumberingAfterBreak="0">
     <w:nsid w:val="1A5C6A52"/>
     <w:multiLevelType w:val="hybridMultilevel"/>
     <w:tmpl w:val="548E58DE"/>
@@ -3415,7 +6123,7 @@
       </w:rPr>
     </w:lvl>
   </w:abstractNum>
-  <w:abstractNum w:abstractNumId="2" w15:restartNumberingAfterBreak="0">
+  <w:abstractNum w:abstractNumId="3" w15:restartNumberingAfterBreak="0">
     <w:nsid w:val="1BCD3A30"/>
     <w:multiLevelType w:val="hybridMultilevel"/>
     <w:tmpl w:val="034E0CDE"/>
@@ -3555,7 +6263,7 @@
       </w:rPr>
     </w:lvl>
   </w:abstractNum>
-  <w:abstractNum w:abstractNumId="3" w15:restartNumberingAfterBreak="0">
+  <w:abstractNum w:abstractNumId="4" w15:restartNumberingAfterBreak="0">
     <w:nsid w:val="201862CB"/>
     <w:multiLevelType w:val="multilevel"/>
     <w:tmpl w:val="BA76F102"/>
@@ -3704,7 +6412,120 @@
       </w:rPr>
     </w:lvl>
   </w:abstractNum>
-  <w:abstractNum w:abstractNumId="4" w15:restartNumberingAfterBreak="0">
+  <w:abstractNum w:abstractNumId="5" w15:restartNumberingAfterBreak="0">
+    <w:nsid w:val="2112565C"/>
+    <w:multiLevelType w:val="hybridMultilevel"/>
+    <w:tmpl w:val="C4C2CE2E"/>
+    <w:lvl w:ilvl="0" w:tplc="18090001">
+      <w:start w:val="1"/>
+      <w:numFmt w:val="bullet"/>
+      <w:lvlText w:val=""/>
+      <w:lvlJc w:val="left"/>
+      <w:pPr>
+        <w:ind w:left="720" w:hanging="360"/>
+      </w:pPr>
+      <w:rPr>
+        <w:rFonts w:ascii="Symbol" w:hAnsi="Symbol" w:hint="default"/>
+      </w:rPr>
+    </w:lvl>
+    <w:lvl w:ilvl="1" w:tplc="18090003" w:tentative="1">
+      <w:start w:val="1"/>
+      <w:numFmt w:val="bullet"/>
+      <w:lvlText w:val="o"/>
+      <w:lvlJc w:val="left"/>
+      <w:pPr>
+        <w:ind w:left="1440" w:hanging="360"/>
+      </w:pPr>
+      <w:rPr>
+        <w:rFonts w:ascii="Courier New" w:hAnsi="Courier New" w:cs="Courier New" w:hint="default"/>
+      </w:rPr>
+    </w:lvl>
+    <w:lvl w:ilvl="2" w:tplc="18090005" w:tentative="1">
+      <w:start w:val="1"/>
+      <w:numFmt w:val="bullet"/>
+      <w:lvlText w:val=""/>
+      <w:lvlJc w:val="left"/>
+      <w:pPr>
+        <w:ind w:left="2160" w:hanging="360"/>
+      </w:pPr>
+      <w:rPr>
+        <w:rFonts w:ascii="Wingdings" w:hAnsi="Wingdings" w:hint="default"/>
+      </w:rPr>
+    </w:lvl>
+    <w:lvl w:ilvl="3" w:tplc="18090001" w:tentative="1">
+      <w:start w:val="1"/>
+      <w:numFmt w:val="bullet"/>
+      <w:lvlText w:val=""/>
+      <w:lvlJc w:val="left"/>
+      <w:pPr>
+        <w:ind w:left="2880" w:hanging="360"/>
+      </w:pPr>
+      <w:rPr>
+        <w:rFonts w:ascii="Symbol" w:hAnsi="Symbol" w:hint="default"/>
+      </w:rPr>
+    </w:lvl>
+    <w:lvl w:ilvl="4" w:tplc="18090003" w:tentative="1">
+      <w:start w:val="1"/>
+      <w:numFmt w:val="bullet"/>
+      <w:lvlText w:val="o"/>
+      <w:lvlJc w:val="left"/>
+      <w:pPr>
+        <w:ind w:left="3600" w:hanging="360"/>
+      </w:pPr>
+      <w:rPr>
+        <w:rFonts w:ascii="Courier New" w:hAnsi="Courier New" w:cs="Courier New" w:hint="default"/>
+      </w:rPr>
+    </w:lvl>
+    <w:lvl w:ilvl="5" w:tplc="18090005" w:tentative="1">
+      <w:start w:val="1"/>
+      <w:numFmt w:val="bullet"/>
+      <w:lvlText w:val=""/>
+      <w:lvlJc w:val="left"/>
+      <w:pPr>
+        <w:ind w:left="4320" w:hanging="360"/>
+      </w:pPr>
+      <w:rPr>
+        <w:rFonts w:ascii="Wingdings" w:hAnsi="Wingdings" w:hint="default"/>
+      </w:rPr>
+    </w:lvl>
+    <w:lvl w:ilvl="6" w:tplc="18090001" w:tentative="1">
+      <w:start w:val="1"/>
+      <w:numFmt w:val="bullet"/>
+      <w:lvlText w:val=""/>
+      <w:lvlJc w:val="left"/>
+      <w:pPr>
+        <w:ind w:left="5040" w:hanging="360"/>
+      </w:pPr>
+      <w:rPr>
+        <w:rFonts w:ascii="Symbol" w:hAnsi="Symbol" w:hint="default"/>
+      </w:rPr>
+    </w:lvl>
+    <w:lvl w:ilvl="7" w:tplc="18090003" w:tentative="1">
+      <w:start w:val="1"/>
+      <w:numFmt w:val="bullet"/>
+      <w:lvlText w:val="o"/>
+      <w:lvlJc w:val="left"/>
+      <w:pPr>
+        <w:ind w:left="5760" w:hanging="360"/>
+      </w:pPr>
+      <w:rPr>
+        <w:rFonts w:ascii="Courier New" w:hAnsi="Courier New" w:cs="Courier New" w:hint="default"/>
+      </w:rPr>
+    </w:lvl>
+    <w:lvl w:ilvl="8" w:tplc="18090005" w:tentative="1">
+      <w:start w:val="1"/>
+      <w:numFmt w:val="bullet"/>
+      <w:lvlText w:val=""/>
+      <w:lvlJc w:val="left"/>
+      <w:pPr>
+        <w:ind w:left="6480" w:hanging="360"/>
+      </w:pPr>
+      <w:rPr>
+        <w:rFonts w:ascii="Wingdings" w:hAnsi="Wingdings" w:hint="default"/>
+      </w:rPr>
+    </w:lvl>
+  </w:abstractNum>
+  <w:abstractNum w:abstractNumId="6" w15:restartNumberingAfterBreak="0">
     <w:nsid w:val="32616D0A"/>
     <w:multiLevelType w:val="multilevel"/>
     <w:tmpl w:val="C7E04E72"/>
@@ -3853,7 +6674,7 @@
       </w:rPr>
     </w:lvl>
   </w:abstractNum>
-  <w:abstractNum w:abstractNumId="5" w15:restartNumberingAfterBreak="0">
+  <w:abstractNum w:abstractNumId="7" w15:restartNumberingAfterBreak="0">
     <w:nsid w:val="37F14B0E"/>
     <w:multiLevelType w:val="hybridMultilevel"/>
     <w:tmpl w:val="E3060858"/>
@@ -3967,7 +6788,156 @@
       </w:rPr>
     </w:lvl>
   </w:abstractNum>
-  <w:abstractNum w:abstractNumId="6" w15:restartNumberingAfterBreak="0">
+  <w:abstractNum w:abstractNumId="8" w15:restartNumberingAfterBreak="0">
+    <w:nsid w:val="4D0E5973"/>
+    <w:multiLevelType w:val="multilevel"/>
+    <w:tmpl w:val="BCF0BDD6"/>
+    <w:lvl w:ilvl="0">
+      <w:start w:val="1"/>
+      <w:numFmt w:val="bullet"/>
+      <w:lvlText w:val=""/>
+      <w:lvlJc w:val="left"/>
+      <w:pPr>
+        <w:tabs>
+          <w:tab w:val="num" w:pos="720"/>
+        </w:tabs>
+        <w:ind w:left="720" w:hanging="360"/>
+      </w:pPr>
+      <w:rPr>
+        <w:rFonts w:ascii="Symbol" w:hAnsi="Symbol" w:hint="default"/>
+        <w:sz w:val="20"/>
+      </w:rPr>
+    </w:lvl>
+    <w:lvl w:ilvl="1" w:tentative="1">
+      <w:start w:val="1"/>
+      <w:numFmt w:val="bullet"/>
+      <w:lvlText w:val="o"/>
+      <w:lvlJc w:val="left"/>
+      <w:pPr>
+        <w:tabs>
+          <w:tab w:val="num" w:pos="1440"/>
+        </w:tabs>
+        <w:ind w:left="1440" w:hanging="360"/>
+      </w:pPr>
+      <w:rPr>
+        <w:rFonts w:ascii="Courier New" w:hAnsi="Courier New" w:hint="default"/>
+        <w:sz w:val="20"/>
+      </w:rPr>
+    </w:lvl>
+    <w:lvl w:ilvl="2" w:tentative="1">
+      <w:start w:val="1"/>
+      <w:numFmt w:val="bullet"/>
+      <w:lvlText w:val=""/>
+      <w:lvlJc w:val="left"/>
+      <w:pPr>
+        <w:tabs>
+          <w:tab w:val="num" w:pos="2160"/>
+        </w:tabs>
+        <w:ind w:left="2160" w:hanging="360"/>
+      </w:pPr>
+      <w:rPr>
+        <w:rFonts w:ascii="Wingdings" w:hAnsi="Wingdings" w:hint="default"/>
+        <w:sz w:val="20"/>
+      </w:rPr>
+    </w:lvl>
+    <w:lvl w:ilvl="3" w:tentative="1">
+      <w:start w:val="1"/>
+      <w:numFmt w:val="bullet"/>
+      <w:lvlText w:val=""/>
+      <w:lvlJc w:val="left"/>
+      <w:pPr>
+        <w:tabs>
+          <w:tab w:val="num" w:pos="2880"/>
+        </w:tabs>
+        <w:ind w:left="2880" w:hanging="360"/>
+      </w:pPr>
+      <w:rPr>
+        <w:rFonts w:ascii="Wingdings" w:hAnsi="Wingdings" w:hint="default"/>
+        <w:sz w:val="20"/>
+      </w:rPr>
+    </w:lvl>
+    <w:lvl w:ilvl="4" w:tentative="1">
+      <w:start w:val="1"/>
+      <w:numFmt w:val="bullet"/>
+      <w:lvlText w:val=""/>
+      <w:lvlJc w:val="left"/>
+      <w:pPr>
+        <w:tabs>
+          <w:tab w:val="num" w:pos="3600"/>
+        </w:tabs>
+        <w:ind w:left="3600" w:hanging="360"/>
+      </w:pPr>
+      <w:rPr>
+        <w:rFonts w:ascii="Wingdings" w:hAnsi="Wingdings" w:hint="default"/>
+        <w:sz w:val="20"/>
+      </w:rPr>
+    </w:lvl>
+    <w:lvl w:ilvl="5" w:tentative="1">
+      <w:start w:val="1"/>
+      <w:numFmt w:val="bullet"/>
+      <w:lvlText w:val=""/>
+      <w:lvlJc w:val="left"/>
+      <w:pPr>
+        <w:tabs>
+          <w:tab w:val="num" w:pos="4320"/>
+        </w:tabs>
+        <w:ind w:left="4320" w:hanging="360"/>
+      </w:pPr>
+      <w:rPr>
+        <w:rFonts w:ascii="Wingdings" w:hAnsi="Wingdings" w:hint="default"/>
+        <w:sz w:val="20"/>
+      </w:rPr>
+    </w:lvl>
+    <w:lvl w:ilvl="6" w:tentative="1">
+      <w:start w:val="1"/>
+      <w:numFmt w:val="bullet"/>
+      <w:lvlText w:val=""/>
+      <w:lvlJc w:val="left"/>
+      <w:pPr>
+        <w:tabs>
+          <w:tab w:val="num" w:pos="5040"/>
+        </w:tabs>
+        <w:ind w:left="5040" w:hanging="360"/>
+      </w:pPr>
+      <w:rPr>
+        <w:rFonts w:ascii="Wingdings" w:hAnsi="Wingdings" w:hint="default"/>
+        <w:sz w:val="20"/>
+      </w:rPr>
+    </w:lvl>
+    <w:lvl w:ilvl="7" w:tentative="1">
+      <w:start w:val="1"/>
+      <w:numFmt w:val="bullet"/>
+      <w:lvlText w:val=""/>
+      <w:lvlJc w:val="left"/>
+      <w:pPr>
+        <w:tabs>
+          <w:tab w:val="num" w:pos="5760"/>
+        </w:tabs>
+        <w:ind w:left="5760" w:hanging="360"/>
+      </w:pPr>
+      <w:rPr>
+        <w:rFonts w:ascii="Wingdings" w:hAnsi="Wingdings" w:hint="default"/>
+        <w:sz w:val="20"/>
+      </w:rPr>
+    </w:lvl>
+    <w:lvl w:ilvl="8" w:tentative="1">
+      <w:start w:val="1"/>
+      <w:numFmt w:val="bullet"/>
+      <w:lvlText w:val=""/>
+      <w:lvlJc w:val="left"/>
+      <w:pPr>
+        <w:tabs>
+          <w:tab w:val="num" w:pos="6480"/>
+        </w:tabs>
+        <w:ind w:left="6480" w:hanging="360"/>
+      </w:pPr>
+      <w:rPr>
+        <w:rFonts w:ascii="Wingdings" w:hAnsi="Wingdings" w:hint="default"/>
+        <w:sz w:val="20"/>
+      </w:rPr>
+    </w:lvl>
+  </w:abstractNum>
+  <w:abstractNum w:abstractNumId="9" w15:restartNumberingAfterBreak="0">
     <w:nsid w:val="50D07E1F"/>
     <w:multiLevelType w:val="hybridMultilevel"/>
     <w:tmpl w:val="B6CAED0A"/>
@@ -4080,7 +7050,7 @@
       </w:rPr>
     </w:lvl>
   </w:abstractNum>
-  <w:abstractNum w:abstractNumId="7" w15:restartNumberingAfterBreak="0">
+  <w:abstractNum w:abstractNumId="10" w15:restartNumberingAfterBreak="0">
     <w:nsid w:val="598D4A85"/>
     <w:multiLevelType w:val="hybridMultilevel"/>
     <w:tmpl w:val="4D1CB6B2"/>
@@ -4193,7 +7163,156 @@
       </w:rPr>
     </w:lvl>
   </w:abstractNum>
-  <w:abstractNum w:abstractNumId="8" w15:restartNumberingAfterBreak="0">
+  <w:abstractNum w:abstractNumId="11" w15:restartNumberingAfterBreak="0">
+    <w:nsid w:val="5FE47297"/>
+    <w:multiLevelType w:val="multilevel"/>
+    <w:tmpl w:val="A4D4D6A4"/>
+    <w:lvl w:ilvl="0">
+      <w:start w:val="1"/>
+      <w:numFmt w:val="bullet"/>
+      <w:lvlText w:val=""/>
+      <w:lvlJc w:val="left"/>
+      <w:pPr>
+        <w:tabs>
+          <w:tab w:val="num" w:pos="720"/>
+        </w:tabs>
+        <w:ind w:left="720" w:hanging="360"/>
+      </w:pPr>
+      <w:rPr>
+        <w:rFonts w:ascii="Symbol" w:hAnsi="Symbol" w:hint="default"/>
+        <w:sz w:val="20"/>
+      </w:rPr>
+    </w:lvl>
+    <w:lvl w:ilvl="1" w:tentative="1">
+      <w:start w:val="1"/>
+      <w:numFmt w:val="bullet"/>
+      <w:lvlText w:val=""/>
+      <w:lvlJc w:val="left"/>
+      <w:pPr>
+        <w:tabs>
+          <w:tab w:val="num" w:pos="1440"/>
+        </w:tabs>
+        <w:ind w:left="1440" w:hanging="360"/>
+      </w:pPr>
+      <w:rPr>
+        <w:rFonts w:ascii="Symbol" w:hAnsi="Symbol" w:hint="default"/>
+        <w:sz w:val="20"/>
+      </w:rPr>
+    </w:lvl>
+    <w:lvl w:ilvl="2" w:tentative="1">
+      <w:start w:val="1"/>
+      <w:numFmt w:val="bullet"/>
+      <w:lvlText w:val=""/>
+      <w:lvlJc w:val="left"/>
+      <w:pPr>
+        <w:tabs>
+          <w:tab w:val="num" w:pos="2160"/>
+        </w:tabs>
+        <w:ind w:left="2160" w:hanging="360"/>
+      </w:pPr>
+      <w:rPr>
+        <w:rFonts w:ascii="Symbol" w:hAnsi="Symbol" w:hint="default"/>
+        <w:sz w:val="20"/>
+      </w:rPr>
+    </w:lvl>
+    <w:lvl w:ilvl="3" w:tentative="1">
+      <w:start w:val="1"/>
+      <w:numFmt w:val="bullet"/>
+      <w:lvlText w:val=""/>
+      <w:lvlJc w:val="left"/>
+      <w:pPr>
+        <w:tabs>
+          <w:tab w:val="num" w:pos="2880"/>
+        </w:tabs>
+        <w:ind w:left="2880" w:hanging="360"/>
+      </w:pPr>
+      <w:rPr>
+        <w:rFonts w:ascii="Symbol" w:hAnsi="Symbol" w:hint="default"/>
+        <w:sz w:val="20"/>
+      </w:rPr>
+    </w:lvl>
+    <w:lvl w:ilvl="4" w:tentative="1">
+      <w:start w:val="1"/>
+      <w:numFmt w:val="bullet"/>
+      <w:lvlText w:val=""/>
+      <w:lvlJc w:val="left"/>
+      <w:pPr>
+        <w:tabs>
+          <w:tab w:val="num" w:pos="3600"/>
+        </w:tabs>
+        <w:ind w:left="3600" w:hanging="360"/>
+      </w:pPr>
+      <w:rPr>
+        <w:rFonts w:ascii="Symbol" w:hAnsi="Symbol" w:hint="default"/>
+        <w:sz w:val="20"/>
+      </w:rPr>
+    </w:lvl>
+    <w:lvl w:ilvl="5" w:tentative="1">
+      <w:start w:val="1"/>
+      <w:numFmt w:val="bullet"/>
+      <w:lvlText w:val=""/>
+      <w:lvlJc w:val="left"/>
+      <w:pPr>
+        <w:tabs>
+          <w:tab w:val="num" w:pos="4320"/>
+        </w:tabs>
+        <w:ind w:left="4320" w:hanging="360"/>
+      </w:pPr>
+      <w:rPr>
+        <w:rFonts w:ascii="Symbol" w:hAnsi="Symbol" w:hint="default"/>
+        <w:sz w:val="20"/>
+      </w:rPr>
+    </w:lvl>
+    <w:lvl w:ilvl="6" w:tentative="1">
+      <w:start w:val="1"/>
+      <w:numFmt w:val="bullet"/>
+      <w:lvlText w:val=""/>
+      <w:lvlJc w:val="left"/>
+      <w:pPr>
+        <w:tabs>
+          <w:tab w:val="num" w:pos="5040"/>
+        </w:tabs>
+        <w:ind w:left="5040" w:hanging="360"/>
+      </w:pPr>
+      <w:rPr>
+        <w:rFonts w:ascii="Symbol" w:hAnsi="Symbol" w:hint="default"/>
+        <w:sz w:val="20"/>
+      </w:rPr>
+    </w:lvl>
+    <w:lvl w:ilvl="7" w:tentative="1">
+      <w:start w:val="1"/>
+      <w:numFmt w:val="bullet"/>
+      <w:lvlText w:val=""/>
+      <w:lvlJc w:val="left"/>
+      <w:pPr>
+        <w:tabs>
+          <w:tab w:val="num" w:pos="5760"/>
+        </w:tabs>
+        <w:ind w:left="5760" w:hanging="360"/>
+      </w:pPr>
+      <w:rPr>
+        <w:rFonts w:ascii="Symbol" w:hAnsi="Symbol" w:hint="default"/>
+        <w:sz w:val="20"/>
+      </w:rPr>
+    </w:lvl>
+    <w:lvl w:ilvl="8" w:tentative="1">
+      <w:start w:val="1"/>
+      <w:numFmt w:val="bullet"/>
+      <w:lvlText w:val=""/>
+      <w:lvlJc w:val="left"/>
+      <w:pPr>
+        <w:tabs>
+          <w:tab w:val="num" w:pos="6480"/>
+        </w:tabs>
+        <w:ind w:left="6480" w:hanging="360"/>
+      </w:pPr>
+      <w:rPr>
+        <w:rFonts w:ascii="Symbol" w:hAnsi="Symbol" w:hint="default"/>
+        <w:sz w:val="20"/>
+      </w:rPr>
+    </w:lvl>
+  </w:abstractNum>
+  <w:abstractNum w:abstractNumId="12" w15:restartNumberingAfterBreak="0">
     <w:nsid w:val="6721352A"/>
     <w:multiLevelType w:val="hybridMultilevel"/>
     <w:tmpl w:val="ABD6C7F8"/>
@@ -4307,31 +7426,43 @@
     </w:lvl>
   </w:abstractNum>
   <w:num w:numId="1" w16cid:durableId="1894853277">
-    <w:abstractNumId w:val="5"/>
+    <w:abstractNumId w:val="7"/>
   </w:num>
   <w:num w:numId="2" w16cid:durableId="868028385">
-    <w:abstractNumId w:val="1"/>
+    <w:abstractNumId w:val="2"/>
   </w:num>
   <w:num w:numId="3" w16cid:durableId="1058821722">
     <w:abstractNumId w:val="0"/>
   </w:num>
   <w:num w:numId="4" w16cid:durableId="2028479826">
-    <w:abstractNumId w:val="2"/>
+    <w:abstractNumId w:val="3"/>
   </w:num>
   <w:num w:numId="5" w16cid:durableId="1990087424">
-    <w:abstractNumId w:val="8"/>
+    <w:abstractNumId w:val="12"/>
   </w:num>
   <w:num w:numId="6" w16cid:durableId="772435312">
-    <w:abstractNumId w:val="3"/>
+    <w:abstractNumId w:val="4"/>
   </w:num>
   <w:num w:numId="7" w16cid:durableId="1704936356">
-    <w:abstractNumId w:val="4"/>
+    <w:abstractNumId w:val="6"/>
   </w:num>
   <w:num w:numId="8" w16cid:durableId="1271475097">
-    <w:abstractNumId w:val="7"/>
+    <w:abstractNumId w:val="10"/>
   </w:num>
   <w:num w:numId="9" w16cid:durableId="1019166445">
-    <w:abstractNumId w:val="6"/>
+    <w:abstractNumId w:val="9"/>
+  </w:num>
+  <w:num w:numId="10" w16cid:durableId="1870989538">
+    <w:abstractNumId w:val="11"/>
+  </w:num>
+  <w:num w:numId="11" w16cid:durableId="441270543">
+    <w:abstractNumId w:val="5"/>
+  </w:num>
+  <w:num w:numId="12" w16cid:durableId="510144853">
+    <w:abstractNumId w:val="1"/>
+  </w:num>
+  <w:num w:numId="13" w16cid:durableId="608124165">
+    <w:abstractNumId w:val="8"/>
   </w:num>
 </w:numbering>
 </file>

--- a/CA1-Predicting_Full_Room_Occupancy_in_Small_Pub.docx
+++ b/CA1-Predicting_Full_Room_Occupancy_in_Small_Pub.docx
@@ -9,152 +9,1086 @@
           <w:rFonts w:ascii="Arial" w:hAnsi="Arial" w:cs="Arial"/>
           <w:b/>
           <w:bCs/>
+        </w:rPr>
+      </w:pPr>
+    </w:p>
+    <w:sdt>
+      <w:sdtPr>
+        <w:rPr>
+          <w:rFonts w:ascii="Arial" w:eastAsiaTheme="minorHAnsi" w:hAnsi="Arial" w:cs="Arial"/>
+          <w:color w:val="auto"/>
+          <w:kern w:val="2"/>
+          <w:sz w:val="24"/>
+          <w:szCs w:val="24"/>
+          <w:lang w:val="en-IE"/>
+          <w14:ligatures w14:val="standardContextual"/>
+        </w:rPr>
+        <w:id w:val="406112404"/>
+        <w:docPartObj>
+          <w:docPartGallery w:val="Table of Contents"/>
+          <w:docPartUnique/>
+        </w:docPartObj>
+      </w:sdtPr>
+      <w:sdtEndPr>
+        <w:rPr>
+          <w:b/>
+          <w:bCs/>
+          <w:noProof/>
+        </w:rPr>
+      </w:sdtEndPr>
+      <w:sdtContent>
+        <w:p>
+          <w:pPr>
+            <w:pStyle w:val="TOCHeading"/>
+            <w:rPr>
+              <w:rFonts w:ascii="Arial" w:hAnsi="Arial" w:cs="Arial"/>
+              <w:color w:val="000000" w:themeColor="text1"/>
+              <w:sz w:val="24"/>
+              <w:szCs w:val="24"/>
+            </w:rPr>
+          </w:pPr>
+          <w:r>
+            <w:rPr>
+              <w:rFonts w:ascii="Arial" w:hAnsi="Arial" w:cs="Arial"/>
+              <w:color w:val="000000" w:themeColor="text1"/>
+              <w:sz w:val="24"/>
+              <w:szCs w:val="24"/>
+            </w:rPr>
+            <w:t xml:space="preserve">Table of </w:t>
+          </w:r>
+          <w:r>
+            <w:rPr>
+              <w:rFonts w:ascii="Arial" w:hAnsi="Arial" w:cs="Arial"/>
+              <w:color w:val="000000" w:themeColor="text1"/>
+              <w:sz w:val="24"/>
+              <w:szCs w:val="24"/>
+            </w:rPr>
+            <w:t>Contents</w:t>
+          </w:r>
+        </w:p>
+        <w:p>
+          <w:pPr>
+            <w:rPr>
+              <w:rFonts w:ascii="Arial" w:hAnsi="Arial" w:cs="Arial"/>
+              <w:lang w:val="en-US"/>
+            </w:rPr>
+          </w:pPr>
+        </w:p>
+        <w:p>
+          <w:pPr>
+            <w:pStyle w:val="TOC1"/>
+            <w:rPr>
+              <w:rFonts w:ascii="Arial" w:eastAsiaTheme="minorEastAsia" w:hAnsi="Arial" w:cs="Arial"/>
+              <w:noProof/>
+              <w:lang w:eastAsia="en-IE"/>
+            </w:rPr>
+          </w:pPr>
+          <w:r>
+            <w:rPr>
+              <w:rFonts w:ascii="Arial" w:hAnsi="Arial" w:cs="Arial"/>
+            </w:rPr>
+            <w:fldChar w:fldCharType="begin"/>
+          </w:r>
+          <w:r>
+            <w:rPr>
+              <w:rFonts w:ascii="Arial" w:hAnsi="Arial" w:cs="Arial"/>
+            </w:rPr>
+            <w:instrText xml:space="preserve"> TOC \o "1-3" \h \z \u </w:instrText>
+          </w:r>
+          <w:r>
+            <w:rPr>
+              <w:rFonts w:ascii="Arial" w:hAnsi="Arial" w:cs="Arial"/>
+            </w:rPr>
+            <w:fldChar w:fldCharType="separate"/>
+          </w:r>
+          <w:hyperlink w:anchor="_Toc242379666" w:history="1">
+            <w:r>
+              <w:rPr>
+                <w:rStyle w:val="Hyperlink"/>
+                <w:rFonts w:ascii="Arial" w:hAnsi="Arial" w:cs="Arial"/>
+                <w:noProof/>
+              </w:rPr>
+              <w:t>Introduction</w:t>
+            </w:r>
+            <w:r>
+              <w:rPr>
+                <w:rFonts w:ascii="Arial" w:hAnsi="Arial" w:cs="Arial"/>
+                <w:noProof/>
+                <w:webHidden/>
+              </w:rPr>
+              <w:tab/>
+            </w:r>
+            <w:r>
+              <w:rPr>
+                <w:rFonts w:ascii="Arial" w:hAnsi="Arial" w:cs="Arial"/>
+                <w:noProof/>
+                <w:webHidden/>
+              </w:rPr>
+              <w:fldChar w:fldCharType="begin"/>
+            </w:r>
+            <w:r>
+              <w:rPr>
+                <w:rFonts w:ascii="Arial" w:hAnsi="Arial" w:cs="Arial"/>
+                <w:noProof/>
+                <w:webHidden/>
+              </w:rPr>
+              <w:instrText xml:space="preserve"> PAGEREF _Toc242379666 \h </w:instrText>
+            </w:r>
+            <w:r>
+              <w:rPr>
+                <w:rFonts w:ascii="Arial" w:hAnsi="Arial" w:cs="Arial"/>
+                <w:noProof/>
+                <w:webHidden/>
+              </w:rPr>
+            </w:r>
+            <w:r>
+              <w:rPr>
+                <w:rFonts w:ascii="Arial" w:hAnsi="Arial" w:cs="Arial"/>
+                <w:noProof/>
+                <w:webHidden/>
+              </w:rPr>
+              <w:fldChar w:fldCharType="separate"/>
+            </w:r>
+            <w:r>
+              <w:rPr>
+                <w:rFonts w:ascii="Arial" w:hAnsi="Arial" w:cs="Arial"/>
+                <w:noProof/>
+                <w:webHidden/>
+              </w:rPr>
+              <w:t>2</w:t>
+            </w:r>
+            <w:r>
+              <w:rPr>
+                <w:rFonts w:ascii="Arial" w:hAnsi="Arial" w:cs="Arial"/>
+                <w:noProof/>
+                <w:webHidden/>
+              </w:rPr>
+              <w:fldChar w:fldCharType="end"/>
+            </w:r>
+          </w:hyperlink>
+        </w:p>
+        <w:p>
+          <w:pPr>
+            <w:pStyle w:val="TOC1"/>
+            <w:rPr>
+              <w:rFonts w:ascii="Arial" w:eastAsiaTheme="minorEastAsia" w:hAnsi="Arial" w:cs="Arial"/>
+              <w:noProof/>
+              <w:lang w:eastAsia="en-IE"/>
+            </w:rPr>
+          </w:pPr>
+          <w:hyperlink w:anchor="_Toc242379667" w:history="1">
+            <w:r>
+              <w:rPr>
+                <w:rStyle w:val="Hyperlink"/>
+                <w:rFonts w:ascii="Arial" w:hAnsi="Arial" w:cs="Arial"/>
+                <w:noProof/>
+              </w:rPr>
+              <w:t>Problem Definition</w:t>
+            </w:r>
+            <w:r>
+              <w:rPr>
+                <w:rFonts w:ascii="Arial" w:hAnsi="Arial" w:cs="Arial"/>
+                <w:noProof/>
+                <w:webHidden/>
+              </w:rPr>
+              <w:tab/>
+            </w:r>
+            <w:r>
+              <w:rPr>
+                <w:rFonts w:ascii="Arial" w:hAnsi="Arial" w:cs="Arial"/>
+                <w:noProof/>
+                <w:webHidden/>
+              </w:rPr>
+              <w:fldChar w:fldCharType="begin"/>
+            </w:r>
+            <w:r>
+              <w:rPr>
+                <w:rFonts w:ascii="Arial" w:hAnsi="Arial" w:cs="Arial"/>
+                <w:noProof/>
+                <w:webHidden/>
+              </w:rPr>
+              <w:instrText xml:space="preserve"> PAGEREF _Toc242379667 \h </w:instrText>
+            </w:r>
+            <w:r>
+              <w:rPr>
+                <w:rFonts w:ascii="Arial" w:hAnsi="Arial" w:cs="Arial"/>
+                <w:noProof/>
+                <w:webHidden/>
+              </w:rPr>
+            </w:r>
+            <w:r>
+              <w:rPr>
+                <w:rFonts w:ascii="Arial" w:hAnsi="Arial" w:cs="Arial"/>
+                <w:noProof/>
+                <w:webHidden/>
+              </w:rPr>
+              <w:fldChar w:fldCharType="separate"/>
+            </w:r>
+            <w:r>
+              <w:rPr>
+                <w:rFonts w:ascii="Arial" w:hAnsi="Arial" w:cs="Arial"/>
+                <w:noProof/>
+                <w:webHidden/>
+              </w:rPr>
+              <w:t>2</w:t>
+            </w:r>
+            <w:r>
+              <w:rPr>
+                <w:rFonts w:ascii="Arial" w:hAnsi="Arial" w:cs="Arial"/>
+                <w:noProof/>
+                <w:webHidden/>
+              </w:rPr>
+              <w:fldChar w:fldCharType="end"/>
+            </w:r>
+          </w:hyperlink>
+        </w:p>
+        <w:p>
+          <w:pPr>
+            <w:pStyle w:val="TOC1"/>
+            <w:rPr>
+              <w:rFonts w:ascii="Arial" w:eastAsiaTheme="minorEastAsia" w:hAnsi="Arial" w:cs="Arial"/>
+              <w:noProof/>
+              <w:lang w:eastAsia="en-IE"/>
+            </w:rPr>
+          </w:pPr>
+          <w:hyperlink w:anchor="_Toc242379668" w:history="1">
+            <w:r>
+              <w:rPr>
+                <w:rStyle w:val="Hyperlink"/>
+                <w:rFonts w:ascii="Arial" w:hAnsi="Arial" w:cs="Arial"/>
+                <w:noProof/>
+              </w:rPr>
+              <w:t>Aim and Objectives</w:t>
+            </w:r>
+            <w:r>
+              <w:rPr>
+                <w:rFonts w:ascii="Arial" w:hAnsi="Arial" w:cs="Arial"/>
+                <w:noProof/>
+                <w:webHidden/>
+              </w:rPr>
+              <w:tab/>
+            </w:r>
+            <w:r>
+              <w:rPr>
+                <w:rFonts w:ascii="Arial" w:hAnsi="Arial" w:cs="Arial"/>
+                <w:noProof/>
+                <w:webHidden/>
+              </w:rPr>
+              <w:fldChar w:fldCharType="begin"/>
+            </w:r>
+            <w:r>
+              <w:rPr>
+                <w:rFonts w:ascii="Arial" w:hAnsi="Arial" w:cs="Arial"/>
+                <w:noProof/>
+                <w:webHidden/>
+              </w:rPr>
+              <w:instrText xml:space="preserve"> PAGEREF _Toc242379668 \h </w:instrText>
+            </w:r>
+            <w:r>
+              <w:rPr>
+                <w:rFonts w:ascii="Arial" w:hAnsi="Arial" w:cs="Arial"/>
+                <w:noProof/>
+                <w:webHidden/>
+              </w:rPr>
+            </w:r>
+            <w:r>
+              <w:rPr>
+                <w:rFonts w:ascii="Arial" w:hAnsi="Arial" w:cs="Arial"/>
+                <w:noProof/>
+                <w:webHidden/>
+              </w:rPr>
+              <w:fldChar w:fldCharType="separate"/>
+            </w:r>
+            <w:r>
+              <w:rPr>
+                <w:rFonts w:ascii="Arial" w:hAnsi="Arial" w:cs="Arial"/>
+                <w:noProof/>
+                <w:webHidden/>
+              </w:rPr>
+              <w:t>3</w:t>
+            </w:r>
+            <w:r>
+              <w:rPr>
+                <w:rFonts w:ascii="Arial" w:hAnsi="Arial" w:cs="Arial"/>
+                <w:noProof/>
+                <w:webHidden/>
+              </w:rPr>
+              <w:fldChar w:fldCharType="end"/>
+            </w:r>
+          </w:hyperlink>
+        </w:p>
+        <w:p>
+          <w:pPr>
+            <w:pStyle w:val="TOC1"/>
+            <w:rPr>
+              <w:rFonts w:ascii="Arial" w:eastAsiaTheme="minorEastAsia" w:hAnsi="Arial" w:cs="Arial"/>
+              <w:noProof/>
+              <w:lang w:eastAsia="en-IE"/>
+            </w:rPr>
+          </w:pPr>
+          <w:hyperlink w:anchor="_Toc242379669" w:history="1">
+            <w:r>
+              <w:rPr>
+                <w:rStyle w:val="Hyperlink"/>
+                <w:rFonts w:ascii="Arial" w:hAnsi="Arial" w:cs="Arial"/>
+                <w:noProof/>
+              </w:rPr>
+              <w:t>Scope</w:t>
+            </w:r>
+            <w:r>
+              <w:rPr>
+                <w:rFonts w:ascii="Arial" w:hAnsi="Arial" w:cs="Arial"/>
+                <w:noProof/>
+                <w:webHidden/>
+              </w:rPr>
+              <w:tab/>
+            </w:r>
+            <w:r>
+              <w:rPr>
+                <w:rFonts w:ascii="Arial" w:hAnsi="Arial" w:cs="Arial"/>
+                <w:noProof/>
+                <w:webHidden/>
+              </w:rPr>
+              <w:fldChar w:fldCharType="begin"/>
+            </w:r>
+            <w:r>
+              <w:rPr>
+                <w:rFonts w:ascii="Arial" w:hAnsi="Arial" w:cs="Arial"/>
+                <w:noProof/>
+                <w:webHidden/>
+              </w:rPr>
+              <w:instrText xml:space="preserve"> PAGEREF _Toc242379669 \h </w:instrText>
+            </w:r>
+            <w:r>
+              <w:rPr>
+                <w:rFonts w:ascii="Arial" w:hAnsi="Arial" w:cs="Arial"/>
+                <w:noProof/>
+                <w:webHidden/>
+              </w:rPr>
+            </w:r>
+            <w:r>
+              <w:rPr>
+                <w:rFonts w:ascii="Arial" w:hAnsi="Arial" w:cs="Arial"/>
+                <w:noProof/>
+                <w:webHidden/>
+              </w:rPr>
+              <w:fldChar w:fldCharType="separate"/>
+            </w:r>
+            <w:r>
+              <w:rPr>
+                <w:rFonts w:ascii="Arial" w:hAnsi="Arial" w:cs="Arial"/>
+                <w:noProof/>
+                <w:webHidden/>
+              </w:rPr>
+              <w:t>3</w:t>
+            </w:r>
+            <w:r>
+              <w:rPr>
+                <w:rFonts w:ascii="Arial" w:hAnsi="Arial" w:cs="Arial"/>
+                <w:noProof/>
+                <w:webHidden/>
+              </w:rPr>
+              <w:fldChar w:fldCharType="end"/>
+            </w:r>
+          </w:hyperlink>
+        </w:p>
+        <w:p>
+          <w:pPr>
+            <w:pStyle w:val="TOC1"/>
+            <w:rPr>
+              <w:rFonts w:ascii="Arial" w:eastAsiaTheme="minorEastAsia" w:hAnsi="Arial" w:cs="Arial"/>
+              <w:noProof/>
+              <w:lang w:eastAsia="en-IE"/>
+            </w:rPr>
+          </w:pPr>
+          <w:hyperlink w:anchor="_Toc242379670" w:history="1">
+            <w:r>
+              <w:rPr>
+                <w:rStyle w:val="Hyperlink"/>
+                <w:rFonts w:ascii="Arial" w:hAnsi="Arial" w:cs="Arial"/>
+                <w:noProof/>
+                <w:highlight w:val="yellow"/>
+              </w:rPr>
+              <w:t>Methodology</w:t>
+            </w:r>
+            <w:r>
+              <w:rPr>
+                <w:rFonts w:ascii="Arial" w:hAnsi="Arial" w:cs="Arial"/>
+                <w:noProof/>
+                <w:webHidden/>
+              </w:rPr>
+              <w:tab/>
+            </w:r>
+            <w:r>
+              <w:rPr>
+                <w:rFonts w:ascii="Arial" w:hAnsi="Arial" w:cs="Arial"/>
+                <w:noProof/>
+                <w:webHidden/>
+              </w:rPr>
+              <w:fldChar w:fldCharType="begin"/>
+            </w:r>
+            <w:r>
+              <w:rPr>
+                <w:rFonts w:ascii="Arial" w:hAnsi="Arial" w:cs="Arial"/>
+                <w:noProof/>
+                <w:webHidden/>
+              </w:rPr>
+              <w:instrText xml:space="preserve"> PAGEREF _Toc242379670 \h </w:instrText>
+            </w:r>
+            <w:r>
+              <w:rPr>
+                <w:rFonts w:ascii="Arial" w:hAnsi="Arial" w:cs="Arial"/>
+                <w:noProof/>
+                <w:webHidden/>
+              </w:rPr>
+            </w:r>
+            <w:r>
+              <w:rPr>
+                <w:rFonts w:ascii="Arial" w:hAnsi="Arial" w:cs="Arial"/>
+                <w:noProof/>
+                <w:webHidden/>
+              </w:rPr>
+              <w:fldChar w:fldCharType="separate"/>
+            </w:r>
+            <w:r>
+              <w:rPr>
+                <w:rFonts w:ascii="Arial" w:hAnsi="Arial" w:cs="Arial"/>
+                <w:noProof/>
+                <w:webHidden/>
+              </w:rPr>
+              <w:t>4</w:t>
+            </w:r>
+            <w:r>
+              <w:rPr>
+                <w:rFonts w:ascii="Arial" w:hAnsi="Arial" w:cs="Arial"/>
+                <w:noProof/>
+                <w:webHidden/>
+              </w:rPr>
+              <w:fldChar w:fldCharType="end"/>
+            </w:r>
+          </w:hyperlink>
+        </w:p>
+        <w:p>
+          <w:pPr>
+            <w:pStyle w:val="TOC1"/>
+            <w:rPr>
+              <w:rFonts w:ascii="Arial" w:eastAsiaTheme="minorEastAsia" w:hAnsi="Arial" w:cs="Arial"/>
+              <w:noProof/>
+              <w:lang w:eastAsia="en-IE"/>
+            </w:rPr>
+          </w:pPr>
+          <w:hyperlink w:anchor="_Toc242379671" w:history="1">
+            <w:r>
+              <w:rPr>
+                <w:rStyle w:val="Hyperlink"/>
+                <w:rFonts w:ascii="Arial" w:hAnsi="Arial" w:cs="Arial"/>
+                <w:noProof/>
+              </w:rPr>
+              <w:t>Data Sources</w:t>
+            </w:r>
+            <w:r>
+              <w:rPr>
+                <w:rFonts w:ascii="Arial" w:hAnsi="Arial" w:cs="Arial"/>
+                <w:noProof/>
+                <w:webHidden/>
+              </w:rPr>
+              <w:tab/>
+            </w:r>
+            <w:r>
+              <w:rPr>
+                <w:rFonts w:ascii="Arial" w:hAnsi="Arial" w:cs="Arial"/>
+                <w:noProof/>
+                <w:webHidden/>
+              </w:rPr>
+              <w:fldChar w:fldCharType="begin"/>
+            </w:r>
+            <w:r>
+              <w:rPr>
+                <w:rFonts w:ascii="Arial" w:hAnsi="Arial" w:cs="Arial"/>
+                <w:noProof/>
+                <w:webHidden/>
+              </w:rPr>
+              <w:instrText xml:space="preserve"> PAGEREF _Toc242379671 \h </w:instrText>
+            </w:r>
+            <w:r>
+              <w:rPr>
+                <w:rFonts w:ascii="Arial" w:hAnsi="Arial" w:cs="Arial"/>
+                <w:noProof/>
+                <w:webHidden/>
+              </w:rPr>
+            </w:r>
+            <w:r>
+              <w:rPr>
+                <w:rFonts w:ascii="Arial" w:hAnsi="Arial" w:cs="Arial"/>
+                <w:noProof/>
+                <w:webHidden/>
+              </w:rPr>
+              <w:fldChar w:fldCharType="separate"/>
+            </w:r>
+            <w:r>
+              <w:rPr>
+                <w:rFonts w:ascii="Arial" w:hAnsi="Arial" w:cs="Arial"/>
+                <w:noProof/>
+                <w:webHidden/>
+              </w:rPr>
+              <w:t>5</w:t>
+            </w:r>
+            <w:r>
+              <w:rPr>
+                <w:rFonts w:ascii="Arial" w:hAnsi="Arial" w:cs="Arial"/>
+                <w:noProof/>
+                <w:webHidden/>
+              </w:rPr>
+              <w:fldChar w:fldCharType="end"/>
+            </w:r>
+          </w:hyperlink>
+        </w:p>
+        <w:p>
+          <w:pPr>
+            <w:pStyle w:val="TOC1"/>
+            <w:rPr>
+              <w:rFonts w:ascii="Arial" w:eastAsiaTheme="minorEastAsia" w:hAnsi="Arial" w:cs="Arial"/>
+              <w:noProof/>
+              <w:lang w:eastAsia="en-IE"/>
+            </w:rPr>
+          </w:pPr>
+          <w:hyperlink w:anchor="_Toc242379672" w:history="1">
+            <w:r>
+              <w:rPr>
+                <w:rStyle w:val="Hyperlink"/>
+                <w:rFonts w:ascii="Arial" w:hAnsi="Arial" w:cs="Arial"/>
+                <w:noProof/>
+                <w:highlight w:val="yellow"/>
+              </w:rPr>
+              <w:t>Expected Deliverables</w:t>
+            </w:r>
+            <w:r>
+              <w:rPr>
+                <w:rFonts w:ascii="Arial" w:hAnsi="Arial" w:cs="Arial"/>
+                <w:noProof/>
+                <w:webHidden/>
+              </w:rPr>
+              <w:tab/>
+            </w:r>
+            <w:r>
+              <w:rPr>
+                <w:rFonts w:ascii="Arial" w:hAnsi="Arial" w:cs="Arial"/>
+                <w:noProof/>
+                <w:webHidden/>
+              </w:rPr>
+              <w:fldChar w:fldCharType="begin"/>
+            </w:r>
+            <w:r>
+              <w:rPr>
+                <w:rFonts w:ascii="Arial" w:hAnsi="Arial" w:cs="Arial"/>
+                <w:noProof/>
+                <w:webHidden/>
+              </w:rPr>
+              <w:instrText xml:space="preserve"> PAGEREF _Toc242379672 \h </w:instrText>
+            </w:r>
+            <w:r>
+              <w:rPr>
+                <w:rFonts w:ascii="Arial" w:hAnsi="Arial" w:cs="Arial"/>
+                <w:noProof/>
+                <w:webHidden/>
+              </w:rPr>
+            </w:r>
+            <w:r>
+              <w:rPr>
+                <w:rFonts w:ascii="Arial" w:hAnsi="Arial" w:cs="Arial"/>
+                <w:noProof/>
+                <w:webHidden/>
+              </w:rPr>
+              <w:fldChar w:fldCharType="separate"/>
+            </w:r>
+            <w:r>
+              <w:rPr>
+                <w:rFonts w:ascii="Arial" w:hAnsi="Arial" w:cs="Arial"/>
+                <w:noProof/>
+                <w:webHidden/>
+              </w:rPr>
+              <w:t>5</w:t>
+            </w:r>
+            <w:r>
+              <w:rPr>
+                <w:rFonts w:ascii="Arial" w:hAnsi="Arial" w:cs="Arial"/>
+                <w:noProof/>
+                <w:webHidden/>
+              </w:rPr>
+              <w:fldChar w:fldCharType="end"/>
+            </w:r>
+          </w:hyperlink>
+        </w:p>
+        <w:p>
+          <w:pPr>
+            <w:pStyle w:val="TOC1"/>
+            <w:rPr>
+              <w:rFonts w:ascii="Arial" w:eastAsiaTheme="minorEastAsia" w:hAnsi="Arial" w:cs="Arial"/>
+              <w:noProof/>
+              <w:lang w:eastAsia="en-IE"/>
+            </w:rPr>
+          </w:pPr>
+          <w:hyperlink w:anchor="_Toc242379673" w:history="1">
+            <w:r>
+              <w:rPr>
+                <w:rStyle w:val="Hyperlink"/>
+                <w:rFonts w:ascii="Arial" w:hAnsi="Arial" w:cs="Arial"/>
+                <w:noProof/>
+                <w:highlight w:val="yellow"/>
+              </w:rPr>
+              <w:t>Project Timeline</w:t>
+            </w:r>
+            <w:r>
+              <w:rPr>
+                <w:rFonts w:ascii="Arial" w:hAnsi="Arial" w:cs="Arial"/>
+                <w:noProof/>
+                <w:webHidden/>
+              </w:rPr>
+              <w:tab/>
+            </w:r>
+            <w:r>
+              <w:rPr>
+                <w:rFonts w:ascii="Arial" w:hAnsi="Arial" w:cs="Arial"/>
+                <w:noProof/>
+                <w:webHidden/>
+              </w:rPr>
+              <w:fldChar w:fldCharType="begin"/>
+            </w:r>
+            <w:r>
+              <w:rPr>
+                <w:rFonts w:ascii="Arial" w:hAnsi="Arial" w:cs="Arial"/>
+                <w:noProof/>
+                <w:webHidden/>
+              </w:rPr>
+              <w:instrText xml:space="preserve"> PAGEREF _Toc242379673 \h </w:instrText>
+            </w:r>
+            <w:r>
+              <w:rPr>
+                <w:rFonts w:ascii="Arial" w:hAnsi="Arial" w:cs="Arial"/>
+                <w:noProof/>
+                <w:webHidden/>
+              </w:rPr>
+            </w:r>
+            <w:r>
+              <w:rPr>
+                <w:rFonts w:ascii="Arial" w:hAnsi="Arial" w:cs="Arial"/>
+                <w:noProof/>
+                <w:webHidden/>
+              </w:rPr>
+              <w:fldChar w:fldCharType="separate"/>
+            </w:r>
+            <w:r>
+              <w:rPr>
+                <w:rFonts w:ascii="Arial" w:hAnsi="Arial" w:cs="Arial"/>
+                <w:noProof/>
+                <w:webHidden/>
+              </w:rPr>
+              <w:t>8</w:t>
+            </w:r>
+            <w:r>
+              <w:rPr>
+                <w:rFonts w:ascii="Arial" w:hAnsi="Arial" w:cs="Arial"/>
+                <w:noProof/>
+                <w:webHidden/>
+              </w:rPr>
+              <w:fldChar w:fldCharType="end"/>
+            </w:r>
+          </w:hyperlink>
+        </w:p>
+        <w:p>
+          <w:pPr>
+            <w:pStyle w:val="TOC1"/>
+            <w:rPr>
+              <w:rFonts w:ascii="Arial" w:eastAsiaTheme="minorEastAsia" w:hAnsi="Arial" w:cs="Arial"/>
+              <w:noProof/>
+              <w:lang w:eastAsia="en-IE"/>
+            </w:rPr>
+          </w:pPr>
+          <w:hyperlink w:anchor="_Toc242379674" w:history="1">
+            <w:r>
+              <w:rPr>
+                <w:rStyle w:val="Hyperlink"/>
+                <w:rFonts w:ascii="Arial" w:hAnsi="Arial" w:cs="Arial"/>
+                <w:noProof/>
+              </w:rPr>
+              <w:t>Ethical and Legal Considerations</w:t>
+            </w:r>
+            <w:r>
+              <w:rPr>
+                <w:rFonts w:ascii="Arial" w:hAnsi="Arial" w:cs="Arial"/>
+                <w:noProof/>
+                <w:webHidden/>
+              </w:rPr>
+              <w:tab/>
+            </w:r>
+            <w:r>
+              <w:rPr>
+                <w:rFonts w:ascii="Arial" w:hAnsi="Arial" w:cs="Arial"/>
+                <w:noProof/>
+                <w:webHidden/>
+              </w:rPr>
+              <w:fldChar w:fldCharType="begin"/>
+            </w:r>
+            <w:r>
+              <w:rPr>
+                <w:rFonts w:ascii="Arial" w:hAnsi="Arial" w:cs="Arial"/>
+                <w:noProof/>
+                <w:webHidden/>
+              </w:rPr>
+              <w:instrText xml:space="preserve"> PAGEREF _Toc242379674 \h </w:instrText>
+            </w:r>
+            <w:r>
+              <w:rPr>
+                <w:rFonts w:ascii="Arial" w:hAnsi="Arial" w:cs="Arial"/>
+                <w:noProof/>
+                <w:webHidden/>
+              </w:rPr>
+            </w:r>
+            <w:r>
+              <w:rPr>
+                <w:rFonts w:ascii="Arial" w:hAnsi="Arial" w:cs="Arial"/>
+                <w:noProof/>
+                <w:webHidden/>
+              </w:rPr>
+              <w:fldChar w:fldCharType="separate"/>
+            </w:r>
+            <w:r>
+              <w:rPr>
+                <w:rFonts w:ascii="Arial" w:hAnsi="Arial" w:cs="Arial"/>
+                <w:noProof/>
+                <w:webHidden/>
+              </w:rPr>
+              <w:t>8</w:t>
+            </w:r>
+            <w:r>
+              <w:rPr>
+                <w:rFonts w:ascii="Arial" w:hAnsi="Arial" w:cs="Arial"/>
+                <w:noProof/>
+                <w:webHidden/>
+              </w:rPr>
+              <w:fldChar w:fldCharType="end"/>
+            </w:r>
+          </w:hyperlink>
+        </w:p>
+        <w:p>
+          <w:pPr>
+            <w:pStyle w:val="TOC1"/>
+            <w:rPr>
+              <w:rFonts w:ascii="Arial" w:eastAsiaTheme="minorEastAsia" w:hAnsi="Arial" w:cs="Arial"/>
+              <w:noProof/>
+              <w:lang w:eastAsia="en-IE"/>
+            </w:rPr>
+          </w:pPr>
+          <w:hyperlink w:anchor="_Toc242379675" w:history="1">
+            <w:r>
+              <w:rPr>
+                <w:rStyle w:val="Hyperlink"/>
+                <w:rFonts w:ascii="Arial" w:hAnsi="Arial" w:cs="Arial"/>
+                <w:noProof/>
+              </w:rPr>
+              <w:t>References</w:t>
+            </w:r>
+            <w:r>
+              <w:rPr>
+                <w:rFonts w:ascii="Arial" w:hAnsi="Arial" w:cs="Arial"/>
+                <w:noProof/>
+                <w:webHidden/>
+              </w:rPr>
+              <w:tab/>
+            </w:r>
+            <w:r>
+              <w:rPr>
+                <w:rFonts w:ascii="Arial" w:hAnsi="Arial" w:cs="Arial"/>
+                <w:noProof/>
+                <w:webHidden/>
+              </w:rPr>
+              <w:fldChar w:fldCharType="begin"/>
+            </w:r>
+            <w:r>
+              <w:rPr>
+                <w:rFonts w:ascii="Arial" w:hAnsi="Arial" w:cs="Arial"/>
+                <w:noProof/>
+                <w:webHidden/>
+              </w:rPr>
+              <w:instrText xml:space="preserve"> PAGEREF _Toc242379675 \h </w:instrText>
+            </w:r>
+            <w:r>
+              <w:rPr>
+                <w:rFonts w:ascii="Arial" w:hAnsi="Arial" w:cs="Arial"/>
+                <w:noProof/>
+                <w:webHidden/>
+              </w:rPr>
+            </w:r>
+            <w:r>
+              <w:rPr>
+                <w:rFonts w:ascii="Arial" w:hAnsi="Arial" w:cs="Arial"/>
+                <w:noProof/>
+                <w:webHidden/>
+              </w:rPr>
+              <w:fldChar w:fldCharType="separate"/>
+            </w:r>
+            <w:r>
+              <w:rPr>
+                <w:rFonts w:ascii="Arial" w:hAnsi="Arial" w:cs="Arial"/>
+                <w:noProof/>
+                <w:webHidden/>
+              </w:rPr>
+              <w:t>10</w:t>
+            </w:r>
+            <w:r>
+              <w:rPr>
+                <w:rFonts w:ascii="Arial" w:hAnsi="Arial" w:cs="Arial"/>
+                <w:noProof/>
+                <w:webHidden/>
+              </w:rPr>
+              <w:fldChar w:fldCharType="end"/>
+            </w:r>
+          </w:hyperlink>
+        </w:p>
+        <w:p>
+          <w:pPr>
+            <w:rPr>
+              <w:rFonts w:ascii="Arial" w:hAnsi="Arial" w:cs="Arial"/>
+            </w:rPr>
+          </w:pPr>
+          <w:r>
+            <w:rPr>
+              <w:rFonts w:ascii="Arial" w:hAnsi="Arial" w:cs="Arial"/>
+              <w:b/>
+              <w:bCs/>
+              <w:noProof/>
+            </w:rPr>
+            <w:fldChar w:fldCharType="end"/>
+          </w:r>
+        </w:p>
+      </w:sdtContent>
+    </w:sdt>
+    <w:p>
+      <w:pPr>
+        <w:jc w:val="center"/>
+        <w:rPr>
+          <w:rFonts w:ascii="Arial" w:hAnsi="Arial" w:cs="Arial"/>
+          <w:b/>
+          <w:bCs/>
+        </w:rPr>
+      </w:pPr>
+    </w:p>
+    <w:p>
+      <w:pPr>
+        <w:jc w:val="center"/>
+        <w:rPr>
+          <w:rFonts w:ascii="Arial" w:hAnsi="Arial" w:cs="Arial"/>
+          <w:b/>
+          <w:bCs/>
+        </w:rPr>
+      </w:pPr>
+    </w:p>
+    <w:p>
+      <w:pPr>
+        <w:jc w:val="center"/>
+        <w:rPr>
+          <w:rFonts w:ascii="Arial" w:hAnsi="Arial" w:cs="Arial"/>
+          <w:b/>
+          <w:bCs/>
+        </w:rPr>
+      </w:pPr>
+    </w:p>
+    <w:p>
+      <w:pPr>
+        <w:jc w:val="center"/>
+        <w:rPr>
+          <w:rFonts w:ascii="Arial" w:hAnsi="Arial" w:cs="Arial"/>
+          <w:b/>
+          <w:bCs/>
+        </w:rPr>
+      </w:pPr>
+    </w:p>
+    <w:p>
+      <w:pPr>
+        <w:jc w:val="center"/>
+        <w:rPr>
+          <w:rFonts w:ascii="Arial" w:hAnsi="Arial" w:cs="Arial"/>
+          <w:b/>
+          <w:bCs/>
+        </w:rPr>
+      </w:pPr>
+    </w:p>
+    <w:p>
+      <w:pPr>
+        <w:jc w:val="center"/>
+        <w:rPr>
+          <w:rFonts w:ascii="Arial" w:hAnsi="Arial" w:cs="Arial"/>
+          <w:b/>
+          <w:bCs/>
+        </w:rPr>
+      </w:pPr>
+    </w:p>
+    <w:p>
+      <w:pPr>
+        <w:jc w:val="center"/>
+        <w:rPr>
+          <w:rFonts w:ascii="Arial" w:hAnsi="Arial" w:cs="Arial"/>
+          <w:b/>
+          <w:bCs/>
+        </w:rPr>
+      </w:pPr>
+    </w:p>
+    <w:p>
+      <w:pPr>
+        <w:pStyle w:val="Heading1"/>
+        <w:jc w:val="center"/>
+        <w:rPr>
+          <w:rFonts w:ascii="Arial" w:hAnsi="Arial" w:cs="Arial"/>
+          <w:color w:val="000000" w:themeColor="text1"/>
           <w:sz w:val="28"/>
           <w:szCs w:val="28"/>
         </w:rPr>
       </w:pPr>
-      <w:r>
+      <w:bookmarkStart w:id="0" w:name="_Toc242379666"/>
+      <w:r>
+        <w:rPr>
+          <w:rFonts w:ascii="Arial" w:hAnsi="Arial" w:cs="Arial"/>
+          <w:color w:val="000000" w:themeColor="text1"/>
+          <w:sz w:val="28"/>
+          <w:szCs w:val="28"/>
+        </w:rPr>
+        <w:lastRenderedPageBreak/>
+        <w:t>Introduction</w:t>
+      </w:r>
+      <w:bookmarkEnd w:id="0"/>
+    </w:p>
+    <w:p>
+      <w:pPr>
+        <w:jc w:val="center"/>
         <w:rPr>
           <w:rFonts w:ascii="Arial" w:hAnsi="Arial" w:cs="Arial"/>
           <w:b/>
           <w:bCs/>
+        </w:rPr>
+      </w:pPr>
+    </w:p>
+    <w:p>
+      <w:pPr>
+        <w:jc w:val="both"/>
+        <w:rPr>
+          <w:rFonts w:ascii="Arial" w:hAnsi="Arial" w:cs="Arial"/>
+        </w:rPr>
+      </w:pPr>
+      <w:r>
+        <w:rPr>
+          <w:rFonts w:ascii="Arial" w:hAnsi="Arial" w:cs="Arial"/>
+        </w:rPr>
+        <w:t>This project aims to predict whether a small accommodation/hotel with six rooms, located above a pub named The Merry Cobbler in Dublin 4, will reach full occupancy during the summer season by using historical data.</w:t>
+      </w:r>
+    </w:p>
+    <w:p>
+      <w:pPr>
+        <w:jc w:val="both"/>
+        <w:rPr>
+          <w:rFonts w:ascii="Arial" w:hAnsi="Arial" w:cs="Arial"/>
+        </w:rPr>
+      </w:pPr>
+      <w:r>
+        <w:rPr>
+          <w:rFonts w:ascii="Arial" w:hAnsi="Arial" w:cs="Arial"/>
+        </w:rPr>
+        <w:t>The Merry Cobbler is a pub and accommodation/hotel located in a prime location on Irish Town Road in Dublin 4. It has convenient and easy access to public transport to the city centre and the main attractions in Dublin. It is also within walking distance of Sandymount Beach, the Aviva Stadium and the 3Arena. The pub was purchased in 2016, while the accommodation was only opened last year.</w:t>
+      </w:r>
+    </w:p>
+    <w:p>
+      <w:pPr>
+        <w:jc w:val="both"/>
+        <w:rPr>
+          <w:rFonts w:ascii="Arial" w:hAnsi="Arial" w:cs="Arial"/>
+        </w:rPr>
+      </w:pPr>
+      <w:r>
+        <w:rPr>
+          <w:rFonts w:ascii="Arial" w:hAnsi="Arial" w:cs="Arial"/>
+        </w:rPr>
+        <w:t xml:space="preserve">For this project, historical booking data from the accommodation's first year of operation will be used and analysed to identify useful patterns associated with full occupancy. </w:t>
+      </w:r>
+      <w:r>
+        <w:rPr>
+          <w:rFonts w:ascii="Arial" w:hAnsi="Arial" w:cs="Arial"/>
+        </w:rPr>
+        <w:t xml:space="preserve">These patterns will help determine the factors that contribute to all six rooms being booked at a particular time during the summer season and may help the business identify and optimise opportunities to increase occupancy. </w:t>
+      </w:r>
+    </w:p>
+    <w:p>
+      <w:pPr>
+        <w:jc w:val="both"/>
+        <w:rPr>
+          <w:rFonts w:ascii="Arial" w:hAnsi="Arial" w:cs="Arial"/>
+        </w:rPr>
+      </w:pPr>
+      <w:r>
+        <w:rPr>
+          <w:rFonts w:ascii="Arial" w:hAnsi="Arial" w:cs="Arial"/>
+        </w:rPr>
+        <w:t>The project is relevant to the business because the accommodation is relatively new and operates in a competitive hospitality environment. The information collected and analysed will help the business identify opportunities</w:t>
+      </w:r>
+      <w:r>
+        <w:rPr>
+          <w:rFonts w:ascii="Arial" w:hAnsi="Arial" w:cs="Arial"/>
+        </w:rPr>
+        <w:t>,</w:t>
+      </w:r>
+      <w:r>
+        <w:rPr>
+          <w:rFonts w:ascii="Arial" w:hAnsi="Arial" w:cs="Arial"/>
+        </w:rPr>
+        <w:t xml:space="preserve"> improve the management and operation of the accommodation.</w:t>
+      </w:r>
+    </w:p>
+    <w:p>
+      <w:pPr>
+        <w:jc w:val="both"/>
+        <w:rPr>
+          <w:rFonts w:ascii="Arial" w:hAnsi="Arial" w:cs="Arial"/>
+        </w:rPr>
+      </w:pPr>
+    </w:p>
+    <w:p>
+      <w:pPr>
+        <w:pStyle w:val="Heading1"/>
+        <w:rPr>
+          <w:rFonts w:ascii="Arial" w:hAnsi="Arial" w:cs="Arial"/>
+          <w:sz w:val="24"/>
+          <w:szCs w:val="24"/>
+        </w:rPr>
+      </w:pPr>
+      <w:r>
+        <w:rPr>
+          <w:rFonts w:ascii="Arial" w:hAnsi="Arial" w:cs="Arial"/>
+          <w:sz w:val="24"/>
+          <w:szCs w:val="24"/>
+        </w:rPr>
+        <w:t xml:space="preserve"> </w:t>
+      </w:r>
+    </w:p>
+    <w:p>
+      <w:pPr>
+        <w:pStyle w:val="Heading1"/>
+        <w:jc w:val="center"/>
+        <w:rPr>
+          <w:rFonts w:ascii="Arial" w:hAnsi="Arial" w:cs="Arial"/>
+          <w:color w:val="000000" w:themeColor="text1"/>
           <w:sz w:val="28"/>
           <w:szCs w:val="28"/>
         </w:rPr>
-        <w:t>Predicting Full Occupancy in a Six-Room Pub Accommodation During the Summer Season</w:t>
-      </w:r>
-    </w:p>
-    <w:p>
-      <w:pPr>
-        <w:jc w:val="center"/>
-        <w:rPr>
-          <w:rFonts w:ascii="Arial" w:hAnsi="Arial" w:cs="Arial"/>
-          <w:b/>
-          <w:bCs/>
+      </w:pPr>
+      <w:bookmarkStart w:id="1" w:name="_Toc242379667"/>
+      <w:r>
+        <w:rPr>
+          <w:rFonts w:ascii="Arial" w:hAnsi="Arial" w:cs="Arial"/>
+          <w:color w:val="000000" w:themeColor="text1"/>
           <w:sz w:val="28"/>
           <w:szCs w:val="28"/>
         </w:rPr>
-      </w:pPr>
-    </w:p>
-    <w:p>
-      <w:pPr>
-        <w:jc w:val="both"/>
-        <w:rPr>
-          <w:rFonts w:ascii="Arial" w:hAnsi="Arial" w:cs="Arial"/>
-        </w:rPr>
-      </w:pPr>
-      <w:r>
-        <w:rPr>
-          <w:rFonts w:ascii="Arial" w:hAnsi="Arial" w:cs="Arial"/>
-        </w:rPr>
-        <w:t>This project aims to predict whether a small accommodation/hotel with six rooms, located above a pub named The Merry Cobbler in Dublin 4, will reach full occupancy during the summer season by using historical data.</w:t>
-      </w:r>
-    </w:p>
-    <w:p>
-      <w:pPr>
-        <w:jc w:val="both"/>
-        <w:rPr>
-          <w:rFonts w:ascii="Arial" w:hAnsi="Arial" w:cs="Arial"/>
-        </w:rPr>
-      </w:pPr>
-      <w:r>
-        <w:rPr>
-          <w:rFonts w:ascii="Arial" w:hAnsi="Arial" w:cs="Arial"/>
-        </w:rPr>
-        <w:t>The Merry Cobbler is a pub and accommodation/hotel located in a prime location on Irish Town Road in Dublin 4. It has convenient and easy access to public transport to the city centre and the main attractions in Dublin. It is also within walking distance of Sandymount Beach, the Aviva Stadium and the 3Arena. The pub was purchased in 2016, while the accommodation was only opened last year.</w:t>
-      </w:r>
-    </w:p>
-    <w:p>
-      <w:pPr>
-        <w:jc w:val="both"/>
-        <w:rPr>
-          <w:rFonts w:ascii="Arial" w:hAnsi="Arial" w:cs="Arial"/>
-        </w:rPr>
-      </w:pPr>
-      <w:r>
-        <w:rPr>
-          <w:rFonts w:ascii="Arial" w:hAnsi="Arial" w:cs="Arial"/>
-        </w:rPr>
-        <w:t xml:space="preserve">For this project, historical booking data from the accommodation's first year of operation will be used and analysed to identify useful patterns associated with full occupancy. </w:t>
-      </w:r>
-      <w:r>
-        <w:rPr>
-          <w:rFonts w:ascii="Arial" w:hAnsi="Arial" w:cs="Arial"/>
-        </w:rPr>
-        <w:t>These patterns will help determine the factors that contribute to all six rooms being booked at a particular time during the summer season and may help the business identify and optimise opportunities to increase occupancy.</w:t>
-      </w:r>
-      <w:r>
-        <w:rPr>
-          <w:rFonts w:ascii="Arial" w:hAnsi="Arial" w:cs="Arial"/>
-        </w:rPr>
-        <w:t xml:space="preserve"> </w:t>
-      </w:r>
-    </w:p>
-    <w:p>
-      <w:pPr>
-        <w:jc w:val="both"/>
-        <w:rPr>
-          <w:rFonts w:ascii="Arial" w:hAnsi="Arial" w:cs="Arial"/>
-        </w:rPr>
-      </w:pPr>
-      <w:r>
-        <w:rPr>
-          <w:rFonts w:ascii="Arial" w:hAnsi="Arial" w:cs="Arial"/>
-        </w:rPr>
-        <w:t>The project is relevant to the business because the accommodation is relatively new and operates in a competitive hospitality environment. The information collected and analysed will help the business identify opportunities</w:t>
-      </w:r>
-      <w:r>
-        <w:rPr>
-          <w:rFonts w:ascii="Arial" w:hAnsi="Arial" w:cs="Arial"/>
-        </w:rPr>
-        <w:t>,</w:t>
-      </w:r>
-      <w:r>
-        <w:rPr>
-          <w:rFonts w:ascii="Arial" w:hAnsi="Arial" w:cs="Arial"/>
-        </w:rPr>
-        <w:t xml:space="preserve"> improve the management and operation of the accommodation.</w:t>
-      </w:r>
-    </w:p>
-    <w:p>
-      <w:pPr>
-        <w:jc w:val="both"/>
-        <w:rPr>
-          <w:rFonts w:ascii="Arial" w:hAnsi="Arial" w:cs="Arial"/>
-        </w:rPr>
-      </w:pPr>
-    </w:p>
-    <w:p>
-      <w:pPr>
-        <w:jc w:val="both"/>
-        <w:rPr>
-          <w:rFonts w:ascii="Arial" w:hAnsi="Arial" w:cs="Arial"/>
-          <w:b/>
-          <w:bCs/>
-          <w:sz w:val="28"/>
-          <w:szCs w:val="28"/>
-        </w:rPr>
-      </w:pPr>
-      <w:r>
-        <w:rPr>
-          <w:rFonts w:ascii="Arial" w:hAnsi="Arial" w:cs="Arial"/>
-        </w:rPr>
-        <w:t xml:space="preserve"> </w:t>
-      </w:r>
-    </w:p>
-    <w:p>
-      <w:pPr>
-        <w:pStyle w:val="Heading3"/>
-        <w:rPr>
-          <w:rFonts w:cstheme="minorHAnsi"/>
-        </w:rPr>
-      </w:pPr>
-      <w:r>
-        <w:rPr>
-          <w:rFonts w:cstheme="minorHAnsi"/>
-        </w:rPr>
-        <w:t>3. Problem Definition</w:t>
-      </w:r>
+        <w:t>Problem Definition</w:t>
+      </w:r>
+      <w:bookmarkEnd w:id="1"/>
     </w:p>
     <w:p>
       <w:pPr>
@@ -238,48 +1172,52 @@
         </w:rPr>
         <w:t xml:space="preserve"> </w:t>
       </w:r>
-      <w:r>
+    </w:p>
+    <w:p>
+      <w:pPr>
+        <w:pStyle w:val="Heading1"/>
+        <w:jc w:val="center"/>
+        <w:rPr>
+          <w:rFonts w:ascii="Arial" w:hAnsi="Arial" w:cs="Arial"/>
+          <w:color w:val="000000" w:themeColor="text1"/>
+          <w:sz w:val="28"/>
+          <w:szCs w:val="28"/>
+        </w:rPr>
+      </w:pPr>
+      <w:bookmarkStart w:id="2" w:name="_Toc242379668"/>
+      <w:r>
+        <w:rPr>
+          <w:rFonts w:ascii="Arial" w:hAnsi="Arial" w:cs="Arial"/>
+          <w:color w:val="000000" w:themeColor="text1"/>
+          <w:sz w:val="28"/>
+          <w:szCs w:val="28"/>
+        </w:rPr>
+        <w:lastRenderedPageBreak/>
+        <w:t>Aim and Objectives</w:t>
+      </w:r>
+      <w:bookmarkEnd w:id="2"/>
+    </w:p>
+    <w:p>
+      <w:pPr>
+        <w:pStyle w:val="NormalWeb"/>
+        <w:jc w:val="both"/>
         <w:rPr>
           <w:rFonts w:ascii="Arial" w:eastAsiaTheme="minorHAnsi" w:hAnsi="Arial" w:cs="Arial"/>
           <w:kern w:val="2"/>
           <w:lang w:eastAsia="en-US"/>
           <w14:ligatures w14:val="standardContextual"/>
         </w:rPr>
-        <w:t xml:space="preserve"> </w:t>
-      </w:r>
-    </w:p>
-    <w:p>
-      <w:pPr>
-        <w:pStyle w:val="Heading3"/>
-        <w:rPr>
-          <w:rFonts w:cstheme="minorHAnsi"/>
-        </w:rPr>
-      </w:pPr>
-      <w:r>
-        <w:rPr>
-          <w:rFonts w:cstheme="minorHAnsi"/>
-        </w:rPr>
-        <w:lastRenderedPageBreak/>
-        <w:t>4</w:t>
-      </w:r>
-      <w:r>
-        <w:rPr>
-          <w:rFonts w:cstheme="minorHAnsi"/>
-        </w:rPr>
-        <w:t>. Aim and Objectives</w:t>
-      </w:r>
-    </w:p>
-    <w:p>
-      <w:pPr>
-        <w:pStyle w:val="NormalWeb"/>
-        <w:jc w:val="both"/>
+      </w:pPr>
+      <w:r>
         <w:rPr>
           <w:rFonts w:ascii="Arial" w:eastAsiaTheme="minorHAnsi" w:hAnsi="Arial" w:cs="Arial"/>
           <w:kern w:val="2"/>
           <w:lang w:eastAsia="en-US"/>
           <w14:ligatures w14:val="standardContextual"/>
         </w:rPr>
-      </w:pPr>
+        <w:t xml:space="preserve">The primary goal of this project is to </w:t>
+      </w:r>
+      <w:proofErr w:type="spellStart"/>
       <w:r>
         <w:rPr>
           <w:rFonts w:ascii="Arial" w:eastAsiaTheme="minorHAnsi" w:hAnsi="Arial" w:cs="Arial"/>
@@ -287,9 +1225,9 @@
           <w:lang w:eastAsia="en-US"/>
           <w14:ligatures w14:val="standardContextual"/>
         </w:rPr>
-        <w:t xml:space="preserve">The primary goal of this project is to </w:t>
-      </w:r>
-      <w:proofErr w:type="spellStart"/>
+        <w:t>analyze</w:t>
+      </w:r>
+      <w:proofErr w:type="spellEnd"/>
       <w:r>
         <w:rPr>
           <w:rFonts w:ascii="Arial" w:eastAsiaTheme="minorHAnsi" w:hAnsi="Arial" w:cs="Arial"/>
@@ -297,9 +1235,8 @@
           <w:lang w:eastAsia="en-US"/>
           <w14:ligatures w14:val="standardContextual"/>
         </w:rPr>
-        <w:t>analyze</w:t>
-      </w:r>
-      <w:proofErr w:type="spellEnd"/>
+        <w:t xml:space="preserve"> historical booking and occupancy data and develop a predictive model to estimate the probability of the small hotel reaching full occupancy during the summer season.</w:t>
+      </w:r>
       <w:r>
         <w:rPr>
           <w:rFonts w:ascii="Arial" w:eastAsiaTheme="minorHAnsi" w:hAnsi="Arial" w:cs="Arial"/>
@@ -307,50 +1244,50 @@
           <w:lang w:eastAsia="en-US"/>
           <w14:ligatures w14:val="standardContextual"/>
         </w:rPr>
-        <w:t xml:space="preserve"> historical booking and occupancy data and develop a predictive model to estimate the probability of the small hotel reaching full occupancy during the summer season.</w:t>
-      </w:r>
-      <w:r>
+        <w:t xml:space="preserve"> It is a fundamental and essential task for the hotel management to estimate the occupancy rate as it greatly influences the hotel revenue.</w:t>
+      </w:r>
+    </w:p>
+    <w:p>
+      <w:pPr>
+        <w:pStyle w:val="NormalWeb"/>
+        <w:jc w:val="both"/>
         <w:rPr>
           <w:rFonts w:ascii="Arial" w:eastAsiaTheme="minorHAnsi" w:hAnsi="Arial" w:cs="Arial"/>
           <w:kern w:val="2"/>
           <w:lang w:eastAsia="en-US"/>
           <w14:ligatures w14:val="standardContextual"/>
         </w:rPr>
-        <w:t xml:space="preserve"> It is a fundamental and essential task for the hotel management to estimate the occupancy rate as it greatly influences the hotel revenue.</w:t>
-      </w:r>
-    </w:p>
-    <w:p>
-      <w:pPr>
-        <w:pStyle w:val="NormalWeb"/>
-        <w:jc w:val="both"/>
+      </w:pPr>
+      <w:r>
         <w:rPr>
           <w:rFonts w:ascii="Arial" w:eastAsiaTheme="minorHAnsi" w:hAnsi="Arial" w:cs="Arial"/>
           <w:kern w:val="2"/>
           <w:lang w:eastAsia="en-US"/>
           <w14:ligatures w14:val="standardContextual"/>
         </w:rPr>
-      </w:pPr>
-      <w:r>
+        <w:t>Therefore, this project also aims to contribute to operational efficiency, to support marketing planning, to improve pricing strategies, to support making strategic choices and to gain a competitive advantage. The main objectives that must be met to be able to achieve this are as follows:</w:t>
+      </w:r>
+    </w:p>
+    <w:p>
+      <w:pPr>
+        <w:pStyle w:val="NormalWeb"/>
+        <w:jc w:val="both"/>
         <w:rPr>
           <w:rFonts w:ascii="Arial" w:eastAsiaTheme="minorHAnsi" w:hAnsi="Arial" w:cs="Arial"/>
           <w:kern w:val="2"/>
           <w:lang w:eastAsia="en-US"/>
           <w14:ligatures w14:val="standardContextual"/>
         </w:rPr>
-        <w:t>Therefore, this project also aims to contribute to operational efficiency, to support marketing planning, to improve pricing strategies, to support making strategic choices and to gain a competitive advantage. The main objectives that must be met to be able to achieve this are as follows:</w:t>
-      </w:r>
-    </w:p>
-    <w:p>
-      <w:pPr>
-        <w:pStyle w:val="NormalWeb"/>
-        <w:jc w:val="both"/>
+      </w:pPr>
+      <w:r>
         <w:rPr>
           <w:rFonts w:ascii="Arial" w:eastAsiaTheme="minorHAnsi" w:hAnsi="Arial" w:cs="Arial"/>
           <w:kern w:val="2"/>
           <w:lang w:eastAsia="en-US"/>
           <w14:ligatures w14:val="standardContextual"/>
         </w:rPr>
-      </w:pPr>
+        <w:t xml:space="preserve">• </w:t>
+      </w:r>
       <w:r>
         <w:rPr>
           <w:rFonts w:ascii="Arial" w:eastAsiaTheme="minorHAnsi" w:hAnsi="Arial" w:cs="Arial"/>
@@ -358,7 +1295,7 @@
           <w:lang w:eastAsia="en-US"/>
           <w14:ligatures w14:val="standardContextual"/>
         </w:rPr>
-        <w:t xml:space="preserve">• </w:t>
+        <w:t>Collect</w:t>
       </w:r>
       <w:r>
         <w:rPr>
@@ -367,7 +1304,7 @@
           <w:lang w:eastAsia="en-US"/>
           <w14:ligatures w14:val="standardContextual"/>
         </w:rPr>
-        <w:t>Collect</w:t>
+        <w:t xml:space="preserve">, </w:t>
       </w:r>
       <w:r>
         <w:rPr>
@@ -376,7 +1313,7 @@
           <w:lang w:eastAsia="en-US"/>
           <w14:ligatures w14:val="standardContextual"/>
         </w:rPr>
-        <w:t xml:space="preserve">, </w:t>
+        <w:t>organize</w:t>
       </w:r>
       <w:r>
         <w:rPr>
@@ -385,8 +1322,53 @@
           <w:lang w:eastAsia="en-US"/>
           <w14:ligatures w14:val="standardContextual"/>
         </w:rPr>
-        <w:t>organize</w:t>
-      </w:r>
+        <w:t xml:space="preserve">, </w:t>
+      </w:r>
+      <w:proofErr w:type="spellStart"/>
+      <w:r>
+        <w:rPr>
+          <w:rFonts w:ascii="Arial" w:eastAsiaTheme="minorHAnsi" w:hAnsi="Arial" w:cs="Arial"/>
+          <w:color w:val="EE0000"/>
+          <w:kern w:val="2"/>
+          <w:lang w:eastAsia="en-US"/>
+          <w14:ligatures w14:val="standardContextual"/>
+        </w:rPr>
+        <w:t>analyze</w:t>
+      </w:r>
+      <w:proofErr w:type="spellEnd"/>
+      <w:r>
+        <w:rPr>
+          <w:rFonts w:ascii="Arial" w:eastAsiaTheme="minorHAnsi" w:hAnsi="Arial" w:cs="Arial"/>
+          <w:color w:val="EE0000"/>
+          <w:kern w:val="2"/>
+          <w:lang w:eastAsia="en-US"/>
+          <w14:ligatures w14:val="standardContextual"/>
+        </w:rPr>
+        <w:t xml:space="preserve"> and interpret </w:t>
+      </w:r>
+      <w:r>
+        <w:rPr>
+          <w:rFonts w:ascii="Arial" w:eastAsiaTheme="minorHAnsi" w:hAnsi="Arial" w:cs="Arial"/>
+          <w:color w:val="EE0000"/>
+          <w:kern w:val="2"/>
+          <w:lang w:eastAsia="en-US"/>
+          <w14:ligatures w14:val="standardContextual"/>
+        </w:rPr>
+        <w:t>historical data to identify relationships and trends that influence occupancy trends.</w:t>
+      </w:r>
+    </w:p>
+    <w:p>
+      <w:pPr>
+        <w:pStyle w:val="NormalWeb"/>
+        <w:jc w:val="both"/>
+        <w:rPr>
+          <w:rFonts w:ascii="Arial" w:eastAsiaTheme="minorHAnsi" w:hAnsi="Arial" w:cs="Arial"/>
+          <w:color w:val="EE0000"/>
+          <w:kern w:val="2"/>
+          <w:lang w:eastAsia="en-US"/>
+          <w14:ligatures w14:val="standardContextual"/>
+        </w:rPr>
+      </w:pPr>
       <w:r>
         <w:rPr>
           <w:rFonts w:ascii="Arial" w:eastAsiaTheme="minorHAnsi" w:hAnsi="Arial" w:cs="Arial"/>
@@ -394,36 +1376,39 @@
           <w:lang w:eastAsia="en-US"/>
           <w14:ligatures w14:val="standardContextual"/>
         </w:rPr>
-        <w:t xml:space="preserve">, </w:t>
-      </w:r>
-      <w:proofErr w:type="spellStart"/>
+        <w:t xml:space="preserve">• </w:t>
+      </w:r>
       <w:r>
         <w:rPr>
           <w:rFonts w:ascii="Arial" w:eastAsiaTheme="minorHAnsi" w:hAnsi="Arial" w:cs="Arial"/>
+          <w:color w:val="EE0000"/>
           <w:kern w:val="2"/>
           <w:lang w:eastAsia="en-US"/>
           <w14:ligatures w14:val="standardContextual"/>
         </w:rPr>
-        <w:t>analyze</w:t>
-      </w:r>
-      <w:proofErr w:type="spellEnd"/>
+        <w:t xml:space="preserve">Build a predictive classification model to predict the probability of the hotel reaching full occupancy on the </w:t>
+      </w:r>
+      <w:proofErr w:type="spellStart"/>
       <w:r>
         <w:rPr>
           <w:rFonts w:ascii="Arial" w:eastAsiaTheme="minorHAnsi" w:hAnsi="Arial" w:cs="Arial"/>
+          <w:color w:val="EE0000"/>
           <w:kern w:val="2"/>
           <w:lang w:eastAsia="en-US"/>
           <w14:ligatures w14:val="standardContextual"/>
         </w:rPr>
-        <w:t xml:space="preserve"> and interpret </w:t>
-      </w:r>
+        <w:t>preprocessed</w:t>
+      </w:r>
+      <w:proofErr w:type="spellEnd"/>
       <w:r>
         <w:rPr>
           <w:rFonts w:ascii="Arial" w:eastAsiaTheme="minorHAnsi" w:hAnsi="Arial" w:cs="Arial"/>
+          <w:color w:val="EE0000"/>
           <w:kern w:val="2"/>
           <w:lang w:eastAsia="en-US"/>
           <w14:ligatures w14:val="standardContextual"/>
         </w:rPr>
-        <w:t>historical data to identify relationships and trends that influence occupancy trends.</w:t>
+        <w:t xml:space="preserve"> data set and provide business insights and recommendations that could help in improving customer satisfaction.</w:t>
       </w:r>
     </w:p>
     <w:p>
@@ -431,140 +1416,87 @@
         <w:pStyle w:val="NormalWeb"/>
         <w:jc w:val="both"/>
         <w:rPr>
+          <w:rFonts w:ascii="Arial" w:hAnsi="Arial" w:cs="Arial"/>
+          <w:color w:val="EE0000"/>
+        </w:rPr>
+      </w:pPr>
+      <w:r>
+        <w:rPr>
           <w:rFonts w:ascii="Arial" w:eastAsiaTheme="minorHAnsi" w:hAnsi="Arial" w:cs="Arial"/>
+          <w:color w:val="EE0000"/>
           <w:kern w:val="2"/>
           <w:lang w:eastAsia="en-US"/>
           <w14:ligatures w14:val="standardContextual"/>
         </w:rPr>
-      </w:pPr>
+        <w:t xml:space="preserve">• </w:t>
+      </w:r>
+      <w:proofErr w:type="spellStart"/>
       <w:r>
         <w:rPr>
           <w:rFonts w:ascii="Arial" w:eastAsiaTheme="minorHAnsi" w:hAnsi="Arial" w:cs="Arial"/>
+          <w:color w:val="EE0000"/>
           <w:kern w:val="2"/>
           <w:lang w:eastAsia="en-US"/>
           <w14:ligatures w14:val="standardContextual"/>
         </w:rPr>
-        <w:t xml:space="preserve">• </w:t>
-      </w:r>
+        <w:t>Analyze</w:t>
+      </w:r>
+      <w:proofErr w:type="spellEnd"/>
       <w:r>
         <w:rPr>
           <w:rFonts w:ascii="Arial" w:eastAsiaTheme="minorHAnsi" w:hAnsi="Arial" w:cs="Arial"/>
+          <w:color w:val="EE0000"/>
           <w:kern w:val="2"/>
           <w:lang w:eastAsia="en-US"/>
           <w14:ligatures w14:val="standardContextual"/>
         </w:rPr>
-        <w:t xml:space="preserve">Build a predictive classification model to predict the probability of the hotel reaching full occupancy on the </w:t>
+        <w:t xml:space="preserve"> customer </w:t>
       </w:r>
       <w:proofErr w:type="spellStart"/>
       <w:r>
         <w:rPr>
           <w:rFonts w:ascii="Arial" w:eastAsiaTheme="minorHAnsi" w:hAnsi="Arial" w:cs="Arial"/>
+          <w:color w:val="EE0000"/>
           <w:kern w:val="2"/>
           <w:lang w:eastAsia="en-US"/>
           <w14:ligatures w14:val="standardContextual"/>
         </w:rPr>
-        <w:t>preprocessed</w:t>
+        <w:t>behavior</w:t>
       </w:r>
       <w:proofErr w:type="spellEnd"/>
       <w:r>
         <w:rPr>
           <w:rFonts w:ascii="Arial" w:eastAsiaTheme="minorHAnsi" w:hAnsi="Arial" w:cs="Arial"/>
+          <w:color w:val="EE0000"/>
           <w:kern w:val="2"/>
           <w:lang w:eastAsia="en-US"/>
           <w14:ligatures w14:val="standardContextual"/>
         </w:rPr>
-        <w:t xml:space="preserve"> data set and provide business insights and recommendations that could help in improving customer satisfaction.</w:t>
-      </w:r>
-    </w:p>
-    <w:p>
-      <w:pPr>
-        <w:pStyle w:val="NormalWeb"/>
-        <w:jc w:val="both"/>
-        <w:rPr>
-          <w:rFonts w:ascii="Arial" w:hAnsi="Arial" w:cs="Arial"/>
-        </w:rPr>
-      </w:pPr>
-      <w:r>
-        <w:rPr>
-          <w:rFonts w:ascii="Arial" w:eastAsiaTheme="minorHAnsi" w:hAnsi="Arial" w:cs="Arial"/>
-          <w:kern w:val="2"/>
-          <w:lang w:eastAsia="en-US"/>
-          <w14:ligatures w14:val="standardContextual"/>
-        </w:rPr>
-        <w:t xml:space="preserve">• </w:t>
-      </w:r>
-      <w:proofErr w:type="spellStart"/>
-      <w:r>
-        <w:rPr>
-          <w:rFonts w:ascii="Arial" w:eastAsiaTheme="minorHAnsi" w:hAnsi="Arial" w:cs="Arial"/>
-          <w:kern w:val="2"/>
-          <w:lang w:eastAsia="en-US"/>
-          <w14:ligatures w14:val="standardContextual"/>
-        </w:rPr>
-        <w:t>A</w:t>
-      </w:r>
-      <w:r>
-        <w:rPr>
-          <w:rFonts w:ascii="Arial" w:eastAsiaTheme="minorHAnsi" w:hAnsi="Arial" w:cs="Arial"/>
-          <w:kern w:val="2"/>
-          <w:lang w:eastAsia="en-US"/>
-          <w14:ligatures w14:val="standardContextual"/>
-        </w:rPr>
-        <w:t>nalyze</w:t>
-      </w:r>
-      <w:proofErr w:type="spellEnd"/>
-      <w:r>
-        <w:rPr>
-          <w:rFonts w:ascii="Arial" w:eastAsiaTheme="minorHAnsi" w:hAnsi="Arial" w:cs="Arial"/>
-          <w:kern w:val="2"/>
-          <w:lang w:eastAsia="en-US"/>
-          <w14:ligatures w14:val="standardContextual"/>
-        </w:rPr>
-        <w:t xml:space="preserve"> customer </w:t>
-      </w:r>
-      <w:proofErr w:type="spellStart"/>
-      <w:r>
-        <w:rPr>
-          <w:rFonts w:ascii="Arial" w:eastAsiaTheme="minorHAnsi" w:hAnsi="Arial" w:cs="Arial"/>
-          <w:kern w:val="2"/>
-          <w:lang w:eastAsia="en-US"/>
-          <w14:ligatures w14:val="standardContextual"/>
-        </w:rPr>
-        <w:t>behavior</w:t>
-      </w:r>
-      <w:proofErr w:type="spellEnd"/>
-      <w:r>
-        <w:rPr>
-          <w:rFonts w:ascii="Arial" w:eastAsiaTheme="minorHAnsi" w:hAnsi="Arial" w:cs="Arial"/>
-          <w:kern w:val="2"/>
-          <w:lang w:eastAsia="en-US"/>
-          <w14:ligatures w14:val="standardContextual"/>
-        </w:rPr>
-        <w:t xml:space="preserve">, competitor offers and retention strategies to know about </w:t>
-      </w:r>
-      <w:r>
-        <w:rPr>
-          <w:rFonts w:ascii="Arial" w:eastAsiaTheme="minorHAnsi" w:hAnsi="Arial" w:cs="Arial"/>
-          <w:kern w:val="2"/>
-          <w:lang w:eastAsia="en-US"/>
-          <w14:ligatures w14:val="standardContextual"/>
-        </w:rPr>
-        <w:t>factors that may influence customers’ booking decisions and occupancy levels.</w:t>
-      </w:r>
-    </w:p>
-    <w:p>
-      <w:pPr>
-        <w:pStyle w:val="Heading3"/>
-        <w:rPr>
-          <w:rFonts w:cstheme="minorHAnsi"/>
-        </w:rPr>
-      </w:pPr>
-      <w:r>
-        <w:rPr>
-          <w:rFonts w:cstheme="minorHAnsi"/>
-        </w:rPr>
-        <w:t>5. Scope</w:t>
-      </w:r>
+        <w:t>, competitor offers and retention strategies to know about factors that may influence customers’ booking decisions and occupancy levels.</w:t>
+      </w:r>
+    </w:p>
+    <w:p>
+      <w:pPr>
+        <w:pStyle w:val="Heading1"/>
+        <w:jc w:val="center"/>
+        <w:rPr>
+          <w:rFonts w:ascii="Arial" w:hAnsi="Arial" w:cs="Arial"/>
+          <w:color w:val="000000" w:themeColor="text1"/>
+          <w:sz w:val="28"/>
+          <w:szCs w:val="28"/>
+        </w:rPr>
+      </w:pPr>
+      <w:bookmarkStart w:id="3" w:name="_Toc242379669"/>
+      <w:r>
+        <w:rPr>
+          <w:rFonts w:ascii="Arial" w:hAnsi="Arial" w:cs="Arial"/>
+          <w:color w:val="000000" w:themeColor="text1"/>
+          <w:sz w:val="28"/>
+          <w:szCs w:val="28"/>
+        </w:rPr>
+        <w:t>Scope</w:t>
+      </w:r>
+      <w:bookmarkEnd w:id="3"/>
     </w:p>
     <w:p>
       <w:pPr>
@@ -788,6 +1720,46 @@
         </w:rPr>
         <w:t xml:space="preserve"> Select an appropriate machine learning model and build, train, and test it. Several models may be compared; however, as this is a classification problem, the Random Forest Classifier will initially be used.</w:t>
       </w:r>
+      <w:r>
+        <w:t xml:space="preserve"> </w:t>
+      </w:r>
+      <w:r>
+        <w:rPr>
+          <w:rFonts w:ascii="Arial" w:hAnsi="Arial" w:cs="Arial"/>
+        </w:rPr>
+        <w:t>In hospitality, classification models can predict</w:t>
+      </w:r>
+      <w:r>
+        <w:rPr>
+          <w:rFonts w:ascii="Arial" w:hAnsi="Arial" w:cs="Arial"/>
+        </w:rPr>
+        <w:t xml:space="preserve"> </w:t>
+      </w:r>
+      <w:r>
+        <w:rPr>
+          <w:rFonts w:ascii="Arial" w:hAnsi="Arial" w:cs="Arial"/>
+        </w:rPr>
+        <w:t xml:space="preserve">whether a customer will book a </w:t>
+      </w:r>
+      <w:r>
+        <w:rPr>
+          <w:rFonts w:ascii="Arial" w:hAnsi="Arial" w:cs="Arial"/>
+        </w:rPr>
+        <w:lastRenderedPageBreak/>
+        <w:t>room, the likelihood of repeat visits, or</w:t>
+      </w:r>
+      <w:r>
+        <w:rPr>
+          <w:rFonts w:ascii="Arial" w:hAnsi="Arial" w:cs="Arial"/>
+        </w:rPr>
+        <w:t xml:space="preserve"> </w:t>
+      </w:r>
+      <w:r>
+        <w:rPr>
+          <w:rFonts w:ascii="Arial" w:hAnsi="Arial" w:cs="Arial"/>
+        </w:rPr>
+        <w:t>whether a guest will leave a positive or negative review.</w:t>
+      </w:r>
     </w:p>
     <w:p>
       <w:pPr>
@@ -838,7 +1810,6 @@
           <w:b/>
           <w:bCs/>
         </w:rPr>
-        <w:lastRenderedPageBreak/>
         <w:t xml:space="preserve">Results Communication: </w:t>
       </w:r>
       <w:r>
@@ -941,19 +1912,7 @@
         <w:rPr>
           <w:rFonts w:ascii="Arial" w:hAnsi="Arial" w:cs="Arial"/>
         </w:rPr>
-        <w:t xml:space="preserve">Names, phone numbers, and email addresses that are specific to the </w:t>
-      </w:r>
-      <w:r>
-        <w:rPr>
-          <w:rFonts w:ascii="Arial" w:hAnsi="Arial" w:cs="Arial"/>
-        </w:rPr>
-        <w:t>owner</w:t>
-      </w:r>
-      <w:r>
-        <w:rPr>
-          <w:rFonts w:ascii="Arial" w:hAnsi="Arial" w:cs="Arial"/>
-        </w:rPr>
-        <w:t xml:space="preserve"> or visitors</w:t>
+        <w:t>Names, phone numbers, and email addresses that are specific to the owner or visitors</w:t>
       </w:r>
       <w:r>
         <w:rPr>
@@ -1004,273 +1963,101 @@
       <w:pPr>
         <w:pStyle w:val="NormalWeb"/>
         <w:rPr>
-          <w:rFonts w:asciiTheme="minorHAnsi" w:hAnsiTheme="minorHAnsi" w:cstheme="minorHAnsi"/>
+          <w:rFonts w:ascii="Arial" w:hAnsi="Arial" w:cs="Arial"/>
           <w:highlight w:val="yellow"/>
         </w:rPr>
       </w:pPr>
     </w:p>
     <w:p>
       <w:pPr>
+        <w:pStyle w:val="Heading1"/>
+        <w:jc w:val="center"/>
+        <w:rPr>
+          <w:rFonts w:ascii="Arial" w:hAnsi="Arial" w:cs="Arial"/>
+          <w:color w:val="000000" w:themeColor="text1"/>
+          <w:sz w:val="28"/>
+          <w:szCs w:val="28"/>
+          <w:highlight w:val="yellow"/>
+        </w:rPr>
+      </w:pPr>
+      <w:bookmarkStart w:id="4" w:name="_Toc242379670"/>
+      <w:r>
+        <w:rPr>
+          <w:rFonts w:ascii="Arial" w:hAnsi="Arial" w:cs="Arial"/>
+          <w:color w:val="000000" w:themeColor="text1"/>
+          <w:sz w:val="28"/>
+          <w:szCs w:val="28"/>
+          <w:highlight w:val="yellow"/>
+        </w:rPr>
+        <w:t>Methodology</w:t>
+      </w:r>
+      <w:bookmarkEnd w:id="4"/>
+    </w:p>
+    <w:p>
+      <w:pPr>
         <w:pStyle w:val="NormalWeb"/>
         <w:rPr>
-          <w:rFonts w:asciiTheme="minorHAnsi" w:hAnsiTheme="minorHAnsi" w:cstheme="minorHAnsi"/>
+          <w:rFonts w:ascii="Arial" w:hAnsi="Arial" w:cs="Arial"/>
           <w:highlight w:val="yellow"/>
         </w:rPr>
       </w:pPr>
       <w:r>
         <w:rPr>
-          <w:rFonts w:asciiTheme="minorHAnsi" w:hAnsiTheme="minorHAnsi" w:cstheme="minorHAnsi"/>
+          <w:rFonts w:ascii="Arial" w:hAnsi="Arial" w:cs="Arial"/>
           <w:highlight w:val="yellow"/>
         </w:rPr>
-        <w:t xml:space="preserve">Clearly define what will be </w:t>
+        <w:t>Describe how you plan to carry out the project. Explain the proposed data analytics methods, predictive modelling techniques, technologies and tools, and briefly justify your choices.</w:t>
+      </w:r>
+    </w:p>
+    <w:p>
+      <w:pPr>
+        <w:pStyle w:val="NormalWeb"/>
+        <w:rPr>
+          <w:rFonts w:ascii="Arial" w:hAnsi="Arial" w:cs="Arial"/>
+          <w:highlight w:val="yellow"/>
+        </w:rPr>
+      </w:pPr>
+      <w:r>
+        <w:rPr>
+          <w:rFonts w:ascii="Arial" w:hAnsi="Arial" w:cs="Arial"/>
+          <w:highlight w:val="yellow"/>
+        </w:rPr>
+        <w:t xml:space="preserve">Include a </w:t>
       </w:r>
       <w:r>
         <w:rPr>
           <w:rStyle w:val="Strong"/>
-          <w:rFonts w:asciiTheme="minorHAnsi" w:hAnsiTheme="minorHAnsi" w:cstheme="minorHAnsi"/>
+          <w:rFonts w:ascii="Arial" w:hAnsi="Arial" w:cs="Arial"/>
           <w:highlight w:val="yellow"/>
         </w:rPr>
-        <w:t>included and excluded</w:t>
-      </w:r>
-      <w:r>
-        <w:rPr>
-          <w:rFonts w:asciiTheme="minorHAnsi" w:hAnsiTheme="minorHAnsi" w:cstheme="minorHAnsi"/>
+        <w:t>high-level architectural diagram</w:t>
+      </w:r>
+      <w:r>
+        <w:rPr>
+          <w:rFonts w:ascii="Arial" w:hAnsi="Arial" w:cs="Arial"/>
           <w:highlight w:val="yellow"/>
         </w:rPr>
-        <w:t xml:space="preserve"> from the project. The proposed work should have sufficient scope for investigation and development across two semesters.</w:t>
-      </w:r>
-    </w:p>
-    <w:p>
-      <w:pPr>
-        <w:pStyle w:val="Heading3"/>
-        <w:rPr>
-          <w:rFonts w:cstheme="minorHAnsi"/>
-          <w:highlight w:val="yellow"/>
-        </w:rPr>
-      </w:pPr>
-      <w:r>
-        <w:rPr>
-          <w:rFonts w:cstheme="minorHAnsi"/>
-          <w:highlight w:val="yellow"/>
-        </w:rPr>
-        <w:t>6. Methodology</w:t>
-      </w:r>
-    </w:p>
-    <w:p>
-      <w:pPr>
-        <w:pStyle w:val="NormalWeb"/>
-        <w:rPr>
-          <w:rFonts w:asciiTheme="minorHAnsi" w:hAnsiTheme="minorHAnsi" w:cstheme="minorHAnsi"/>
-          <w:highlight w:val="yellow"/>
-        </w:rPr>
-      </w:pPr>
-      <w:r>
-        <w:rPr>
-          <w:rFonts w:asciiTheme="minorHAnsi" w:hAnsiTheme="minorHAnsi" w:cstheme="minorHAnsi"/>
-          <w:highlight w:val="yellow"/>
-        </w:rPr>
-        <w:t>Describe how you plan to carry out the project. Explain the proposed data analytics methods, predictive modelling techniques, technologies and tools, and briefly justify your choices.</w:t>
-      </w:r>
-    </w:p>
-    <w:p>
-      <w:pPr>
-        <w:pStyle w:val="NormalWeb"/>
-        <w:rPr>
-          <w:rFonts w:asciiTheme="minorHAnsi" w:hAnsiTheme="minorHAnsi" w:cstheme="minorHAnsi"/>
-          <w:highlight w:val="yellow"/>
-        </w:rPr>
-      </w:pPr>
-      <w:r>
-        <w:rPr>
-          <w:rFonts w:asciiTheme="minorHAnsi" w:hAnsiTheme="minorHAnsi" w:cstheme="minorHAnsi"/>
-          <w:highlight w:val="yellow"/>
-        </w:rPr>
-        <w:t xml:space="preserve">Include a </w:t>
-      </w:r>
-      <w:r>
-        <w:rPr>
-          <w:rStyle w:val="Strong"/>
-          <w:rFonts w:asciiTheme="minorHAnsi" w:hAnsiTheme="minorHAnsi" w:cstheme="minorHAnsi"/>
-          <w:highlight w:val="yellow"/>
-        </w:rPr>
-        <w:t>high-level architectural diagram</w:t>
-      </w:r>
-      <w:r>
-        <w:rPr>
-          <w:rFonts w:asciiTheme="minorHAnsi" w:hAnsiTheme="minorHAnsi" w:cstheme="minorHAnsi"/>
-          <w:highlight w:val="yellow"/>
-        </w:rPr>
         <w:t xml:space="preserve"> showing the proposed workflow or system architecture and how the main components are connected. Briefly explain the main components and overall workflow.</w:t>
       </w:r>
-    </w:p>
-    <w:p>
-      <w:pPr>
-        <w:pStyle w:val="NormalWeb"/>
-        <w:rPr>
-          <w:rFonts w:asciiTheme="minorHAnsi" w:hAnsiTheme="minorHAnsi" w:cstheme="minorHAnsi"/>
-          <w:highlight w:val="yellow"/>
-        </w:rPr>
-      </w:pPr>
     </w:p>
     <w:p>
       <w:pPr>
         <w:pStyle w:val="NormalWeb"/>
         <w:numPr>
           <w:ilvl w:val="0"/>
-          <w:numId w:val="6"/>
+          <w:numId w:val="18"/>
         </w:numPr>
         <w:rPr>
-          <w:rFonts w:cstheme="minorHAnsi"/>
-          <w:highlight w:val="cyan"/>
-        </w:rPr>
-      </w:pPr>
-      <w:r>
-        <w:rPr>
-          <w:rFonts w:cstheme="minorHAnsi"/>
-          <w:i/>
-          <w:iCs/>
-          <w:highlight w:val="cyan"/>
-        </w:rPr>
-        <w:t xml:space="preserve">Descriptive </w:t>
-      </w:r>
-      <w:r>
-        <w:rPr>
-          <w:rFonts w:cstheme="minorHAnsi"/>
-          <w:highlight w:val="cyan"/>
-        </w:rPr>
-        <w:t xml:space="preserve">analytics, the foundational step in data analysis for most firms, entails </w:t>
-      </w:r>
-      <w:r>
-        <w:rPr>
-          <w:rFonts w:cstheme="minorHAnsi"/>
-          <w:i/>
-          <w:iCs/>
-          <w:highlight w:val="cyan"/>
-        </w:rPr>
-        <w:t xml:space="preserve">summarizing </w:t>
-      </w:r>
-      <w:r>
-        <w:rPr>
-          <w:rFonts w:cstheme="minorHAnsi"/>
-          <w:highlight w:val="cyan"/>
-        </w:rPr>
-        <w:t xml:space="preserve">and </w:t>
-      </w:r>
-      <w:r>
-        <w:rPr>
-          <w:rFonts w:cstheme="minorHAnsi"/>
-          <w:i/>
-          <w:iCs/>
-          <w:highlight w:val="cyan"/>
-        </w:rPr>
-        <w:t xml:space="preserve">reporting </w:t>
-      </w:r>
-      <w:r>
-        <w:rPr>
-          <w:rFonts w:cstheme="minorHAnsi"/>
-          <w:highlight w:val="cyan"/>
-        </w:rPr>
-        <w:t xml:space="preserve">historical or existing data (e.g., </w:t>
-      </w:r>
-      <w:proofErr w:type="gramStart"/>
-      <w:r>
-        <w:rPr>
-          <w:rFonts w:cstheme="minorHAnsi"/>
-          <w:i/>
-          <w:iCs/>
-          <w:highlight w:val="cyan"/>
-        </w:rPr>
-        <w:t xml:space="preserve">average </w:t>
-      </w:r>
-      <w:r>
-        <w:rPr>
-          <w:rFonts w:cstheme="minorHAnsi"/>
-          <w:highlight w:val="cyan"/>
-        </w:rPr>
-        <w:t>,</w:t>
-      </w:r>
-      <w:proofErr w:type="gramEnd"/>
-      <w:r>
-        <w:rPr>
-          <w:rFonts w:cstheme="minorHAnsi"/>
-          <w:highlight w:val="cyan"/>
-        </w:rPr>
-        <w:t xml:space="preserve"> </w:t>
-      </w:r>
-      <w:proofErr w:type="gramStart"/>
-      <w:r>
-        <w:rPr>
-          <w:rFonts w:cstheme="minorHAnsi"/>
-          <w:i/>
-          <w:iCs/>
-          <w:highlight w:val="cyan"/>
-        </w:rPr>
-        <w:t xml:space="preserve">count </w:t>
-      </w:r>
-      <w:r>
-        <w:rPr>
-          <w:rFonts w:cstheme="minorHAnsi"/>
-          <w:highlight w:val="cyan"/>
-        </w:rPr>
-        <w:t>,</w:t>
-      </w:r>
-      <w:proofErr w:type="gramEnd"/>
-      <w:r>
-        <w:rPr>
-          <w:rFonts w:cstheme="minorHAnsi"/>
-          <w:highlight w:val="cyan"/>
-        </w:rPr>
-        <w:t xml:space="preserve"> </w:t>
-      </w:r>
-      <w:proofErr w:type="gramStart"/>
-      <w:r>
-        <w:rPr>
-          <w:rFonts w:cstheme="minorHAnsi"/>
-          <w:i/>
-          <w:iCs/>
-          <w:highlight w:val="cyan"/>
-        </w:rPr>
-        <w:t xml:space="preserve">median </w:t>
-      </w:r>
-      <w:r>
-        <w:rPr>
-          <w:rFonts w:cstheme="minorHAnsi"/>
-          <w:highlight w:val="cyan"/>
-        </w:rPr>
-        <w:t>,</w:t>
-      </w:r>
-      <w:proofErr w:type="gramEnd"/>
-      <w:r>
-        <w:rPr>
-          <w:rFonts w:cstheme="minorHAnsi"/>
-          <w:highlight w:val="cyan"/>
-        </w:rPr>
-        <w:t xml:space="preserve"> and </w:t>
-      </w:r>
-      <w:proofErr w:type="gramStart"/>
-      <w:r>
-        <w:rPr>
-          <w:rFonts w:cstheme="minorHAnsi"/>
-          <w:i/>
-          <w:iCs/>
-          <w:highlight w:val="cyan"/>
-        </w:rPr>
-        <w:t xml:space="preserve">correlation </w:t>
-      </w:r>
-      <w:r>
-        <w:rPr>
-          <w:rFonts w:cstheme="minorHAnsi"/>
-          <w:highlight w:val="cyan"/>
-        </w:rPr>
-        <w:t>,</w:t>
-      </w:r>
-      <w:proofErr w:type="gramEnd"/>
-      <w:r>
-        <w:rPr>
-          <w:rFonts w:cstheme="minorHAnsi"/>
-          <w:highlight w:val="cyan"/>
-        </w:rPr>
-        <w:t xml:space="preserve"> etc.) to determine past events. For example, industries such as U.S. retail and GPS-based services have progressively embraced descriptive analytics to report and monitor consumers, employees, historical regional sales, and assets across various segments, aiming to improve operational efficiency ([17]).</w:t>
+          <w:rFonts w:ascii="Arial" w:hAnsi="Arial" w:cs="Arial"/>
+          <w:highlight w:val="yellow"/>
+        </w:rPr>
+      </w:pPr>
+      <w:r>
+        <w:rPr>
+          <w:rFonts w:ascii="Arial" w:hAnsi="Arial" w:cs="Arial"/>
+          <w:highlight w:val="yellow"/>
+        </w:rPr>
+        <w:t>Booking volume by date</w:t>
       </w:r>
     </w:p>
     <w:p>
@@ -1278,213 +2065,19 @@
         <w:pStyle w:val="NormalWeb"/>
         <w:numPr>
           <w:ilvl w:val="0"/>
-          <w:numId w:val="6"/>
+          <w:numId w:val="18"/>
         </w:numPr>
         <w:rPr>
-          <w:rFonts w:cstheme="minorHAnsi"/>
-          <w:highlight w:val="cyan"/>
-        </w:rPr>
-      </w:pPr>
-      <w:r>
-        <w:rPr>
-          <w:rFonts w:cstheme="minorHAnsi"/>
-          <w:i/>
-          <w:iCs/>
-          <w:highlight w:val="cyan"/>
-        </w:rPr>
-        <w:t xml:space="preserve">Diagnostic </w:t>
-      </w:r>
-      <w:r>
-        <w:rPr>
-          <w:rFonts w:cstheme="minorHAnsi"/>
-          <w:highlight w:val="cyan"/>
-        </w:rPr>
-        <w:t xml:space="preserve">analytics delves into current data to discern the reasons behind events, comparing data to established benchmarks, including </w:t>
-      </w:r>
-      <w:proofErr w:type="gramStart"/>
-      <w:r>
-        <w:rPr>
-          <w:rFonts w:cstheme="minorHAnsi"/>
-          <w:i/>
-          <w:iCs/>
-          <w:highlight w:val="cyan"/>
-        </w:rPr>
-        <w:t xml:space="preserve">clustering </w:t>
-      </w:r>
-      <w:r>
-        <w:rPr>
-          <w:rFonts w:cstheme="minorHAnsi"/>
-          <w:highlight w:val="cyan"/>
-        </w:rPr>
-        <w:t>,</w:t>
-      </w:r>
-      <w:proofErr w:type="gramEnd"/>
-      <w:r>
-        <w:rPr>
-          <w:rFonts w:cstheme="minorHAnsi"/>
-          <w:highlight w:val="cyan"/>
-        </w:rPr>
-        <w:t xml:space="preserve"> </w:t>
-      </w:r>
-      <w:r>
-        <w:rPr>
-          <w:rFonts w:cstheme="minorHAnsi"/>
-          <w:i/>
-          <w:iCs/>
-          <w:highlight w:val="cyan"/>
-        </w:rPr>
-        <w:t>drill-</w:t>
-      </w:r>
-      <w:proofErr w:type="gramStart"/>
-      <w:r>
-        <w:rPr>
-          <w:rFonts w:cstheme="minorHAnsi"/>
-          <w:i/>
-          <w:iCs/>
-          <w:highlight w:val="cyan"/>
-        </w:rPr>
-        <w:t xml:space="preserve">down </w:t>
-      </w:r>
-      <w:r>
-        <w:rPr>
-          <w:rFonts w:cstheme="minorHAnsi"/>
-          <w:highlight w:val="cyan"/>
-        </w:rPr>
-        <w:t>,</w:t>
-      </w:r>
-      <w:proofErr w:type="gramEnd"/>
-      <w:r>
-        <w:rPr>
-          <w:rFonts w:cstheme="minorHAnsi"/>
-          <w:highlight w:val="cyan"/>
-        </w:rPr>
-        <w:t xml:space="preserve"> </w:t>
-      </w:r>
-      <w:proofErr w:type="gramStart"/>
-      <w:r>
-        <w:rPr>
-          <w:rFonts w:cstheme="minorHAnsi"/>
-          <w:i/>
-          <w:iCs/>
-          <w:highlight w:val="cyan"/>
-        </w:rPr>
-        <w:t xml:space="preserve">profiling </w:t>
-      </w:r>
-      <w:r>
-        <w:rPr>
-          <w:rFonts w:cstheme="minorHAnsi"/>
-          <w:highlight w:val="cyan"/>
-        </w:rPr>
-        <w:t>,</w:t>
-      </w:r>
-      <w:proofErr w:type="gramEnd"/>
-      <w:r>
-        <w:rPr>
-          <w:rFonts w:cstheme="minorHAnsi"/>
-          <w:highlight w:val="cyan"/>
-        </w:rPr>
-        <w:t xml:space="preserve"> </w:t>
-      </w:r>
-      <w:r>
-        <w:rPr>
-          <w:rFonts w:cstheme="minorHAnsi"/>
-          <w:i/>
-          <w:iCs/>
-          <w:highlight w:val="cyan"/>
-        </w:rPr>
-        <w:t xml:space="preserve">similarity </w:t>
-      </w:r>
-      <w:proofErr w:type="gramStart"/>
-      <w:r>
-        <w:rPr>
-          <w:rFonts w:cstheme="minorHAnsi"/>
-          <w:i/>
-          <w:iCs/>
-          <w:highlight w:val="cyan"/>
-        </w:rPr>
-        <w:t xml:space="preserve">matching </w:t>
-      </w:r>
-      <w:r>
-        <w:rPr>
-          <w:rFonts w:cstheme="minorHAnsi"/>
-          <w:highlight w:val="cyan"/>
-        </w:rPr>
-        <w:t>,</w:t>
-      </w:r>
-      <w:proofErr w:type="gramEnd"/>
-      <w:r>
-        <w:rPr>
-          <w:rFonts w:cstheme="minorHAnsi"/>
-          <w:highlight w:val="cyan"/>
-        </w:rPr>
-        <w:t xml:space="preserve"> and </w:t>
-      </w:r>
-      <w:r>
-        <w:rPr>
-          <w:rFonts w:cstheme="minorHAnsi"/>
-          <w:i/>
-          <w:iCs/>
-          <w:highlight w:val="cyan"/>
-        </w:rPr>
-        <w:t xml:space="preserve">root-cause </w:t>
-      </w:r>
-      <w:proofErr w:type="gramStart"/>
-      <w:r>
-        <w:rPr>
-          <w:rFonts w:cstheme="minorHAnsi"/>
-          <w:i/>
-          <w:iCs/>
-          <w:highlight w:val="cyan"/>
-        </w:rPr>
-        <w:t xml:space="preserve">analytics </w:t>
-      </w:r>
-      <w:r>
-        <w:rPr>
-          <w:rFonts w:cstheme="minorHAnsi"/>
-          <w:highlight w:val="cyan"/>
-        </w:rPr>
-        <w:t>.</w:t>
-      </w:r>
-      <w:proofErr w:type="gramEnd"/>
-      <w:r>
-        <w:rPr>
-          <w:rFonts w:cstheme="minorHAnsi"/>
-          <w:highlight w:val="cyan"/>
-        </w:rPr>
-        <w:t xml:space="preserve"> For instance, Sisense's DA has assisted clients in </w:t>
-      </w:r>
-      <w:proofErr w:type="spellStart"/>
-      <w:r>
-        <w:rPr>
-          <w:rFonts w:cstheme="minorHAnsi"/>
-          <w:highlight w:val="cyan"/>
-        </w:rPr>
-        <w:t>analyzing</w:t>
-      </w:r>
-      <w:proofErr w:type="spellEnd"/>
-      <w:r>
-        <w:rPr>
-          <w:rFonts w:cstheme="minorHAnsi"/>
-          <w:highlight w:val="cyan"/>
-        </w:rPr>
-        <w:t xml:space="preserve"> employees' quarterly performance and identifying cybersecurity issues ([ </w:t>
-      </w:r>
-      <w:hyperlink r:id="rId7" w:anchor="bib3" w:tgtFrame="_self" w:history="1">
-        <w:r>
-          <w:rPr>
-            <w:rStyle w:val="Hyperlink"/>
-            <w:rFonts w:cstheme="minorHAnsi"/>
-            <w:highlight w:val="cyan"/>
-          </w:rPr>
-          <w:t>3</w:t>
-        </w:r>
-      </w:hyperlink>
-      <w:r>
-        <w:rPr>
-          <w:rFonts w:cstheme="minorHAnsi"/>
-          <w:highlight w:val="cyan"/>
-        </w:rPr>
-        <w:t xml:space="preserve"> ]).</w:t>
+          <w:rFonts w:ascii="Arial" w:hAnsi="Arial" w:cs="Arial"/>
+          <w:highlight w:val="yellow"/>
+        </w:rPr>
+      </w:pPr>
+      <w:r>
+        <w:rPr>
+          <w:rFonts w:ascii="Arial" w:hAnsi="Arial" w:cs="Arial"/>
+          <w:highlight w:val="yellow"/>
+        </w:rPr>
+        <w:t>By segment and channel</w:t>
       </w:r>
     </w:p>
     <w:p>
@@ -1492,292 +2085,19 @@
         <w:pStyle w:val="NormalWeb"/>
         <w:numPr>
           <w:ilvl w:val="0"/>
-          <w:numId w:val="6"/>
+          <w:numId w:val="18"/>
         </w:numPr>
         <w:rPr>
-          <w:rFonts w:cstheme="minorHAnsi"/>
-          <w:highlight w:val="cyan"/>
-        </w:rPr>
-      </w:pPr>
-      <w:r>
-        <w:rPr>
-          <w:rFonts w:cstheme="minorHAnsi"/>
-          <w:i/>
-          <w:iCs/>
-          <w:highlight w:val="cyan"/>
-        </w:rPr>
-        <w:t xml:space="preserve">Predictive </w:t>
-      </w:r>
-      <w:r>
-        <w:rPr>
-          <w:rFonts w:cstheme="minorHAnsi"/>
-          <w:highlight w:val="cyan"/>
-        </w:rPr>
-        <w:t xml:space="preserve">analytics adopts a forward-looking approach to anticipate future occurrences, including </w:t>
-      </w:r>
-      <w:proofErr w:type="gramStart"/>
-      <w:r>
-        <w:rPr>
-          <w:rFonts w:cstheme="minorHAnsi"/>
-          <w:i/>
-          <w:iCs/>
-          <w:highlight w:val="cyan"/>
-        </w:rPr>
-        <w:t xml:space="preserve">regression </w:t>
-      </w:r>
-      <w:r>
-        <w:rPr>
-          <w:rFonts w:cstheme="minorHAnsi"/>
-          <w:highlight w:val="cyan"/>
-        </w:rPr>
-        <w:t>,</w:t>
-      </w:r>
-      <w:proofErr w:type="gramEnd"/>
-      <w:r>
-        <w:rPr>
-          <w:rFonts w:cstheme="minorHAnsi"/>
-          <w:highlight w:val="cyan"/>
-        </w:rPr>
-        <w:t xml:space="preserve"> </w:t>
-      </w:r>
-      <w:proofErr w:type="gramStart"/>
-      <w:r>
-        <w:rPr>
-          <w:rFonts w:cstheme="minorHAnsi"/>
-          <w:i/>
-          <w:iCs/>
-          <w:highlight w:val="cyan"/>
-        </w:rPr>
-        <w:t xml:space="preserve">forecasting </w:t>
-      </w:r>
-      <w:r>
-        <w:rPr>
-          <w:rFonts w:cstheme="minorHAnsi"/>
-          <w:highlight w:val="cyan"/>
-        </w:rPr>
-        <w:t>,</w:t>
-      </w:r>
-      <w:proofErr w:type="gramEnd"/>
-      <w:r>
-        <w:rPr>
-          <w:rFonts w:cstheme="minorHAnsi"/>
-          <w:highlight w:val="cyan"/>
-        </w:rPr>
-        <w:t xml:space="preserve"> </w:t>
-      </w:r>
-      <w:proofErr w:type="gramStart"/>
-      <w:r>
-        <w:rPr>
-          <w:rFonts w:cstheme="minorHAnsi"/>
-          <w:i/>
-          <w:iCs/>
-          <w:highlight w:val="cyan"/>
-        </w:rPr>
-        <w:t xml:space="preserve">classification </w:t>
-      </w:r>
-      <w:r>
-        <w:rPr>
-          <w:rFonts w:cstheme="minorHAnsi"/>
-          <w:highlight w:val="cyan"/>
-        </w:rPr>
-        <w:t>,</w:t>
-      </w:r>
-      <w:proofErr w:type="gramEnd"/>
-      <w:r>
-        <w:rPr>
-          <w:rFonts w:cstheme="minorHAnsi"/>
-          <w:highlight w:val="cyan"/>
-        </w:rPr>
-        <w:t xml:space="preserve"> </w:t>
-      </w:r>
-      <w:r>
-        <w:rPr>
-          <w:rFonts w:cstheme="minorHAnsi"/>
-          <w:i/>
-          <w:iCs/>
-          <w:highlight w:val="cyan"/>
-        </w:rPr>
-        <w:t>data</w:t>
-      </w:r>
-      <w:proofErr w:type="gramStart"/>
-      <w:r>
-        <w:rPr>
-          <w:rFonts w:cstheme="minorHAnsi"/>
-          <w:i/>
-          <w:iCs/>
-          <w:highlight w:val="cyan"/>
-        </w:rPr>
-        <w:t xml:space="preserve">- </w:t>
-      </w:r>
-      <w:r>
-        <w:rPr>
-          <w:rFonts w:cstheme="minorHAnsi"/>
-          <w:highlight w:val="cyan"/>
-        </w:rPr>
-        <w:t>,</w:t>
-      </w:r>
-      <w:proofErr w:type="gramEnd"/>
-      <w:r>
-        <w:rPr>
-          <w:rFonts w:cstheme="minorHAnsi"/>
-          <w:highlight w:val="cyan"/>
-        </w:rPr>
-        <w:t xml:space="preserve"> </w:t>
-      </w:r>
-      <w:r>
-        <w:rPr>
-          <w:rFonts w:cstheme="minorHAnsi"/>
-          <w:i/>
-          <w:iCs/>
-          <w:highlight w:val="cyan"/>
-        </w:rPr>
-        <w:t>text</w:t>
-      </w:r>
-      <w:proofErr w:type="gramStart"/>
-      <w:r>
-        <w:rPr>
-          <w:rFonts w:cstheme="minorHAnsi"/>
-          <w:i/>
-          <w:iCs/>
-          <w:highlight w:val="cyan"/>
-        </w:rPr>
-        <w:t xml:space="preserve">- </w:t>
-      </w:r>
-      <w:r>
-        <w:rPr>
-          <w:rFonts w:cstheme="minorHAnsi"/>
-          <w:highlight w:val="cyan"/>
-        </w:rPr>
-        <w:t>,</w:t>
-      </w:r>
-      <w:proofErr w:type="gramEnd"/>
-      <w:r>
-        <w:rPr>
-          <w:rFonts w:cstheme="minorHAnsi"/>
-          <w:highlight w:val="cyan"/>
-        </w:rPr>
-        <w:t xml:space="preserve"> </w:t>
-      </w:r>
-      <w:r>
-        <w:rPr>
-          <w:rFonts w:cstheme="minorHAnsi"/>
-          <w:i/>
-          <w:iCs/>
-          <w:highlight w:val="cyan"/>
-        </w:rPr>
-        <w:t>web-</w:t>
-      </w:r>
-      <w:proofErr w:type="gramStart"/>
-      <w:r>
-        <w:rPr>
-          <w:rFonts w:cstheme="minorHAnsi"/>
-          <w:i/>
-          <w:iCs/>
-          <w:highlight w:val="cyan"/>
-        </w:rPr>
-        <w:t xml:space="preserve">mining </w:t>
-      </w:r>
-      <w:r>
-        <w:rPr>
-          <w:rFonts w:cstheme="minorHAnsi"/>
-          <w:highlight w:val="cyan"/>
-        </w:rPr>
-        <w:t>,</w:t>
-      </w:r>
-      <w:proofErr w:type="gramEnd"/>
-      <w:r>
-        <w:rPr>
-          <w:rFonts w:cstheme="minorHAnsi"/>
-          <w:highlight w:val="cyan"/>
-        </w:rPr>
-        <w:t xml:space="preserve"> </w:t>
-      </w:r>
-      <w:r>
-        <w:rPr>
-          <w:rFonts w:cstheme="minorHAnsi"/>
-          <w:i/>
-          <w:iCs/>
-          <w:highlight w:val="cyan"/>
-        </w:rPr>
-        <w:t xml:space="preserve">link </w:t>
-      </w:r>
-      <w:proofErr w:type="gramStart"/>
-      <w:r>
-        <w:rPr>
-          <w:rFonts w:cstheme="minorHAnsi"/>
-          <w:i/>
-          <w:iCs/>
-          <w:highlight w:val="cyan"/>
-        </w:rPr>
-        <w:t xml:space="preserve">prediction </w:t>
-      </w:r>
-      <w:r>
-        <w:rPr>
-          <w:rFonts w:cstheme="minorHAnsi"/>
-          <w:highlight w:val="cyan"/>
-        </w:rPr>
-        <w:t>,</w:t>
-      </w:r>
-      <w:proofErr w:type="gramEnd"/>
-      <w:r>
-        <w:rPr>
-          <w:rFonts w:cstheme="minorHAnsi"/>
-          <w:highlight w:val="cyan"/>
-        </w:rPr>
-        <w:t xml:space="preserve"> and other </w:t>
-      </w:r>
-      <w:r>
-        <w:rPr>
-          <w:rFonts w:cstheme="minorHAnsi"/>
-          <w:i/>
-          <w:iCs/>
-          <w:highlight w:val="cyan"/>
-        </w:rPr>
-        <w:t xml:space="preserve">predictive </w:t>
-      </w:r>
-      <w:proofErr w:type="spellStart"/>
-      <w:proofErr w:type="gramStart"/>
-      <w:r>
-        <w:rPr>
-          <w:rFonts w:cstheme="minorHAnsi"/>
-          <w:i/>
-          <w:iCs/>
-          <w:highlight w:val="cyan"/>
-        </w:rPr>
-        <w:t>modeling</w:t>
-      </w:r>
-      <w:proofErr w:type="spellEnd"/>
-      <w:r>
-        <w:rPr>
-          <w:rFonts w:cstheme="minorHAnsi"/>
-          <w:i/>
-          <w:iCs/>
-          <w:highlight w:val="cyan"/>
-        </w:rPr>
-        <w:t xml:space="preserve"> </w:t>
-      </w:r>
-      <w:r>
-        <w:rPr>
-          <w:rFonts w:cstheme="minorHAnsi"/>
-          <w:highlight w:val="cyan"/>
-        </w:rPr>
-        <w:t>.</w:t>
-      </w:r>
-      <w:proofErr w:type="gramEnd"/>
-      <w:r>
-        <w:rPr>
-          <w:rFonts w:cstheme="minorHAnsi"/>
-          <w:highlight w:val="cyan"/>
-        </w:rPr>
-        <w:t xml:space="preserve"> Illustrative instances of predictive analytics encompass Amazon's personalized consumer recommendations, Google Flu Trends, Microsoft's Bing Prediction system (applied in contexts like </w:t>
-      </w:r>
-      <w:r>
-        <w:rPr>
-          <w:rFonts w:cstheme="minorHAnsi"/>
-          <w:highlight w:val="cyan"/>
-        </w:rPr>
-        <w:lastRenderedPageBreak/>
-        <w:t>singing contests, U.S. House and Senate races, or the World Cup), and weather forecasting ([41]).</w:t>
+          <w:rFonts w:ascii="Arial" w:hAnsi="Arial" w:cs="Arial"/>
+          <w:highlight w:val="yellow"/>
+        </w:rPr>
+      </w:pPr>
+      <w:r>
+        <w:rPr>
+          <w:rFonts w:ascii="Arial" w:hAnsi="Arial" w:cs="Arial"/>
+          <w:highlight w:val="yellow"/>
+        </w:rPr>
+        <w:t>With cancellations and no shows layered in</w:t>
       </w:r>
     </w:p>
     <w:p>
@@ -1785,170 +2105,78 @@
         <w:pStyle w:val="NormalWeb"/>
         <w:numPr>
           <w:ilvl w:val="0"/>
-          <w:numId w:val="6"/>
+          <w:numId w:val="18"/>
         </w:numPr>
         <w:rPr>
-          <w:rFonts w:cstheme="minorHAnsi"/>
-          <w:highlight w:val="cyan"/>
-        </w:rPr>
-      </w:pPr>
-      <w:r>
-        <w:rPr>
-          <w:rFonts w:cstheme="minorHAnsi"/>
-          <w:i/>
-          <w:iCs/>
-          <w:highlight w:val="cyan"/>
-        </w:rPr>
-        <w:t xml:space="preserve">Prescriptive </w:t>
-      </w:r>
-      <w:r>
-        <w:rPr>
-          <w:rFonts w:cstheme="minorHAnsi"/>
-          <w:highlight w:val="cyan"/>
-        </w:rPr>
-        <w:t xml:space="preserve">analytics employs </w:t>
-      </w:r>
-      <w:r>
-        <w:rPr>
-          <w:rFonts w:cstheme="minorHAnsi"/>
-          <w:i/>
-          <w:iCs/>
-          <w:highlight w:val="cyan"/>
-        </w:rPr>
-        <w:t xml:space="preserve">advanced machine learning </w:t>
-      </w:r>
-      <w:r>
-        <w:rPr>
-          <w:rFonts w:cstheme="minorHAnsi"/>
-          <w:highlight w:val="cyan"/>
-        </w:rPr>
-        <w:t xml:space="preserve">and </w:t>
-      </w:r>
-      <w:r>
-        <w:rPr>
-          <w:rFonts w:cstheme="minorHAnsi"/>
-          <w:i/>
-          <w:iCs/>
-          <w:highlight w:val="cyan"/>
-        </w:rPr>
-        <w:t xml:space="preserve">artificial intelligence </w:t>
-      </w:r>
-      <w:r>
-        <w:rPr>
-          <w:rFonts w:cstheme="minorHAnsi"/>
-          <w:highlight w:val="cyan"/>
-        </w:rPr>
-        <w:t xml:space="preserve">models to provide recommendations on what actions should be taken, including </w:t>
-      </w:r>
+          <w:rFonts w:ascii="Arial" w:hAnsi="Arial" w:cs="Arial"/>
+          <w:highlight w:val="yellow"/>
+        </w:rPr>
+      </w:pPr>
       <w:proofErr w:type="gramStart"/>
       <w:r>
         <w:rPr>
-          <w:rFonts w:cstheme="minorHAnsi"/>
-          <w:i/>
-          <w:iCs/>
-          <w:highlight w:val="cyan"/>
-        </w:rPr>
-        <w:t xml:space="preserve">optimization </w:t>
-      </w:r>
-      <w:r>
-        <w:rPr>
-          <w:rFonts w:cstheme="minorHAnsi"/>
-          <w:highlight w:val="cyan"/>
-        </w:rPr>
-        <w:t>,</w:t>
+          <w:rFonts w:ascii="Arial" w:hAnsi="Arial" w:cs="Arial"/>
+          <w:highlight w:val="yellow"/>
+        </w:rPr>
+        <w:t>So</w:t>
       </w:r>
       <w:proofErr w:type="gramEnd"/>
       <w:r>
         <w:rPr>
-          <w:rFonts w:cstheme="minorHAnsi"/>
-          <w:highlight w:val="cyan"/>
-        </w:rPr>
-        <w:t xml:space="preserve"> </w:t>
-      </w:r>
-      <w:proofErr w:type="gramStart"/>
-      <w:r>
-        <w:rPr>
-          <w:rFonts w:cstheme="minorHAnsi"/>
-          <w:i/>
-          <w:iCs/>
-          <w:highlight w:val="cyan"/>
-        </w:rPr>
-        <w:t xml:space="preserve">simulation </w:t>
-      </w:r>
-      <w:r>
-        <w:rPr>
-          <w:rFonts w:cstheme="minorHAnsi"/>
-          <w:highlight w:val="cyan"/>
-        </w:rPr>
-        <w:t>,</w:t>
-      </w:r>
-      <w:proofErr w:type="gramEnd"/>
-      <w:r>
-        <w:rPr>
-          <w:rFonts w:cstheme="minorHAnsi"/>
-          <w:highlight w:val="cyan"/>
-        </w:rPr>
-        <w:t xml:space="preserve"> and </w:t>
-      </w:r>
-      <w:r>
-        <w:rPr>
-          <w:rFonts w:cstheme="minorHAnsi"/>
-          <w:i/>
-          <w:iCs/>
-          <w:highlight w:val="cyan"/>
-        </w:rPr>
-        <w:t xml:space="preserve">heuristic </w:t>
-      </w:r>
-      <w:proofErr w:type="gramStart"/>
-      <w:r>
-        <w:rPr>
-          <w:rFonts w:cstheme="minorHAnsi"/>
-          <w:i/>
-          <w:iCs/>
-          <w:highlight w:val="cyan"/>
-        </w:rPr>
-        <w:t xml:space="preserve">analytics </w:t>
-      </w:r>
-      <w:r>
-        <w:rPr>
-          <w:rFonts w:cstheme="minorHAnsi"/>
-          <w:highlight w:val="cyan"/>
-        </w:rPr>
-        <w:t>.</w:t>
-      </w:r>
-      <w:proofErr w:type="gramEnd"/>
-      <w:r>
-        <w:rPr>
-          <w:rFonts w:cstheme="minorHAnsi"/>
-          <w:highlight w:val="cyan"/>
-        </w:rPr>
-        <w:t xml:space="preserve"> Notable examples include the use of prescriptive analytics by companies such as Google, Tesla, and Waymo in the development of self-driving cars ([35]; [53]).</w:t>
+          <w:rFonts w:ascii="Arial" w:hAnsi="Arial" w:cs="Arial"/>
+          <w:highlight w:val="yellow"/>
+        </w:rPr>
+        <w:t xml:space="preserve"> you get a net occupancy forecast, not just gross bookings</w:t>
       </w:r>
     </w:p>
     <w:p>
       <w:pPr>
         <w:pStyle w:val="NormalWeb"/>
         <w:rPr>
-          <w:rFonts w:asciiTheme="minorHAnsi" w:hAnsiTheme="minorHAnsi" w:cstheme="minorHAnsi"/>
+          <w:rFonts w:ascii="Arial" w:hAnsi="Arial" w:cs="Arial"/>
           <w:highlight w:val="yellow"/>
         </w:rPr>
       </w:pPr>
     </w:p>
     <w:p>
       <w:pPr>
-        <w:pStyle w:val="Heading3"/>
-        <w:rPr>
-          <w:rFonts w:cstheme="minorHAnsi"/>
-        </w:rPr>
-      </w:pPr>
-      <w:r>
-        <w:rPr>
-          <w:rFonts w:cstheme="minorHAnsi"/>
-        </w:rPr>
-        <w:t>7. Data Sources</w:t>
-      </w:r>
-    </w:p>
-    <w:p/>
+        <w:pStyle w:val="NormalWeb"/>
+        <w:rPr>
+          <w:rFonts w:ascii="Arial" w:hAnsi="Arial" w:cs="Arial"/>
+          <w:highlight w:val="yellow"/>
+        </w:rPr>
+      </w:pPr>
+    </w:p>
+    <w:p>
+      <w:pPr>
+        <w:pStyle w:val="Heading1"/>
+        <w:jc w:val="center"/>
+        <w:rPr>
+          <w:rFonts w:ascii="Arial" w:hAnsi="Arial" w:cs="Arial"/>
+          <w:color w:val="000000" w:themeColor="text1"/>
+          <w:sz w:val="28"/>
+          <w:szCs w:val="28"/>
+        </w:rPr>
+      </w:pPr>
+      <w:bookmarkStart w:id="5" w:name="_Toc242379671"/>
+      <w:r>
+        <w:rPr>
+          <w:rFonts w:ascii="Arial" w:hAnsi="Arial" w:cs="Arial"/>
+          <w:color w:val="000000" w:themeColor="text1"/>
+          <w:sz w:val="28"/>
+          <w:szCs w:val="28"/>
+        </w:rPr>
+        <w:t>Data Sources</w:t>
+      </w:r>
+      <w:bookmarkEnd w:id="5"/>
+    </w:p>
+    <w:p>
+      <w:pPr>
+        <w:rPr>
+          <w:rFonts w:ascii="Arial" w:hAnsi="Arial" w:cs="Arial"/>
+        </w:rPr>
+      </w:pPr>
+    </w:p>
     <w:p>
       <w:pPr>
         <w:pStyle w:val="NormalWeb"/>
@@ -1996,6 +2224,7 @@
         <w:rPr>
           <w:rFonts w:ascii="Arial" w:hAnsi="Arial" w:cs="Arial"/>
         </w:rPr>
+        <w:lastRenderedPageBreak/>
         <w:t>Occupancy</w:t>
       </w:r>
     </w:p>
@@ -2135,38 +2364,47 @@
       <w:pPr>
         <w:pStyle w:val="NormalWeb"/>
         <w:rPr>
-          <w:rFonts w:asciiTheme="minorHAnsi" w:hAnsiTheme="minorHAnsi" w:cstheme="minorHAnsi"/>
+          <w:rFonts w:ascii="Arial" w:hAnsi="Arial" w:cs="Arial"/>
           <w:highlight w:val="yellow"/>
         </w:rPr>
       </w:pPr>
     </w:p>
     <w:p>
       <w:pPr>
-        <w:pStyle w:val="Heading3"/>
-        <w:rPr>
-          <w:rFonts w:cstheme="minorHAnsi"/>
+        <w:pStyle w:val="Heading1"/>
+        <w:jc w:val="center"/>
+        <w:rPr>
+          <w:rFonts w:ascii="Arial" w:hAnsi="Arial" w:cs="Arial"/>
+          <w:color w:val="000000" w:themeColor="text1"/>
+          <w:sz w:val="28"/>
+          <w:szCs w:val="28"/>
           <w:highlight w:val="yellow"/>
         </w:rPr>
       </w:pPr>
-      <w:r>
-        <w:rPr>
-          <w:rFonts w:cstheme="minorHAnsi"/>
+      <w:bookmarkStart w:id="6" w:name="_Toc242379672"/>
+      <w:r>
+        <w:rPr>
+          <w:rFonts w:ascii="Arial" w:hAnsi="Arial" w:cs="Arial"/>
+          <w:color w:val="000000" w:themeColor="text1"/>
+          <w:sz w:val="28"/>
+          <w:szCs w:val="28"/>
           <w:highlight w:val="yellow"/>
         </w:rPr>
-        <w:t>8. Expected Deliverables</w:t>
-      </w:r>
+        <w:t>Expected Deliverables</w:t>
+      </w:r>
+      <w:bookmarkEnd w:id="6"/>
     </w:p>
     <w:p>
       <w:pPr>
         <w:pStyle w:val="NormalWeb"/>
         <w:rPr>
-          <w:rFonts w:asciiTheme="minorHAnsi" w:hAnsiTheme="minorHAnsi" w:cstheme="minorHAnsi"/>
+          <w:rFonts w:ascii="Arial" w:hAnsi="Arial" w:cs="Arial"/>
           <w:highlight w:val="yellow"/>
         </w:rPr>
       </w:pPr>
       <w:r>
         <w:rPr>
-          <w:rFonts w:asciiTheme="minorHAnsi" w:hAnsiTheme="minorHAnsi" w:cstheme="minorHAnsi"/>
+          <w:rFonts w:ascii="Arial" w:hAnsi="Arial" w:cs="Arial"/>
           <w:highlight w:val="yellow"/>
         </w:rPr>
         <w:t>Clearly state what you expect to produce by the end of Semester 2, including the expected analytical and predictive modelling outputs and any relevant dashboard, application, system or other project deliverables.</w:t>
@@ -2176,2362 +2414,219 @@
       <w:pPr>
         <w:pStyle w:val="NormalWeb"/>
         <w:rPr>
-          <w:rFonts w:asciiTheme="minorHAnsi" w:hAnsiTheme="minorHAnsi" w:cstheme="minorHAnsi"/>
+          <w:rFonts w:ascii="Arial" w:hAnsi="Arial" w:cs="Arial"/>
+        </w:rPr>
+      </w:pPr>
+      <w:r>
+        <w:rPr>
+          <w:rFonts w:ascii="Arial" w:hAnsi="Arial" w:cs="Arial"/>
+        </w:rPr>
+        <w:t xml:space="preserve">By the end of Semester 2, a data analysis and predictive modelling solution is expected to be developed to predict whether the small accommodation will reach full occupancy on a given date. This will help the hotel owner protect revenue by supporting pricing decisions, optimise resource management through staff planning, maintain service quality by reducing waiting times, </w:t>
+      </w:r>
+      <w:proofErr w:type="gramStart"/>
+      <w:r>
+        <w:rPr>
+          <w:rFonts w:ascii="Arial" w:hAnsi="Arial" w:cs="Arial"/>
+        </w:rPr>
+        <w:t>and</w:t>
+      </w:r>
+      <w:r>
+        <w:rPr>
+          <w:rFonts w:ascii="Arial" w:hAnsi="Arial" w:cs="Arial"/>
+        </w:rPr>
+        <w:t xml:space="preserve"> also</w:t>
+      </w:r>
+      <w:proofErr w:type="gramEnd"/>
+      <w:r>
+        <w:rPr>
+          <w:rFonts w:ascii="Arial" w:hAnsi="Arial" w:cs="Arial"/>
+        </w:rPr>
+        <w:t xml:space="preserve"> improve marketing </w:t>
+      </w:r>
+      <w:r>
+        <w:rPr>
+          <w:rFonts w:ascii="Arial" w:hAnsi="Arial" w:cs="Arial"/>
+        </w:rPr>
+        <w:t>strategy</w:t>
+      </w:r>
+      <w:r>
+        <w:rPr>
+          <w:rFonts w:ascii="Arial" w:hAnsi="Arial" w:cs="Arial"/>
+        </w:rPr>
+        <w:t>.</w:t>
+      </w:r>
+    </w:p>
+    <w:p>
+      <w:pPr>
+        <w:pStyle w:val="NormalWeb"/>
+        <w:rPr>
+          <w:rFonts w:ascii="Arial" w:hAnsi="Arial" w:cs="Arial"/>
+        </w:rPr>
+      </w:pPr>
+      <w:r>
+        <w:rPr>
+          <w:rFonts w:ascii="Arial" w:hAnsi="Arial" w:cs="Arial"/>
+        </w:rPr>
+        <w:t>To enhance data visualisation, a dashboard will be developed to facilitate data interpretation and enable the quick identification of trends, anomalies, and opportunities.</w:t>
+      </w:r>
+    </w:p>
+    <w:p>
+      <w:pPr>
+        <w:pStyle w:val="NormalWeb"/>
+        <w:rPr>
+          <w:rFonts w:ascii="Arial" w:hAnsi="Arial" w:cs="Arial"/>
           <w:highlight w:val="cyan"/>
         </w:rPr>
       </w:pPr>
+      <w:r>
+        <w:rPr>
+          <w:rFonts w:ascii="Arial" w:hAnsi="Arial" w:cs="Arial"/>
+        </w:rPr>
+        <w:t xml:space="preserve">The finished </w:t>
+      </w:r>
+      <w:r>
+        <w:rPr>
+          <w:rFonts w:ascii="Arial" w:hAnsi="Arial" w:cs="Arial"/>
+        </w:rPr>
+        <w:t>predictive modelling</w:t>
+      </w:r>
+      <w:r>
+        <w:rPr>
+          <w:rFonts w:ascii="Arial" w:hAnsi="Arial" w:cs="Arial"/>
+        </w:rPr>
+        <w:t xml:space="preserve"> will show how machine learning and data analytics can help a small company with occupancy planning and well-informed decision-making.</w:t>
+      </w:r>
+    </w:p>
+    <w:p>
+      <w:pPr>
+        <w:pStyle w:val="Heading1"/>
+        <w:rPr>
+          <w:rFonts w:ascii="Arial" w:hAnsi="Arial" w:cs="Arial"/>
+          <w:sz w:val="24"/>
+          <w:szCs w:val="24"/>
+          <w:highlight w:val="cyan"/>
+        </w:rPr>
+      </w:pPr>
+    </w:p>
+    <w:p>
+      <w:pPr>
+        <w:pStyle w:val="Heading1"/>
+        <w:jc w:val="center"/>
+        <w:rPr>
+          <w:rFonts w:ascii="Arial" w:hAnsi="Arial" w:cs="Arial"/>
+          <w:color w:val="000000" w:themeColor="text1"/>
+          <w:sz w:val="28"/>
+          <w:szCs w:val="28"/>
+        </w:rPr>
+      </w:pPr>
+      <w:bookmarkStart w:id="7" w:name="_Toc242379673"/>
+      <w:r>
+        <w:rPr>
+          <w:rFonts w:ascii="Arial" w:hAnsi="Arial" w:cs="Arial"/>
+          <w:color w:val="000000" w:themeColor="text1"/>
+          <w:sz w:val="28"/>
+          <w:szCs w:val="28"/>
+        </w:rPr>
+        <w:t>Project Timeline</w:t>
+      </w:r>
+      <w:bookmarkEnd w:id="7"/>
     </w:p>
     <w:p>
       <w:pPr>
         <w:pStyle w:val="NormalWeb"/>
-        <w:rPr>
-          <w:rFonts w:cstheme="minorHAnsi"/>
-          <w:highlight w:val="cyan"/>
-        </w:rPr>
-      </w:pPr>
-      <w:proofErr w:type="gramStart"/>
-      <w:r>
-        <w:rPr>
-          <w:rFonts w:cstheme="minorHAnsi"/>
-          <w:highlight w:val="cyan"/>
+        <w:jc w:val="both"/>
+        <w:rPr>
+          <w:rFonts w:ascii="Arial" w:hAnsi="Arial" w:cs="Arial"/>
+          <w:highlight w:val="yellow"/>
+        </w:rPr>
+      </w:pPr>
+      <w:r>
+        <w:rPr>
+          <w:rFonts w:ascii="Arial" w:hAnsi="Arial" w:cs="Arial"/>
+        </w:rPr>
+        <w:t xml:space="preserve">The project timeline for both semesters is shown in the Gantt chart below. The specified dates could change as the project progresses. </w:t>
+      </w:r>
+      <w:r>
+        <w:rPr>
+          <w:rFonts w:ascii="Arial" w:hAnsi="Arial" w:cs="Arial"/>
+        </w:rPr>
+        <w:t xml:space="preserve">Predictive </w:t>
+      </w:r>
+      <w:proofErr w:type="spellStart"/>
+      <w:r>
+        <w:rPr>
+          <w:rFonts w:ascii="Arial" w:hAnsi="Arial" w:cs="Arial"/>
+        </w:rPr>
+        <w:t>modeling</w:t>
+      </w:r>
+      <w:proofErr w:type="spellEnd"/>
+      <w:r>
+        <w:rPr>
+          <w:rFonts w:ascii="Arial" w:hAnsi="Arial" w:cs="Arial"/>
+        </w:rPr>
+        <w:t xml:space="preserve">, </w:t>
+      </w:r>
+      <w:r>
+        <w:rPr>
+          <w:rFonts w:ascii="Arial" w:hAnsi="Arial" w:cs="Arial"/>
         </w:rPr>
         <w:lastRenderedPageBreak/>
-        <w:t>This  research</w:t>
-      </w:r>
-      <w:proofErr w:type="gramEnd"/>
-      <w:r>
-        <w:rPr>
-          <w:rFonts w:cstheme="minorHAnsi"/>
-          <w:highlight w:val="cyan"/>
-        </w:rPr>
-        <w:t xml:space="preserve">  </w:t>
-      </w:r>
-      <w:proofErr w:type="gramStart"/>
-      <w:r>
-        <w:rPr>
-          <w:rFonts w:cstheme="minorHAnsi"/>
-          <w:highlight w:val="cyan"/>
-        </w:rPr>
-        <w:t>employs  big</w:t>
-      </w:r>
-      <w:proofErr w:type="gramEnd"/>
-      <w:r>
-        <w:rPr>
-          <w:rFonts w:cstheme="minorHAnsi"/>
-          <w:highlight w:val="cyan"/>
-        </w:rPr>
-        <w:t xml:space="preserve">  </w:t>
-      </w:r>
-      <w:proofErr w:type="gramStart"/>
-      <w:r>
-        <w:rPr>
-          <w:rFonts w:cstheme="minorHAnsi"/>
-          <w:highlight w:val="cyan"/>
-        </w:rPr>
-        <w:t>data  analytics</w:t>
-      </w:r>
-      <w:proofErr w:type="gramEnd"/>
-      <w:r>
-        <w:rPr>
-          <w:rFonts w:cstheme="minorHAnsi"/>
-          <w:highlight w:val="cyan"/>
-        </w:rPr>
-        <w:t xml:space="preserve">  </w:t>
-      </w:r>
-      <w:proofErr w:type="gramStart"/>
-      <w:r>
-        <w:rPr>
-          <w:rFonts w:cstheme="minorHAnsi"/>
-          <w:highlight w:val="cyan"/>
-        </w:rPr>
-        <w:t>using  the</w:t>
-      </w:r>
-      <w:proofErr w:type="gramEnd"/>
-      <w:r>
-        <w:rPr>
-          <w:rFonts w:cstheme="minorHAnsi"/>
-          <w:highlight w:val="cyan"/>
-        </w:rPr>
-        <w:t xml:space="preserve">  </w:t>
-      </w:r>
-      <w:proofErr w:type="spellStart"/>
-      <w:proofErr w:type="gramStart"/>
-      <w:r>
-        <w:rPr>
-          <w:rFonts w:cstheme="minorHAnsi"/>
-          <w:highlight w:val="cyan"/>
-        </w:rPr>
-        <w:t>XGBoost</w:t>
-      </w:r>
-      <w:proofErr w:type="spellEnd"/>
-      <w:r>
-        <w:rPr>
-          <w:rFonts w:cstheme="minorHAnsi"/>
-          <w:highlight w:val="cyan"/>
-        </w:rPr>
-        <w:t xml:space="preserve">  model</w:t>
-      </w:r>
-      <w:proofErr w:type="gramEnd"/>
-      <w:r>
-        <w:rPr>
-          <w:rFonts w:cstheme="minorHAnsi"/>
-          <w:highlight w:val="cyan"/>
-        </w:rPr>
-        <w:t xml:space="preserve">  </w:t>
-      </w:r>
-      <w:proofErr w:type="gramStart"/>
-      <w:r>
-        <w:rPr>
-          <w:rFonts w:cstheme="minorHAnsi"/>
-          <w:highlight w:val="cyan"/>
-        </w:rPr>
-        <w:t>to  predict</w:t>
-      </w:r>
-      <w:proofErr w:type="gramEnd"/>
-      <w:r>
-        <w:rPr>
-          <w:rFonts w:cstheme="minorHAnsi"/>
-          <w:highlight w:val="cyan"/>
-        </w:rPr>
-        <w:t xml:space="preserve">  </w:t>
-      </w:r>
-      <w:proofErr w:type="gramStart"/>
-      <w:r>
-        <w:rPr>
-          <w:rFonts w:cstheme="minorHAnsi"/>
-          <w:highlight w:val="cyan"/>
-        </w:rPr>
-        <w:t>hotel  room</w:t>
-      </w:r>
-      <w:proofErr w:type="gramEnd"/>
-      <w:r>
-        <w:rPr>
-          <w:rFonts w:cstheme="minorHAnsi"/>
-          <w:highlight w:val="cyan"/>
-        </w:rPr>
-        <w:t xml:space="preserve"> </w:t>
-      </w:r>
-    </w:p>
-    <w:p>
-      <w:pPr>
-        <w:pStyle w:val="NormalWeb"/>
-        <w:rPr>
-          <w:rFonts w:cstheme="minorHAnsi"/>
-          <w:highlight w:val="cyan"/>
-        </w:rPr>
-      </w:pPr>
-      <w:r>
-        <w:rPr>
-          <w:rFonts w:cstheme="minorHAnsi"/>
-          <w:highlight w:val="cyan"/>
-        </w:rPr>
-        <w:t>dynamics, enabling precise and efficient decision</w:t>
-      </w:r>
-    </w:p>
-    <w:p>
-      <w:pPr>
-        <w:pStyle w:val="NormalWeb"/>
-        <w:rPr>
-          <w:rFonts w:cstheme="minorHAnsi"/>
-          <w:highlight w:val="cyan"/>
-        </w:rPr>
-      </w:pPr>
-      <w:r>
-        <w:rPr>
-          <w:rFonts w:cstheme="minorHAnsi"/>
-          <w:highlight w:val="cyan"/>
-        </w:rPr>
-        <w:t>-</w:t>
-      </w:r>
-    </w:p>
-    <w:p>
-      <w:pPr>
-        <w:pStyle w:val="NormalWeb"/>
-        <w:rPr>
-          <w:rFonts w:cstheme="minorHAnsi"/>
-          <w:highlight w:val="cyan"/>
-        </w:rPr>
-      </w:pPr>
-      <w:r>
-        <w:rPr>
-          <w:rFonts w:cstheme="minorHAnsi"/>
-          <w:highlight w:val="cyan"/>
-        </w:rPr>
-        <w:t xml:space="preserve">making processes. Adopting </w:t>
-      </w:r>
-      <w:proofErr w:type="spellStart"/>
-      <w:r>
-        <w:rPr>
-          <w:rFonts w:cstheme="minorHAnsi"/>
-          <w:highlight w:val="cyan"/>
-        </w:rPr>
-        <w:t>XGBoost</w:t>
-      </w:r>
-      <w:proofErr w:type="spellEnd"/>
-      <w:r>
-        <w:rPr>
-          <w:rFonts w:cstheme="minorHAnsi"/>
-          <w:highlight w:val="cyan"/>
-        </w:rPr>
-        <w:t xml:space="preserve">, a highly </w:t>
-      </w:r>
-    </w:p>
-    <w:p>
-      <w:pPr>
-        <w:pStyle w:val="NormalWeb"/>
-        <w:rPr>
-          <w:rFonts w:cstheme="minorHAnsi"/>
-          <w:highlight w:val="cyan"/>
-        </w:rPr>
-      </w:pPr>
-      <w:proofErr w:type="gramStart"/>
-      <w:r>
-        <w:rPr>
-          <w:rFonts w:cstheme="minorHAnsi"/>
-          <w:highlight w:val="cyan"/>
-        </w:rPr>
-        <w:t>efficient  gradient</w:t>
-      </w:r>
-      <w:proofErr w:type="gramEnd"/>
-      <w:r>
-        <w:rPr>
-          <w:rFonts w:cstheme="minorHAnsi"/>
-          <w:highlight w:val="cyan"/>
-        </w:rPr>
-        <w:t xml:space="preserve">  </w:t>
-      </w:r>
-      <w:proofErr w:type="gramStart"/>
-      <w:r>
-        <w:rPr>
-          <w:rFonts w:cstheme="minorHAnsi"/>
-          <w:highlight w:val="cyan"/>
-        </w:rPr>
-        <w:t>boosting  algorithm,  allows</w:t>
-      </w:r>
-      <w:proofErr w:type="gramEnd"/>
-      <w:r>
-        <w:rPr>
-          <w:rFonts w:cstheme="minorHAnsi"/>
-          <w:highlight w:val="cyan"/>
-        </w:rPr>
-        <w:t xml:space="preserve">  </w:t>
-      </w:r>
-      <w:proofErr w:type="spellStart"/>
-      <w:r>
-        <w:rPr>
-          <w:rFonts w:cstheme="minorHAnsi"/>
-          <w:highlight w:val="cyan"/>
-        </w:rPr>
-        <w:t>fo</w:t>
-      </w:r>
-      <w:proofErr w:type="spellEnd"/>
-    </w:p>
-    <w:p>
-      <w:pPr>
-        <w:pStyle w:val="NormalWeb"/>
-        <w:rPr>
-          <w:rFonts w:cstheme="minorHAnsi"/>
-          <w:highlight w:val="cyan"/>
-        </w:rPr>
-      </w:pPr>
-      <w:proofErr w:type="gramStart"/>
-      <w:r>
-        <w:rPr>
-          <w:rFonts w:cstheme="minorHAnsi"/>
-          <w:highlight w:val="cyan"/>
-        </w:rPr>
-        <w:t>r  identifying</w:t>
-      </w:r>
-      <w:proofErr w:type="gramEnd"/>
-      <w:r>
-        <w:rPr>
-          <w:rFonts w:cstheme="minorHAnsi"/>
-          <w:highlight w:val="cyan"/>
-        </w:rPr>
-        <w:t xml:space="preserve">  </w:t>
-      </w:r>
-      <w:proofErr w:type="gramStart"/>
-      <w:r>
-        <w:rPr>
-          <w:rFonts w:cstheme="minorHAnsi"/>
-          <w:highlight w:val="cyan"/>
-        </w:rPr>
-        <w:t>complex  patterns</w:t>
-      </w:r>
-      <w:proofErr w:type="gramEnd"/>
-      <w:r>
-        <w:rPr>
-          <w:rFonts w:cstheme="minorHAnsi"/>
-          <w:highlight w:val="cyan"/>
-        </w:rPr>
-        <w:t xml:space="preserve">  </w:t>
-      </w:r>
-      <w:proofErr w:type="gramStart"/>
-      <w:r>
-        <w:rPr>
-          <w:rFonts w:cstheme="minorHAnsi"/>
-          <w:highlight w:val="cyan"/>
-        </w:rPr>
-        <w:t>within  large</w:t>
-      </w:r>
-      <w:proofErr w:type="gramEnd"/>
-      <w:r>
-        <w:rPr>
-          <w:rFonts w:cstheme="minorHAnsi"/>
-          <w:highlight w:val="cyan"/>
-        </w:rPr>
-        <w:t xml:space="preserve">  and </w:t>
-      </w:r>
-    </w:p>
-    <w:p>
-      <w:pPr>
-        <w:pStyle w:val="NormalWeb"/>
-        <w:rPr>
-          <w:rFonts w:cstheme="minorHAnsi"/>
-          <w:highlight w:val="cyan"/>
-        </w:rPr>
-      </w:pPr>
-      <w:r>
-        <w:rPr>
-          <w:rFonts w:cstheme="minorHAnsi"/>
-          <w:highlight w:val="cyan"/>
-        </w:rPr>
-        <w:t xml:space="preserve">diverse datasets, such as booking trends, seasonal fluctuations, and customer preferences </w:t>
-      </w:r>
-    </w:p>
-    <w:p>
-      <w:pPr>
-        <w:pStyle w:val="NormalWeb"/>
-        <w:rPr>
-          <w:rFonts w:cstheme="minorHAnsi"/>
-          <w:highlight w:val="cyan"/>
-        </w:rPr>
-      </w:pPr>
-      <w:r>
-        <w:rPr>
-          <w:rFonts w:cstheme="minorHAnsi"/>
-          <w:highlight w:val="cyan"/>
-        </w:rPr>
-        <w:t xml:space="preserve">(Wang </w:t>
-      </w:r>
-    </w:p>
-    <w:p>
-      <w:pPr>
-        <w:pStyle w:val="NormalWeb"/>
-        <w:rPr>
-          <w:rFonts w:cstheme="minorHAnsi"/>
-          <w:highlight w:val="cyan"/>
-        </w:rPr>
-      </w:pPr>
-      <w:proofErr w:type="gramStart"/>
-      <w:r>
-        <w:rPr>
-          <w:rFonts w:cstheme="minorHAnsi"/>
-          <w:highlight w:val="cyan"/>
-        </w:rPr>
-        <w:t>et  al.,  2024</w:t>
-      </w:r>
-      <w:proofErr w:type="gramEnd"/>
-      <w:r>
-        <w:rPr>
-          <w:rFonts w:cstheme="minorHAnsi"/>
-          <w:highlight w:val="cyan"/>
-        </w:rPr>
-        <w:t>)</w:t>
-      </w:r>
-    </w:p>
-    <w:p>
-      <w:pPr>
-        <w:pStyle w:val="NormalWeb"/>
-        <w:rPr>
-          <w:rFonts w:cstheme="minorHAnsi"/>
-          <w:highlight w:val="cyan"/>
-        </w:rPr>
-      </w:pPr>
-      <w:r>
-        <w:rPr>
-          <w:rFonts w:cstheme="minorHAnsi"/>
-          <w:highlight w:val="cyan"/>
-        </w:rPr>
-        <w:t xml:space="preserve">.  </w:t>
-      </w:r>
-      <w:proofErr w:type="gramStart"/>
-      <w:r>
-        <w:rPr>
-          <w:rFonts w:cstheme="minorHAnsi"/>
-          <w:highlight w:val="cyan"/>
-        </w:rPr>
-        <w:t>By  leveraging</w:t>
-      </w:r>
-      <w:proofErr w:type="gramEnd"/>
-      <w:r>
-        <w:rPr>
-          <w:rFonts w:cstheme="minorHAnsi"/>
-          <w:highlight w:val="cyan"/>
-        </w:rPr>
-        <w:t xml:space="preserve">  </w:t>
-      </w:r>
-      <w:proofErr w:type="gramStart"/>
-      <w:r>
-        <w:rPr>
-          <w:rFonts w:cstheme="minorHAnsi"/>
-          <w:highlight w:val="cyan"/>
-        </w:rPr>
-        <w:t>its  ability</w:t>
-      </w:r>
-      <w:proofErr w:type="gramEnd"/>
-      <w:r>
-        <w:rPr>
-          <w:rFonts w:cstheme="minorHAnsi"/>
-          <w:highlight w:val="cyan"/>
-        </w:rPr>
-        <w:t xml:space="preserve">  </w:t>
-      </w:r>
-      <w:proofErr w:type="gramStart"/>
-      <w:r>
-        <w:rPr>
-          <w:rFonts w:cstheme="minorHAnsi"/>
-          <w:highlight w:val="cyan"/>
-        </w:rPr>
-        <w:t>to  handle</w:t>
-      </w:r>
-      <w:proofErr w:type="gramEnd"/>
-      <w:r>
-        <w:rPr>
-          <w:rFonts w:cstheme="minorHAnsi"/>
-          <w:highlight w:val="cyan"/>
-        </w:rPr>
-        <w:t xml:space="preserve">  high</w:t>
-      </w:r>
-    </w:p>
-    <w:p>
-      <w:pPr>
-        <w:pStyle w:val="NormalWeb"/>
-        <w:rPr>
-          <w:rFonts w:cstheme="minorHAnsi"/>
-          <w:highlight w:val="cyan"/>
-        </w:rPr>
-      </w:pPr>
-      <w:r>
-        <w:rPr>
-          <w:rFonts w:cstheme="minorHAnsi"/>
-          <w:highlight w:val="cyan"/>
-        </w:rPr>
-        <w:t>-</w:t>
-      </w:r>
-    </w:p>
-    <w:p>
-      <w:pPr>
-        <w:pStyle w:val="NormalWeb"/>
-        <w:rPr>
-          <w:rFonts w:cstheme="minorHAnsi"/>
-          <w:highlight w:val="cyan"/>
-        </w:rPr>
-      </w:pPr>
-      <w:r>
-        <w:rPr>
-          <w:rFonts w:cstheme="minorHAnsi"/>
-          <w:highlight w:val="cyan"/>
-        </w:rPr>
-        <w:t>dim</w:t>
-      </w:r>
-    </w:p>
-    <w:p>
-      <w:pPr>
-        <w:pStyle w:val="NormalWeb"/>
-        <w:rPr>
-          <w:rFonts w:cstheme="minorHAnsi"/>
-          <w:highlight w:val="cyan"/>
-        </w:rPr>
-      </w:pPr>
-      <w:proofErr w:type="spellStart"/>
-      <w:proofErr w:type="gramStart"/>
-      <w:r>
-        <w:rPr>
-          <w:rFonts w:cstheme="minorHAnsi"/>
-          <w:highlight w:val="cyan"/>
-        </w:rPr>
-        <w:t>ensional</w:t>
-      </w:r>
-      <w:proofErr w:type="spellEnd"/>
-      <w:r>
-        <w:rPr>
-          <w:rFonts w:cstheme="minorHAnsi"/>
-          <w:highlight w:val="cyan"/>
-        </w:rPr>
-        <w:t xml:space="preserve">  data</w:t>
-      </w:r>
-      <w:proofErr w:type="gramEnd"/>
-      <w:r>
-        <w:rPr>
-          <w:rFonts w:cstheme="minorHAnsi"/>
-          <w:highlight w:val="cyan"/>
-        </w:rPr>
-        <w:t xml:space="preserve">  </w:t>
-      </w:r>
-      <w:proofErr w:type="gramStart"/>
-      <w:r>
-        <w:rPr>
-          <w:rFonts w:cstheme="minorHAnsi"/>
-          <w:highlight w:val="cyan"/>
-        </w:rPr>
-        <w:t>and  optimize</w:t>
-      </w:r>
-      <w:proofErr w:type="gramEnd"/>
-      <w:r>
-        <w:rPr>
-          <w:rFonts w:cstheme="minorHAnsi"/>
-          <w:highlight w:val="cyan"/>
-        </w:rPr>
-        <w:t xml:space="preserve">  predictive </w:t>
-      </w:r>
-    </w:p>
-    <w:p>
-      <w:pPr>
-        <w:pStyle w:val="NormalWeb"/>
-        <w:rPr>
-          <w:rFonts w:cstheme="minorHAnsi"/>
-          <w:highlight w:val="cyan"/>
-        </w:rPr>
-      </w:pPr>
-      <w:proofErr w:type="gramStart"/>
-      <w:r>
-        <w:rPr>
-          <w:rFonts w:cstheme="minorHAnsi"/>
-          <w:highlight w:val="cyan"/>
-        </w:rPr>
-        <w:t>accuracy,  this</w:t>
-      </w:r>
-      <w:proofErr w:type="gramEnd"/>
-      <w:r>
-        <w:rPr>
-          <w:rFonts w:cstheme="minorHAnsi"/>
-          <w:highlight w:val="cyan"/>
-        </w:rPr>
-        <w:t xml:space="preserve">  </w:t>
-      </w:r>
-      <w:proofErr w:type="gramStart"/>
-      <w:r>
-        <w:rPr>
-          <w:rFonts w:cstheme="minorHAnsi"/>
-          <w:highlight w:val="cyan"/>
-        </w:rPr>
-        <w:t>method  provides</w:t>
-      </w:r>
-      <w:proofErr w:type="gramEnd"/>
-      <w:r>
-        <w:rPr>
-          <w:rFonts w:cstheme="minorHAnsi"/>
-          <w:highlight w:val="cyan"/>
-        </w:rPr>
-        <w:t xml:space="preserve">  </w:t>
-      </w:r>
-      <w:proofErr w:type="gramStart"/>
-      <w:r>
-        <w:rPr>
-          <w:rFonts w:cstheme="minorHAnsi"/>
-          <w:highlight w:val="cyan"/>
-        </w:rPr>
-        <w:t>a  robust</w:t>
-      </w:r>
-      <w:proofErr w:type="gramEnd"/>
-      <w:r>
-        <w:rPr>
-          <w:rFonts w:cstheme="minorHAnsi"/>
-          <w:highlight w:val="cyan"/>
-        </w:rPr>
-        <w:t xml:space="preserve">  </w:t>
-      </w:r>
-      <w:proofErr w:type="gramStart"/>
-      <w:r>
-        <w:rPr>
-          <w:rFonts w:cstheme="minorHAnsi"/>
-          <w:highlight w:val="cyan"/>
-        </w:rPr>
-        <w:t>framework  for</w:t>
-      </w:r>
-      <w:proofErr w:type="gramEnd"/>
-      <w:r>
-        <w:rPr>
-          <w:rFonts w:cstheme="minorHAnsi"/>
-          <w:highlight w:val="cyan"/>
-        </w:rPr>
-        <w:t xml:space="preserve">  </w:t>
-      </w:r>
-      <w:proofErr w:type="gramStart"/>
-      <w:r>
-        <w:rPr>
-          <w:rFonts w:cstheme="minorHAnsi"/>
-          <w:highlight w:val="cyan"/>
-        </w:rPr>
-        <w:t>anticipating  demand</w:t>
-      </w:r>
-      <w:proofErr w:type="gramEnd"/>
-      <w:r>
-        <w:rPr>
-          <w:rFonts w:cstheme="minorHAnsi"/>
-          <w:highlight w:val="cyan"/>
-        </w:rPr>
-        <w:t xml:space="preserve">  </w:t>
-      </w:r>
-      <w:proofErr w:type="gramStart"/>
-      <w:r>
-        <w:rPr>
-          <w:rFonts w:cstheme="minorHAnsi"/>
-          <w:highlight w:val="cyan"/>
-        </w:rPr>
-        <w:t>and  enhancing</w:t>
-      </w:r>
-      <w:proofErr w:type="gramEnd"/>
-      <w:r>
-        <w:rPr>
-          <w:rFonts w:cstheme="minorHAnsi"/>
-          <w:highlight w:val="cyan"/>
-        </w:rPr>
-        <w:t xml:space="preserve"> </w:t>
-      </w:r>
-    </w:p>
-    <w:p>
-      <w:pPr>
-        <w:pStyle w:val="NormalWeb"/>
-        <w:rPr>
-          <w:rFonts w:cstheme="minorHAnsi"/>
-          <w:highlight w:val="cyan"/>
-        </w:rPr>
-      </w:pPr>
-      <w:proofErr w:type="gramStart"/>
-      <w:r>
-        <w:rPr>
-          <w:rFonts w:cstheme="minorHAnsi"/>
-          <w:highlight w:val="cyan"/>
-        </w:rPr>
-        <w:t>resource  allocation</w:t>
-      </w:r>
-      <w:proofErr w:type="gramEnd"/>
-      <w:r>
-        <w:rPr>
-          <w:rFonts w:cstheme="minorHAnsi"/>
-          <w:highlight w:val="cyan"/>
-        </w:rPr>
-        <w:t xml:space="preserve">  </w:t>
-      </w:r>
-      <w:proofErr w:type="gramStart"/>
-      <w:r>
-        <w:rPr>
-          <w:rFonts w:cstheme="minorHAnsi"/>
-          <w:highlight w:val="cyan"/>
-        </w:rPr>
-        <w:t>in  the</w:t>
-      </w:r>
-      <w:proofErr w:type="gramEnd"/>
-      <w:r>
-        <w:rPr>
-          <w:rFonts w:cstheme="minorHAnsi"/>
-          <w:highlight w:val="cyan"/>
-        </w:rPr>
-        <w:t xml:space="preserve">  </w:t>
-      </w:r>
-      <w:proofErr w:type="gramStart"/>
-      <w:r>
-        <w:rPr>
-          <w:rFonts w:cstheme="minorHAnsi"/>
-          <w:highlight w:val="cyan"/>
-        </w:rPr>
-        <w:t>hospitality  sector</w:t>
-      </w:r>
-      <w:proofErr w:type="gramEnd"/>
-      <w:r>
-        <w:rPr>
-          <w:rFonts w:cstheme="minorHAnsi"/>
-          <w:highlight w:val="cyan"/>
-        </w:rPr>
-        <w:t xml:space="preserve"> </w:t>
-      </w:r>
-    </w:p>
-    <w:p>
-      <w:pPr>
-        <w:pStyle w:val="NormalWeb"/>
-        <w:rPr>
-          <w:rFonts w:cstheme="minorHAnsi"/>
-          <w:highlight w:val="cyan"/>
-        </w:rPr>
-      </w:pPr>
-      <w:r>
-        <w:rPr>
-          <w:rFonts w:cstheme="minorHAnsi"/>
-          <w:highlight w:val="cyan"/>
-        </w:rPr>
-        <w:t>(</w:t>
-      </w:r>
-      <w:proofErr w:type="gramStart"/>
-      <w:r>
-        <w:rPr>
-          <w:rFonts w:cstheme="minorHAnsi"/>
-          <w:highlight w:val="cyan"/>
-        </w:rPr>
-        <w:t xml:space="preserve">Reddy,  Prathima,  </w:t>
-      </w:r>
-      <w:proofErr w:type="spellStart"/>
-      <w:r>
-        <w:rPr>
-          <w:rFonts w:cstheme="minorHAnsi"/>
-          <w:highlight w:val="cyan"/>
-        </w:rPr>
-        <w:t>Jaladi</w:t>
-      </w:r>
-      <w:proofErr w:type="spellEnd"/>
-      <w:r>
-        <w:rPr>
-          <w:rFonts w:cstheme="minorHAnsi"/>
-          <w:highlight w:val="cyan"/>
-        </w:rPr>
-        <w:t>,  Dinesh,  &amp;</w:t>
-      </w:r>
-      <w:proofErr w:type="gramEnd"/>
-      <w:r>
-        <w:rPr>
-          <w:rFonts w:cstheme="minorHAnsi"/>
-          <w:highlight w:val="cyan"/>
-        </w:rPr>
-        <w:t xml:space="preserve">  </w:t>
-      </w:r>
-      <w:proofErr w:type="gramStart"/>
-      <w:r>
-        <w:rPr>
-          <w:rFonts w:cstheme="minorHAnsi"/>
-          <w:highlight w:val="cyan"/>
-        </w:rPr>
-        <w:t>Arun  Kumar</w:t>
-      </w:r>
-      <w:proofErr w:type="gramEnd"/>
-      <w:r>
-        <w:rPr>
-          <w:rFonts w:cstheme="minorHAnsi"/>
-          <w:highlight w:val="cyan"/>
-        </w:rPr>
-        <w:t xml:space="preserve">, </w:t>
-      </w:r>
-    </w:p>
-    <w:p>
-      <w:pPr>
-        <w:pStyle w:val="NormalWeb"/>
-        <w:rPr>
-          <w:rFonts w:cstheme="minorHAnsi"/>
-          <w:highlight w:val="cyan"/>
-        </w:rPr>
-      </w:pPr>
-      <w:r>
-        <w:rPr>
-          <w:rFonts w:cstheme="minorHAnsi"/>
-          <w:highlight w:val="cyan"/>
-        </w:rPr>
-        <w:t>2023)</w:t>
-      </w:r>
-    </w:p>
-    <w:p>
-      <w:pPr>
-        <w:pStyle w:val="NormalWeb"/>
-        <w:rPr>
-          <w:rFonts w:cstheme="minorHAnsi"/>
-          <w:highlight w:val="cyan"/>
-        </w:rPr>
-      </w:pPr>
-      <w:r>
-        <w:rPr>
-          <w:rFonts w:cstheme="minorHAnsi"/>
-          <w:highlight w:val="cyan"/>
-        </w:rPr>
-        <w:t xml:space="preserve">. The model’s superior performance in handling classification and regression tasks makes it </w:t>
-      </w:r>
-    </w:p>
-    <w:p>
-      <w:pPr>
-        <w:pStyle w:val="NormalWeb"/>
-        <w:rPr>
-          <w:rFonts w:cstheme="minorHAnsi"/>
-          <w:highlight w:val="cyan"/>
-        </w:rPr>
-      </w:pPr>
-      <w:r>
-        <w:rPr>
-          <w:rFonts w:cstheme="minorHAnsi"/>
-          <w:highlight w:val="cyan"/>
-        </w:rPr>
-        <w:t xml:space="preserve">particularly   suitable   for   </w:t>
-      </w:r>
-      <w:proofErr w:type="gramStart"/>
-      <w:r>
-        <w:rPr>
-          <w:rFonts w:cstheme="minorHAnsi"/>
-          <w:highlight w:val="cyan"/>
-        </w:rPr>
-        <w:t>forecasting  hotel</w:t>
-      </w:r>
-      <w:proofErr w:type="gramEnd"/>
-      <w:r>
-        <w:rPr>
-          <w:rFonts w:cstheme="minorHAnsi"/>
-          <w:highlight w:val="cyan"/>
-        </w:rPr>
-        <w:t xml:space="preserve">   room   occupancy   and   pricing   </w:t>
-      </w:r>
-      <w:proofErr w:type="gramStart"/>
-      <w:r>
-        <w:rPr>
-          <w:rFonts w:cstheme="minorHAnsi"/>
-          <w:highlight w:val="cyan"/>
-        </w:rPr>
-        <w:t xml:space="preserve">strategies,   </w:t>
-      </w:r>
-      <w:proofErr w:type="gramEnd"/>
-      <w:r>
-        <w:rPr>
-          <w:rFonts w:cstheme="minorHAnsi"/>
-          <w:highlight w:val="cyan"/>
-        </w:rPr>
-        <w:t xml:space="preserve">offering </w:t>
-      </w:r>
-    </w:p>
-    <w:p>
-      <w:pPr>
-        <w:pStyle w:val="NormalWeb"/>
-        <w:rPr>
-          <w:rFonts w:cstheme="minorHAnsi"/>
-          <w:highlight w:val="cyan"/>
-        </w:rPr>
-      </w:pPr>
-      <w:r>
-        <w:rPr>
-          <w:rFonts w:cstheme="minorHAnsi"/>
-          <w:highlight w:val="cyan"/>
-        </w:rPr>
-        <w:t>acti</w:t>
-      </w:r>
-    </w:p>
-    <w:p>
-      <w:pPr>
-        <w:pStyle w:val="NormalWeb"/>
-        <w:rPr>
-          <w:rFonts w:cstheme="minorHAnsi"/>
-          <w:highlight w:val="cyan"/>
-        </w:rPr>
-      </w:pPr>
-      <w:proofErr w:type="spellStart"/>
-      <w:proofErr w:type="gramStart"/>
-      <w:r>
-        <w:rPr>
-          <w:rFonts w:cstheme="minorHAnsi"/>
-          <w:highlight w:val="cyan"/>
-        </w:rPr>
-        <w:t>onable</w:t>
-      </w:r>
-      <w:proofErr w:type="spellEnd"/>
-      <w:r>
-        <w:rPr>
-          <w:rFonts w:cstheme="minorHAnsi"/>
-          <w:highlight w:val="cyan"/>
-        </w:rPr>
-        <w:t xml:space="preserve">  insights</w:t>
-      </w:r>
-      <w:proofErr w:type="gramEnd"/>
-      <w:r>
-        <w:rPr>
-          <w:rFonts w:cstheme="minorHAnsi"/>
-          <w:highlight w:val="cyan"/>
-        </w:rPr>
-        <w:t xml:space="preserve">  </w:t>
-      </w:r>
-      <w:proofErr w:type="gramStart"/>
-      <w:r>
-        <w:rPr>
-          <w:rFonts w:cstheme="minorHAnsi"/>
-          <w:highlight w:val="cyan"/>
-        </w:rPr>
-        <w:t>for  operational</w:t>
-      </w:r>
-      <w:proofErr w:type="gramEnd"/>
-      <w:r>
-        <w:rPr>
-          <w:rFonts w:cstheme="minorHAnsi"/>
-          <w:highlight w:val="cyan"/>
-        </w:rPr>
-        <w:t xml:space="preserve"> </w:t>
-      </w:r>
-      <w:proofErr w:type="gramStart"/>
-      <w:r>
-        <w:rPr>
-          <w:rFonts w:cstheme="minorHAnsi"/>
-          <w:highlight w:val="cyan"/>
-        </w:rPr>
-        <w:t>and  strategic</w:t>
-      </w:r>
-      <w:proofErr w:type="gramEnd"/>
-      <w:r>
-        <w:rPr>
-          <w:rFonts w:cstheme="minorHAnsi"/>
-          <w:highlight w:val="cyan"/>
-        </w:rPr>
-        <w:t xml:space="preserve"> planning.  This </w:t>
-      </w:r>
-      <w:proofErr w:type="gramStart"/>
-      <w:r>
-        <w:rPr>
-          <w:rFonts w:cstheme="minorHAnsi"/>
-          <w:highlight w:val="cyan"/>
-        </w:rPr>
-        <w:t>approach  improves</w:t>
-      </w:r>
-      <w:proofErr w:type="gramEnd"/>
-      <w:r>
-        <w:rPr>
-          <w:rFonts w:cstheme="minorHAnsi"/>
-          <w:highlight w:val="cyan"/>
-        </w:rPr>
-        <w:t xml:space="preserve"> </w:t>
-      </w:r>
-      <w:proofErr w:type="gramStart"/>
-      <w:r>
-        <w:rPr>
-          <w:rFonts w:cstheme="minorHAnsi"/>
-          <w:highlight w:val="cyan"/>
-        </w:rPr>
-        <w:t>the  accuracy</w:t>
-      </w:r>
-      <w:proofErr w:type="gramEnd"/>
-      <w:r>
-        <w:rPr>
-          <w:rFonts w:cstheme="minorHAnsi"/>
-          <w:highlight w:val="cyan"/>
-        </w:rPr>
-        <w:t xml:space="preserve"> </w:t>
-      </w:r>
-    </w:p>
-    <w:p>
-      <w:pPr>
-        <w:pStyle w:val="NormalWeb"/>
-        <w:rPr>
-          <w:rFonts w:cstheme="minorHAnsi"/>
-          <w:highlight w:val="cyan"/>
-        </w:rPr>
-      </w:pPr>
-      <w:proofErr w:type="gramStart"/>
-      <w:r>
-        <w:rPr>
-          <w:rFonts w:cstheme="minorHAnsi"/>
-          <w:highlight w:val="cyan"/>
-        </w:rPr>
-        <w:t>of  predictions</w:t>
-      </w:r>
-      <w:proofErr w:type="gramEnd"/>
-      <w:r>
-        <w:rPr>
-          <w:rFonts w:cstheme="minorHAnsi"/>
-          <w:highlight w:val="cyan"/>
-        </w:rPr>
-        <w:t xml:space="preserve">  </w:t>
-      </w:r>
-      <w:proofErr w:type="gramStart"/>
-      <w:r>
-        <w:rPr>
-          <w:rFonts w:cstheme="minorHAnsi"/>
-          <w:highlight w:val="cyan"/>
-        </w:rPr>
-        <w:t>and  demonstrates</w:t>
-      </w:r>
-      <w:proofErr w:type="gramEnd"/>
-      <w:r>
-        <w:rPr>
-          <w:rFonts w:cstheme="minorHAnsi"/>
-          <w:highlight w:val="cyan"/>
-        </w:rPr>
-        <w:t xml:space="preserve">  </w:t>
-      </w:r>
-      <w:proofErr w:type="gramStart"/>
-      <w:r>
-        <w:rPr>
-          <w:rFonts w:cstheme="minorHAnsi"/>
-          <w:highlight w:val="cyan"/>
-        </w:rPr>
-        <w:t>the  transformative</w:t>
-      </w:r>
-      <w:proofErr w:type="gramEnd"/>
-      <w:r>
-        <w:rPr>
-          <w:rFonts w:cstheme="minorHAnsi"/>
-          <w:highlight w:val="cyan"/>
-        </w:rPr>
-        <w:t xml:space="preserve">  </w:t>
-      </w:r>
-      <w:proofErr w:type="gramStart"/>
-      <w:r>
-        <w:rPr>
-          <w:rFonts w:cstheme="minorHAnsi"/>
-          <w:highlight w:val="cyan"/>
-        </w:rPr>
-        <w:t>potential  of</w:t>
-      </w:r>
-      <w:proofErr w:type="gramEnd"/>
-      <w:r>
-        <w:rPr>
-          <w:rFonts w:cstheme="minorHAnsi"/>
-          <w:highlight w:val="cyan"/>
-        </w:rPr>
-        <w:t xml:space="preserve">  </w:t>
-      </w:r>
-      <w:proofErr w:type="gramStart"/>
-      <w:r>
-        <w:rPr>
-          <w:rFonts w:cstheme="minorHAnsi"/>
-          <w:highlight w:val="cyan"/>
-        </w:rPr>
-        <w:t>integrating  advanced</w:t>
-      </w:r>
-      <w:proofErr w:type="gramEnd"/>
-      <w:r>
-        <w:rPr>
-          <w:rFonts w:cstheme="minorHAnsi"/>
-          <w:highlight w:val="cyan"/>
-        </w:rPr>
-        <w:t xml:space="preserve">  machine</w:t>
-      </w:r>
-    </w:p>
-    <w:p>
-      <w:pPr>
-        <w:pStyle w:val="NormalWeb"/>
-        <w:rPr>
-          <w:rFonts w:cstheme="minorHAnsi"/>
-          <w:highlight w:val="cyan"/>
-        </w:rPr>
-      </w:pPr>
-      <w:r>
-        <w:rPr>
-          <w:rFonts w:cstheme="minorHAnsi"/>
-          <w:highlight w:val="cyan"/>
-        </w:rPr>
-        <w:t>-</w:t>
-      </w:r>
-    </w:p>
-    <w:p>
-      <w:pPr>
-        <w:pStyle w:val="NormalWeb"/>
-        <w:rPr>
-          <w:rFonts w:cstheme="minorHAnsi"/>
-          <w:highlight w:val="cyan"/>
-        </w:rPr>
-      </w:pPr>
-      <w:r>
-        <w:rPr>
-          <w:rFonts w:cstheme="minorHAnsi"/>
-          <w:highlight w:val="cyan"/>
-        </w:rPr>
-        <w:lastRenderedPageBreak/>
-        <w:t xml:space="preserve">learning techniques into traditional practices. Implementing such </w:t>
-      </w:r>
-      <w:proofErr w:type="spellStart"/>
-      <w:r>
-        <w:rPr>
-          <w:rFonts w:cstheme="minorHAnsi"/>
-          <w:highlight w:val="cyan"/>
-        </w:rPr>
-        <w:t>predi</w:t>
-      </w:r>
-      <w:proofErr w:type="spellEnd"/>
-    </w:p>
-    <w:p>
-      <w:pPr>
-        <w:pStyle w:val="NormalWeb"/>
-        <w:rPr>
-          <w:rFonts w:cstheme="minorHAnsi"/>
-          <w:highlight w:val="cyan"/>
-        </w:rPr>
-      </w:pPr>
-      <w:proofErr w:type="spellStart"/>
-      <w:r>
-        <w:rPr>
-          <w:rFonts w:cstheme="minorHAnsi"/>
-          <w:highlight w:val="cyan"/>
-        </w:rPr>
-        <w:t>ctive</w:t>
-      </w:r>
-      <w:proofErr w:type="spellEnd"/>
-      <w:r>
-        <w:rPr>
-          <w:rFonts w:cstheme="minorHAnsi"/>
-          <w:highlight w:val="cyan"/>
-        </w:rPr>
-        <w:t xml:space="preserve"> analytics underscores </w:t>
-      </w:r>
-    </w:p>
-    <w:p>
-      <w:pPr>
-        <w:pStyle w:val="NormalWeb"/>
-        <w:rPr>
-          <w:rFonts w:cstheme="minorHAnsi"/>
-          <w:highlight w:val="cyan"/>
-        </w:rPr>
-      </w:pPr>
-      <w:r>
-        <w:rPr>
-          <w:rFonts w:cstheme="minorHAnsi"/>
-          <w:highlight w:val="cyan"/>
-        </w:rPr>
-        <w:t xml:space="preserve">the critical role of technology in driving efficiency and adaptability in the competitive hospitality </w:t>
-      </w:r>
-    </w:p>
-    <w:p>
-      <w:pPr>
-        <w:pStyle w:val="NormalWeb"/>
-        <w:rPr>
-          <w:rFonts w:cstheme="minorHAnsi"/>
-          <w:highlight w:val="cyan"/>
-        </w:rPr>
-      </w:pPr>
-      <w:r>
-        <w:rPr>
-          <w:rFonts w:cstheme="minorHAnsi"/>
-          <w:highlight w:val="cyan"/>
-        </w:rPr>
-        <w:t>industry.</w:t>
-      </w:r>
-    </w:p>
-    <w:p>
-      <w:pPr>
-        <w:pStyle w:val="NormalWeb"/>
-        <w:ind w:left="360"/>
-        <w:rPr>
-          <w:rFonts w:asciiTheme="minorHAnsi" w:hAnsiTheme="minorHAnsi" w:cstheme="minorHAnsi"/>
-          <w:highlight w:val="yellow"/>
-        </w:rPr>
-      </w:pPr>
-      <w:r>
-        <w:rPr>
-          <w:rFonts w:asciiTheme="minorHAnsi" w:hAnsiTheme="minorHAnsi" w:cstheme="minorHAnsi"/>
-        </w:rPr>
-        <w:t xml:space="preserve">Predicting hotel occupancy rates is important in helping hotel management optimize resource management, such as staff, </w:t>
-      </w:r>
-      <w:proofErr w:type="spellStart"/>
-      <w:proofErr w:type="gramStart"/>
-      <w:r>
-        <w:rPr>
-          <w:rFonts w:asciiTheme="minorHAnsi" w:hAnsiTheme="minorHAnsi" w:cstheme="minorHAnsi"/>
-        </w:rPr>
-        <w:t>inventory,and</w:t>
-      </w:r>
-      <w:proofErr w:type="spellEnd"/>
-      <w:proofErr w:type="gramEnd"/>
-      <w:r>
-        <w:rPr>
-          <w:rFonts w:asciiTheme="minorHAnsi" w:hAnsiTheme="minorHAnsi" w:cstheme="minorHAnsi"/>
-        </w:rPr>
-        <w:t xml:space="preserve"> facilities. Thus, hotels can reduce waste, increase operational efﬁciency, and provide better services to guests. In addition, </w:t>
-      </w:r>
-      <w:proofErr w:type="spellStart"/>
-      <w:r>
-        <w:rPr>
-          <w:rFonts w:asciiTheme="minorHAnsi" w:hAnsiTheme="minorHAnsi" w:cstheme="minorHAnsi"/>
-        </w:rPr>
-        <w:t>ithelps</w:t>
-      </w:r>
-      <w:proofErr w:type="spellEnd"/>
-      <w:r>
-        <w:rPr>
-          <w:rFonts w:asciiTheme="minorHAnsi" w:hAnsiTheme="minorHAnsi" w:cstheme="minorHAnsi"/>
-        </w:rPr>
-        <w:t xml:space="preserve"> with marketing planning, proper pricing, and strategic decision-making to increase hotel revenue. If the predicted </w:t>
-      </w:r>
-      <w:proofErr w:type="spellStart"/>
-      <w:r>
-        <w:rPr>
-          <w:rFonts w:asciiTheme="minorHAnsi" w:hAnsiTheme="minorHAnsi" w:cstheme="minorHAnsi"/>
-        </w:rPr>
-        <w:t>occupancyis</w:t>
-      </w:r>
-      <w:proofErr w:type="spellEnd"/>
-      <w:r>
-        <w:rPr>
-          <w:rFonts w:asciiTheme="minorHAnsi" w:hAnsiTheme="minorHAnsi" w:cstheme="minorHAnsi"/>
-        </w:rPr>
-        <w:t xml:space="preserve"> high, the hotel can adjust its prices by increasing room prices. Hotels can also optimize services by ensuring that hotel staff </w:t>
-      </w:r>
-      <w:proofErr w:type="spellStart"/>
-      <w:r>
-        <w:rPr>
-          <w:rFonts w:asciiTheme="minorHAnsi" w:hAnsiTheme="minorHAnsi" w:cstheme="minorHAnsi"/>
-        </w:rPr>
-        <w:t>areready</w:t>
-      </w:r>
-      <w:proofErr w:type="spellEnd"/>
-      <w:r>
-        <w:rPr>
-          <w:rFonts w:asciiTheme="minorHAnsi" w:hAnsiTheme="minorHAnsi" w:cstheme="minorHAnsi"/>
-        </w:rPr>
-        <w:t xml:space="preserve"> to face increased workloads, that services remain optimal, and that hotel supplies and facilities are adequate to respond </w:t>
-      </w:r>
-      <w:proofErr w:type="spellStart"/>
-      <w:r>
-        <w:rPr>
-          <w:rFonts w:asciiTheme="minorHAnsi" w:hAnsiTheme="minorHAnsi" w:cstheme="minorHAnsi"/>
-        </w:rPr>
-        <w:t>tosurges</w:t>
-      </w:r>
-      <w:proofErr w:type="spellEnd"/>
-      <w:r>
-        <w:rPr>
-          <w:rFonts w:asciiTheme="minorHAnsi" w:hAnsiTheme="minorHAnsi" w:cstheme="minorHAnsi"/>
-        </w:rPr>
-        <w:t xml:space="preserve"> in demand, including food supplies, cleanliness, and staff availability. Hotels can also carry out additional promotions </w:t>
-      </w:r>
-      <w:proofErr w:type="spellStart"/>
-      <w:r>
-        <w:rPr>
-          <w:rFonts w:asciiTheme="minorHAnsi" w:hAnsiTheme="minorHAnsi" w:cstheme="minorHAnsi"/>
-        </w:rPr>
-        <w:t>byencouraging</w:t>
-      </w:r>
-      <w:proofErr w:type="spellEnd"/>
-      <w:r>
-        <w:rPr>
-          <w:rFonts w:asciiTheme="minorHAnsi" w:hAnsiTheme="minorHAnsi" w:cstheme="minorHAnsi"/>
-        </w:rPr>
-        <w:t xml:space="preserve"> additional sales, such as promotional packages, additional services, or special offers, such as honeymoon packages </w:t>
-      </w:r>
-      <w:proofErr w:type="spellStart"/>
-      <w:r>
-        <w:rPr>
-          <w:rFonts w:asciiTheme="minorHAnsi" w:hAnsiTheme="minorHAnsi" w:cstheme="minorHAnsi"/>
-        </w:rPr>
-        <w:t>andfamily</w:t>
-      </w:r>
-      <w:proofErr w:type="spellEnd"/>
-      <w:r>
-        <w:rPr>
-          <w:rFonts w:asciiTheme="minorHAnsi" w:hAnsiTheme="minorHAnsi" w:cstheme="minorHAnsi"/>
-        </w:rPr>
-        <w:t xml:space="preserve"> vacation packages. Collaboration with local partners can also be considered to meet additional guest needs or to provide </w:t>
-      </w:r>
-      <w:proofErr w:type="spellStart"/>
-      <w:r>
-        <w:rPr>
-          <w:rFonts w:asciiTheme="minorHAnsi" w:hAnsiTheme="minorHAnsi" w:cstheme="minorHAnsi"/>
-        </w:rPr>
-        <w:t>extraservices</w:t>
-      </w:r>
-      <w:proofErr w:type="spellEnd"/>
-      <w:r>
-        <w:rPr>
-          <w:rFonts w:asciiTheme="minorHAnsi" w:hAnsiTheme="minorHAnsi" w:cstheme="minorHAnsi"/>
-        </w:rPr>
-        <w:t xml:space="preserve">. However, if the predicted occupancy is low, the hotel can adjust prices with price reductions or special offers to </w:t>
-      </w:r>
-      <w:proofErr w:type="spellStart"/>
-      <w:r>
-        <w:rPr>
-          <w:rFonts w:asciiTheme="minorHAnsi" w:hAnsiTheme="minorHAnsi" w:cstheme="minorHAnsi"/>
-        </w:rPr>
-        <w:t>increasethe</w:t>
-      </w:r>
-      <w:proofErr w:type="spellEnd"/>
-      <w:r>
-        <w:rPr>
-          <w:rFonts w:asciiTheme="minorHAnsi" w:hAnsiTheme="minorHAnsi" w:cstheme="minorHAnsi"/>
-        </w:rPr>
-        <w:t xml:space="preserve"> attractiveness of the rooms. Hotels can also conduct geo-targeting marketing, focusing on targeted marketing through </w:t>
-      </w:r>
-      <w:proofErr w:type="spellStart"/>
-      <w:r>
-        <w:rPr>
-          <w:rFonts w:asciiTheme="minorHAnsi" w:hAnsiTheme="minorHAnsi" w:cstheme="minorHAnsi"/>
-        </w:rPr>
-        <w:t>digitaladvertising</w:t>
-      </w:r>
-      <w:proofErr w:type="spellEnd"/>
-      <w:r>
-        <w:rPr>
-          <w:rFonts w:asciiTheme="minorHAnsi" w:hAnsiTheme="minorHAnsi" w:cstheme="minorHAnsi"/>
-        </w:rPr>
-        <w:t xml:space="preserve">, online promotions, or local partnerships. Hotels can create attractive promotional packages such as discounts for </w:t>
-      </w:r>
-      <w:proofErr w:type="spellStart"/>
-      <w:proofErr w:type="gramStart"/>
-      <w:r>
-        <w:rPr>
-          <w:rFonts w:asciiTheme="minorHAnsi" w:hAnsiTheme="minorHAnsi" w:cstheme="minorHAnsi"/>
-        </w:rPr>
-        <w:t>longerbookings</w:t>
-      </w:r>
-      <w:proofErr w:type="spellEnd"/>
-      <w:proofErr w:type="gramEnd"/>
-      <w:r>
-        <w:rPr>
-          <w:rFonts w:asciiTheme="minorHAnsi" w:hAnsiTheme="minorHAnsi" w:cstheme="minorHAnsi"/>
-        </w:rPr>
-        <w:t xml:space="preserve"> or inclusive package offers with added value for service quality. On this occasion, the hotel can also plan maintenance </w:t>
-      </w:r>
-      <w:proofErr w:type="spellStart"/>
-      <w:r>
-        <w:rPr>
-          <w:rFonts w:asciiTheme="minorHAnsi" w:hAnsiTheme="minorHAnsi" w:cstheme="minorHAnsi"/>
-        </w:rPr>
-        <w:t>andrenovations</w:t>
-      </w:r>
-      <w:proofErr w:type="spellEnd"/>
-      <w:r>
-        <w:rPr>
-          <w:rFonts w:asciiTheme="minorHAnsi" w:hAnsiTheme="minorHAnsi" w:cstheme="minorHAnsi"/>
-        </w:rPr>
-        <w:t xml:space="preserve"> to remain attractive and meet standards. Hotels can maximize their capacity to obtain the best revenue by </w:t>
-      </w:r>
-      <w:proofErr w:type="spellStart"/>
-      <w:r>
-        <w:rPr>
-          <w:rFonts w:asciiTheme="minorHAnsi" w:hAnsiTheme="minorHAnsi" w:cstheme="minorHAnsi"/>
-        </w:rPr>
-        <w:t>maximizingtheir</w:t>
-      </w:r>
-      <w:proofErr w:type="spellEnd"/>
-      <w:r>
-        <w:rPr>
-          <w:rFonts w:asciiTheme="minorHAnsi" w:hAnsiTheme="minorHAnsi" w:cstheme="minorHAnsi"/>
-        </w:rPr>
-        <w:t xml:space="preserve"> business strategies based on predicted occupancy rates.</w:t>
-      </w:r>
-    </w:p>
-    <w:p>
-      <w:pPr>
-        <w:pStyle w:val="NormalWeb"/>
-        <w:rPr>
-          <w:rFonts w:cstheme="minorHAnsi"/>
-          <w:b/>
-          <w:bCs/>
-          <w:highlight w:val="cyan"/>
-        </w:rPr>
-      </w:pPr>
-    </w:p>
-    <w:p>
-      <w:pPr>
-        <w:pStyle w:val="NormalWeb"/>
-        <w:rPr>
-          <w:rFonts w:cstheme="minorHAnsi"/>
-          <w:b/>
-          <w:bCs/>
-          <w:highlight w:val="cyan"/>
-        </w:rPr>
-      </w:pPr>
-      <w:r>
-        <w:rPr>
-          <w:rFonts w:cstheme="minorHAnsi"/>
-          <w:b/>
-          <w:bCs/>
-          <w:highlight w:val="cyan"/>
-        </w:rPr>
-        <w:t xml:space="preserve">, </w:t>
-      </w:r>
-    </w:p>
-    <w:p>
-      <w:pPr>
-        <w:pStyle w:val="NormalWeb"/>
-        <w:rPr>
-          <w:rFonts w:cstheme="minorHAnsi"/>
-          <w:b/>
-          <w:bCs/>
-          <w:highlight w:val="cyan"/>
-        </w:rPr>
-      </w:pPr>
-      <w:proofErr w:type="gramStart"/>
-      <w:r>
-        <w:rPr>
-          <w:rFonts w:cstheme="minorHAnsi"/>
-          <w:b/>
-          <w:bCs/>
-          <w:highlight w:val="cyan"/>
-        </w:rPr>
-        <w:t>families,  or</w:t>
-      </w:r>
-      <w:proofErr w:type="gramEnd"/>
-      <w:r>
-        <w:rPr>
-          <w:rFonts w:cstheme="minorHAnsi"/>
-          <w:b/>
-          <w:bCs/>
-          <w:highlight w:val="cyan"/>
-        </w:rPr>
-        <w:t xml:space="preserve">  intern</w:t>
-      </w:r>
-    </w:p>
-    <w:p>
-      <w:pPr>
-        <w:pStyle w:val="NormalWeb"/>
-        <w:rPr>
-          <w:rFonts w:cstheme="minorHAnsi"/>
-          <w:b/>
-          <w:bCs/>
-          <w:highlight w:val="cyan"/>
-        </w:rPr>
-      </w:pPr>
-      <w:proofErr w:type="spellStart"/>
-      <w:r>
-        <w:rPr>
-          <w:rFonts w:cstheme="minorHAnsi"/>
-          <w:b/>
-          <w:bCs/>
-          <w:highlight w:val="cyan"/>
-        </w:rPr>
-        <w:t>ational</w:t>
-      </w:r>
-      <w:proofErr w:type="spellEnd"/>
-      <w:r>
-        <w:rPr>
-          <w:rFonts w:cstheme="minorHAnsi"/>
-          <w:b/>
-          <w:bCs/>
-          <w:highlight w:val="cyan"/>
-        </w:rPr>
-        <w:t xml:space="preserve"> guests</w:t>
-      </w:r>
-    </w:p>
-    <w:p>
-      <w:pPr>
-        <w:pStyle w:val="NormalWeb"/>
-        <w:rPr>
-          <w:rFonts w:cstheme="minorHAnsi"/>
-          <w:b/>
-          <w:bCs/>
-          <w:highlight w:val="cyan"/>
-        </w:rPr>
-      </w:pPr>
-    </w:p>
-    <w:p>
-      <w:pPr>
-        <w:pStyle w:val="NormalWeb"/>
-        <w:rPr>
-          <w:rFonts w:cstheme="minorHAnsi"/>
-          <w:b/>
-          <w:bCs/>
-          <w:highlight w:val="cyan"/>
-        </w:rPr>
-      </w:pPr>
-      <w:proofErr w:type="gramStart"/>
-      <w:r>
-        <w:rPr>
-          <w:rFonts w:cstheme="minorHAnsi"/>
-          <w:b/>
-          <w:bCs/>
-          <w:highlight w:val="cyan"/>
-        </w:rPr>
-        <w:t>review  sentiments</w:t>
-      </w:r>
-      <w:proofErr w:type="gramEnd"/>
-      <w:r>
-        <w:rPr>
-          <w:rFonts w:ascii="Arial" w:hAnsi="Arial" w:cs="Arial"/>
-          <w:sz w:val="22"/>
-          <w:szCs w:val="22"/>
-          <w:lang w:eastAsia="en-IE"/>
-        </w:rPr>
-        <w:t xml:space="preserve"> </w:t>
-      </w:r>
-      <w:r>
-        <w:rPr>
-          <w:rFonts w:cstheme="minorHAnsi"/>
-          <w:b/>
-          <w:bCs/>
-          <w:highlight w:val="cyan"/>
-        </w:rPr>
-        <w:t xml:space="preserve">his analysis highlights the model’s </w:t>
-      </w:r>
-    </w:p>
-    <w:p>
-      <w:pPr>
-        <w:pStyle w:val="NormalWeb"/>
-        <w:rPr>
-          <w:rFonts w:cstheme="minorHAnsi"/>
-          <w:b/>
-          <w:bCs/>
-          <w:highlight w:val="cyan"/>
-        </w:rPr>
-      </w:pPr>
-      <w:proofErr w:type="gramStart"/>
-      <w:r>
-        <w:rPr>
-          <w:rFonts w:cstheme="minorHAnsi"/>
-          <w:b/>
-          <w:bCs/>
-          <w:highlight w:val="cyan"/>
-        </w:rPr>
-        <w:t>potential  to</w:t>
-      </w:r>
-      <w:proofErr w:type="gramEnd"/>
-      <w:r>
-        <w:rPr>
-          <w:rFonts w:cstheme="minorHAnsi"/>
-          <w:b/>
-          <w:bCs/>
-          <w:highlight w:val="cyan"/>
-        </w:rPr>
-        <w:t xml:space="preserve">  </w:t>
-      </w:r>
-      <w:proofErr w:type="gramStart"/>
-      <w:r>
-        <w:rPr>
-          <w:rFonts w:cstheme="minorHAnsi"/>
-          <w:b/>
-          <w:bCs/>
-          <w:highlight w:val="cyan"/>
-        </w:rPr>
-        <w:t>enable  strategic</w:t>
-      </w:r>
-      <w:proofErr w:type="gramEnd"/>
-      <w:r>
-        <w:rPr>
-          <w:rFonts w:cstheme="minorHAnsi"/>
-          <w:b/>
-          <w:bCs/>
-          <w:highlight w:val="cyan"/>
-        </w:rPr>
-        <w:t xml:space="preserve">  decision</w:t>
-      </w:r>
-      <w:r>
-        <w:rPr>
-          <w:rFonts w:ascii="Arial" w:hAnsi="Arial" w:cs="Arial"/>
-          <w:sz w:val="22"/>
-          <w:szCs w:val="22"/>
-          <w:lang w:eastAsia="en-IE"/>
-        </w:rPr>
-        <w:t xml:space="preserve"> </w:t>
-      </w:r>
-      <w:proofErr w:type="gramStart"/>
-      <w:r>
-        <w:rPr>
-          <w:rFonts w:cstheme="minorHAnsi"/>
-          <w:b/>
-          <w:bCs/>
-          <w:highlight w:val="cyan"/>
-        </w:rPr>
-        <w:t>an  predict</w:t>
-      </w:r>
-      <w:proofErr w:type="gramEnd"/>
-      <w:r>
-        <w:rPr>
-          <w:rFonts w:cstheme="minorHAnsi"/>
-          <w:b/>
-          <w:bCs/>
-          <w:highlight w:val="cyan"/>
-        </w:rPr>
-        <w:t xml:space="preserve">  </w:t>
-      </w:r>
-      <w:proofErr w:type="gramStart"/>
-      <w:r>
-        <w:rPr>
-          <w:rFonts w:cstheme="minorHAnsi"/>
-          <w:b/>
-          <w:bCs/>
-          <w:highlight w:val="cyan"/>
-        </w:rPr>
-        <w:t>trends  in</w:t>
-      </w:r>
-      <w:proofErr w:type="gramEnd"/>
-      <w:r>
-        <w:rPr>
-          <w:rFonts w:cstheme="minorHAnsi"/>
-          <w:b/>
-          <w:bCs/>
-          <w:highlight w:val="cyan"/>
-        </w:rPr>
-        <w:t xml:space="preserve"> </w:t>
-      </w:r>
-    </w:p>
-    <w:p>
-      <w:pPr>
-        <w:pStyle w:val="NormalWeb"/>
-        <w:rPr>
-          <w:rFonts w:cstheme="minorHAnsi"/>
-          <w:b/>
-          <w:bCs/>
-          <w:highlight w:val="cyan"/>
-        </w:rPr>
-      </w:pPr>
-      <w:proofErr w:type="gramStart"/>
-      <w:r>
-        <w:rPr>
-          <w:rFonts w:cstheme="minorHAnsi"/>
-          <w:b/>
-          <w:bCs/>
-          <w:highlight w:val="cyan"/>
-        </w:rPr>
-        <w:lastRenderedPageBreak/>
-        <w:t>room  demand,  helping</w:t>
-      </w:r>
-      <w:proofErr w:type="gramEnd"/>
-      <w:r>
-        <w:rPr>
-          <w:rFonts w:cstheme="minorHAnsi"/>
-          <w:b/>
-          <w:bCs/>
-          <w:highlight w:val="cyan"/>
-        </w:rPr>
-        <w:t xml:space="preserve">  </w:t>
-      </w:r>
-      <w:proofErr w:type="gramStart"/>
-      <w:r>
-        <w:rPr>
-          <w:rFonts w:cstheme="minorHAnsi"/>
-          <w:b/>
-          <w:bCs/>
-          <w:highlight w:val="cyan"/>
-        </w:rPr>
-        <w:t>hotels  anticipate</w:t>
-      </w:r>
-      <w:proofErr w:type="gramEnd"/>
-      <w:r>
-        <w:rPr>
-          <w:rFonts w:cstheme="minorHAnsi"/>
-          <w:b/>
-          <w:bCs/>
-          <w:highlight w:val="cyan"/>
-        </w:rPr>
-        <w:t xml:space="preserve">  </w:t>
-      </w:r>
-      <w:proofErr w:type="gramStart"/>
-      <w:r>
-        <w:rPr>
-          <w:rFonts w:cstheme="minorHAnsi"/>
-          <w:b/>
-          <w:bCs/>
-          <w:highlight w:val="cyan"/>
-        </w:rPr>
-        <w:t>occupancy  rates,  seasonal</w:t>
-      </w:r>
-      <w:proofErr w:type="gramEnd"/>
-      <w:r>
-        <w:rPr>
-          <w:rFonts w:cstheme="minorHAnsi"/>
-          <w:b/>
-          <w:bCs/>
-          <w:highlight w:val="cyan"/>
-        </w:rPr>
-        <w:t xml:space="preserve">  </w:t>
-      </w:r>
-      <w:proofErr w:type="gramStart"/>
-      <w:r>
-        <w:rPr>
-          <w:rFonts w:cstheme="minorHAnsi"/>
-          <w:b/>
-          <w:bCs/>
-          <w:highlight w:val="cyan"/>
-        </w:rPr>
-        <w:t>variations,  and</w:t>
-      </w:r>
-      <w:proofErr w:type="gramEnd"/>
-      <w:r>
-        <w:rPr>
-          <w:rFonts w:cstheme="minorHAnsi"/>
-          <w:b/>
-          <w:bCs/>
-          <w:highlight w:val="cyan"/>
-        </w:rPr>
-        <w:t xml:space="preserve">  customer </w:t>
-      </w:r>
-    </w:p>
-    <w:p>
-      <w:pPr>
-        <w:pStyle w:val="NormalWeb"/>
-        <w:rPr>
-          <w:rFonts w:cstheme="minorHAnsi"/>
-          <w:b/>
-          <w:bCs/>
-          <w:highlight w:val="cyan"/>
-        </w:rPr>
-      </w:pPr>
-      <w:r>
-        <w:rPr>
-          <w:rFonts w:cstheme="minorHAnsi"/>
-          <w:b/>
-          <w:bCs/>
-          <w:highlight w:val="cyan"/>
-        </w:rPr>
-        <w:t>preferences</w:t>
-      </w:r>
-    </w:p>
-    <w:p>
-      <w:pPr>
-        <w:pStyle w:val="NormalWeb"/>
-        <w:rPr>
-          <w:rFonts w:cstheme="minorHAnsi"/>
-          <w:b/>
-          <w:bCs/>
-          <w:highlight w:val="cyan"/>
-        </w:rPr>
-      </w:pPr>
-      <w:r>
-        <w:rPr>
-          <w:rFonts w:cstheme="minorHAnsi"/>
-          <w:b/>
-          <w:bCs/>
-          <w:highlight w:val="cyan"/>
-        </w:rPr>
-        <w:t>-</w:t>
-      </w:r>
-      <w:r>
-        <w:rPr>
-          <w:rFonts w:eastAsiaTheme="minorEastAsia" w:hAnsi="Gill Sans MT"/>
-          <w:color w:val="262626" w:themeColor="text1" w:themeTint="D9"/>
-          <w:kern w:val="24"/>
-          <w:sz w:val="52"/>
-          <w:szCs w:val="52"/>
-          <w:lang w:eastAsia="en-IE"/>
-        </w:rPr>
-        <w:t xml:space="preserve"> </w:t>
-      </w:r>
-      <w:r>
-        <w:rPr>
-          <w:rFonts w:cstheme="minorHAnsi"/>
-          <w:b/>
-          <w:bCs/>
-          <w:highlight w:val="cyan"/>
-        </w:rPr>
-        <w:t>Using predictive models, we can estimate how many customers will come and what they will order using historical sales, time, day, weather, and events. This reduces waste and improves profit.</w:t>
-      </w:r>
-      <w:r>
-        <w:rPr>
-          <w:rFonts w:eastAsiaTheme="minorEastAsia" w:hAnsi="Gill Sans MT"/>
-          <w:color w:val="262626" w:themeColor="text1" w:themeTint="D9"/>
-          <w:kern w:val="24"/>
-          <w:sz w:val="44"/>
-          <w:szCs w:val="44"/>
-          <w:lang w:eastAsia="en-IE"/>
-        </w:rPr>
-        <w:t xml:space="preserve"> </w:t>
-      </w:r>
-      <w:r>
-        <w:rPr>
-          <w:rFonts w:cstheme="minorHAnsi"/>
-          <w:b/>
-          <w:bCs/>
-          <w:highlight w:val="cyan"/>
-        </w:rPr>
-        <w:t>Using predictive models, demand can be forecast using sales history, seasonal trends, promotions, and delivery schedules.</w:t>
-      </w:r>
-    </w:p>
-    <w:p>
-      <w:pPr>
-        <w:pStyle w:val="NormalWeb"/>
-        <w:numPr>
-          <w:ilvl w:val="0"/>
-          <w:numId w:val="2"/>
-        </w:numPr>
-        <w:rPr>
-          <w:rFonts w:cstheme="minorHAnsi"/>
-          <w:b/>
-          <w:bCs/>
-          <w:highlight w:val="cyan"/>
-        </w:rPr>
-      </w:pPr>
-      <w:r>
-        <w:rPr>
-          <w:rFonts w:cstheme="minorHAnsi"/>
-          <w:b/>
-          <w:bCs/>
-          <w:highlight w:val="cyan"/>
-        </w:rPr>
-        <w:t>Predictive models can identify high demand areas using past delivery data, time, weather, and events.</w:t>
-      </w:r>
-    </w:p>
-    <w:p>
-      <w:pPr>
-        <w:pStyle w:val="NormalWeb"/>
-        <w:numPr>
-          <w:ilvl w:val="0"/>
-          <w:numId w:val="2"/>
-        </w:numPr>
-        <w:rPr>
-          <w:rFonts w:cstheme="minorHAnsi"/>
-          <w:b/>
-          <w:bCs/>
-          <w:highlight w:val="cyan"/>
-        </w:rPr>
-      </w:pPr>
-      <w:r>
-        <w:rPr>
-          <w:rFonts w:cstheme="minorHAnsi"/>
-          <w:b/>
-          <w:bCs/>
-          <w:highlight w:val="cyan"/>
-        </w:rPr>
-        <w:t>Predictive models can identify customers likely to become unhappy using call logs, complaint history, and response data.</w:t>
-      </w:r>
-    </w:p>
-    <w:p>
-      <w:pPr>
-        <w:pStyle w:val="NormalWeb"/>
-        <w:numPr>
-          <w:ilvl w:val="0"/>
-          <w:numId w:val="2"/>
-        </w:numPr>
-        <w:rPr>
-          <w:rFonts w:cstheme="minorHAnsi"/>
-          <w:b/>
-          <w:bCs/>
-          <w:highlight w:val="cyan"/>
-        </w:rPr>
-      </w:pPr>
-      <w:r>
-        <w:rPr>
-          <w:rFonts w:cstheme="minorHAnsi"/>
-          <w:b/>
-          <w:bCs/>
-          <w:highlight w:val="cyan"/>
-        </w:rPr>
-        <w:t>Predictive models can forecast bookings using historical data, seasonality, pricing, and events.</w:t>
-      </w:r>
-    </w:p>
-    <w:p>
-      <w:pPr>
-        <w:pStyle w:val="NormalWeb"/>
-        <w:rPr>
-          <w:rFonts w:cstheme="minorHAnsi"/>
-          <w:b/>
-          <w:bCs/>
-          <w:highlight w:val="cyan"/>
-        </w:rPr>
-      </w:pPr>
-    </w:p>
-    <w:p>
-      <w:pPr>
-        <w:pStyle w:val="NormalWeb"/>
-        <w:rPr>
-          <w:rFonts w:cstheme="minorHAnsi"/>
-          <w:b/>
-          <w:bCs/>
-          <w:highlight w:val="cyan"/>
-        </w:rPr>
-      </w:pPr>
-      <w:proofErr w:type="gramStart"/>
-      <w:r>
-        <w:rPr>
-          <w:rFonts w:cstheme="minorHAnsi"/>
-          <w:b/>
-          <w:bCs/>
-          <w:highlight w:val="cyan"/>
-        </w:rPr>
-        <w:t>making  in</w:t>
-      </w:r>
-      <w:proofErr w:type="gramEnd"/>
-      <w:r>
-        <w:rPr>
-          <w:rFonts w:cstheme="minorHAnsi"/>
-          <w:b/>
-          <w:bCs/>
-          <w:highlight w:val="cyan"/>
-        </w:rPr>
-        <w:t xml:space="preserve">  </w:t>
-      </w:r>
-      <w:proofErr w:type="gramStart"/>
-      <w:r>
-        <w:rPr>
-          <w:rFonts w:cstheme="minorHAnsi"/>
-          <w:b/>
-          <w:bCs/>
-          <w:highlight w:val="cyan"/>
-        </w:rPr>
-        <w:t>resource  allocation,  pricing</w:t>
-      </w:r>
-      <w:proofErr w:type="gramEnd"/>
-      <w:r>
-        <w:rPr>
-          <w:rFonts w:cstheme="minorHAnsi"/>
-          <w:b/>
-          <w:bCs/>
-          <w:highlight w:val="cyan"/>
-        </w:rPr>
-        <w:t xml:space="preserve">  </w:t>
-      </w:r>
-      <w:proofErr w:type="gramStart"/>
-      <w:r>
-        <w:rPr>
-          <w:rFonts w:cstheme="minorHAnsi"/>
-          <w:b/>
-          <w:bCs/>
-          <w:highlight w:val="cyan"/>
-        </w:rPr>
-        <w:t>strategies,  and</w:t>
-      </w:r>
-      <w:proofErr w:type="gramEnd"/>
-      <w:r>
-        <w:rPr>
-          <w:rFonts w:cstheme="minorHAnsi"/>
-          <w:b/>
-          <w:bCs/>
-          <w:highlight w:val="cyan"/>
-        </w:rPr>
-        <w:t xml:space="preserve"> </w:t>
-      </w:r>
-    </w:p>
-    <w:p>
-      <w:pPr>
-        <w:pStyle w:val="NormalWeb"/>
-        <w:rPr>
-          <w:rFonts w:cstheme="minorHAnsi"/>
-          <w:b/>
-          <w:bCs/>
-          <w:highlight w:val="cyan"/>
-        </w:rPr>
-      </w:pPr>
-      <w:proofErr w:type="gramStart"/>
-      <w:r>
-        <w:rPr>
-          <w:rFonts w:cstheme="minorHAnsi"/>
-          <w:b/>
-          <w:bCs/>
-          <w:highlight w:val="cyan"/>
-        </w:rPr>
-        <w:t>personalized  marketing</w:t>
-      </w:r>
-      <w:proofErr w:type="gramEnd"/>
-      <w:r>
-        <w:rPr>
-          <w:rFonts w:ascii="Arial" w:hAnsi="Arial" w:cs="Arial"/>
-          <w:sz w:val="22"/>
-          <w:szCs w:val="22"/>
-          <w:lang w:eastAsia="en-IE"/>
-        </w:rPr>
-        <w:t xml:space="preserve"> </w:t>
-      </w:r>
-      <w:proofErr w:type="gramStart"/>
-      <w:r>
-        <w:rPr>
-          <w:rFonts w:cstheme="minorHAnsi"/>
-          <w:b/>
-          <w:bCs/>
-          <w:highlight w:val="cyan"/>
-        </w:rPr>
-        <w:t>,  positioning</w:t>
-      </w:r>
-      <w:proofErr w:type="gramEnd"/>
-      <w:r>
-        <w:rPr>
-          <w:rFonts w:cstheme="minorHAnsi"/>
-          <w:b/>
-          <w:bCs/>
-          <w:highlight w:val="cyan"/>
-        </w:rPr>
-        <w:t xml:space="preserve">  </w:t>
-      </w:r>
-      <w:proofErr w:type="gramStart"/>
-      <w:r>
-        <w:rPr>
-          <w:rFonts w:cstheme="minorHAnsi"/>
-          <w:b/>
-          <w:bCs/>
-          <w:highlight w:val="cyan"/>
-        </w:rPr>
-        <w:t>it  as</w:t>
-      </w:r>
-      <w:proofErr w:type="gramEnd"/>
-      <w:r>
-        <w:rPr>
-          <w:rFonts w:cstheme="minorHAnsi"/>
-          <w:b/>
-          <w:bCs/>
-          <w:highlight w:val="cyan"/>
-        </w:rPr>
-        <w:t xml:space="preserve">  </w:t>
-      </w:r>
-      <w:proofErr w:type="gramStart"/>
-      <w:r>
-        <w:rPr>
-          <w:rFonts w:cstheme="minorHAnsi"/>
-          <w:b/>
-          <w:bCs/>
-          <w:highlight w:val="cyan"/>
-        </w:rPr>
-        <w:t>an  asset</w:t>
-      </w:r>
-      <w:proofErr w:type="gramEnd"/>
-      <w:r>
-        <w:rPr>
-          <w:rFonts w:cstheme="minorHAnsi"/>
-          <w:b/>
-          <w:bCs/>
-          <w:highlight w:val="cyan"/>
-        </w:rPr>
-        <w:t xml:space="preserve">  </w:t>
-      </w:r>
-      <w:proofErr w:type="gramStart"/>
-      <w:r>
-        <w:rPr>
-          <w:rFonts w:cstheme="minorHAnsi"/>
-          <w:b/>
-          <w:bCs/>
-          <w:highlight w:val="cyan"/>
-        </w:rPr>
-        <w:t>for  enhancing</w:t>
-      </w:r>
-      <w:proofErr w:type="gramEnd"/>
-      <w:r>
-        <w:rPr>
-          <w:rFonts w:cstheme="minorHAnsi"/>
-          <w:b/>
-          <w:bCs/>
-          <w:highlight w:val="cyan"/>
-        </w:rPr>
-        <w:t xml:space="preserve">  </w:t>
-      </w:r>
-      <w:proofErr w:type="gramStart"/>
-      <w:r>
-        <w:rPr>
-          <w:rFonts w:cstheme="minorHAnsi"/>
-          <w:b/>
-          <w:bCs/>
-          <w:highlight w:val="cyan"/>
-        </w:rPr>
-        <w:t>operational  efficiency</w:t>
-      </w:r>
-      <w:proofErr w:type="gramEnd"/>
-      <w:r>
-        <w:rPr>
-          <w:rFonts w:cstheme="minorHAnsi"/>
-          <w:b/>
-          <w:bCs/>
-          <w:highlight w:val="cyan"/>
-        </w:rPr>
-        <w:t xml:space="preserve">  and</w:t>
-      </w:r>
-    </w:p>
-    <w:p>
-      <w:pPr>
-        <w:pStyle w:val="NormalWeb"/>
-        <w:rPr>
-          <w:rFonts w:cstheme="minorHAnsi"/>
-          <w:b/>
-          <w:bCs/>
-          <w:highlight w:val="cyan"/>
-        </w:rPr>
-      </w:pPr>
-      <w:r>
-        <w:rPr>
-          <w:rFonts w:cstheme="minorHAnsi"/>
-          <w:b/>
-          <w:bCs/>
-          <w:highlight w:val="cyan"/>
-        </w:rPr>
-        <w:t>customer satisfaction.</w:t>
-      </w:r>
-    </w:p>
-    <w:p>
-      <w:pPr>
-        <w:pStyle w:val="NormalWeb"/>
-        <w:rPr>
-          <w:rFonts w:cstheme="minorHAnsi"/>
-          <w:b/>
-          <w:bCs/>
-          <w:highlight w:val="cyan"/>
-        </w:rPr>
-      </w:pPr>
-    </w:p>
-    <w:p>
-      <w:pPr>
-        <w:pStyle w:val="NormalWeb"/>
-        <w:rPr>
-          <w:rFonts w:cstheme="minorHAnsi"/>
-          <w:b/>
-          <w:bCs/>
-          <w:highlight w:val="cyan"/>
-        </w:rPr>
-      </w:pPr>
-    </w:p>
-    <w:p>
-      <w:pPr>
-        <w:pStyle w:val="NormalWeb"/>
-        <w:rPr>
-          <w:rFonts w:asciiTheme="minorHAnsi" w:hAnsiTheme="minorHAnsi" w:cstheme="minorHAnsi"/>
-          <w:b/>
-          <w:bCs/>
-          <w:highlight w:val="cyan"/>
-        </w:rPr>
-      </w:pPr>
-    </w:p>
-    <w:p>
-      <w:pPr>
-        <w:pStyle w:val="Heading3"/>
-        <w:rPr>
-          <w:rFonts w:cstheme="minorHAnsi"/>
-          <w:highlight w:val="yellow"/>
-        </w:rPr>
-      </w:pPr>
-      <w:r>
-        <w:rPr>
-          <w:rFonts w:cstheme="minorHAnsi"/>
-          <w:highlight w:val="yellow"/>
-        </w:rPr>
-        <w:t>9. Project Timeline</w:t>
-      </w:r>
-    </w:p>
-    <w:p>
-      <w:pPr>
-        <w:pStyle w:val="NormalWeb"/>
-        <w:rPr>
-          <w:rFonts w:asciiTheme="minorHAnsi" w:hAnsiTheme="minorHAnsi" w:cstheme="minorHAnsi"/>
-        </w:rPr>
-      </w:pPr>
-      <w:r>
-        <w:rPr>
-          <w:rFonts w:asciiTheme="minorHAnsi" w:hAnsiTheme="minorHAnsi" w:cstheme="minorHAnsi"/>
-          <w:highlight w:val="yellow"/>
-        </w:rPr>
-        <w:t xml:space="preserve">Provide a </w:t>
-      </w:r>
-      <w:r>
-        <w:rPr>
-          <w:rStyle w:val="Strong"/>
-          <w:rFonts w:asciiTheme="minorHAnsi" w:hAnsiTheme="minorHAnsi" w:cstheme="minorHAnsi"/>
-          <w:highlight w:val="yellow"/>
-        </w:rPr>
-        <w:t>high-level project timeline diagram (e.g., a Gantt chart)</w:t>
-      </w:r>
-      <w:r>
-        <w:rPr>
-          <w:rFonts w:asciiTheme="minorHAnsi" w:hAnsiTheme="minorHAnsi" w:cstheme="minorHAnsi"/>
-          <w:highlight w:val="yellow"/>
-        </w:rPr>
-        <w:t xml:space="preserve"> covering both semesters. Clearly show the main project phases, key activities, milestones and expected completion periods.</w:t>
-      </w:r>
-    </w:p>
-    <w:p>
-      <w:pPr>
-        <w:pStyle w:val="NormalWeb"/>
-        <w:rPr>
-          <w:rFonts w:asciiTheme="minorHAnsi" w:hAnsiTheme="minorHAnsi" w:cstheme="minorHAnsi"/>
-          <w:highlight w:val="yellow"/>
-        </w:rPr>
-      </w:pPr>
-    </w:p>
-    <w:p>
-      <w:pPr>
-        <w:pStyle w:val="NormalWeb"/>
-        <w:rPr>
-          <w:rFonts w:asciiTheme="minorHAnsi" w:hAnsiTheme="minorHAnsi" w:cstheme="minorHAnsi"/>
-        </w:rPr>
-      </w:pPr>
-    </w:p>
-    <w:p>
-      <w:pPr>
-        <w:pStyle w:val="Heading3"/>
-        <w:rPr>
-          <w:rFonts w:cstheme="minorHAnsi"/>
-        </w:rPr>
-      </w:pPr>
-      <w:r>
-        <w:rPr>
-          <w:rFonts w:cstheme="minorHAnsi"/>
-        </w:rPr>
-        <w:t>10. Ethical and Legal Considerations</w:t>
-      </w:r>
-    </w:p>
-    <w:p>
-      <w:pPr>
-        <w:rPr>
-          <w:rFonts w:eastAsia="Times New Roman" w:cstheme="minorHAnsi"/>
+        <w:t>evaluation, data collection</w:t>
+      </w:r>
+      <w:r>
+        <w:rPr>
+          <w:rFonts w:ascii="Arial" w:hAnsi="Arial" w:cs="Arial"/>
+        </w:rPr>
+        <w:t>,</w:t>
+      </w:r>
+      <w:r>
+        <w:rPr>
+          <w:rFonts w:ascii="Arial" w:hAnsi="Arial" w:cs="Arial"/>
+        </w:rPr>
+        <w:t xml:space="preserve"> and preparation will be the main tasks</w:t>
+      </w:r>
+      <w:r>
+        <w:rPr>
+          <w:rFonts w:ascii="Arial" w:hAnsi="Arial" w:cs="Arial"/>
+        </w:rPr>
+        <w:t xml:space="preserve"> of this capstone project</w:t>
+      </w:r>
+      <w:r>
+        <w:rPr>
+          <w:rFonts w:ascii="Arial" w:hAnsi="Arial" w:cs="Arial"/>
+        </w:rPr>
+        <w:t>.</w:t>
+      </w:r>
+    </w:p>
+    <w:p>
+      <w:pPr>
+        <w:rPr>
+          <w:rFonts w:ascii="Arial" w:eastAsia="Times New Roman" w:hAnsi="Arial" w:cs="Arial"/>
           <w:kern w:val="0"/>
           <w:lang w:eastAsia="en-GB"/>
           <w14:ligatures w14:val="none"/>
         </w:rPr>
       </w:pPr>
-      <w:r>
-        <w:rPr>
-          <w:rFonts w:eastAsia="Times New Roman" w:cstheme="minorHAnsi"/>
+    </w:p>
+    <w:p>
+      <w:pPr>
+        <w:rPr>
+          <w:rFonts w:ascii="Arial" w:eastAsia="Times New Roman" w:hAnsi="Arial" w:cs="Arial"/>
           <w:kern w:val="0"/>
           <w:lang w:eastAsia="en-GB"/>
           <w14:ligatures w14:val="none"/>
         </w:rPr>
-        <w:t xml:space="preserve">The project will follow the principles of the General Data Protection Regulation (GDPR), particularly regarding the legitimate purpose of data processing. The data will be used only for the purpose of the Strategic Thinking </w:t>
-      </w:r>
-      <w:proofErr w:type="gramStart"/>
-      <w:r>
-        <w:rPr>
-          <w:rFonts w:eastAsia="Times New Roman" w:cstheme="minorHAnsi"/>
-          <w:kern w:val="0"/>
+      </w:pPr>
+    </w:p>
+    <w:p>
+      <w:pPr>
+        <w:rPr>
+          <w:rFonts w:ascii="Arial" w:eastAsia="Times New Roman" w:hAnsi="Arial" w:cs="Arial"/>
           <w:lang w:eastAsia="en-GB"/>
-          <w14:ligatures w14:val="none"/>
-        </w:rPr>
-        <w:t>CA</w:t>
-      </w:r>
-      <w:r>
-        <w:rPr>
-          <w:rFonts w:eastAsia="Times New Roman" w:cstheme="minorHAnsi"/>
-          <w:kern w:val="0"/>
-          <w:lang w:eastAsia="en-GB"/>
-          <w14:ligatures w14:val="none"/>
-        </w:rPr>
-        <w:t>’s</w:t>
-      </w:r>
-      <w:proofErr w:type="gramEnd"/>
-      <w:r>
-        <w:rPr>
-          <w:rFonts w:eastAsia="Times New Roman" w:cstheme="minorHAnsi"/>
-          <w:kern w:val="0"/>
-          <w:lang w:eastAsia="en-GB"/>
-          <w14:ligatures w14:val="none"/>
-        </w:rPr>
-        <w:t xml:space="preserve">. Only the data necessary to make this project possible will be collected and processed. Personal data such as guests' </w:t>
-      </w:r>
-      <w:r>
-        <w:rPr>
-          <w:rFonts w:eastAsia="Times New Roman" w:cstheme="minorHAnsi"/>
-          <w:kern w:val="0"/>
-          <w:lang w:eastAsia="en-GB"/>
-          <w14:ligatures w14:val="none"/>
-        </w:rPr>
-        <w:lastRenderedPageBreak/>
-        <w:t>names, dates of birth, email addresses, phone numbers, and other identifying information will not be necessary for this project. However, all data collected from the company will be handled securely, ensuring its security, integrity, and confidentiality.</w:t>
-      </w:r>
-    </w:p>
-    <w:p>
-      <w:pPr>
-        <w:rPr>
-          <w:rFonts w:eastAsia="Times New Roman" w:cstheme="minorHAnsi"/>
-          <w:kern w:val="0"/>
-          <w:lang w:eastAsia="en-GB"/>
-          <w14:ligatures w14:val="none"/>
-        </w:rPr>
-      </w:pPr>
-    </w:p>
-    <w:p>
-      <w:pPr>
-        <w:rPr>
-          <w:rFonts w:ascii="Arial" w:hAnsi="Arial" w:cs="Arial"/>
-        </w:rPr>
-      </w:pPr>
-      <w:r>
-        <w:rPr>
-          <w:rFonts w:eastAsia="Times New Roman" w:cstheme="minorHAnsi"/>
-          <w:kern w:val="0"/>
-          <w:lang w:eastAsia="en-GB"/>
-          <w14:ligatures w14:val="none"/>
-        </w:rPr>
-        <w:t>Permission to access and use the business data has been obtained from the owner/manager.</w:t>
-      </w:r>
-    </w:p>
-    <w:p>
-      <w:pPr>
-        <w:jc w:val="center"/>
-        <w:rPr>
-          <w:rFonts w:ascii="Arial" w:hAnsi="Arial" w:cs="Arial"/>
-        </w:rPr>
-      </w:pPr>
-    </w:p>
-    <w:p>
-      <w:pPr>
-        <w:jc w:val="center"/>
-        <w:rPr>
-          <w:rFonts w:ascii="Arial" w:hAnsi="Arial" w:cs="Arial"/>
-        </w:rPr>
-      </w:pPr>
-    </w:p>
-    <w:p>
-      <w:pPr>
-        <w:jc w:val="center"/>
-        <w:rPr>
-          <w:rFonts w:ascii="Arial" w:hAnsi="Arial" w:cs="Arial"/>
-        </w:rPr>
-      </w:pPr>
-    </w:p>
-    <w:p>
-      <w:pPr>
-        <w:jc w:val="center"/>
-        <w:rPr>
-          <w:rFonts w:ascii="Arial" w:hAnsi="Arial" w:cs="Arial"/>
-        </w:rPr>
-      </w:pPr>
-    </w:p>
-    <w:p>
-      <w:pPr>
-        <w:jc w:val="center"/>
-        <w:rPr>
-          <w:rFonts w:ascii="Arial" w:hAnsi="Arial" w:cs="Arial"/>
-        </w:rPr>
-      </w:pPr>
-    </w:p>
-    <w:p>
-      <w:pPr>
-        <w:jc w:val="center"/>
-        <w:rPr>
-          <w:rFonts w:ascii="Arial" w:hAnsi="Arial" w:cs="Arial"/>
         </w:rPr>
         <w:sectPr>
-          <w:pgSz w:w="11906" w:h="16838"/>
-          <w:pgMar w:top="1440" w:right="1440" w:bottom="1440" w:left="1440" w:header="708" w:footer="708" w:gutter="0"/>
-          <w:cols w:space="708"/>
-          <w:docGrid w:linePitch="360"/>
-        </w:sectPr>
-      </w:pPr>
-      <w:r>
-        <w:rPr>
-          <w:rFonts w:ascii="Arial" w:hAnsi="Arial" w:cs="Arial"/>
-        </w:rPr>
-        <w:br w:type="page"/>
-      </w:r>
-    </w:p>
-    <w:p>
-      <w:pPr>
-        <w:jc w:val="center"/>
-        <w:rPr>
-          <w:rFonts w:ascii="Arial" w:hAnsi="Arial" w:cs="Arial"/>
-        </w:rPr>
-        <w:sectPr>
-          <w:pgSz w:w="11906" w:h="16838"/>
-          <w:pgMar w:top="1440" w:right="1440" w:bottom="1440" w:left="1440" w:header="708" w:footer="708" w:gutter="0"/>
-          <w:cols w:space="708"/>
-          <w:docGrid w:linePitch="360"/>
-        </w:sectPr>
-      </w:pPr>
-    </w:p>
-    <w:p>
-      <w:pPr>
-        <w:jc w:val="center"/>
-        <w:rPr>
-          <w:rFonts w:ascii="Arial" w:hAnsi="Arial" w:cs="Arial"/>
-        </w:rPr>
-      </w:pPr>
-    </w:p>
-    <w:p>
-      <w:pPr>
-        <w:jc w:val="center"/>
-        <w:rPr>
-          <w:rFonts w:ascii="Arial" w:hAnsi="Arial" w:cs="Arial"/>
-        </w:rPr>
-      </w:pPr>
-    </w:p>
-    <w:p>
-      <w:pPr>
-        <w:jc w:val="center"/>
-        <w:rPr>
-          <w:rFonts w:ascii="Arial" w:hAnsi="Arial" w:cs="Arial"/>
-        </w:rPr>
-      </w:pPr>
-    </w:p>
-    <w:p>
-      <w:pPr>
-        <w:jc w:val="center"/>
-        <w:rPr>
-          <w:rFonts w:ascii="Arial" w:hAnsi="Arial" w:cs="Arial"/>
-        </w:rPr>
-      </w:pPr>
-    </w:p>
-    <w:p>
-      <w:pPr>
-        <w:jc w:val="center"/>
-        <w:rPr>
-          <w:rFonts w:ascii="Arial" w:hAnsi="Arial" w:cs="Arial"/>
-        </w:rPr>
-      </w:pPr>
-    </w:p>
-    <w:p>
-      <w:pPr>
-        <w:jc w:val="center"/>
-        <w:rPr>
-          <w:rFonts w:ascii="Arial" w:hAnsi="Arial" w:cs="Arial"/>
-        </w:rPr>
-        <w:sectPr>
+          <w:footerReference w:type="default" r:id="rId8"/>
+          <w:footerReference w:type="first" r:id="rId9"/>
           <w:pgSz w:w="11906" w:h="16838"/>
           <w:pgMar w:top="1440" w:right="1440" w:bottom="1440" w:left="1440" w:header="708" w:footer="708" w:gutter="0"/>
           <w:cols w:space="708"/>
@@ -4547,18 +2642,18 @@
         <w:tblLook w:val="04A0" w:firstRow="1" w:lastRow="0" w:firstColumn="1" w:lastColumn="0" w:noHBand="0" w:noVBand="1"/>
       </w:tblPr>
       <w:tblGrid>
-        <w:gridCol w:w="12726"/>
+        <w:gridCol w:w="13948"/>
       </w:tblGrid>
       <w:tr>
         <w:tc>
           <w:tcPr>
-            <w:tcW w:w="12469" w:type="dxa"/>
+            <w:tcW w:w="9016" w:type="dxa"/>
           </w:tcPr>
           <w:p>
             <w:pPr>
-              <w:jc w:val="center"/>
               <w:rPr>
-                <w:rFonts w:ascii="Arial" w:hAnsi="Arial" w:cs="Arial"/>
+                <w:rFonts w:ascii="Arial" w:eastAsia="Times New Roman" w:hAnsi="Arial" w:cs="Arial"/>
+                <w:lang w:eastAsia="en-GB"/>
               </w:rPr>
             </w:pPr>
             <w:r>
@@ -4568,16 +2663,16 @@
               </w:rPr>
               <w:lastRenderedPageBreak/>
               <w:drawing>
-                <wp:anchor distT="0" distB="0" distL="114300" distR="114300" simplePos="0" relativeHeight="251659264" behindDoc="1" locked="0" layoutInCell="1" allowOverlap="1" wp14:anchorId="3FFCD239" wp14:editId="09C00AAB">
+                <wp:anchor distT="0" distB="0" distL="114300" distR="114300" simplePos="0" relativeHeight="251659264" behindDoc="1" locked="0" layoutInCell="1" allowOverlap="1" wp14:anchorId="3702A5EF" wp14:editId="208D2557">
                   <wp:simplePos x="0" y="0"/>
                   <wp:positionH relativeFrom="column">
-                    <wp:posOffset>-20955</wp:posOffset>
+                    <wp:posOffset>-65405</wp:posOffset>
                   </wp:positionH>
                   <wp:positionV relativeFrom="paragraph">
-                    <wp:posOffset>19050</wp:posOffset>
+                    <wp:posOffset>161290</wp:posOffset>
                   </wp:positionV>
-                  <wp:extent cx="7943850" cy="5010150"/>
-                  <wp:effectExtent l="0" t="0" r="0" b="0"/>
+                  <wp:extent cx="8724586" cy="5502557"/>
+                  <wp:effectExtent l="0" t="0" r="635" b="3175"/>
                   <wp:wrapSquare wrapText="bothSides"/>
                   <wp:docPr id="1430484572" name="Picture 1" descr="CA-1 Capstone Project.&#10;&#10;AI-generated content may be incorrect."/>
                   <wp:cNvGraphicFramePr>
@@ -4591,7 +2686,7 @@
                           <pic:cNvPicPr/>
                         </pic:nvPicPr>
                         <pic:blipFill>
-                          <a:blip r:embed="rId8">
+                          <a:blip r:embed="rId10">
                             <a:extLst>
                               <a:ext uri="{28A0092B-C50C-407E-A947-70E740481C1C}">
                                 <a14:useLocalDpi xmlns:a14="http://schemas.microsoft.com/office/drawing/2010/main" val="0"/>
@@ -4605,7 +2700,7 @@
                         <pic:spPr>
                           <a:xfrm>
                             <a:off x="0" y="0"/>
-                            <a:ext cx="7943850" cy="5010150"/>
+                            <a:ext cx="8724586" cy="5502557"/>
                           </a:xfrm>
                           <a:prstGeom prst="rect">
                             <a:avLst/>
@@ -4629,29 +2724,15 @@
     </w:tbl>
     <w:p>
       <w:pPr>
-        <w:jc w:val="center"/>
-        <w:rPr>
-          <w:rFonts w:ascii="Arial" w:hAnsi="Arial" w:cs="Arial"/>
-        </w:rPr>
-      </w:pPr>
-    </w:p>
-    <w:p>
-      <w:pPr>
-        <w:jc w:val="center"/>
-        <w:rPr>
-          <w:rFonts w:ascii="Arial" w:hAnsi="Arial" w:cs="Arial"/>
-        </w:rPr>
-      </w:pPr>
-    </w:p>
-    <w:p>
-      <w:pPr>
-        <w:jc w:val="center"/>
-        <w:rPr>
-          <w:rFonts w:ascii="Arial" w:hAnsi="Arial" w:cs="Arial"/>
+        <w:rPr>
+          <w:rFonts w:ascii="Arial" w:eastAsia="Times New Roman" w:hAnsi="Arial" w:cs="Arial"/>
+          <w:kern w:val="0"/>
+          <w:lang w:eastAsia="en-GB"/>
+          <w14:ligatures w14:val="none"/>
         </w:rPr>
         <w:sectPr>
           <w:pgSz w:w="16838" w:h="11906" w:orient="landscape"/>
-          <w:pgMar w:top="1440" w:right="1440" w:bottom="1440" w:left="1440" w:header="708" w:footer="708" w:gutter="0"/>
+          <w:pgMar w:top="1440" w:right="1440" w:bottom="1440" w:left="1440" w:header="709" w:footer="709" w:gutter="0"/>
           <w:cols w:space="708"/>
           <w:docGrid w:linePitch="360"/>
         </w:sectPr>
@@ -4659,121 +2740,128 @@
     </w:p>
     <w:p>
       <w:pPr>
+        <w:pStyle w:val="Heading1"/>
         <w:jc w:val="center"/>
         <w:rPr>
           <w:rFonts w:ascii="Arial" w:hAnsi="Arial" w:cs="Arial"/>
-        </w:rPr>
-      </w:pPr>
-    </w:p>
-    <w:p>
-      <w:pPr>
-        <w:jc w:val="center"/>
-        <w:rPr>
-          <w:rFonts w:ascii="Arial" w:hAnsi="Arial" w:cs="Arial"/>
-        </w:rPr>
-      </w:pPr>
-    </w:p>
-    <w:p>
-      <w:pPr>
-        <w:jc w:val="center"/>
-        <w:rPr>
-          <w:rFonts w:ascii="Arial" w:hAnsi="Arial" w:cs="Arial"/>
-        </w:rPr>
-      </w:pPr>
-    </w:p>
-    <w:p>
-      <w:pPr>
-        <w:jc w:val="center"/>
-        <w:rPr>
-          <w:rFonts w:ascii="Arial" w:hAnsi="Arial" w:cs="Arial"/>
-        </w:rPr>
-      </w:pPr>
-    </w:p>
-    <w:p>
-      <w:pPr>
-        <w:jc w:val="center"/>
-        <w:rPr>
-          <w:rFonts w:ascii="Arial" w:hAnsi="Arial" w:cs="Arial"/>
-        </w:rPr>
-      </w:pPr>
-    </w:p>
-    <w:p>
-      <w:pPr>
-        <w:jc w:val="center"/>
-        <w:rPr>
-          <w:rFonts w:ascii="Arial" w:hAnsi="Arial" w:cs="Arial"/>
-        </w:rPr>
-      </w:pPr>
-    </w:p>
-    <w:p>
-      <w:pPr>
-        <w:jc w:val="center"/>
-        <w:rPr>
-          <w:rFonts w:ascii="Arial" w:hAnsi="Arial" w:cs="Arial"/>
-        </w:rPr>
-      </w:pPr>
-    </w:p>
-    <w:p>
-      <w:pPr>
-        <w:jc w:val="center"/>
-        <w:rPr>
-          <w:rFonts w:ascii="Arial" w:hAnsi="Arial" w:cs="Arial"/>
-        </w:rPr>
-      </w:pPr>
-    </w:p>
-    <w:p>
-      <w:pPr>
-        <w:jc w:val="center"/>
-        <w:rPr>
-          <w:rFonts w:ascii="Arial" w:hAnsi="Arial" w:cs="Arial"/>
-          <w:b/>
-          <w:bCs/>
+          <w:color w:val="000000" w:themeColor="text1"/>
           <w:sz w:val="28"/>
           <w:szCs w:val="28"/>
         </w:rPr>
       </w:pPr>
-    </w:p>
-    <w:p>
-      <w:pPr>
-        <w:jc w:val="center"/>
-        <w:rPr>
-          <w:rFonts w:ascii="Arial" w:hAnsi="Arial" w:cs="Arial"/>
-          <w:b/>
-          <w:bCs/>
+      <w:bookmarkStart w:id="8" w:name="_Toc242379675"/>
+      <w:bookmarkStart w:id="9" w:name="_Toc242379674"/>
+      <w:r>
+        <w:rPr>
+          <w:rFonts w:ascii="Arial" w:hAnsi="Arial" w:cs="Arial"/>
+          <w:color w:val="000000" w:themeColor="text1"/>
           <w:sz w:val="28"/>
           <w:szCs w:val="28"/>
         </w:rPr>
-      </w:pPr>
-    </w:p>
-    <w:p>
-      <w:pPr>
+        <w:lastRenderedPageBreak/>
+        <w:t>Ethical and Legal Considerations</w:t>
+      </w:r>
+      <w:bookmarkEnd w:id="9"/>
+    </w:p>
+    <w:p>
+      <w:pPr>
+        <w:rPr>
+          <w:rFonts w:ascii="Arial" w:eastAsia="Times New Roman" w:hAnsi="Arial" w:cs="Arial"/>
+          <w:kern w:val="0"/>
+          <w:lang w:eastAsia="en-GB"/>
+          <w14:ligatures w14:val="none"/>
+        </w:rPr>
+      </w:pPr>
+      <w:r>
+        <w:rPr>
+          <w:rFonts w:ascii="Arial" w:eastAsia="Times New Roman" w:hAnsi="Arial" w:cs="Arial"/>
+          <w:kern w:val="0"/>
+          <w:lang w:eastAsia="en-GB"/>
+          <w14:ligatures w14:val="none"/>
+        </w:rPr>
+        <w:t xml:space="preserve">The project will follow the principles of the General Data Protection Regulation (GDPR), particularly regarding the legitimate purpose of data processing. The data will be used only for the purpose of the Strategic Thinking </w:t>
+      </w:r>
+      <w:proofErr w:type="gramStart"/>
+      <w:r>
+        <w:rPr>
+          <w:rFonts w:ascii="Arial" w:eastAsia="Times New Roman" w:hAnsi="Arial" w:cs="Arial"/>
+          <w:kern w:val="0"/>
+          <w:lang w:eastAsia="en-GB"/>
+          <w14:ligatures w14:val="none"/>
+        </w:rPr>
+        <w:t>CA’s</w:t>
+      </w:r>
+      <w:proofErr w:type="gramEnd"/>
+      <w:r>
+        <w:rPr>
+          <w:rFonts w:ascii="Arial" w:eastAsia="Times New Roman" w:hAnsi="Arial" w:cs="Arial"/>
+          <w:kern w:val="0"/>
+          <w:lang w:eastAsia="en-GB"/>
+          <w14:ligatures w14:val="none"/>
+        </w:rPr>
+        <w:t>. Only the data necessary to make this project possible will be collected and processed. Personal data such as guests' names, dates of birth, email addresses, phone numbers, and other identifying information will not be necessary for this project. However, all data collected from the company will be handled securely, ensuring its security, integrity, and confidentiality.</w:t>
+      </w:r>
+    </w:p>
+    <w:p>
+      <w:pPr>
+        <w:rPr>
+          <w:rFonts w:ascii="Arial" w:eastAsia="Times New Roman" w:hAnsi="Arial" w:cs="Arial"/>
+          <w:kern w:val="0"/>
+          <w:lang w:eastAsia="en-GB"/>
+          <w14:ligatures w14:val="none"/>
+        </w:rPr>
+      </w:pPr>
+    </w:p>
+    <w:p>
+      <w:pPr>
+        <w:rPr>
+          <w:rFonts w:ascii="Arial" w:eastAsia="Times New Roman" w:hAnsi="Arial" w:cs="Arial"/>
+          <w:kern w:val="0"/>
+          <w:lang w:eastAsia="en-GB"/>
+          <w14:ligatures w14:val="none"/>
+        </w:rPr>
+      </w:pPr>
+      <w:r>
+        <w:rPr>
+          <w:rFonts w:ascii="Arial" w:eastAsia="Times New Roman" w:hAnsi="Arial" w:cs="Arial"/>
+          <w:kern w:val="0"/>
+          <w:lang w:eastAsia="en-GB"/>
+          <w14:ligatures w14:val="none"/>
+        </w:rPr>
+        <w:t>Permission to access and use the business data has been obtained from the owner/manager.</w:t>
+      </w:r>
+    </w:p>
+    <w:p>
+      <w:pPr>
+        <w:pStyle w:val="Heading1"/>
         <w:jc w:val="center"/>
         <w:rPr>
           <w:rFonts w:ascii="Arial" w:hAnsi="Arial" w:cs="Arial"/>
-          <w:b/>
-          <w:bCs/>
+          <w:color w:val="000000" w:themeColor="text1"/>
           <w:sz w:val="28"/>
           <w:szCs w:val="28"/>
         </w:rPr>
       </w:pPr>
-      <w:r>
-        <w:rPr>
-          <w:rFonts w:ascii="Arial" w:hAnsi="Arial" w:cs="Arial"/>
-          <w:b/>
-          <w:bCs/>
+    </w:p>
+    <w:p>
+      <w:pPr>
+        <w:pStyle w:val="Heading1"/>
+        <w:jc w:val="center"/>
+        <w:rPr>
+          <w:rFonts w:ascii="Arial" w:hAnsi="Arial" w:cs="Arial"/>
+          <w:color w:val="000000" w:themeColor="text1"/>
           <w:sz w:val="28"/>
           <w:szCs w:val="28"/>
         </w:rPr>
-        <w:br w:type="page"/>
-      </w:r>
-    </w:p>
-    <w:p>
-      <w:pPr>
+      </w:pPr>
+    </w:p>
+    <w:p>
+      <w:pPr>
+        <w:pStyle w:val="Heading1"/>
         <w:jc w:val="center"/>
         <w:rPr>
           <w:rFonts w:ascii="Arial" w:hAnsi="Arial" w:cs="Arial"/>
-          <w:b/>
-          <w:bCs/>
+          <w:color w:val="000000" w:themeColor="text1"/>
           <w:sz w:val="28"/>
           <w:szCs w:val="28"/>
         </w:rPr>
@@ -4781,25 +2869,218 @@
     </w:p>
     <w:p>
       <w:pPr>
+        <w:pStyle w:val="Heading1"/>
         <w:jc w:val="center"/>
         <w:rPr>
           <w:rFonts w:ascii="Arial" w:hAnsi="Arial" w:cs="Arial"/>
-          <w:b/>
-          <w:bCs/>
+          <w:color w:val="000000" w:themeColor="text1"/>
           <w:sz w:val="28"/>
           <w:szCs w:val="28"/>
         </w:rPr>
       </w:pPr>
-      <w:r>
-        <w:rPr>
-          <w:rFonts w:ascii="Arial" w:hAnsi="Arial" w:cs="Arial"/>
-          <w:b/>
-          <w:bCs/>
+    </w:p>
+    <w:p>
+      <w:pPr>
+        <w:pStyle w:val="Heading1"/>
+        <w:jc w:val="center"/>
+        <w:rPr>
+          <w:rFonts w:ascii="Arial" w:hAnsi="Arial" w:cs="Arial"/>
+          <w:color w:val="000000" w:themeColor="text1"/>
           <w:sz w:val="28"/>
           <w:szCs w:val="28"/>
         </w:rPr>
+      </w:pPr>
+    </w:p>
+    <w:p>
+      <w:pPr>
+        <w:pStyle w:val="Heading1"/>
+        <w:jc w:val="center"/>
+        <w:rPr>
+          <w:rFonts w:ascii="Arial" w:hAnsi="Arial" w:cs="Arial"/>
+          <w:color w:val="000000" w:themeColor="text1"/>
+          <w:sz w:val="28"/>
+          <w:szCs w:val="28"/>
+        </w:rPr>
+      </w:pPr>
+    </w:p>
+    <w:p>
+      <w:pPr>
+        <w:pStyle w:val="Heading1"/>
+        <w:jc w:val="center"/>
+        <w:rPr>
+          <w:rFonts w:ascii="Arial" w:hAnsi="Arial" w:cs="Arial"/>
+          <w:color w:val="000000" w:themeColor="text1"/>
+          <w:sz w:val="28"/>
+          <w:szCs w:val="28"/>
+        </w:rPr>
+      </w:pPr>
+    </w:p>
+    <w:p>
+      <w:pPr>
+        <w:pStyle w:val="Heading1"/>
+        <w:jc w:val="center"/>
+        <w:rPr>
+          <w:rFonts w:ascii="Arial" w:hAnsi="Arial" w:cs="Arial"/>
+          <w:color w:val="000000" w:themeColor="text1"/>
+          <w:sz w:val="28"/>
+          <w:szCs w:val="28"/>
+        </w:rPr>
+      </w:pPr>
+    </w:p>
+    <w:p>
+      <w:pPr>
+        <w:pStyle w:val="Heading1"/>
+        <w:jc w:val="center"/>
+        <w:rPr>
+          <w:rFonts w:ascii="Arial" w:hAnsi="Arial" w:cs="Arial"/>
+          <w:color w:val="000000" w:themeColor="text1"/>
+          <w:sz w:val="28"/>
+          <w:szCs w:val="28"/>
+        </w:rPr>
+      </w:pPr>
+    </w:p>
+    <w:p>
+      <w:pPr>
+        <w:pStyle w:val="Heading1"/>
+        <w:jc w:val="center"/>
+        <w:rPr>
+          <w:rFonts w:ascii="Arial" w:hAnsi="Arial" w:cs="Arial"/>
+          <w:color w:val="000000" w:themeColor="text1"/>
+          <w:sz w:val="28"/>
+          <w:szCs w:val="28"/>
+        </w:rPr>
+      </w:pPr>
+    </w:p>
+    <w:p>
+      <w:pPr>
+        <w:pStyle w:val="Heading1"/>
+        <w:jc w:val="center"/>
+        <w:rPr>
+          <w:rFonts w:ascii="Arial" w:hAnsi="Arial" w:cs="Arial"/>
+          <w:color w:val="000000" w:themeColor="text1"/>
+          <w:sz w:val="28"/>
+          <w:szCs w:val="28"/>
+        </w:rPr>
+      </w:pPr>
+    </w:p>
+    <w:p>
+      <w:pPr>
+        <w:pStyle w:val="Heading1"/>
+        <w:jc w:val="center"/>
+        <w:rPr>
+          <w:rFonts w:ascii="Arial" w:hAnsi="Arial" w:cs="Arial"/>
+          <w:color w:val="000000" w:themeColor="text1"/>
+          <w:sz w:val="28"/>
+          <w:szCs w:val="28"/>
+        </w:rPr>
+      </w:pPr>
+    </w:p>
+    <w:p>
+      <w:pPr>
+        <w:pStyle w:val="Heading1"/>
+        <w:jc w:val="center"/>
+        <w:rPr>
+          <w:rFonts w:ascii="Arial" w:hAnsi="Arial" w:cs="Arial"/>
+          <w:color w:val="000000" w:themeColor="text1"/>
+          <w:sz w:val="28"/>
+          <w:szCs w:val="28"/>
+        </w:rPr>
+      </w:pPr>
+    </w:p>
+    <w:p>
+      <w:pPr>
+        <w:pStyle w:val="Heading1"/>
+        <w:jc w:val="center"/>
+        <w:rPr>
+          <w:rFonts w:ascii="Arial" w:hAnsi="Arial" w:cs="Arial"/>
+          <w:color w:val="000000" w:themeColor="text1"/>
+          <w:sz w:val="28"/>
+          <w:szCs w:val="28"/>
+        </w:rPr>
+      </w:pPr>
+    </w:p>
+    <w:p>
+      <w:pPr>
+        <w:pStyle w:val="Heading1"/>
+        <w:jc w:val="center"/>
+        <w:rPr>
+          <w:rFonts w:ascii="Arial" w:hAnsi="Arial" w:cs="Arial"/>
+          <w:color w:val="000000" w:themeColor="text1"/>
+          <w:sz w:val="28"/>
+          <w:szCs w:val="28"/>
+        </w:rPr>
+      </w:pPr>
+    </w:p>
+    <w:p>
+      <w:pPr>
+        <w:pStyle w:val="Heading1"/>
+        <w:jc w:val="center"/>
+        <w:rPr>
+          <w:rFonts w:ascii="Arial" w:hAnsi="Arial" w:cs="Arial"/>
+          <w:color w:val="000000" w:themeColor="text1"/>
+          <w:sz w:val="28"/>
+          <w:szCs w:val="28"/>
+        </w:rPr>
+      </w:pPr>
+    </w:p>
+    <w:p>
+      <w:pPr>
+        <w:pStyle w:val="Heading1"/>
+        <w:jc w:val="center"/>
+        <w:rPr>
+          <w:rFonts w:ascii="Arial" w:hAnsi="Arial" w:cs="Arial"/>
+          <w:color w:val="000000" w:themeColor="text1"/>
+          <w:sz w:val="28"/>
+          <w:szCs w:val="28"/>
+        </w:rPr>
+      </w:pPr>
+    </w:p>
+    <w:p>
+      <w:pPr>
+        <w:pStyle w:val="Heading1"/>
+        <w:jc w:val="center"/>
+        <w:rPr>
+          <w:rFonts w:ascii="Arial" w:hAnsi="Arial" w:cs="Arial"/>
+          <w:color w:val="000000" w:themeColor="text1"/>
+          <w:sz w:val="28"/>
+          <w:szCs w:val="28"/>
+        </w:rPr>
+      </w:pPr>
+    </w:p>
+    <w:p>
+      <w:pPr>
+        <w:pStyle w:val="Heading1"/>
+        <w:jc w:val="center"/>
+        <w:rPr>
+          <w:rFonts w:ascii="Arial" w:hAnsi="Arial" w:cs="Arial"/>
+          <w:color w:val="000000" w:themeColor="text1"/>
+          <w:sz w:val="28"/>
+          <w:szCs w:val="28"/>
+        </w:rPr>
+      </w:pPr>
+    </w:p>
+    <w:p>
+      <w:pPr>
+        <w:pStyle w:val="Heading1"/>
+        <w:jc w:val="center"/>
+        <w:rPr>
+          <w:rFonts w:ascii="Arial" w:hAnsi="Arial" w:cs="Arial"/>
+          <w:color w:val="000000" w:themeColor="text1"/>
+          <w:sz w:val="28"/>
+          <w:szCs w:val="28"/>
+        </w:rPr>
+      </w:pPr>
+      <w:r>
+        <w:rPr>
+          <w:rFonts w:ascii="Arial" w:hAnsi="Arial" w:cs="Arial"/>
+          <w:color w:val="000000" w:themeColor="text1"/>
+          <w:sz w:val="28"/>
+          <w:szCs w:val="28"/>
+        </w:rPr>
+        <w:lastRenderedPageBreak/>
         <w:t>References</w:t>
       </w:r>
+      <w:bookmarkEnd w:id="8"/>
     </w:p>
     <w:p>
       <w:pPr>
@@ -4827,7 +3108,7 @@
         </w:rPr>
         <w:t xml:space="preserve"> Available at: </w:t>
       </w:r>
-      <w:hyperlink r:id="rId9" w:history="1">
+      <w:hyperlink r:id="rId11" w:history="1">
         <w:r>
           <w:rPr>
             <w:rStyle w:val="Hyperlink"/>
@@ -4840,13 +3121,7 @@
         <w:rPr>
           <w:rFonts w:ascii="Arial" w:hAnsi="Arial" w:cs="Arial"/>
         </w:rPr>
-        <w:t xml:space="preserve"> (Accessed: </w:t>
-      </w:r>
-      <w:r>
-        <w:rPr>
-          <w:rFonts w:ascii="Arial" w:hAnsi="Arial" w:cs="Arial"/>
-        </w:rPr>
-        <w:t xml:space="preserve">28 </w:t>
+        <w:t xml:space="preserve"> (Accessed: 28 </w:t>
       </w:r>
       <w:proofErr w:type="spellStart"/>
       <w:r>
@@ -4898,7 +3173,7 @@
         </w:rPr>
         <w:t xml:space="preserve">. Available at: </w:t>
       </w:r>
-      <w:hyperlink r:id="rId10" w:history="1">
+      <w:hyperlink r:id="rId12" w:history="1">
         <w:r>
           <w:rPr>
             <w:rStyle w:val="Hyperlink"/>
@@ -4933,33 +3208,9 @@
         <w:rPr>
           <w:rFonts w:ascii="Arial" w:hAnsi="Arial" w:cs="Arial"/>
         </w:rPr>
-        <w:t>Steps of Data Analysis for Predictive Analytics &amp; Business Insights</w:t>
-      </w:r>
-      <w:r>
-        <w:rPr>
-          <w:rFonts w:ascii="Arial" w:hAnsi="Arial" w:cs="Arial"/>
-        </w:rPr>
-        <w:t>.</w:t>
-      </w:r>
-      <w:r>
-        <w:rPr>
-          <w:rFonts w:ascii="Arial" w:hAnsi="Arial" w:cs="Arial"/>
-        </w:rPr>
-        <w:t xml:space="preserve"> </w:t>
-      </w:r>
-      <w:r>
-        <w:rPr>
-          <w:rFonts w:ascii="Arial" w:hAnsi="Arial" w:cs="Arial"/>
-        </w:rPr>
-        <w:t xml:space="preserve">Available at: </w:t>
-      </w:r>
-      <w:r>
-        <w:rPr>
-          <w:rFonts w:ascii="Arial" w:hAnsi="Arial" w:cs="Arial"/>
-        </w:rPr>
-        <w:t xml:space="preserve"> </w:t>
-      </w:r>
-      <w:hyperlink r:id="rId11" w:history="1">
+        <w:t xml:space="preserve">Steps of Data Analysis for Predictive Analytics &amp; Business Insights. Available at:  </w:t>
+      </w:r>
+      <w:hyperlink r:id="rId13" w:history="1">
         <w:r>
           <w:rPr>
             <w:rStyle w:val="Hyperlink"/>
@@ -4968,7 +3219,7 @@
           <w:t>Identifying a Business Problem</w:t>
         </w:r>
       </w:hyperlink>
-      <w:hyperlink r:id="rId12" w:history="1">
+      <w:hyperlink r:id="rId14" w:history="1">
         <w:r>
           <w:rPr>
             <w:rStyle w:val="Hyperlink"/>
@@ -5017,87 +3268,55 @@
           <w:i/>
           <w:iCs/>
         </w:rPr>
-        <w:t xml:space="preserve">. (2026) Identifying a business problem. Data Analytics for Business. </w:t>
-      </w:r>
-      <w:r>
+        <w:t>. (2026) Identifying a business problem. Data Analytics for Business. CCT College Dublin. Available at: https://moodle.cct.ie/my(Accessed: 1 October 2026).</w:t>
+      </w:r>
+    </w:p>
+    <w:p>
+      <w:pPr>
+        <w:jc w:val="both"/>
         <w:rPr>
           <w:rFonts w:ascii="Arial" w:hAnsi="Arial" w:cs="Arial"/>
           <w:i/>
           <w:iCs/>
         </w:rPr>
-        <w:t>CCT College Dublin</w:t>
-      </w:r>
-      <w:r>
+      </w:pPr>
+    </w:p>
+    <w:p>
+      <w:pPr>
+        <w:jc w:val="both"/>
         <w:rPr>
           <w:rFonts w:ascii="Arial" w:hAnsi="Arial" w:cs="Arial"/>
           <w:i/>
           <w:iCs/>
         </w:rPr>
-        <w:t xml:space="preserve">. Available at: </w:t>
-      </w:r>
+      </w:pPr>
       <w:r>
         <w:rPr>
           <w:rFonts w:ascii="Arial" w:hAnsi="Arial" w:cs="Arial"/>
           <w:i/>
           <w:iCs/>
         </w:rPr>
-        <w:t>https://moodle.cct.ie/my</w:t>
-      </w:r>
+        <w:t xml:space="preserve">Carneiro T, </w:t>
+      </w:r>
+      <w:proofErr w:type="spellStart"/>
       <w:r>
         <w:rPr>
           <w:rFonts w:ascii="Arial" w:hAnsi="Arial" w:cs="Arial"/>
           <w:i/>
           <w:iCs/>
         </w:rPr>
-        <w:t>(Accessed: 1 October 2026).</w:t>
-      </w:r>
-    </w:p>
-    <w:p>
-      <w:pPr>
-        <w:jc w:val="both"/>
+        <w:t>Picoto</w:t>
+      </w:r>
+      <w:proofErr w:type="spellEnd"/>
+      <w:r>
         <w:rPr>
           <w:rFonts w:ascii="Arial" w:hAnsi="Arial" w:cs="Arial"/>
           <w:i/>
           <w:iCs/>
         </w:rPr>
-      </w:pPr>
-    </w:p>
-    <w:p>
-      <w:pPr>
-        <w:jc w:val="both"/>
-        <w:rPr>
-          <w:rFonts w:ascii="Arial" w:hAnsi="Arial" w:cs="Arial"/>
-          <w:i/>
-          <w:iCs/>
-        </w:rPr>
-      </w:pPr>
-      <w:r>
-        <w:rPr>
-          <w:rFonts w:ascii="Arial" w:hAnsi="Arial" w:cs="Arial"/>
-          <w:i/>
-          <w:iCs/>
-        </w:rPr>
-        <w:t xml:space="preserve">Carneiro T, </w:t>
-      </w:r>
-      <w:proofErr w:type="spellStart"/>
-      <w:r>
-        <w:rPr>
-          <w:rFonts w:ascii="Arial" w:hAnsi="Arial" w:cs="Arial"/>
-          <w:i/>
-          <w:iCs/>
-        </w:rPr>
-        <w:t>Picoto</w:t>
-      </w:r>
-      <w:proofErr w:type="spellEnd"/>
-      <w:r>
-        <w:rPr>
-          <w:rFonts w:ascii="Arial" w:hAnsi="Arial" w:cs="Arial"/>
-          <w:i/>
-          <w:iCs/>
-        </w:rPr>
         <w:t xml:space="preserve"> WN, Pinto I. Big Data Analytics and Firm Performance in the Hotel Sector. Tourism and Hospitality. 2023; 4(2):244-256. </w:t>
       </w:r>
-      <w:hyperlink r:id="rId13" w:history="1">
+      <w:hyperlink r:id="rId15" w:history="1">
         <w:r>
           <w:rPr>
             <w:rStyle w:val="Hyperlink"/>
@@ -5170,23 +3389,25 @@
           <w:i/>
           <w:iCs/>
         </w:rPr>
-        <w:t xml:space="preserve"> Hotel Room Occupancy Prediction Using an</w:t>
-      </w:r>
+        <w:t xml:space="preserve"> Hotel Room Occupancy Prediction Using an Enhanced Linear Regression Algorithms”, MATRIK: </w:t>
+      </w:r>
+      <w:proofErr w:type="spellStart"/>
       <w:r>
         <w:rPr>
           <w:rFonts w:ascii="Arial" w:hAnsi="Arial" w:cs="Arial"/>
           <w:i/>
           <w:iCs/>
         </w:rPr>
-        <w:t xml:space="preserve"> </w:t>
-      </w:r>
+        <w:t>Jurnal</w:t>
+      </w:r>
+      <w:proofErr w:type="spellEnd"/>
       <w:r>
         <w:rPr>
           <w:rFonts w:ascii="Arial" w:hAnsi="Arial" w:cs="Arial"/>
           <w:i/>
           <w:iCs/>
         </w:rPr>
-        <w:t xml:space="preserve">Enhanced Linear Regression Algorithms”, MATRIK: </w:t>
+        <w:t xml:space="preserve"> </w:t>
       </w:r>
       <w:proofErr w:type="spellStart"/>
       <w:r>
@@ -5195,7 +3416,7 @@
           <w:i/>
           <w:iCs/>
         </w:rPr>
-        <w:t>Jurnal</w:t>
+        <w:t>Manajemen</w:t>
       </w:r>
       <w:proofErr w:type="spellEnd"/>
       <w:r>
@@ -5204,7 +3425,7 @@
           <w:i/>
           <w:iCs/>
         </w:rPr>
-        <w:t xml:space="preserve"> </w:t>
+        <w:t xml:space="preserve">, Teknik </w:t>
       </w:r>
       <w:proofErr w:type="spellStart"/>
       <w:r>
@@ -5213,7 +3434,7 @@
           <w:i/>
           <w:iCs/>
         </w:rPr>
-        <w:t>Manajemen</w:t>
+        <w:t>Informatika</w:t>
       </w:r>
       <w:proofErr w:type="spellEnd"/>
       <w:r>
@@ -5222,7 +3443,7 @@
           <w:i/>
           <w:iCs/>
         </w:rPr>
-        <w:t xml:space="preserve">, Teknik </w:t>
+        <w:t xml:space="preserve">, dan </w:t>
       </w:r>
       <w:proofErr w:type="spellStart"/>
       <w:r>
@@ -5231,7 +3452,7 @@
           <w:i/>
           <w:iCs/>
         </w:rPr>
-        <w:t>Informatika</w:t>
+        <w:t>Rekayasa</w:t>
       </w:r>
       <w:proofErr w:type="spellEnd"/>
       <w:r>
@@ -5240,45 +3461,27 @@
           <w:i/>
           <w:iCs/>
         </w:rPr>
-        <w:t xml:space="preserve">, dan </w:t>
-      </w:r>
-      <w:proofErr w:type="spellStart"/>
+        <w:t xml:space="preserve"> Komputer, Vol. 24, No.1, pp. 95-104, </w:t>
+      </w:r>
+      <w:proofErr w:type="gramStart"/>
       <w:r>
         <w:rPr>
           <w:rFonts w:ascii="Arial" w:hAnsi="Arial" w:cs="Arial"/>
           <w:i/>
           <w:iCs/>
         </w:rPr>
-        <w:t>Rekayasa</w:t>
-      </w:r>
-      <w:proofErr w:type="spellEnd"/>
+        <w:t>November,</w:t>
+      </w:r>
+      <w:proofErr w:type="gramEnd"/>
       <w:r>
         <w:rPr>
           <w:rFonts w:ascii="Arial" w:hAnsi="Arial" w:cs="Arial"/>
           <w:i/>
           <w:iCs/>
         </w:rPr>
-        <w:t xml:space="preserve"> Komputer, Vol. 24, No.1, pp. 95-104, </w:t>
-      </w:r>
-      <w:proofErr w:type="gramStart"/>
-      <w:r>
-        <w:rPr>
-          <w:rFonts w:ascii="Arial" w:hAnsi="Arial" w:cs="Arial"/>
-          <w:i/>
-          <w:iCs/>
-        </w:rPr>
-        <w:t>November,</w:t>
-      </w:r>
-      <w:proofErr w:type="gramEnd"/>
-      <w:r>
-        <w:rPr>
-          <w:rFonts w:ascii="Arial" w:hAnsi="Arial" w:cs="Arial"/>
-          <w:i/>
-          <w:iCs/>
-        </w:rPr>
         <w:t xml:space="preserve"> 2024.This is an open access article under the CC BY-SA license (</w:t>
       </w:r>
-      <w:hyperlink r:id="rId14" w:history="1">
+      <w:hyperlink r:id="rId16" w:history="1">
         <w:r>
           <w:rPr>
             <w:rStyle w:val="Hyperlink"/>
@@ -5331,191 +3534,53 @@
           <w:i/>
           <w:iCs/>
         </w:rPr>
-        <w:t xml:space="preserve">. (2026) </w:t>
-      </w:r>
-      <w:r>
+        <w:t>. (2026) Strategic Business &amp; Professional Development. CCT College Dublin. Available at: https://moodle.cct.ie/my(Accessed: 5 October 2026).</w:t>
+      </w:r>
+    </w:p>
+    <w:p>
+      <w:pPr>
+        <w:jc w:val="both"/>
         <w:rPr>
           <w:rFonts w:ascii="Arial" w:hAnsi="Arial" w:cs="Arial"/>
           <w:i/>
           <w:iCs/>
         </w:rPr>
-        <w:t>Strategic Business &amp;</w:t>
-      </w:r>
-      <w:r>
+      </w:pPr>
+    </w:p>
+    <w:p>
+      <w:pPr>
+        <w:jc w:val="both"/>
         <w:rPr>
           <w:rFonts w:ascii="Arial" w:hAnsi="Arial" w:cs="Arial"/>
           <w:i/>
           <w:iCs/>
         </w:rPr>
-        <w:t xml:space="preserve"> </w:t>
-      </w:r>
+      </w:pPr>
       <w:r>
         <w:rPr>
           <w:rFonts w:ascii="Arial" w:hAnsi="Arial" w:cs="Arial"/>
           <w:i/>
           <w:iCs/>
         </w:rPr>
-        <w:t>Professional Development</w:t>
-      </w:r>
-      <w:r>
+        <w:t>Alex Carter, (Oct 1, 2024) Predictive Analytics in Project Management: Guide.</w:t>
+      </w:r>
+      <w:r>
+        <w:rPr>
+          <w:rFonts w:ascii="Arial" w:hAnsi="Arial" w:cs="Arial"/>
+        </w:rPr>
+        <w:t xml:space="preserve"> Available at https://daily.dev/blog/predictive-analytics-in-project-management-guide/</w:t>
+      </w:r>
+    </w:p>
+    <w:p>
+      <w:pPr>
+        <w:jc w:val="both"/>
         <w:rPr>
           <w:rFonts w:ascii="Arial" w:hAnsi="Arial" w:cs="Arial"/>
           <w:i/>
           <w:iCs/>
         </w:rPr>
-        <w:t xml:space="preserve">. </w:t>
-      </w:r>
-      <w:r>
-        <w:rPr>
-          <w:rFonts w:ascii="Arial" w:hAnsi="Arial" w:cs="Arial"/>
-          <w:i/>
-          <w:iCs/>
-        </w:rPr>
-        <w:t>CCT College Dublin</w:t>
-      </w:r>
-      <w:r>
-        <w:rPr>
-          <w:rFonts w:ascii="Arial" w:hAnsi="Arial" w:cs="Arial"/>
-          <w:i/>
-          <w:iCs/>
-        </w:rPr>
-        <w:t xml:space="preserve">. Available at: </w:t>
-      </w:r>
-      <w:r>
-        <w:rPr>
-          <w:rFonts w:ascii="Arial" w:hAnsi="Arial" w:cs="Arial"/>
-          <w:i/>
-          <w:iCs/>
-        </w:rPr>
-        <w:t>https://moodle.cct.ie/my</w:t>
-      </w:r>
-      <w:r>
-        <w:rPr>
-          <w:rFonts w:ascii="Arial" w:hAnsi="Arial" w:cs="Arial"/>
-          <w:i/>
-          <w:iCs/>
-        </w:rPr>
-        <w:t xml:space="preserve">(Accessed: </w:t>
-      </w:r>
-      <w:r>
-        <w:rPr>
-          <w:rFonts w:ascii="Arial" w:hAnsi="Arial" w:cs="Arial"/>
-          <w:i/>
-          <w:iCs/>
-        </w:rPr>
-        <w:t>5</w:t>
-      </w:r>
-      <w:r>
-        <w:rPr>
-          <w:rFonts w:ascii="Arial" w:hAnsi="Arial" w:cs="Arial"/>
-          <w:i/>
-          <w:iCs/>
-        </w:rPr>
-        <w:t xml:space="preserve"> October 2026).</w:t>
-      </w:r>
-    </w:p>
-    <w:p>
-      <w:pPr>
-        <w:jc w:val="both"/>
-        <w:rPr>
-          <w:rFonts w:ascii="Arial" w:hAnsi="Arial" w:cs="Arial"/>
-          <w:i/>
-          <w:iCs/>
-        </w:rPr>
-      </w:pPr>
-    </w:p>
-    <w:p>
-      <w:pPr>
-        <w:jc w:val="both"/>
-        <w:rPr>
-          <w:rFonts w:ascii="Arial" w:hAnsi="Arial" w:cs="Arial"/>
-          <w:i/>
-          <w:iCs/>
-        </w:rPr>
-      </w:pPr>
-      <w:r>
-        <w:rPr>
-          <w:rFonts w:ascii="Arial" w:hAnsi="Arial" w:cs="Arial"/>
-          <w:i/>
-          <w:iCs/>
-        </w:rPr>
-        <w:t>Alex Carter</w:t>
-      </w:r>
-      <w:r>
-        <w:rPr>
-          <w:rFonts w:ascii="Arial" w:hAnsi="Arial" w:cs="Arial"/>
-          <w:i/>
-          <w:iCs/>
-        </w:rPr>
-        <w:t>, (</w:t>
-      </w:r>
-      <w:r>
-        <w:rPr>
-          <w:rFonts w:ascii="Arial" w:hAnsi="Arial" w:cs="Arial"/>
-          <w:i/>
-          <w:iCs/>
-        </w:rPr>
-        <w:t>Oct 1, 2024</w:t>
-      </w:r>
-      <w:r>
-        <w:rPr>
-          <w:rFonts w:ascii="Arial" w:hAnsi="Arial" w:cs="Arial"/>
-          <w:i/>
-          <w:iCs/>
-        </w:rPr>
-        <w:t xml:space="preserve">) </w:t>
-      </w:r>
-      <w:r>
-        <w:rPr>
-          <w:rFonts w:ascii="Arial" w:hAnsi="Arial" w:cs="Arial"/>
-          <w:i/>
-          <w:iCs/>
-        </w:rPr>
-        <w:t>Predictive Analytics in Project Management: Guide</w:t>
-      </w:r>
-      <w:r>
-        <w:rPr>
-          <w:rFonts w:ascii="Arial" w:hAnsi="Arial" w:cs="Arial"/>
-          <w:i/>
-          <w:iCs/>
-        </w:rPr>
-        <w:t>.</w:t>
-      </w:r>
-      <w:r>
-        <w:rPr>
-          <w:rFonts w:ascii="Arial" w:hAnsi="Arial" w:cs="Arial"/>
-        </w:rPr>
-        <w:t xml:space="preserve"> </w:t>
-      </w:r>
-      <w:r>
-        <w:rPr>
-          <w:rFonts w:ascii="Arial" w:hAnsi="Arial" w:cs="Arial"/>
-        </w:rPr>
-        <w:t>Available at</w:t>
-      </w:r>
-      <w:r>
-        <w:rPr>
-          <w:rFonts w:ascii="Arial" w:hAnsi="Arial" w:cs="Arial"/>
-        </w:rPr>
-        <w:t xml:space="preserve"> </w:t>
-      </w:r>
-      <w:r>
-        <w:rPr>
-          <w:rFonts w:ascii="Arial" w:hAnsi="Arial" w:cs="Arial"/>
-        </w:rPr>
-        <w:t>https://daily.dev/blog/predictive-analytics-in-project-management-guide/</w:t>
-      </w:r>
-    </w:p>
-    <w:p>
-      <w:pPr>
-        <w:jc w:val="both"/>
-        <w:rPr>
-          <w:rFonts w:ascii="Arial" w:hAnsi="Arial" w:cs="Arial"/>
-          <w:i/>
-          <w:iCs/>
-        </w:rPr>
-      </w:pPr>
-      <w:hyperlink r:id="rId15" w:history="1">
+      </w:pPr>
+      <w:hyperlink r:id="rId17" w:history="1">
         <w:r>
           <w:rPr>
             <w:rStyle w:val="Hyperlink"/>
@@ -5535,6 +3600,9 @@
         <w:t>,</w:t>
       </w:r>
       <w:r>
+        <w:rPr>
+          <w:rFonts w:ascii="Arial" w:hAnsi="Arial" w:cs="Arial"/>
+        </w:rPr>
         <w:t xml:space="preserve"> </w:t>
       </w:r>
       <w:proofErr w:type="gramStart"/>
@@ -5544,48 +3612,146 @@
           <w:i/>
           <w:iCs/>
         </w:rPr>
-        <w:t>Muhammad</w:t>
-      </w:r>
+        <w:t>Muhammad ,Updated</w:t>
+      </w:r>
+      <w:proofErr w:type="gramEnd"/>
       <w:r>
         <w:rPr>
           <w:rFonts w:ascii="Arial" w:hAnsi="Arial" w:cs="Arial"/>
           <w:i/>
           <w:iCs/>
         </w:rPr>
-        <w:t xml:space="preserve"> ,</w:t>
-      </w:r>
+        <w:t xml:space="preserve"> on: June 28, 2026. Predictive Analytics – Methods, Models, Examples, and Uses</w:t>
+      </w:r>
+      <w:r>
+        <w:rPr>
+          <w:rFonts w:ascii="Arial" w:hAnsi="Arial" w:cs="Arial"/>
+        </w:rPr>
+        <w:t xml:space="preserve"> Available at https://researchmethod.net/predictive-analytics/</w:t>
+      </w:r>
+    </w:p>
+    <w:p>
+      <w:pPr>
+        <w:jc w:val="center"/>
+        <w:rPr>
+          <w:rFonts w:ascii="Arial" w:hAnsi="Arial" w:cs="Arial"/>
+        </w:rPr>
+      </w:pPr>
+      <w:r>
+        <w:rPr>
+          <w:rFonts w:ascii="Arial" w:hAnsi="Arial" w:cs="Arial"/>
+        </w:rPr>
+        <w:t>London School of Business and Research, UK</w:t>
+      </w:r>
+      <w:r>
+        <w:rPr>
+          <w:rFonts w:ascii="Arial" w:hAnsi="Arial" w:cs="Arial"/>
+        </w:rPr>
+        <w:t xml:space="preserve">, </w:t>
+      </w:r>
+      <w:r>
+        <w:rPr>
+          <w:rFonts w:ascii="Arial" w:hAnsi="Arial" w:cs="Arial"/>
+        </w:rPr>
+        <w:t>Predictive Analytics and</w:t>
+      </w:r>
+      <w:r>
+        <w:rPr>
+          <w:rFonts w:ascii="Arial" w:hAnsi="Arial" w:cs="Arial"/>
+        </w:rPr>
+        <w:t xml:space="preserve"> </w:t>
+      </w:r>
+      <w:r>
+        <w:rPr>
+          <w:rFonts w:ascii="Arial" w:hAnsi="Arial" w:cs="Arial"/>
+        </w:rPr>
+        <w:t>Forecasting in</w:t>
+      </w:r>
+      <w:r>
+        <w:rPr>
+          <w:rFonts w:ascii="Arial" w:hAnsi="Arial" w:cs="Arial"/>
+        </w:rPr>
+        <w:t xml:space="preserve"> </w:t>
+      </w:r>
+      <w:r>
+        <w:rPr>
+          <w:rFonts w:ascii="Arial" w:hAnsi="Arial" w:cs="Arial"/>
+        </w:rPr>
+        <w:t>Hospitality</w:t>
+      </w:r>
+    </w:p>
+    <w:p>
+      <w:pPr>
+        <w:jc w:val="both"/>
+        <w:rPr>
+          <w:rFonts w:ascii="Arial" w:hAnsi="Arial" w:cs="Arial"/>
+          <w:b/>
+          <w:bCs/>
+        </w:rPr>
+      </w:pPr>
       <w:r>
         <w:rPr>
           <w:rFonts w:ascii="Arial" w:hAnsi="Arial" w:cs="Arial"/>
           <w:i/>
           <w:iCs/>
         </w:rPr>
-        <w:t>Updated</w:t>
+        <w:lastRenderedPageBreak/>
+        <w:t> </w:t>
+      </w:r>
+      <w:hyperlink r:id="rId18" w:history="1">
+        <w:r>
+          <w:rPr>
+            <w:i/>
+            <w:iCs/>
+          </w:rPr>
+          <w:t>LatentView Analytics</w:t>
+        </w:r>
+      </w:hyperlink>
+      <w:r>
+        <w:rPr>
+          <w:rFonts w:ascii="Arial" w:hAnsi="Arial" w:cs="Arial"/>
+          <w:b/>
+          <w:bCs/>
+        </w:rPr>
+        <w:t xml:space="preserve"> </w:t>
+      </w:r>
+      <w:r>
+        <w:rPr>
+          <w:rFonts w:ascii="Arial" w:hAnsi="Arial" w:cs="Arial"/>
+        </w:rPr>
+        <w:t>,</w:t>
+      </w:r>
+      <w:r>
+        <w:rPr>
+          <w:rFonts w:ascii="Arial" w:hAnsi="Arial" w:cs="Arial"/>
+        </w:rPr>
+        <w:t xml:space="preserve">Last Updated on February 16, </w:t>
+      </w:r>
+      <w:proofErr w:type="gramStart"/>
+      <w:r>
+        <w:rPr>
+          <w:rFonts w:ascii="Arial" w:hAnsi="Arial" w:cs="Arial"/>
+        </w:rPr>
+        <w:t>2026</w:t>
+      </w:r>
+      <w:r>
+        <w:rPr>
+          <w:rFonts w:ascii="Arial" w:hAnsi="Arial" w:cs="Arial"/>
+        </w:rPr>
+        <w:t>,</w:t>
+      </w:r>
+      <w:r>
+        <w:rPr>
+          <w:rFonts w:ascii="Arial" w:hAnsi="Arial" w:cs="Arial"/>
+        </w:rPr>
+        <w:t>Predictive</w:t>
       </w:r>
       <w:proofErr w:type="gramEnd"/>
       <w:r>
         <w:rPr>
           <w:rFonts w:ascii="Arial" w:hAnsi="Arial" w:cs="Arial"/>
-          <w:i/>
-          <w:iCs/>
-        </w:rPr>
-        <w:t xml:space="preserve"> on: June 28, 2026</w:t>
-      </w:r>
-      <w:r>
-        <w:rPr>
-          <w:rFonts w:ascii="Arial" w:hAnsi="Arial" w:cs="Arial"/>
-          <w:i/>
-          <w:iCs/>
-        </w:rPr>
-        <w:t xml:space="preserve">. </w:t>
-      </w:r>
-      <w:r>
-        <w:rPr>
-          <w:rFonts w:ascii="Arial" w:hAnsi="Arial" w:cs="Arial"/>
-          <w:i/>
-          <w:iCs/>
-        </w:rPr>
-        <w:t>Predictive Analytics – Methods, Models, Examples, and Uses</w:t>
+        </w:rPr>
+        <w:t xml:space="preserve"> Analytics in Hospitality: Use Cases, AI and Hotel Optimization</w:t>
       </w:r>
       <w:r>
         <w:rPr>
@@ -5609,8 +3775,112 @@
         <w:rPr>
           <w:rFonts w:ascii="Arial" w:hAnsi="Arial" w:cs="Arial"/>
         </w:rPr>
-        <w:t>https://researchmethod.net/predictive-analytics/</w:t>
-      </w:r>
+        <w:t>https://www.latentview.com/blog/predictive-analytics-in-hospitality/</w:t>
+      </w:r>
+    </w:p>
+    <w:p>
+      <w:pPr>
+        <w:jc w:val="center"/>
+        <w:rPr>
+          <w:rFonts w:ascii="Arial" w:hAnsi="Arial" w:cs="Arial"/>
+        </w:rPr>
+      </w:pPr>
+    </w:p>
+    <w:p>
+      <w:pPr>
+        <w:jc w:val="center"/>
+        <w:rPr>
+          <w:rFonts w:ascii="Arial" w:hAnsi="Arial" w:cs="Arial"/>
+        </w:rPr>
+      </w:pPr>
+    </w:p>
+    <w:p>
+      <w:pPr>
+        <w:jc w:val="center"/>
+        <w:rPr>
+          <w:rFonts w:ascii="Arial" w:hAnsi="Arial" w:cs="Arial"/>
+        </w:rPr>
+      </w:pPr>
+    </w:p>
+    <w:p>
+      <w:pPr>
+        <w:jc w:val="center"/>
+        <w:rPr>
+          <w:rFonts w:ascii="Arial" w:hAnsi="Arial" w:cs="Arial"/>
+        </w:rPr>
+      </w:pPr>
+    </w:p>
+    <w:p>
+      <w:pPr>
+        <w:jc w:val="center"/>
+        <w:rPr>
+          <w:rFonts w:ascii="Arial" w:hAnsi="Arial" w:cs="Arial"/>
+        </w:rPr>
+      </w:pPr>
+    </w:p>
+    <w:p>
+      <w:pPr>
+        <w:jc w:val="center"/>
+        <w:rPr>
+          <w:rFonts w:ascii="Arial" w:hAnsi="Arial" w:cs="Arial"/>
+        </w:rPr>
+      </w:pPr>
+    </w:p>
+    <w:p>
+      <w:pPr>
+        <w:jc w:val="center"/>
+        <w:rPr>
+          <w:rFonts w:ascii="Arial" w:hAnsi="Arial" w:cs="Arial"/>
+        </w:rPr>
+      </w:pPr>
+    </w:p>
+    <w:p>
+      <w:pPr>
+        <w:jc w:val="center"/>
+        <w:rPr>
+          <w:rFonts w:ascii="Arial" w:hAnsi="Arial" w:cs="Arial"/>
+          <w:b/>
+          <w:bCs/>
+        </w:rPr>
+      </w:pPr>
+    </w:p>
+    <w:p>
+      <w:pPr>
+        <w:jc w:val="center"/>
+        <w:rPr>
+          <w:rFonts w:ascii="Arial" w:hAnsi="Arial" w:cs="Arial"/>
+          <w:b/>
+          <w:bCs/>
+        </w:rPr>
+      </w:pPr>
+    </w:p>
+    <w:p>
+      <w:pPr>
+        <w:jc w:val="center"/>
+        <w:rPr>
+          <w:rFonts w:ascii="Arial" w:hAnsi="Arial" w:cs="Arial"/>
+          <w:b/>
+          <w:bCs/>
+        </w:rPr>
+      </w:pPr>
+      <w:r>
+        <w:rPr>
+          <w:rFonts w:ascii="Arial" w:hAnsi="Arial" w:cs="Arial"/>
+          <w:b/>
+          <w:bCs/>
+        </w:rPr>
+        <w:br w:type="page"/>
+      </w:r>
+    </w:p>
+    <w:p>
+      <w:pPr>
+        <w:jc w:val="center"/>
+        <w:rPr>
+          <w:rFonts w:ascii="Arial" w:hAnsi="Arial" w:cs="Arial"/>
+          <w:b/>
+          <w:bCs/>
+        </w:rPr>
+      </w:pPr>
     </w:p>
     <w:p>
       <w:pPr>
@@ -5667,6 +3937,112 @@
 </w:endnotes>
 </file>
 
+<file path=word/footer1.xml><?xml version="1.0" encoding="utf-8"?>
+<w:ftr xmlns:wpc="http://schemas.microsoft.com/office/word/2010/wordprocessingCanvas" xmlns:cx="http://schemas.microsoft.com/office/drawing/2014/chartex" xmlns:cx1="http://schemas.microsoft.com/office/drawing/2015/9/8/chartex" xmlns:cx2="http://schemas.microsoft.com/office/drawing/2015/10/21/chartex" xmlns:cx3="http://schemas.microsoft.com/office/drawing/2016/5/9/chartex" xmlns:cx4="http://schemas.microsoft.com/office/drawing/2016/5/10/chartex" xmlns:cx5="http://schemas.microsoft.com/office/drawing/2016/5/11/chartex" xmlns:cx6="http://schemas.microsoft.com/office/drawing/2016/5/12/chartex" xmlns:cx7="http://schemas.microsoft.com/office/drawing/2016/5/13/chartex" xmlns:cx8="http://schemas.microsoft.com/office/drawing/2016/5/14/chartex" xmlns:mc="http://schemas.openxmlformats.org/markup-compatibility/2006" xmlns:aink="http://schemas.microsoft.com/office/drawing/2016/ink" xmlns:am3d="http://schemas.microsoft.com/office/drawing/2017/model3d" xmlns:o="urn:schemas-microsoft-com:office:office" xmlns:oel="http://schemas.microsoft.com/office/2019/extlst" xmlns:r="http://schemas.openxmlformats.org/officeDocument/2006/relationships" xmlns:m="http://schemas.openxmlformats.org/officeDocument/2006/math" xmlns:v="urn:schemas-microsoft-com:vml" xmlns:wp14="http://schemas.microsoft.com/office/word/2010/wordprocessingDrawing" xmlns:wp="http://schemas.openxmlformats.org/drawingml/2006/wordprocessingDrawing" xmlns:w10="urn:schemas-microsoft-com:office:word" xmlns:w="http://schemas.openxmlformats.org/wordprocessingml/2006/main" xmlns:w14="http://schemas.microsoft.com/office/word/2010/wordml" xmlns:w15="http://schemas.microsoft.com/office/word/2012/wordml" xmlns:w16cex="http://schemas.microsoft.com/office/word/2018/wordml/cex" xmlns:w16cid="http://schemas.microsoft.com/office/word/2016/wordml/cid" xmlns:w16="http://schemas.microsoft.com/office/word/2018/wordml" xmlns:w16du="http://schemas.microsoft.com/office/word/2023/wordml/word16du" xmlns:w16sdtdh="http://schemas.microsoft.com/office/word/2020/wordml/sdtdatahash" xmlns:w16sdtfl="http://schemas.microsoft.com/office/word/2024/wordml/sdtformatlock" xmlns:w16se="http://schemas.microsoft.com/office/word/2015/wordml/symex" xmlns:wpg="http://schemas.microsoft.com/office/word/2010/wordprocessingGroup" xmlns:wpi="http://schemas.microsoft.com/office/word/2010/wordprocessingInk" xmlns:wne="http://schemas.microsoft.com/office/word/2006/wordml" xmlns:wps="http://schemas.microsoft.com/office/word/2010/wordprocessingShape" mc:Ignorable="w14 w15 w16se w16cid w16 w16cex w16sdtdh w16sdtfl w16du wp14">
+  <w:sdt>
+    <w:sdtPr>
+      <w:id w:val="672232885"/>
+      <w:docPartObj>
+        <w:docPartGallery w:val="Page Numbers (Bottom of Page)"/>
+        <w:docPartUnique/>
+      </w:docPartObj>
+    </w:sdtPr>
+    <w:sdtEndPr>
+      <w:rPr>
+        <w:noProof/>
+      </w:rPr>
+    </w:sdtEndPr>
+    <w:sdtContent>
+      <w:p>
+        <w:pPr>
+          <w:pStyle w:val="Footer"/>
+          <w:jc w:val="center"/>
+        </w:pPr>
+        <w:r>
+          <w:fldChar w:fldCharType="begin"/>
+        </w:r>
+        <w:r>
+          <w:instrText xml:space="preserve"> PAGE   \* MERGEFORMAT </w:instrText>
+        </w:r>
+        <w:r>
+          <w:fldChar w:fldCharType="separate"/>
+        </w:r>
+        <w:r>
+          <w:rPr>
+            <w:noProof/>
+          </w:rPr>
+          <w:t>2</w:t>
+        </w:r>
+        <w:r>
+          <w:rPr>
+            <w:noProof/>
+          </w:rPr>
+          <w:fldChar w:fldCharType="end"/>
+        </w:r>
+      </w:p>
+    </w:sdtContent>
+  </w:sdt>
+  <w:p>
+    <w:pPr>
+      <w:pStyle w:val="Footer"/>
+    </w:pPr>
+  </w:p>
+</w:ftr>
+</file>
+
+<file path=word/footer2.xml><?xml version="1.0" encoding="utf-8"?>
+<w:ftr xmlns:wpc="http://schemas.microsoft.com/office/word/2010/wordprocessingCanvas" xmlns:cx="http://schemas.microsoft.com/office/drawing/2014/chartex" xmlns:cx1="http://schemas.microsoft.com/office/drawing/2015/9/8/chartex" xmlns:cx2="http://schemas.microsoft.com/office/drawing/2015/10/21/chartex" xmlns:cx3="http://schemas.microsoft.com/office/drawing/2016/5/9/chartex" xmlns:cx4="http://schemas.microsoft.com/office/drawing/2016/5/10/chartex" xmlns:cx5="http://schemas.microsoft.com/office/drawing/2016/5/11/chartex" xmlns:cx6="http://schemas.microsoft.com/office/drawing/2016/5/12/chartex" xmlns:cx7="http://schemas.microsoft.com/office/drawing/2016/5/13/chartex" xmlns:cx8="http://schemas.microsoft.com/office/drawing/2016/5/14/chartex" xmlns:mc="http://schemas.openxmlformats.org/markup-compatibility/2006" xmlns:aink="http://schemas.microsoft.com/office/drawing/2016/ink" xmlns:am3d="http://schemas.microsoft.com/office/drawing/2017/model3d" xmlns:o="urn:schemas-microsoft-com:office:office" xmlns:oel="http://schemas.microsoft.com/office/2019/extlst" xmlns:r="http://schemas.openxmlformats.org/officeDocument/2006/relationships" xmlns:m="http://schemas.openxmlformats.org/officeDocument/2006/math" xmlns:v="urn:schemas-microsoft-com:vml" xmlns:wp14="http://schemas.microsoft.com/office/word/2010/wordprocessingDrawing" xmlns:wp="http://schemas.openxmlformats.org/drawingml/2006/wordprocessingDrawing" xmlns:w10="urn:schemas-microsoft-com:office:word" xmlns:w="http://schemas.openxmlformats.org/wordprocessingml/2006/main" xmlns:w14="http://schemas.microsoft.com/office/word/2010/wordml" xmlns:w15="http://schemas.microsoft.com/office/word/2012/wordml" xmlns:w16cex="http://schemas.microsoft.com/office/word/2018/wordml/cex" xmlns:w16cid="http://schemas.microsoft.com/office/word/2016/wordml/cid" xmlns:w16="http://schemas.microsoft.com/office/word/2018/wordml" xmlns:w16du="http://schemas.microsoft.com/office/word/2023/wordml/word16du" xmlns:w16sdtdh="http://schemas.microsoft.com/office/word/2020/wordml/sdtdatahash" xmlns:w16sdtfl="http://schemas.microsoft.com/office/word/2024/wordml/sdtformatlock" xmlns:w16se="http://schemas.microsoft.com/office/word/2015/wordml/symex" xmlns:wpg="http://schemas.microsoft.com/office/word/2010/wordprocessingGroup" xmlns:wpi="http://schemas.microsoft.com/office/word/2010/wordprocessingInk" xmlns:wne="http://schemas.microsoft.com/office/word/2006/wordml" xmlns:wps="http://schemas.microsoft.com/office/word/2010/wordprocessingShape" mc:Ignorable="w14 w15 w16se w16cid w16 w16cex w16sdtdh w16sdtfl w16du wp14">
+  <w:sdt>
+    <w:sdtPr>
+      <w:id w:val="-870370851"/>
+      <w:docPartObj>
+        <w:docPartGallery w:val="Page Numbers (Bottom of Page)"/>
+        <w:docPartUnique/>
+      </w:docPartObj>
+    </w:sdtPr>
+    <w:sdtEndPr>
+      <w:rPr>
+        <w:noProof/>
+      </w:rPr>
+    </w:sdtEndPr>
+    <w:sdtContent>
+      <w:p>
+        <w:pPr>
+          <w:pStyle w:val="Footer"/>
+          <w:jc w:val="center"/>
+        </w:pPr>
+        <w:r>
+          <w:fldChar w:fldCharType="begin"/>
+        </w:r>
+        <w:r>
+          <w:instrText xml:space="preserve"> PAGE   \* MERGEFORMAT </w:instrText>
+        </w:r>
+        <w:r>
+          <w:fldChar w:fldCharType="separate"/>
+        </w:r>
+        <w:r>
+          <w:rPr>
+            <w:noProof/>
+          </w:rPr>
+          <w:t>2</w:t>
+        </w:r>
+        <w:r>
+          <w:rPr>
+            <w:noProof/>
+          </w:rPr>
+          <w:fldChar w:fldCharType="end"/>
+        </w:r>
+      </w:p>
+    </w:sdtContent>
+  </w:sdt>
+  <w:p>
+    <w:pPr>
+      <w:pStyle w:val="Footer"/>
+    </w:pPr>
+  </w:p>
+</w:ftr>
+</file>
+
 <file path=word/footnotes.xml><?xml version="1.0" encoding="utf-8"?>
 <w:footnotes xmlns:wpc="http://schemas.microsoft.com/office/word/2010/wordprocessingCanvas" xmlns:cx="http://schemas.microsoft.com/office/drawing/2014/chartex" xmlns:cx1="http://schemas.microsoft.com/office/drawing/2015/9/8/chartex" xmlns:cx2="http://schemas.microsoft.com/office/drawing/2015/10/21/chartex" xmlns:cx3="http://schemas.microsoft.com/office/drawing/2016/5/9/chartex" xmlns:cx4="http://schemas.microsoft.com/office/drawing/2016/5/10/chartex" xmlns:cx5="http://schemas.microsoft.com/office/drawing/2016/5/11/chartex" xmlns:cx6="http://schemas.microsoft.com/office/drawing/2016/5/12/chartex" xmlns:cx7="http://schemas.microsoft.com/office/drawing/2016/5/13/chartex" xmlns:cx8="http://schemas.microsoft.com/office/drawing/2016/5/14/chartex" xmlns:mc="http://schemas.openxmlformats.org/markup-compatibility/2006" xmlns:aink="http://schemas.microsoft.com/office/drawing/2016/ink" xmlns:am3d="http://schemas.microsoft.com/office/drawing/2017/model3d" xmlns:o="urn:schemas-microsoft-com:office:office" xmlns:oel="http://schemas.microsoft.com/office/2019/extlst" xmlns:r="http://schemas.openxmlformats.org/officeDocument/2006/relationships" xmlns:m="http://schemas.openxmlformats.org/officeDocument/2006/math" xmlns:v="urn:schemas-microsoft-com:vml" xmlns:wp14="http://schemas.microsoft.com/office/word/2010/wordprocessingDrawing" xmlns:wp="http://schemas.openxmlformats.org/drawingml/2006/wordprocessingDrawing" xmlns:w10="urn:schemas-microsoft-com:office:word" xmlns:w="http://schemas.openxmlformats.org/wordprocessingml/2006/main" xmlns:w14="http://schemas.microsoft.com/office/word/2010/wordml" xmlns:w15="http://schemas.microsoft.com/office/word/2012/wordml" xmlns:w16cex="http://schemas.microsoft.com/office/word/2018/wordml/cex" xmlns:w16cid="http://schemas.microsoft.com/office/word/2016/wordml/cid" xmlns:w16="http://schemas.microsoft.com/office/word/2018/wordml" xmlns:w16du="http://schemas.microsoft.com/office/word/2023/wordml/word16du" xmlns:w16sdtdh="http://schemas.microsoft.com/office/word/2020/wordml/sdtdatahash" xmlns:w16sdtfl="http://schemas.microsoft.com/office/word/2024/wordml/sdtformatlock" xmlns:w16se="http://schemas.microsoft.com/office/word/2015/wordml/symex" xmlns:wpg="http://schemas.microsoft.com/office/word/2010/wordprocessingGroup" xmlns:wpi="http://schemas.microsoft.com/office/word/2010/wordprocessingInk" xmlns:wne="http://schemas.microsoft.com/office/word/2006/wordml" xmlns:wps="http://schemas.microsoft.com/office/word/2010/wordprocessingShape" mc:Ignorable="w14 w15 w16se w16cid w16 w16cex w16sdtdh w16sdtfl w16du wp14">
   <w:footnote w:type="separator" w:id="-1">
@@ -6264,6 +4640,155 @@
     </w:lvl>
   </w:abstractNum>
   <w:abstractNum w:abstractNumId="4" w15:restartNumberingAfterBreak="0">
+    <w:nsid w:val="1F9304AC"/>
+    <w:multiLevelType w:val="multilevel"/>
+    <w:tmpl w:val="CFA809FE"/>
+    <w:lvl w:ilvl="0">
+      <w:start w:val="1"/>
+      <w:numFmt w:val="bullet"/>
+      <w:lvlText w:val=""/>
+      <w:lvlJc w:val="left"/>
+      <w:pPr>
+        <w:tabs>
+          <w:tab w:val="num" w:pos="720"/>
+        </w:tabs>
+        <w:ind w:left="720" w:hanging="360"/>
+      </w:pPr>
+      <w:rPr>
+        <w:rFonts w:ascii="Symbol" w:hAnsi="Symbol" w:hint="default"/>
+        <w:sz w:val="20"/>
+      </w:rPr>
+    </w:lvl>
+    <w:lvl w:ilvl="1" w:tentative="1">
+      <w:start w:val="1"/>
+      <w:numFmt w:val="bullet"/>
+      <w:lvlText w:val=""/>
+      <w:lvlJc w:val="left"/>
+      <w:pPr>
+        <w:tabs>
+          <w:tab w:val="num" w:pos="1440"/>
+        </w:tabs>
+        <w:ind w:left="1440" w:hanging="360"/>
+      </w:pPr>
+      <w:rPr>
+        <w:rFonts w:ascii="Symbol" w:hAnsi="Symbol" w:hint="default"/>
+        <w:sz w:val="20"/>
+      </w:rPr>
+    </w:lvl>
+    <w:lvl w:ilvl="2" w:tentative="1">
+      <w:start w:val="1"/>
+      <w:numFmt w:val="bullet"/>
+      <w:lvlText w:val=""/>
+      <w:lvlJc w:val="left"/>
+      <w:pPr>
+        <w:tabs>
+          <w:tab w:val="num" w:pos="2160"/>
+        </w:tabs>
+        <w:ind w:left="2160" w:hanging="360"/>
+      </w:pPr>
+      <w:rPr>
+        <w:rFonts w:ascii="Symbol" w:hAnsi="Symbol" w:hint="default"/>
+        <w:sz w:val="20"/>
+      </w:rPr>
+    </w:lvl>
+    <w:lvl w:ilvl="3" w:tentative="1">
+      <w:start w:val="1"/>
+      <w:numFmt w:val="bullet"/>
+      <w:lvlText w:val=""/>
+      <w:lvlJc w:val="left"/>
+      <w:pPr>
+        <w:tabs>
+          <w:tab w:val="num" w:pos="2880"/>
+        </w:tabs>
+        <w:ind w:left="2880" w:hanging="360"/>
+      </w:pPr>
+      <w:rPr>
+        <w:rFonts w:ascii="Symbol" w:hAnsi="Symbol" w:hint="default"/>
+        <w:sz w:val="20"/>
+      </w:rPr>
+    </w:lvl>
+    <w:lvl w:ilvl="4" w:tentative="1">
+      <w:start w:val="1"/>
+      <w:numFmt w:val="bullet"/>
+      <w:lvlText w:val=""/>
+      <w:lvlJc w:val="left"/>
+      <w:pPr>
+        <w:tabs>
+          <w:tab w:val="num" w:pos="3600"/>
+        </w:tabs>
+        <w:ind w:left="3600" w:hanging="360"/>
+      </w:pPr>
+      <w:rPr>
+        <w:rFonts w:ascii="Symbol" w:hAnsi="Symbol" w:hint="default"/>
+        <w:sz w:val="20"/>
+      </w:rPr>
+    </w:lvl>
+    <w:lvl w:ilvl="5" w:tentative="1">
+      <w:start w:val="1"/>
+      <w:numFmt w:val="bullet"/>
+      <w:lvlText w:val=""/>
+      <w:lvlJc w:val="left"/>
+      <w:pPr>
+        <w:tabs>
+          <w:tab w:val="num" w:pos="4320"/>
+        </w:tabs>
+        <w:ind w:left="4320" w:hanging="360"/>
+      </w:pPr>
+      <w:rPr>
+        <w:rFonts w:ascii="Symbol" w:hAnsi="Symbol" w:hint="default"/>
+        <w:sz w:val="20"/>
+      </w:rPr>
+    </w:lvl>
+    <w:lvl w:ilvl="6" w:tentative="1">
+      <w:start w:val="1"/>
+      <w:numFmt w:val="bullet"/>
+      <w:lvlText w:val=""/>
+      <w:lvlJc w:val="left"/>
+      <w:pPr>
+        <w:tabs>
+          <w:tab w:val="num" w:pos="5040"/>
+        </w:tabs>
+        <w:ind w:left="5040" w:hanging="360"/>
+      </w:pPr>
+      <w:rPr>
+        <w:rFonts w:ascii="Symbol" w:hAnsi="Symbol" w:hint="default"/>
+        <w:sz w:val="20"/>
+      </w:rPr>
+    </w:lvl>
+    <w:lvl w:ilvl="7" w:tentative="1">
+      <w:start w:val="1"/>
+      <w:numFmt w:val="bullet"/>
+      <w:lvlText w:val=""/>
+      <w:lvlJc w:val="left"/>
+      <w:pPr>
+        <w:tabs>
+          <w:tab w:val="num" w:pos="5760"/>
+        </w:tabs>
+        <w:ind w:left="5760" w:hanging="360"/>
+      </w:pPr>
+      <w:rPr>
+        <w:rFonts w:ascii="Symbol" w:hAnsi="Symbol" w:hint="default"/>
+        <w:sz w:val="20"/>
+      </w:rPr>
+    </w:lvl>
+    <w:lvl w:ilvl="8" w:tentative="1">
+      <w:start w:val="1"/>
+      <w:numFmt w:val="bullet"/>
+      <w:lvlText w:val=""/>
+      <w:lvlJc w:val="left"/>
+      <w:pPr>
+        <w:tabs>
+          <w:tab w:val="num" w:pos="6480"/>
+        </w:tabs>
+        <w:ind w:left="6480" w:hanging="360"/>
+      </w:pPr>
+      <w:rPr>
+        <w:rFonts w:ascii="Symbol" w:hAnsi="Symbol" w:hint="default"/>
+        <w:sz w:val="20"/>
+      </w:rPr>
+    </w:lvl>
+  </w:abstractNum>
+  <w:abstractNum w:abstractNumId="5" w15:restartNumberingAfterBreak="0">
     <w:nsid w:val="201862CB"/>
     <w:multiLevelType w:val="multilevel"/>
     <w:tmpl w:val="BA76F102"/>
@@ -6412,7 +4937,7 @@
       </w:rPr>
     </w:lvl>
   </w:abstractNum>
-  <w:abstractNum w:abstractNumId="5" w15:restartNumberingAfterBreak="0">
+  <w:abstractNum w:abstractNumId="6" w15:restartNumberingAfterBreak="0">
     <w:nsid w:val="2112565C"/>
     <w:multiLevelType w:val="hybridMultilevel"/>
     <w:tmpl w:val="C4C2CE2E"/>
@@ -6525,7 +5050,156 @@
       </w:rPr>
     </w:lvl>
   </w:abstractNum>
-  <w:abstractNum w:abstractNumId="6" w15:restartNumberingAfterBreak="0">
+  <w:abstractNum w:abstractNumId="7" w15:restartNumberingAfterBreak="0">
+    <w:nsid w:val="295A139E"/>
+    <w:multiLevelType w:val="multilevel"/>
+    <w:tmpl w:val="A95E2CC2"/>
+    <w:lvl w:ilvl="0">
+      <w:start w:val="1"/>
+      <w:numFmt w:val="bullet"/>
+      <w:lvlText w:val=""/>
+      <w:lvlJc w:val="left"/>
+      <w:pPr>
+        <w:tabs>
+          <w:tab w:val="num" w:pos="720"/>
+        </w:tabs>
+        <w:ind w:left="720" w:hanging="360"/>
+      </w:pPr>
+      <w:rPr>
+        <w:rFonts w:ascii="Symbol" w:hAnsi="Symbol" w:hint="default"/>
+        <w:sz w:val="20"/>
+      </w:rPr>
+    </w:lvl>
+    <w:lvl w:ilvl="1" w:tentative="1">
+      <w:start w:val="1"/>
+      <w:numFmt w:val="bullet"/>
+      <w:lvlText w:val=""/>
+      <w:lvlJc w:val="left"/>
+      <w:pPr>
+        <w:tabs>
+          <w:tab w:val="num" w:pos="1440"/>
+        </w:tabs>
+        <w:ind w:left="1440" w:hanging="360"/>
+      </w:pPr>
+      <w:rPr>
+        <w:rFonts w:ascii="Symbol" w:hAnsi="Symbol" w:hint="default"/>
+        <w:sz w:val="20"/>
+      </w:rPr>
+    </w:lvl>
+    <w:lvl w:ilvl="2" w:tentative="1">
+      <w:start w:val="1"/>
+      <w:numFmt w:val="bullet"/>
+      <w:lvlText w:val=""/>
+      <w:lvlJc w:val="left"/>
+      <w:pPr>
+        <w:tabs>
+          <w:tab w:val="num" w:pos="2160"/>
+        </w:tabs>
+        <w:ind w:left="2160" w:hanging="360"/>
+      </w:pPr>
+      <w:rPr>
+        <w:rFonts w:ascii="Symbol" w:hAnsi="Symbol" w:hint="default"/>
+        <w:sz w:val="20"/>
+      </w:rPr>
+    </w:lvl>
+    <w:lvl w:ilvl="3" w:tentative="1">
+      <w:start w:val="1"/>
+      <w:numFmt w:val="bullet"/>
+      <w:lvlText w:val=""/>
+      <w:lvlJc w:val="left"/>
+      <w:pPr>
+        <w:tabs>
+          <w:tab w:val="num" w:pos="2880"/>
+        </w:tabs>
+        <w:ind w:left="2880" w:hanging="360"/>
+      </w:pPr>
+      <w:rPr>
+        <w:rFonts w:ascii="Symbol" w:hAnsi="Symbol" w:hint="default"/>
+        <w:sz w:val="20"/>
+      </w:rPr>
+    </w:lvl>
+    <w:lvl w:ilvl="4" w:tentative="1">
+      <w:start w:val="1"/>
+      <w:numFmt w:val="bullet"/>
+      <w:lvlText w:val=""/>
+      <w:lvlJc w:val="left"/>
+      <w:pPr>
+        <w:tabs>
+          <w:tab w:val="num" w:pos="3600"/>
+        </w:tabs>
+        <w:ind w:left="3600" w:hanging="360"/>
+      </w:pPr>
+      <w:rPr>
+        <w:rFonts w:ascii="Symbol" w:hAnsi="Symbol" w:hint="default"/>
+        <w:sz w:val="20"/>
+      </w:rPr>
+    </w:lvl>
+    <w:lvl w:ilvl="5" w:tentative="1">
+      <w:start w:val="1"/>
+      <w:numFmt w:val="bullet"/>
+      <w:lvlText w:val=""/>
+      <w:lvlJc w:val="left"/>
+      <w:pPr>
+        <w:tabs>
+          <w:tab w:val="num" w:pos="4320"/>
+        </w:tabs>
+        <w:ind w:left="4320" w:hanging="360"/>
+      </w:pPr>
+      <w:rPr>
+        <w:rFonts w:ascii="Symbol" w:hAnsi="Symbol" w:hint="default"/>
+        <w:sz w:val="20"/>
+      </w:rPr>
+    </w:lvl>
+    <w:lvl w:ilvl="6" w:tentative="1">
+      <w:start w:val="1"/>
+      <w:numFmt w:val="bullet"/>
+      <w:lvlText w:val=""/>
+      <w:lvlJc w:val="left"/>
+      <w:pPr>
+        <w:tabs>
+          <w:tab w:val="num" w:pos="5040"/>
+        </w:tabs>
+        <w:ind w:left="5040" w:hanging="360"/>
+      </w:pPr>
+      <w:rPr>
+        <w:rFonts w:ascii="Symbol" w:hAnsi="Symbol" w:hint="default"/>
+        <w:sz w:val="20"/>
+      </w:rPr>
+    </w:lvl>
+    <w:lvl w:ilvl="7" w:tentative="1">
+      <w:start w:val="1"/>
+      <w:numFmt w:val="bullet"/>
+      <w:lvlText w:val=""/>
+      <w:lvlJc w:val="left"/>
+      <w:pPr>
+        <w:tabs>
+          <w:tab w:val="num" w:pos="5760"/>
+        </w:tabs>
+        <w:ind w:left="5760" w:hanging="360"/>
+      </w:pPr>
+      <w:rPr>
+        <w:rFonts w:ascii="Symbol" w:hAnsi="Symbol" w:hint="default"/>
+        <w:sz w:val="20"/>
+      </w:rPr>
+    </w:lvl>
+    <w:lvl w:ilvl="8" w:tentative="1">
+      <w:start w:val="1"/>
+      <w:numFmt w:val="bullet"/>
+      <w:lvlText w:val=""/>
+      <w:lvlJc w:val="left"/>
+      <w:pPr>
+        <w:tabs>
+          <w:tab w:val="num" w:pos="6480"/>
+        </w:tabs>
+        <w:ind w:left="6480" w:hanging="360"/>
+      </w:pPr>
+      <w:rPr>
+        <w:rFonts w:ascii="Symbol" w:hAnsi="Symbol" w:hint="default"/>
+        <w:sz w:val="20"/>
+      </w:rPr>
+    </w:lvl>
+  </w:abstractNum>
+  <w:abstractNum w:abstractNumId="8" w15:restartNumberingAfterBreak="0">
     <w:nsid w:val="32616D0A"/>
     <w:multiLevelType w:val="multilevel"/>
     <w:tmpl w:val="C7E04E72"/>
@@ -6674,7 +5348,454 @@
       </w:rPr>
     </w:lvl>
   </w:abstractNum>
-  <w:abstractNum w:abstractNumId="7" w15:restartNumberingAfterBreak="0">
+  <w:abstractNum w:abstractNumId="9" w15:restartNumberingAfterBreak="0">
+    <w:nsid w:val="3585002A"/>
+    <w:multiLevelType w:val="multilevel"/>
+    <w:tmpl w:val="E7D2E3AC"/>
+    <w:lvl w:ilvl="0">
+      <w:start w:val="1"/>
+      <w:numFmt w:val="bullet"/>
+      <w:lvlText w:val=""/>
+      <w:lvlJc w:val="left"/>
+      <w:pPr>
+        <w:tabs>
+          <w:tab w:val="num" w:pos="720"/>
+        </w:tabs>
+        <w:ind w:left="720" w:hanging="360"/>
+      </w:pPr>
+      <w:rPr>
+        <w:rFonts w:ascii="Symbol" w:hAnsi="Symbol" w:hint="default"/>
+        <w:sz w:val="20"/>
+      </w:rPr>
+    </w:lvl>
+    <w:lvl w:ilvl="1" w:tentative="1">
+      <w:start w:val="1"/>
+      <w:numFmt w:val="bullet"/>
+      <w:lvlText w:val=""/>
+      <w:lvlJc w:val="left"/>
+      <w:pPr>
+        <w:tabs>
+          <w:tab w:val="num" w:pos="1440"/>
+        </w:tabs>
+        <w:ind w:left="1440" w:hanging="360"/>
+      </w:pPr>
+      <w:rPr>
+        <w:rFonts w:ascii="Symbol" w:hAnsi="Symbol" w:hint="default"/>
+        <w:sz w:val="20"/>
+      </w:rPr>
+    </w:lvl>
+    <w:lvl w:ilvl="2" w:tentative="1">
+      <w:start w:val="1"/>
+      <w:numFmt w:val="bullet"/>
+      <w:lvlText w:val=""/>
+      <w:lvlJc w:val="left"/>
+      <w:pPr>
+        <w:tabs>
+          <w:tab w:val="num" w:pos="2160"/>
+        </w:tabs>
+        <w:ind w:left="2160" w:hanging="360"/>
+      </w:pPr>
+      <w:rPr>
+        <w:rFonts w:ascii="Symbol" w:hAnsi="Symbol" w:hint="default"/>
+        <w:sz w:val="20"/>
+      </w:rPr>
+    </w:lvl>
+    <w:lvl w:ilvl="3" w:tentative="1">
+      <w:start w:val="1"/>
+      <w:numFmt w:val="bullet"/>
+      <w:lvlText w:val=""/>
+      <w:lvlJc w:val="left"/>
+      <w:pPr>
+        <w:tabs>
+          <w:tab w:val="num" w:pos="2880"/>
+        </w:tabs>
+        <w:ind w:left="2880" w:hanging="360"/>
+      </w:pPr>
+      <w:rPr>
+        <w:rFonts w:ascii="Symbol" w:hAnsi="Symbol" w:hint="default"/>
+        <w:sz w:val="20"/>
+      </w:rPr>
+    </w:lvl>
+    <w:lvl w:ilvl="4" w:tentative="1">
+      <w:start w:val="1"/>
+      <w:numFmt w:val="bullet"/>
+      <w:lvlText w:val=""/>
+      <w:lvlJc w:val="left"/>
+      <w:pPr>
+        <w:tabs>
+          <w:tab w:val="num" w:pos="3600"/>
+        </w:tabs>
+        <w:ind w:left="3600" w:hanging="360"/>
+      </w:pPr>
+      <w:rPr>
+        <w:rFonts w:ascii="Symbol" w:hAnsi="Symbol" w:hint="default"/>
+        <w:sz w:val="20"/>
+      </w:rPr>
+    </w:lvl>
+    <w:lvl w:ilvl="5" w:tentative="1">
+      <w:start w:val="1"/>
+      <w:numFmt w:val="bullet"/>
+      <w:lvlText w:val=""/>
+      <w:lvlJc w:val="left"/>
+      <w:pPr>
+        <w:tabs>
+          <w:tab w:val="num" w:pos="4320"/>
+        </w:tabs>
+        <w:ind w:left="4320" w:hanging="360"/>
+      </w:pPr>
+      <w:rPr>
+        <w:rFonts w:ascii="Symbol" w:hAnsi="Symbol" w:hint="default"/>
+        <w:sz w:val="20"/>
+      </w:rPr>
+    </w:lvl>
+    <w:lvl w:ilvl="6" w:tentative="1">
+      <w:start w:val="1"/>
+      <w:numFmt w:val="bullet"/>
+      <w:lvlText w:val=""/>
+      <w:lvlJc w:val="left"/>
+      <w:pPr>
+        <w:tabs>
+          <w:tab w:val="num" w:pos="5040"/>
+        </w:tabs>
+        <w:ind w:left="5040" w:hanging="360"/>
+      </w:pPr>
+      <w:rPr>
+        <w:rFonts w:ascii="Symbol" w:hAnsi="Symbol" w:hint="default"/>
+        <w:sz w:val="20"/>
+      </w:rPr>
+    </w:lvl>
+    <w:lvl w:ilvl="7" w:tentative="1">
+      <w:start w:val="1"/>
+      <w:numFmt w:val="bullet"/>
+      <w:lvlText w:val=""/>
+      <w:lvlJc w:val="left"/>
+      <w:pPr>
+        <w:tabs>
+          <w:tab w:val="num" w:pos="5760"/>
+        </w:tabs>
+        <w:ind w:left="5760" w:hanging="360"/>
+      </w:pPr>
+      <w:rPr>
+        <w:rFonts w:ascii="Symbol" w:hAnsi="Symbol" w:hint="default"/>
+        <w:sz w:val="20"/>
+      </w:rPr>
+    </w:lvl>
+    <w:lvl w:ilvl="8" w:tentative="1">
+      <w:start w:val="1"/>
+      <w:numFmt w:val="bullet"/>
+      <w:lvlText w:val=""/>
+      <w:lvlJc w:val="left"/>
+      <w:pPr>
+        <w:tabs>
+          <w:tab w:val="num" w:pos="6480"/>
+        </w:tabs>
+        <w:ind w:left="6480" w:hanging="360"/>
+      </w:pPr>
+      <w:rPr>
+        <w:rFonts w:ascii="Symbol" w:hAnsi="Symbol" w:hint="default"/>
+        <w:sz w:val="20"/>
+      </w:rPr>
+    </w:lvl>
+  </w:abstractNum>
+  <w:abstractNum w:abstractNumId="10" w15:restartNumberingAfterBreak="0">
+    <w:nsid w:val="35CE5368"/>
+    <w:multiLevelType w:val="multilevel"/>
+    <w:tmpl w:val="F6EA1CF8"/>
+    <w:lvl w:ilvl="0">
+      <w:start w:val="1"/>
+      <w:numFmt w:val="bullet"/>
+      <w:lvlText w:val=""/>
+      <w:lvlJc w:val="left"/>
+      <w:pPr>
+        <w:tabs>
+          <w:tab w:val="num" w:pos="720"/>
+        </w:tabs>
+        <w:ind w:left="720" w:hanging="360"/>
+      </w:pPr>
+      <w:rPr>
+        <w:rFonts w:ascii="Symbol" w:hAnsi="Symbol" w:hint="default"/>
+        <w:sz w:val="20"/>
+      </w:rPr>
+    </w:lvl>
+    <w:lvl w:ilvl="1" w:tentative="1">
+      <w:start w:val="1"/>
+      <w:numFmt w:val="bullet"/>
+      <w:lvlText w:val=""/>
+      <w:lvlJc w:val="left"/>
+      <w:pPr>
+        <w:tabs>
+          <w:tab w:val="num" w:pos="1440"/>
+        </w:tabs>
+        <w:ind w:left="1440" w:hanging="360"/>
+      </w:pPr>
+      <w:rPr>
+        <w:rFonts w:ascii="Symbol" w:hAnsi="Symbol" w:hint="default"/>
+        <w:sz w:val="20"/>
+      </w:rPr>
+    </w:lvl>
+    <w:lvl w:ilvl="2" w:tentative="1">
+      <w:start w:val="1"/>
+      <w:numFmt w:val="bullet"/>
+      <w:lvlText w:val=""/>
+      <w:lvlJc w:val="left"/>
+      <w:pPr>
+        <w:tabs>
+          <w:tab w:val="num" w:pos="2160"/>
+        </w:tabs>
+        <w:ind w:left="2160" w:hanging="360"/>
+      </w:pPr>
+      <w:rPr>
+        <w:rFonts w:ascii="Symbol" w:hAnsi="Symbol" w:hint="default"/>
+        <w:sz w:val="20"/>
+      </w:rPr>
+    </w:lvl>
+    <w:lvl w:ilvl="3" w:tentative="1">
+      <w:start w:val="1"/>
+      <w:numFmt w:val="bullet"/>
+      <w:lvlText w:val=""/>
+      <w:lvlJc w:val="left"/>
+      <w:pPr>
+        <w:tabs>
+          <w:tab w:val="num" w:pos="2880"/>
+        </w:tabs>
+        <w:ind w:left="2880" w:hanging="360"/>
+      </w:pPr>
+      <w:rPr>
+        <w:rFonts w:ascii="Symbol" w:hAnsi="Symbol" w:hint="default"/>
+        <w:sz w:val="20"/>
+      </w:rPr>
+    </w:lvl>
+    <w:lvl w:ilvl="4" w:tentative="1">
+      <w:start w:val="1"/>
+      <w:numFmt w:val="bullet"/>
+      <w:lvlText w:val=""/>
+      <w:lvlJc w:val="left"/>
+      <w:pPr>
+        <w:tabs>
+          <w:tab w:val="num" w:pos="3600"/>
+        </w:tabs>
+        <w:ind w:left="3600" w:hanging="360"/>
+      </w:pPr>
+      <w:rPr>
+        <w:rFonts w:ascii="Symbol" w:hAnsi="Symbol" w:hint="default"/>
+        <w:sz w:val="20"/>
+      </w:rPr>
+    </w:lvl>
+    <w:lvl w:ilvl="5" w:tentative="1">
+      <w:start w:val="1"/>
+      <w:numFmt w:val="bullet"/>
+      <w:lvlText w:val=""/>
+      <w:lvlJc w:val="left"/>
+      <w:pPr>
+        <w:tabs>
+          <w:tab w:val="num" w:pos="4320"/>
+        </w:tabs>
+        <w:ind w:left="4320" w:hanging="360"/>
+      </w:pPr>
+      <w:rPr>
+        <w:rFonts w:ascii="Symbol" w:hAnsi="Symbol" w:hint="default"/>
+        <w:sz w:val="20"/>
+      </w:rPr>
+    </w:lvl>
+    <w:lvl w:ilvl="6" w:tentative="1">
+      <w:start w:val="1"/>
+      <w:numFmt w:val="bullet"/>
+      <w:lvlText w:val=""/>
+      <w:lvlJc w:val="left"/>
+      <w:pPr>
+        <w:tabs>
+          <w:tab w:val="num" w:pos="5040"/>
+        </w:tabs>
+        <w:ind w:left="5040" w:hanging="360"/>
+      </w:pPr>
+      <w:rPr>
+        <w:rFonts w:ascii="Symbol" w:hAnsi="Symbol" w:hint="default"/>
+        <w:sz w:val="20"/>
+      </w:rPr>
+    </w:lvl>
+    <w:lvl w:ilvl="7" w:tentative="1">
+      <w:start w:val="1"/>
+      <w:numFmt w:val="bullet"/>
+      <w:lvlText w:val=""/>
+      <w:lvlJc w:val="left"/>
+      <w:pPr>
+        <w:tabs>
+          <w:tab w:val="num" w:pos="5760"/>
+        </w:tabs>
+        <w:ind w:left="5760" w:hanging="360"/>
+      </w:pPr>
+      <w:rPr>
+        <w:rFonts w:ascii="Symbol" w:hAnsi="Symbol" w:hint="default"/>
+        <w:sz w:val="20"/>
+      </w:rPr>
+    </w:lvl>
+    <w:lvl w:ilvl="8" w:tentative="1">
+      <w:start w:val="1"/>
+      <w:numFmt w:val="bullet"/>
+      <w:lvlText w:val=""/>
+      <w:lvlJc w:val="left"/>
+      <w:pPr>
+        <w:tabs>
+          <w:tab w:val="num" w:pos="6480"/>
+        </w:tabs>
+        <w:ind w:left="6480" w:hanging="360"/>
+      </w:pPr>
+      <w:rPr>
+        <w:rFonts w:ascii="Symbol" w:hAnsi="Symbol" w:hint="default"/>
+        <w:sz w:val="20"/>
+      </w:rPr>
+    </w:lvl>
+  </w:abstractNum>
+  <w:abstractNum w:abstractNumId="11" w15:restartNumberingAfterBreak="0">
+    <w:nsid w:val="37CE26E1"/>
+    <w:multiLevelType w:val="multilevel"/>
+    <w:tmpl w:val="6082AE66"/>
+    <w:lvl w:ilvl="0">
+      <w:start w:val="1"/>
+      <w:numFmt w:val="bullet"/>
+      <w:lvlText w:val=""/>
+      <w:lvlJc w:val="left"/>
+      <w:pPr>
+        <w:tabs>
+          <w:tab w:val="num" w:pos="720"/>
+        </w:tabs>
+        <w:ind w:left="720" w:hanging="360"/>
+      </w:pPr>
+      <w:rPr>
+        <w:rFonts w:ascii="Symbol" w:hAnsi="Symbol" w:hint="default"/>
+        <w:sz w:val="20"/>
+      </w:rPr>
+    </w:lvl>
+    <w:lvl w:ilvl="1" w:tentative="1">
+      <w:start w:val="1"/>
+      <w:numFmt w:val="bullet"/>
+      <w:lvlText w:val=""/>
+      <w:lvlJc w:val="left"/>
+      <w:pPr>
+        <w:tabs>
+          <w:tab w:val="num" w:pos="1440"/>
+        </w:tabs>
+        <w:ind w:left="1440" w:hanging="360"/>
+      </w:pPr>
+      <w:rPr>
+        <w:rFonts w:ascii="Symbol" w:hAnsi="Symbol" w:hint="default"/>
+        <w:sz w:val="20"/>
+      </w:rPr>
+    </w:lvl>
+    <w:lvl w:ilvl="2" w:tentative="1">
+      <w:start w:val="1"/>
+      <w:numFmt w:val="bullet"/>
+      <w:lvlText w:val=""/>
+      <w:lvlJc w:val="left"/>
+      <w:pPr>
+        <w:tabs>
+          <w:tab w:val="num" w:pos="2160"/>
+        </w:tabs>
+        <w:ind w:left="2160" w:hanging="360"/>
+      </w:pPr>
+      <w:rPr>
+        <w:rFonts w:ascii="Symbol" w:hAnsi="Symbol" w:hint="default"/>
+        <w:sz w:val="20"/>
+      </w:rPr>
+    </w:lvl>
+    <w:lvl w:ilvl="3" w:tentative="1">
+      <w:start w:val="1"/>
+      <w:numFmt w:val="bullet"/>
+      <w:lvlText w:val=""/>
+      <w:lvlJc w:val="left"/>
+      <w:pPr>
+        <w:tabs>
+          <w:tab w:val="num" w:pos="2880"/>
+        </w:tabs>
+        <w:ind w:left="2880" w:hanging="360"/>
+      </w:pPr>
+      <w:rPr>
+        <w:rFonts w:ascii="Symbol" w:hAnsi="Symbol" w:hint="default"/>
+        <w:sz w:val="20"/>
+      </w:rPr>
+    </w:lvl>
+    <w:lvl w:ilvl="4" w:tentative="1">
+      <w:start w:val="1"/>
+      <w:numFmt w:val="bullet"/>
+      <w:lvlText w:val=""/>
+      <w:lvlJc w:val="left"/>
+      <w:pPr>
+        <w:tabs>
+          <w:tab w:val="num" w:pos="3600"/>
+        </w:tabs>
+        <w:ind w:left="3600" w:hanging="360"/>
+      </w:pPr>
+      <w:rPr>
+        <w:rFonts w:ascii="Symbol" w:hAnsi="Symbol" w:hint="default"/>
+        <w:sz w:val="20"/>
+      </w:rPr>
+    </w:lvl>
+    <w:lvl w:ilvl="5" w:tentative="1">
+      <w:start w:val="1"/>
+      <w:numFmt w:val="bullet"/>
+      <w:lvlText w:val=""/>
+      <w:lvlJc w:val="left"/>
+      <w:pPr>
+        <w:tabs>
+          <w:tab w:val="num" w:pos="4320"/>
+        </w:tabs>
+        <w:ind w:left="4320" w:hanging="360"/>
+      </w:pPr>
+      <w:rPr>
+        <w:rFonts w:ascii="Symbol" w:hAnsi="Symbol" w:hint="default"/>
+        <w:sz w:val="20"/>
+      </w:rPr>
+    </w:lvl>
+    <w:lvl w:ilvl="6" w:tentative="1">
+      <w:start w:val="1"/>
+      <w:numFmt w:val="bullet"/>
+      <w:lvlText w:val=""/>
+      <w:lvlJc w:val="left"/>
+      <w:pPr>
+        <w:tabs>
+          <w:tab w:val="num" w:pos="5040"/>
+        </w:tabs>
+        <w:ind w:left="5040" w:hanging="360"/>
+      </w:pPr>
+      <w:rPr>
+        <w:rFonts w:ascii="Symbol" w:hAnsi="Symbol" w:hint="default"/>
+        <w:sz w:val="20"/>
+      </w:rPr>
+    </w:lvl>
+    <w:lvl w:ilvl="7" w:tentative="1">
+      <w:start w:val="1"/>
+      <w:numFmt w:val="bullet"/>
+      <w:lvlText w:val=""/>
+      <w:lvlJc w:val="left"/>
+      <w:pPr>
+        <w:tabs>
+          <w:tab w:val="num" w:pos="5760"/>
+        </w:tabs>
+        <w:ind w:left="5760" w:hanging="360"/>
+      </w:pPr>
+      <w:rPr>
+        <w:rFonts w:ascii="Symbol" w:hAnsi="Symbol" w:hint="default"/>
+        <w:sz w:val="20"/>
+      </w:rPr>
+    </w:lvl>
+    <w:lvl w:ilvl="8" w:tentative="1">
+      <w:start w:val="1"/>
+      <w:numFmt w:val="bullet"/>
+      <w:lvlText w:val=""/>
+      <w:lvlJc w:val="left"/>
+      <w:pPr>
+        <w:tabs>
+          <w:tab w:val="num" w:pos="6480"/>
+        </w:tabs>
+        <w:ind w:left="6480" w:hanging="360"/>
+      </w:pPr>
+      <w:rPr>
+        <w:rFonts w:ascii="Symbol" w:hAnsi="Symbol" w:hint="default"/>
+        <w:sz w:val="20"/>
+      </w:rPr>
+    </w:lvl>
+  </w:abstractNum>
+  <w:abstractNum w:abstractNumId="12" w15:restartNumberingAfterBreak="0">
     <w:nsid w:val="37F14B0E"/>
     <w:multiLevelType w:val="hybridMultilevel"/>
     <w:tmpl w:val="E3060858"/>
@@ -6788,7 +5909,7 @@
       </w:rPr>
     </w:lvl>
   </w:abstractNum>
-  <w:abstractNum w:abstractNumId="8" w15:restartNumberingAfterBreak="0">
+  <w:abstractNum w:abstractNumId="13" w15:restartNumberingAfterBreak="0">
     <w:nsid w:val="4D0E5973"/>
     <w:multiLevelType w:val="multilevel"/>
     <w:tmpl w:val="BCF0BDD6"/>
@@ -6937,7 +6058,7 @@
       </w:rPr>
     </w:lvl>
   </w:abstractNum>
-  <w:abstractNum w:abstractNumId="9" w15:restartNumberingAfterBreak="0">
+  <w:abstractNum w:abstractNumId="14" w15:restartNumberingAfterBreak="0">
     <w:nsid w:val="50D07E1F"/>
     <w:multiLevelType w:val="hybridMultilevel"/>
     <w:tmpl w:val="B6CAED0A"/>
@@ -7050,7 +6171,7 @@
       </w:rPr>
     </w:lvl>
   </w:abstractNum>
-  <w:abstractNum w:abstractNumId="10" w15:restartNumberingAfterBreak="0">
+  <w:abstractNum w:abstractNumId="15" w15:restartNumberingAfterBreak="0">
     <w:nsid w:val="598D4A85"/>
     <w:multiLevelType w:val="hybridMultilevel"/>
     <w:tmpl w:val="4D1CB6B2"/>
@@ -7163,7 +6284,156 @@
       </w:rPr>
     </w:lvl>
   </w:abstractNum>
-  <w:abstractNum w:abstractNumId="11" w15:restartNumberingAfterBreak="0">
+  <w:abstractNum w:abstractNumId="16" w15:restartNumberingAfterBreak="0">
+    <w:nsid w:val="5F062AE1"/>
+    <w:multiLevelType w:val="multilevel"/>
+    <w:tmpl w:val="76FACDF8"/>
+    <w:lvl w:ilvl="0">
+      <w:start w:val="1"/>
+      <w:numFmt w:val="bullet"/>
+      <w:lvlText w:val=""/>
+      <w:lvlJc w:val="left"/>
+      <w:pPr>
+        <w:tabs>
+          <w:tab w:val="num" w:pos="720"/>
+        </w:tabs>
+        <w:ind w:left="720" w:hanging="360"/>
+      </w:pPr>
+      <w:rPr>
+        <w:rFonts w:ascii="Symbol" w:hAnsi="Symbol" w:hint="default"/>
+        <w:sz w:val="20"/>
+      </w:rPr>
+    </w:lvl>
+    <w:lvl w:ilvl="1" w:tentative="1">
+      <w:start w:val="1"/>
+      <w:numFmt w:val="bullet"/>
+      <w:lvlText w:val=""/>
+      <w:lvlJc w:val="left"/>
+      <w:pPr>
+        <w:tabs>
+          <w:tab w:val="num" w:pos="1440"/>
+        </w:tabs>
+        <w:ind w:left="1440" w:hanging="360"/>
+      </w:pPr>
+      <w:rPr>
+        <w:rFonts w:ascii="Symbol" w:hAnsi="Symbol" w:hint="default"/>
+        <w:sz w:val="20"/>
+      </w:rPr>
+    </w:lvl>
+    <w:lvl w:ilvl="2" w:tentative="1">
+      <w:start w:val="1"/>
+      <w:numFmt w:val="bullet"/>
+      <w:lvlText w:val=""/>
+      <w:lvlJc w:val="left"/>
+      <w:pPr>
+        <w:tabs>
+          <w:tab w:val="num" w:pos="2160"/>
+        </w:tabs>
+        <w:ind w:left="2160" w:hanging="360"/>
+      </w:pPr>
+      <w:rPr>
+        <w:rFonts w:ascii="Symbol" w:hAnsi="Symbol" w:hint="default"/>
+        <w:sz w:val="20"/>
+      </w:rPr>
+    </w:lvl>
+    <w:lvl w:ilvl="3" w:tentative="1">
+      <w:start w:val="1"/>
+      <w:numFmt w:val="bullet"/>
+      <w:lvlText w:val=""/>
+      <w:lvlJc w:val="left"/>
+      <w:pPr>
+        <w:tabs>
+          <w:tab w:val="num" w:pos="2880"/>
+        </w:tabs>
+        <w:ind w:left="2880" w:hanging="360"/>
+      </w:pPr>
+      <w:rPr>
+        <w:rFonts w:ascii="Symbol" w:hAnsi="Symbol" w:hint="default"/>
+        <w:sz w:val="20"/>
+      </w:rPr>
+    </w:lvl>
+    <w:lvl w:ilvl="4" w:tentative="1">
+      <w:start w:val="1"/>
+      <w:numFmt w:val="bullet"/>
+      <w:lvlText w:val=""/>
+      <w:lvlJc w:val="left"/>
+      <w:pPr>
+        <w:tabs>
+          <w:tab w:val="num" w:pos="3600"/>
+        </w:tabs>
+        <w:ind w:left="3600" w:hanging="360"/>
+      </w:pPr>
+      <w:rPr>
+        <w:rFonts w:ascii="Symbol" w:hAnsi="Symbol" w:hint="default"/>
+        <w:sz w:val="20"/>
+      </w:rPr>
+    </w:lvl>
+    <w:lvl w:ilvl="5" w:tentative="1">
+      <w:start w:val="1"/>
+      <w:numFmt w:val="bullet"/>
+      <w:lvlText w:val=""/>
+      <w:lvlJc w:val="left"/>
+      <w:pPr>
+        <w:tabs>
+          <w:tab w:val="num" w:pos="4320"/>
+        </w:tabs>
+        <w:ind w:left="4320" w:hanging="360"/>
+      </w:pPr>
+      <w:rPr>
+        <w:rFonts w:ascii="Symbol" w:hAnsi="Symbol" w:hint="default"/>
+        <w:sz w:val="20"/>
+      </w:rPr>
+    </w:lvl>
+    <w:lvl w:ilvl="6" w:tentative="1">
+      <w:start w:val="1"/>
+      <w:numFmt w:val="bullet"/>
+      <w:lvlText w:val=""/>
+      <w:lvlJc w:val="left"/>
+      <w:pPr>
+        <w:tabs>
+          <w:tab w:val="num" w:pos="5040"/>
+        </w:tabs>
+        <w:ind w:left="5040" w:hanging="360"/>
+      </w:pPr>
+      <w:rPr>
+        <w:rFonts w:ascii="Symbol" w:hAnsi="Symbol" w:hint="default"/>
+        <w:sz w:val="20"/>
+      </w:rPr>
+    </w:lvl>
+    <w:lvl w:ilvl="7" w:tentative="1">
+      <w:start w:val="1"/>
+      <w:numFmt w:val="bullet"/>
+      <w:lvlText w:val=""/>
+      <w:lvlJc w:val="left"/>
+      <w:pPr>
+        <w:tabs>
+          <w:tab w:val="num" w:pos="5760"/>
+        </w:tabs>
+        <w:ind w:left="5760" w:hanging="360"/>
+      </w:pPr>
+      <w:rPr>
+        <w:rFonts w:ascii="Symbol" w:hAnsi="Symbol" w:hint="default"/>
+        <w:sz w:val="20"/>
+      </w:rPr>
+    </w:lvl>
+    <w:lvl w:ilvl="8" w:tentative="1">
+      <w:start w:val="1"/>
+      <w:numFmt w:val="bullet"/>
+      <w:lvlText w:val=""/>
+      <w:lvlJc w:val="left"/>
+      <w:pPr>
+        <w:tabs>
+          <w:tab w:val="num" w:pos="6480"/>
+        </w:tabs>
+        <w:ind w:left="6480" w:hanging="360"/>
+      </w:pPr>
+      <w:rPr>
+        <w:rFonts w:ascii="Symbol" w:hAnsi="Symbol" w:hint="default"/>
+        <w:sz w:val="20"/>
+      </w:rPr>
+    </w:lvl>
+  </w:abstractNum>
+  <w:abstractNum w:abstractNumId="17" w15:restartNumberingAfterBreak="0">
     <w:nsid w:val="5FE47297"/>
     <w:multiLevelType w:val="multilevel"/>
     <w:tmpl w:val="A4D4D6A4"/>
@@ -7312,7 +6582,7 @@
       </w:rPr>
     </w:lvl>
   </w:abstractNum>
-  <w:abstractNum w:abstractNumId="12" w15:restartNumberingAfterBreak="0">
+  <w:abstractNum w:abstractNumId="18" w15:restartNumberingAfterBreak="0">
     <w:nsid w:val="6721352A"/>
     <w:multiLevelType w:val="hybridMultilevel"/>
     <w:tmpl w:val="ABD6C7F8"/>
@@ -7426,7 +6696,7 @@
     </w:lvl>
   </w:abstractNum>
   <w:num w:numId="1" w16cid:durableId="1894853277">
-    <w:abstractNumId w:val="7"/>
+    <w:abstractNumId w:val="12"/>
   </w:num>
   <w:num w:numId="2" w16cid:durableId="868028385">
     <w:abstractNumId w:val="2"/>
@@ -7438,31 +6708,49 @@
     <w:abstractNumId w:val="3"/>
   </w:num>
   <w:num w:numId="5" w16cid:durableId="1990087424">
-    <w:abstractNumId w:val="12"/>
+    <w:abstractNumId w:val="18"/>
   </w:num>
   <w:num w:numId="6" w16cid:durableId="772435312">
-    <w:abstractNumId w:val="4"/>
+    <w:abstractNumId w:val="5"/>
   </w:num>
   <w:num w:numId="7" w16cid:durableId="1704936356">
-    <w:abstractNumId w:val="6"/>
+    <w:abstractNumId w:val="8"/>
   </w:num>
   <w:num w:numId="8" w16cid:durableId="1271475097">
-    <w:abstractNumId w:val="10"/>
+    <w:abstractNumId w:val="15"/>
   </w:num>
   <w:num w:numId="9" w16cid:durableId="1019166445">
-    <w:abstractNumId w:val="9"/>
+    <w:abstractNumId w:val="14"/>
   </w:num>
   <w:num w:numId="10" w16cid:durableId="1870989538">
-    <w:abstractNumId w:val="11"/>
+    <w:abstractNumId w:val="17"/>
   </w:num>
   <w:num w:numId="11" w16cid:durableId="441270543">
-    <w:abstractNumId w:val="5"/>
+    <w:abstractNumId w:val="6"/>
   </w:num>
   <w:num w:numId="12" w16cid:durableId="510144853">
     <w:abstractNumId w:val="1"/>
   </w:num>
   <w:num w:numId="13" w16cid:durableId="608124165">
-    <w:abstractNumId w:val="8"/>
+    <w:abstractNumId w:val="13"/>
+  </w:num>
+  <w:num w:numId="14" w16cid:durableId="1278834875">
+    <w:abstractNumId w:val="4"/>
+  </w:num>
+  <w:num w:numId="15" w16cid:durableId="507212020">
+    <w:abstractNumId w:val="16"/>
+  </w:num>
+  <w:num w:numId="16" w16cid:durableId="1313413900">
+    <w:abstractNumId w:val="7"/>
+  </w:num>
+  <w:num w:numId="17" w16cid:durableId="1555265248">
+    <w:abstractNumId w:val="10"/>
+  </w:num>
+  <w:num w:numId="18" w16cid:durableId="91902284">
+    <w:abstractNumId w:val="11"/>
+  </w:num>
+  <w:num w:numId="19" w16cid:durableId="1951664935">
+    <w:abstractNumId w:val="9"/>
   </w:num>
 </w:numbering>
 </file>
@@ -8505,6 +7793,41 @@
     <w:uiPriority w:val="99"/>
     <w:rsid w:val="001E367B"/>
   </w:style>
+  <w:style w:type="paragraph" w:styleId="TOCHeading">
+    <w:name w:val="TOC Heading"/>
+    <w:basedOn w:val="Heading1"/>
+    <w:next w:val="Normal"/>
+    <w:uiPriority w:val="39"/>
+    <w:unhideWhenUsed/>
+    <w:qFormat/>
+    <w:rsid w:val="0025708B"/>
+    <w:pPr>
+      <w:spacing w:before="240" w:after="0" w:line="259" w:lineRule="auto"/>
+      <w:outlineLvl w:val="9"/>
+    </w:pPr>
+    <w:rPr>
+      <w:kern w:val="0"/>
+      <w:sz w:val="32"/>
+      <w:szCs w:val="32"/>
+      <w:lang w:val="en-US"/>
+      <w14:ligatures w14:val="none"/>
+    </w:rPr>
+  </w:style>
+  <w:style w:type="paragraph" w:styleId="TOC1">
+    <w:name w:val="toc 1"/>
+    <w:basedOn w:val="Normal"/>
+    <w:next w:val="Normal"/>
+    <w:autoRedefine/>
+    <w:uiPriority w:val="39"/>
+    <w:unhideWhenUsed/>
+    <w:rsid w:val="003061DE"/>
+    <w:pPr>
+      <w:tabs>
+        <w:tab w:val="right" w:leader="dot" w:pos="9016"/>
+      </w:tabs>
+      <w:spacing w:after="480"/>
+    </w:pPr>
+  </w:style>
 </w:styles>
 </file>
 
@@ -8801,4 +8124,16 @@
     </a:ext>
   </a:extLst>
 </a:theme>
+</file>
+
+<file path=customXml/item1.xml><?xml version="1.0" encoding="utf-8"?>
+<b:Sources xmlns:b="http://schemas.openxmlformats.org/officeDocument/2006/bibliography" xmlns="http://schemas.openxmlformats.org/officeDocument/2006/bibliography" SelectedStyle="\APASixthEditionOfficeOnline.xsl" StyleName="APA" Version="6"/>
+</file>
+
+<file path=customXml/itemProps1.xml><?xml version="1.0" encoding="utf-8"?>
+<ds:datastoreItem xmlns:ds="http://schemas.openxmlformats.org/officeDocument/2006/customXml" ds:itemID="{2625CC0D-585A-4732-A9CB-47E1314875DD}">
+  <ds:schemaRefs>
+    <ds:schemaRef ds:uri="http://schemas.openxmlformats.org/officeDocument/2006/bibliography"/>
+  </ds:schemaRefs>
+</ds:datastoreItem>
 </file>
--- a/CA1-Predicting_Full_Room_Occupancy_in_Small_Pub.docx
+++ b/CA1-Predicting_Full_Room_Occupancy_in_Small_Pub.docx
@@ -1108,27 +1108,7 @@
           <w:lang w:eastAsia="en-US"/>
           <w14:ligatures w14:val="standardContextual"/>
         </w:rPr>
-        <w:t xml:space="preserve">The business operates in a highly competitive environment, as it is relatively new to the market, has limited amenities to offer, and has limited previous experience in the accommodation sector. The accommodation is located above a pub, which can be noisy on certain nights and may potentially affect the guest experience. In addition, it </w:t>
-      </w:r>
-      <w:proofErr w:type="gramStart"/>
-      <w:r>
-        <w:rPr>
-          <w:rFonts w:ascii="Arial" w:eastAsiaTheme="minorHAnsi" w:hAnsi="Arial" w:cs="Arial"/>
-          <w:kern w:val="2"/>
-          <w:lang w:eastAsia="en-US"/>
-          <w14:ligatures w14:val="standardContextual"/>
-        </w:rPr>
-        <w:t>is located in</w:t>
-      </w:r>
-      <w:proofErr w:type="gramEnd"/>
-      <w:r>
-        <w:rPr>
-          <w:rFonts w:ascii="Arial" w:eastAsiaTheme="minorHAnsi" w:hAnsi="Arial" w:cs="Arial"/>
-          <w:kern w:val="2"/>
-          <w:lang w:eastAsia="en-US"/>
-          <w14:ligatures w14:val="standardContextual"/>
-        </w:rPr>
-        <w:t xml:space="preserve"> an area with several competing accommodation options that may offer more amenities at a similar or higher price. These factors may affect its competitiveness and customers’ booking decisions, particularly when compared with alternative accommodation in the same area.</w:t>
+        <w:t>The business operates in a highly competitive environment, as it is relatively new to the market, has limited amenities to offer, and has limited previous experience in the accommodation sector. The accommodation is located above a pub, which can be noisy on certain nights and may potentially affect the guest experience. In addition, it is located in an area with several competing accommodation options that may offer more amenities at a similar or higher price. These factors may affect its competitiveness and customers’ booking decisions, particularly when compared with alternative accommodation in the same area.</w:t>
       </w:r>
     </w:p>
     <w:p>
@@ -2112,31 +2092,45 @@
           <w:highlight w:val="yellow"/>
         </w:rPr>
       </w:pPr>
-      <w:proofErr w:type="gramStart"/>
       <w:r>
         <w:rPr>
           <w:rFonts w:ascii="Arial" w:hAnsi="Arial" w:cs="Arial"/>
           <w:highlight w:val="yellow"/>
         </w:rPr>
-        <w:t>So</w:t>
-      </w:r>
-      <w:proofErr w:type="gramEnd"/>
-      <w:r>
+        <w:t>So you get a net occupancy forecast, not just gross bookings</w:t>
+      </w:r>
+    </w:p>
+    <w:p>
+      <w:pPr>
+        <w:pStyle w:val="NormalWeb"/>
+        <w:rPr>
+          <w:rFonts w:ascii="Arial" w:hAnsi="Arial" w:cs="Arial"/>
+        </w:rPr>
+      </w:pPr>
+      <w:hyperlink r:id="rId8" w:history="1">
+        <w:r>
+          <w:rPr>
+            <w:rStyle w:val="Hyperlink"/>
+            <w:rFonts w:ascii="Arial" w:hAnsi="Arial" w:cs="Arial"/>
+          </w:rPr>
+          <w:t>https://www.researchgate.net/publication/385384852_Prediction_of_Booking_Trends_and_Customer_Demand_in_the_Tourism_and_Hospitality_Sector_Using_AI-Based_Models</w:t>
+        </w:r>
+      </w:hyperlink>
+    </w:p>
+    <w:p>
+      <w:pPr>
+        <w:pStyle w:val="NormalWeb"/>
         <w:rPr>
           <w:rFonts w:ascii="Arial" w:hAnsi="Arial" w:cs="Arial"/>
           <w:highlight w:val="yellow"/>
         </w:rPr>
-        <w:t xml:space="preserve"> you get a net occupancy forecast, not just gross bookings</w:t>
-      </w:r>
-    </w:p>
-    <w:p>
-      <w:pPr>
-        <w:pStyle w:val="NormalWeb"/>
-        <w:rPr>
-          <w:rFonts w:ascii="Arial" w:hAnsi="Arial" w:cs="Arial"/>
-          <w:highlight w:val="yellow"/>
-        </w:rPr>
-      </w:pPr>
+      </w:pPr>
+      <w:r>
+        <w:rPr>
+          <w:rFonts w:ascii="Arial" w:hAnsi="Arial" w:cs="Arial"/>
+        </w:rPr>
+        <w:t>https://www.lsbronline.com/wp-content/uploads/2025/01/Predictive-Analytics-and-Forecasting-in-Hospitality.pdf</w:t>
+      </w:r>
     </w:p>
     <w:p>
       <w:pPr>
@@ -2188,6 +2182,7 @@
         <w:rPr>
           <w:rFonts w:ascii="Arial" w:hAnsi="Arial" w:cs="Arial"/>
         </w:rPr>
+        <w:lastRenderedPageBreak/>
         <w:t>For this project, the dataset will consist of historical reservation and occupancy data from The Merry Cobbler's Booking.com Pulse account, which is used by the owners to manage the accommodation. The data may include:</w:t>
       </w:r>
     </w:p>
@@ -2224,7 +2219,6 @@
         <w:rPr>
           <w:rFonts w:ascii="Arial" w:hAnsi="Arial" w:cs="Arial"/>
         </w:rPr>
-        <w:lastRenderedPageBreak/>
         <w:t>Occupancy</w:t>
       </w:r>
     </w:p>
@@ -2421,14 +2415,7 @@
         <w:rPr>
           <w:rFonts w:ascii="Arial" w:hAnsi="Arial" w:cs="Arial"/>
         </w:rPr>
-        <w:t xml:space="preserve">By the end of Semester 2, a data analysis and predictive modelling solution is expected to be developed to predict whether the small accommodation will reach full occupancy on a given date. This will help the hotel owner protect revenue by supporting pricing decisions, optimise resource management through staff planning, maintain service quality by reducing waiting times, </w:t>
-      </w:r>
-      <w:proofErr w:type="gramStart"/>
-      <w:r>
-        <w:rPr>
-          <w:rFonts w:ascii="Arial" w:hAnsi="Arial" w:cs="Arial"/>
-        </w:rPr>
-        <w:t>and</w:t>
+        <w:t>By the end of Semester 2, a data analysis and predictive modelling solution is expected to be developed to predict whether the small accommodation will reach full occupancy on a given date. This will help the hotel owner protect revenue by supporting pricing decisions, optimise resource management through staff planning, maintain service quality by reducing waiting times, and</w:t>
       </w:r>
       <w:r>
         <w:rPr>
@@ -2436,7 +2423,6 @@
         </w:rPr>
         <w:t xml:space="preserve"> also</w:t>
       </w:r>
-      <w:proofErr w:type="gramEnd"/>
       <w:r>
         <w:rPr>
           <w:rFonts w:ascii="Arial" w:hAnsi="Arial" w:cs="Arial"/>
@@ -2564,14 +2550,7 @@
         <w:rPr>
           <w:rFonts w:ascii="Arial" w:hAnsi="Arial" w:cs="Arial"/>
         </w:rPr>
-        <w:t xml:space="preserve">, </w:t>
-      </w:r>
-      <w:r>
-        <w:rPr>
-          <w:rFonts w:ascii="Arial" w:hAnsi="Arial" w:cs="Arial"/>
-        </w:rPr>
-        <w:lastRenderedPageBreak/>
-        <w:t>evaluation, data collection</w:t>
+        <w:t>, evaluation, data collection</w:t>
       </w:r>
       <w:r>
         <w:rPr>
@@ -2625,8 +2604,8 @@
           <w:lang w:eastAsia="en-GB"/>
         </w:rPr>
         <w:sectPr>
-          <w:footerReference w:type="default" r:id="rId8"/>
-          <w:footerReference w:type="first" r:id="rId9"/>
+          <w:footerReference w:type="default" r:id="rId9"/>
+          <w:footerReference w:type="first" r:id="rId10"/>
           <w:pgSz w:w="11906" w:h="16838"/>
           <w:pgMar w:top="1440" w:right="1440" w:bottom="1440" w:left="1440" w:header="708" w:footer="708" w:gutter="0"/>
           <w:cols w:space="708"/>
@@ -2686,7 +2665,7 @@
                           <pic:cNvPicPr/>
                         </pic:nvPicPr>
                         <pic:blipFill>
-                          <a:blip r:embed="rId10">
+                          <a:blip r:embed="rId11">
                             <a:extLst>
                               <a:ext uri="{28A0092B-C50C-407E-A947-70E740481C1C}">
                                 <a14:useLocalDpi xmlns:a14="http://schemas.microsoft.com/office/drawing/2010/main" val="0"/>
@@ -2779,55 +2758,35 @@
           <w:lang w:eastAsia="en-GB"/>
           <w14:ligatures w14:val="none"/>
         </w:rPr>
-        <w:t xml:space="preserve">The project will follow the principles of the General Data Protection Regulation (GDPR), particularly regarding the legitimate purpose of data processing. The data will be used only for the purpose of the Strategic Thinking </w:t>
-      </w:r>
-      <w:proofErr w:type="gramStart"/>
-      <w:r>
+        <w:t>The project will follow the principles of the General Data Protection Regulation (GDPR), particularly regarding the legitimate purpose of data processing. The data will be used only for the purpose of the Strategic Thinking CA’s. Only the data necessary to make this project possible will be collected and processed. Personal data such as guests' names, dates of birth, email addresses, phone numbers, and other identifying information will not be necessary for this project. However, all data collected from the company will be handled securely, ensuring its security, integrity, and confidentiality.</w:t>
+      </w:r>
+    </w:p>
+    <w:p>
+      <w:pPr>
         <w:rPr>
           <w:rFonts w:ascii="Arial" w:eastAsia="Times New Roman" w:hAnsi="Arial" w:cs="Arial"/>
           <w:kern w:val="0"/>
           <w:lang w:eastAsia="en-GB"/>
           <w14:ligatures w14:val="none"/>
         </w:rPr>
-        <w:t>CA’s</w:t>
-      </w:r>
-      <w:proofErr w:type="gramEnd"/>
-      <w:r>
+      </w:pPr>
+    </w:p>
+    <w:p>
+      <w:pPr>
         <w:rPr>
           <w:rFonts w:ascii="Arial" w:eastAsia="Times New Roman" w:hAnsi="Arial" w:cs="Arial"/>
           <w:kern w:val="0"/>
           <w:lang w:eastAsia="en-GB"/>
           <w14:ligatures w14:val="none"/>
         </w:rPr>
-        <w:t>. Only the data necessary to make this project possible will be collected and processed. Personal data such as guests' names, dates of birth, email addresses, phone numbers, and other identifying information will not be necessary for this project. However, all data collected from the company will be handled securely, ensuring its security, integrity, and confidentiality.</w:t>
-      </w:r>
-    </w:p>
-    <w:p>
-      <w:pPr>
+      </w:pPr>
+      <w:r>
         <w:rPr>
           <w:rFonts w:ascii="Arial" w:eastAsia="Times New Roman" w:hAnsi="Arial" w:cs="Arial"/>
           <w:kern w:val="0"/>
           <w:lang w:eastAsia="en-GB"/>
           <w14:ligatures w14:val="none"/>
         </w:rPr>
-      </w:pPr>
-    </w:p>
-    <w:p>
-      <w:pPr>
-        <w:rPr>
-          <w:rFonts w:ascii="Arial" w:eastAsia="Times New Roman" w:hAnsi="Arial" w:cs="Arial"/>
-          <w:kern w:val="0"/>
-          <w:lang w:eastAsia="en-GB"/>
-          <w14:ligatures w14:val="none"/>
-        </w:rPr>
-      </w:pPr>
-      <w:r>
-        <w:rPr>
-          <w:rFonts w:ascii="Arial" w:eastAsia="Times New Roman" w:hAnsi="Arial" w:cs="Arial"/>
-          <w:kern w:val="0"/>
-          <w:lang w:eastAsia="en-GB"/>
-          <w14:ligatures w14:val="none"/>
-        </w:rPr>
         <w:t>Permission to access and use the business data has been obtained from the owner/manager.</w:t>
       </w:r>
     </w:p>
@@ -3108,7 +3067,7 @@
         </w:rPr>
         <w:t xml:space="preserve"> Available at: </w:t>
       </w:r>
-      <w:hyperlink r:id="rId11" w:history="1">
+      <w:hyperlink r:id="rId12" w:history="1">
         <w:r>
           <w:rPr>
             <w:rStyle w:val="Hyperlink"/>
@@ -3173,7 +3132,7 @@
         </w:rPr>
         <w:t xml:space="preserve">. Available at: </w:t>
       </w:r>
-      <w:hyperlink r:id="rId12" w:history="1">
+      <w:hyperlink r:id="rId13" w:history="1">
         <w:r>
           <w:rPr>
             <w:rStyle w:val="Hyperlink"/>
@@ -3210,7 +3169,7 @@
         </w:rPr>
         <w:t xml:space="preserve">Steps of Data Analysis for Predictive Analytics &amp; Business Insights. Available at:  </w:t>
       </w:r>
-      <w:hyperlink r:id="rId13" w:history="1">
+      <w:hyperlink r:id="rId14" w:history="1">
         <w:r>
           <w:rPr>
             <w:rStyle w:val="Hyperlink"/>
@@ -3219,7 +3178,7 @@
           <w:t>Identifying a Business Problem</w:t>
         </w:r>
       </w:hyperlink>
-      <w:hyperlink r:id="rId14" w:history="1">
+      <w:hyperlink r:id="rId15" w:history="1">
         <w:r>
           <w:rPr>
             <w:rStyle w:val="Hyperlink"/>
@@ -3316,7 +3275,7 @@
         </w:rPr>
         <w:t xml:space="preserve"> WN, Pinto I. Big Data Analytics and Firm Performance in the Hotel Sector. Tourism and Hospitality. 2023; 4(2):244-256. </w:t>
       </w:r>
-      <w:hyperlink r:id="rId15" w:history="1">
+      <w:hyperlink r:id="rId16" w:history="1">
         <w:r>
           <w:rPr>
             <w:rStyle w:val="Hyperlink"/>
@@ -3371,25 +3330,25 @@
           <w:i/>
           <w:iCs/>
         </w:rPr>
-        <w:t>, and I. K. Bisena</w:t>
-      </w:r>
-      <w:proofErr w:type="gramStart"/>
+        <w:t xml:space="preserve">, and I. K. Bisena, ”Optimizing Hotel Room Occupancy Prediction Using an Enhanced Linear Regression Algorithms”, MATRIK: </w:t>
+      </w:r>
+      <w:proofErr w:type="spellStart"/>
       <w:r>
         <w:rPr>
           <w:rFonts w:ascii="Arial" w:hAnsi="Arial" w:cs="Arial"/>
           <w:i/>
           <w:iCs/>
         </w:rPr>
-        <w:t>, ”Optimizing</w:t>
-      </w:r>
-      <w:proofErr w:type="gramEnd"/>
+        <w:t>Jurnal</w:t>
+      </w:r>
+      <w:proofErr w:type="spellEnd"/>
       <w:r>
         <w:rPr>
           <w:rFonts w:ascii="Arial" w:hAnsi="Arial" w:cs="Arial"/>
           <w:i/>
           <w:iCs/>
         </w:rPr>
-        <w:t xml:space="preserve"> Hotel Room Occupancy Prediction Using an Enhanced Linear Regression Algorithms”, MATRIK: </w:t>
+        <w:t xml:space="preserve"> </w:t>
       </w:r>
       <w:proofErr w:type="spellStart"/>
       <w:r>
@@ -3398,7 +3357,7 @@
           <w:i/>
           <w:iCs/>
         </w:rPr>
-        <w:t>Jurnal</w:t>
+        <w:t>Manajemen</w:t>
       </w:r>
       <w:proofErr w:type="spellEnd"/>
       <w:r>
@@ -3407,7 +3366,7 @@
           <w:i/>
           <w:iCs/>
         </w:rPr>
-        <w:t xml:space="preserve"> </w:t>
+        <w:t xml:space="preserve">, Teknik </w:t>
       </w:r>
       <w:proofErr w:type="spellStart"/>
       <w:r>
@@ -3416,7 +3375,7 @@
           <w:i/>
           <w:iCs/>
         </w:rPr>
-        <w:t>Manajemen</w:t>
+        <w:t>Informatika</w:t>
       </w:r>
       <w:proofErr w:type="spellEnd"/>
       <w:r>
@@ -3425,7 +3384,7 @@
           <w:i/>
           <w:iCs/>
         </w:rPr>
-        <w:t xml:space="preserve">, Teknik </w:t>
+        <w:t xml:space="preserve">, dan </w:t>
       </w:r>
       <w:proofErr w:type="spellStart"/>
       <w:r>
@@ -3434,7 +3393,7 @@
           <w:i/>
           <w:iCs/>
         </w:rPr>
-        <w:t>Informatika</w:t>
+        <w:t>Rekayasa</w:t>
       </w:r>
       <w:proofErr w:type="spellEnd"/>
       <w:r>
@@ -3443,45 +3402,9 @@
           <w:i/>
           <w:iCs/>
         </w:rPr>
-        <w:t xml:space="preserve">, dan </w:t>
-      </w:r>
-      <w:proofErr w:type="spellStart"/>
-      <w:r>
-        <w:rPr>
-          <w:rFonts w:ascii="Arial" w:hAnsi="Arial" w:cs="Arial"/>
-          <w:i/>
-          <w:iCs/>
-        </w:rPr>
-        <w:t>Rekayasa</w:t>
-      </w:r>
-      <w:proofErr w:type="spellEnd"/>
-      <w:r>
-        <w:rPr>
-          <w:rFonts w:ascii="Arial" w:hAnsi="Arial" w:cs="Arial"/>
-          <w:i/>
-          <w:iCs/>
-        </w:rPr>
-        <w:t xml:space="preserve"> Komputer, Vol. 24, No.1, pp. 95-104, </w:t>
-      </w:r>
-      <w:proofErr w:type="gramStart"/>
-      <w:r>
-        <w:rPr>
-          <w:rFonts w:ascii="Arial" w:hAnsi="Arial" w:cs="Arial"/>
-          <w:i/>
-          <w:iCs/>
-        </w:rPr>
-        <w:t>November,</w:t>
-      </w:r>
-      <w:proofErr w:type="gramEnd"/>
-      <w:r>
-        <w:rPr>
-          <w:rFonts w:ascii="Arial" w:hAnsi="Arial" w:cs="Arial"/>
-          <w:i/>
-          <w:iCs/>
-        </w:rPr>
-        <w:t xml:space="preserve"> 2024.This is an open access article under the CC BY-SA license (</w:t>
-      </w:r>
-      <w:hyperlink r:id="rId16" w:history="1">
+        <w:t xml:space="preserve"> Komputer, Vol. 24, No.1, pp. 95-104, November, 2024.This is an open access article under the CC BY-SA license (</w:t>
+      </w:r>
+      <w:hyperlink r:id="rId17" w:history="1">
         <w:r>
           <w:rPr>
             <w:rStyle w:val="Hyperlink"/>
@@ -3580,7 +3503,7 @@
           <w:iCs/>
         </w:rPr>
       </w:pPr>
-      <w:hyperlink r:id="rId17" w:history="1">
+      <w:hyperlink r:id="rId18" w:history="1">
         <w:r>
           <w:rPr>
             <w:rStyle w:val="Hyperlink"/>
@@ -3605,100 +3528,90 @@
         </w:rPr>
         <w:t xml:space="preserve"> </w:t>
       </w:r>
-      <w:proofErr w:type="gramStart"/>
       <w:r>
         <w:rPr>
           <w:rFonts w:ascii="Arial" w:hAnsi="Arial" w:cs="Arial"/>
           <w:i/>
           <w:iCs/>
         </w:rPr>
-        <w:t>Muhammad ,Updated</w:t>
-      </w:r>
-      <w:proofErr w:type="gramEnd"/>
+        <w:t>Muhammad ,Updated on: June 28, 2026. Predictive Analytics – Methods, Models, Examples, and Uses</w:t>
+      </w:r>
+      <w:r>
+        <w:rPr>
+          <w:rFonts w:ascii="Arial" w:hAnsi="Arial" w:cs="Arial"/>
+        </w:rPr>
+        <w:t xml:space="preserve"> Available at https://researchmethod.net/predictive-analytics/</w:t>
+      </w:r>
+    </w:p>
+    <w:p>
+      <w:pPr>
+        <w:jc w:val="center"/>
+        <w:rPr>
+          <w:rFonts w:ascii="Arial" w:hAnsi="Arial" w:cs="Arial"/>
+        </w:rPr>
+      </w:pPr>
+      <w:r>
+        <w:rPr>
+          <w:rFonts w:ascii="Arial" w:hAnsi="Arial" w:cs="Arial"/>
+        </w:rPr>
+        <w:t>London School of Business and Research, UK</w:t>
+      </w:r>
+      <w:r>
+        <w:rPr>
+          <w:rFonts w:ascii="Arial" w:hAnsi="Arial" w:cs="Arial"/>
+        </w:rPr>
+        <w:t xml:space="preserve">, </w:t>
+      </w:r>
+      <w:r>
+        <w:rPr>
+          <w:rFonts w:ascii="Arial" w:hAnsi="Arial" w:cs="Arial"/>
+        </w:rPr>
+        <w:t>Predictive Analytics and</w:t>
+      </w:r>
+      <w:r>
+        <w:rPr>
+          <w:rFonts w:ascii="Arial" w:hAnsi="Arial" w:cs="Arial"/>
+        </w:rPr>
+        <w:t xml:space="preserve"> </w:t>
+      </w:r>
+      <w:r>
+        <w:rPr>
+          <w:rFonts w:ascii="Arial" w:hAnsi="Arial" w:cs="Arial"/>
+        </w:rPr>
+        <w:t>Forecasting in</w:t>
+      </w:r>
+      <w:r>
+        <w:rPr>
+          <w:rFonts w:ascii="Arial" w:hAnsi="Arial" w:cs="Arial"/>
+        </w:rPr>
+        <w:t xml:space="preserve"> </w:t>
+      </w:r>
+      <w:r>
+        <w:rPr>
+          <w:rFonts w:ascii="Arial" w:hAnsi="Arial" w:cs="Arial"/>
+        </w:rPr>
+        <w:t>Hospitality</w:t>
+      </w:r>
+    </w:p>
+    <w:p>
+      <w:pPr>
+        <w:jc w:val="both"/>
+        <w:rPr>
+          <w:rFonts w:ascii="Arial" w:hAnsi="Arial" w:cs="Arial"/>
+          <w:b/>
+          <w:bCs/>
+        </w:rPr>
+      </w:pPr>
       <w:r>
         <w:rPr>
           <w:rFonts w:ascii="Arial" w:hAnsi="Arial" w:cs="Arial"/>
           <w:i/>
           <w:iCs/>
         </w:rPr>
-        <w:t xml:space="preserve"> on: June 28, 2026. Predictive Analytics – Methods, Models, Examples, and Uses</w:t>
-      </w:r>
-      <w:r>
-        <w:rPr>
-          <w:rFonts w:ascii="Arial" w:hAnsi="Arial" w:cs="Arial"/>
-        </w:rPr>
-        <w:t xml:space="preserve"> Available at https://researchmethod.net/predictive-analytics/</w:t>
-      </w:r>
-    </w:p>
-    <w:p>
-      <w:pPr>
-        <w:jc w:val="center"/>
-        <w:rPr>
-          <w:rFonts w:ascii="Arial" w:hAnsi="Arial" w:cs="Arial"/>
-        </w:rPr>
-      </w:pPr>
-      <w:r>
-        <w:rPr>
-          <w:rFonts w:ascii="Arial" w:hAnsi="Arial" w:cs="Arial"/>
-        </w:rPr>
-        <w:t>London School of Business and Research, UK</w:t>
-      </w:r>
-      <w:r>
-        <w:rPr>
-          <w:rFonts w:ascii="Arial" w:hAnsi="Arial" w:cs="Arial"/>
-        </w:rPr>
-        <w:t xml:space="preserve">, </w:t>
-      </w:r>
-      <w:r>
-        <w:rPr>
-          <w:rFonts w:ascii="Arial" w:hAnsi="Arial" w:cs="Arial"/>
-        </w:rPr>
-        <w:t>Predictive Analytics and</w:t>
-      </w:r>
-      <w:r>
-        <w:rPr>
-          <w:rFonts w:ascii="Arial" w:hAnsi="Arial" w:cs="Arial"/>
-        </w:rPr>
-        <w:t xml:space="preserve"> </w:t>
-      </w:r>
-      <w:r>
-        <w:rPr>
-          <w:rFonts w:ascii="Arial" w:hAnsi="Arial" w:cs="Arial"/>
-        </w:rPr>
-        <w:t>Forecasting in</w:t>
-      </w:r>
-      <w:r>
-        <w:rPr>
-          <w:rFonts w:ascii="Arial" w:hAnsi="Arial" w:cs="Arial"/>
-        </w:rPr>
-        <w:t xml:space="preserve"> </w:t>
-      </w:r>
-      <w:r>
-        <w:rPr>
-          <w:rFonts w:ascii="Arial" w:hAnsi="Arial" w:cs="Arial"/>
-        </w:rPr>
-        <w:t>Hospitality</w:t>
-      </w:r>
-    </w:p>
-    <w:p>
-      <w:pPr>
-        <w:jc w:val="both"/>
-        <w:rPr>
-          <w:rFonts w:ascii="Arial" w:hAnsi="Arial" w:cs="Arial"/>
-          <w:b/>
-          <w:bCs/>
-        </w:rPr>
-      </w:pPr>
-      <w:r>
-        <w:rPr>
-          <w:rFonts w:ascii="Arial" w:hAnsi="Arial" w:cs="Arial"/>
-          <w:i/>
-          <w:iCs/>
-        </w:rPr>
         <w:lastRenderedPageBreak/>
         <w:t> </w:t>
       </w:r>
-      <w:hyperlink r:id="rId18" w:history="1">
+      <w:hyperlink r:id="rId19" w:history="1">
         <w:r>
           <w:rPr>
             <w:i/>
@@ -3725,14 +3638,7 @@
         <w:rPr>
           <w:rFonts w:ascii="Arial" w:hAnsi="Arial" w:cs="Arial"/>
         </w:rPr>
-        <w:t xml:space="preserve">Last Updated on February 16, </w:t>
-      </w:r>
-      <w:proofErr w:type="gramStart"/>
-      <w:r>
-        <w:rPr>
-          <w:rFonts w:ascii="Arial" w:hAnsi="Arial" w:cs="Arial"/>
-        </w:rPr>
-        <w:t>2026</w:t>
+        <w:t>Last Updated on February 16, 2026</w:t>
       </w:r>
       <w:r>
         <w:rPr>
@@ -3744,14 +3650,7 @@
         <w:rPr>
           <w:rFonts w:ascii="Arial" w:hAnsi="Arial" w:cs="Arial"/>
         </w:rPr>
-        <w:t>Predictive</w:t>
-      </w:r>
-      <w:proofErr w:type="gramEnd"/>
-      <w:r>
-        <w:rPr>
-          <w:rFonts w:ascii="Arial" w:hAnsi="Arial" w:cs="Arial"/>
-        </w:rPr>
-        <w:t xml:space="preserve"> Analytics in Hospitality: Use Cases, AI and Hotel Optimization</w:t>
+        <w:t>Predictive Analytics in Hospitality: Use Cases, AI and Hotel Optimization</w:t>
       </w:r>
       <w:r>
         <w:rPr>

--- a/CA1-Predicting_Full_Room_Occupancy_in_Small_Pub.docx
+++ b/CA1-Predicting_Full_Room_Occupancy_in_Small_Pub.docx
@@ -15,6 +15,7 @@
           <w:docPartUnique/>
         </w:docPartObj>
       </w:sdtPr>
+      <w:sdtEndPr/>
       <w:sdtContent>
         <w:p>
           <w:r>
@@ -573,87 +574,7 @@
                     <w:szCs w:val="32"/>
                     <w:u w:val="single"/>
                   </w:rPr>
-                  <w:t>Pr</w:t>
-                </w:r>
-                <w:r>
-                  <w:rPr>
-                    <w:i/>
-                    <w:color w:val="156082"/>
-                    <w:sz w:val="32"/>
-                    <w:szCs w:val="32"/>
-                    <w:u w:val="single"/>
-                  </w:rPr>
-                  <w:t>edicting</w:t>
-                </w:r>
-                <w:r>
-                  <w:rPr>
-                    <w:i/>
-                    <w:color w:val="156082"/>
-                    <w:sz w:val="32"/>
-                    <w:szCs w:val="32"/>
-                    <w:u w:val="single"/>
-                  </w:rPr>
-                  <w:t xml:space="preserve"> </w:t>
-                </w:r>
-                <w:r>
-                  <w:rPr>
-                    <w:i/>
-                    <w:color w:val="156082"/>
-                    <w:sz w:val="32"/>
-                    <w:szCs w:val="32"/>
-                    <w:u w:val="single"/>
-                  </w:rPr>
-                  <w:t>Full</w:t>
-                </w:r>
-                <w:r>
-                  <w:rPr>
-                    <w:i/>
-                    <w:color w:val="156082"/>
-                    <w:sz w:val="32"/>
-                    <w:szCs w:val="32"/>
-                    <w:u w:val="single"/>
-                  </w:rPr>
-                  <w:t xml:space="preserve"> </w:t>
-                </w:r>
-                <w:r>
-                  <w:rPr>
-                    <w:i/>
-                    <w:color w:val="156082"/>
-                    <w:sz w:val="32"/>
-                    <w:szCs w:val="32"/>
-                    <w:u w:val="single"/>
-                  </w:rPr>
-                  <w:t>Room</w:t>
-                </w:r>
-                <w:r>
-                  <w:rPr>
-                    <w:i/>
-                    <w:color w:val="156082"/>
-                    <w:sz w:val="32"/>
-                    <w:szCs w:val="32"/>
-                    <w:u w:val="single"/>
-                  </w:rPr>
-                  <w:t xml:space="preserve"> </w:t>
-                </w:r>
-                <w:r>
-                  <w:rPr>
-                    <w:i/>
-                    <w:color w:val="156082"/>
-                    <w:sz w:val="32"/>
-                    <w:szCs w:val="32"/>
-                    <w:u w:val="single"/>
-                  </w:rPr>
-                  <w:t>Occupancy</w:t>
-                </w:r>
-                <w:r>
-                  <w:rPr>
-                    <w:i/>
-                    <w:color w:val="156082"/>
-                    <w:sz w:val="32"/>
-                    <w:szCs w:val="32"/>
-                    <w:u w:val="single"/>
-                  </w:rPr>
-                  <w:t xml:space="preserve"> </w:t>
+                  <w:t xml:space="preserve">Predicting Full Room Occupancy </w:t>
                 </w:r>
               </w:p>
             </w:tc>
@@ -1660,7 +1581,7 @@
                 <w:noProof/>
                 <w:webHidden/>
               </w:rPr>
-              <w:t>8</w:t>
+              <w:t>7</w:t>
             </w:r>
             <w:r>
               <w:rPr>
@@ -1746,7 +1667,7 @@
                 <w:noProof/>
                 <w:webHidden/>
               </w:rPr>
-              <w:t>9</w:t>
+              <w:t>8</w:t>
             </w:r>
             <w:r>
               <w:rPr>
@@ -1832,7 +1753,7 @@
                 <w:noProof/>
                 <w:webHidden/>
               </w:rPr>
-              <w:t>10</w:t>
+              <w:t>9</w:t>
             </w:r>
             <w:r>
               <w:rPr>
@@ -1917,7 +1838,7 @@
                 <w:noProof/>
                 <w:webHidden/>
               </w:rPr>
-              <w:t>12</w:t>
+              <w:t>9</w:t>
             </w:r>
             <w:r>
               <w:rPr>
@@ -2811,25 +2732,7 @@
         <w:rPr>
           <w:rFonts w:ascii="Arial" w:hAnsi="Arial" w:cs="Arial"/>
         </w:rPr>
-        <w:t>, p</w:t>
-      </w:r>
-      <w:r>
-        <w:rPr>
-          <w:rFonts w:ascii="Arial" w:hAnsi="Arial" w:cs="Arial"/>
-        </w:rPr>
-        <w:t xml:space="preserve">recision, </w:t>
-      </w:r>
-      <w:r>
-        <w:rPr>
-          <w:rFonts w:ascii="Arial" w:hAnsi="Arial" w:cs="Arial"/>
-        </w:rPr>
-        <w:t>r</w:t>
-      </w:r>
-      <w:r>
-        <w:rPr>
-          <w:rFonts w:ascii="Arial" w:hAnsi="Arial" w:cs="Arial"/>
-        </w:rPr>
-        <w:t>ecall</w:t>
+        <w:t>, precision, recall</w:t>
       </w:r>
       <w:r>
         <w:rPr>
@@ -3580,9 +3483,10 @@
       <w:r>
         <w:rPr>
           <w:rFonts w:ascii="Arial" w:hAnsi="Arial" w:cs="Arial"/>
+          <w:noProof/>
         </w:rPr>
         <w:drawing>
-          <wp:anchor distT="0" distB="0" distL="114300" distR="114300" simplePos="0" relativeHeight="251761664" behindDoc="0" locked="0" layoutInCell="1" allowOverlap="1" wp14:anchorId="363AD9A8" wp14:editId="03881F4C">
+          <wp:anchor distT="0" distB="0" distL="114300" distR="114300" simplePos="0" relativeHeight="251761664" behindDoc="0" locked="0" layoutInCell="1" allowOverlap="1" wp14:anchorId="363AD9A8" wp14:editId="26141F9D">
             <wp:simplePos x="0" y="0"/>
             <wp:positionH relativeFrom="margin">
               <wp:posOffset>-464527</wp:posOffset>
@@ -7908,6 +7812,7 @@
       <w:r>
         <w:rPr>
           <w:rFonts w:ascii="Arial" w:hAnsi="Arial" w:cs="Arial"/>
+          <w:noProof/>
         </w:rPr>
         <w:drawing>
           <wp:anchor distT="0" distB="0" distL="114300" distR="114300" simplePos="0" relativeHeight="251762688" behindDoc="0" locked="0" layoutInCell="1" allowOverlap="1" wp14:anchorId="1828E864" wp14:editId="3688B3AF">
@@ -8501,16 +8406,7 @@
                                 <w:sz w:val="12"/>
                                 <w:szCs w:val="12"/>
                               </w:rPr>
-                              <w:t xml:space="preserve">May be </w:t>
-                            </w:r>
-                            <w:r>
-                              <w:rPr>
-                                <w:rFonts w:ascii="Arial" w:hAnsi="Arial" w:cs="Arial"/>
-                                <w:color w:val="000000" w:themeColor="text1"/>
-                                <w:sz w:val="12"/>
-                                <w:szCs w:val="12"/>
-                              </w:rPr>
-                              <w:t>Random Forest Classifier</w:t>
+                              <w:t>May be Random Forest Classifier</w:t>
                             </w:r>
                             <w:r>
                               <w:rPr>
@@ -8620,16 +8516,7 @@
                           <w:sz w:val="12"/>
                           <w:szCs w:val="12"/>
                         </w:rPr>
-                        <w:t xml:space="preserve">May be </w:t>
-                      </w:r>
-                      <w:r>
-                        <w:rPr>
-                          <w:rFonts w:ascii="Arial" w:hAnsi="Arial" w:cs="Arial"/>
-                          <w:color w:val="000000" w:themeColor="text1"/>
-                          <w:sz w:val="12"/>
-                          <w:szCs w:val="12"/>
-                        </w:rPr>
-                        <w:t>Random Forest Classifier</w:t>
+                        <w:t>May be Random Forest Classifier</w:t>
                       </w:r>
                       <w:r>
                         <w:rPr>
@@ -11298,6 +11185,7 @@
       <w:r>
         <w:rPr>
           <w:rFonts w:ascii="Arial" w:hAnsi="Arial" w:cs="Arial"/>
+          <w:noProof/>
         </w:rPr>
         <w:drawing>
           <wp:anchor distT="0" distB="0" distL="114300" distR="114300" simplePos="0" relativeHeight="251760640" behindDoc="1" locked="0" layoutInCell="1" allowOverlap="1" wp14:anchorId="73B2D3FE" wp14:editId="4CCA7CD7">
@@ -12389,13 +12277,7 @@
         <w:rPr>
           <w:rFonts w:ascii="Arial" w:hAnsi="Arial" w:cs="Arial"/>
         </w:rPr>
-        <w:t xml:space="preserve">. Available at: </w:t>
-      </w:r>
-      <w:r>
-        <w:rPr>
-          <w:rFonts w:ascii="Arial" w:hAnsi="Arial" w:cs="Arial"/>
-        </w:rPr>
-        <w:t xml:space="preserve"> </w:t>
+        <w:t xml:space="preserve">. Available at:  </w:t>
       </w:r>
       <w:hyperlink r:id="rId20" w:history="1">
         <w:r>
@@ -12522,13 +12404,7 @@
         <w:rPr>
           <w:rFonts w:ascii="Arial" w:hAnsi="Arial" w:cs="Arial"/>
         </w:rPr>
-        <w:t>2023</w:t>
-      </w:r>
-      <w:r>
-        <w:rPr>
-          <w:rFonts w:ascii="Arial" w:hAnsi="Arial" w:cs="Arial"/>
-        </w:rPr>
-        <w:t>)</w:t>
+        <w:t>2023)</w:t>
       </w:r>
       <w:r>
         <w:rPr>
@@ -12540,13 +12416,7 @@
         <w:rPr>
           <w:rFonts w:ascii="Arial" w:hAnsi="Arial" w:cs="Arial"/>
         </w:rPr>
-        <w:t xml:space="preserve"> </w:t>
-      </w:r>
-      <w:r>
-        <w:rPr>
-          <w:rFonts w:ascii="Arial" w:hAnsi="Arial" w:cs="Arial"/>
-        </w:rPr>
-        <w:t>Available at:</w:t>
+        <w:t xml:space="preserve"> Available at:</w:t>
       </w:r>
       <w:r>
         <w:rPr>
@@ -12575,19 +12445,7 @@
         <w:rPr>
           <w:rFonts w:ascii="Arial" w:hAnsi="Arial" w:cs="Arial"/>
         </w:rPr>
-        <w:t xml:space="preserve">Accessed: </w:t>
-      </w:r>
-      <w:r>
-        <w:rPr>
-          <w:rFonts w:ascii="Arial" w:hAnsi="Arial" w:cs="Arial"/>
-        </w:rPr>
-        <w:t>5</w:t>
-      </w:r>
-      <w:r>
-        <w:rPr>
-          <w:rFonts w:ascii="Arial" w:hAnsi="Arial" w:cs="Arial"/>
-        </w:rPr>
-        <w:t xml:space="preserve"> October 2026).</w:t>
+        <w:t>Accessed: 5 October 2026).</w:t>
       </w:r>
     </w:p>
     <w:p>
@@ -12814,29 +12672,15 @@
           <w:rFonts w:ascii="Arial" w:hAnsi="Arial" w:cs="Arial"/>
           <w:color w:val="000000" w:themeColor="text1"/>
         </w:rPr>
-        <w:t xml:space="preserve">  </w:t>
-      </w:r>
+        <w:t xml:space="preserve">  (</w:t>
+      </w:r>
+      <w:proofErr w:type="gramEnd"/>
       <w:r>
         <w:rPr>
           <w:rFonts w:ascii="Arial" w:hAnsi="Arial" w:cs="Arial"/>
           <w:color w:val="000000" w:themeColor="text1"/>
         </w:rPr>
-        <w:t>(</w:t>
-      </w:r>
-      <w:proofErr w:type="gramEnd"/>
-      <w:r>
-        <w:rPr>
-          <w:rFonts w:ascii="Arial" w:hAnsi="Arial" w:cs="Arial"/>
-          <w:color w:val="000000" w:themeColor="text1"/>
-        </w:rPr>
-        <w:t>N</w:t>
-      </w:r>
-      <w:r>
-        <w:rPr>
-          <w:rFonts w:ascii="Arial" w:hAnsi="Arial" w:cs="Arial"/>
-          <w:color w:val="000000" w:themeColor="text1"/>
-        </w:rPr>
-        <w:t xml:space="preserve">o </w:t>
+        <w:t xml:space="preserve">No </w:t>
       </w:r>
       <w:proofErr w:type="gramStart"/>
       <w:r>
@@ -12898,14 +12742,7 @@
           <w:rFonts w:ascii="Arial" w:hAnsi="Arial" w:cs="Arial"/>
           <w:color w:val="000000" w:themeColor="text1"/>
         </w:rPr>
-        <w:t xml:space="preserve"> </w:t>
-      </w:r>
-      <w:r>
-        <w:rPr>
-          <w:rFonts w:ascii="Arial" w:hAnsi="Arial" w:cs="Arial"/>
-          <w:color w:val="000000" w:themeColor="text1"/>
-        </w:rPr>
-        <w:t>(Accessed: 8 October 2026).</w:t>
+        <w:t xml:space="preserve"> (Accessed: 8 October 2026).</w:t>
       </w:r>
     </w:p>
     <w:p>
@@ -13009,14 +12846,7 @@
           <w:rFonts w:ascii="Arial" w:hAnsi="Arial" w:cs="Arial"/>
           <w:color w:val="000000" w:themeColor="text1"/>
         </w:rPr>
-        <w:t xml:space="preserve"> </w:t>
-      </w:r>
-      <w:r>
-        <w:rPr>
-          <w:rFonts w:ascii="Arial" w:hAnsi="Arial" w:cs="Arial"/>
-          <w:color w:val="000000" w:themeColor="text1"/>
-        </w:rPr>
-        <w:t xml:space="preserve">(Accessed: </w:t>
+        <w:t xml:space="preserve"> (Accessed: </w:t>
       </w:r>
       <w:r>
         <w:rPr>
@@ -13053,14 +12883,7 @@
           <w:rFonts w:ascii="Arial" w:hAnsi="Arial" w:cs="Arial"/>
           <w:color w:val="000000" w:themeColor="text1"/>
         </w:rPr>
-        <w:t>Take-off</w:t>
-      </w:r>
-      <w:r>
-        <w:rPr>
-          <w:rFonts w:ascii="Arial" w:hAnsi="Arial" w:cs="Arial"/>
-          <w:color w:val="000000" w:themeColor="text1"/>
-        </w:rPr>
-        <w:t xml:space="preserve"> Edu Group</w:t>
+        <w:t>Take-off Edu Group</w:t>
       </w:r>
       <w:r>
         <w:rPr>
@@ -13107,28 +12930,7 @@
           <w:rFonts w:ascii="Arial" w:hAnsi="Arial" w:cs="Arial"/>
           <w:color w:val="000000" w:themeColor="text1"/>
         </w:rPr>
-        <w:t xml:space="preserve"> </w:t>
-      </w:r>
-      <w:r>
-        <w:rPr>
-          <w:rFonts w:ascii="Arial" w:hAnsi="Arial" w:cs="Arial"/>
-          <w:color w:val="000000" w:themeColor="text1"/>
-        </w:rPr>
-        <w:t>(Accessed: 1</w:t>
-      </w:r>
-      <w:r>
-        <w:rPr>
-          <w:rFonts w:ascii="Arial" w:hAnsi="Arial" w:cs="Arial"/>
-          <w:color w:val="000000" w:themeColor="text1"/>
-        </w:rPr>
-        <w:t>3</w:t>
-      </w:r>
-      <w:r>
-        <w:rPr>
-          <w:rFonts w:ascii="Arial" w:hAnsi="Arial" w:cs="Arial"/>
-          <w:color w:val="000000" w:themeColor="text1"/>
-        </w:rPr>
-        <w:t xml:space="preserve"> October 2026).</w:t>
+        <w:t xml:space="preserve"> (Accessed: 13 October 2026).</w:t>
       </w:r>
     </w:p>
     <w:p>
@@ -13312,21 +13114,7 @@
           <w:rFonts w:ascii="Arial" w:hAnsi="Arial" w:cs="Arial"/>
           <w:color w:val="000000" w:themeColor="text1"/>
         </w:rPr>
-        <w:t xml:space="preserve"> </w:t>
-      </w:r>
-      <w:r>
-        <w:rPr>
-          <w:rFonts w:ascii="Arial" w:hAnsi="Arial" w:cs="Arial"/>
-          <w:color w:val="000000" w:themeColor="text1"/>
-        </w:rPr>
-        <w:t>Available at</w:t>
-      </w:r>
-      <w:r>
-        <w:rPr>
-          <w:rFonts w:ascii="Arial" w:hAnsi="Arial" w:cs="Arial"/>
-          <w:color w:val="000000" w:themeColor="text1"/>
-        </w:rPr>
-        <w:t xml:space="preserve"> </w:t>
+        <w:t xml:space="preserve"> Available at </w:t>
       </w:r>
       <w:hyperlink r:id="rId28" w:history="1">
         <w:r>
@@ -13344,21 +13132,7 @@
           <w:rFonts w:ascii="Arial" w:hAnsi="Arial" w:cs="Arial"/>
           <w:color w:val="000000" w:themeColor="text1"/>
         </w:rPr>
-        <w:t>(Accessed: 1</w:t>
-      </w:r>
-      <w:r>
-        <w:rPr>
-          <w:rFonts w:ascii="Arial" w:hAnsi="Arial" w:cs="Arial"/>
-          <w:color w:val="000000" w:themeColor="text1"/>
-        </w:rPr>
-        <w:t>3</w:t>
-      </w:r>
-      <w:r>
-        <w:rPr>
-          <w:rFonts w:ascii="Arial" w:hAnsi="Arial" w:cs="Arial"/>
-          <w:color w:val="000000" w:themeColor="text1"/>
-        </w:rPr>
-        <w:t xml:space="preserve"> October 2026).</w:t>
+        <w:t>(Accessed: 13 October 2026).</w:t>
       </w:r>
     </w:p>
     <w:p>
@@ -13466,77 +13240,35 @@
           <w:rFonts w:ascii="Arial" w:hAnsi="Arial" w:cs="Arial"/>
           <w:color w:val="000000" w:themeColor="text1"/>
         </w:rPr>
-        <w:t xml:space="preserve"> </w:t>
+        <w:t xml:space="preserve"> 18 January 2025</w:t>
       </w:r>
       <w:r>
         <w:rPr>
           <w:rFonts w:ascii="Arial" w:hAnsi="Arial" w:cs="Arial"/>
           <w:color w:val="000000" w:themeColor="text1"/>
         </w:rPr>
-        <w:t>18</w:t>
+        <w:t>)</w:t>
       </w:r>
       <w:r>
         <w:rPr>
           <w:rFonts w:ascii="Arial" w:hAnsi="Arial" w:cs="Arial"/>
           <w:color w:val="000000" w:themeColor="text1"/>
         </w:rPr>
-        <w:t xml:space="preserve"> </w:t>
+        <w:t xml:space="preserve"> Preparing Data for ML Development in 6 Steps</w:t>
       </w:r>
       <w:r>
         <w:rPr>
           <w:rFonts w:ascii="Arial" w:hAnsi="Arial" w:cs="Arial"/>
           <w:color w:val="000000" w:themeColor="text1"/>
         </w:rPr>
-        <w:t>January 2025</w:t>
+        <w:t>.</w:t>
       </w:r>
       <w:r>
         <w:rPr>
           <w:rFonts w:ascii="Arial" w:hAnsi="Arial" w:cs="Arial"/>
           <w:color w:val="000000" w:themeColor="text1"/>
         </w:rPr>
-        <w:t>)</w:t>
-      </w:r>
-      <w:r>
-        <w:rPr>
-          <w:rFonts w:ascii="Arial" w:hAnsi="Arial" w:cs="Arial"/>
-          <w:color w:val="000000" w:themeColor="text1"/>
-        </w:rPr>
-        <w:t xml:space="preserve"> </w:t>
-      </w:r>
-      <w:r>
-        <w:rPr>
-          <w:rFonts w:ascii="Arial" w:hAnsi="Arial" w:cs="Arial"/>
-          <w:color w:val="000000" w:themeColor="text1"/>
-        </w:rPr>
-        <w:t>Preparing Data for ML Development in 6 Steps</w:t>
-      </w:r>
-      <w:r>
-        <w:rPr>
-          <w:rFonts w:ascii="Arial" w:hAnsi="Arial" w:cs="Arial"/>
-          <w:color w:val="000000" w:themeColor="text1"/>
-        </w:rPr>
-        <w:t>.</w:t>
-      </w:r>
-      <w:r>
-        <w:rPr>
-          <w:rFonts w:ascii="Arial" w:hAnsi="Arial" w:cs="Arial"/>
-          <w:color w:val="000000" w:themeColor="text1"/>
-        </w:rPr>
-        <w:t xml:space="preserve"> </w:t>
-      </w:r>
-      <w:r>
-        <w:rPr>
-          <w:rFonts w:ascii="Arial" w:hAnsi="Arial" w:cs="Arial"/>
-          <w:color w:val="000000" w:themeColor="text1"/>
-        </w:rPr>
-        <w:t>Available at</w:t>
-      </w:r>
-      <w:r>
-        <w:rPr>
-          <w:rFonts w:ascii="Arial" w:hAnsi="Arial" w:cs="Arial"/>
-          <w:color w:val="000000" w:themeColor="text1"/>
-        </w:rPr>
-        <w:t xml:space="preserve"> </w:t>
+        <w:t xml:space="preserve"> Available at </w:t>
       </w:r>
       <w:hyperlink r:id="rId31" w:history="1">
         <w:r>
@@ -13554,15 +13286,16 @@
           <w:rFonts w:ascii="Arial" w:hAnsi="Arial" w:cs="Arial"/>
           <w:color w:val="000000" w:themeColor="text1"/>
         </w:rPr>
-        <w:t xml:space="preserve"> </w:t>
-      </w:r>
-      <w:r>
-        <w:rPr>
-          <w:rFonts w:ascii="Arial" w:hAnsi="Arial" w:cs="Arial"/>
-          <w:color w:val="000000" w:themeColor="text1"/>
-        </w:rPr>
-        <w:t>(Accessed: 17 October 2026).</w:t>
-      </w:r>
+        <w:t xml:space="preserve"> (Accessed: 17 October 2026).</w:t>
+      </w:r>
+    </w:p>
+    <w:p>
+      <w:pPr>
+        <w:jc w:val="both"/>
+        <w:rPr>
+          <w:rFonts w:ascii="Arial" w:hAnsi="Arial" w:cs="Arial"/>
+        </w:rPr>
+      </w:pPr>
     </w:p>
     <w:p>
       <w:pPr>
@@ -13760,18 +13493,8 @@
           <w:sz w:val="28"/>
           <w:szCs w:val="28"/>
         </w:rPr>
-        <w:t>A</w:t>
-      </w:r>
-      <w:r>
-        <w:rPr>
-          <w:rFonts w:ascii="Arial" w:hAnsi="Arial" w:cs="Arial"/>
-          <w:b/>
-          <w:bCs/>
-          <w:color w:val="000000" w:themeColor="text1"/>
-          <w:sz w:val="28"/>
-          <w:szCs w:val="28"/>
-        </w:rPr>
-        <w:t>ppendix</w:t>
+        <w:lastRenderedPageBreak/>
+        <w:t>Appendix</w:t>
       </w:r>
       <w:bookmarkEnd w:id="10"/>
     </w:p>
@@ -17366,6 +17089,7 @@
   <w:style w:type="character" w:default="1" w:styleId="DefaultParagraphFont">
     <w:name w:val="Default Paragraph Font"/>
     <w:uiPriority w:val="1"/>
+    <w:semiHidden/>
     <w:unhideWhenUsed/>
   </w:style>
   <w:style w:type="table" w:default="1" w:styleId="TableNormal">
